--- a/Web-programozás 1 – Előadás Beadandó.docx
+++ b/Web-programozás 1 – Előadás Beadandó.docx
@@ -77,8 +77,13 @@
     <w:sdt>
       <w:sdtPr>
         <w:rPr>
-          <w:rFonts w:ascii="Times New Roman" w:hAnsi="Times New Roman" w:cs="Times New Roman"/>
+          <w:rFonts w:ascii="Times New Roman" w:eastAsiaTheme="minorHAnsi" w:hAnsi="Times New Roman" w:cs="Times New Roman"/>
           <w:color w:val="auto"/>
+          <w:kern w:val="2"/>
+          <w:sz w:val="22"/>
+          <w:szCs w:val="22"/>
+          <w:lang w:eastAsia="en-US"/>
+          <w14:ligatures w14:val="standardContextual"/>
         </w:rPr>
         <w:id w:val="-1342695067"/>
         <w:docPartObj>
@@ -88,14 +93,8 @@
       </w:sdtPr>
       <w:sdtEndPr>
         <w:rPr>
-          <w:rFonts w:eastAsiaTheme="minorHAnsi"/>
           <w:b/>
           <w:bCs/>
-          <w:kern w:val="2"/>
-          <w:sz w:val="22"/>
-          <w:szCs w:val="22"/>
-          <w:lang w:eastAsia="en-US"/>
-          <w14:ligatures w14:val="standardContextual"/>
         </w:rPr>
       </w:sdtEndPr>
       <w:sdtContent>
@@ -164,7 +163,7 @@
             </w:rPr>
             <w:fldChar w:fldCharType="separate"/>
           </w:r>
-          <w:hyperlink w:anchor="_Toc226651578" w:history="1">
+          <w:hyperlink w:anchor="_Toc226794847" w:history="1">
             <w:r>
               <w:rPr>
                 <w:rStyle w:val="Hiperhivatkozs"/>
@@ -172,9 +171,6 @@
                 <w:b/>
                 <w:bCs/>
                 <w:noProof/>
-                <w:color w:val="auto"/>
-                <w:sz w:val="24"/>
-                <w:szCs w:val="24"/>
               </w:rPr>
               <w:t>Bevezetés</w:t>
             </w:r>
@@ -183,8 +179,6 @@
                 <w:rFonts w:ascii="Times New Roman" w:hAnsi="Times New Roman" w:cs="Times New Roman"/>
                 <w:noProof/>
                 <w:webHidden/>
-                <w:sz w:val="24"/>
-                <w:szCs w:val="24"/>
               </w:rPr>
               <w:tab/>
             </w:r>
@@ -193,8 +187,6 @@
                 <w:rFonts w:ascii="Times New Roman" w:hAnsi="Times New Roman" w:cs="Times New Roman"/>
                 <w:noProof/>
                 <w:webHidden/>
-                <w:sz w:val="24"/>
-                <w:szCs w:val="24"/>
               </w:rPr>
               <w:fldChar w:fldCharType="begin"/>
             </w:r>
@@ -203,18 +195,14 @@
                 <w:rFonts w:ascii="Times New Roman" w:hAnsi="Times New Roman" w:cs="Times New Roman"/>
                 <w:noProof/>
                 <w:webHidden/>
-                <w:sz w:val="24"/>
-                <w:szCs w:val="24"/>
-              </w:rPr>
-              <w:instrText xml:space="preserve"> PAGEREF _Toc226651578 \h </w:instrText>
+              </w:rPr>
+              <w:instrText xml:space="preserve"> PAGEREF _Toc226794847 \h </w:instrText>
             </w:r>
             <w:r>
               <w:rPr>
                 <w:rFonts w:ascii="Times New Roman" w:hAnsi="Times New Roman" w:cs="Times New Roman"/>
                 <w:noProof/>
                 <w:webHidden/>
-                <w:sz w:val="24"/>
-                <w:szCs w:val="24"/>
               </w:rPr>
             </w:r>
             <w:r>
@@ -222,8 +210,6 @@
                 <w:rFonts w:ascii="Times New Roman" w:hAnsi="Times New Roman" w:cs="Times New Roman"/>
                 <w:noProof/>
                 <w:webHidden/>
-                <w:sz w:val="24"/>
-                <w:szCs w:val="24"/>
               </w:rPr>
               <w:fldChar w:fldCharType="separate"/>
             </w:r>
@@ -232,8 +218,6 @@
                 <w:rFonts w:ascii="Times New Roman" w:hAnsi="Times New Roman" w:cs="Times New Roman"/>
                 <w:noProof/>
                 <w:webHidden/>
-                <w:sz w:val="24"/>
-                <w:szCs w:val="24"/>
               </w:rPr>
               <w:t>2</w:t>
             </w:r>
@@ -242,8 +226,6 @@
                 <w:rFonts w:ascii="Times New Roman" w:hAnsi="Times New Roman" w:cs="Times New Roman"/>
                 <w:noProof/>
                 <w:webHidden/>
-                <w:sz w:val="24"/>
-                <w:szCs w:val="24"/>
               </w:rPr>
               <w:fldChar w:fldCharType="end"/>
             </w:r>
@@ -263,7 +245,7 @@
               <w:lang w:eastAsia="hu-HU"/>
             </w:rPr>
           </w:pPr>
-          <w:hyperlink w:anchor="_Toc226651579" w:history="1">
+          <w:hyperlink w:anchor="_Toc226794848" w:history="1">
             <w:r>
               <w:rPr>
                 <w:rStyle w:val="Hiperhivatkozs"/>
@@ -271,9 +253,6 @@
                 <w:b/>
                 <w:bCs/>
                 <w:noProof/>
-                <w:color w:val="auto"/>
-                <w:sz w:val="24"/>
-                <w:szCs w:val="24"/>
               </w:rPr>
               <w:t>1.</w:t>
             </w:r>
@@ -294,9 +273,6 @@
                 <w:b/>
                 <w:bCs/>
                 <w:noProof/>
-                <w:color w:val="auto"/>
-                <w:sz w:val="24"/>
-                <w:szCs w:val="24"/>
               </w:rPr>
               <w:t>A projekt előkészítése</w:t>
             </w:r>
@@ -305,8 +281,6 @@
                 <w:rFonts w:ascii="Times New Roman" w:hAnsi="Times New Roman" w:cs="Times New Roman"/>
                 <w:noProof/>
                 <w:webHidden/>
-                <w:sz w:val="24"/>
-                <w:szCs w:val="24"/>
               </w:rPr>
               <w:tab/>
             </w:r>
@@ -315,8 +289,6 @@
                 <w:rFonts w:ascii="Times New Roman" w:hAnsi="Times New Roman" w:cs="Times New Roman"/>
                 <w:noProof/>
                 <w:webHidden/>
-                <w:sz w:val="24"/>
-                <w:szCs w:val="24"/>
               </w:rPr>
               <w:fldChar w:fldCharType="begin"/>
             </w:r>
@@ -325,18 +297,14 @@
                 <w:rFonts w:ascii="Times New Roman" w:hAnsi="Times New Roman" w:cs="Times New Roman"/>
                 <w:noProof/>
                 <w:webHidden/>
-                <w:sz w:val="24"/>
-                <w:szCs w:val="24"/>
-              </w:rPr>
-              <w:instrText xml:space="preserve"> PAGEREF _Toc226651579 \h </w:instrText>
+              </w:rPr>
+              <w:instrText xml:space="preserve"> PAGEREF _Toc226794848 \h </w:instrText>
             </w:r>
             <w:r>
               <w:rPr>
                 <w:rFonts w:ascii="Times New Roman" w:hAnsi="Times New Roman" w:cs="Times New Roman"/>
                 <w:noProof/>
                 <w:webHidden/>
-                <w:sz w:val="24"/>
-                <w:szCs w:val="24"/>
               </w:rPr>
             </w:r>
             <w:r>
@@ -344,8 +312,6 @@
                 <w:rFonts w:ascii="Times New Roman" w:hAnsi="Times New Roman" w:cs="Times New Roman"/>
                 <w:noProof/>
                 <w:webHidden/>
-                <w:sz w:val="24"/>
-                <w:szCs w:val="24"/>
               </w:rPr>
               <w:fldChar w:fldCharType="separate"/>
             </w:r>
@@ -354,8 +320,6 @@
                 <w:rFonts w:ascii="Times New Roman" w:hAnsi="Times New Roman" w:cs="Times New Roman"/>
                 <w:noProof/>
                 <w:webHidden/>
-                <w:sz w:val="24"/>
-                <w:szCs w:val="24"/>
               </w:rPr>
               <w:t>2</w:t>
             </w:r>
@@ -364,8 +328,6 @@
                 <w:rFonts w:ascii="Times New Roman" w:hAnsi="Times New Roman" w:cs="Times New Roman"/>
                 <w:noProof/>
                 <w:webHidden/>
-                <w:sz w:val="24"/>
-                <w:szCs w:val="24"/>
               </w:rPr>
               <w:fldChar w:fldCharType="end"/>
             </w:r>
@@ -385,7 +347,7 @@
               <w:lang w:eastAsia="hu-HU"/>
             </w:rPr>
           </w:pPr>
-          <w:hyperlink w:anchor="_Toc226651580" w:history="1">
+          <w:hyperlink w:anchor="_Toc226794849" w:history="1">
             <w:r>
               <w:rPr>
                 <w:rStyle w:val="Hiperhivatkozs"/>
@@ -393,9 +355,6 @@
                 <w:b/>
                 <w:bCs/>
                 <w:noProof/>
-                <w:color w:val="auto"/>
-                <w:sz w:val="24"/>
-                <w:szCs w:val="24"/>
               </w:rPr>
               <w:t>2.</w:t>
             </w:r>
@@ -416,9 +375,6 @@
                 <w:b/>
                 <w:bCs/>
                 <w:noProof/>
-                <w:color w:val="auto"/>
-                <w:sz w:val="24"/>
-                <w:szCs w:val="24"/>
               </w:rPr>
               <w:t>A közös arculat kialakítása</w:t>
             </w:r>
@@ -427,8 +383,6 @@
                 <w:rFonts w:ascii="Times New Roman" w:hAnsi="Times New Roman" w:cs="Times New Roman"/>
                 <w:noProof/>
                 <w:webHidden/>
-                <w:sz w:val="24"/>
-                <w:szCs w:val="24"/>
               </w:rPr>
               <w:tab/>
             </w:r>
@@ -437,8 +391,6 @@
                 <w:rFonts w:ascii="Times New Roman" w:hAnsi="Times New Roman" w:cs="Times New Roman"/>
                 <w:noProof/>
                 <w:webHidden/>
-                <w:sz w:val="24"/>
-                <w:szCs w:val="24"/>
               </w:rPr>
               <w:fldChar w:fldCharType="begin"/>
             </w:r>
@@ -447,18 +399,14 @@
                 <w:rFonts w:ascii="Times New Roman" w:hAnsi="Times New Roman" w:cs="Times New Roman"/>
                 <w:noProof/>
                 <w:webHidden/>
-                <w:sz w:val="24"/>
-                <w:szCs w:val="24"/>
-              </w:rPr>
-              <w:instrText xml:space="preserve"> PAGEREF _Toc226651580 \h </w:instrText>
+              </w:rPr>
+              <w:instrText xml:space="preserve"> PAGEREF _Toc226794849 \h </w:instrText>
             </w:r>
             <w:r>
               <w:rPr>
                 <w:rFonts w:ascii="Times New Roman" w:hAnsi="Times New Roman" w:cs="Times New Roman"/>
                 <w:noProof/>
                 <w:webHidden/>
-                <w:sz w:val="24"/>
-                <w:szCs w:val="24"/>
               </w:rPr>
             </w:r>
             <w:r>
@@ -466,8 +414,6 @@
                 <w:rFonts w:ascii="Times New Roman" w:hAnsi="Times New Roman" w:cs="Times New Roman"/>
                 <w:noProof/>
                 <w:webHidden/>
-                <w:sz w:val="24"/>
-                <w:szCs w:val="24"/>
               </w:rPr>
               <w:fldChar w:fldCharType="separate"/>
             </w:r>
@@ -476,8 +422,6 @@
                 <w:rFonts w:ascii="Times New Roman" w:hAnsi="Times New Roman" w:cs="Times New Roman"/>
                 <w:noProof/>
                 <w:webHidden/>
-                <w:sz w:val="24"/>
-                <w:szCs w:val="24"/>
               </w:rPr>
               <w:t>3</w:t>
             </w:r>
@@ -486,8 +430,6 @@
                 <w:rFonts w:ascii="Times New Roman" w:hAnsi="Times New Roman" w:cs="Times New Roman"/>
                 <w:noProof/>
                 <w:webHidden/>
-                <w:sz w:val="24"/>
-                <w:szCs w:val="24"/>
               </w:rPr>
               <w:fldChar w:fldCharType="end"/>
             </w:r>
@@ -507,7 +449,7 @@
               <w:lang w:eastAsia="hu-HU"/>
             </w:rPr>
           </w:pPr>
-          <w:hyperlink w:anchor="_Toc226651581" w:history="1">
+          <w:hyperlink w:anchor="_Toc226794850" w:history="1">
             <w:r>
               <w:rPr>
                 <w:rStyle w:val="Hiperhivatkozs"/>
@@ -515,9 +457,6 @@
                 <w:b/>
                 <w:bCs/>
                 <w:noProof/>
-                <w:color w:val="auto"/>
-                <w:sz w:val="24"/>
-                <w:szCs w:val="24"/>
               </w:rPr>
               <w:t>3.</w:t>
             </w:r>
@@ -538,9 +477,6 @@
                 <w:b/>
                 <w:bCs/>
                 <w:noProof/>
-                <w:color w:val="auto"/>
-                <w:sz w:val="24"/>
-                <w:szCs w:val="24"/>
               </w:rPr>
               <w:t>Index.html</w:t>
             </w:r>
@@ -549,8 +485,6 @@
                 <w:rFonts w:ascii="Times New Roman" w:hAnsi="Times New Roman" w:cs="Times New Roman"/>
                 <w:noProof/>
                 <w:webHidden/>
-                <w:sz w:val="24"/>
-                <w:szCs w:val="24"/>
               </w:rPr>
               <w:tab/>
             </w:r>
@@ -559,8 +493,6 @@
                 <w:rFonts w:ascii="Times New Roman" w:hAnsi="Times New Roman" w:cs="Times New Roman"/>
                 <w:noProof/>
                 <w:webHidden/>
-                <w:sz w:val="24"/>
-                <w:szCs w:val="24"/>
               </w:rPr>
               <w:fldChar w:fldCharType="begin"/>
             </w:r>
@@ -569,18 +501,14 @@
                 <w:rFonts w:ascii="Times New Roman" w:hAnsi="Times New Roman" w:cs="Times New Roman"/>
                 <w:noProof/>
                 <w:webHidden/>
-                <w:sz w:val="24"/>
-                <w:szCs w:val="24"/>
-              </w:rPr>
-              <w:instrText xml:space="preserve"> PAGEREF _Toc226651581 \h </w:instrText>
+              </w:rPr>
+              <w:instrText xml:space="preserve"> PAGEREF _Toc226794850 \h </w:instrText>
             </w:r>
             <w:r>
               <w:rPr>
                 <w:rFonts w:ascii="Times New Roman" w:hAnsi="Times New Roman" w:cs="Times New Roman"/>
                 <w:noProof/>
                 <w:webHidden/>
-                <w:sz w:val="24"/>
-                <w:szCs w:val="24"/>
               </w:rPr>
             </w:r>
             <w:r>
@@ -588,8 +516,6 @@
                 <w:rFonts w:ascii="Times New Roman" w:hAnsi="Times New Roman" w:cs="Times New Roman"/>
                 <w:noProof/>
                 <w:webHidden/>
-                <w:sz w:val="24"/>
-                <w:szCs w:val="24"/>
               </w:rPr>
               <w:fldChar w:fldCharType="separate"/>
             </w:r>
@@ -598,18 +524,14 @@
                 <w:rFonts w:ascii="Times New Roman" w:hAnsi="Times New Roman" w:cs="Times New Roman"/>
                 <w:noProof/>
                 <w:webHidden/>
-                <w:sz w:val="24"/>
-                <w:szCs w:val="24"/>
-              </w:rPr>
-              <w:t>4</w:t>
+              </w:rPr>
+              <w:t>5</w:t>
             </w:r>
             <w:r>
               <w:rPr>
                 <w:rFonts w:ascii="Times New Roman" w:hAnsi="Times New Roman" w:cs="Times New Roman"/>
                 <w:noProof/>
                 <w:webHidden/>
-                <w:sz w:val="24"/>
-                <w:szCs w:val="24"/>
               </w:rPr>
               <w:fldChar w:fldCharType="end"/>
             </w:r>
@@ -629,7 +551,7 @@
               <w:lang w:eastAsia="hu-HU"/>
             </w:rPr>
           </w:pPr>
-          <w:hyperlink w:anchor="_Toc226651582" w:history="1">
+          <w:hyperlink w:anchor="_Toc226794851" w:history="1">
             <w:r>
               <w:rPr>
                 <w:rStyle w:val="Hiperhivatkozs"/>
@@ -637,9 +559,6 @@
                 <w:b/>
                 <w:bCs/>
                 <w:noProof/>
-                <w:color w:val="auto"/>
-                <w:sz w:val="24"/>
-                <w:szCs w:val="24"/>
               </w:rPr>
               <w:t>4.</w:t>
             </w:r>
@@ -660,9 +579,6 @@
                 <w:b/>
                 <w:bCs/>
                 <w:noProof/>
-                <w:color w:val="auto"/>
-                <w:sz w:val="24"/>
-                <w:szCs w:val="24"/>
               </w:rPr>
               <w:t>Javascript.html</w:t>
             </w:r>
@@ -671,8 +587,6 @@
                 <w:rFonts w:ascii="Times New Roman" w:hAnsi="Times New Roman" w:cs="Times New Roman"/>
                 <w:noProof/>
                 <w:webHidden/>
-                <w:sz w:val="24"/>
-                <w:szCs w:val="24"/>
               </w:rPr>
               <w:tab/>
             </w:r>
@@ -681,8 +595,6 @@
                 <w:rFonts w:ascii="Times New Roman" w:hAnsi="Times New Roman" w:cs="Times New Roman"/>
                 <w:noProof/>
                 <w:webHidden/>
-                <w:sz w:val="24"/>
-                <w:szCs w:val="24"/>
               </w:rPr>
               <w:fldChar w:fldCharType="begin"/>
             </w:r>
@@ -691,18 +603,14 @@
                 <w:rFonts w:ascii="Times New Roman" w:hAnsi="Times New Roman" w:cs="Times New Roman"/>
                 <w:noProof/>
                 <w:webHidden/>
-                <w:sz w:val="24"/>
-                <w:szCs w:val="24"/>
-              </w:rPr>
-              <w:instrText xml:space="preserve"> PAGEREF _Toc226651582 \h </w:instrText>
+              </w:rPr>
+              <w:instrText xml:space="preserve"> PAGEREF _Toc226794851 \h </w:instrText>
             </w:r>
             <w:r>
               <w:rPr>
                 <w:rFonts w:ascii="Times New Roman" w:hAnsi="Times New Roman" w:cs="Times New Roman"/>
                 <w:noProof/>
                 <w:webHidden/>
-                <w:sz w:val="24"/>
-                <w:szCs w:val="24"/>
               </w:rPr>
             </w:r>
             <w:r>
@@ -710,8 +618,6 @@
                 <w:rFonts w:ascii="Times New Roman" w:hAnsi="Times New Roman" w:cs="Times New Roman"/>
                 <w:noProof/>
                 <w:webHidden/>
-                <w:sz w:val="24"/>
-                <w:szCs w:val="24"/>
               </w:rPr>
               <w:fldChar w:fldCharType="separate"/>
             </w:r>
@@ -720,8 +626,6 @@
                 <w:rFonts w:ascii="Times New Roman" w:hAnsi="Times New Roman" w:cs="Times New Roman"/>
                 <w:noProof/>
                 <w:webHidden/>
-                <w:sz w:val="24"/>
-                <w:szCs w:val="24"/>
               </w:rPr>
               <w:t>6</w:t>
             </w:r>
@@ -730,8 +634,6 @@
                 <w:rFonts w:ascii="Times New Roman" w:hAnsi="Times New Roman" w:cs="Times New Roman"/>
                 <w:noProof/>
                 <w:webHidden/>
-                <w:sz w:val="24"/>
-                <w:szCs w:val="24"/>
               </w:rPr>
               <w:fldChar w:fldCharType="end"/>
             </w:r>
@@ -752,7 +654,7 @@
               <w:lang w:eastAsia="hu-HU"/>
             </w:rPr>
           </w:pPr>
-          <w:hyperlink w:anchor="_Toc226651583" w:history="1">
+          <w:hyperlink w:anchor="_Toc226794852" w:history="1">
             <w:r>
               <w:rPr>
                 <w:rStyle w:val="Hiperhivatkozs"/>
@@ -760,9 +662,6 @@
                 <w:b/>
                 <w:bCs/>
                 <w:noProof/>
-                <w:color w:val="auto"/>
-                <w:sz w:val="24"/>
-                <w:szCs w:val="24"/>
               </w:rPr>
               <w:t>a)</w:t>
             </w:r>
@@ -783,9 +682,6 @@
                 <w:b/>
                 <w:bCs/>
                 <w:noProof/>
-                <w:color w:val="auto"/>
-                <w:sz w:val="24"/>
-                <w:szCs w:val="24"/>
               </w:rPr>
               <w:t>CRUD alkalmazás kialakítása</w:t>
             </w:r>
@@ -794,8 +690,6 @@
                 <w:rFonts w:ascii="Times New Roman" w:hAnsi="Times New Roman" w:cs="Times New Roman"/>
                 <w:noProof/>
                 <w:webHidden/>
-                <w:sz w:val="24"/>
-                <w:szCs w:val="24"/>
               </w:rPr>
               <w:tab/>
             </w:r>
@@ -804,8 +698,6 @@
                 <w:rFonts w:ascii="Times New Roman" w:hAnsi="Times New Roman" w:cs="Times New Roman"/>
                 <w:noProof/>
                 <w:webHidden/>
-                <w:sz w:val="24"/>
-                <w:szCs w:val="24"/>
               </w:rPr>
               <w:fldChar w:fldCharType="begin"/>
             </w:r>
@@ -814,18 +706,14 @@
                 <w:rFonts w:ascii="Times New Roman" w:hAnsi="Times New Roman" w:cs="Times New Roman"/>
                 <w:noProof/>
                 <w:webHidden/>
-                <w:sz w:val="24"/>
-                <w:szCs w:val="24"/>
-              </w:rPr>
-              <w:instrText xml:space="preserve"> PAGEREF _Toc226651583 \h </w:instrText>
+              </w:rPr>
+              <w:instrText xml:space="preserve"> PAGEREF _Toc226794852 \h </w:instrText>
             </w:r>
             <w:r>
               <w:rPr>
                 <w:rFonts w:ascii="Times New Roman" w:hAnsi="Times New Roman" w:cs="Times New Roman"/>
                 <w:noProof/>
                 <w:webHidden/>
-                <w:sz w:val="24"/>
-                <w:szCs w:val="24"/>
               </w:rPr>
             </w:r>
             <w:r>
@@ -833,8 +721,6 @@
                 <w:rFonts w:ascii="Times New Roman" w:hAnsi="Times New Roman" w:cs="Times New Roman"/>
                 <w:noProof/>
                 <w:webHidden/>
-                <w:sz w:val="24"/>
-                <w:szCs w:val="24"/>
               </w:rPr>
               <w:fldChar w:fldCharType="separate"/>
             </w:r>
@@ -843,8 +729,6 @@
                 <w:rFonts w:ascii="Times New Roman" w:hAnsi="Times New Roman" w:cs="Times New Roman"/>
                 <w:noProof/>
                 <w:webHidden/>
-                <w:sz w:val="24"/>
-                <w:szCs w:val="24"/>
               </w:rPr>
               <w:t>6</w:t>
             </w:r>
@@ -853,8 +737,6 @@
                 <w:rFonts w:ascii="Times New Roman" w:hAnsi="Times New Roman" w:cs="Times New Roman"/>
                 <w:noProof/>
                 <w:webHidden/>
-                <w:sz w:val="24"/>
-                <w:szCs w:val="24"/>
               </w:rPr>
               <w:fldChar w:fldCharType="end"/>
             </w:r>
@@ -875,7 +757,7 @@
               <w:lang w:eastAsia="hu-HU"/>
             </w:rPr>
           </w:pPr>
-          <w:hyperlink w:anchor="_Toc226651584" w:history="1">
+          <w:hyperlink w:anchor="_Toc226794853" w:history="1">
             <w:r>
               <w:rPr>
                 <w:rStyle w:val="Hiperhivatkozs"/>
@@ -883,9 +765,6 @@
                 <w:b/>
                 <w:bCs/>
                 <w:noProof/>
-                <w:color w:val="auto"/>
-                <w:sz w:val="24"/>
-                <w:szCs w:val="24"/>
               </w:rPr>
               <w:t>b)</w:t>
             </w:r>
@@ -906,9 +785,6 @@
                 <w:b/>
                 <w:bCs/>
                 <w:noProof/>
-                <w:color w:val="auto"/>
-                <w:sz w:val="24"/>
-                <w:szCs w:val="24"/>
               </w:rPr>
               <w:t>A JavaScript oldal formázása és az egységes megjelenés biztosítása</w:t>
             </w:r>
@@ -917,8 +793,6 @@
                 <w:rFonts w:ascii="Times New Roman" w:hAnsi="Times New Roman" w:cs="Times New Roman"/>
                 <w:noProof/>
                 <w:webHidden/>
-                <w:sz w:val="24"/>
-                <w:szCs w:val="24"/>
               </w:rPr>
               <w:tab/>
             </w:r>
@@ -927,8 +801,6 @@
                 <w:rFonts w:ascii="Times New Roman" w:hAnsi="Times New Roman" w:cs="Times New Roman"/>
                 <w:noProof/>
                 <w:webHidden/>
-                <w:sz w:val="24"/>
-                <w:szCs w:val="24"/>
               </w:rPr>
               <w:fldChar w:fldCharType="begin"/>
             </w:r>
@@ -937,18 +809,14 @@
                 <w:rFonts w:ascii="Times New Roman" w:hAnsi="Times New Roman" w:cs="Times New Roman"/>
                 <w:noProof/>
                 <w:webHidden/>
-                <w:sz w:val="24"/>
-                <w:szCs w:val="24"/>
-              </w:rPr>
-              <w:instrText xml:space="preserve"> PAGEREF _Toc226651584 \h </w:instrText>
+              </w:rPr>
+              <w:instrText xml:space="preserve"> PAGEREF _Toc226794853 \h </w:instrText>
             </w:r>
             <w:r>
               <w:rPr>
                 <w:rFonts w:ascii="Times New Roman" w:hAnsi="Times New Roman" w:cs="Times New Roman"/>
                 <w:noProof/>
                 <w:webHidden/>
-                <w:sz w:val="24"/>
-                <w:szCs w:val="24"/>
               </w:rPr>
             </w:r>
             <w:r>
@@ -956,8 +824,6 @@
                 <w:rFonts w:ascii="Times New Roman" w:hAnsi="Times New Roman" w:cs="Times New Roman"/>
                 <w:noProof/>
                 <w:webHidden/>
-                <w:sz w:val="24"/>
-                <w:szCs w:val="24"/>
               </w:rPr>
               <w:fldChar w:fldCharType="separate"/>
             </w:r>
@@ -966,8 +832,6 @@
                 <w:rFonts w:ascii="Times New Roman" w:hAnsi="Times New Roman" w:cs="Times New Roman"/>
                 <w:noProof/>
                 <w:webHidden/>
-                <w:sz w:val="24"/>
-                <w:szCs w:val="24"/>
               </w:rPr>
               <w:t>8</w:t>
             </w:r>
@@ -976,8 +840,6 @@
                 <w:rFonts w:ascii="Times New Roman" w:hAnsi="Times New Roman" w:cs="Times New Roman"/>
                 <w:noProof/>
                 <w:webHidden/>
-                <w:sz w:val="24"/>
-                <w:szCs w:val="24"/>
               </w:rPr>
               <w:fldChar w:fldCharType="end"/>
             </w:r>
@@ -997,7 +859,7 @@
               <w:lang w:eastAsia="hu-HU"/>
             </w:rPr>
           </w:pPr>
-          <w:hyperlink w:anchor="_Toc226651585" w:history="1">
+          <w:hyperlink w:anchor="_Toc226794854" w:history="1">
             <w:r>
               <w:rPr>
                 <w:rStyle w:val="Hiperhivatkozs"/>
@@ -1005,9 +867,6 @@
                 <w:b/>
                 <w:bCs/>
                 <w:noProof/>
-                <w:color w:val="auto"/>
-                <w:sz w:val="24"/>
-                <w:szCs w:val="24"/>
               </w:rPr>
               <w:t>5.</w:t>
             </w:r>
@@ -1028,9 +887,6 @@
                 <w:b/>
                 <w:bCs/>
                 <w:noProof/>
-                <w:color w:val="auto"/>
-                <w:sz w:val="24"/>
-                <w:szCs w:val="24"/>
               </w:rPr>
               <w:t>React.html</w:t>
             </w:r>
@@ -1039,8 +895,6 @@
                 <w:rFonts w:ascii="Times New Roman" w:hAnsi="Times New Roman" w:cs="Times New Roman"/>
                 <w:noProof/>
                 <w:webHidden/>
-                <w:sz w:val="24"/>
-                <w:szCs w:val="24"/>
               </w:rPr>
               <w:tab/>
             </w:r>
@@ -1049,8 +903,6 @@
                 <w:rFonts w:ascii="Times New Roman" w:hAnsi="Times New Roman" w:cs="Times New Roman"/>
                 <w:noProof/>
                 <w:webHidden/>
-                <w:sz w:val="24"/>
-                <w:szCs w:val="24"/>
               </w:rPr>
               <w:fldChar w:fldCharType="begin"/>
             </w:r>
@@ -1059,18 +911,14 @@
                 <w:rFonts w:ascii="Times New Roman" w:hAnsi="Times New Roman" w:cs="Times New Roman"/>
                 <w:noProof/>
                 <w:webHidden/>
-                <w:sz w:val="24"/>
-                <w:szCs w:val="24"/>
-              </w:rPr>
-              <w:instrText xml:space="preserve"> PAGEREF _Toc226651585 \h </w:instrText>
+              </w:rPr>
+              <w:instrText xml:space="preserve"> PAGEREF _Toc226794854 \h </w:instrText>
             </w:r>
             <w:r>
               <w:rPr>
                 <w:rFonts w:ascii="Times New Roman" w:hAnsi="Times New Roman" w:cs="Times New Roman"/>
                 <w:noProof/>
                 <w:webHidden/>
-                <w:sz w:val="24"/>
-                <w:szCs w:val="24"/>
               </w:rPr>
             </w:r>
             <w:r>
@@ -1078,8 +926,6 @@
                 <w:rFonts w:ascii="Times New Roman" w:hAnsi="Times New Roman" w:cs="Times New Roman"/>
                 <w:noProof/>
                 <w:webHidden/>
-                <w:sz w:val="24"/>
-                <w:szCs w:val="24"/>
               </w:rPr>
               <w:fldChar w:fldCharType="separate"/>
             </w:r>
@@ -1088,8 +934,6 @@
                 <w:rFonts w:ascii="Times New Roman" w:hAnsi="Times New Roman" w:cs="Times New Roman"/>
                 <w:noProof/>
                 <w:webHidden/>
-                <w:sz w:val="24"/>
-                <w:szCs w:val="24"/>
               </w:rPr>
               <w:t>9</w:t>
             </w:r>
@@ -1098,8 +942,6 @@
                 <w:rFonts w:ascii="Times New Roman" w:hAnsi="Times New Roman" w:cs="Times New Roman"/>
                 <w:noProof/>
                 <w:webHidden/>
-                <w:sz w:val="24"/>
-                <w:szCs w:val="24"/>
               </w:rPr>
               <w:fldChar w:fldCharType="end"/>
             </w:r>
@@ -1119,7 +961,7 @@
               <w:lang w:eastAsia="hu-HU"/>
             </w:rPr>
           </w:pPr>
-          <w:hyperlink w:anchor="_Toc226651586" w:history="1">
+          <w:hyperlink w:anchor="_Toc226794855" w:history="1">
             <w:r>
               <w:rPr>
                 <w:rStyle w:val="Hiperhivatkozs"/>
@@ -1127,9 +969,6 @@
                 <w:b/>
                 <w:bCs/>
                 <w:noProof/>
-                <w:color w:val="auto"/>
-                <w:sz w:val="24"/>
-                <w:szCs w:val="24"/>
               </w:rPr>
               <w:t>6.</w:t>
             </w:r>
@@ -1150,9 +989,6 @@
                 <w:b/>
                 <w:bCs/>
                 <w:noProof/>
-                <w:color w:val="auto"/>
-                <w:sz w:val="24"/>
-                <w:szCs w:val="24"/>
               </w:rPr>
               <w:t>A reszponzív megjelenés átdolgozása</w:t>
             </w:r>
@@ -1161,8 +997,6 @@
                 <w:rFonts w:ascii="Times New Roman" w:hAnsi="Times New Roman" w:cs="Times New Roman"/>
                 <w:noProof/>
                 <w:webHidden/>
-                <w:sz w:val="24"/>
-                <w:szCs w:val="24"/>
               </w:rPr>
               <w:tab/>
             </w:r>
@@ -1171,8 +1005,6 @@
                 <w:rFonts w:ascii="Times New Roman" w:hAnsi="Times New Roman" w:cs="Times New Roman"/>
                 <w:noProof/>
                 <w:webHidden/>
-                <w:sz w:val="24"/>
-                <w:szCs w:val="24"/>
               </w:rPr>
               <w:fldChar w:fldCharType="begin"/>
             </w:r>
@@ -1181,18 +1013,14 @@
                 <w:rFonts w:ascii="Times New Roman" w:hAnsi="Times New Roman" w:cs="Times New Roman"/>
                 <w:noProof/>
                 <w:webHidden/>
-                <w:sz w:val="24"/>
-                <w:szCs w:val="24"/>
-              </w:rPr>
-              <w:instrText xml:space="preserve"> PAGEREF _Toc226651586 \h </w:instrText>
+              </w:rPr>
+              <w:instrText xml:space="preserve"> PAGEREF _Toc226794855 \h </w:instrText>
             </w:r>
             <w:r>
               <w:rPr>
                 <w:rFonts w:ascii="Times New Roman" w:hAnsi="Times New Roman" w:cs="Times New Roman"/>
                 <w:noProof/>
                 <w:webHidden/>
-                <w:sz w:val="24"/>
-                <w:szCs w:val="24"/>
               </w:rPr>
             </w:r>
             <w:r>
@@ -1200,8 +1028,6 @@
                 <w:rFonts w:ascii="Times New Roman" w:hAnsi="Times New Roman" w:cs="Times New Roman"/>
                 <w:noProof/>
                 <w:webHidden/>
-                <w:sz w:val="24"/>
-                <w:szCs w:val="24"/>
               </w:rPr>
               <w:fldChar w:fldCharType="separate"/>
             </w:r>
@@ -1210,8 +1036,6 @@
                 <w:rFonts w:ascii="Times New Roman" w:hAnsi="Times New Roman" w:cs="Times New Roman"/>
                 <w:noProof/>
                 <w:webHidden/>
-                <w:sz w:val="24"/>
-                <w:szCs w:val="24"/>
               </w:rPr>
               <w:t>10</w:t>
             </w:r>
@@ -1220,8 +1044,6 @@
                 <w:rFonts w:ascii="Times New Roman" w:hAnsi="Times New Roman" w:cs="Times New Roman"/>
                 <w:noProof/>
                 <w:webHidden/>
-                <w:sz w:val="24"/>
-                <w:szCs w:val="24"/>
               </w:rPr>
               <w:fldChar w:fldCharType="end"/>
             </w:r>
@@ -1241,7 +1063,7 @@
               <w:lang w:eastAsia="hu-HU"/>
             </w:rPr>
           </w:pPr>
-          <w:hyperlink w:anchor="_Toc226651587" w:history="1">
+          <w:hyperlink w:anchor="_Toc226794856" w:history="1">
             <w:r>
               <w:rPr>
                 <w:rStyle w:val="Hiperhivatkozs"/>
@@ -1249,9 +1071,6 @@
                 <w:b/>
                 <w:bCs/>
                 <w:noProof/>
-                <w:color w:val="auto"/>
-                <w:sz w:val="24"/>
-                <w:szCs w:val="24"/>
               </w:rPr>
               <w:t>7.</w:t>
             </w:r>
@@ -1272,9 +1091,6 @@
                 <w:b/>
                 <w:bCs/>
                 <w:noProof/>
-                <w:color w:val="auto"/>
-                <w:sz w:val="24"/>
-                <w:szCs w:val="24"/>
               </w:rPr>
               <w:t>Spa.html</w:t>
             </w:r>
@@ -1283,8 +1099,6 @@
                 <w:rFonts w:ascii="Times New Roman" w:hAnsi="Times New Roman" w:cs="Times New Roman"/>
                 <w:noProof/>
                 <w:webHidden/>
-                <w:sz w:val="24"/>
-                <w:szCs w:val="24"/>
               </w:rPr>
               <w:tab/>
             </w:r>
@@ -1293,8 +1107,6 @@
                 <w:rFonts w:ascii="Times New Roman" w:hAnsi="Times New Roman" w:cs="Times New Roman"/>
                 <w:noProof/>
                 <w:webHidden/>
-                <w:sz w:val="24"/>
-                <w:szCs w:val="24"/>
               </w:rPr>
               <w:fldChar w:fldCharType="begin"/>
             </w:r>
@@ -1303,18 +1115,14 @@
                 <w:rFonts w:ascii="Times New Roman" w:hAnsi="Times New Roman" w:cs="Times New Roman"/>
                 <w:noProof/>
                 <w:webHidden/>
-                <w:sz w:val="24"/>
-                <w:szCs w:val="24"/>
-              </w:rPr>
-              <w:instrText xml:space="preserve"> PAGEREF _Toc226651587 \h </w:instrText>
+              </w:rPr>
+              <w:instrText xml:space="preserve"> PAGEREF _Toc226794856 \h </w:instrText>
             </w:r>
             <w:r>
               <w:rPr>
                 <w:rFonts w:ascii="Times New Roman" w:hAnsi="Times New Roman" w:cs="Times New Roman"/>
                 <w:noProof/>
                 <w:webHidden/>
-                <w:sz w:val="24"/>
-                <w:szCs w:val="24"/>
               </w:rPr>
             </w:r>
             <w:r>
@@ -1322,8 +1130,6 @@
                 <w:rFonts w:ascii="Times New Roman" w:hAnsi="Times New Roman" w:cs="Times New Roman"/>
                 <w:noProof/>
                 <w:webHidden/>
-                <w:sz w:val="24"/>
-                <w:szCs w:val="24"/>
               </w:rPr>
               <w:fldChar w:fldCharType="separate"/>
             </w:r>
@@ -1332,8 +1138,6 @@
                 <w:rFonts w:ascii="Times New Roman" w:hAnsi="Times New Roman" w:cs="Times New Roman"/>
                 <w:noProof/>
                 <w:webHidden/>
-                <w:sz w:val="24"/>
-                <w:szCs w:val="24"/>
               </w:rPr>
               <w:t>10</w:t>
             </w:r>
@@ -1342,8 +1146,6 @@
                 <w:rFonts w:ascii="Times New Roman" w:hAnsi="Times New Roman" w:cs="Times New Roman"/>
                 <w:noProof/>
                 <w:webHidden/>
-                <w:sz w:val="24"/>
-                <w:szCs w:val="24"/>
               </w:rPr>
               <w:fldChar w:fldCharType="end"/>
             </w:r>
@@ -1364,7 +1166,7 @@
               <w:lang w:eastAsia="hu-HU"/>
             </w:rPr>
           </w:pPr>
-          <w:hyperlink w:anchor="_Toc226651588" w:history="1">
+          <w:hyperlink w:anchor="_Toc226794857" w:history="1">
             <w:r>
               <w:rPr>
                 <w:rStyle w:val="Hiperhivatkozs"/>
@@ -1372,9 +1174,6 @@
                 <w:b/>
                 <w:bCs/>
                 <w:noProof/>
-                <w:color w:val="auto"/>
-                <w:sz w:val="24"/>
-                <w:szCs w:val="24"/>
               </w:rPr>
               <w:t>a)</w:t>
             </w:r>
@@ -1395,9 +1194,6 @@
                 <w:b/>
                 <w:bCs/>
                 <w:noProof/>
-                <w:color w:val="auto"/>
-                <w:sz w:val="24"/>
-                <w:szCs w:val="24"/>
               </w:rPr>
               <w:t>Első változat kialakítása</w:t>
             </w:r>
@@ -1406,8 +1202,6 @@
                 <w:rFonts w:ascii="Times New Roman" w:hAnsi="Times New Roman" w:cs="Times New Roman"/>
                 <w:noProof/>
                 <w:webHidden/>
-                <w:sz w:val="24"/>
-                <w:szCs w:val="24"/>
               </w:rPr>
               <w:tab/>
             </w:r>
@@ -1416,8 +1210,6 @@
                 <w:rFonts w:ascii="Times New Roman" w:hAnsi="Times New Roman" w:cs="Times New Roman"/>
                 <w:noProof/>
                 <w:webHidden/>
-                <w:sz w:val="24"/>
-                <w:szCs w:val="24"/>
               </w:rPr>
               <w:fldChar w:fldCharType="begin"/>
             </w:r>
@@ -1426,18 +1218,14 @@
                 <w:rFonts w:ascii="Times New Roman" w:hAnsi="Times New Roman" w:cs="Times New Roman"/>
                 <w:noProof/>
                 <w:webHidden/>
-                <w:sz w:val="24"/>
-                <w:szCs w:val="24"/>
-              </w:rPr>
-              <w:instrText xml:space="preserve"> PAGEREF _Toc226651588 \h </w:instrText>
+              </w:rPr>
+              <w:instrText xml:space="preserve"> PAGEREF _Toc226794857 \h </w:instrText>
             </w:r>
             <w:r>
               <w:rPr>
                 <w:rFonts w:ascii="Times New Roman" w:hAnsi="Times New Roman" w:cs="Times New Roman"/>
                 <w:noProof/>
                 <w:webHidden/>
-                <w:sz w:val="24"/>
-                <w:szCs w:val="24"/>
               </w:rPr>
             </w:r>
             <w:r>
@@ -1445,8 +1233,6 @@
                 <w:rFonts w:ascii="Times New Roman" w:hAnsi="Times New Roman" w:cs="Times New Roman"/>
                 <w:noProof/>
                 <w:webHidden/>
-                <w:sz w:val="24"/>
-                <w:szCs w:val="24"/>
               </w:rPr>
               <w:fldChar w:fldCharType="separate"/>
             </w:r>
@@ -1455,18 +1241,14 @@
                 <w:rFonts w:ascii="Times New Roman" w:hAnsi="Times New Roman" w:cs="Times New Roman"/>
                 <w:noProof/>
                 <w:webHidden/>
-                <w:sz w:val="24"/>
-                <w:szCs w:val="24"/>
-              </w:rPr>
-              <w:t>11</w:t>
+              </w:rPr>
+              <w:t>10</w:t>
             </w:r>
             <w:r>
               <w:rPr>
                 <w:rFonts w:ascii="Times New Roman" w:hAnsi="Times New Roman" w:cs="Times New Roman"/>
                 <w:noProof/>
                 <w:webHidden/>
-                <w:sz w:val="24"/>
-                <w:szCs w:val="24"/>
               </w:rPr>
               <w:fldChar w:fldCharType="end"/>
             </w:r>
@@ -1487,7 +1269,7 @@
               <w:lang w:eastAsia="hu-HU"/>
             </w:rPr>
           </w:pPr>
-          <w:hyperlink w:anchor="_Toc226651589" w:history="1">
+          <w:hyperlink w:anchor="_Toc226794858" w:history="1">
             <w:r>
               <w:rPr>
                 <w:rStyle w:val="Hiperhivatkozs"/>
@@ -1495,9 +1277,6 @@
                 <w:b/>
                 <w:bCs/>
                 <w:noProof/>
-                <w:color w:val="auto"/>
-                <w:sz w:val="24"/>
-                <w:szCs w:val="24"/>
               </w:rPr>
               <w:t>b)</w:t>
             </w:r>
@@ -1518,9 +1297,6 @@
                 <w:b/>
                 <w:bCs/>
                 <w:noProof/>
-                <w:color w:val="auto"/>
-                <w:sz w:val="24"/>
-                <w:szCs w:val="24"/>
               </w:rPr>
               <w:t>Véglegesítés</w:t>
             </w:r>
@@ -1529,8 +1305,6 @@
                 <w:rFonts w:ascii="Times New Roman" w:hAnsi="Times New Roman" w:cs="Times New Roman"/>
                 <w:noProof/>
                 <w:webHidden/>
-                <w:sz w:val="24"/>
-                <w:szCs w:val="24"/>
               </w:rPr>
               <w:tab/>
             </w:r>
@@ -1539,8 +1313,6 @@
                 <w:rFonts w:ascii="Times New Roman" w:hAnsi="Times New Roman" w:cs="Times New Roman"/>
                 <w:noProof/>
                 <w:webHidden/>
-                <w:sz w:val="24"/>
-                <w:szCs w:val="24"/>
               </w:rPr>
               <w:fldChar w:fldCharType="begin"/>
             </w:r>
@@ -1549,18 +1321,14 @@
                 <w:rFonts w:ascii="Times New Roman" w:hAnsi="Times New Roman" w:cs="Times New Roman"/>
                 <w:noProof/>
                 <w:webHidden/>
-                <w:sz w:val="24"/>
-                <w:szCs w:val="24"/>
-              </w:rPr>
-              <w:instrText xml:space="preserve"> PAGEREF _Toc226651589 \h </w:instrText>
+              </w:rPr>
+              <w:instrText xml:space="preserve"> PAGEREF _Toc226794858 \h </w:instrText>
             </w:r>
             <w:r>
               <w:rPr>
                 <w:rFonts w:ascii="Times New Roman" w:hAnsi="Times New Roman" w:cs="Times New Roman"/>
                 <w:noProof/>
                 <w:webHidden/>
-                <w:sz w:val="24"/>
-                <w:szCs w:val="24"/>
               </w:rPr>
             </w:r>
             <w:r>
@@ -1568,8 +1336,6 @@
                 <w:rFonts w:ascii="Times New Roman" w:hAnsi="Times New Roman" w:cs="Times New Roman"/>
                 <w:noProof/>
                 <w:webHidden/>
-                <w:sz w:val="24"/>
-                <w:szCs w:val="24"/>
               </w:rPr>
               <w:fldChar w:fldCharType="separate"/>
             </w:r>
@@ -1578,8 +1344,6 @@
                 <w:rFonts w:ascii="Times New Roman" w:hAnsi="Times New Roman" w:cs="Times New Roman"/>
                 <w:noProof/>
                 <w:webHidden/>
-                <w:sz w:val="24"/>
-                <w:szCs w:val="24"/>
               </w:rPr>
               <w:t>11</w:t>
             </w:r>
@@ -1588,8 +1352,6 @@
                 <w:rFonts w:ascii="Times New Roman" w:hAnsi="Times New Roman" w:cs="Times New Roman"/>
                 <w:noProof/>
                 <w:webHidden/>
-                <w:sz w:val="24"/>
-                <w:szCs w:val="24"/>
               </w:rPr>
               <w:fldChar w:fldCharType="end"/>
             </w:r>
@@ -1609,7 +1371,7 @@
               <w:lang w:eastAsia="hu-HU"/>
             </w:rPr>
           </w:pPr>
-          <w:hyperlink w:anchor="_Toc226651590" w:history="1">
+          <w:hyperlink w:anchor="_Toc226794859" w:history="1">
             <w:r>
               <w:rPr>
                 <w:rStyle w:val="Hiperhivatkozs"/>
@@ -1617,9 +1379,6 @@
                 <w:b/>
                 <w:bCs/>
                 <w:noProof/>
-                <w:color w:val="auto"/>
-                <w:sz w:val="24"/>
-                <w:szCs w:val="24"/>
               </w:rPr>
               <w:t>8.</w:t>
             </w:r>
@@ -1640,9 +1399,6 @@
                 <w:b/>
                 <w:bCs/>
                 <w:noProof/>
-                <w:color w:val="auto"/>
-                <w:sz w:val="24"/>
-                <w:szCs w:val="24"/>
               </w:rPr>
               <w:t>Fetchapi.html</w:t>
             </w:r>
@@ -1651,8 +1407,6 @@
                 <w:rFonts w:ascii="Times New Roman" w:hAnsi="Times New Roman" w:cs="Times New Roman"/>
                 <w:noProof/>
                 <w:webHidden/>
-                <w:sz w:val="24"/>
-                <w:szCs w:val="24"/>
               </w:rPr>
               <w:tab/>
             </w:r>
@@ -1661,8 +1415,6 @@
                 <w:rFonts w:ascii="Times New Roman" w:hAnsi="Times New Roman" w:cs="Times New Roman"/>
                 <w:noProof/>
                 <w:webHidden/>
-                <w:sz w:val="24"/>
-                <w:szCs w:val="24"/>
               </w:rPr>
               <w:fldChar w:fldCharType="begin"/>
             </w:r>
@@ -1671,18 +1423,14 @@
                 <w:rFonts w:ascii="Times New Roman" w:hAnsi="Times New Roman" w:cs="Times New Roman"/>
                 <w:noProof/>
                 <w:webHidden/>
-                <w:sz w:val="24"/>
-                <w:szCs w:val="24"/>
-              </w:rPr>
-              <w:instrText xml:space="preserve"> PAGEREF _Toc226651590 \h </w:instrText>
+              </w:rPr>
+              <w:instrText xml:space="preserve"> PAGEREF _Toc226794859 \h </w:instrText>
             </w:r>
             <w:r>
               <w:rPr>
                 <w:rFonts w:ascii="Times New Roman" w:hAnsi="Times New Roman" w:cs="Times New Roman"/>
                 <w:noProof/>
                 <w:webHidden/>
-                <w:sz w:val="24"/>
-                <w:szCs w:val="24"/>
               </w:rPr>
             </w:r>
             <w:r>
@@ -1690,8 +1438,6 @@
                 <w:rFonts w:ascii="Times New Roman" w:hAnsi="Times New Roman" w:cs="Times New Roman"/>
                 <w:noProof/>
                 <w:webHidden/>
-                <w:sz w:val="24"/>
-                <w:szCs w:val="24"/>
               </w:rPr>
               <w:fldChar w:fldCharType="separate"/>
             </w:r>
@@ -1700,8 +1446,6 @@
                 <w:rFonts w:ascii="Times New Roman" w:hAnsi="Times New Roman" w:cs="Times New Roman"/>
                 <w:noProof/>
                 <w:webHidden/>
-                <w:sz w:val="24"/>
-                <w:szCs w:val="24"/>
               </w:rPr>
               <w:t>12</w:t>
             </w:r>
@@ -1710,8 +1454,6 @@
                 <w:rFonts w:ascii="Times New Roman" w:hAnsi="Times New Roman" w:cs="Times New Roman"/>
                 <w:noProof/>
                 <w:webHidden/>
-                <w:sz w:val="24"/>
-                <w:szCs w:val="24"/>
               </w:rPr>
               <w:fldChar w:fldCharType="end"/>
             </w:r>
@@ -1731,7 +1473,7 @@
               <w:lang w:eastAsia="hu-HU"/>
             </w:rPr>
           </w:pPr>
-          <w:hyperlink w:anchor="_Toc226651591" w:history="1">
+          <w:hyperlink w:anchor="_Toc226794860" w:history="1">
             <w:r>
               <w:rPr>
                 <w:rStyle w:val="Hiperhivatkozs"/>
@@ -1739,9 +1481,6 @@
                 <w:b/>
                 <w:bCs/>
                 <w:noProof/>
-                <w:color w:val="auto"/>
-                <w:sz w:val="24"/>
-                <w:szCs w:val="24"/>
               </w:rPr>
               <w:t>9.</w:t>
             </w:r>
@@ -1762,9 +1501,6 @@
                 <w:b/>
                 <w:bCs/>
                 <w:noProof/>
-                <w:color w:val="auto"/>
-                <w:sz w:val="24"/>
-                <w:szCs w:val="24"/>
               </w:rPr>
               <w:t>Axios.html</w:t>
             </w:r>
@@ -1773,8 +1509,6 @@
                 <w:rFonts w:ascii="Times New Roman" w:hAnsi="Times New Roman" w:cs="Times New Roman"/>
                 <w:noProof/>
                 <w:webHidden/>
-                <w:sz w:val="24"/>
-                <w:szCs w:val="24"/>
               </w:rPr>
               <w:tab/>
             </w:r>
@@ -1783,8 +1517,6 @@
                 <w:rFonts w:ascii="Times New Roman" w:hAnsi="Times New Roman" w:cs="Times New Roman"/>
                 <w:noProof/>
                 <w:webHidden/>
-                <w:sz w:val="24"/>
-                <w:szCs w:val="24"/>
               </w:rPr>
               <w:fldChar w:fldCharType="begin"/>
             </w:r>
@@ -1793,18 +1525,14 @@
                 <w:rFonts w:ascii="Times New Roman" w:hAnsi="Times New Roman" w:cs="Times New Roman"/>
                 <w:noProof/>
                 <w:webHidden/>
-                <w:sz w:val="24"/>
-                <w:szCs w:val="24"/>
-              </w:rPr>
-              <w:instrText xml:space="preserve"> PAGEREF _Toc226651591 \h </w:instrText>
+              </w:rPr>
+              <w:instrText xml:space="preserve"> PAGEREF _Toc226794860 \h </w:instrText>
             </w:r>
             <w:r>
               <w:rPr>
                 <w:rFonts w:ascii="Times New Roman" w:hAnsi="Times New Roman" w:cs="Times New Roman"/>
                 <w:noProof/>
                 <w:webHidden/>
-                <w:sz w:val="24"/>
-                <w:szCs w:val="24"/>
               </w:rPr>
             </w:r>
             <w:r>
@@ -1812,8 +1540,6 @@
                 <w:rFonts w:ascii="Times New Roman" w:hAnsi="Times New Roman" w:cs="Times New Roman"/>
                 <w:noProof/>
                 <w:webHidden/>
-                <w:sz w:val="24"/>
-                <w:szCs w:val="24"/>
               </w:rPr>
               <w:fldChar w:fldCharType="separate"/>
             </w:r>
@@ -1822,8 +1548,6 @@
                 <w:rFonts w:ascii="Times New Roman" w:hAnsi="Times New Roman" w:cs="Times New Roman"/>
                 <w:noProof/>
                 <w:webHidden/>
-                <w:sz w:val="24"/>
-                <w:szCs w:val="24"/>
               </w:rPr>
               <w:t>13</w:t>
             </w:r>
@@ -1832,8 +1556,6 @@
                 <w:rFonts w:ascii="Times New Roman" w:hAnsi="Times New Roman" w:cs="Times New Roman"/>
                 <w:noProof/>
                 <w:webHidden/>
-                <w:sz w:val="24"/>
-                <w:szCs w:val="24"/>
               </w:rPr>
               <w:fldChar w:fldCharType="end"/>
             </w:r>
@@ -1853,7 +1575,7 @@
               <w:lang w:eastAsia="hu-HU"/>
             </w:rPr>
           </w:pPr>
-          <w:hyperlink w:anchor="_Toc226651592" w:history="1">
+          <w:hyperlink w:anchor="_Toc226794861" w:history="1">
             <w:r>
               <w:rPr>
                 <w:rStyle w:val="Hiperhivatkozs"/>
@@ -1861,9 +1583,6 @@
                 <w:b/>
                 <w:bCs/>
                 <w:noProof/>
-                <w:color w:val="auto"/>
-                <w:sz w:val="24"/>
-                <w:szCs w:val="24"/>
               </w:rPr>
               <w:t>10.</w:t>
             </w:r>
@@ -1884,19 +1603,14 @@
                 <w:b/>
                 <w:bCs/>
                 <w:noProof/>
-                <w:color w:val="auto"/>
-                <w:sz w:val="24"/>
-                <w:szCs w:val="24"/>
-              </w:rPr>
-              <w:t>Rövid használati útmutató a honlaphoz</w:t>
+              </w:rPr>
+              <w:t>Oojs.html</w:t>
             </w:r>
             <w:r>
               <w:rPr>
                 <w:rFonts w:ascii="Times New Roman" w:hAnsi="Times New Roman" w:cs="Times New Roman"/>
                 <w:noProof/>
                 <w:webHidden/>
-                <w:sz w:val="24"/>
-                <w:szCs w:val="24"/>
               </w:rPr>
               <w:tab/>
             </w:r>
@@ -1905,8 +1619,6 @@
                 <w:rFonts w:ascii="Times New Roman" w:hAnsi="Times New Roman" w:cs="Times New Roman"/>
                 <w:noProof/>
                 <w:webHidden/>
-                <w:sz w:val="24"/>
-                <w:szCs w:val="24"/>
               </w:rPr>
               <w:fldChar w:fldCharType="begin"/>
             </w:r>
@@ -1915,18 +1627,14 @@
                 <w:rFonts w:ascii="Times New Roman" w:hAnsi="Times New Roman" w:cs="Times New Roman"/>
                 <w:noProof/>
                 <w:webHidden/>
-                <w:sz w:val="24"/>
-                <w:szCs w:val="24"/>
-              </w:rPr>
-              <w:instrText xml:space="preserve"> PAGEREF _Toc226651592 \h </w:instrText>
+              </w:rPr>
+              <w:instrText xml:space="preserve"> PAGEREF _Toc226794861 \h </w:instrText>
             </w:r>
             <w:r>
               <w:rPr>
                 <w:rFonts w:ascii="Times New Roman" w:hAnsi="Times New Roman" w:cs="Times New Roman"/>
                 <w:noProof/>
                 <w:webHidden/>
-                <w:sz w:val="24"/>
-                <w:szCs w:val="24"/>
               </w:rPr>
             </w:r>
             <w:r>
@@ -1934,8 +1642,6 @@
                 <w:rFonts w:ascii="Times New Roman" w:hAnsi="Times New Roman" w:cs="Times New Roman"/>
                 <w:noProof/>
                 <w:webHidden/>
-                <w:sz w:val="24"/>
-                <w:szCs w:val="24"/>
               </w:rPr>
               <w:fldChar w:fldCharType="separate"/>
             </w:r>
@@ -1944,8 +1650,6 @@
                 <w:rFonts w:ascii="Times New Roman" w:hAnsi="Times New Roman" w:cs="Times New Roman"/>
                 <w:noProof/>
                 <w:webHidden/>
-                <w:sz w:val="24"/>
-                <w:szCs w:val="24"/>
               </w:rPr>
               <w:t>14</w:t>
             </w:r>
@@ -1954,8 +1658,6 @@
                 <w:rFonts w:ascii="Times New Roman" w:hAnsi="Times New Roman" w:cs="Times New Roman"/>
                 <w:noProof/>
                 <w:webHidden/>
-                <w:sz w:val="24"/>
-                <w:szCs w:val="24"/>
               </w:rPr>
               <w:fldChar w:fldCharType="end"/>
             </w:r>
@@ -1975,7 +1677,7 @@
               <w:lang w:eastAsia="hu-HU"/>
             </w:rPr>
           </w:pPr>
-          <w:hyperlink w:anchor="_Toc226651593" w:history="1">
+          <w:hyperlink w:anchor="_Toc226794862" w:history="1">
             <w:r>
               <w:rPr>
                 <w:rStyle w:val="Hiperhivatkozs"/>
@@ -1983,9 +1685,6 @@
                 <w:b/>
                 <w:bCs/>
                 <w:noProof/>
-                <w:color w:val="auto"/>
-                <w:sz w:val="24"/>
-                <w:szCs w:val="24"/>
               </w:rPr>
               <w:t>11.</w:t>
             </w:r>
@@ -2006,9 +1705,108 @@
                 <w:b/>
                 <w:bCs/>
                 <w:noProof/>
-                <w:color w:val="auto"/>
+              </w:rPr>
+              <w:t>Rövid használati útmutató a honlaphoz</w:t>
+            </w:r>
+            <w:r>
+              <w:rPr>
+                <w:rFonts w:ascii="Times New Roman" w:hAnsi="Times New Roman" w:cs="Times New Roman"/>
+                <w:noProof/>
+                <w:webHidden/>
+              </w:rPr>
+              <w:tab/>
+            </w:r>
+            <w:r>
+              <w:rPr>
+                <w:rFonts w:ascii="Times New Roman" w:hAnsi="Times New Roman" w:cs="Times New Roman"/>
+                <w:noProof/>
+                <w:webHidden/>
+              </w:rPr>
+              <w:fldChar w:fldCharType="begin"/>
+            </w:r>
+            <w:r>
+              <w:rPr>
+                <w:rFonts w:ascii="Times New Roman" w:hAnsi="Times New Roman" w:cs="Times New Roman"/>
+                <w:noProof/>
+                <w:webHidden/>
+              </w:rPr>
+              <w:instrText xml:space="preserve"> PAGEREF _Toc226794862 \h </w:instrText>
+            </w:r>
+            <w:r>
+              <w:rPr>
+                <w:rFonts w:ascii="Times New Roman" w:hAnsi="Times New Roman" w:cs="Times New Roman"/>
+                <w:noProof/>
+                <w:webHidden/>
+              </w:rPr>
+            </w:r>
+            <w:r>
+              <w:rPr>
+                <w:rFonts w:ascii="Times New Roman" w:hAnsi="Times New Roman" w:cs="Times New Roman"/>
+                <w:noProof/>
+                <w:webHidden/>
+              </w:rPr>
+              <w:fldChar w:fldCharType="separate"/>
+            </w:r>
+            <w:r>
+              <w:rPr>
+                <w:rFonts w:ascii="Times New Roman" w:hAnsi="Times New Roman" w:cs="Times New Roman"/>
+                <w:noProof/>
+                <w:webHidden/>
+              </w:rPr>
+              <w:t>16</w:t>
+            </w:r>
+            <w:r>
+              <w:rPr>
+                <w:rFonts w:ascii="Times New Roman" w:hAnsi="Times New Roman" w:cs="Times New Roman"/>
+                <w:noProof/>
+                <w:webHidden/>
+              </w:rPr>
+              <w:fldChar w:fldCharType="end"/>
+            </w:r>
+          </w:hyperlink>
+        </w:p>
+        <w:p>
+          <w:pPr>
+            <w:pStyle w:val="TJ1"/>
+            <w:tabs>
+              <w:tab w:val="left" w:pos="720"/>
+            </w:tabs>
+            <w:rPr>
+              <w:rFonts w:ascii="Times New Roman" w:eastAsiaTheme="minorEastAsia" w:hAnsi="Times New Roman" w:cs="Times New Roman"/>
+              <w:noProof/>
+              <w:sz w:val="24"/>
+              <w:szCs w:val="24"/>
+              <w:lang w:eastAsia="hu-HU"/>
+            </w:rPr>
+          </w:pPr>
+          <w:hyperlink w:anchor="_Toc226794863" w:history="1">
+            <w:r>
+              <w:rPr>
+                <w:rStyle w:val="Hiperhivatkozs"/>
+                <w:rFonts w:ascii="Times New Roman" w:hAnsi="Times New Roman" w:cs="Times New Roman"/>
+                <w:b/>
+                <w:bCs/>
+                <w:noProof/>
+              </w:rPr>
+              <w:t>12.</w:t>
+            </w:r>
+            <w:r>
+              <w:rPr>
+                <w:rFonts w:ascii="Times New Roman" w:eastAsiaTheme="minorEastAsia" w:hAnsi="Times New Roman" w:cs="Times New Roman"/>
+                <w:noProof/>
                 <w:sz w:val="24"/>
                 <w:szCs w:val="24"/>
+                <w:lang w:eastAsia="hu-HU"/>
+              </w:rPr>
+              <w:tab/>
+            </w:r>
+            <w:r>
+              <w:rPr>
+                <w:rStyle w:val="Hiperhivatkozs"/>
+                <w:rFonts w:ascii="Times New Roman" w:hAnsi="Times New Roman" w:cs="Times New Roman"/>
+                <w:b/>
+                <w:bCs/>
+                <w:noProof/>
               </w:rPr>
               <w:t>Források</w:t>
             </w:r>
@@ -2017,8 +1815,6 @@
                 <w:rFonts w:ascii="Times New Roman" w:hAnsi="Times New Roman" w:cs="Times New Roman"/>
                 <w:noProof/>
                 <w:webHidden/>
-                <w:sz w:val="24"/>
-                <w:szCs w:val="24"/>
               </w:rPr>
               <w:tab/>
             </w:r>
@@ -2027,8 +1823,6 @@
                 <w:rFonts w:ascii="Times New Roman" w:hAnsi="Times New Roman" w:cs="Times New Roman"/>
                 <w:noProof/>
                 <w:webHidden/>
-                <w:sz w:val="24"/>
-                <w:szCs w:val="24"/>
               </w:rPr>
               <w:fldChar w:fldCharType="begin"/>
             </w:r>
@@ -2037,18 +1831,14 @@
                 <w:rFonts w:ascii="Times New Roman" w:hAnsi="Times New Roman" w:cs="Times New Roman"/>
                 <w:noProof/>
                 <w:webHidden/>
-                <w:sz w:val="24"/>
-                <w:szCs w:val="24"/>
-              </w:rPr>
-              <w:instrText xml:space="preserve"> PAGEREF _Toc226651593 \h </w:instrText>
+              </w:rPr>
+              <w:instrText xml:space="preserve"> PAGEREF _Toc226794863 \h </w:instrText>
             </w:r>
             <w:r>
               <w:rPr>
                 <w:rFonts w:ascii="Times New Roman" w:hAnsi="Times New Roman" w:cs="Times New Roman"/>
                 <w:noProof/>
                 <w:webHidden/>
-                <w:sz w:val="24"/>
-                <w:szCs w:val="24"/>
               </w:rPr>
             </w:r>
             <w:r>
@@ -2056,8 +1846,6 @@
                 <w:rFonts w:ascii="Times New Roman" w:hAnsi="Times New Roman" w:cs="Times New Roman"/>
                 <w:noProof/>
                 <w:webHidden/>
-                <w:sz w:val="24"/>
-                <w:szCs w:val="24"/>
               </w:rPr>
               <w:fldChar w:fldCharType="separate"/>
             </w:r>
@@ -2066,18 +1854,14 @@
                 <w:rFonts w:ascii="Times New Roman" w:hAnsi="Times New Roman" w:cs="Times New Roman"/>
                 <w:noProof/>
                 <w:webHidden/>
-                <w:sz w:val="24"/>
-                <w:szCs w:val="24"/>
-              </w:rPr>
-              <w:t>15</w:t>
+              </w:rPr>
+              <w:t>17</w:t>
             </w:r>
             <w:r>
               <w:rPr>
                 <w:rFonts w:ascii="Times New Roman" w:hAnsi="Times New Roman" w:cs="Times New Roman"/>
                 <w:noProof/>
                 <w:webHidden/>
-                <w:sz w:val="24"/>
-                <w:szCs w:val="24"/>
               </w:rPr>
               <w:fldChar w:fldCharType="end"/>
             </w:r>
@@ -2189,7 +1973,7 @@
           <w:szCs w:val="28"/>
         </w:rPr>
       </w:pPr>
-      <w:bookmarkStart w:id="0" w:name="_Toc226651578"/>
+      <w:bookmarkStart w:id="0" w:name="_Toc226794847"/>
       <w:r>
         <w:rPr>
           <w:rFonts w:ascii="Times New Roman" w:hAnsi="Times New Roman" w:cs="Times New Roman"/>
@@ -2433,15 +2217,7 @@
           <w:sz w:val="24"/>
           <w:szCs w:val="24"/>
         </w:rPr>
-        <w:t xml:space="preserve">a kiadott feladatok technikai megvalósítása legyen, amelyet a megadott </w:t>
-      </w:r>
-      <w:r>
-        <w:rPr>
-          <w:rFonts w:ascii="Times New Roman" w:hAnsi="Times New Roman" w:cs="Times New Roman"/>
-          <w:sz w:val="24"/>
-          <w:szCs w:val="24"/>
-        </w:rPr>
-        <w:t xml:space="preserve">"Web-programozás-1-Előadás" </w:t>
+        <w:t xml:space="preserve">a kiadott feladatok technikai megvalósítása legyen, amelyet a megadott "Web-programozás-1-Előadás" </w:t>
       </w:r>
       <w:proofErr w:type="spellStart"/>
       <w:r>
@@ -2459,15 +2235,7 @@
           <w:sz w:val="24"/>
           <w:szCs w:val="24"/>
         </w:rPr>
-        <w:t xml:space="preserve"> </w:t>
-      </w:r>
-      <w:r>
-        <w:rPr>
-          <w:rFonts w:ascii="Times New Roman" w:hAnsi="Times New Roman" w:cs="Times New Roman"/>
-          <w:sz w:val="24"/>
-          <w:szCs w:val="24"/>
-        </w:rPr>
-        <w:t xml:space="preserve">bemutatott </w:t>
+        <w:t xml:space="preserve"> bemutatott </w:t>
       </w:r>
       <w:r>
         <w:rPr>
@@ -2591,7 +2359,7 @@
           <w:szCs w:val="28"/>
         </w:rPr>
       </w:pPr>
-      <w:bookmarkStart w:id="1" w:name="_Toc226651579"/>
+      <w:bookmarkStart w:id="1" w:name="_Toc226794848"/>
       <w:r>
         <w:rPr>
           <w:rFonts w:ascii="Times New Roman" w:hAnsi="Times New Roman" w:cs="Times New Roman"/>
@@ -2826,7 +2594,7 @@
           <w:szCs w:val="28"/>
         </w:rPr>
       </w:pPr>
-      <w:bookmarkStart w:id="2" w:name="_Toc226651580"/>
+      <w:bookmarkStart w:id="2" w:name="_Toc226794849"/>
       <w:r>
         <w:rPr>
           <w:rFonts w:ascii="Times New Roman" w:hAnsi="Times New Roman" w:cs="Times New Roman"/>
@@ -2879,7 +2647,7 @@
           <w:ilvl w:val="0"/>
           <w:numId w:val="5"/>
         </w:numPr>
-        <w:spacing w:after="50"/>
+        <w:spacing w:after="50" w:line="360" w:lineRule="auto"/>
         <w:rPr>
           <w:rFonts w:ascii="Times New Roman" w:hAnsi="Times New Roman" w:cs="Times New Roman"/>
           <w:color w:val="auto"/>
@@ -2900,7 +2668,7 @@
           <w:ilvl w:val="0"/>
           <w:numId w:val="5"/>
         </w:numPr>
-        <w:spacing w:after="50"/>
+        <w:spacing w:after="50" w:line="360" w:lineRule="auto"/>
         <w:rPr>
           <w:rFonts w:ascii="Times New Roman" w:hAnsi="Times New Roman" w:cs="Times New Roman"/>
           <w:color w:val="auto"/>
@@ -2921,7 +2689,7 @@
           <w:ilvl w:val="0"/>
           <w:numId w:val="5"/>
         </w:numPr>
-        <w:spacing w:after="50"/>
+        <w:spacing w:after="50" w:line="360" w:lineRule="auto"/>
         <w:rPr>
           <w:rFonts w:ascii="Times New Roman" w:hAnsi="Times New Roman" w:cs="Times New Roman"/>
           <w:color w:val="auto"/>
@@ -2942,7 +2710,7 @@
           <w:ilvl w:val="0"/>
           <w:numId w:val="5"/>
         </w:numPr>
-        <w:spacing w:after="50"/>
+        <w:spacing w:after="50" w:line="360" w:lineRule="auto"/>
         <w:rPr>
           <w:rFonts w:ascii="Times New Roman" w:hAnsi="Times New Roman" w:cs="Times New Roman"/>
           <w:color w:val="auto"/>
@@ -2963,7 +2731,7 @@
           <w:ilvl w:val="0"/>
           <w:numId w:val="5"/>
         </w:numPr>
-        <w:spacing w:after="50"/>
+        <w:spacing w:after="50" w:line="360" w:lineRule="auto"/>
         <w:rPr>
           <w:rFonts w:ascii="Times New Roman" w:hAnsi="Times New Roman" w:cs="Times New Roman"/>
           <w:color w:val="auto"/>
@@ -2984,7 +2752,7 @@
           <w:ilvl w:val="0"/>
           <w:numId w:val="5"/>
         </w:numPr>
-        <w:spacing w:after="50"/>
+        <w:spacing w:after="50" w:line="360" w:lineRule="auto"/>
         <w:rPr>
           <w:rFonts w:ascii="Times New Roman" w:hAnsi="Times New Roman" w:cs="Times New Roman"/>
           <w:color w:val="auto"/>
@@ -3017,13 +2785,7 @@
         <w:rPr>
           <w:rFonts w:ascii="Times New Roman" w:hAnsi="Times New Roman" w:cs="Times New Roman"/>
         </w:rPr>
-        <w:t>oojs.html</w:t>
-      </w:r>
-      <w:r>
-        <w:rPr>
-          <w:rFonts w:ascii="Times New Roman" w:hAnsi="Times New Roman" w:cs="Times New Roman"/>
-        </w:rPr>
-        <w:t>.</w:t>
+        <w:t>oojs.html.</w:t>
       </w:r>
     </w:p>
     <w:p>
@@ -3043,7 +2805,16 @@
           <w:sz w:val="24"/>
           <w:szCs w:val="24"/>
         </w:rPr>
-        <w:t xml:space="preserve"> Ezeket ebben a korai szakaszban még nem töltöttük fel érdemi tartalommal, mert ekkor elsődlegesen az volt a célunk, hogy a menüsor kialakításához már rendelkezésre álljanak a megfelelő hivatkozási pontok. Úgy gondoltuk, hogy hosszú távon sokkal átláthatóbb és tudatosabb fejlesztési folyamatot eredményez, ha már a </w:t>
+        <w:t xml:space="preserve"> Ezeket ebben a korai szakaszban még nem töltöttük fel érdemi tartalommal, mert ekkor elsődlegesen az volt a célunk, hogy a menüsor kialakításához már rendelkezésre álljanak a </w:t>
+      </w:r>
+      <w:r>
+        <w:rPr>
+          <w:rFonts w:ascii="Times New Roman" w:hAnsi="Times New Roman" w:cs="Times New Roman"/>
+          <w:sz w:val="24"/>
+          <w:szCs w:val="24"/>
+        </w:rPr>
+        <w:lastRenderedPageBreak/>
+        <w:t xml:space="preserve">megfelelő hivatkozási pontok. Úgy gondoltuk, hogy hosszú távon sokkal átláthatóbb és tudatosabb fejlesztési folyamatot eredményez, ha már a </w:t>
       </w:r>
       <w:r>
         <w:rPr>
@@ -3059,16 +2830,7 @@
           <w:sz w:val="24"/>
           <w:szCs w:val="24"/>
         </w:rPr>
-        <w:t xml:space="preserve">kialakításánál megvannak </w:t>
-      </w:r>
-      <w:r>
-        <w:rPr>
-          <w:rFonts w:ascii="Times New Roman" w:hAnsi="Times New Roman" w:cs="Times New Roman"/>
-          <w:sz w:val="24"/>
-          <w:szCs w:val="24"/>
-        </w:rPr>
-        <w:lastRenderedPageBreak/>
-        <w:t>azok az oldalak, amelyekre később a tényleges tartalom kerülni fog. Ez a megközelítés azért is bizonyult hasznosnak, mert már a kezdetektől láthatóvá vált a teljes alkalmazás felépítése, így nem elszigetelt oldalakat fejlesztettünk, hanem egy összefüggő weboldalrendszert.</w:t>
+        <w:t>kialakításánál megvannak azok az oldalak, amelyekre később a tényleges tartalom kerülni fog. Ez a megközelítés azért is bizonyult hasznosnak, mert már a kezdetektől láthatóvá vált a teljes alkalmazás felépítése, így nem elszigetelt oldalakat fejlesztettünk, hanem egy összefüggő weboldalrendszert.</w:t>
       </w:r>
     </w:p>
     <w:p>
@@ -3432,7 +3194,7 @@
           <w:szCs w:val="28"/>
         </w:rPr>
       </w:pPr>
-      <w:bookmarkStart w:id="3" w:name="_Toc226651581"/>
+      <w:bookmarkStart w:id="3" w:name="_Toc226794850"/>
       <w:r>
         <w:rPr>
           <w:rFonts w:ascii="Times New Roman" w:hAnsi="Times New Roman" w:cs="Times New Roman"/>
@@ -3442,6 +3204,7 @@
           <w:sz w:val="28"/>
           <w:szCs w:val="28"/>
         </w:rPr>
+        <w:lastRenderedPageBreak/>
         <w:t>I</w:t>
       </w:r>
       <w:r>
@@ -3481,7 +3244,6 @@
           <w:sz w:val="24"/>
           <w:szCs w:val="24"/>
         </w:rPr>
-        <w:lastRenderedPageBreak/>
         <w:t xml:space="preserve">Az </w:t>
       </w:r>
       <w:r>
@@ -3702,7 +3464,154 @@
           <w:sz w:val="24"/>
           <w:szCs w:val="24"/>
         </w:rPr>
-        <w:t>A háttér kialakítása szintén csak ebben a későbbi szakaszban történt meg, vagyis nem a legelső főoldali munkák része volt. Kezdetben többféle háttérképes megoldással próbálkoztunk: tortákat és süteményeket ábrázoló képeket szerettünk volna az oldal mögé helyezni, mert ezek tematikusan jól illettek volna a cukrászdás tartalomhoz. A gyakorlat azonban azt mutatta, hogy ezek a képek különböző képernyőméreteken nem viselkedtek megfelelően. Elcsúsztak, arányaik megváltoztak, és gyakran rontották a szövegek olvashatóságát is. Emiatt végül egy letisztultabb és használhatóbb megoldást választottunk: magát a logót helyeztük el vízjelszerű háttérelemként az oldal középső részén. Ezt kisebb képernyőre váltáskor elrejtettük, így a háttér nem zavarta az olvashatóságot, mégis adott egyedi karaktert az oldalnak.</w:t>
+        <w:t xml:space="preserve">A háttér kialakítása szintén csak ebben a későbbi szakaszban történt meg, vagyis nem a legelső főoldali munkák része volt. Kezdetben többféle háttérképes megoldással próbálkoztunk: tortákat és süteményeket ábrázoló képeket szerettünk volna az oldal mögé helyezni, mert ezek tematikusan jól illettek volna a cukrászdás tartalomhoz. A gyakorlat azonban azt mutatta, hogy ezek a képek különböző képernyőméreteken nem viselkedtek megfelelően. Elcsúsztak, arányaik megváltoztak, és gyakran rontották a szövegek olvashatóságát is. Emiatt végül egy letisztultabb és használhatóbb megoldást választottunk: magát a logót helyeztük el vízjelszerű háttérelemként az oldal középső részén. Ezt kisebb </w:t>
+      </w:r>
+      <w:r>
+        <w:rPr>
+          <w:rFonts w:ascii="Times New Roman" w:hAnsi="Times New Roman" w:cs="Times New Roman"/>
+          <w:sz w:val="24"/>
+          <w:szCs w:val="24"/>
+        </w:rPr>
+        <w:lastRenderedPageBreak/>
+        <w:t xml:space="preserve">képernyőre váltáskor elrejtettük, így a háttér nem zavarta </w:t>
+      </w:r>
+      <w:r>
+        <w:rPr>
+          <w:rFonts w:ascii="Times New Roman" w:hAnsi="Times New Roman" w:cs="Times New Roman"/>
+          <w:noProof/>
+        </w:rPr>
+        <w:drawing>
+          <wp:anchor distT="0" distB="0" distL="114300" distR="114300" simplePos="0" relativeHeight="251658240" behindDoc="0" locked="0" layoutInCell="1" allowOverlap="1" wp14:anchorId="637D3278" wp14:editId="555F3455">
+            <wp:simplePos x="0" y="0"/>
+            <wp:positionH relativeFrom="margin">
+              <wp:posOffset>-22860</wp:posOffset>
+            </wp:positionH>
+            <wp:positionV relativeFrom="margin">
+              <wp:posOffset>487680</wp:posOffset>
+            </wp:positionV>
+            <wp:extent cx="3543935" cy="1630680"/>
+            <wp:effectExtent l="0" t="0" r="0" b="7620"/>
+            <wp:wrapSquare wrapText="bothSides"/>
+            <wp:docPr id="995368250" name="Kép 1"/>
+            <wp:cNvGraphicFramePr>
+              <a:graphicFrameLocks xmlns:a="http://schemas.openxmlformats.org/drawingml/2006/main" noChangeAspect="1"/>
+            </wp:cNvGraphicFramePr>
+            <a:graphic xmlns:a="http://schemas.openxmlformats.org/drawingml/2006/main">
+              <a:graphicData uri="http://schemas.openxmlformats.org/drawingml/2006/picture">
+                <pic:pic xmlns:pic="http://schemas.openxmlformats.org/drawingml/2006/picture">
+                  <pic:nvPicPr>
+                    <pic:cNvPr id="995368250" name=""/>
+                    <pic:cNvPicPr/>
+                  </pic:nvPicPr>
+                  <pic:blipFill>
+                    <a:blip r:embed="rId10" cstate="print">
+                      <a:extLst>
+                        <a:ext uri="{28A0092B-C50C-407E-A947-70E740481C1C}">
+                          <a14:useLocalDpi xmlns:a14="http://schemas.microsoft.com/office/drawing/2010/main" val="0"/>
+                        </a:ext>
+                      </a:extLst>
+                    </a:blip>
+                    <a:stretch>
+                      <a:fillRect/>
+                    </a:stretch>
+                  </pic:blipFill>
+                  <pic:spPr>
+                    <a:xfrm>
+                      <a:off x="0" y="0"/>
+                      <a:ext cx="3543935" cy="1630680"/>
+                    </a:xfrm>
+                    <a:prstGeom prst="rect">
+                      <a:avLst/>
+                    </a:prstGeom>
+                  </pic:spPr>
+                </pic:pic>
+              </a:graphicData>
+            </a:graphic>
+            <wp14:sizeRelH relativeFrom="margin">
+              <wp14:pctWidth>0</wp14:pctWidth>
+            </wp14:sizeRelH>
+            <wp14:sizeRelV relativeFrom="margin">
+              <wp14:pctHeight>0</wp14:pctHeight>
+            </wp14:sizeRelV>
+          </wp:anchor>
+        </w:drawing>
+      </w:r>
+      <w:r>
+        <w:rPr>
+          <w:rFonts w:ascii="Times New Roman" w:hAnsi="Times New Roman" w:cs="Times New Roman"/>
+          <w:sz w:val="24"/>
+          <w:szCs w:val="24"/>
+        </w:rPr>
+        <w:t xml:space="preserve">az olvashatóságot, mégis adott egyedi </w:t>
+      </w:r>
+      <w:r>
+        <w:rPr>
+          <w:rFonts w:ascii="Times New Roman" w:hAnsi="Times New Roman" w:cs="Times New Roman"/>
+          <w:noProof/>
+        </w:rPr>
+        <w:drawing>
+          <wp:anchor distT="0" distB="0" distL="114300" distR="114300" simplePos="0" relativeHeight="251659264" behindDoc="0" locked="0" layoutInCell="1" allowOverlap="1" wp14:anchorId="6ADE1700" wp14:editId="7D7BDFFA">
+            <wp:simplePos x="0" y="0"/>
+            <wp:positionH relativeFrom="margin">
+              <wp:posOffset>3649345</wp:posOffset>
+            </wp:positionH>
+            <wp:positionV relativeFrom="margin">
+              <wp:posOffset>456565</wp:posOffset>
+            </wp:positionV>
+            <wp:extent cx="1928495" cy="1775460"/>
+            <wp:effectExtent l="0" t="0" r="0" b="0"/>
+            <wp:wrapSquare wrapText="bothSides"/>
+            <wp:docPr id="1036904495" name="Kép 1"/>
+            <wp:cNvGraphicFramePr>
+              <a:graphicFrameLocks xmlns:a="http://schemas.openxmlformats.org/drawingml/2006/main" noChangeAspect="1"/>
+            </wp:cNvGraphicFramePr>
+            <a:graphic xmlns:a="http://schemas.openxmlformats.org/drawingml/2006/main">
+              <a:graphicData uri="http://schemas.openxmlformats.org/drawingml/2006/picture">
+                <pic:pic xmlns:pic="http://schemas.openxmlformats.org/drawingml/2006/picture">
+                  <pic:nvPicPr>
+                    <pic:cNvPr id="1036904495" name=""/>
+                    <pic:cNvPicPr/>
+                  </pic:nvPicPr>
+                  <pic:blipFill>
+                    <a:blip r:embed="rId11" cstate="print">
+                      <a:extLst>
+                        <a:ext uri="{28A0092B-C50C-407E-A947-70E740481C1C}">
+                          <a14:useLocalDpi xmlns:a14="http://schemas.microsoft.com/office/drawing/2010/main" val="0"/>
+                        </a:ext>
+                      </a:extLst>
+                    </a:blip>
+                    <a:stretch>
+                      <a:fillRect/>
+                    </a:stretch>
+                  </pic:blipFill>
+                  <pic:spPr>
+                    <a:xfrm>
+                      <a:off x="0" y="0"/>
+                      <a:ext cx="1928495" cy="1775460"/>
+                    </a:xfrm>
+                    <a:prstGeom prst="rect">
+                      <a:avLst/>
+                    </a:prstGeom>
+                  </pic:spPr>
+                </pic:pic>
+              </a:graphicData>
+            </a:graphic>
+            <wp14:sizeRelH relativeFrom="margin">
+              <wp14:pctWidth>0</wp14:pctWidth>
+            </wp14:sizeRelH>
+            <wp14:sizeRelV relativeFrom="margin">
+              <wp14:pctHeight>0</wp14:pctHeight>
+            </wp14:sizeRelV>
+          </wp:anchor>
+        </w:drawing>
+      </w:r>
+      <w:r>
+        <w:rPr>
+          <w:rFonts w:ascii="Times New Roman" w:hAnsi="Times New Roman" w:cs="Times New Roman"/>
+          <w:sz w:val="24"/>
+          <w:szCs w:val="24"/>
+        </w:rPr>
+        <w:t>karaktert az oldalnak.</w:t>
       </w:r>
     </w:p>
     <w:p>
@@ -3721,11 +3630,145 @@
           <w:rFonts w:ascii="Times New Roman" w:hAnsi="Times New Roman" w:cs="Times New Roman"/>
           <w:noProof/>
         </w:rPr>
-        <w:lastRenderedPageBreak/>
         <mc:AlternateContent>
           <mc:Choice Requires="wps">
             <w:drawing>
-              <wp:anchor distT="0" distB="0" distL="114300" distR="114300" simplePos="0" relativeHeight="251663360" behindDoc="0" locked="0" layoutInCell="1" allowOverlap="1" wp14:anchorId="1E853F09" wp14:editId="2CAFA063">
+              <wp:anchor distT="0" distB="0" distL="114300" distR="114300" simplePos="0" relativeHeight="251661312" behindDoc="0" locked="0" layoutInCell="1" allowOverlap="1" wp14:anchorId="5B14A4B2" wp14:editId="145ADBBD">
+                <wp:simplePos x="0" y="0"/>
+                <wp:positionH relativeFrom="column">
+                  <wp:posOffset>-137160</wp:posOffset>
+                </wp:positionH>
+                <wp:positionV relativeFrom="paragraph">
+                  <wp:posOffset>1654810</wp:posOffset>
+                </wp:positionV>
+                <wp:extent cx="3543935" cy="635"/>
+                <wp:effectExtent l="0" t="0" r="0" b="0"/>
+                <wp:wrapSquare wrapText="bothSides"/>
+                <wp:docPr id="2116315472" name="Szövegdoboz 1"/>
+                <wp:cNvGraphicFramePr/>
+                <a:graphic xmlns:a="http://schemas.openxmlformats.org/drawingml/2006/main">
+                  <a:graphicData uri="http://schemas.microsoft.com/office/word/2010/wordprocessingShape">
+                    <wps:wsp>
+                      <wps:cNvSpPr txBox="1"/>
+                      <wps:spPr>
+                        <a:xfrm>
+                          <a:off x="0" y="0"/>
+                          <a:ext cx="3543935" cy="635"/>
+                        </a:xfrm>
+                        <a:prstGeom prst="rect">
+                          <a:avLst/>
+                        </a:prstGeom>
+                        <a:solidFill>
+                          <a:prstClr val="white"/>
+                        </a:solidFill>
+                        <a:ln>
+                          <a:noFill/>
+                        </a:ln>
+                      </wps:spPr>
+                      <wps:txbx>
+                        <w:txbxContent>
+                          <w:p>
+                            <w:pPr>
+                              <w:pStyle w:val="Kpalrs"/>
+                              <w:jc w:val="center"/>
+                              <w:rPr>
+                                <w:sz w:val="22"/>
+                                <w:szCs w:val="22"/>
+                              </w:rPr>
+                            </w:pPr>
+                            <w:r>
+                              <w:fldChar w:fldCharType="begin"/>
+                            </w:r>
+                            <w:r>
+                              <w:instrText xml:space="preserve"> SEQ ábra \* ARABIC </w:instrText>
+                            </w:r>
+                            <w:r>
+                              <w:fldChar w:fldCharType="separate"/>
+                            </w:r>
+                            <w:r>
+                              <w:rPr>
+                                <w:noProof/>
+                              </w:rPr>
+                              <w:t>2</w:t>
+                            </w:r>
+                            <w:r>
+                              <w:fldChar w:fldCharType="end"/>
+                            </w:r>
+                            <w:r>
+                              <w:t>. ábra Logó elhelyezése</w:t>
+                            </w:r>
+                          </w:p>
+                        </w:txbxContent>
+                      </wps:txbx>
+                      <wps:bodyPr rot="0" spcFirstLastPara="0" vertOverflow="overflow" horzOverflow="overflow" vert="horz" wrap="square" lIns="0" tIns="0" rIns="0" bIns="0" numCol="1" spcCol="0" rtlCol="0" fromWordArt="0" anchor="t" anchorCtr="0" forceAA="0" compatLnSpc="1">
+                        <a:prstTxWarp prst="textNoShape">
+                          <a:avLst/>
+                        </a:prstTxWarp>
+                        <a:spAutoFit/>
+                      </wps:bodyPr>
+                    </wps:wsp>
+                  </a:graphicData>
+                </a:graphic>
+              </wp:anchor>
+            </w:drawing>
+          </mc:Choice>
+          <mc:Fallback>
+            <w:pict>
+              <v:shapetype w14:anchorId="5B14A4B2" id="_x0000_t202" coordsize="21600,21600" o:spt="202" path="m,l,21600r21600,l21600,xe">
+                <v:stroke joinstyle="miter"/>
+                <v:path gradientshapeok="t" o:connecttype="rect"/>
+              </v:shapetype>
+              <v:shape id="Szövegdoboz 1" o:spid="_x0000_s1026" type="#_x0000_t202" style="position:absolute;left:0;text-align:left;margin-left:-10.8pt;margin-top:130.3pt;width:279.05pt;height:.05pt;z-index:251661312;visibility:visible;mso-wrap-style:square;mso-wrap-distance-left:9pt;mso-wrap-distance-top:0;mso-wrap-distance-right:9pt;mso-wrap-distance-bottom:0;mso-position-horizontal:absolute;mso-position-horizontal-relative:text;mso-position-vertical:absolute;mso-position-vertical-relative:text;v-text-anchor:top" o:gfxdata="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" stroked="f">
+                <v:textbox style="mso-fit-shape-to-text:t" inset="0,0,0,0">
+                  <w:txbxContent>
+                    <w:p>
+                      <w:pPr>
+                        <w:pStyle w:val="Kpalrs"/>
+                        <w:jc w:val="center"/>
+                        <w:rPr>
+                          <w:sz w:val="22"/>
+                          <w:szCs w:val="22"/>
+                        </w:rPr>
+                      </w:pPr>
+                      <w:r>
+                        <w:fldChar w:fldCharType="begin"/>
+                      </w:r>
+                      <w:r>
+                        <w:instrText xml:space="preserve"> SEQ ábra \* ARABIC </w:instrText>
+                      </w:r>
+                      <w:r>
+                        <w:fldChar w:fldCharType="separate"/>
+                      </w:r>
+                      <w:r>
+                        <w:rPr>
+                          <w:noProof/>
+                        </w:rPr>
+                        <w:t>2</w:t>
+                      </w:r>
+                      <w:r>
+                        <w:fldChar w:fldCharType="end"/>
+                      </w:r>
+                      <w:r>
+                        <w:t>. ábra Logó elhelyezése</w:t>
+                      </w:r>
+                    </w:p>
+                  </w:txbxContent>
+                </v:textbox>
+                <w10:wrap type="square"/>
+              </v:shape>
+            </w:pict>
+          </mc:Fallback>
+        </mc:AlternateContent>
+      </w:r>
+      <w:r>
+        <w:rPr>
+          <w:rFonts w:ascii="Times New Roman" w:hAnsi="Times New Roman" w:cs="Times New Roman"/>
+          <w:noProof/>
+        </w:rPr>
+        <mc:AlternateContent>
+          <mc:Choice Requires="wps">
+            <w:drawing>
+              <wp:anchor distT="0" distB="0" distL="114300" distR="114300" simplePos="0" relativeHeight="251663360" behindDoc="0" locked="0" layoutInCell="1" allowOverlap="1" wp14:anchorId="1E853F09" wp14:editId="721C5E99">
                 <wp:simplePos x="0" y="0"/>
                 <wp:positionH relativeFrom="column">
                   <wp:posOffset>3440430</wp:posOffset>
@@ -3819,11 +3862,7 @@
           </mc:Choice>
           <mc:Fallback>
             <w:pict>
-              <v:shapetype w14:anchorId="1E853F09" id="_x0000_t202" coordsize="21600,21600" o:spt="202" path="m,l,21600r21600,l21600,xe">
-                <v:stroke joinstyle="miter"/>
-                <v:path gradientshapeok="t" o:connecttype="rect"/>
-              </v:shapetype>
-              <v:shape id="Szövegdoboz 1" o:spid="_x0000_s1026" type="#_x0000_t202" style="position:absolute;left:0;text-align:left;margin-left:270.9pt;margin-top:143.65pt;width:169.5pt;height:.05pt;z-index:251663360;visibility:visible;mso-wrap-style:square;mso-wrap-distance-left:9pt;mso-wrap-distance-top:0;mso-wrap-distance-right:9pt;mso-wrap-distance-bottom:0;mso-position-horizontal:absolute;mso-position-horizontal-relative:text;mso-position-vertical:absolute;mso-position-vertical-relative:text;v-text-anchor:top" o:gfxdata="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" stroked="f">
+              <v:shape w14:anchorId="1E853F09" id="_x0000_s1027" type="#_x0000_t202" style="position:absolute;left:0;text-align:left;margin-left:270.9pt;margin-top:143.65pt;width:169.5pt;height:.05pt;z-index:251663360;visibility:visible;mso-wrap-style:square;mso-wrap-distance-left:9pt;mso-wrap-distance-top:0;mso-wrap-distance-right:9pt;mso-wrap-distance-bottom:0;mso-position-horizontal:absolute;mso-position-horizontal-relative:text;mso-position-vertical:absolute;mso-position-vertical-relative:text;v-text-anchor:top" o:gfxdata="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" stroked="f">
                 <v:textbox style="mso-fit-shape-to-text:t" inset="0,0,0,0">
                   <w:txbxContent>
                     <w:p>
@@ -3878,257 +3917,18 @@
           </mc:Fallback>
         </mc:AlternateContent>
       </w:r>
-      <w:r>
-        <w:rPr>
-          <w:rFonts w:ascii="Times New Roman" w:hAnsi="Times New Roman" w:cs="Times New Roman"/>
-        </w:rPr>
-        <w:drawing>
-          <wp:anchor distT="0" distB="0" distL="114300" distR="114300" simplePos="0" relativeHeight="251659264" behindDoc="0" locked="0" layoutInCell="1" allowOverlap="1" wp14:anchorId="6ADE1700" wp14:editId="7AAAF5B8">
-            <wp:simplePos x="0" y="0"/>
-            <wp:positionH relativeFrom="margin">
-              <wp:posOffset>3611245</wp:posOffset>
-            </wp:positionH>
-            <wp:positionV relativeFrom="margin">
-              <wp:posOffset>-635</wp:posOffset>
-            </wp:positionV>
-            <wp:extent cx="1928495" cy="1775460"/>
-            <wp:effectExtent l="0" t="0" r="0" b="0"/>
-            <wp:wrapSquare wrapText="bothSides"/>
-            <wp:docPr id="1036904495" name="Kép 1"/>
-            <wp:cNvGraphicFramePr>
-              <a:graphicFrameLocks xmlns:a="http://schemas.openxmlformats.org/drawingml/2006/main" noChangeAspect="1"/>
-            </wp:cNvGraphicFramePr>
-            <a:graphic xmlns:a="http://schemas.openxmlformats.org/drawingml/2006/main">
-              <a:graphicData uri="http://schemas.openxmlformats.org/drawingml/2006/picture">
-                <pic:pic xmlns:pic="http://schemas.openxmlformats.org/drawingml/2006/picture">
-                  <pic:nvPicPr>
-                    <pic:cNvPr id="1036904495" name=""/>
-                    <pic:cNvPicPr/>
-                  </pic:nvPicPr>
-                  <pic:blipFill>
-                    <a:blip r:embed="rId10" cstate="print">
-                      <a:extLst>
-                        <a:ext uri="{28A0092B-C50C-407E-A947-70E740481C1C}">
-                          <a14:useLocalDpi xmlns:a14="http://schemas.microsoft.com/office/drawing/2010/main" val="0"/>
-                        </a:ext>
-                      </a:extLst>
-                    </a:blip>
-                    <a:stretch>
-                      <a:fillRect/>
-                    </a:stretch>
-                  </pic:blipFill>
-                  <pic:spPr>
-                    <a:xfrm>
-                      <a:off x="0" y="0"/>
-                      <a:ext cx="1928495" cy="1775460"/>
-                    </a:xfrm>
-                    <a:prstGeom prst="rect">
-                      <a:avLst/>
-                    </a:prstGeom>
-                  </pic:spPr>
-                </pic:pic>
-              </a:graphicData>
-            </a:graphic>
-            <wp14:sizeRelH relativeFrom="margin">
-              <wp14:pctWidth>0</wp14:pctWidth>
-            </wp14:sizeRelH>
-            <wp14:sizeRelV relativeFrom="margin">
-              <wp14:pctHeight>0</wp14:pctHeight>
-            </wp14:sizeRelV>
-          </wp:anchor>
-        </w:drawing>
-      </w:r>
-      <w:r>
-        <w:rPr>
-          <w:rFonts w:ascii="Times New Roman" w:hAnsi="Times New Roman" w:cs="Times New Roman"/>
-          <w:noProof/>
-        </w:rPr>
-        <mc:AlternateContent>
-          <mc:Choice Requires="wps">
-            <w:drawing>
-              <wp:anchor distT="0" distB="0" distL="114300" distR="114300" simplePos="0" relativeHeight="251661312" behindDoc="0" locked="0" layoutInCell="1" allowOverlap="1" wp14:anchorId="5B14A4B2" wp14:editId="6E13E972">
-                <wp:simplePos x="0" y="0"/>
-                <wp:positionH relativeFrom="column">
-                  <wp:posOffset>0</wp:posOffset>
-                </wp:positionH>
-                <wp:positionV relativeFrom="paragraph">
-                  <wp:posOffset>1687830</wp:posOffset>
-                </wp:positionV>
-                <wp:extent cx="3543935" cy="635"/>
-                <wp:effectExtent l="0" t="0" r="0" b="0"/>
-                <wp:wrapSquare wrapText="bothSides"/>
-                <wp:docPr id="2116315472" name="Szövegdoboz 1"/>
-                <wp:cNvGraphicFramePr/>
-                <a:graphic xmlns:a="http://schemas.openxmlformats.org/drawingml/2006/main">
-                  <a:graphicData uri="http://schemas.microsoft.com/office/word/2010/wordprocessingShape">
-                    <wps:wsp>
-                      <wps:cNvSpPr txBox="1"/>
-                      <wps:spPr>
-                        <a:xfrm>
-                          <a:off x="0" y="0"/>
-                          <a:ext cx="3543935" cy="635"/>
-                        </a:xfrm>
-                        <a:prstGeom prst="rect">
-                          <a:avLst/>
-                        </a:prstGeom>
-                        <a:solidFill>
-                          <a:prstClr val="white"/>
-                        </a:solidFill>
-                        <a:ln>
-                          <a:noFill/>
-                        </a:ln>
-                      </wps:spPr>
-                      <wps:txbx>
-                        <w:txbxContent>
-                          <w:p>
-                            <w:pPr>
-                              <w:pStyle w:val="Kpalrs"/>
-                              <w:jc w:val="center"/>
-                              <w:rPr>
-                                <w:sz w:val="22"/>
-                                <w:szCs w:val="22"/>
-                              </w:rPr>
-                            </w:pPr>
-                            <w:r>
-                              <w:fldChar w:fldCharType="begin"/>
-                            </w:r>
-                            <w:r>
-                              <w:instrText xml:space="preserve"> SEQ ábra \* ARABIC </w:instrText>
-                            </w:r>
-                            <w:r>
-                              <w:fldChar w:fldCharType="separate"/>
-                            </w:r>
-                            <w:r>
-                              <w:rPr>
-                                <w:noProof/>
-                              </w:rPr>
-                              <w:t>2</w:t>
-                            </w:r>
-                            <w:r>
-                              <w:fldChar w:fldCharType="end"/>
-                            </w:r>
-                            <w:r>
-                              <w:t>. ábra Logó elhelyezése</w:t>
-                            </w:r>
-                          </w:p>
-                        </w:txbxContent>
-                      </wps:txbx>
-                      <wps:bodyPr rot="0" spcFirstLastPara="0" vertOverflow="overflow" horzOverflow="overflow" vert="horz" wrap="square" lIns="0" tIns="0" rIns="0" bIns="0" numCol="1" spcCol="0" rtlCol="0" fromWordArt="0" anchor="t" anchorCtr="0" forceAA="0" compatLnSpc="1">
-                        <a:prstTxWarp prst="textNoShape">
-                          <a:avLst/>
-                        </a:prstTxWarp>
-                        <a:spAutoFit/>
-                      </wps:bodyPr>
-                    </wps:wsp>
-                  </a:graphicData>
-                </a:graphic>
-              </wp:anchor>
-            </w:drawing>
-          </mc:Choice>
-          <mc:Fallback>
-            <w:pict>
-              <v:shape w14:anchorId="5B14A4B2" id="_x0000_s1027" type="#_x0000_t202" style="position:absolute;left:0;text-align:left;margin-left:0;margin-top:132.9pt;width:279.05pt;height:.05pt;z-index:251661312;visibility:visible;mso-wrap-style:square;mso-wrap-distance-left:9pt;mso-wrap-distance-top:0;mso-wrap-distance-right:9pt;mso-wrap-distance-bottom:0;mso-position-horizontal:absolute;mso-position-horizontal-relative:text;mso-position-vertical:absolute;mso-position-vertical-relative:text;v-text-anchor:top" o:gfxdata="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" stroked="f">
-                <v:textbox style="mso-fit-shape-to-text:t" inset="0,0,0,0">
-                  <w:txbxContent>
-                    <w:p>
-                      <w:pPr>
-                        <w:pStyle w:val="Kpalrs"/>
-                        <w:jc w:val="center"/>
-                        <w:rPr>
-                          <w:sz w:val="22"/>
-                          <w:szCs w:val="22"/>
-                        </w:rPr>
-                      </w:pPr>
-                      <w:r>
-                        <w:fldChar w:fldCharType="begin"/>
-                      </w:r>
-                      <w:r>
-                        <w:instrText xml:space="preserve"> SEQ ábra \* ARABIC </w:instrText>
-                      </w:r>
-                      <w:r>
-                        <w:fldChar w:fldCharType="separate"/>
-                      </w:r>
-                      <w:r>
-                        <w:rPr>
-                          <w:noProof/>
-                        </w:rPr>
-                        <w:t>2</w:t>
-                      </w:r>
-                      <w:r>
-                        <w:fldChar w:fldCharType="end"/>
-                      </w:r>
-                      <w:r>
-                        <w:t>. ábra Logó elhelyezése</w:t>
-                      </w:r>
-                    </w:p>
-                  </w:txbxContent>
-                </v:textbox>
-                <w10:wrap type="square"/>
-              </v:shape>
-            </w:pict>
-          </mc:Fallback>
-        </mc:AlternateContent>
-      </w:r>
-      <w:r>
-        <w:rPr>
-          <w:rFonts w:ascii="Times New Roman" w:hAnsi="Times New Roman" w:cs="Times New Roman"/>
-        </w:rPr>
-        <w:drawing>
-          <wp:anchor distT="0" distB="0" distL="114300" distR="114300" simplePos="0" relativeHeight="251658240" behindDoc="0" locked="0" layoutInCell="1" allowOverlap="1" wp14:anchorId="637D3278" wp14:editId="50715FF1">
-            <wp:simplePos x="1348740" y="899160"/>
-            <wp:positionH relativeFrom="margin">
-              <wp:align>left</wp:align>
-            </wp:positionH>
-            <wp:positionV relativeFrom="margin">
-              <wp:align>top</wp:align>
-            </wp:positionV>
-            <wp:extent cx="3543935" cy="1630680"/>
-            <wp:effectExtent l="0" t="0" r="0" b="7620"/>
-            <wp:wrapSquare wrapText="bothSides"/>
-            <wp:docPr id="995368250" name="Kép 1"/>
-            <wp:cNvGraphicFramePr>
-              <a:graphicFrameLocks xmlns:a="http://schemas.openxmlformats.org/drawingml/2006/main" noChangeAspect="1"/>
-            </wp:cNvGraphicFramePr>
-            <a:graphic xmlns:a="http://schemas.openxmlformats.org/drawingml/2006/main">
-              <a:graphicData uri="http://schemas.openxmlformats.org/drawingml/2006/picture">
-                <pic:pic xmlns:pic="http://schemas.openxmlformats.org/drawingml/2006/picture">
-                  <pic:nvPicPr>
-                    <pic:cNvPr id="995368250" name=""/>
-                    <pic:cNvPicPr/>
-                  </pic:nvPicPr>
-                  <pic:blipFill>
-                    <a:blip r:embed="rId11" cstate="print">
-                      <a:extLst>
-                        <a:ext uri="{28A0092B-C50C-407E-A947-70E740481C1C}">
-                          <a14:useLocalDpi xmlns:a14="http://schemas.microsoft.com/office/drawing/2010/main" val="0"/>
-                        </a:ext>
-                      </a:extLst>
-                    </a:blip>
-                    <a:stretch>
-                      <a:fillRect/>
-                    </a:stretch>
-                  </pic:blipFill>
-                  <pic:spPr>
-                    <a:xfrm>
-                      <a:off x="0" y="0"/>
-                      <a:ext cx="3573214" cy="1644083"/>
-                    </a:xfrm>
-                    <a:prstGeom prst="rect">
-                      <a:avLst/>
-                    </a:prstGeom>
-                  </pic:spPr>
-                </pic:pic>
-              </a:graphicData>
-            </a:graphic>
-            <wp14:sizeRelH relativeFrom="margin">
-              <wp14:pctWidth>0</wp14:pctWidth>
-            </wp14:sizeRelH>
-            <wp14:sizeRelV relativeFrom="margin">
-              <wp14:pctHeight>0</wp14:pctHeight>
-            </wp14:sizeRelV>
-          </wp:anchor>
-        </w:drawing>
-      </w:r>
+    </w:p>
+    <w:p>
+      <w:pPr>
+        <w:spacing w:line="360" w:lineRule="auto"/>
+        <w:ind w:firstLine="708"/>
+        <w:jc w:val="both"/>
+        <w:rPr>
+          <w:rFonts w:ascii="Times New Roman" w:hAnsi="Times New Roman" w:cs="Times New Roman"/>
+          <w:sz w:val="24"/>
+          <w:szCs w:val="24"/>
+        </w:rPr>
+      </w:pPr>
     </w:p>
     <w:p>
       <w:pPr>
@@ -4336,7 +4136,7 @@
           <w:szCs w:val="28"/>
         </w:rPr>
       </w:pPr>
-      <w:bookmarkStart w:id="4" w:name="_Toc226651582"/>
+      <w:bookmarkStart w:id="4" w:name="_Toc226794851"/>
       <w:r>
         <w:rPr>
           <w:rFonts w:ascii="Times New Roman" w:hAnsi="Times New Roman" w:cs="Times New Roman"/>
@@ -4384,7 +4184,7 @@
           <w:szCs w:val="28"/>
         </w:rPr>
       </w:pPr>
-      <w:bookmarkStart w:id="5" w:name="_Toc226651583"/>
+      <w:bookmarkStart w:id="5" w:name="_Toc226794852"/>
       <w:r>
         <w:rPr>
           <w:rFonts w:ascii="Times New Roman" w:hAnsi="Times New Roman" w:cs="Times New Roman"/>
@@ -4427,6 +4227,7 @@
           <w:sz w:val="24"/>
           <w:szCs w:val="24"/>
         </w:rPr>
+        <w:lastRenderedPageBreak/>
         <w:t xml:space="preserve">A főoldal </w:t>
       </w:r>
       <w:r>
@@ -4459,16 +4260,7 @@
           <w:sz w:val="24"/>
           <w:szCs w:val="24"/>
         </w:rPr>
-        <w:t xml:space="preserve">Ennél az oldalnál a beadandó előírása szerint egy JavaScript alapú CRUD alkalmazást kellett elkészítenünk, amely a választott adatbázis egyik fájljának adatait dolgozza </w:t>
-      </w:r>
-      <w:r>
-        <w:rPr>
-          <w:rFonts w:ascii="Times New Roman" w:hAnsi="Times New Roman" w:cs="Times New Roman"/>
-          <w:sz w:val="24"/>
-          <w:szCs w:val="24"/>
-        </w:rPr>
-        <w:lastRenderedPageBreak/>
-        <w:t xml:space="preserve">fel, és az adatokat tömbben tárolja. Az alapot a tananyagban </w:t>
+        <w:t xml:space="preserve">Ennél az oldalnál a beadandó előírása szerint egy JavaScript alapú CRUD alkalmazást kellett elkészítenünk, amely a választott adatbázis egyik fájljának adatait dolgozza fel, és az adatokat tömbben tárolja. Az alapot a tananyagban </w:t>
       </w:r>
       <w:r>
         <w:rPr>
@@ -4553,6 +4345,7 @@
       <w:r>
         <w:rPr>
           <w:rFonts w:ascii="Times New Roman" w:hAnsi="Times New Roman" w:cs="Times New Roman"/>
+          <w:noProof/>
         </w:rPr>
         <w:drawing>
           <wp:inline distT="0" distB="0" distL="0" distR="0" wp14:anchorId="24524A17" wp14:editId="03F111E0">
@@ -4710,7 +4503,7 @@
     </w:p>
     <w:p>
       <w:pPr>
-        <w:spacing w:line="360" w:lineRule="auto"/>
+        <w:spacing w:line="240" w:lineRule="auto"/>
         <w:ind w:firstLine="708"/>
         <w:jc w:val="both"/>
         <w:rPr>
@@ -4808,7 +4601,7 @@
     </w:p>
     <w:p>
       <w:pPr>
-        <w:spacing w:line="360" w:lineRule="auto"/>
+        <w:spacing w:line="240" w:lineRule="auto"/>
         <w:ind w:firstLine="708"/>
         <w:jc w:val="both"/>
         <w:rPr>
@@ -4853,7 +4646,7 @@
     </w:p>
     <w:p>
       <w:pPr>
-        <w:spacing w:line="360" w:lineRule="auto"/>
+        <w:spacing w:line="240" w:lineRule="auto"/>
         <w:ind w:firstLine="708"/>
         <w:jc w:val="both"/>
         <w:rPr>
@@ -4915,7 +4708,7 @@
     </w:p>
     <w:p>
       <w:pPr>
-        <w:spacing w:line="360" w:lineRule="auto"/>
+        <w:spacing w:line="240" w:lineRule="auto"/>
         <w:ind w:firstLine="708"/>
         <w:jc w:val="both"/>
         <w:rPr>
@@ -4960,7 +4753,7 @@
     </w:p>
     <w:p>
       <w:pPr>
-        <w:spacing w:line="360" w:lineRule="auto"/>
+        <w:spacing w:line="240" w:lineRule="auto"/>
         <w:ind w:firstLine="708"/>
         <w:jc w:val="both"/>
         <w:rPr>
@@ -5126,7 +4919,16 @@
           <w:sz w:val="24"/>
           <w:szCs w:val="24"/>
         </w:rPr>
-        <w:t xml:space="preserve">” gombok szintén magyar feliratot kaptak, vagyis „Módosítás” és „Törlés” formában jelentek meg. A „Sütemény típusa” mezőnél már nem egyszerű szabad szövegbevitelt alkalmaztunk, hanem előre összeállított választható listát készítettünk. Ennek előkészítéséhez az adatbázist előbb Excel táblázatba rendeztük, majd a típusokat összegyűjtöttük és </w:t>
+        <w:t xml:space="preserve">” gombok szintén magyar feliratot kaptak, vagyis „Módosítás” és „Törlés” formában jelentek meg. A „Sütemény típusa” mezőnél már nem egyszerű szabad szövegbevitelt alkalmaztunk, hanem előre összeállított választható listát készítettünk. Ennek előkészítéséhez </w:t>
+      </w:r>
+      <w:r>
+        <w:rPr>
+          <w:rFonts w:ascii="Times New Roman" w:hAnsi="Times New Roman" w:cs="Times New Roman"/>
+          <w:sz w:val="24"/>
+          <w:szCs w:val="24"/>
+        </w:rPr>
+        <w:lastRenderedPageBreak/>
+        <w:t xml:space="preserve">az adatbázist előbb Excel táblázatba rendeztük, majd a típusokat összegyűjtöttük és </w:t>
       </w:r>
       <w:proofErr w:type="spellStart"/>
       <w:r>
@@ -5153,7 +4955,6 @@
           <w:sz w:val="24"/>
           <w:szCs w:val="24"/>
         </w:rPr>
-        <w:lastRenderedPageBreak/>
         <w:t>value</w:t>
       </w:r>
       <w:proofErr w:type="spellEnd"/>
@@ -5211,7 +5012,7 @@
           <w:szCs w:val="28"/>
         </w:rPr>
       </w:pPr>
-      <w:bookmarkStart w:id="6" w:name="_Toc226651584"/>
+      <w:bookmarkStart w:id="6" w:name="_Toc226794853"/>
       <w:r>
         <w:rPr>
           <w:rFonts w:ascii="Times New Roman" w:hAnsi="Times New Roman" w:cs="Times New Roman"/>
@@ -5269,6 +5070,7 @@
       <w:r>
         <w:rPr>
           <w:rFonts w:ascii="Times New Roman" w:hAnsi="Times New Roman" w:cs="Times New Roman"/>
+          <w:noProof/>
         </w:rPr>
         <w:drawing>
           <wp:inline distT="0" distB="0" distL="0" distR="0" wp14:anchorId="08F4AE9B" wp14:editId="39F8BD31">
@@ -5397,7 +5199,7 @@
           <w:szCs w:val="28"/>
         </w:rPr>
       </w:pPr>
-      <w:bookmarkStart w:id="7" w:name="_Toc226651585"/>
+      <w:bookmarkStart w:id="7" w:name="_Toc226794854"/>
       <w:r>
         <w:rPr>
           <w:rFonts w:ascii="Times New Roman" w:hAnsi="Times New Roman" w:cs="Times New Roman"/>
@@ -5449,66 +5251,20 @@
       <w:r>
         <w:rPr>
           <w:rFonts w:ascii="Times New Roman" w:hAnsi="Times New Roman" w:cs="Times New Roman"/>
-          <w:sz w:val="24"/>
-          <w:szCs w:val="24"/>
-        </w:rPr>
-        <w:t xml:space="preserve">Miután a főoldal és a JavaScript alapú CRUD alkalmazás megfelelően működött, a következő nagy feladatrész a react.html menüpont megvalósítása volt. Ennél az oldalnál a beadandó előírása szerint </w:t>
-      </w:r>
-      <w:proofErr w:type="spellStart"/>
-      <w:r>
-        <w:rPr>
-          <w:rFonts w:ascii="Times New Roman" w:hAnsi="Times New Roman" w:cs="Times New Roman"/>
-          <w:sz w:val="24"/>
-          <w:szCs w:val="24"/>
-        </w:rPr>
-        <w:t>React</w:t>
-      </w:r>
-      <w:proofErr w:type="spellEnd"/>
-      <w:r>
-        <w:rPr>
-          <w:rFonts w:ascii="Times New Roman" w:hAnsi="Times New Roman" w:cs="Times New Roman"/>
-          <w:sz w:val="24"/>
-          <w:szCs w:val="24"/>
-        </w:rPr>
-        <w:t xml:space="preserve"> segítségével kellett CRUD alkalmazást készítenünk, amely szintén a választott adatbázis egyik fájljának adatait használja fel. A fejlesztéshez a tananyagban szereplő </w:t>
-      </w:r>
-      <w:proofErr w:type="spellStart"/>
-      <w:r>
-        <w:rPr>
-          <w:rFonts w:ascii="Times New Roman" w:hAnsi="Times New Roman" w:cs="Times New Roman"/>
-          <w:sz w:val="24"/>
-          <w:szCs w:val="24"/>
-        </w:rPr>
-        <w:t>React</w:t>
-      </w:r>
-      <w:proofErr w:type="spellEnd"/>
-      <w:r>
-        <w:rPr>
-          <w:rFonts w:ascii="Times New Roman" w:hAnsi="Times New Roman" w:cs="Times New Roman"/>
-          <w:sz w:val="24"/>
-          <w:szCs w:val="24"/>
-        </w:rPr>
-        <w:t xml:space="preserve">-CRUD megoldást, valamint a tanár úr által biztosított megoldasok.zip fájlt használtuk alapként. </w:t>
-      </w:r>
-    </w:p>
-    <w:p>
-      <w:pPr>
-        <w:keepNext/>
-        <w:spacing w:line="360" w:lineRule="auto"/>
-        <w:ind w:firstLine="708"/>
-        <w:jc w:val="center"/>
-        <w:rPr>
-          <w:rFonts w:ascii="Times New Roman" w:hAnsi="Times New Roman" w:cs="Times New Roman"/>
-        </w:rPr>
-      </w:pPr>
-      <w:r>
-        <w:rPr>
-          <w:rFonts w:ascii="Times New Roman" w:hAnsi="Times New Roman" w:cs="Times New Roman"/>
+          <w:noProof/>
         </w:rPr>
         <w:drawing>
-          <wp:inline distT="0" distB="0" distL="0" distR="0" wp14:anchorId="74E66448" wp14:editId="68498CB1">
+          <wp:anchor distT="0" distB="0" distL="114300" distR="114300" simplePos="0" relativeHeight="251673600" behindDoc="0" locked="0" layoutInCell="1" allowOverlap="1" wp14:anchorId="74E66448" wp14:editId="25ACFE29">
+            <wp:simplePos x="0" y="0"/>
+            <wp:positionH relativeFrom="margin">
+              <wp:align>right</wp:align>
+            </wp:positionH>
+            <wp:positionV relativeFrom="margin">
+              <wp:posOffset>1102995</wp:posOffset>
+            </wp:positionV>
             <wp:extent cx="2894911" cy="1727252"/>
             <wp:effectExtent l="0" t="0" r="1270" b="6350"/>
+            <wp:wrapSquare wrapText="bothSides"/>
             <wp:docPr id="363593832" name="Kép 1"/>
             <wp:cNvGraphicFramePr>
               <a:graphicFrameLocks xmlns:a="http://schemas.openxmlformats.org/drawingml/2006/main" noChangeAspect="1"/>
@@ -5521,7 +5277,13 @@
                     <pic:cNvPicPr/>
                   </pic:nvPicPr>
                   <pic:blipFill>
-                    <a:blip r:embed="rId14"/>
+                    <a:blip r:embed="rId14">
+                      <a:extLst>
+                        <a:ext uri="{28A0092B-C50C-407E-A947-70E740481C1C}">
+                          <a14:useLocalDpi xmlns:a14="http://schemas.microsoft.com/office/drawing/2010/main" val="0"/>
+                        </a:ext>
+                      </a:extLst>
+                    </a:blip>
                     <a:stretch>
                       <a:fillRect/>
                     </a:stretch>
@@ -5529,7 +5291,7 @@
                   <pic:spPr>
                     <a:xfrm>
                       <a:off x="0" y="0"/>
-                      <a:ext cx="2908337" cy="1735262"/>
+                      <a:ext cx="2894911" cy="1727252"/>
                     </a:xfrm>
                     <a:prstGeom prst="rect">
                       <a:avLst/>
@@ -5538,79 +5300,243 @@
                 </pic:pic>
               </a:graphicData>
             </a:graphic>
-          </wp:inline>
+          </wp:anchor>
         </w:drawing>
       </w:r>
-    </w:p>
-    <w:p>
-      <w:pPr>
-        <w:pStyle w:val="Kpalrs"/>
-        <w:jc w:val="center"/>
-        <w:rPr>
-          <w:rFonts w:ascii="Times New Roman" w:hAnsi="Times New Roman" w:cs="Times New Roman"/>
-          <w:color w:val="auto"/>
-          <w:sz w:val="24"/>
-          <w:szCs w:val="24"/>
-        </w:rPr>
-      </w:pPr>
-      <w:r>
-        <w:rPr>
-          <w:rFonts w:ascii="Times New Roman" w:hAnsi="Times New Roman" w:cs="Times New Roman"/>
-          <w:color w:val="auto"/>
-          <w:sz w:val="24"/>
-          <w:szCs w:val="24"/>
-        </w:rPr>
-        <w:fldChar w:fldCharType="begin"/>
-      </w:r>
-      <w:r>
-        <w:rPr>
-          <w:rFonts w:ascii="Times New Roman" w:hAnsi="Times New Roman" w:cs="Times New Roman"/>
-          <w:color w:val="auto"/>
-          <w:sz w:val="24"/>
-          <w:szCs w:val="24"/>
-        </w:rPr>
-        <w:instrText xml:space="preserve"> SEQ ábra \* ARABIC </w:instrText>
-      </w:r>
-      <w:r>
-        <w:rPr>
-          <w:rFonts w:ascii="Times New Roman" w:hAnsi="Times New Roman" w:cs="Times New Roman"/>
-          <w:color w:val="auto"/>
-          <w:sz w:val="24"/>
-          <w:szCs w:val="24"/>
-        </w:rPr>
-        <w:fldChar w:fldCharType="separate"/>
-      </w:r>
-      <w:r>
-        <w:rPr>
-          <w:rFonts w:ascii="Times New Roman" w:hAnsi="Times New Roman" w:cs="Times New Roman"/>
+      <w:r>
+        <w:rPr>
           <w:noProof/>
-          <w:color w:val="auto"/>
-          <w:sz w:val="24"/>
-          <w:szCs w:val="24"/>
-        </w:rPr>
-        <w:t>5</w:t>
-      </w:r>
-      <w:r>
-        <w:rPr>
-          <w:rFonts w:ascii="Times New Roman" w:hAnsi="Times New Roman" w:cs="Times New Roman"/>
-          <w:color w:val="auto"/>
-          <w:sz w:val="24"/>
-          <w:szCs w:val="24"/>
-        </w:rPr>
-        <w:fldChar w:fldCharType="end"/>
-      </w:r>
-      <w:r>
-        <w:rPr>
-          <w:rFonts w:ascii="Times New Roman" w:hAnsi="Times New Roman" w:cs="Times New Roman"/>
-          <w:color w:val="auto"/>
-        </w:rPr>
-        <w:t xml:space="preserve">. ábra </w:t>
-      </w:r>
-      <w:proofErr w:type="spellStart"/>
-      <w:r>
-        <w:rPr>
-          <w:rFonts w:ascii="Times New Roman" w:hAnsi="Times New Roman" w:cs="Times New Roman"/>
-          <w:color w:val="auto"/>
+        </w:rPr>
+        <mc:AlternateContent>
+          <mc:Choice Requires="wps">
+            <w:drawing>
+              <wp:anchor distT="0" distB="0" distL="114300" distR="114300" simplePos="0" relativeHeight="251675648" behindDoc="0" locked="0" layoutInCell="1" allowOverlap="1" wp14:anchorId="1337A45E" wp14:editId="0A073E3A">
+                <wp:simplePos x="0" y="0"/>
+                <wp:positionH relativeFrom="column">
+                  <wp:posOffset>2857500</wp:posOffset>
+                </wp:positionH>
+                <wp:positionV relativeFrom="paragraph">
+                  <wp:posOffset>2305050</wp:posOffset>
+                </wp:positionV>
+                <wp:extent cx="2894330" cy="635"/>
+                <wp:effectExtent l="0" t="0" r="0" b="0"/>
+                <wp:wrapSquare wrapText="bothSides"/>
+                <wp:docPr id="541362009" name="Szövegdoboz 1"/>
+                <wp:cNvGraphicFramePr/>
+                <a:graphic xmlns:a="http://schemas.openxmlformats.org/drawingml/2006/main">
+                  <a:graphicData uri="http://schemas.microsoft.com/office/word/2010/wordprocessingShape">
+                    <wps:wsp>
+                      <wps:cNvSpPr txBox="1"/>
+                      <wps:spPr>
+                        <a:xfrm>
+                          <a:off x="0" y="0"/>
+                          <a:ext cx="2894330" cy="635"/>
+                        </a:xfrm>
+                        <a:prstGeom prst="rect">
+                          <a:avLst/>
+                        </a:prstGeom>
+                        <a:solidFill>
+                          <a:prstClr val="white"/>
+                        </a:solidFill>
+                        <a:ln>
+                          <a:noFill/>
+                        </a:ln>
+                      </wps:spPr>
+                      <wps:txbx>
+                        <w:txbxContent>
+                          <w:p>
+                            <w:pPr>
+                              <w:pStyle w:val="Kpalrs"/>
+                              <w:jc w:val="center"/>
+                              <w:rPr>
+                                <w:rFonts w:ascii="Times New Roman" w:hAnsi="Times New Roman" w:cs="Times New Roman"/>
+                                <w:noProof/>
+                                <w:color w:val="auto"/>
+                                <w:sz w:val="22"/>
+                                <w:szCs w:val="22"/>
+                              </w:rPr>
+                            </w:pPr>
+                            <w:r>
+                              <w:rPr>
+                                <w:rFonts w:ascii="Times New Roman" w:hAnsi="Times New Roman" w:cs="Times New Roman"/>
+                                <w:noProof/>
+                                <w:color w:val="auto"/>
+                              </w:rPr>
+                              <w:fldChar w:fldCharType="begin"/>
+                            </w:r>
+                            <w:r>
+                              <w:rPr>
+                                <w:rFonts w:ascii="Times New Roman" w:hAnsi="Times New Roman" w:cs="Times New Roman"/>
+                                <w:noProof/>
+                                <w:color w:val="auto"/>
+                              </w:rPr>
+                              <w:instrText xml:space="preserve"> SEQ ábra \* ARABIC </w:instrText>
+                            </w:r>
+                            <w:r>
+                              <w:rPr>
+                                <w:rFonts w:ascii="Times New Roman" w:hAnsi="Times New Roman" w:cs="Times New Roman"/>
+                                <w:noProof/>
+                                <w:color w:val="auto"/>
+                              </w:rPr>
+                              <w:fldChar w:fldCharType="separate"/>
+                            </w:r>
+                            <w:r>
+                              <w:rPr>
+                                <w:rFonts w:ascii="Times New Roman" w:hAnsi="Times New Roman" w:cs="Times New Roman"/>
+                                <w:noProof/>
+                                <w:color w:val="auto"/>
+                              </w:rPr>
+                              <w:t>5</w:t>
+                            </w:r>
+                            <w:r>
+                              <w:rPr>
+                                <w:rFonts w:ascii="Times New Roman" w:hAnsi="Times New Roman" w:cs="Times New Roman"/>
+                                <w:noProof/>
+                                <w:color w:val="auto"/>
+                              </w:rPr>
+                              <w:fldChar w:fldCharType="end"/>
+                            </w:r>
+                            <w:r>
+                              <w:rPr>
+                                <w:rFonts w:ascii="Times New Roman" w:hAnsi="Times New Roman" w:cs="Times New Roman"/>
+                                <w:color w:val="auto"/>
+                              </w:rPr>
+                              <w:t xml:space="preserve">. ábra </w:t>
+                            </w:r>
+                            <w:proofErr w:type="spellStart"/>
+                            <w:r>
+                              <w:rPr>
+                                <w:rFonts w:ascii="Times New Roman" w:hAnsi="Times New Roman" w:cs="Times New Roman"/>
+                                <w:color w:val="auto"/>
+                              </w:rPr>
+                              <w:t>React</w:t>
+                            </w:r>
+                            <w:proofErr w:type="spellEnd"/>
+                            <w:r>
+                              <w:rPr>
+                                <w:rFonts w:ascii="Times New Roman" w:hAnsi="Times New Roman" w:cs="Times New Roman"/>
+                                <w:color w:val="auto"/>
+                              </w:rPr>
+                              <w:t xml:space="preserve"> CRUD minta</w:t>
+                            </w:r>
+                          </w:p>
+                        </w:txbxContent>
+                      </wps:txbx>
+                      <wps:bodyPr rot="0" spcFirstLastPara="0" vertOverflow="overflow" horzOverflow="overflow" vert="horz" wrap="square" lIns="0" tIns="0" rIns="0" bIns="0" numCol="1" spcCol="0" rtlCol="0" fromWordArt="0" anchor="t" anchorCtr="0" forceAA="0" compatLnSpc="1">
+                        <a:prstTxWarp prst="textNoShape">
+                          <a:avLst/>
+                        </a:prstTxWarp>
+                        <a:spAutoFit/>
+                      </wps:bodyPr>
+                    </wps:wsp>
+                  </a:graphicData>
+                </a:graphic>
+              </wp:anchor>
+            </w:drawing>
+          </mc:Choice>
+          <mc:Fallback>
+            <w:pict>
+              <v:shape w14:anchorId="1337A45E" id="_x0000_s1028" type="#_x0000_t202" style="position:absolute;left:0;text-align:left;margin-left:225pt;margin-top:181.5pt;width:227.9pt;height:.05pt;z-index:251675648;visibility:visible;mso-wrap-style:square;mso-wrap-distance-left:9pt;mso-wrap-distance-top:0;mso-wrap-distance-right:9pt;mso-wrap-distance-bottom:0;mso-position-horizontal:absolute;mso-position-horizontal-relative:text;mso-position-vertical:absolute;mso-position-vertical-relative:text;v-text-anchor:top" o:gfxdata="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" stroked="f">
+                <v:textbox style="mso-fit-shape-to-text:t" inset="0,0,0,0">
+                  <w:txbxContent>
+                    <w:p>
+                      <w:pPr>
+                        <w:pStyle w:val="Kpalrs"/>
+                        <w:jc w:val="center"/>
+                        <w:rPr>
+                          <w:rFonts w:ascii="Times New Roman" w:hAnsi="Times New Roman" w:cs="Times New Roman"/>
+                          <w:noProof/>
+                          <w:color w:val="auto"/>
+                          <w:sz w:val="22"/>
+                          <w:szCs w:val="22"/>
+                        </w:rPr>
+                      </w:pPr>
+                      <w:r>
+                        <w:rPr>
+                          <w:rFonts w:ascii="Times New Roman" w:hAnsi="Times New Roman" w:cs="Times New Roman"/>
+                          <w:noProof/>
+                          <w:color w:val="auto"/>
+                        </w:rPr>
+                        <w:fldChar w:fldCharType="begin"/>
+                      </w:r>
+                      <w:r>
+                        <w:rPr>
+                          <w:rFonts w:ascii="Times New Roman" w:hAnsi="Times New Roman" w:cs="Times New Roman"/>
+                          <w:noProof/>
+                          <w:color w:val="auto"/>
+                        </w:rPr>
+                        <w:instrText xml:space="preserve"> SEQ ábra \* ARABIC </w:instrText>
+                      </w:r>
+                      <w:r>
+                        <w:rPr>
+                          <w:rFonts w:ascii="Times New Roman" w:hAnsi="Times New Roman" w:cs="Times New Roman"/>
+                          <w:noProof/>
+                          <w:color w:val="auto"/>
+                        </w:rPr>
+                        <w:fldChar w:fldCharType="separate"/>
+                      </w:r>
+                      <w:r>
+                        <w:rPr>
+                          <w:rFonts w:ascii="Times New Roman" w:hAnsi="Times New Roman" w:cs="Times New Roman"/>
+                          <w:noProof/>
+                          <w:color w:val="auto"/>
+                        </w:rPr>
+                        <w:t>5</w:t>
+                      </w:r>
+                      <w:r>
+                        <w:rPr>
+                          <w:rFonts w:ascii="Times New Roman" w:hAnsi="Times New Roman" w:cs="Times New Roman"/>
+                          <w:noProof/>
+                          <w:color w:val="auto"/>
+                        </w:rPr>
+                        <w:fldChar w:fldCharType="end"/>
+                      </w:r>
+                      <w:r>
+                        <w:rPr>
+                          <w:rFonts w:ascii="Times New Roman" w:hAnsi="Times New Roman" w:cs="Times New Roman"/>
+                          <w:color w:val="auto"/>
+                        </w:rPr>
+                        <w:t xml:space="preserve">. ábra </w:t>
+                      </w:r>
+                      <w:proofErr w:type="spellStart"/>
+                      <w:r>
+                        <w:rPr>
+                          <w:rFonts w:ascii="Times New Roman" w:hAnsi="Times New Roman" w:cs="Times New Roman"/>
+                          <w:color w:val="auto"/>
+                        </w:rPr>
+                        <w:t>React</w:t>
+                      </w:r>
+                      <w:proofErr w:type="spellEnd"/>
+                      <w:r>
+                        <w:rPr>
+                          <w:rFonts w:ascii="Times New Roman" w:hAnsi="Times New Roman" w:cs="Times New Roman"/>
+                          <w:color w:val="auto"/>
+                        </w:rPr>
+                        <w:t xml:space="preserve"> CRUD minta</w:t>
+                      </w:r>
+                    </w:p>
+                  </w:txbxContent>
+                </v:textbox>
+                <w10:wrap type="square"/>
+              </v:shape>
+            </w:pict>
+          </mc:Fallback>
+        </mc:AlternateContent>
+      </w:r>
+      <w:r>
+        <w:rPr>
+          <w:rFonts w:ascii="Times New Roman" w:hAnsi="Times New Roman" w:cs="Times New Roman"/>
+          <w:sz w:val="24"/>
+          <w:szCs w:val="24"/>
+        </w:rPr>
+        <w:t xml:space="preserve">Miután a főoldal és a JavaScript alapú CRUD alkalmazás megfelelően működött, a következő nagy feladatrész a react.html menüpont megvalósítása volt. Ennél az oldalnál a beadandó előírása szerint </w:t>
+      </w:r>
+      <w:proofErr w:type="spellStart"/>
+      <w:r>
+        <w:rPr>
+          <w:rFonts w:ascii="Times New Roman" w:hAnsi="Times New Roman" w:cs="Times New Roman"/>
+          <w:sz w:val="24"/>
+          <w:szCs w:val="24"/>
         </w:rPr>
         <w:t>React</w:t>
       </w:r>
@@ -5618,9 +5544,28 @@
       <w:r>
         <w:rPr>
           <w:rFonts w:ascii="Times New Roman" w:hAnsi="Times New Roman" w:cs="Times New Roman"/>
-          <w:color w:val="auto"/>
-        </w:rPr>
-        <w:t xml:space="preserve"> CRUD minta</w:t>
+          <w:sz w:val="24"/>
+          <w:szCs w:val="24"/>
+        </w:rPr>
+        <w:t xml:space="preserve"> segítségével kellett CRUD alkalmazást készítenünk, amely szintén a választott adatbázis egyik fájljának adatait használja fel. A fejlesztéshez a tananyagban szereplő </w:t>
+      </w:r>
+      <w:proofErr w:type="spellStart"/>
+      <w:r>
+        <w:rPr>
+          <w:rFonts w:ascii="Times New Roman" w:hAnsi="Times New Roman" w:cs="Times New Roman"/>
+          <w:sz w:val="24"/>
+          <w:szCs w:val="24"/>
+        </w:rPr>
+        <w:t>React</w:t>
+      </w:r>
+      <w:proofErr w:type="spellEnd"/>
+      <w:r>
+        <w:rPr>
+          <w:rFonts w:ascii="Times New Roman" w:hAnsi="Times New Roman" w:cs="Times New Roman"/>
+          <w:sz w:val="24"/>
+          <w:szCs w:val="24"/>
+        </w:rPr>
+        <w:t xml:space="preserve">-CRUD megoldást, valamint a tanár úr által biztosított megoldasok.zip fájlt használtuk alapként. </w:t>
       </w:r>
     </w:p>
     <w:p>
@@ -6056,7 +6001,57 @@
           <w:sz w:val="24"/>
           <w:szCs w:val="24"/>
         </w:rPr>
-        <w:t xml:space="preserve"> táblázathoz képest plusz oszlopokat is létrehoztunk, hogy a tartalom összhangban legyen a JavaScript változattal. Ezt </w:t>
+        <w:t xml:space="preserve"> táblázathoz képest plusz oszlopokat is létrehoztunk, hogy a tartalom összhangban legyen a JavaScript változattal. Ezt követően az App.css fájlt saját igényeink szerint átalakítottuk, majd később </w:t>
+      </w:r>
+      <w:r>
+        <w:rPr>
+          <w:rFonts w:ascii="Times New Roman" w:hAnsi="Times New Roman" w:cs="Times New Roman"/>
+          <w:sz w:val="24"/>
+          <w:szCs w:val="24"/>
+        </w:rPr>
+        <w:t xml:space="preserve">átneveztük </w:t>
+      </w:r>
+      <w:r>
+        <w:rPr>
+          <w:rFonts w:ascii="Times New Roman" w:hAnsi="Times New Roman" w:cs="Times New Roman"/>
+          <w:sz w:val="24"/>
+          <w:szCs w:val="24"/>
+        </w:rPr>
+        <w:t xml:space="preserve">React.css </w:t>
+      </w:r>
+      <w:r>
+        <w:rPr>
+          <w:rFonts w:ascii="Times New Roman" w:hAnsi="Times New Roman" w:cs="Times New Roman"/>
+          <w:sz w:val="24"/>
+          <w:szCs w:val="24"/>
+        </w:rPr>
+        <w:t>névre</w:t>
+      </w:r>
+      <w:r>
+        <w:rPr>
+          <w:rFonts w:ascii="Times New Roman" w:hAnsi="Times New Roman" w:cs="Times New Roman"/>
+          <w:sz w:val="24"/>
+          <w:szCs w:val="24"/>
+        </w:rPr>
+        <w:t xml:space="preserve">. Ebben a stíluslapban a JavaScript oldalhoz igazítottuk az elrendezést, vagyis ugyanazt a színvilágot és nagyon hasonló szerkezeti megoldásokat alkalmaztuk. A </w:t>
+      </w:r>
+      <w:proofErr w:type="spellStart"/>
+      <w:r>
+        <w:rPr>
+          <w:rFonts w:ascii="Times New Roman" w:hAnsi="Times New Roman" w:cs="Times New Roman"/>
+          <w:sz w:val="24"/>
+          <w:szCs w:val="24"/>
+        </w:rPr>
+        <w:t>React</w:t>
+      </w:r>
+      <w:proofErr w:type="spellEnd"/>
+      <w:r>
+        <w:rPr>
+          <w:rFonts w:ascii="Times New Roman" w:hAnsi="Times New Roman" w:cs="Times New Roman"/>
+          <w:sz w:val="24"/>
+          <w:szCs w:val="24"/>
+        </w:rPr>
+        <w:t xml:space="preserve"> oldal fejlesztése során tehát nem csupán az volt a cél, hogy működőképes CRUD alkalmazás </w:t>
       </w:r>
       <w:r>
         <w:rPr>
@@ -6065,57 +6060,7 @@
           <w:szCs w:val="24"/>
         </w:rPr>
         <w:lastRenderedPageBreak/>
-        <w:t xml:space="preserve">követően az App.css fájlt saját igényeink szerint átalakítottuk, majd később </w:t>
-      </w:r>
-      <w:r>
-        <w:rPr>
-          <w:rFonts w:ascii="Times New Roman" w:hAnsi="Times New Roman" w:cs="Times New Roman"/>
-          <w:sz w:val="24"/>
-          <w:szCs w:val="24"/>
-        </w:rPr>
-        <w:t xml:space="preserve">átneveztük </w:t>
-      </w:r>
-      <w:r>
-        <w:rPr>
-          <w:rFonts w:ascii="Times New Roman" w:hAnsi="Times New Roman" w:cs="Times New Roman"/>
-          <w:sz w:val="24"/>
-          <w:szCs w:val="24"/>
-        </w:rPr>
-        <w:t xml:space="preserve">React.css </w:t>
-      </w:r>
-      <w:r>
-        <w:rPr>
-          <w:rFonts w:ascii="Times New Roman" w:hAnsi="Times New Roman" w:cs="Times New Roman"/>
-          <w:sz w:val="24"/>
-          <w:szCs w:val="24"/>
-        </w:rPr>
-        <w:t>névre</w:t>
-      </w:r>
-      <w:r>
-        <w:rPr>
-          <w:rFonts w:ascii="Times New Roman" w:hAnsi="Times New Roman" w:cs="Times New Roman"/>
-          <w:sz w:val="24"/>
-          <w:szCs w:val="24"/>
-        </w:rPr>
-        <w:t xml:space="preserve">. Ebben a stíluslapban a JavaScript oldalhoz igazítottuk az elrendezést, vagyis ugyanazt a színvilágot és nagyon hasonló szerkezeti megoldásokat alkalmaztuk. A </w:t>
-      </w:r>
-      <w:proofErr w:type="spellStart"/>
-      <w:r>
-        <w:rPr>
-          <w:rFonts w:ascii="Times New Roman" w:hAnsi="Times New Roman" w:cs="Times New Roman"/>
-          <w:sz w:val="24"/>
-          <w:szCs w:val="24"/>
-        </w:rPr>
-        <w:t>React</w:t>
-      </w:r>
-      <w:proofErr w:type="spellEnd"/>
-      <w:r>
-        <w:rPr>
-          <w:rFonts w:ascii="Times New Roman" w:hAnsi="Times New Roman" w:cs="Times New Roman"/>
-          <w:sz w:val="24"/>
-          <w:szCs w:val="24"/>
-        </w:rPr>
-        <w:t xml:space="preserve"> oldal fejlesztése során tehát nem csupán az volt a cél, hogy működőképes CRUD alkalmazás készüljön, hanem az is, hogy a felhasználó számára természetesnek hasson az átmenet a JavaScript és a </w:t>
+        <w:t xml:space="preserve">készüljön, hanem az is, hogy a felhasználó számára természetesnek hasson az átmenet a JavaScript és a </w:t>
       </w:r>
       <w:proofErr w:type="spellStart"/>
       <w:r>
@@ -6149,6 +6094,7 @@
       <w:r>
         <w:rPr>
           <w:rFonts w:ascii="Times New Roman" w:hAnsi="Times New Roman" w:cs="Times New Roman"/>
+          <w:noProof/>
         </w:rPr>
         <w:drawing>
           <wp:inline distT="0" distB="0" distL="0" distR="0" wp14:anchorId="09B813B9" wp14:editId="5375DB85">
@@ -6268,7 +6214,7 @@
           <w:szCs w:val="28"/>
         </w:rPr>
       </w:pPr>
-      <w:bookmarkStart w:id="8" w:name="_Toc226651586"/>
+      <w:bookmarkStart w:id="8" w:name="_Toc226794855"/>
       <w:r>
         <w:rPr>
           <w:rFonts w:ascii="Times New Roman" w:hAnsi="Times New Roman" w:cs="Times New Roman"/>
@@ -6382,7 +6328,7 @@
           <w:szCs w:val="28"/>
         </w:rPr>
       </w:pPr>
-      <w:bookmarkStart w:id="9" w:name="_Toc226651587"/>
+      <w:bookmarkStart w:id="9" w:name="_Toc226794856"/>
       <w:r>
         <w:rPr>
           <w:rFonts w:ascii="Times New Roman" w:hAnsi="Times New Roman" w:cs="Times New Roman"/>
@@ -6441,7 +6387,7 @@
           <w:szCs w:val="28"/>
         </w:rPr>
       </w:pPr>
-      <w:bookmarkStart w:id="10" w:name="_Toc226651588"/>
+      <w:bookmarkStart w:id="10" w:name="_Toc226794857"/>
       <w:r>
         <w:rPr>
           <w:rFonts w:ascii="Times New Roman" w:hAnsi="Times New Roman" w:cs="Times New Roman"/>
@@ -6451,7 +6397,6 @@
           <w:sz w:val="28"/>
           <w:szCs w:val="28"/>
         </w:rPr>
-        <w:lastRenderedPageBreak/>
         <w:t xml:space="preserve">Első </w:t>
       </w:r>
       <w:r>
@@ -6514,7 +6459,16 @@
           <w:sz w:val="24"/>
           <w:szCs w:val="24"/>
         </w:rPr>
-        <w:t xml:space="preserve"> CRUD elkészítése után a SPA, vagyis az egyoldalas alkalmazás megvalósítása következett. Ennél a feladatrésznél a beadandó külön kiemelte, hogy két menüponttal rendelkező </w:t>
+        <w:t xml:space="preserve"> CRUD elkészítése után a SPA, vagyis az egyoldalas alkalmazás megvalósítása következett. Ennél a feladatrésznél a beadandó külön kiemelte, hogy két menüponttal </w:t>
+      </w:r>
+      <w:r>
+        <w:rPr>
+          <w:rFonts w:ascii="Times New Roman" w:hAnsi="Times New Roman" w:cs="Times New Roman"/>
+          <w:sz w:val="24"/>
+          <w:szCs w:val="24"/>
+        </w:rPr>
+        <w:lastRenderedPageBreak/>
+        <w:t xml:space="preserve">rendelkező </w:t>
       </w:r>
       <w:proofErr w:type="spellStart"/>
       <w:r>
@@ -6671,7 +6625,7 @@
           <w:szCs w:val="28"/>
         </w:rPr>
       </w:pPr>
-      <w:bookmarkStart w:id="11" w:name="_Toc226651589"/>
+      <w:bookmarkStart w:id="11" w:name="_Toc226794858"/>
       <w:r>
         <w:rPr>
           <w:rFonts w:ascii="Times New Roman" w:hAnsi="Times New Roman" w:cs="Times New Roman"/>
@@ -7143,7 +7097,7 @@
           <w:sz w:val="24"/>
           <w:szCs w:val="24"/>
         </w:rPr>
-        <w:t xml:space="preserve"> </w:t>
+        <w:t xml:space="preserve"> alkalmazásokat töltötték be. Miután a működés ezzel az új tartalommal is stabillá vált, megkezdtük a végső formázást. A menüválasztó gombokat a saját színpalettánkhoz igazítottuk, középre rendeztük, és ügyeltünk arra, hogy az oldal egészének hangulatát erősítsék. Emellett a </w:t>
       </w:r>
       <w:r>
         <w:rPr>
@@ -7152,7 +7106,7 @@
           <w:szCs w:val="24"/>
         </w:rPr>
         <w:lastRenderedPageBreak/>
-        <w:t xml:space="preserve">alkalmazásokat töltötték be. Miután a működés ezzel az új tartalommal is stabillá vált, megkezdtük a végső formázást. A menüválasztó gombokat a saját színpalettánkhoz igazítottuk, középre rendeztük, és ügyeltünk arra, hogy az oldal egészének hangulatát erősítsék. Emellett a két alkalmazás magyarosítása is megtörtént, vagyis a feliratokat magyar nyelvre módosítottuk, illetve a napokat is magyarul jelenítettük meg. </w:t>
+        <w:t xml:space="preserve">két alkalmazás magyarosítása is megtörtént, vagyis a feliratokat magyar nyelvre módosítottuk, illetve a napokat is magyarul jelenítettük meg. </w:t>
       </w:r>
     </w:p>
     <w:p>
@@ -7166,6 +7120,7 @@
       <w:r>
         <w:rPr>
           <w:rFonts w:ascii="Times New Roman" w:hAnsi="Times New Roman" w:cs="Times New Roman"/>
+          <w:noProof/>
         </w:rPr>
         <w:drawing>
           <wp:inline distT="0" distB="0" distL="0" distR="0" wp14:anchorId="58F7CEAD" wp14:editId="35C09DBD">
@@ -7285,7 +7240,7 @@
           <w:szCs w:val="28"/>
         </w:rPr>
       </w:pPr>
-      <w:bookmarkStart w:id="12" w:name="_Toc226651590"/>
+      <w:bookmarkStart w:id="12" w:name="_Toc226794859"/>
       <w:r>
         <w:rPr>
           <w:rFonts w:ascii="Times New Roman" w:hAnsi="Times New Roman" w:cs="Times New Roman"/>
@@ -7347,121 +7302,20 @@
       <w:r>
         <w:rPr>
           <w:rFonts w:ascii="Times New Roman" w:hAnsi="Times New Roman" w:cs="Times New Roman"/>
-          <w:sz w:val="24"/>
-          <w:szCs w:val="24"/>
-        </w:rPr>
-        <w:t xml:space="preserve">A fetchapi.html menüpont már egy jóval összetettebb feladatrész volt, mert itt szerveroldali adatbázis-tárolásra is szükség volt. A fejlesztés során ehhez SQL alapú adatbázist kellett létrehoznunk. Mivel a munkát Visual </w:t>
-      </w:r>
-      <w:proofErr w:type="spellStart"/>
-      <w:r>
-        <w:rPr>
-          <w:rFonts w:ascii="Times New Roman" w:hAnsi="Times New Roman" w:cs="Times New Roman"/>
-          <w:sz w:val="24"/>
-          <w:szCs w:val="24"/>
-        </w:rPr>
-        <w:t>Studio</w:t>
-      </w:r>
-      <w:proofErr w:type="spellEnd"/>
-      <w:r>
-        <w:rPr>
-          <w:rFonts w:ascii="Times New Roman" w:hAnsi="Times New Roman" w:cs="Times New Roman"/>
-          <w:sz w:val="24"/>
-          <w:szCs w:val="24"/>
-        </w:rPr>
-        <w:t xml:space="preserve"> </w:t>
-      </w:r>
-      <w:proofErr w:type="spellStart"/>
-      <w:r>
-        <w:rPr>
-          <w:rFonts w:ascii="Times New Roman" w:hAnsi="Times New Roman" w:cs="Times New Roman"/>
-          <w:sz w:val="24"/>
-          <w:szCs w:val="24"/>
-        </w:rPr>
-        <w:t>Code</w:t>
-      </w:r>
-      <w:proofErr w:type="spellEnd"/>
-      <w:r>
-        <w:rPr>
-          <w:rFonts w:ascii="Times New Roman" w:hAnsi="Times New Roman" w:cs="Times New Roman"/>
-          <w:sz w:val="24"/>
-          <w:szCs w:val="24"/>
-        </w:rPr>
-        <w:t xml:space="preserve"> környezetben végeztük, telepítettünk egy </w:t>
-      </w:r>
-      <w:proofErr w:type="spellStart"/>
-      <w:r>
-        <w:rPr>
-          <w:rFonts w:ascii="Times New Roman" w:hAnsi="Times New Roman" w:cs="Times New Roman"/>
-          <w:sz w:val="24"/>
-          <w:szCs w:val="24"/>
-        </w:rPr>
-        <w:t>SQLite</w:t>
-      </w:r>
-      <w:proofErr w:type="spellEnd"/>
-      <w:r>
-        <w:rPr>
-          <w:rFonts w:ascii="Times New Roman" w:hAnsi="Times New Roman" w:cs="Times New Roman"/>
-          <w:sz w:val="24"/>
-          <w:szCs w:val="24"/>
-        </w:rPr>
-        <w:t xml:space="preserve"> bővítményt, valamint hozzá az </w:t>
-      </w:r>
-      <w:proofErr w:type="spellStart"/>
-      <w:r>
-        <w:rPr>
-          <w:rFonts w:ascii="Times New Roman" w:hAnsi="Times New Roman" w:cs="Times New Roman"/>
-          <w:sz w:val="24"/>
-          <w:szCs w:val="24"/>
-        </w:rPr>
-        <w:t>SQLite</w:t>
-      </w:r>
-      <w:proofErr w:type="spellEnd"/>
-      <w:r>
-        <w:rPr>
-          <w:rFonts w:ascii="Times New Roman" w:hAnsi="Times New Roman" w:cs="Times New Roman"/>
-          <w:sz w:val="24"/>
-          <w:szCs w:val="24"/>
-        </w:rPr>
-        <w:t xml:space="preserve"> </w:t>
-      </w:r>
-      <w:proofErr w:type="spellStart"/>
-      <w:r>
-        <w:rPr>
-          <w:rFonts w:ascii="Times New Roman" w:hAnsi="Times New Roman" w:cs="Times New Roman"/>
-          <w:sz w:val="24"/>
-          <w:szCs w:val="24"/>
-        </w:rPr>
-        <w:t>Viewer</w:t>
-      </w:r>
-      <w:proofErr w:type="spellEnd"/>
-      <w:r>
-        <w:rPr>
-          <w:rFonts w:ascii="Times New Roman" w:hAnsi="Times New Roman" w:cs="Times New Roman"/>
-          <w:sz w:val="24"/>
-          <w:szCs w:val="24"/>
-        </w:rPr>
-        <w:t xml:space="preserve"> kiegészítőt. </w:t>
-      </w:r>
-    </w:p>
-    <w:p>
-      <w:pPr>
-        <w:keepNext/>
-        <w:spacing w:line="360" w:lineRule="auto"/>
-        <w:ind w:firstLine="708"/>
-        <w:jc w:val="center"/>
-        <w:rPr>
-          <w:rFonts w:ascii="Times New Roman" w:hAnsi="Times New Roman" w:cs="Times New Roman"/>
-        </w:rPr>
-      </w:pPr>
-      <w:r>
-        <w:rPr>
-          <w:rFonts w:ascii="Times New Roman" w:hAnsi="Times New Roman" w:cs="Times New Roman"/>
           <w:noProof/>
         </w:rPr>
         <w:drawing>
-          <wp:inline distT="0" distB="0" distL="0" distR="0" wp14:anchorId="2379E02C" wp14:editId="71744DC8">
-            <wp:extent cx="3382218" cy="1676400"/>
-            <wp:effectExtent l="0" t="0" r="8890" b="0"/>
+          <wp:anchor distT="0" distB="0" distL="114300" distR="114300" simplePos="0" relativeHeight="251670528" behindDoc="0" locked="0" layoutInCell="1" allowOverlap="1" wp14:anchorId="2379E02C" wp14:editId="408A0166">
+            <wp:simplePos x="0" y="0"/>
+            <wp:positionH relativeFrom="margin">
+              <wp:align>right</wp:align>
+            </wp:positionH>
+            <wp:positionV relativeFrom="margin">
+              <wp:posOffset>4670425</wp:posOffset>
+            </wp:positionV>
+            <wp:extent cx="2901950" cy="1438275"/>
+            <wp:effectExtent l="19050" t="19050" r="12700" b="28575"/>
+            <wp:wrapSquare wrapText="bothSides"/>
             <wp:docPr id="987873405" name="Kép 2"/>
             <wp:cNvGraphicFramePr>
               <a:graphicFrameLocks xmlns:a="http://schemas.openxmlformats.org/drawingml/2006/main" noChangeAspect="1"/>
@@ -7476,7 +7330,7 @@
                     </pic:cNvPicPr>
                   </pic:nvPicPr>
                   <pic:blipFill>
-                    <a:blip r:embed="rId18">
+                    <a:blip r:embed="rId18" cstate="print">
                       <a:extLst>
                         <a:ext uri="{28A0092B-C50C-407E-A947-70E740481C1C}">
                           <a14:useLocalDpi xmlns:a14="http://schemas.microsoft.com/office/drawing/2010/main" val="0"/>
@@ -7491,92 +7345,282 @@
                   <pic:spPr bwMode="auto">
                     <a:xfrm>
                       <a:off x="0" y="0"/>
-                      <a:ext cx="3385882" cy="1678216"/>
+                      <a:ext cx="2901950" cy="1438275"/>
                     </a:xfrm>
                     <a:prstGeom prst="rect">
                       <a:avLst/>
                     </a:prstGeom>
                     <a:noFill/>
                     <a:ln>
-                      <a:noFill/>
+                      <a:solidFill>
+                        <a:schemeClr val="tx1"/>
+                      </a:solidFill>
                     </a:ln>
                   </pic:spPr>
                 </pic:pic>
               </a:graphicData>
             </a:graphic>
-          </wp:inline>
+            <wp14:sizeRelH relativeFrom="margin">
+              <wp14:pctWidth>0</wp14:pctWidth>
+            </wp14:sizeRelH>
+            <wp14:sizeRelV relativeFrom="margin">
+              <wp14:pctHeight>0</wp14:pctHeight>
+            </wp14:sizeRelV>
+          </wp:anchor>
         </w:drawing>
       </w:r>
-    </w:p>
-    <w:p>
-      <w:pPr>
-        <w:pStyle w:val="Kpalrs"/>
-        <w:jc w:val="center"/>
-        <w:rPr>
-          <w:rFonts w:ascii="Times New Roman" w:hAnsi="Times New Roman" w:cs="Times New Roman"/>
-          <w:color w:val="auto"/>
-          <w:sz w:val="24"/>
-          <w:szCs w:val="24"/>
-        </w:rPr>
-      </w:pPr>
-      <w:r>
-        <w:rPr>
-          <w:rFonts w:ascii="Times New Roman" w:hAnsi="Times New Roman" w:cs="Times New Roman"/>
-          <w:color w:val="auto"/>
-          <w:sz w:val="24"/>
-          <w:szCs w:val="24"/>
-        </w:rPr>
-        <w:fldChar w:fldCharType="begin"/>
-      </w:r>
-      <w:r>
-        <w:rPr>
-          <w:rFonts w:ascii="Times New Roman" w:hAnsi="Times New Roman" w:cs="Times New Roman"/>
-          <w:color w:val="auto"/>
-          <w:sz w:val="24"/>
-          <w:szCs w:val="24"/>
-        </w:rPr>
-        <w:instrText xml:space="preserve"> SEQ ábra \* ARABIC </w:instrText>
-      </w:r>
-      <w:r>
-        <w:rPr>
-          <w:rFonts w:ascii="Times New Roman" w:hAnsi="Times New Roman" w:cs="Times New Roman"/>
-          <w:color w:val="auto"/>
-          <w:sz w:val="24"/>
-          <w:szCs w:val="24"/>
-        </w:rPr>
-        <w:fldChar w:fldCharType="separate"/>
-      </w:r>
-      <w:r>
-        <w:rPr>
-          <w:rFonts w:ascii="Times New Roman" w:hAnsi="Times New Roman" w:cs="Times New Roman"/>
+      <w:r>
+        <w:rPr>
           <w:noProof/>
-          <w:color w:val="auto"/>
-          <w:sz w:val="24"/>
-          <w:szCs w:val="24"/>
-        </w:rPr>
-        <w:t>8</w:t>
-      </w:r>
-      <w:r>
-        <w:rPr>
-          <w:rFonts w:ascii="Times New Roman" w:hAnsi="Times New Roman" w:cs="Times New Roman"/>
-          <w:color w:val="auto"/>
-          <w:sz w:val="24"/>
-          <w:szCs w:val="24"/>
-        </w:rPr>
-        <w:fldChar w:fldCharType="end"/>
-      </w:r>
-      <w:r>
-        <w:rPr>
-          <w:rFonts w:ascii="Times New Roman" w:hAnsi="Times New Roman" w:cs="Times New Roman"/>
-          <w:color w:val="auto"/>
-        </w:rPr>
-        <w:t xml:space="preserve">. ábra VS </w:t>
-      </w:r>
-      <w:proofErr w:type="spellStart"/>
-      <w:r>
-        <w:rPr>
-          <w:rFonts w:ascii="Times New Roman" w:hAnsi="Times New Roman" w:cs="Times New Roman"/>
-          <w:color w:val="auto"/>
+        </w:rPr>
+        <mc:AlternateContent>
+          <mc:Choice Requires="wps">
+            <w:drawing>
+              <wp:anchor distT="0" distB="0" distL="114300" distR="114300" simplePos="0" relativeHeight="251672576" behindDoc="0" locked="0" layoutInCell="1" allowOverlap="1" wp14:anchorId="1126EC94" wp14:editId="1E301135">
+                <wp:simplePos x="0" y="0"/>
+                <wp:positionH relativeFrom="column">
+                  <wp:posOffset>2834005</wp:posOffset>
+                </wp:positionH>
+                <wp:positionV relativeFrom="paragraph">
+                  <wp:posOffset>1905000</wp:posOffset>
+                </wp:positionV>
+                <wp:extent cx="2901950" cy="635"/>
+                <wp:effectExtent l="0" t="0" r="0" b="0"/>
+                <wp:wrapSquare wrapText="bothSides"/>
+                <wp:docPr id="1969863687" name="Szövegdoboz 1"/>
+                <wp:cNvGraphicFramePr/>
+                <a:graphic xmlns:a="http://schemas.openxmlformats.org/drawingml/2006/main">
+                  <a:graphicData uri="http://schemas.microsoft.com/office/word/2010/wordprocessingShape">
+                    <wps:wsp>
+                      <wps:cNvSpPr txBox="1"/>
+                      <wps:spPr>
+                        <a:xfrm>
+                          <a:off x="0" y="0"/>
+                          <a:ext cx="2901950" cy="635"/>
+                        </a:xfrm>
+                        <a:prstGeom prst="rect">
+                          <a:avLst/>
+                        </a:prstGeom>
+                        <a:solidFill>
+                          <a:prstClr val="white"/>
+                        </a:solidFill>
+                        <a:ln>
+                          <a:noFill/>
+                        </a:ln>
+                      </wps:spPr>
+                      <wps:txbx>
+                        <w:txbxContent>
+                          <w:p>
+                            <w:pPr>
+                              <w:pStyle w:val="Kpalrs"/>
+                              <w:jc w:val="center"/>
+                              <w:rPr>
+                                <w:rFonts w:ascii="Times New Roman" w:hAnsi="Times New Roman" w:cs="Times New Roman"/>
+                                <w:noProof/>
+                                <w:color w:val="auto"/>
+                                <w:sz w:val="22"/>
+                                <w:szCs w:val="22"/>
+                              </w:rPr>
+                            </w:pPr>
+                            <w:r>
+                              <w:rPr>
+                                <w:rFonts w:ascii="Times New Roman" w:hAnsi="Times New Roman" w:cs="Times New Roman"/>
+                                <w:noProof/>
+                                <w:color w:val="auto"/>
+                              </w:rPr>
+                              <w:fldChar w:fldCharType="begin"/>
+                            </w:r>
+                            <w:r>
+                              <w:rPr>
+                                <w:rFonts w:ascii="Times New Roman" w:hAnsi="Times New Roman" w:cs="Times New Roman"/>
+                                <w:noProof/>
+                                <w:color w:val="auto"/>
+                              </w:rPr>
+                              <w:instrText xml:space="preserve"> SEQ ábra \* ARABIC </w:instrText>
+                            </w:r>
+                            <w:r>
+                              <w:rPr>
+                                <w:rFonts w:ascii="Times New Roman" w:hAnsi="Times New Roman" w:cs="Times New Roman"/>
+                                <w:noProof/>
+                                <w:color w:val="auto"/>
+                              </w:rPr>
+                              <w:fldChar w:fldCharType="separate"/>
+                            </w:r>
+                            <w:r>
+                              <w:rPr>
+                                <w:rFonts w:ascii="Times New Roman" w:hAnsi="Times New Roman" w:cs="Times New Roman"/>
+                                <w:noProof/>
+                                <w:color w:val="auto"/>
+                              </w:rPr>
+                              <w:t>8</w:t>
+                            </w:r>
+                            <w:r>
+                              <w:rPr>
+                                <w:rFonts w:ascii="Times New Roman" w:hAnsi="Times New Roman" w:cs="Times New Roman"/>
+                                <w:noProof/>
+                                <w:color w:val="auto"/>
+                              </w:rPr>
+                              <w:fldChar w:fldCharType="end"/>
+                            </w:r>
+                            <w:r>
+                              <w:rPr>
+                                <w:rFonts w:ascii="Times New Roman" w:hAnsi="Times New Roman" w:cs="Times New Roman"/>
+                                <w:color w:val="auto"/>
+                              </w:rPr>
+                              <w:t xml:space="preserve">. ábra VS </w:t>
+                            </w:r>
+                            <w:proofErr w:type="spellStart"/>
+                            <w:r>
+                              <w:rPr>
+                                <w:rFonts w:ascii="Times New Roman" w:hAnsi="Times New Roman" w:cs="Times New Roman"/>
+                                <w:color w:val="auto"/>
+                              </w:rPr>
+                              <w:t>Code</w:t>
+                            </w:r>
+                            <w:proofErr w:type="spellEnd"/>
+                            <w:r>
+                              <w:rPr>
+                                <w:rFonts w:ascii="Times New Roman" w:hAnsi="Times New Roman" w:cs="Times New Roman"/>
+                                <w:color w:val="auto"/>
+                              </w:rPr>
+                              <w:t xml:space="preserve"> bővítmények</w:t>
+                            </w:r>
+                          </w:p>
+                        </w:txbxContent>
+                      </wps:txbx>
+                      <wps:bodyPr rot="0" spcFirstLastPara="0" vertOverflow="overflow" horzOverflow="overflow" vert="horz" wrap="square" lIns="0" tIns="0" rIns="0" bIns="0" numCol="1" spcCol="0" rtlCol="0" fromWordArt="0" anchor="t" anchorCtr="0" forceAA="0" compatLnSpc="1">
+                        <a:prstTxWarp prst="textNoShape">
+                          <a:avLst/>
+                        </a:prstTxWarp>
+                        <a:spAutoFit/>
+                      </wps:bodyPr>
+                    </wps:wsp>
+                  </a:graphicData>
+                </a:graphic>
+              </wp:anchor>
+            </w:drawing>
+          </mc:Choice>
+          <mc:Fallback>
+            <w:pict>
+              <v:shape w14:anchorId="1126EC94" id="_x0000_s1029" type="#_x0000_t202" style="position:absolute;left:0;text-align:left;margin-left:223.15pt;margin-top:150pt;width:228.5pt;height:.05pt;z-index:251672576;visibility:visible;mso-wrap-style:square;mso-wrap-distance-left:9pt;mso-wrap-distance-top:0;mso-wrap-distance-right:9pt;mso-wrap-distance-bottom:0;mso-position-horizontal:absolute;mso-position-horizontal-relative:text;mso-position-vertical:absolute;mso-position-vertical-relative:text;v-text-anchor:top" o:gfxdata="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" stroked="f">
+                <v:textbox style="mso-fit-shape-to-text:t" inset="0,0,0,0">
+                  <w:txbxContent>
+                    <w:p>
+                      <w:pPr>
+                        <w:pStyle w:val="Kpalrs"/>
+                        <w:jc w:val="center"/>
+                        <w:rPr>
+                          <w:rFonts w:ascii="Times New Roman" w:hAnsi="Times New Roman" w:cs="Times New Roman"/>
+                          <w:noProof/>
+                          <w:color w:val="auto"/>
+                          <w:sz w:val="22"/>
+                          <w:szCs w:val="22"/>
+                        </w:rPr>
+                      </w:pPr>
+                      <w:r>
+                        <w:rPr>
+                          <w:rFonts w:ascii="Times New Roman" w:hAnsi="Times New Roman" w:cs="Times New Roman"/>
+                          <w:noProof/>
+                          <w:color w:val="auto"/>
+                        </w:rPr>
+                        <w:fldChar w:fldCharType="begin"/>
+                      </w:r>
+                      <w:r>
+                        <w:rPr>
+                          <w:rFonts w:ascii="Times New Roman" w:hAnsi="Times New Roman" w:cs="Times New Roman"/>
+                          <w:noProof/>
+                          <w:color w:val="auto"/>
+                        </w:rPr>
+                        <w:instrText xml:space="preserve"> SEQ ábra \* ARABIC </w:instrText>
+                      </w:r>
+                      <w:r>
+                        <w:rPr>
+                          <w:rFonts w:ascii="Times New Roman" w:hAnsi="Times New Roman" w:cs="Times New Roman"/>
+                          <w:noProof/>
+                          <w:color w:val="auto"/>
+                        </w:rPr>
+                        <w:fldChar w:fldCharType="separate"/>
+                      </w:r>
+                      <w:r>
+                        <w:rPr>
+                          <w:rFonts w:ascii="Times New Roman" w:hAnsi="Times New Roman" w:cs="Times New Roman"/>
+                          <w:noProof/>
+                          <w:color w:val="auto"/>
+                        </w:rPr>
+                        <w:t>8</w:t>
+                      </w:r>
+                      <w:r>
+                        <w:rPr>
+                          <w:rFonts w:ascii="Times New Roman" w:hAnsi="Times New Roman" w:cs="Times New Roman"/>
+                          <w:noProof/>
+                          <w:color w:val="auto"/>
+                        </w:rPr>
+                        <w:fldChar w:fldCharType="end"/>
+                      </w:r>
+                      <w:r>
+                        <w:rPr>
+                          <w:rFonts w:ascii="Times New Roman" w:hAnsi="Times New Roman" w:cs="Times New Roman"/>
+                          <w:color w:val="auto"/>
+                        </w:rPr>
+                        <w:t xml:space="preserve">. ábra VS </w:t>
+                      </w:r>
+                      <w:proofErr w:type="spellStart"/>
+                      <w:r>
+                        <w:rPr>
+                          <w:rFonts w:ascii="Times New Roman" w:hAnsi="Times New Roman" w:cs="Times New Roman"/>
+                          <w:color w:val="auto"/>
+                        </w:rPr>
+                        <w:t>Code</w:t>
+                      </w:r>
+                      <w:proofErr w:type="spellEnd"/>
+                      <w:r>
+                        <w:rPr>
+                          <w:rFonts w:ascii="Times New Roman" w:hAnsi="Times New Roman" w:cs="Times New Roman"/>
+                          <w:color w:val="auto"/>
+                        </w:rPr>
+                        <w:t xml:space="preserve"> bővítmények</w:t>
+                      </w:r>
+                    </w:p>
+                  </w:txbxContent>
+                </v:textbox>
+                <w10:wrap type="square"/>
+              </v:shape>
+            </w:pict>
+          </mc:Fallback>
+        </mc:AlternateContent>
+      </w:r>
+      <w:r>
+        <w:rPr>
+          <w:rFonts w:ascii="Times New Roman" w:hAnsi="Times New Roman" w:cs="Times New Roman"/>
+          <w:sz w:val="24"/>
+          <w:szCs w:val="24"/>
+        </w:rPr>
+        <w:t xml:space="preserve">A fetchapi.html menüpont már egy jóval összetettebb feladatrész volt, mert itt szerveroldali adatbázis-tárolásra is szükség volt. A fejlesztés során ehhez SQL alapú adatbázist kellett létrehoznunk. Mivel a munkát Visual </w:t>
+      </w:r>
+      <w:proofErr w:type="spellStart"/>
+      <w:r>
+        <w:rPr>
+          <w:rFonts w:ascii="Times New Roman" w:hAnsi="Times New Roman" w:cs="Times New Roman"/>
+          <w:sz w:val="24"/>
+          <w:szCs w:val="24"/>
+        </w:rPr>
+        <w:t>Studio</w:t>
+      </w:r>
+      <w:proofErr w:type="spellEnd"/>
+      <w:r>
+        <w:rPr>
+          <w:rFonts w:ascii="Times New Roman" w:hAnsi="Times New Roman" w:cs="Times New Roman"/>
+          <w:sz w:val="24"/>
+          <w:szCs w:val="24"/>
+        </w:rPr>
+        <w:t xml:space="preserve"> </w:t>
+      </w:r>
+      <w:proofErr w:type="spellStart"/>
+      <w:r>
+        <w:rPr>
+          <w:rFonts w:ascii="Times New Roman" w:hAnsi="Times New Roman" w:cs="Times New Roman"/>
+          <w:sz w:val="24"/>
+          <w:szCs w:val="24"/>
         </w:rPr>
         <w:t>Code</w:t>
       </w:r>
@@ -7584,9 +7628,64 @@
       <w:r>
         <w:rPr>
           <w:rFonts w:ascii="Times New Roman" w:hAnsi="Times New Roman" w:cs="Times New Roman"/>
-          <w:color w:val="auto"/>
-        </w:rPr>
-        <w:t xml:space="preserve"> bővítmények</w:t>
+          <w:sz w:val="24"/>
+          <w:szCs w:val="24"/>
+        </w:rPr>
+        <w:t xml:space="preserve"> környezetben végeztük, telepítettünk egy </w:t>
+      </w:r>
+      <w:proofErr w:type="spellStart"/>
+      <w:r>
+        <w:rPr>
+          <w:rFonts w:ascii="Times New Roman" w:hAnsi="Times New Roman" w:cs="Times New Roman"/>
+          <w:sz w:val="24"/>
+          <w:szCs w:val="24"/>
+        </w:rPr>
+        <w:t>SQLite</w:t>
+      </w:r>
+      <w:proofErr w:type="spellEnd"/>
+      <w:r>
+        <w:rPr>
+          <w:rFonts w:ascii="Times New Roman" w:hAnsi="Times New Roman" w:cs="Times New Roman"/>
+          <w:sz w:val="24"/>
+          <w:szCs w:val="24"/>
+        </w:rPr>
+        <w:t xml:space="preserve"> bővítményt, valamint hozzá az </w:t>
+      </w:r>
+      <w:proofErr w:type="spellStart"/>
+      <w:r>
+        <w:rPr>
+          <w:rFonts w:ascii="Times New Roman" w:hAnsi="Times New Roman" w:cs="Times New Roman"/>
+          <w:sz w:val="24"/>
+          <w:szCs w:val="24"/>
+        </w:rPr>
+        <w:t>SQLite</w:t>
+      </w:r>
+      <w:proofErr w:type="spellEnd"/>
+      <w:r>
+        <w:rPr>
+          <w:rFonts w:ascii="Times New Roman" w:hAnsi="Times New Roman" w:cs="Times New Roman"/>
+          <w:sz w:val="24"/>
+          <w:szCs w:val="24"/>
+        </w:rPr>
+        <w:t xml:space="preserve"> </w:t>
+      </w:r>
+      <w:proofErr w:type="spellStart"/>
+      <w:r>
+        <w:rPr>
+          <w:rFonts w:ascii="Times New Roman" w:hAnsi="Times New Roman" w:cs="Times New Roman"/>
+          <w:sz w:val="24"/>
+          <w:szCs w:val="24"/>
+        </w:rPr>
+        <w:t>Viewer</w:t>
+      </w:r>
+      <w:proofErr w:type="spellEnd"/>
+      <w:r>
+        <w:rPr>
+          <w:rFonts w:ascii="Times New Roman" w:hAnsi="Times New Roman" w:cs="Times New Roman"/>
+          <w:sz w:val="24"/>
+          <w:szCs w:val="24"/>
+        </w:rPr>
+        <w:t xml:space="preserve"> kiegészítőt. </w:t>
       </w:r>
     </w:p>
     <w:p>
@@ -7606,8 +7705,81 @@
           <w:sz w:val="24"/>
           <w:szCs w:val="24"/>
         </w:rPr>
-        <w:t xml:space="preserve">Ez első ránézésre praktikus megoldásnak tűnt, mert a fejlesztési környezeten belül tudtuk kezelni az adatbázist. A gyakorlatban azonban hamar kiderült, hogy ez a megoldás </w:t>
-      </w:r>
+        <w:t xml:space="preserve">Ez első ránézésre praktikus megoldásnak tűnt, mert a fejlesztési környezeten belül tudtuk kezelni az adatbázist. A gyakorlatban azonban hamar kiderült, hogy ez a megoldás korlátozott. Különösen hiányzott belőle egy egyszerű exportálási lehetőség, amely megkönnyítette volna az adatok átültetését. Emiatt egy online konverterhez fordultunk, amely a </w:t>
+      </w:r>
+      <w:proofErr w:type="spellStart"/>
+      <w:r>
+        <w:rPr>
+          <w:rFonts w:ascii="Times New Roman" w:hAnsi="Times New Roman" w:cs="Times New Roman"/>
+          <w:sz w:val="24"/>
+          <w:szCs w:val="24"/>
+        </w:rPr>
+        <w:t>txt</w:t>
+      </w:r>
+      <w:proofErr w:type="spellEnd"/>
+      <w:r>
+        <w:rPr>
+          <w:rFonts w:ascii="Times New Roman" w:hAnsi="Times New Roman" w:cs="Times New Roman"/>
+          <w:sz w:val="24"/>
+          <w:szCs w:val="24"/>
+        </w:rPr>
+        <w:t xml:space="preserve"> formátumban kapott adatokat .</w:t>
+      </w:r>
+      <w:proofErr w:type="spellStart"/>
+      <w:r>
+        <w:rPr>
+          <w:rFonts w:ascii="Times New Roman" w:hAnsi="Times New Roman" w:cs="Times New Roman"/>
+          <w:sz w:val="24"/>
+          <w:szCs w:val="24"/>
+        </w:rPr>
+        <w:t>sql</w:t>
+      </w:r>
+      <w:proofErr w:type="spellEnd"/>
+      <w:r>
+        <w:rPr>
+          <w:rFonts w:ascii="Times New Roman" w:hAnsi="Times New Roman" w:cs="Times New Roman"/>
+          <w:sz w:val="24"/>
+          <w:szCs w:val="24"/>
+        </w:rPr>
+        <w:t xml:space="preserve"> kiterjesztésű, beimportálható fájlokká alakította. Ez a lépés ugyan segített, de nem volt tökéletes: bizonyos adattípusokat hibásan ismert fel a rendszer. Például az </w:t>
+      </w:r>
+      <w:proofErr w:type="spellStart"/>
+      <w:r>
+        <w:rPr>
+          <w:rFonts w:ascii="Times New Roman" w:hAnsi="Times New Roman" w:cs="Times New Roman"/>
+          <w:sz w:val="24"/>
+          <w:szCs w:val="24"/>
+        </w:rPr>
+        <w:t>Id</w:t>
+      </w:r>
+      <w:proofErr w:type="spellEnd"/>
+      <w:r>
+        <w:rPr>
+          <w:rFonts w:ascii="Times New Roman" w:hAnsi="Times New Roman" w:cs="Times New Roman"/>
+          <w:sz w:val="24"/>
+          <w:szCs w:val="24"/>
+        </w:rPr>
+        <w:t xml:space="preserve"> mezőt </w:t>
+      </w:r>
+      <w:proofErr w:type="spellStart"/>
+      <w:r>
+        <w:rPr>
+          <w:rFonts w:ascii="Times New Roman" w:hAnsi="Times New Roman" w:cs="Times New Roman"/>
+          <w:sz w:val="24"/>
+          <w:szCs w:val="24"/>
+        </w:rPr>
+        <w:t>Double</w:t>
+      </w:r>
+      <w:proofErr w:type="spellEnd"/>
+      <w:r>
+        <w:rPr>
+          <w:rFonts w:ascii="Times New Roman" w:hAnsi="Times New Roman" w:cs="Times New Roman"/>
+          <w:sz w:val="24"/>
+          <w:szCs w:val="24"/>
+        </w:rPr>
+        <w:t xml:space="preserve"> típusként próbálta létrehozni, miközben nekünk Integer típusra volt szükségünk automatikus számozással. Ezt ezért manuálisan javítottuk, hogy a rekordok azonosítása egyszerű és ütközésmentes maradjon. Az adatbázist végül kézzel hoztuk létre a VS </w:t>
+      </w:r>
+      <w:proofErr w:type="spellStart"/>
       <w:r>
         <w:rPr>
           <w:rFonts w:ascii="Times New Roman" w:hAnsi="Times New Roman" w:cs="Times New Roman"/>
@@ -7615,87 +7787,6 @@
           <w:szCs w:val="24"/>
         </w:rPr>
         <w:lastRenderedPageBreak/>
-        <w:t xml:space="preserve">korlátozott. Különösen hiányzott belőle egy egyszerű exportálási lehetőség, amely megkönnyítette volna az adatok átültetését. Emiatt egy online konverterhez fordultunk, amely a </w:t>
-      </w:r>
-      <w:proofErr w:type="spellStart"/>
-      <w:r>
-        <w:rPr>
-          <w:rFonts w:ascii="Times New Roman" w:hAnsi="Times New Roman" w:cs="Times New Roman"/>
-          <w:sz w:val="24"/>
-          <w:szCs w:val="24"/>
-        </w:rPr>
-        <w:t>txt</w:t>
-      </w:r>
-      <w:proofErr w:type="spellEnd"/>
-      <w:r>
-        <w:rPr>
-          <w:rFonts w:ascii="Times New Roman" w:hAnsi="Times New Roman" w:cs="Times New Roman"/>
-          <w:sz w:val="24"/>
-          <w:szCs w:val="24"/>
-        </w:rPr>
-        <w:t xml:space="preserve"> formátumban kapott adatokat .</w:t>
-      </w:r>
-      <w:proofErr w:type="spellStart"/>
-      <w:r>
-        <w:rPr>
-          <w:rFonts w:ascii="Times New Roman" w:hAnsi="Times New Roman" w:cs="Times New Roman"/>
-          <w:sz w:val="24"/>
-          <w:szCs w:val="24"/>
-        </w:rPr>
-        <w:t>sql</w:t>
-      </w:r>
-      <w:proofErr w:type="spellEnd"/>
-      <w:r>
-        <w:rPr>
-          <w:rFonts w:ascii="Times New Roman" w:hAnsi="Times New Roman" w:cs="Times New Roman"/>
-          <w:sz w:val="24"/>
-          <w:szCs w:val="24"/>
-        </w:rPr>
-        <w:t xml:space="preserve"> kiterjesztésű, beimportálható fájlokká alakította. Ez a lépés ugyan segített, de nem volt tökéletes: bizonyos adattípusokat hibásan ismert fel a rendszer. Például az </w:t>
-      </w:r>
-      <w:proofErr w:type="spellStart"/>
-      <w:r>
-        <w:rPr>
-          <w:rFonts w:ascii="Times New Roman" w:hAnsi="Times New Roman" w:cs="Times New Roman"/>
-          <w:sz w:val="24"/>
-          <w:szCs w:val="24"/>
-        </w:rPr>
-        <w:t>Id</w:t>
-      </w:r>
-      <w:proofErr w:type="spellEnd"/>
-      <w:r>
-        <w:rPr>
-          <w:rFonts w:ascii="Times New Roman" w:hAnsi="Times New Roman" w:cs="Times New Roman"/>
-          <w:sz w:val="24"/>
-          <w:szCs w:val="24"/>
-        </w:rPr>
-        <w:t xml:space="preserve"> mezőt </w:t>
-      </w:r>
-      <w:proofErr w:type="spellStart"/>
-      <w:r>
-        <w:rPr>
-          <w:rFonts w:ascii="Times New Roman" w:hAnsi="Times New Roman" w:cs="Times New Roman"/>
-          <w:sz w:val="24"/>
-          <w:szCs w:val="24"/>
-        </w:rPr>
-        <w:t>Double</w:t>
-      </w:r>
-      <w:proofErr w:type="spellEnd"/>
-      <w:r>
-        <w:rPr>
-          <w:rFonts w:ascii="Times New Roman" w:hAnsi="Times New Roman" w:cs="Times New Roman"/>
-          <w:sz w:val="24"/>
-          <w:szCs w:val="24"/>
-        </w:rPr>
-        <w:t xml:space="preserve"> típusként próbálta létrehozni, miközben nekünk Integer típusra volt szükségünk automatikus számozással. Ezt ezért manuálisan javítottuk, hogy a rekordok azonosítása egyszerű és ütközésmentes maradjon. Az adatbázist végül kézzel hoztuk létre a VS </w:t>
-      </w:r>
-      <w:proofErr w:type="spellStart"/>
-      <w:r>
-        <w:rPr>
-          <w:rFonts w:ascii="Times New Roman" w:hAnsi="Times New Roman" w:cs="Times New Roman"/>
-          <w:sz w:val="24"/>
-          <w:szCs w:val="24"/>
-        </w:rPr>
         <w:t>Code</w:t>
       </w:r>
       <w:proofErr w:type="spellEnd"/>
@@ -7785,15 +7876,7 @@
           <w:sz w:val="24"/>
           <w:szCs w:val="24"/>
         </w:rPr>
-        <w:t>, e</w:t>
-      </w:r>
-      <w:r>
-        <w:rPr>
-          <w:rFonts w:ascii="Times New Roman" w:hAnsi="Times New Roman" w:cs="Times New Roman"/>
-          <w:sz w:val="24"/>
-          <w:szCs w:val="24"/>
-        </w:rPr>
-        <w:t xml:space="preserve">zt úgy oldottuk meg, hogy a </w:t>
+        <w:t xml:space="preserve">, ezt úgy oldottuk meg, hogy a </w:t>
       </w:r>
       <w:proofErr w:type="spellStart"/>
       <w:r>
@@ -8173,6 +8256,7 @@
     <w:p>
       <w:pPr>
         <w:spacing w:line="360" w:lineRule="auto"/>
+        <w:ind w:firstLine="360"/>
         <w:jc w:val="both"/>
         <w:rPr>
           <w:rFonts w:ascii="Times New Roman" w:hAnsi="Times New Roman" w:cs="Times New Roman"/>
@@ -8259,7 +8343,7 @@
           <w:szCs w:val="28"/>
         </w:rPr>
       </w:pPr>
-      <w:bookmarkStart w:id="13" w:name="_Toc226651591"/>
+      <w:bookmarkStart w:id="13" w:name="_Toc226794860"/>
       <w:r>
         <w:rPr>
           <w:rFonts w:ascii="Times New Roman" w:hAnsi="Times New Roman" w:cs="Times New Roman"/>
@@ -8378,7 +8462,169 @@
           <w:sz w:val="24"/>
           <w:szCs w:val="24"/>
         </w:rPr>
-        <w:t xml:space="preserve"> telepítése volt, amelyet a </w:t>
+        <w:t xml:space="preserve"> telepítése volt, amelyet a VS </w:t>
+      </w:r>
+      <w:proofErr w:type="spellStart"/>
+      <w:r>
+        <w:rPr>
+          <w:rFonts w:ascii="Times New Roman" w:hAnsi="Times New Roman" w:cs="Times New Roman"/>
+          <w:sz w:val="24"/>
+          <w:szCs w:val="24"/>
+        </w:rPr>
+        <w:t>Code</w:t>
+      </w:r>
+      <w:proofErr w:type="spellEnd"/>
+      <w:r>
+        <w:rPr>
+          <w:rFonts w:ascii="Times New Roman" w:hAnsi="Times New Roman" w:cs="Times New Roman"/>
+          <w:sz w:val="24"/>
+          <w:szCs w:val="24"/>
+        </w:rPr>
+        <w:t xml:space="preserve"> termináljában az </w:t>
+      </w:r>
+      <w:proofErr w:type="spellStart"/>
+      <w:r>
+        <w:rPr>
+          <w:rFonts w:ascii="Times New Roman" w:hAnsi="Times New Roman" w:cs="Times New Roman"/>
+          <w:sz w:val="24"/>
+          <w:szCs w:val="24"/>
+        </w:rPr>
+        <w:t>npm</w:t>
+      </w:r>
+      <w:proofErr w:type="spellEnd"/>
+      <w:r>
+        <w:rPr>
+          <w:rFonts w:ascii="Times New Roman" w:hAnsi="Times New Roman" w:cs="Times New Roman"/>
+          <w:sz w:val="24"/>
+          <w:szCs w:val="24"/>
+        </w:rPr>
+        <w:t xml:space="preserve"> </w:t>
+      </w:r>
+      <w:proofErr w:type="spellStart"/>
+      <w:r>
+        <w:rPr>
+          <w:rFonts w:ascii="Times New Roman" w:hAnsi="Times New Roman" w:cs="Times New Roman"/>
+          <w:sz w:val="24"/>
+          <w:szCs w:val="24"/>
+        </w:rPr>
+        <w:t>install</w:t>
+      </w:r>
+      <w:proofErr w:type="spellEnd"/>
+      <w:r>
+        <w:rPr>
+          <w:rFonts w:ascii="Times New Roman" w:hAnsi="Times New Roman" w:cs="Times New Roman"/>
+          <w:sz w:val="24"/>
+          <w:szCs w:val="24"/>
+        </w:rPr>
+        <w:t xml:space="preserve"> </w:t>
+      </w:r>
+      <w:proofErr w:type="spellStart"/>
+      <w:r>
+        <w:rPr>
+          <w:rFonts w:ascii="Times New Roman" w:hAnsi="Times New Roman" w:cs="Times New Roman"/>
+          <w:sz w:val="24"/>
+          <w:szCs w:val="24"/>
+        </w:rPr>
+        <w:t>axios</w:t>
+      </w:r>
+      <w:proofErr w:type="spellEnd"/>
+      <w:r>
+        <w:rPr>
+          <w:rFonts w:ascii="Times New Roman" w:hAnsi="Times New Roman" w:cs="Times New Roman"/>
+          <w:sz w:val="24"/>
+          <w:szCs w:val="24"/>
+        </w:rPr>
+        <w:t xml:space="preserve"> paranccsal végeztünk el. Az alkalmazás megírásánál ismét a tanórai mintakódot vettük alapul, de ezt jelentősen testre kellett szabni. A legnagyobb kihívást az jelentette, hogy a backend és a frontend külön </w:t>
+      </w:r>
+      <w:proofErr w:type="spellStart"/>
+      <w:r>
+        <w:rPr>
+          <w:rFonts w:ascii="Times New Roman" w:hAnsi="Times New Roman" w:cs="Times New Roman"/>
+          <w:sz w:val="24"/>
+          <w:szCs w:val="24"/>
+        </w:rPr>
+        <w:t>porton</w:t>
+      </w:r>
+      <w:proofErr w:type="spellEnd"/>
+      <w:r>
+        <w:rPr>
+          <w:rFonts w:ascii="Times New Roman" w:hAnsi="Times New Roman" w:cs="Times New Roman"/>
+          <w:sz w:val="24"/>
+          <w:szCs w:val="24"/>
+        </w:rPr>
+        <w:t xml:space="preserve"> futott. A saját fejlesztői gépen a localhost:8000 </w:t>
+      </w:r>
+      <w:proofErr w:type="spellStart"/>
+      <w:r>
+        <w:rPr>
+          <w:rFonts w:ascii="Times New Roman" w:hAnsi="Times New Roman" w:cs="Times New Roman"/>
+          <w:sz w:val="24"/>
+          <w:szCs w:val="24"/>
+        </w:rPr>
+        <w:t>porton</w:t>
+      </w:r>
+      <w:proofErr w:type="spellEnd"/>
+      <w:r>
+        <w:rPr>
+          <w:rFonts w:ascii="Times New Roman" w:hAnsi="Times New Roman" w:cs="Times New Roman"/>
+          <w:sz w:val="24"/>
+          <w:szCs w:val="24"/>
+        </w:rPr>
+        <w:t xml:space="preserve"> működött a PHP-s, adatbázisra épülő rész, míg a </w:t>
+      </w:r>
+      <w:proofErr w:type="spellStart"/>
+      <w:r>
+        <w:rPr>
+          <w:rFonts w:ascii="Times New Roman" w:hAnsi="Times New Roman" w:cs="Times New Roman"/>
+          <w:sz w:val="24"/>
+          <w:szCs w:val="24"/>
+        </w:rPr>
+        <w:t>Reactet</w:t>
+      </w:r>
+      <w:proofErr w:type="spellEnd"/>
+      <w:r>
+        <w:rPr>
+          <w:rFonts w:ascii="Times New Roman" w:hAnsi="Times New Roman" w:cs="Times New Roman"/>
+          <w:sz w:val="24"/>
+          <w:szCs w:val="24"/>
+        </w:rPr>
+        <w:t xml:space="preserve"> futtató </w:t>
+      </w:r>
+      <w:proofErr w:type="spellStart"/>
+      <w:r>
+        <w:rPr>
+          <w:rFonts w:ascii="Times New Roman" w:hAnsi="Times New Roman" w:cs="Times New Roman"/>
+          <w:sz w:val="24"/>
+          <w:szCs w:val="24"/>
+        </w:rPr>
+        <w:t>npm</w:t>
+      </w:r>
+      <w:proofErr w:type="spellEnd"/>
+      <w:r>
+        <w:rPr>
+          <w:rFonts w:ascii="Times New Roman" w:hAnsi="Times New Roman" w:cs="Times New Roman"/>
+          <w:sz w:val="24"/>
+          <w:szCs w:val="24"/>
+        </w:rPr>
+        <w:t xml:space="preserve"> fejlesztői kiszolgáló a localhost:5173 </w:t>
+      </w:r>
+      <w:proofErr w:type="spellStart"/>
+      <w:r>
+        <w:rPr>
+          <w:rFonts w:ascii="Times New Roman" w:hAnsi="Times New Roman" w:cs="Times New Roman"/>
+          <w:sz w:val="24"/>
+          <w:szCs w:val="24"/>
+        </w:rPr>
+        <w:t>portot</w:t>
+      </w:r>
+      <w:proofErr w:type="spellEnd"/>
+      <w:r>
+        <w:rPr>
+          <w:rFonts w:ascii="Times New Roman" w:hAnsi="Times New Roman" w:cs="Times New Roman"/>
+          <w:sz w:val="24"/>
+          <w:szCs w:val="24"/>
+        </w:rPr>
+        <w:t xml:space="preserve"> használta. Kezdetben nem fordítottunk erre elegendő figyelmet, ezért nehezen volt átlátható, miért nem kommunikál megfelelően egymással a két rendszer. Ebből adódóan előfordult, hogy vagy az adatbázis </w:t>
       </w:r>
       <w:r>
         <w:rPr>
@@ -8387,169 +8633,7 @@
           <w:szCs w:val="24"/>
         </w:rPr>
         <w:lastRenderedPageBreak/>
-        <w:t xml:space="preserve">VS </w:t>
-      </w:r>
-      <w:proofErr w:type="spellStart"/>
-      <w:r>
-        <w:rPr>
-          <w:rFonts w:ascii="Times New Roman" w:hAnsi="Times New Roman" w:cs="Times New Roman"/>
-          <w:sz w:val="24"/>
-          <w:szCs w:val="24"/>
-        </w:rPr>
-        <w:t>Code</w:t>
-      </w:r>
-      <w:proofErr w:type="spellEnd"/>
-      <w:r>
-        <w:rPr>
-          <w:rFonts w:ascii="Times New Roman" w:hAnsi="Times New Roman" w:cs="Times New Roman"/>
-          <w:sz w:val="24"/>
-          <w:szCs w:val="24"/>
-        </w:rPr>
-        <w:t xml:space="preserve"> termináljában az </w:t>
-      </w:r>
-      <w:proofErr w:type="spellStart"/>
-      <w:r>
-        <w:rPr>
-          <w:rFonts w:ascii="Times New Roman" w:hAnsi="Times New Roman" w:cs="Times New Roman"/>
-          <w:sz w:val="24"/>
-          <w:szCs w:val="24"/>
-        </w:rPr>
-        <w:t>npm</w:t>
-      </w:r>
-      <w:proofErr w:type="spellEnd"/>
-      <w:r>
-        <w:rPr>
-          <w:rFonts w:ascii="Times New Roman" w:hAnsi="Times New Roman" w:cs="Times New Roman"/>
-          <w:sz w:val="24"/>
-          <w:szCs w:val="24"/>
-        </w:rPr>
-        <w:t xml:space="preserve"> </w:t>
-      </w:r>
-      <w:proofErr w:type="spellStart"/>
-      <w:r>
-        <w:rPr>
-          <w:rFonts w:ascii="Times New Roman" w:hAnsi="Times New Roman" w:cs="Times New Roman"/>
-          <w:sz w:val="24"/>
-          <w:szCs w:val="24"/>
-        </w:rPr>
-        <w:t>install</w:t>
-      </w:r>
-      <w:proofErr w:type="spellEnd"/>
-      <w:r>
-        <w:rPr>
-          <w:rFonts w:ascii="Times New Roman" w:hAnsi="Times New Roman" w:cs="Times New Roman"/>
-          <w:sz w:val="24"/>
-          <w:szCs w:val="24"/>
-        </w:rPr>
-        <w:t xml:space="preserve"> </w:t>
-      </w:r>
-      <w:proofErr w:type="spellStart"/>
-      <w:r>
-        <w:rPr>
-          <w:rFonts w:ascii="Times New Roman" w:hAnsi="Times New Roman" w:cs="Times New Roman"/>
-          <w:sz w:val="24"/>
-          <w:szCs w:val="24"/>
-        </w:rPr>
-        <w:t>axios</w:t>
-      </w:r>
-      <w:proofErr w:type="spellEnd"/>
-      <w:r>
-        <w:rPr>
-          <w:rFonts w:ascii="Times New Roman" w:hAnsi="Times New Roman" w:cs="Times New Roman"/>
-          <w:sz w:val="24"/>
-          <w:szCs w:val="24"/>
-        </w:rPr>
-        <w:t xml:space="preserve"> paranccsal végeztünk el. Az alkalmazás megírásánál ismét a tanórai mintakódot vettük alapul, de ezt jelentősen testre kellett szabni. A legnagyobb kihívást az jelentette, hogy a backend és a frontend külön </w:t>
-      </w:r>
-      <w:proofErr w:type="spellStart"/>
-      <w:r>
-        <w:rPr>
-          <w:rFonts w:ascii="Times New Roman" w:hAnsi="Times New Roman" w:cs="Times New Roman"/>
-          <w:sz w:val="24"/>
-          <w:szCs w:val="24"/>
-        </w:rPr>
-        <w:t>porton</w:t>
-      </w:r>
-      <w:proofErr w:type="spellEnd"/>
-      <w:r>
-        <w:rPr>
-          <w:rFonts w:ascii="Times New Roman" w:hAnsi="Times New Roman" w:cs="Times New Roman"/>
-          <w:sz w:val="24"/>
-          <w:szCs w:val="24"/>
-        </w:rPr>
-        <w:t xml:space="preserve"> futott. A saját fejlesztői gépen a localhost:8000 </w:t>
-      </w:r>
-      <w:proofErr w:type="spellStart"/>
-      <w:r>
-        <w:rPr>
-          <w:rFonts w:ascii="Times New Roman" w:hAnsi="Times New Roman" w:cs="Times New Roman"/>
-          <w:sz w:val="24"/>
-          <w:szCs w:val="24"/>
-        </w:rPr>
-        <w:t>porton</w:t>
-      </w:r>
-      <w:proofErr w:type="spellEnd"/>
-      <w:r>
-        <w:rPr>
-          <w:rFonts w:ascii="Times New Roman" w:hAnsi="Times New Roman" w:cs="Times New Roman"/>
-          <w:sz w:val="24"/>
-          <w:szCs w:val="24"/>
-        </w:rPr>
-        <w:t xml:space="preserve"> működött a PHP-s, adatbázisra épülő rész, míg a </w:t>
-      </w:r>
-      <w:proofErr w:type="spellStart"/>
-      <w:r>
-        <w:rPr>
-          <w:rFonts w:ascii="Times New Roman" w:hAnsi="Times New Roman" w:cs="Times New Roman"/>
-          <w:sz w:val="24"/>
-          <w:szCs w:val="24"/>
-        </w:rPr>
-        <w:t>Reactet</w:t>
-      </w:r>
-      <w:proofErr w:type="spellEnd"/>
-      <w:r>
-        <w:rPr>
-          <w:rFonts w:ascii="Times New Roman" w:hAnsi="Times New Roman" w:cs="Times New Roman"/>
-          <w:sz w:val="24"/>
-          <w:szCs w:val="24"/>
-        </w:rPr>
-        <w:t xml:space="preserve"> futtató </w:t>
-      </w:r>
-      <w:proofErr w:type="spellStart"/>
-      <w:r>
-        <w:rPr>
-          <w:rFonts w:ascii="Times New Roman" w:hAnsi="Times New Roman" w:cs="Times New Roman"/>
-          <w:sz w:val="24"/>
-          <w:szCs w:val="24"/>
-        </w:rPr>
-        <w:t>npm</w:t>
-      </w:r>
-      <w:proofErr w:type="spellEnd"/>
-      <w:r>
-        <w:rPr>
-          <w:rFonts w:ascii="Times New Roman" w:hAnsi="Times New Roman" w:cs="Times New Roman"/>
-          <w:sz w:val="24"/>
-          <w:szCs w:val="24"/>
-        </w:rPr>
-        <w:t xml:space="preserve"> fejlesztői kiszolgáló a localhost:5173 </w:t>
-      </w:r>
-      <w:proofErr w:type="spellStart"/>
-      <w:r>
-        <w:rPr>
-          <w:rFonts w:ascii="Times New Roman" w:hAnsi="Times New Roman" w:cs="Times New Roman"/>
-          <w:sz w:val="24"/>
-          <w:szCs w:val="24"/>
-        </w:rPr>
-        <w:t>portot</w:t>
-      </w:r>
-      <w:proofErr w:type="spellEnd"/>
-      <w:r>
-        <w:rPr>
-          <w:rFonts w:ascii="Times New Roman" w:hAnsi="Times New Roman" w:cs="Times New Roman"/>
-          <w:sz w:val="24"/>
-          <w:szCs w:val="24"/>
-        </w:rPr>
-        <w:t xml:space="preserve"> használta. Kezdetben nem fordítottunk erre elegendő figyelmet, ezért nehezen volt átlátható, miért nem kommunikál megfelelően egymással a két rendszer. Ebből adódóan előfordult, hogy vagy az adatbázis elérése nem működött, vagy a </w:t>
+        <w:t xml:space="preserve">elérése nem működött, vagy a </w:t>
       </w:r>
       <w:proofErr w:type="spellStart"/>
       <w:r>
@@ -8712,7 +8796,7 @@
           <w:szCs w:val="28"/>
         </w:rPr>
       </w:pPr>
-      <w:bookmarkStart w:id="14" w:name="_Toc226651592"/>
+      <w:bookmarkStart w:id="14" w:name="_Toc226794861"/>
       <w:r>
         <w:rPr>
           <w:rFonts w:ascii="Times New Roman" w:hAnsi="Times New Roman" w:cs="Times New Roman"/>
@@ -8722,9 +8806,123 @@
           <w:sz w:val="28"/>
           <w:szCs w:val="28"/>
         </w:rPr>
-        <w:t>Rövid használati útmutató a honlaphoz</w:t>
+        <w:t>O</w:t>
+      </w:r>
+      <w:r>
+        <w:rPr>
+          <w:rFonts w:ascii="Times New Roman" w:hAnsi="Times New Roman" w:cs="Times New Roman"/>
+          <w:b/>
+          <w:bCs/>
+          <w:color w:val="auto"/>
+          <w:sz w:val="28"/>
+          <w:szCs w:val="28"/>
+        </w:rPr>
+        <w:t>ojs</w:t>
+      </w:r>
+      <w:r>
+        <w:rPr>
+          <w:rFonts w:ascii="Times New Roman" w:hAnsi="Times New Roman" w:cs="Times New Roman"/>
+          <w:b/>
+          <w:bCs/>
+          <w:color w:val="auto"/>
+          <w:sz w:val="28"/>
+          <w:szCs w:val="28"/>
+        </w:rPr>
+        <w:t>.html</w:t>
       </w:r>
       <w:bookmarkEnd w:id="14"/>
+    </w:p>
+    <w:p/>
+    <w:p>
+      <w:pPr>
+        <w:spacing w:line="360" w:lineRule="auto"/>
+        <w:ind w:firstLine="360"/>
+        <w:jc w:val="both"/>
+        <w:rPr>
+          <w:rFonts w:ascii="Times New Roman" w:hAnsi="Times New Roman" w:cs="Times New Roman"/>
+          <w:sz w:val="24"/>
+          <w:szCs w:val="24"/>
+        </w:rPr>
+      </w:pPr>
+      <w:r>
+        <w:rPr>
+          <w:rFonts w:ascii="Times New Roman" w:hAnsi="Times New Roman" w:cs="Times New Roman"/>
+          <w:sz w:val="24"/>
+          <w:szCs w:val="24"/>
+        </w:rPr>
+        <w:t>A projekt következő lépéseként az OOJS (</w:t>
+      </w:r>
+      <w:proofErr w:type="spellStart"/>
+      <w:r>
+        <w:rPr>
+          <w:rFonts w:ascii="Times New Roman" w:hAnsi="Times New Roman" w:cs="Times New Roman"/>
+          <w:sz w:val="24"/>
+          <w:szCs w:val="24"/>
+        </w:rPr>
+        <w:t>Object</w:t>
+      </w:r>
+      <w:proofErr w:type="spellEnd"/>
+      <w:r>
+        <w:rPr>
+          <w:rFonts w:ascii="Times New Roman" w:hAnsi="Times New Roman" w:cs="Times New Roman"/>
+          <w:sz w:val="24"/>
+          <w:szCs w:val="24"/>
+        </w:rPr>
+        <w:t>-Oriented JavaScript) menüpont kialakítása történt meg. Ennél a feladatrésznél a beadandó előírása szerint egy grafikus, objektumorientált szemléletben megvalósított JavaScript alkalmazást kellett készítenünk.</w:t>
+      </w:r>
+    </w:p>
+    <w:p>
+      <w:pPr>
+        <w:spacing w:line="360" w:lineRule="auto"/>
+        <w:jc w:val="both"/>
+        <w:rPr>
+          <w:rFonts w:ascii="Times New Roman" w:hAnsi="Times New Roman" w:cs="Times New Roman"/>
+          <w:sz w:val="24"/>
+          <w:szCs w:val="24"/>
+        </w:rPr>
+      </w:pPr>
+      <w:r>
+        <w:rPr>
+          <w:rFonts w:ascii="Times New Roman" w:hAnsi="Times New Roman" w:cs="Times New Roman"/>
+          <w:sz w:val="24"/>
+          <w:szCs w:val="24"/>
+        </w:rPr>
+        <w:t xml:space="preserve">A fejlesztés kezdeti szakaszában először egy webshop jellegű megoldásban gondolkodtunk, amely a cukrászda termékeit jelenítette volna meg. Ez az elképzelés azonban nem bizonyult megfelelőnek, mivel a feladatleírás kifejezetten grafikus, interaktív alkalmazás készítését várta el, nem pedig egy adatlistázó vagy webshop jellegű felületet. Emiatt </w:t>
+      </w:r>
+      <w:proofErr w:type="spellStart"/>
+      <w:r>
+        <w:rPr>
+          <w:rFonts w:ascii="Times New Roman" w:hAnsi="Times New Roman" w:cs="Times New Roman"/>
+          <w:sz w:val="24"/>
+          <w:szCs w:val="24"/>
+        </w:rPr>
+        <w:t>újragondoltuk</w:t>
+      </w:r>
+      <w:proofErr w:type="spellEnd"/>
+      <w:r>
+        <w:rPr>
+          <w:rFonts w:ascii="Times New Roman" w:hAnsi="Times New Roman" w:cs="Times New Roman"/>
+          <w:sz w:val="24"/>
+          <w:szCs w:val="24"/>
+        </w:rPr>
+        <w:t xml:space="preserve"> a koncepciót</w:t>
+      </w:r>
+      <w:r>
+        <w:rPr>
+          <w:rFonts w:ascii="Times New Roman" w:hAnsi="Times New Roman" w:cs="Times New Roman"/>
+          <w:sz w:val="24"/>
+          <w:szCs w:val="24"/>
+        </w:rPr>
+        <w:t xml:space="preserve"> és m</w:t>
+      </w:r>
+      <w:r>
+        <w:rPr>
+          <w:rFonts w:ascii="Times New Roman" w:hAnsi="Times New Roman" w:cs="Times New Roman"/>
+          <w:sz w:val="24"/>
+          <w:szCs w:val="24"/>
+        </w:rPr>
+        <w:t>ivel a teljes projekt egy cukrászda témára épült, végül innen merítettünk ötletet, és így jutottunk el a szerencsesüti alkalmazás gondolatához. Ez jól illeszkedett a tematikához, ugyanakkor lehetőséget adott látványos animációk és objektumorientált működés megvalósítására is.</w:t>
+      </w:r>
     </w:p>
     <w:p>
       <w:pPr>
@@ -8737,6 +8935,308 @@
           <w:szCs w:val="24"/>
         </w:rPr>
       </w:pPr>
+      <w:r>
+        <w:rPr>
+          <w:rFonts w:ascii="Times New Roman" w:hAnsi="Times New Roman" w:cs="Times New Roman"/>
+          <w:sz w:val="24"/>
+          <w:szCs w:val="24"/>
+        </w:rPr>
+        <w:lastRenderedPageBreak/>
+        <w:drawing>
+          <wp:anchor distT="0" distB="0" distL="114300" distR="114300" simplePos="0" relativeHeight="251664384" behindDoc="0" locked="0" layoutInCell="1" allowOverlap="1" wp14:anchorId="6ADCDC36" wp14:editId="627698D2">
+            <wp:simplePos x="0" y="0"/>
+            <wp:positionH relativeFrom="margin">
+              <wp:align>right</wp:align>
+            </wp:positionH>
+            <wp:positionV relativeFrom="margin">
+              <wp:posOffset>247015</wp:posOffset>
+            </wp:positionV>
+            <wp:extent cx="2716530" cy="2091690"/>
+            <wp:effectExtent l="19050" t="19050" r="26670" b="22860"/>
+            <wp:wrapSquare wrapText="bothSides"/>
+            <wp:docPr id="1912682038" name="Kép 1"/>
+            <wp:cNvGraphicFramePr>
+              <a:graphicFrameLocks xmlns:a="http://schemas.openxmlformats.org/drawingml/2006/main" noChangeAspect="1"/>
+            </wp:cNvGraphicFramePr>
+            <a:graphic xmlns:a="http://schemas.openxmlformats.org/drawingml/2006/main">
+              <a:graphicData uri="http://schemas.openxmlformats.org/drawingml/2006/picture">
+                <pic:pic xmlns:pic="http://schemas.openxmlformats.org/drawingml/2006/picture">
+                  <pic:nvPicPr>
+                    <pic:cNvPr id="1912682038" name=""/>
+                    <pic:cNvPicPr/>
+                  </pic:nvPicPr>
+                  <pic:blipFill>
+                    <a:blip r:embed="rId19" cstate="print">
+                      <a:extLst>
+                        <a:ext uri="{28A0092B-C50C-407E-A947-70E740481C1C}">
+                          <a14:useLocalDpi xmlns:a14="http://schemas.microsoft.com/office/drawing/2010/main" val="0"/>
+                        </a:ext>
+                      </a:extLst>
+                    </a:blip>
+                    <a:stretch>
+                      <a:fillRect/>
+                    </a:stretch>
+                  </pic:blipFill>
+                  <pic:spPr>
+                    <a:xfrm>
+                      <a:off x="0" y="0"/>
+                      <a:ext cx="2716530" cy="2091690"/>
+                    </a:xfrm>
+                    <a:prstGeom prst="rect">
+                      <a:avLst/>
+                    </a:prstGeom>
+                    <a:ln>
+                      <a:solidFill>
+                        <a:schemeClr val="tx1"/>
+                      </a:solidFill>
+                    </a:ln>
+                  </pic:spPr>
+                </pic:pic>
+              </a:graphicData>
+            </a:graphic>
+            <wp14:sizeRelH relativeFrom="margin">
+              <wp14:pctWidth>0</wp14:pctWidth>
+            </wp14:sizeRelH>
+            <wp14:sizeRelV relativeFrom="margin">
+              <wp14:pctHeight>0</wp14:pctHeight>
+            </wp14:sizeRelV>
+          </wp:anchor>
+        </w:drawing>
+      </w:r>
+      <w:r>
+        <w:rPr>
+          <w:noProof/>
+        </w:rPr>
+        <mc:AlternateContent>
+          <mc:Choice Requires="wps">
+            <w:drawing>
+              <wp:anchor distT="0" distB="0" distL="114300" distR="114300" simplePos="0" relativeHeight="251666432" behindDoc="0" locked="0" layoutInCell="1" allowOverlap="1" wp14:anchorId="0ADE5BE0" wp14:editId="17DF1970">
+                <wp:simplePos x="0" y="0"/>
+                <wp:positionH relativeFrom="column">
+                  <wp:posOffset>3021330</wp:posOffset>
+                </wp:positionH>
+                <wp:positionV relativeFrom="paragraph">
+                  <wp:posOffset>2355215</wp:posOffset>
+                </wp:positionV>
+                <wp:extent cx="2716530" cy="635"/>
+                <wp:effectExtent l="0" t="0" r="0" b="0"/>
+                <wp:wrapSquare wrapText="bothSides"/>
+                <wp:docPr id="698346967" name="Szövegdoboz 1"/>
+                <wp:cNvGraphicFramePr/>
+                <a:graphic xmlns:a="http://schemas.openxmlformats.org/drawingml/2006/main">
+                  <a:graphicData uri="http://schemas.microsoft.com/office/word/2010/wordprocessingShape">
+                    <wps:wsp>
+                      <wps:cNvSpPr txBox="1"/>
+                      <wps:spPr>
+                        <a:xfrm>
+                          <a:off x="0" y="0"/>
+                          <a:ext cx="2716530" cy="635"/>
+                        </a:xfrm>
+                        <a:prstGeom prst="rect">
+                          <a:avLst/>
+                        </a:prstGeom>
+                        <a:solidFill>
+                          <a:prstClr val="white"/>
+                        </a:solidFill>
+                        <a:ln>
+                          <a:noFill/>
+                        </a:ln>
+                      </wps:spPr>
+                      <wps:txbx>
+                        <w:txbxContent>
+                          <w:p>
+                            <w:pPr>
+                              <w:pStyle w:val="Kpalrs"/>
+                              <w:jc w:val="center"/>
+                              <w:rPr>
+                                <w:rFonts w:ascii="Times New Roman" w:hAnsi="Times New Roman" w:cs="Times New Roman"/>
+                                <w:color w:val="auto"/>
+                              </w:rPr>
+                            </w:pPr>
+                            <w:r>
+                              <w:rPr>
+                                <w:rFonts w:ascii="Times New Roman" w:hAnsi="Times New Roman" w:cs="Times New Roman"/>
+                                <w:color w:val="auto"/>
+                              </w:rPr>
+                              <w:fldChar w:fldCharType="begin"/>
+                            </w:r>
+                            <w:r>
+                              <w:rPr>
+                                <w:rFonts w:ascii="Times New Roman" w:hAnsi="Times New Roman" w:cs="Times New Roman"/>
+                                <w:color w:val="auto"/>
+                              </w:rPr>
+                              <w:instrText xml:space="preserve"> SEQ ábra \* ARABIC </w:instrText>
+                            </w:r>
+                            <w:r>
+                              <w:rPr>
+                                <w:rFonts w:ascii="Times New Roman" w:hAnsi="Times New Roman" w:cs="Times New Roman"/>
+                                <w:color w:val="auto"/>
+                              </w:rPr>
+                              <w:fldChar w:fldCharType="separate"/>
+                            </w:r>
+                            <w:r>
+                              <w:rPr>
+                                <w:rFonts w:ascii="Times New Roman" w:hAnsi="Times New Roman" w:cs="Times New Roman"/>
+                                <w:noProof/>
+                                <w:color w:val="auto"/>
+                              </w:rPr>
+                              <w:t>9</w:t>
+                            </w:r>
+                            <w:r>
+                              <w:rPr>
+                                <w:rFonts w:ascii="Times New Roman" w:hAnsi="Times New Roman" w:cs="Times New Roman"/>
+                                <w:color w:val="auto"/>
+                              </w:rPr>
+                              <w:fldChar w:fldCharType="end"/>
+                            </w:r>
+                            <w:r>
+                              <w:rPr>
+                                <w:rFonts w:ascii="Times New Roman" w:hAnsi="Times New Roman" w:cs="Times New Roman"/>
+                                <w:color w:val="auto"/>
+                              </w:rPr>
+                              <w:t>. ábra Szerencse süti kezdeti megvalósítása</w:t>
+                            </w:r>
+                          </w:p>
+                        </w:txbxContent>
+                      </wps:txbx>
+                      <wps:bodyPr rot="0" spcFirstLastPara="0" vertOverflow="overflow" horzOverflow="overflow" vert="horz" wrap="square" lIns="0" tIns="0" rIns="0" bIns="0" numCol="1" spcCol="0" rtlCol="0" fromWordArt="0" anchor="t" anchorCtr="0" forceAA="0" compatLnSpc="1">
+                        <a:prstTxWarp prst="textNoShape">
+                          <a:avLst/>
+                        </a:prstTxWarp>
+                        <a:spAutoFit/>
+                      </wps:bodyPr>
+                    </wps:wsp>
+                  </a:graphicData>
+                </a:graphic>
+              </wp:anchor>
+            </w:drawing>
+          </mc:Choice>
+          <mc:Fallback>
+            <w:pict>
+              <v:shape w14:anchorId="0ADE5BE0" id="_x0000_s1030" type="#_x0000_t202" style="position:absolute;left:0;text-align:left;margin-left:237.9pt;margin-top:185.45pt;width:213.9pt;height:.05pt;z-index:251666432;visibility:visible;mso-wrap-style:square;mso-wrap-distance-left:9pt;mso-wrap-distance-top:0;mso-wrap-distance-right:9pt;mso-wrap-distance-bottom:0;mso-position-horizontal:absolute;mso-position-horizontal-relative:text;mso-position-vertical:absolute;mso-position-vertical-relative:text;v-text-anchor:top" o:gfxdata="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" stroked="f">
+                <v:textbox style="mso-fit-shape-to-text:t" inset="0,0,0,0">
+                  <w:txbxContent>
+                    <w:p>
+                      <w:pPr>
+                        <w:pStyle w:val="Kpalrs"/>
+                        <w:jc w:val="center"/>
+                        <w:rPr>
+                          <w:rFonts w:ascii="Times New Roman" w:hAnsi="Times New Roman" w:cs="Times New Roman"/>
+                          <w:color w:val="auto"/>
+                        </w:rPr>
+                      </w:pPr>
+                      <w:r>
+                        <w:rPr>
+                          <w:rFonts w:ascii="Times New Roman" w:hAnsi="Times New Roman" w:cs="Times New Roman"/>
+                          <w:color w:val="auto"/>
+                        </w:rPr>
+                        <w:fldChar w:fldCharType="begin"/>
+                      </w:r>
+                      <w:r>
+                        <w:rPr>
+                          <w:rFonts w:ascii="Times New Roman" w:hAnsi="Times New Roman" w:cs="Times New Roman"/>
+                          <w:color w:val="auto"/>
+                        </w:rPr>
+                        <w:instrText xml:space="preserve"> SEQ ábra \* ARABIC </w:instrText>
+                      </w:r>
+                      <w:r>
+                        <w:rPr>
+                          <w:rFonts w:ascii="Times New Roman" w:hAnsi="Times New Roman" w:cs="Times New Roman"/>
+                          <w:color w:val="auto"/>
+                        </w:rPr>
+                        <w:fldChar w:fldCharType="separate"/>
+                      </w:r>
+                      <w:r>
+                        <w:rPr>
+                          <w:rFonts w:ascii="Times New Roman" w:hAnsi="Times New Roman" w:cs="Times New Roman"/>
+                          <w:noProof/>
+                          <w:color w:val="auto"/>
+                        </w:rPr>
+                        <w:t>9</w:t>
+                      </w:r>
+                      <w:r>
+                        <w:rPr>
+                          <w:rFonts w:ascii="Times New Roman" w:hAnsi="Times New Roman" w:cs="Times New Roman"/>
+                          <w:color w:val="auto"/>
+                        </w:rPr>
+                        <w:fldChar w:fldCharType="end"/>
+                      </w:r>
+                      <w:r>
+                        <w:rPr>
+                          <w:rFonts w:ascii="Times New Roman" w:hAnsi="Times New Roman" w:cs="Times New Roman"/>
+                          <w:color w:val="auto"/>
+                        </w:rPr>
+                        <w:t>. ábra Szerencse süti kezdeti megvalósítása</w:t>
+                      </w:r>
+                    </w:p>
+                  </w:txbxContent>
+                </v:textbox>
+                <w10:wrap type="square"/>
+              </v:shape>
+            </w:pict>
+          </mc:Fallback>
+        </mc:AlternateContent>
+      </w:r>
+      <w:r>
+        <w:rPr>
+          <w:rFonts w:ascii="Times New Roman" w:hAnsi="Times New Roman" w:cs="Times New Roman"/>
+          <w:sz w:val="24"/>
+          <w:szCs w:val="24"/>
+        </w:rPr>
+        <w:t xml:space="preserve">A tervezési szakaszban először egy egyszerű vizuális elképzelést alakítottunk ki. Ennek lényege az volt, hogy a képernyő közepén két darab sütemény jelenjen meg, amelyek enyhe „rezgő” animációval hívják fel magukra a figyelmet. A felhasználó ezekre kattintva indíthatja el az alkalmazás működését, amely során a </w:t>
+      </w:r>
+      <w:proofErr w:type="gramStart"/>
+      <w:r>
+        <w:rPr>
+          <w:rFonts w:ascii="Times New Roman" w:hAnsi="Times New Roman" w:cs="Times New Roman"/>
+          <w:sz w:val="24"/>
+          <w:szCs w:val="24"/>
+        </w:rPr>
+        <w:t>süti</w:t>
+      </w:r>
+      <w:proofErr w:type="gramEnd"/>
+      <w:r>
+        <w:rPr>
+          <w:rFonts w:ascii="Times New Roman" w:hAnsi="Times New Roman" w:cs="Times New Roman"/>
+          <w:sz w:val="24"/>
+          <w:szCs w:val="24"/>
+        </w:rPr>
+        <w:t xml:space="preserve"> „kinyílik”, és megjelenik egy üzenet.</w:t>
+      </w:r>
+      <w:r>
+        <w:rPr>
+          <w:rFonts w:ascii="Times New Roman" w:hAnsi="Times New Roman" w:cs="Times New Roman"/>
+          <w:sz w:val="24"/>
+          <w:szCs w:val="24"/>
+        </w:rPr>
+        <w:t xml:space="preserve"> </w:t>
+      </w:r>
+      <w:r>
+        <w:rPr>
+          <w:rFonts w:ascii="Times New Roman" w:hAnsi="Times New Roman" w:cs="Times New Roman"/>
+          <w:sz w:val="24"/>
+          <w:szCs w:val="24"/>
+        </w:rPr>
+        <w:t xml:space="preserve">A kezdeti megvalósítás során először egy egyszerű, alap kinézetet készítettünk el. Ebben a szakaszban a hangsúly nem a megjelenésen, hanem a működésen volt. A </w:t>
+      </w:r>
+      <w:proofErr w:type="gramStart"/>
+      <w:r>
+        <w:rPr>
+          <w:rFonts w:ascii="Times New Roman" w:hAnsi="Times New Roman" w:cs="Times New Roman"/>
+          <w:sz w:val="24"/>
+          <w:szCs w:val="24"/>
+        </w:rPr>
+        <w:t>süti</w:t>
+      </w:r>
+      <w:proofErr w:type="gramEnd"/>
+      <w:r>
+        <w:rPr>
+          <w:rFonts w:ascii="Times New Roman" w:hAnsi="Times New Roman" w:cs="Times New Roman"/>
+          <w:sz w:val="24"/>
+          <w:szCs w:val="24"/>
+        </w:rPr>
+        <w:t xml:space="preserve"> objektumorientált módon került kialakításra, és sikerült elérni, hogy kattintásra animáció induljon, majd megjelenjen a jóslat szövege.</w:t>
+      </w:r>
     </w:p>
     <w:p>
       <w:pPr>
@@ -8755,7 +9255,335 @@
           <w:sz w:val="24"/>
           <w:szCs w:val="24"/>
         </w:rPr>
-        <w:t>A weboldal használata tudatosan egyszerű és áttekinthető módon lett kialakítva. A felhasználó a főoldalra érkezve először röviden megismerheti az Édes Liget cukrászda bemutatkozását, majd a felső menüsor segítségével érheti el az egyes funkcionális aloldalakat.</w:t>
+        <w:drawing>
+          <wp:anchor distT="0" distB="0" distL="114300" distR="114300" simplePos="0" relativeHeight="251667456" behindDoc="0" locked="0" layoutInCell="1" allowOverlap="1" wp14:anchorId="48F31613" wp14:editId="43B097FE">
+            <wp:simplePos x="0" y="0"/>
+            <wp:positionH relativeFrom="margin">
+              <wp:align>right</wp:align>
+            </wp:positionH>
+            <wp:positionV relativeFrom="margin">
+              <wp:posOffset>3726180</wp:posOffset>
+            </wp:positionV>
+            <wp:extent cx="3069271" cy="1836420"/>
+            <wp:effectExtent l="0" t="0" r="0" b="0"/>
+            <wp:wrapSquare wrapText="bothSides"/>
+            <wp:docPr id="613919108" name="Kép 1"/>
+            <wp:cNvGraphicFramePr>
+              <a:graphicFrameLocks xmlns:a="http://schemas.openxmlformats.org/drawingml/2006/main" noChangeAspect="1"/>
+            </wp:cNvGraphicFramePr>
+            <a:graphic xmlns:a="http://schemas.openxmlformats.org/drawingml/2006/main">
+              <a:graphicData uri="http://schemas.openxmlformats.org/drawingml/2006/picture">
+                <pic:pic xmlns:pic="http://schemas.openxmlformats.org/drawingml/2006/picture">
+                  <pic:nvPicPr>
+                    <pic:cNvPr id="613919108" name=""/>
+                    <pic:cNvPicPr/>
+                  </pic:nvPicPr>
+                  <pic:blipFill>
+                    <a:blip r:embed="rId20" cstate="print">
+                      <a:extLst>
+                        <a:ext uri="{28A0092B-C50C-407E-A947-70E740481C1C}">
+                          <a14:useLocalDpi xmlns:a14="http://schemas.microsoft.com/office/drawing/2010/main" val="0"/>
+                        </a:ext>
+                      </a:extLst>
+                    </a:blip>
+                    <a:stretch>
+                      <a:fillRect/>
+                    </a:stretch>
+                  </pic:blipFill>
+                  <pic:spPr>
+                    <a:xfrm>
+                      <a:off x="0" y="0"/>
+                      <a:ext cx="3069271" cy="1836420"/>
+                    </a:xfrm>
+                    <a:prstGeom prst="rect">
+                      <a:avLst/>
+                    </a:prstGeom>
+                  </pic:spPr>
+                </pic:pic>
+              </a:graphicData>
+            </a:graphic>
+          </wp:anchor>
+        </w:drawing>
+      </w:r>
+      <w:r>
+        <w:rPr>
+          <w:noProof/>
+        </w:rPr>
+        <mc:AlternateContent>
+          <mc:Choice Requires="wps">
+            <w:drawing>
+              <wp:anchor distT="0" distB="0" distL="114300" distR="114300" simplePos="0" relativeHeight="251669504" behindDoc="0" locked="0" layoutInCell="1" allowOverlap="1" wp14:anchorId="7B461D09" wp14:editId="1E8217F6">
+                <wp:simplePos x="0" y="0"/>
+                <wp:positionH relativeFrom="margin">
+                  <wp:align>right</wp:align>
+                </wp:positionH>
+                <wp:positionV relativeFrom="paragraph">
+                  <wp:posOffset>2098675</wp:posOffset>
+                </wp:positionV>
+                <wp:extent cx="3068955" cy="635"/>
+                <wp:effectExtent l="0" t="0" r="0" b="8255"/>
+                <wp:wrapSquare wrapText="bothSides"/>
+                <wp:docPr id="675759294" name="Szövegdoboz 1"/>
+                <wp:cNvGraphicFramePr/>
+                <a:graphic xmlns:a="http://schemas.openxmlformats.org/drawingml/2006/main">
+                  <a:graphicData uri="http://schemas.microsoft.com/office/word/2010/wordprocessingShape">
+                    <wps:wsp>
+                      <wps:cNvSpPr txBox="1"/>
+                      <wps:spPr>
+                        <a:xfrm>
+                          <a:off x="0" y="0"/>
+                          <a:ext cx="3068955" cy="635"/>
+                        </a:xfrm>
+                        <a:prstGeom prst="rect">
+                          <a:avLst/>
+                        </a:prstGeom>
+                        <a:solidFill>
+                          <a:prstClr val="white"/>
+                        </a:solidFill>
+                        <a:ln>
+                          <a:noFill/>
+                        </a:ln>
+                      </wps:spPr>
+                      <wps:txbx>
+                        <w:txbxContent>
+                          <w:p>
+                            <w:pPr>
+                              <w:pStyle w:val="Kpalrs"/>
+                              <w:jc w:val="center"/>
+                              <w:rPr>
+                                <w:rFonts w:ascii="Times New Roman" w:hAnsi="Times New Roman" w:cs="Times New Roman"/>
+                                <w:color w:val="auto"/>
+                              </w:rPr>
+                            </w:pPr>
+                            <w:r>
+                              <w:rPr>
+                                <w:rFonts w:ascii="Times New Roman" w:hAnsi="Times New Roman" w:cs="Times New Roman"/>
+                                <w:color w:val="auto"/>
+                              </w:rPr>
+                              <w:fldChar w:fldCharType="begin"/>
+                            </w:r>
+                            <w:r>
+                              <w:rPr>
+                                <w:rFonts w:ascii="Times New Roman" w:hAnsi="Times New Roman" w:cs="Times New Roman"/>
+                                <w:color w:val="auto"/>
+                              </w:rPr>
+                              <w:instrText xml:space="preserve"> SEQ ábra \* ARABIC </w:instrText>
+                            </w:r>
+                            <w:r>
+                              <w:rPr>
+                                <w:rFonts w:ascii="Times New Roman" w:hAnsi="Times New Roman" w:cs="Times New Roman"/>
+                                <w:color w:val="auto"/>
+                              </w:rPr>
+                              <w:fldChar w:fldCharType="separate"/>
+                            </w:r>
+                            <w:r>
+                              <w:rPr>
+                                <w:rFonts w:ascii="Times New Roman" w:hAnsi="Times New Roman" w:cs="Times New Roman"/>
+                                <w:noProof/>
+                                <w:color w:val="auto"/>
+                              </w:rPr>
+                              <w:t>10</w:t>
+                            </w:r>
+                            <w:r>
+                              <w:rPr>
+                                <w:rFonts w:ascii="Times New Roman" w:hAnsi="Times New Roman" w:cs="Times New Roman"/>
+                                <w:color w:val="auto"/>
+                              </w:rPr>
+                              <w:fldChar w:fldCharType="end"/>
+                            </w:r>
+                            <w:r>
+                              <w:rPr>
+                                <w:rFonts w:ascii="Times New Roman" w:hAnsi="Times New Roman" w:cs="Times New Roman"/>
+                                <w:color w:val="auto"/>
+                              </w:rPr>
+                              <w:t>. ábra Oojs.html kezdeti kinézete</w:t>
+                            </w:r>
+                          </w:p>
+                        </w:txbxContent>
+                      </wps:txbx>
+                      <wps:bodyPr rot="0" spcFirstLastPara="0" vertOverflow="overflow" horzOverflow="overflow" vert="horz" wrap="square" lIns="0" tIns="0" rIns="0" bIns="0" numCol="1" spcCol="0" rtlCol="0" fromWordArt="0" anchor="t" anchorCtr="0" forceAA="0" compatLnSpc="1">
+                        <a:prstTxWarp prst="textNoShape">
+                          <a:avLst/>
+                        </a:prstTxWarp>
+                        <a:spAutoFit/>
+                      </wps:bodyPr>
+                    </wps:wsp>
+                  </a:graphicData>
+                </a:graphic>
+              </wp:anchor>
+            </w:drawing>
+          </mc:Choice>
+          <mc:Fallback>
+            <w:pict>
+              <v:shape w14:anchorId="7B461D09" id="_x0000_s1031" type="#_x0000_t202" style="position:absolute;left:0;text-align:left;margin-left:190.45pt;margin-top:165.25pt;width:241.65pt;height:.05pt;z-index:251669504;visibility:visible;mso-wrap-style:square;mso-wrap-distance-left:9pt;mso-wrap-distance-top:0;mso-wrap-distance-right:9pt;mso-wrap-distance-bottom:0;mso-position-horizontal:right;mso-position-horizontal-relative:margin;mso-position-vertical:absolute;mso-position-vertical-relative:text;v-text-anchor:top" o:gfxdata="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" stroked="f">
+                <v:textbox style="mso-fit-shape-to-text:t" inset="0,0,0,0">
+                  <w:txbxContent>
+                    <w:p>
+                      <w:pPr>
+                        <w:pStyle w:val="Kpalrs"/>
+                        <w:jc w:val="center"/>
+                        <w:rPr>
+                          <w:rFonts w:ascii="Times New Roman" w:hAnsi="Times New Roman" w:cs="Times New Roman"/>
+                          <w:color w:val="auto"/>
+                        </w:rPr>
+                      </w:pPr>
+                      <w:r>
+                        <w:rPr>
+                          <w:rFonts w:ascii="Times New Roman" w:hAnsi="Times New Roman" w:cs="Times New Roman"/>
+                          <w:color w:val="auto"/>
+                        </w:rPr>
+                        <w:fldChar w:fldCharType="begin"/>
+                      </w:r>
+                      <w:r>
+                        <w:rPr>
+                          <w:rFonts w:ascii="Times New Roman" w:hAnsi="Times New Roman" w:cs="Times New Roman"/>
+                          <w:color w:val="auto"/>
+                        </w:rPr>
+                        <w:instrText xml:space="preserve"> SEQ ábra \* ARABIC </w:instrText>
+                      </w:r>
+                      <w:r>
+                        <w:rPr>
+                          <w:rFonts w:ascii="Times New Roman" w:hAnsi="Times New Roman" w:cs="Times New Roman"/>
+                          <w:color w:val="auto"/>
+                        </w:rPr>
+                        <w:fldChar w:fldCharType="separate"/>
+                      </w:r>
+                      <w:r>
+                        <w:rPr>
+                          <w:rFonts w:ascii="Times New Roman" w:hAnsi="Times New Roman" w:cs="Times New Roman"/>
+                          <w:noProof/>
+                          <w:color w:val="auto"/>
+                        </w:rPr>
+                        <w:t>10</w:t>
+                      </w:r>
+                      <w:r>
+                        <w:rPr>
+                          <w:rFonts w:ascii="Times New Roman" w:hAnsi="Times New Roman" w:cs="Times New Roman"/>
+                          <w:color w:val="auto"/>
+                        </w:rPr>
+                        <w:fldChar w:fldCharType="end"/>
+                      </w:r>
+                      <w:r>
+                        <w:rPr>
+                          <w:rFonts w:ascii="Times New Roman" w:hAnsi="Times New Roman" w:cs="Times New Roman"/>
+                          <w:color w:val="auto"/>
+                        </w:rPr>
+                        <w:t>. ábra Oojs.html kezdeti kinézete</w:t>
+                      </w:r>
+                    </w:p>
+                  </w:txbxContent>
+                </v:textbox>
+                <w10:wrap type="square" anchorx="margin"/>
+              </v:shape>
+            </w:pict>
+          </mc:Fallback>
+        </mc:AlternateContent>
+      </w:r>
+      <w:r>
+        <w:rPr>
+          <w:rFonts w:ascii="Times New Roman" w:hAnsi="Times New Roman" w:cs="Times New Roman"/>
+          <w:sz w:val="24"/>
+          <w:szCs w:val="24"/>
+        </w:rPr>
+        <w:t xml:space="preserve">Amikor az alkalmazás működése már megfelelő volt, több megjelenítési problémát is észleltünk. </w:t>
+      </w:r>
+      <w:r>
+        <w:rPr>
+          <w:rFonts w:ascii="Times New Roman" w:hAnsi="Times New Roman" w:cs="Times New Roman"/>
+          <w:sz w:val="24"/>
+          <w:szCs w:val="24"/>
+        </w:rPr>
+        <w:t>E</w:t>
+      </w:r>
+      <w:r>
+        <w:rPr>
+          <w:rFonts w:ascii="Times New Roman" w:hAnsi="Times New Roman" w:cs="Times New Roman"/>
+          <w:sz w:val="24"/>
+          <w:szCs w:val="24"/>
+        </w:rPr>
+        <w:t>kkor még teljesen el volt csúszva</w:t>
+      </w:r>
+      <w:r>
+        <w:rPr>
+          <w:rFonts w:ascii="Times New Roman" w:hAnsi="Times New Roman" w:cs="Times New Roman"/>
+          <w:sz w:val="24"/>
+          <w:szCs w:val="24"/>
+        </w:rPr>
+        <w:t xml:space="preserve"> az oldal kinézete</w:t>
+      </w:r>
+      <w:r>
+        <w:rPr>
+          <w:rFonts w:ascii="Times New Roman" w:hAnsi="Times New Roman" w:cs="Times New Roman"/>
+          <w:sz w:val="24"/>
+          <w:szCs w:val="24"/>
+        </w:rPr>
+        <w:t xml:space="preserve">, nem illeszkedett a többi oldalhoz, és a teljes oldal egy egyszerű fehér háttérrel jelent meg. Ebben az állapotban az oldal ugyan funkcionálisan működött, de vizuálisan nem illett bele az alkalmazás egységes </w:t>
+      </w:r>
+      <w:proofErr w:type="spellStart"/>
+      <w:r>
+        <w:rPr>
+          <w:rFonts w:ascii="Times New Roman" w:hAnsi="Times New Roman" w:cs="Times New Roman"/>
+          <w:sz w:val="24"/>
+          <w:szCs w:val="24"/>
+        </w:rPr>
+        <w:t>arculatába</w:t>
+      </w:r>
+      <w:proofErr w:type="spellEnd"/>
+      <w:r>
+        <w:rPr>
+          <w:rFonts w:ascii="Times New Roman" w:hAnsi="Times New Roman" w:cs="Times New Roman"/>
+          <w:sz w:val="24"/>
+          <w:szCs w:val="24"/>
+        </w:rPr>
+        <w:t>.</w:t>
+      </w:r>
+      <w:r>
+        <w:rPr>
+          <w:rFonts w:ascii="Times New Roman" w:hAnsi="Times New Roman" w:cs="Times New Roman"/>
+          <w:sz w:val="24"/>
+          <w:szCs w:val="24"/>
+        </w:rPr>
+        <w:t xml:space="preserve"> </w:t>
+      </w:r>
+      <w:r>
+        <w:rPr>
+          <w:rFonts w:ascii="Times New Roman" w:hAnsi="Times New Roman" w:cs="Times New Roman"/>
+          <w:sz w:val="24"/>
+          <w:szCs w:val="24"/>
+        </w:rPr>
+        <w:t>Ezután kezdtük el a kinézet fokozatos finomítását</w:t>
+      </w:r>
+      <w:r>
+        <w:rPr>
+          <w:rFonts w:ascii="Times New Roman" w:hAnsi="Times New Roman" w:cs="Times New Roman"/>
+          <w:sz w:val="24"/>
+          <w:szCs w:val="24"/>
+        </w:rPr>
+        <w:t>, azaz ki</w:t>
+      </w:r>
+      <w:r>
+        <w:rPr>
+          <w:rFonts w:ascii="Times New Roman" w:hAnsi="Times New Roman" w:cs="Times New Roman"/>
+          <w:sz w:val="24"/>
+          <w:szCs w:val="24"/>
+        </w:rPr>
+        <w:t>alakítottuk a teljes oldal elrendezését, amelyben a fejléc és a lábléc közé került a központi tartalom.</w:t>
+      </w:r>
+      <w:r>
+        <w:rPr>
+          <w:rFonts w:ascii="Times New Roman" w:hAnsi="Times New Roman" w:cs="Times New Roman"/>
+          <w:sz w:val="24"/>
+          <w:szCs w:val="24"/>
+        </w:rPr>
+        <w:t xml:space="preserve"> </w:t>
+      </w:r>
+      <w:r>
+        <w:rPr>
+          <w:rFonts w:ascii="Times New Roman" w:hAnsi="Times New Roman" w:cs="Times New Roman"/>
+          <w:sz w:val="24"/>
+          <w:szCs w:val="24"/>
+        </w:rPr>
+        <w:t>A végleges megjelenés kialakításánál külön figyelmet fordítottunk arra, hogy az OOJS oldal is illeszkedjen a már kialakított cukrászda arculathoz. Ennek érdekében ugyanazt a színvilágot használtuk, mint a többi oldalon, vagyis a sötétbarna és a világos bézs árnyalatokat. A középső tartalom egy lekerekített sarkú, árnyékolt „kártya” formájában jelenik meg, amely kiemeli a szerencsesüti animációt.</w:t>
       </w:r>
     </w:p>
     <w:p>
@@ -8775,109 +9603,66 @@
           <w:sz w:val="24"/>
           <w:szCs w:val="24"/>
         </w:rPr>
-        <w:t xml:space="preserve">A JavaScript menüpont alatt egy tömbben kezelt CRUD alkalmazás található, ahol új süteményadatok vehetők fel, a meglévők módosíthatók, illetve törölhetők. </w:t>
-      </w:r>
-    </w:p>
-    <w:p>
-      <w:pPr>
+        <w:t xml:space="preserve">Az animáció során a </w:t>
+      </w:r>
+      <w:proofErr w:type="gramStart"/>
+      <w:r>
+        <w:rPr>
+          <w:rFonts w:ascii="Times New Roman" w:hAnsi="Times New Roman" w:cs="Times New Roman"/>
+          <w:sz w:val="24"/>
+          <w:szCs w:val="24"/>
+        </w:rPr>
+        <w:t>süti</w:t>
+      </w:r>
+      <w:proofErr w:type="gramEnd"/>
+      <w:r>
+        <w:rPr>
+          <w:rFonts w:ascii="Times New Roman" w:hAnsi="Times New Roman" w:cs="Times New Roman"/>
+          <w:sz w:val="24"/>
+          <w:szCs w:val="24"/>
+        </w:rPr>
+        <w:t xml:space="preserve"> két félből áll, amelyek kattintás hatására szétválnak, majd megjelenik a jóslatot tartalmazó „papír”. Ezt követően egy gomb segítségével új </w:t>
+      </w:r>
+      <w:proofErr w:type="gramStart"/>
+      <w:r>
+        <w:rPr>
+          <w:rFonts w:ascii="Times New Roman" w:hAnsi="Times New Roman" w:cs="Times New Roman"/>
+          <w:sz w:val="24"/>
+          <w:szCs w:val="24"/>
+        </w:rPr>
+        <w:t>süti</w:t>
+      </w:r>
+      <w:proofErr w:type="gramEnd"/>
+      <w:r>
+        <w:rPr>
+          <w:rFonts w:ascii="Times New Roman" w:hAnsi="Times New Roman" w:cs="Times New Roman"/>
+          <w:sz w:val="24"/>
+          <w:szCs w:val="24"/>
+        </w:rPr>
+        <w:t xml:space="preserve"> kérhető, így az alkalmazás többször is használható.</w:t>
+      </w:r>
+      <w:r>
+        <w:rPr>
+          <w:rFonts w:ascii="Times New Roman" w:hAnsi="Times New Roman" w:cs="Times New Roman"/>
+          <w:sz w:val="24"/>
+          <w:szCs w:val="24"/>
+        </w:rPr>
+        <w:t xml:space="preserve"> </w:t>
+      </w:r>
+      <w:r>
+        <w:rPr>
+          <w:rFonts w:ascii="Times New Roman" w:hAnsi="Times New Roman" w:cs="Times New Roman"/>
+          <w:sz w:val="24"/>
+          <w:szCs w:val="24"/>
+        </w:rPr>
+        <w:t>Az oldal alján elhelyezett információs elemek („OOJS alapú vezérlés”, „CSS animációk”, „Reszponzív megjelenés”) azt a célt szolgálják, hogy röviden összefoglalják, milyen technológiák és megoldások kerültek alkalmazásra ezen az oldalon.</w:t>
+      </w:r>
+    </w:p>
+    <w:p>
+      <w:pPr>
+        <w:keepNext/>
         <w:spacing w:line="360" w:lineRule="auto"/>
-        <w:ind w:firstLine="708"/>
-        <w:jc w:val="both"/>
-        <w:rPr>
-          <w:rFonts w:ascii="Times New Roman" w:hAnsi="Times New Roman" w:cs="Times New Roman"/>
-          <w:sz w:val="24"/>
-          <w:szCs w:val="24"/>
-        </w:rPr>
-      </w:pPr>
-      <w:r>
-        <w:rPr>
-          <w:rFonts w:ascii="Times New Roman" w:hAnsi="Times New Roman" w:cs="Times New Roman"/>
-          <w:sz w:val="24"/>
-          <w:szCs w:val="24"/>
-        </w:rPr>
-        <w:t xml:space="preserve">A </w:t>
-      </w:r>
-      <w:proofErr w:type="spellStart"/>
-      <w:r>
-        <w:rPr>
-          <w:rFonts w:ascii="Times New Roman" w:hAnsi="Times New Roman" w:cs="Times New Roman"/>
-          <w:sz w:val="24"/>
-          <w:szCs w:val="24"/>
-        </w:rPr>
-        <w:t>React</w:t>
-      </w:r>
-      <w:proofErr w:type="spellEnd"/>
-      <w:r>
-        <w:rPr>
-          <w:rFonts w:ascii="Times New Roman" w:hAnsi="Times New Roman" w:cs="Times New Roman"/>
-          <w:sz w:val="24"/>
-          <w:szCs w:val="24"/>
-        </w:rPr>
-        <w:t xml:space="preserve"> menüpont hasonló funkciót kínál,</w:t>
-      </w:r>
-      <w:r>
-        <w:rPr>
-          <w:rFonts w:ascii="Times New Roman" w:hAnsi="Times New Roman" w:cs="Times New Roman"/>
-          <w:sz w:val="24"/>
-          <w:szCs w:val="24"/>
-        </w:rPr>
-        <w:t xml:space="preserve"> mint a </w:t>
-      </w:r>
-      <w:proofErr w:type="spellStart"/>
-      <w:r>
-        <w:rPr>
-          <w:rFonts w:ascii="Times New Roman" w:hAnsi="Times New Roman" w:cs="Times New Roman"/>
-          <w:sz w:val="24"/>
-          <w:szCs w:val="24"/>
-        </w:rPr>
-        <w:t>Javascript</w:t>
-      </w:r>
-      <w:proofErr w:type="spellEnd"/>
-      <w:r>
-        <w:rPr>
-          <w:rFonts w:ascii="Times New Roman" w:hAnsi="Times New Roman" w:cs="Times New Roman"/>
-          <w:sz w:val="24"/>
-          <w:szCs w:val="24"/>
-        </w:rPr>
-        <w:t xml:space="preserve"> CRUD alkalmazása,</w:t>
-      </w:r>
-      <w:r>
-        <w:rPr>
-          <w:rFonts w:ascii="Times New Roman" w:hAnsi="Times New Roman" w:cs="Times New Roman"/>
-          <w:sz w:val="24"/>
-          <w:szCs w:val="24"/>
-        </w:rPr>
-        <w:t xml:space="preserve"> azonban itt a műveletek már </w:t>
-      </w:r>
-      <w:proofErr w:type="spellStart"/>
-      <w:r>
-        <w:rPr>
-          <w:rFonts w:ascii="Times New Roman" w:hAnsi="Times New Roman" w:cs="Times New Roman"/>
-          <w:sz w:val="24"/>
-          <w:szCs w:val="24"/>
-        </w:rPr>
-        <w:t>React</w:t>
-      </w:r>
-      <w:proofErr w:type="spellEnd"/>
-      <w:r>
-        <w:rPr>
-          <w:rFonts w:ascii="Times New Roman" w:hAnsi="Times New Roman" w:cs="Times New Roman"/>
-          <w:sz w:val="24"/>
-          <w:szCs w:val="24"/>
-        </w:rPr>
-        <w:t xml:space="preserve"> alapú megoldásban valósulnak meg. </w:t>
-      </w:r>
-    </w:p>
-    <w:p>
-      <w:pPr>
-        <w:spacing w:line="360" w:lineRule="auto"/>
-        <w:ind w:firstLine="708"/>
-        <w:jc w:val="both"/>
-        <w:rPr>
-          <w:rFonts w:ascii="Times New Roman" w:hAnsi="Times New Roman" w:cs="Times New Roman"/>
-          <w:sz w:val="24"/>
-          <w:szCs w:val="24"/>
-        </w:rPr>
+        <w:jc w:val="center"/>
       </w:pPr>
       <w:r>
         <w:rPr>
@@ -8886,148 +9671,105 @@
           <w:szCs w:val="24"/>
         </w:rPr>
         <w:lastRenderedPageBreak/>
-        <w:t>Tovább lépve az</w:t>
-      </w:r>
-      <w:r>
-        <w:rPr>
-          <w:rFonts w:ascii="Times New Roman" w:hAnsi="Times New Roman" w:cs="Times New Roman"/>
-          <w:sz w:val="24"/>
-          <w:szCs w:val="24"/>
-        </w:rPr>
-        <w:t xml:space="preserve"> SPA menüpont két, gombok segítségével váltható </w:t>
-      </w:r>
-      <w:proofErr w:type="spellStart"/>
-      <w:r>
-        <w:rPr>
-          <w:rFonts w:ascii="Times New Roman" w:hAnsi="Times New Roman" w:cs="Times New Roman"/>
-          <w:sz w:val="24"/>
-          <w:szCs w:val="24"/>
-        </w:rPr>
-        <w:t>React</w:t>
-      </w:r>
-      <w:proofErr w:type="spellEnd"/>
-      <w:r>
-        <w:rPr>
-          <w:rFonts w:ascii="Times New Roman" w:hAnsi="Times New Roman" w:cs="Times New Roman"/>
-          <w:sz w:val="24"/>
-          <w:szCs w:val="24"/>
-        </w:rPr>
-        <w:t xml:space="preserve"> alkalmazást tartalmaz</w:t>
-      </w:r>
-      <w:r>
-        <w:rPr>
-          <w:rFonts w:ascii="Times New Roman" w:hAnsi="Times New Roman" w:cs="Times New Roman"/>
-          <w:sz w:val="24"/>
-          <w:szCs w:val="24"/>
-        </w:rPr>
-        <w:t xml:space="preserve"> a </w:t>
-      </w:r>
-      <w:r>
-        <w:rPr>
-          <w:rFonts w:ascii="Times New Roman" w:hAnsi="Times New Roman" w:cs="Times New Roman"/>
-          <w:sz w:val="24"/>
-          <w:szCs w:val="24"/>
-        </w:rPr>
-        <w:t>digitális óra és</w:t>
-      </w:r>
-      <w:r>
-        <w:rPr>
-          <w:rFonts w:ascii="Times New Roman" w:hAnsi="Times New Roman" w:cs="Times New Roman"/>
-          <w:sz w:val="24"/>
-          <w:szCs w:val="24"/>
-        </w:rPr>
-        <w:t xml:space="preserve"> a </w:t>
-      </w:r>
-      <w:r>
-        <w:rPr>
-          <w:rFonts w:ascii="Times New Roman" w:hAnsi="Times New Roman" w:cs="Times New Roman"/>
-          <w:sz w:val="24"/>
-          <w:szCs w:val="24"/>
-        </w:rPr>
-        <w:t>nap számláló applikáció</w:t>
-      </w:r>
-      <w:r>
-        <w:rPr>
-          <w:rFonts w:ascii="Times New Roman" w:hAnsi="Times New Roman" w:cs="Times New Roman"/>
-          <w:sz w:val="24"/>
-          <w:szCs w:val="24"/>
-        </w:rPr>
-        <w:t xml:space="preserve">, amelyek ugyanazon az oldalon belül jelennek meg. </w:t>
-      </w:r>
-    </w:p>
-    <w:p>
-      <w:pPr>
-        <w:spacing w:line="360" w:lineRule="auto"/>
-        <w:ind w:firstLine="708"/>
-        <w:jc w:val="both"/>
-        <w:rPr>
-          <w:rFonts w:ascii="Times New Roman" w:hAnsi="Times New Roman" w:cs="Times New Roman"/>
-          <w:sz w:val="24"/>
-          <w:szCs w:val="24"/>
-        </w:rPr>
-      </w:pPr>
-      <w:r>
-        <w:rPr>
-          <w:rFonts w:ascii="Times New Roman" w:hAnsi="Times New Roman" w:cs="Times New Roman"/>
-          <w:sz w:val="24"/>
-          <w:szCs w:val="24"/>
-        </w:rPr>
-        <w:t xml:space="preserve">A </w:t>
-      </w:r>
-      <w:proofErr w:type="spellStart"/>
-      <w:r>
-        <w:rPr>
-          <w:rFonts w:ascii="Times New Roman" w:hAnsi="Times New Roman" w:cs="Times New Roman"/>
-          <w:sz w:val="24"/>
-          <w:szCs w:val="24"/>
-        </w:rPr>
-        <w:t>Fetch</w:t>
-      </w:r>
-      <w:proofErr w:type="spellEnd"/>
-      <w:r>
-        <w:rPr>
-          <w:rFonts w:ascii="Times New Roman" w:hAnsi="Times New Roman" w:cs="Times New Roman"/>
-          <w:sz w:val="24"/>
-          <w:szCs w:val="24"/>
-        </w:rPr>
-        <w:t xml:space="preserve"> API és az </w:t>
-      </w:r>
-      <w:proofErr w:type="spellStart"/>
-      <w:r>
-        <w:rPr>
-          <w:rFonts w:ascii="Times New Roman" w:hAnsi="Times New Roman" w:cs="Times New Roman"/>
-          <w:sz w:val="24"/>
-          <w:szCs w:val="24"/>
-        </w:rPr>
-        <w:t>Axios</w:t>
-      </w:r>
-      <w:proofErr w:type="spellEnd"/>
-      <w:r>
-        <w:rPr>
-          <w:rFonts w:ascii="Times New Roman" w:hAnsi="Times New Roman" w:cs="Times New Roman"/>
-          <w:sz w:val="24"/>
-          <w:szCs w:val="24"/>
-        </w:rPr>
-        <w:t xml:space="preserve"> oldalak már szerveroldali adattárolással működnek, ezért ezek a menüpontok a háttérben adatbázissal is kommunikálnak. </w:t>
-      </w:r>
-    </w:p>
-    <w:p>
-      <w:pPr>
-        <w:spacing w:line="360" w:lineRule="auto"/>
-        <w:jc w:val="both"/>
-        <w:rPr>
-          <w:rFonts w:ascii="Times New Roman" w:hAnsi="Times New Roman" w:cs="Times New Roman"/>
-          <w:sz w:val="24"/>
-          <w:szCs w:val="24"/>
-        </w:rPr>
-      </w:pPr>
-      <w:r>
-        <w:rPr>
-          <w:rFonts w:ascii="Times New Roman" w:hAnsi="Times New Roman" w:cs="Times New Roman"/>
-          <w:sz w:val="24"/>
-          <w:szCs w:val="24"/>
-        </w:rPr>
-        <w:t>A menüsor minden oldalon elérhető, kisebb képernyőn pedig hamburger menü formájában jelenik meg. Így a honlap számítógépen és kisebb kijelzőn is könnyen használható marad.</w:t>
+        <w:drawing>
+          <wp:inline distT="0" distB="0" distL="0" distR="0" wp14:anchorId="6818476F" wp14:editId="3DC4EF02">
+            <wp:extent cx="4732020" cy="2135460"/>
+            <wp:effectExtent l="0" t="0" r="0" b="0"/>
+            <wp:docPr id="1205781014" name="Kép 1"/>
+            <wp:cNvGraphicFramePr>
+              <a:graphicFrameLocks xmlns:a="http://schemas.openxmlformats.org/drawingml/2006/main" noChangeAspect="1"/>
+            </wp:cNvGraphicFramePr>
+            <a:graphic xmlns:a="http://schemas.openxmlformats.org/drawingml/2006/main">
+              <a:graphicData uri="http://schemas.openxmlformats.org/drawingml/2006/picture">
+                <pic:pic xmlns:pic="http://schemas.openxmlformats.org/drawingml/2006/picture">
+                  <pic:nvPicPr>
+                    <pic:cNvPr id="1205781014" name=""/>
+                    <pic:cNvPicPr/>
+                  </pic:nvPicPr>
+                  <pic:blipFill>
+                    <a:blip r:embed="rId21"/>
+                    <a:stretch>
+                      <a:fillRect/>
+                    </a:stretch>
+                  </pic:blipFill>
+                  <pic:spPr>
+                    <a:xfrm>
+                      <a:off x="0" y="0"/>
+                      <a:ext cx="4746321" cy="2141914"/>
+                    </a:xfrm>
+                    <a:prstGeom prst="rect">
+                      <a:avLst/>
+                    </a:prstGeom>
+                  </pic:spPr>
+                </pic:pic>
+              </a:graphicData>
+            </a:graphic>
+          </wp:inline>
+        </w:drawing>
+      </w:r>
+    </w:p>
+    <w:p>
+      <w:pPr>
+        <w:pStyle w:val="Kpalrs"/>
+        <w:jc w:val="center"/>
+        <w:rPr>
+          <w:rFonts w:ascii="Times New Roman" w:hAnsi="Times New Roman" w:cs="Times New Roman"/>
+          <w:sz w:val="24"/>
+          <w:szCs w:val="24"/>
+        </w:rPr>
+      </w:pPr>
+      <w:r>
+        <w:rPr>
+          <w:rFonts w:ascii="Times New Roman" w:hAnsi="Times New Roman" w:cs="Times New Roman"/>
+          <w:color w:val="auto"/>
+          <w:sz w:val="24"/>
+          <w:szCs w:val="24"/>
+        </w:rPr>
+        <w:fldChar w:fldCharType="begin"/>
+      </w:r>
+      <w:r>
+        <w:rPr>
+          <w:rFonts w:ascii="Times New Roman" w:hAnsi="Times New Roman" w:cs="Times New Roman"/>
+          <w:color w:val="auto"/>
+          <w:sz w:val="24"/>
+          <w:szCs w:val="24"/>
+        </w:rPr>
+        <w:instrText xml:space="preserve"> SEQ ábra \* ARABIC </w:instrText>
+      </w:r>
+      <w:r>
+        <w:rPr>
+          <w:rFonts w:ascii="Times New Roman" w:hAnsi="Times New Roman" w:cs="Times New Roman"/>
+          <w:color w:val="auto"/>
+          <w:sz w:val="24"/>
+          <w:szCs w:val="24"/>
+        </w:rPr>
+        <w:fldChar w:fldCharType="separate"/>
+      </w:r>
+      <w:r>
+        <w:rPr>
+          <w:rFonts w:ascii="Times New Roman" w:hAnsi="Times New Roman" w:cs="Times New Roman"/>
+          <w:noProof/>
+          <w:color w:val="auto"/>
+          <w:sz w:val="24"/>
+          <w:szCs w:val="24"/>
+        </w:rPr>
+        <w:t>11</w:t>
+      </w:r>
+      <w:r>
+        <w:rPr>
+          <w:rFonts w:ascii="Times New Roman" w:hAnsi="Times New Roman" w:cs="Times New Roman"/>
+          <w:color w:val="auto"/>
+          <w:sz w:val="24"/>
+          <w:szCs w:val="24"/>
+        </w:rPr>
+        <w:fldChar w:fldCharType="end"/>
+      </w:r>
+      <w:r>
+        <w:rPr>
+          <w:rFonts w:ascii="Times New Roman" w:hAnsi="Times New Roman" w:cs="Times New Roman"/>
+          <w:color w:val="auto"/>
+        </w:rPr>
+        <w:t>. ábra Végleges oojs.html kinézet</w:t>
       </w:r>
     </w:p>
     <w:p>
@@ -9046,7 +9788,7 @@
           <w:szCs w:val="28"/>
         </w:rPr>
       </w:pPr>
-      <w:bookmarkStart w:id="15" w:name="_Toc226651593"/>
+      <w:bookmarkStart w:id="15" w:name="_Toc226794862"/>
       <w:r>
         <w:rPr>
           <w:rFonts w:ascii="Times New Roman" w:hAnsi="Times New Roman" w:cs="Times New Roman"/>
@@ -9056,9 +9798,331 @@
           <w:sz w:val="28"/>
           <w:szCs w:val="28"/>
         </w:rPr>
+        <w:t>Rövid használati útmutató a honlaphoz</w:t>
+      </w:r>
+      <w:bookmarkEnd w:id="15"/>
+    </w:p>
+    <w:p>
+      <w:pPr>
+        <w:spacing w:line="360" w:lineRule="auto"/>
+        <w:ind w:firstLine="708"/>
+        <w:jc w:val="both"/>
+        <w:rPr>
+          <w:rFonts w:ascii="Times New Roman" w:hAnsi="Times New Roman" w:cs="Times New Roman"/>
+          <w:sz w:val="24"/>
+          <w:szCs w:val="24"/>
+        </w:rPr>
+      </w:pPr>
+    </w:p>
+    <w:p>
+      <w:pPr>
+        <w:spacing w:line="360" w:lineRule="auto"/>
+        <w:ind w:firstLine="708"/>
+        <w:jc w:val="both"/>
+        <w:rPr>
+          <w:rFonts w:ascii="Times New Roman" w:hAnsi="Times New Roman" w:cs="Times New Roman"/>
+          <w:sz w:val="24"/>
+          <w:szCs w:val="24"/>
+        </w:rPr>
+      </w:pPr>
+      <w:r>
+        <w:rPr>
+          <w:rFonts w:ascii="Times New Roman" w:hAnsi="Times New Roman" w:cs="Times New Roman"/>
+          <w:sz w:val="24"/>
+          <w:szCs w:val="24"/>
+        </w:rPr>
+        <w:t>A weboldal használata tudatosan egyszerű és áttekinthető módon lett kialakítva. A felhasználó a főoldalra érkezve először röviden megismerheti az Édes Liget cukrászda bemutatkozását, majd a felső menüsor segítségével érheti el az egyes funkcionális aloldalakat.</w:t>
+      </w:r>
+    </w:p>
+    <w:p>
+      <w:pPr>
+        <w:spacing w:line="360" w:lineRule="auto"/>
+        <w:ind w:firstLine="708"/>
+        <w:jc w:val="both"/>
+        <w:rPr>
+          <w:rFonts w:ascii="Times New Roman" w:hAnsi="Times New Roman" w:cs="Times New Roman"/>
+          <w:sz w:val="24"/>
+          <w:szCs w:val="24"/>
+        </w:rPr>
+      </w:pPr>
+      <w:r>
+        <w:rPr>
+          <w:rFonts w:ascii="Times New Roman" w:hAnsi="Times New Roman" w:cs="Times New Roman"/>
+          <w:sz w:val="24"/>
+          <w:szCs w:val="24"/>
+        </w:rPr>
+        <w:t xml:space="preserve">A JavaScript menüpont alatt egy tömbben kezelt CRUD alkalmazás található, ahol új süteményadatok vehetők fel, a meglévők módosíthatók, illetve törölhetők. </w:t>
+      </w:r>
+    </w:p>
+    <w:p>
+      <w:pPr>
+        <w:spacing w:line="360" w:lineRule="auto"/>
+        <w:ind w:firstLine="708"/>
+        <w:jc w:val="both"/>
+        <w:rPr>
+          <w:rFonts w:ascii="Times New Roman" w:hAnsi="Times New Roman" w:cs="Times New Roman"/>
+          <w:sz w:val="24"/>
+          <w:szCs w:val="24"/>
+        </w:rPr>
+      </w:pPr>
+      <w:r>
+        <w:rPr>
+          <w:rFonts w:ascii="Times New Roman" w:hAnsi="Times New Roman" w:cs="Times New Roman"/>
+          <w:sz w:val="24"/>
+          <w:szCs w:val="24"/>
+        </w:rPr>
+        <w:t xml:space="preserve">A </w:t>
+      </w:r>
+      <w:proofErr w:type="spellStart"/>
+      <w:r>
+        <w:rPr>
+          <w:rFonts w:ascii="Times New Roman" w:hAnsi="Times New Roman" w:cs="Times New Roman"/>
+          <w:sz w:val="24"/>
+          <w:szCs w:val="24"/>
+        </w:rPr>
+        <w:t>React</w:t>
+      </w:r>
+      <w:proofErr w:type="spellEnd"/>
+      <w:r>
+        <w:rPr>
+          <w:rFonts w:ascii="Times New Roman" w:hAnsi="Times New Roman" w:cs="Times New Roman"/>
+          <w:sz w:val="24"/>
+          <w:szCs w:val="24"/>
+        </w:rPr>
+        <w:t xml:space="preserve"> menüpont hasonló funkciót kínál, mint a </w:t>
+      </w:r>
+      <w:proofErr w:type="spellStart"/>
+      <w:r>
+        <w:rPr>
+          <w:rFonts w:ascii="Times New Roman" w:hAnsi="Times New Roman" w:cs="Times New Roman"/>
+          <w:sz w:val="24"/>
+          <w:szCs w:val="24"/>
+        </w:rPr>
+        <w:t>Javascript</w:t>
+      </w:r>
+      <w:proofErr w:type="spellEnd"/>
+      <w:r>
+        <w:rPr>
+          <w:rFonts w:ascii="Times New Roman" w:hAnsi="Times New Roman" w:cs="Times New Roman"/>
+          <w:sz w:val="24"/>
+          <w:szCs w:val="24"/>
+        </w:rPr>
+        <w:t xml:space="preserve"> CRUD alkalmazása, azonban itt a műveletek már </w:t>
+      </w:r>
+      <w:proofErr w:type="spellStart"/>
+      <w:r>
+        <w:rPr>
+          <w:rFonts w:ascii="Times New Roman" w:hAnsi="Times New Roman" w:cs="Times New Roman"/>
+          <w:sz w:val="24"/>
+          <w:szCs w:val="24"/>
+        </w:rPr>
+        <w:t>React</w:t>
+      </w:r>
+      <w:proofErr w:type="spellEnd"/>
+      <w:r>
+        <w:rPr>
+          <w:rFonts w:ascii="Times New Roman" w:hAnsi="Times New Roman" w:cs="Times New Roman"/>
+          <w:sz w:val="24"/>
+          <w:szCs w:val="24"/>
+        </w:rPr>
+        <w:t xml:space="preserve"> alapú megoldásban valósulnak meg. </w:t>
+      </w:r>
+    </w:p>
+    <w:p>
+      <w:pPr>
+        <w:spacing w:line="360" w:lineRule="auto"/>
+        <w:ind w:firstLine="708"/>
+        <w:jc w:val="both"/>
+        <w:rPr>
+          <w:rFonts w:ascii="Times New Roman" w:hAnsi="Times New Roman" w:cs="Times New Roman"/>
+          <w:sz w:val="24"/>
+          <w:szCs w:val="24"/>
+        </w:rPr>
+      </w:pPr>
+      <w:r>
+        <w:rPr>
+          <w:rFonts w:ascii="Times New Roman" w:hAnsi="Times New Roman" w:cs="Times New Roman"/>
+          <w:sz w:val="24"/>
+          <w:szCs w:val="24"/>
+        </w:rPr>
+        <w:t xml:space="preserve">Tovább lépve az SPA menüpont két, gombok segítségével váltható </w:t>
+      </w:r>
+      <w:proofErr w:type="spellStart"/>
+      <w:r>
+        <w:rPr>
+          <w:rFonts w:ascii="Times New Roman" w:hAnsi="Times New Roman" w:cs="Times New Roman"/>
+          <w:sz w:val="24"/>
+          <w:szCs w:val="24"/>
+        </w:rPr>
+        <w:t>React</w:t>
+      </w:r>
+      <w:proofErr w:type="spellEnd"/>
+      <w:r>
+        <w:rPr>
+          <w:rFonts w:ascii="Times New Roman" w:hAnsi="Times New Roman" w:cs="Times New Roman"/>
+          <w:sz w:val="24"/>
+          <w:szCs w:val="24"/>
+        </w:rPr>
+        <w:t xml:space="preserve"> alkalmazást tartalmaz</w:t>
+      </w:r>
+      <w:r>
+        <w:rPr>
+          <w:rFonts w:ascii="Times New Roman" w:hAnsi="Times New Roman" w:cs="Times New Roman"/>
+          <w:sz w:val="24"/>
+          <w:szCs w:val="24"/>
+        </w:rPr>
+        <w:t xml:space="preserve"> a </w:t>
+      </w:r>
+      <w:r>
+        <w:rPr>
+          <w:rFonts w:ascii="Times New Roman" w:hAnsi="Times New Roman" w:cs="Times New Roman"/>
+          <w:sz w:val="24"/>
+          <w:szCs w:val="24"/>
+        </w:rPr>
+        <w:t>digitális óra és</w:t>
+      </w:r>
+      <w:r>
+        <w:rPr>
+          <w:rFonts w:ascii="Times New Roman" w:hAnsi="Times New Roman" w:cs="Times New Roman"/>
+          <w:sz w:val="24"/>
+          <w:szCs w:val="24"/>
+        </w:rPr>
+        <w:t xml:space="preserve"> a </w:t>
+      </w:r>
+      <w:r>
+        <w:rPr>
+          <w:rFonts w:ascii="Times New Roman" w:hAnsi="Times New Roman" w:cs="Times New Roman"/>
+          <w:sz w:val="24"/>
+          <w:szCs w:val="24"/>
+        </w:rPr>
+        <w:t xml:space="preserve">nap számláló applikáció, amelyek ugyanazon az oldalon belül jelennek meg. </w:t>
+      </w:r>
+    </w:p>
+    <w:p>
+      <w:pPr>
+        <w:spacing w:line="360" w:lineRule="auto"/>
+        <w:ind w:firstLine="708"/>
+        <w:jc w:val="both"/>
+        <w:rPr>
+          <w:rFonts w:ascii="Times New Roman" w:hAnsi="Times New Roman" w:cs="Times New Roman"/>
+          <w:sz w:val="24"/>
+          <w:szCs w:val="24"/>
+        </w:rPr>
+      </w:pPr>
+      <w:r>
+        <w:rPr>
+          <w:rFonts w:ascii="Times New Roman" w:hAnsi="Times New Roman" w:cs="Times New Roman"/>
+          <w:sz w:val="24"/>
+          <w:szCs w:val="24"/>
+        </w:rPr>
+        <w:t xml:space="preserve">A </w:t>
+      </w:r>
+      <w:proofErr w:type="spellStart"/>
+      <w:r>
+        <w:rPr>
+          <w:rFonts w:ascii="Times New Roman" w:hAnsi="Times New Roman" w:cs="Times New Roman"/>
+          <w:sz w:val="24"/>
+          <w:szCs w:val="24"/>
+        </w:rPr>
+        <w:t>Fetch</w:t>
+      </w:r>
+      <w:proofErr w:type="spellEnd"/>
+      <w:r>
+        <w:rPr>
+          <w:rFonts w:ascii="Times New Roman" w:hAnsi="Times New Roman" w:cs="Times New Roman"/>
+          <w:sz w:val="24"/>
+          <w:szCs w:val="24"/>
+        </w:rPr>
+        <w:t xml:space="preserve"> API és az </w:t>
+      </w:r>
+      <w:proofErr w:type="spellStart"/>
+      <w:r>
+        <w:rPr>
+          <w:rFonts w:ascii="Times New Roman" w:hAnsi="Times New Roman" w:cs="Times New Roman"/>
+          <w:sz w:val="24"/>
+          <w:szCs w:val="24"/>
+        </w:rPr>
+        <w:t>Axios</w:t>
+      </w:r>
+      <w:proofErr w:type="spellEnd"/>
+      <w:r>
+        <w:rPr>
+          <w:rFonts w:ascii="Times New Roman" w:hAnsi="Times New Roman" w:cs="Times New Roman"/>
+          <w:sz w:val="24"/>
+          <w:szCs w:val="24"/>
+        </w:rPr>
+        <w:t xml:space="preserve"> oldalak már szerveroldali adattárolással működnek, ezért ezek a menüpontok a háttérben adatbázissal is kommunikálnak. </w:t>
+      </w:r>
+    </w:p>
+    <w:p>
+      <w:pPr>
+        <w:spacing w:line="360" w:lineRule="auto"/>
+        <w:jc w:val="both"/>
+        <w:rPr>
+          <w:rFonts w:ascii="Times New Roman" w:hAnsi="Times New Roman" w:cs="Times New Roman"/>
+          <w:sz w:val="24"/>
+          <w:szCs w:val="24"/>
+        </w:rPr>
+      </w:pPr>
+      <w:r>
+        <w:rPr>
+          <w:rFonts w:ascii="Times New Roman" w:hAnsi="Times New Roman" w:cs="Times New Roman"/>
+          <w:sz w:val="24"/>
+          <w:szCs w:val="24"/>
+        </w:rPr>
+        <w:t>A menüsor minden oldalon elérhető, kisebb képernyőn pedig hamburger menü formájában jelenik meg. Így a honlap számítógépen és kisebb kijelzőn is könnyen használható marad.</w:t>
+      </w:r>
+    </w:p>
+    <w:p>
+      <w:pPr>
+        <w:spacing w:line="360" w:lineRule="auto"/>
+        <w:ind w:firstLine="360"/>
+        <w:jc w:val="both"/>
+        <w:rPr>
+          <w:rFonts w:ascii="Times New Roman" w:hAnsi="Times New Roman" w:cs="Times New Roman"/>
+          <w:sz w:val="24"/>
+          <w:szCs w:val="24"/>
+        </w:rPr>
+      </w:pPr>
+      <w:r>
+        <w:rPr>
+          <w:rFonts w:ascii="Times New Roman" w:hAnsi="Times New Roman" w:cs="Times New Roman"/>
+          <w:sz w:val="24"/>
+          <w:szCs w:val="24"/>
+        </w:rPr>
+        <w:t>Az OOJS menüpont alatt egy objektumorientált JavaScript alapú grafikus alkalmazás található, amely egy szerencsesüti működését jeleníti meg. A felhasználó a süteményre kattintva megnyithatja azt, ekkor egy véletlenszerű üzenet jelenik meg. Az alkalmazás ezt követően egy gomb segítségével újraindítható, így új szerencsesüti és új üzenet kérhető.</w:t>
+      </w:r>
+    </w:p>
+    <w:p>
+      <w:pPr>
+        <w:pStyle w:val="Cmsor1"/>
+        <w:numPr>
+          <w:ilvl w:val="0"/>
+          <w:numId w:val="1"/>
+        </w:numPr>
+        <w:rPr>
+          <w:rFonts w:ascii="Times New Roman" w:hAnsi="Times New Roman" w:cs="Times New Roman"/>
+          <w:b/>
+          <w:bCs/>
+          <w:color w:val="auto"/>
+          <w:sz w:val="28"/>
+          <w:szCs w:val="28"/>
+        </w:rPr>
+      </w:pPr>
+      <w:bookmarkStart w:id="16" w:name="_Toc226794863"/>
+      <w:r>
+        <w:rPr>
+          <w:rFonts w:ascii="Times New Roman" w:hAnsi="Times New Roman" w:cs="Times New Roman"/>
+          <w:b/>
+          <w:bCs/>
+          <w:color w:val="auto"/>
+          <w:sz w:val="28"/>
+          <w:szCs w:val="28"/>
+        </w:rPr>
+        <w:lastRenderedPageBreak/>
         <w:t>Források</w:t>
       </w:r>
-      <w:bookmarkEnd w:id="15"/>
+      <w:bookmarkEnd w:id="16"/>
     </w:p>
     <w:p>
       <w:pPr>
@@ -9270,23 +10334,7 @@
           <w:sz w:val="24"/>
           <w:szCs w:val="24"/>
         </w:rPr>
-        <w:t xml:space="preserve"> a logó elkészítéséhez</w:t>
-      </w:r>
-      <w:r>
-        <w:rPr>
-          <w:rFonts w:ascii="Times New Roman" w:hAnsi="Times New Roman" w:cs="Times New Roman"/>
-          <w:sz w:val="24"/>
-          <w:szCs w:val="24"/>
-        </w:rPr>
-        <w:t xml:space="preserve"> - </w:t>
-      </w:r>
-      <w:r>
-        <w:rPr>
-          <w:rFonts w:ascii="Times New Roman" w:hAnsi="Times New Roman" w:cs="Times New Roman"/>
-          <w:sz w:val="24"/>
-          <w:szCs w:val="24"/>
-        </w:rPr>
-        <w:t>https://www.canva.com/</w:t>
+        <w:t xml:space="preserve"> a logó elkészítéséhez - https://www.canva.com/</w:t>
       </w:r>
     </w:p>
     <w:p>
@@ -9320,23 +10368,7 @@
           <w:sz w:val="24"/>
           <w:szCs w:val="24"/>
         </w:rPr>
-        <w:t xml:space="preserve"> a színpaletta kiválasztásához</w:t>
-      </w:r>
-      <w:r>
-        <w:rPr>
-          <w:rFonts w:ascii="Times New Roman" w:hAnsi="Times New Roman" w:cs="Times New Roman"/>
-          <w:sz w:val="24"/>
-          <w:szCs w:val="24"/>
-        </w:rPr>
-        <w:t xml:space="preserve"> - </w:t>
-      </w:r>
-      <w:r>
-        <w:rPr>
-          <w:rFonts w:ascii="Times New Roman" w:hAnsi="Times New Roman" w:cs="Times New Roman"/>
-          <w:sz w:val="24"/>
-          <w:szCs w:val="24"/>
-        </w:rPr>
-        <w:t>https://coolors.co/</w:t>
+        <w:t xml:space="preserve"> a színpaletta kiválasztásához - https://coolors.co/</w:t>
       </w:r>
     </w:p>
     <w:p>
@@ -9693,7 +10725,7 @@
       <w:lvlText w:val=""/>
       <w:lvlJc w:val="left"/>
       <w:pPr>
-        <w:ind w:left="1068" w:hanging="360"/>
+        <w:ind w:left="720" w:hanging="360"/>
       </w:pPr>
       <w:rPr>
         <w:rFonts w:ascii="Symbol" w:hAnsi="Symbol" w:hint="default"/>
@@ -9705,7 +10737,7 @@
       <w:lvlText w:val="%2."/>
       <w:lvlJc w:val="left"/>
       <w:pPr>
-        <w:ind w:left="1788" w:hanging="360"/>
+        <w:ind w:left="1440" w:hanging="360"/>
       </w:pPr>
     </w:lvl>
     <w:lvl w:ilvl="2" w:tplc="FFFFFFFF" w:tentative="1">
@@ -9714,7 +10746,7 @@
       <w:lvlText w:val="%3."/>
       <w:lvlJc w:val="right"/>
       <w:pPr>
-        <w:ind w:left="2508" w:hanging="180"/>
+        <w:ind w:left="2160" w:hanging="180"/>
       </w:pPr>
     </w:lvl>
     <w:lvl w:ilvl="3" w:tplc="FFFFFFFF" w:tentative="1">
@@ -9723,7 +10755,7 @@
       <w:lvlText w:val="%4."/>
       <w:lvlJc w:val="left"/>
       <w:pPr>
-        <w:ind w:left="3228" w:hanging="360"/>
+        <w:ind w:left="2880" w:hanging="360"/>
       </w:pPr>
     </w:lvl>
     <w:lvl w:ilvl="4" w:tplc="FFFFFFFF" w:tentative="1">
@@ -9732,7 +10764,7 @@
       <w:lvlText w:val="%5."/>
       <w:lvlJc w:val="left"/>
       <w:pPr>
-        <w:ind w:left="3948" w:hanging="360"/>
+        <w:ind w:left="3600" w:hanging="360"/>
       </w:pPr>
     </w:lvl>
     <w:lvl w:ilvl="5" w:tplc="FFFFFFFF" w:tentative="1">
@@ -9741,7 +10773,7 @@
       <w:lvlText w:val="%6."/>
       <w:lvlJc w:val="right"/>
       <w:pPr>
-        <w:ind w:left="4668" w:hanging="180"/>
+        <w:ind w:left="4320" w:hanging="180"/>
       </w:pPr>
     </w:lvl>
     <w:lvl w:ilvl="6" w:tplc="FFFFFFFF" w:tentative="1">
@@ -9750,7 +10782,7 @@
       <w:lvlText w:val="%7."/>
       <w:lvlJc w:val="left"/>
       <w:pPr>
-        <w:ind w:left="5388" w:hanging="360"/>
+        <w:ind w:left="5040" w:hanging="360"/>
       </w:pPr>
     </w:lvl>
     <w:lvl w:ilvl="7" w:tplc="FFFFFFFF" w:tentative="1">
@@ -9759,7 +10791,7 @@
       <w:lvlText w:val="%8."/>
       <w:lvlJc w:val="left"/>
       <w:pPr>
-        <w:ind w:left="6108" w:hanging="360"/>
+        <w:ind w:left="5760" w:hanging="360"/>
       </w:pPr>
     </w:lvl>
     <w:lvl w:ilvl="8" w:tplc="FFFFFFFF" w:tentative="1">
@@ -9768,7 +10800,7 @@
       <w:lvlText w:val="%9."/>
       <w:lvlJc w:val="right"/>
       <w:pPr>
-        <w:ind w:left="6828" w:hanging="180"/>
+        <w:ind w:left="6480" w:hanging="180"/>
       </w:pPr>
     </w:lvl>
   </w:abstractNum>

--- a/Web-programozás 1 – Előadás Beadandó.docx
+++ b/Web-programozás 1 – Előadás Beadandó.docx
@@ -1,6 +1,6 @@
 
 <file path=word/document.xml><?xml version="1.0" encoding="utf-8"?>
-<w:document xmlns:wpc="http://schemas.microsoft.com/office/word/2010/wordprocessingCanvas" xmlns:cx="http://schemas.microsoft.com/office/drawing/2014/chartex" xmlns:cx1="http://schemas.microsoft.com/office/drawing/2015/9/8/chartex" xmlns:cx2="http://schemas.microsoft.com/office/drawing/2015/10/21/chartex" xmlns:cx3="http://schemas.microsoft.com/office/drawing/2016/5/9/chartex" xmlns:cx4="http://schemas.microsoft.com/office/drawing/2016/5/10/chartex" xmlns:cx5="http://schemas.microsoft.com/office/drawing/2016/5/11/chartex" xmlns:cx6="http://schemas.microsoft.com/office/drawing/2016/5/12/chartex" xmlns:cx7="http://schemas.microsoft.com/office/drawing/2016/5/13/chartex" xmlns:cx8="http://schemas.microsoft.com/office/drawing/2016/5/14/chartex" xmlns:mc="http://schemas.openxmlformats.org/markup-compatibility/2006" xmlns:aink="http://schemas.microsoft.com/office/drawing/2016/ink" xmlns:am3d="http://schemas.microsoft.com/office/drawing/2017/model3d" xmlns:o="urn:schemas-microsoft-com:office:office" xmlns:oel="http://schemas.microsoft.com/office/2019/extlst" xmlns:r="http://schemas.openxmlformats.org/officeDocument/2006/relationships" xmlns:m="http://schemas.openxmlformats.org/officeDocument/2006/math" xmlns:v="urn:schemas-microsoft-com:vml" xmlns:wp14="http://schemas.microsoft.com/office/word/2010/wordprocessingDrawing" xmlns:wp="http://schemas.openxmlformats.org/drawingml/2006/wordprocessingDrawing" xmlns:w10="urn:schemas-microsoft-com:office:word" xmlns:w="http://schemas.openxmlformats.org/wordprocessingml/2006/main" xmlns:w14="http://schemas.microsoft.com/office/word/2010/wordml" xmlns:w15="http://schemas.microsoft.com/office/word/2012/wordml" xmlns:w16cex="http://schemas.microsoft.com/office/word/2018/wordml/cex" xmlns:w16cid="http://schemas.microsoft.com/office/word/2016/wordml/cid" xmlns:w16="http://schemas.microsoft.com/office/word/2018/wordml" xmlns:w16du="http://schemas.microsoft.com/office/word/2023/wordml/word16du" xmlns:w16sdtdh="http://schemas.microsoft.com/office/word/2020/wordml/sdtdatahash" xmlns:w16sdtfl="http://schemas.microsoft.com/office/word/2024/wordml/sdtformatlock" xmlns:w16se="http://schemas.microsoft.com/office/word/2015/wordml/symex" xmlns:wpg="http://schemas.microsoft.com/office/word/2010/wordprocessingGroup" xmlns:wpi="http://schemas.microsoft.com/office/word/2010/wordprocessingInk" xmlns:wne="http://schemas.microsoft.com/office/word/2006/wordml" xmlns:wps="http://schemas.microsoft.com/office/word/2010/wordprocessingShape" mc:Ignorable="w14 w15 w16se w16cid w16 w16cex w16sdtdh w16sdtfl w16du wp14">
+<w:document xmlns:wpc="http://schemas.microsoft.com/office/word/2010/wordprocessingCanvas" xmlns:mc="http://schemas.openxmlformats.org/markup-compatibility/2006" xmlns:o="urn:schemas-microsoft-com:office:office" xmlns:r="http://schemas.openxmlformats.org/officeDocument/2006/relationships" xmlns:m="http://schemas.openxmlformats.org/officeDocument/2006/math" xmlns:v="urn:schemas-microsoft-com:vml" xmlns:wp14="http://schemas.microsoft.com/office/word/2010/wordprocessingDrawing" xmlns:wp="http://schemas.openxmlformats.org/drawingml/2006/wordprocessingDrawing" xmlns:w10="urn:schemas-microsoft-com:office:word" xmlns:w="http://schemas.openxmlformats.org/wordprocessingml/2006/main" xmlns:w14="http://schemas.microsoft.com/office/word/2010/wordml" xmlns:w15="http://schemas.microsoft.com/office/word/2012/wordml" xmlns:wpg="http://schemas.microsoft.com/office/word/2010/wordprocessingGroup" xmlns:wpi="http://schemas.microsoft.com/office/word/2010/wordprocessingInk" xmlns:wne="http://schemas.microsoft.com/office/word/2006/wordml" xmlns:wps="http://schemas.microsoft.com/office/word/2010/wordprocessingShape" mc:Ignorable="w14 w15 wp14">
   <w:body>
     <w:p>
       <w:pPr>
@@ -2037,115 +2037,7 @@
           <w:sz w:val="24"/>
           <w:szCs w:val="24"/>
         </w:rPr>
-        <w:t xml:space="preserve">alkalmazás elkészítése volt, amelyben a hagyományos HTML–CSS alapokra építve </w:t>
-      </w:r>
-      <w:proofErr w:type="spellStart"/>
-      <w:r>
-        <w:rPr>
-          <w:rFonts w:ascii="Times New Roman" w:hAnsi="Times New Roman" w:cs="Times New Roman"/>
-          <w:sz w:val="24"/>
-          <w:szCs w:val="24"/>
-        </w:rPr>
-        <w:t>JavaScriptes</w:t>
-      </w:r>
-      <w:proofErr w:type="spellEnd"/>
-      <w:r>
-        <w:rPr>
-          <w:rFonts w:ascii="Times New Roman" w:hAnsi="Times New Roman" w:cs="Times New Roman"/>
-          <w:sz w:val="24"/>
-          <w:szCs w:val="24"/>
-        </w:rPr>
-        <w:t xml:space="preserve">, </w:t>
-      </w:r>
-      <w:proofErr w:type="spellStart"/>
-      <w:r>
-        <w:rPr>
-          <w:rFonts w:ascii="Times New Roman" w:hAnsi="Times New Roman" w:cs="Times New Roman"/>
-          <w:sz w:val="24"/>
-          <w:szCs w:val="24"/>
-        </w:rPr>
-        <w:t>Reactes</w:t>
-      </w:r>
-      <w:proofErr w:type="spellEnd"/>
-      <w:r>
-        <w:rPr>
-          <w:rFonts w:ascii="Times New Roman" w:hAnsi="Times New Roman" w:cs="Times New Roman"/>
-          <w:sz w:val="24"/>
-          <w:szCs w:val="24"/>
-        </w:rPr>
-        <w:t xml:space="preserve">, </w:t>
-      </w:r>
-      <w:proofErr w:type="spellStart"/>
-      <w:r>
-        <w:rPr>
-          <w:rFonts w:ascii="Times New Roman" w:hAnsi="Times New Roman" w:cs="Times New Roman"/>
-          <w:sz w:val="24"/>
-          <w:szCs w:val="24"/>
-        </w:rPr>
-        <w:t>Fetch</w:t>
-      </w:r>
-      <w:proofErr w:type="spellEnd"/>
-      <w:r>
-        <w:rPr>
-          <w:rFonts w:ascii="Times New Roman" w:hAnsi="Times New Roman" w:cs="Times New Roman"/>
-          <w:sz w:val="24"/>
-          <w:szCs w:val="24"/>
-        </w:rPr>
-        <w:t xml:space="preserve"> API-s és </w:t>
-      </w:r>
-      <w:proofErr w:type="spellStart"/>
-      <w:r>
-        <w:rPr>
-          <w:rFonts w:ascii="Times New Roman" w:hAnsi="Times New Roman" w:cs="Times New Roman"/>
-          <w:sz w:val="24"/>
-          <w:szCs w:val="24"/>
-        </w:rPr>
-        <w:t>Axiosos</w:t>
-      </w:r>
-      <w:proofErr w:type="spellEnd"/>
-      <w:r>
-        <w:rPr>
-          <w:rFonts w:ascii="Times New Roman" w:hAnsi="Times New Roman" w:cs="Times New Roman"/>
-          <w:sz w:val="24"/>
-          <w:szCs w:val="24"/>
-        </w:rPr>
-        <w:t xml:space="preserve"> megoldásokat is alkalmaznunk kellett. A projektet </w:t>
-      </w:r>
-      <w:proofErr w:type="spellStart"/>
-      <w:r>
-        <w:rPr>
-          <w:rFonts w:ascii="Times New Roman" w:hAnsi="Times New Roman" w:cs="Times New Roman"/>
-          <w:sz w:val="24"/>
-          <w:szCs w:val="24"/>
-        </w:rPr>
-        <w:t>kétfős</w:t>
-      </w:r>
-      <w:proofErr w:type="spellEnd"/>
-      <w:r>
-        <w:rPr>
-          <w:rFonts w:ascii="Times New Roman" w:hAnsi="Times New Roman" w:cs="Times New Roman"/>
-          <w:sz w:val="24"/>
-          <w:szCs w:val="24"/>
-        </w:rPr>
-        <w:t xml:space="preserve"> csoportban valósítottuk meg, ezért már a munka kezdetén fontos szempont volt a feladatok összehangolása, a közös munka megszervezése, valamint a fejlesztési folyamat átlátható dokumentálása. A közös fejlesztéshez a GitHubot és a GitHub </w:t>
-      </w:r>
-      <w:proofErr w:type="spellStart"/>
-      <w:r>
-        <w:rPr>
-          <w:rFonts w:ascii="Times New Roman" w:hAnsi="Times New Roman" w:cs="Times New Roman"/>
-          <w:sz w:val="24"/>
-          <w:szCs w:val="24"/>
-        </w:rPr>
-        <w:t>Desktop</w:t>
-      </w:r>
-      <w:proofErr w:type="spellEnd"/>
-      <w:r>
-        <w:rPr>
-          <w:rFonts w:ascii="Times New Roman" w:hAnsi="Times New Roman" w:cs="Times New Roman"/>
-          <w:sz w:val="24"/>
-          <w:szCs w:val="24"/>
-        </w:rPr>
-        <w:t xml:space="preserve"> alkalmazást használtuk, amely jelentősen megkönnyítette a verziókövetést és a párhuzamos munkavégzést. Mivel a beadandóhoz adatbázist is kellett választani, a fejlesztés megkezdése előtt áttekintettük a megadott adatbázis-forrásokat, és végül a </w:t>
+        <w:t xml:space="preserve">alkalmazás elkészítése volt, amelyben a hagyományos HTML–CSS alapokra építve JavaScriptes, Reactes, Fetch API-s és Axiosos megoldásokat is alkalmaznunk kellett. A projektet kétfős csoportban valósítottuk meg, ezért már a munka kezdetén fontos szempont volt a feladatok összehangolása, a közös munka megszervezése, valamint a fejlesztési folyamat átlátható dokumentálása. A közös fejlesztéshez a GitHubot és a GitHub Desktop alkalmazást használtuk, amely jelentősen megkönnyítette a verziókövetést és a párhuzamos munkavégzést. Mivel a beadandóhoz adatbázist is kellett választani, a fejlesztés megkezdése előtt áttekintettük a megadott adatbázis-forrásokat, és végül a </w:t>
       </w:r>
       <w:r>
         <w:rPr>
@@ -2217,25 +2109,7 @@
           <w:sz w:val="24"/>
           <w:szCs w:val="24"/>
         </w:rPr>
-        <w:t xml:space="preserve">a kiadott feladatok technikai megvalósítása legyen, amelyet a megadott "Web-programozás-1-Előadás" </w:t>
-      </w:r>
-      <w:proofErr w:type="spellStart"/>
-      <w:r>
-        <w:rPr>
-          <w:rFonts w:ascii="Times New Roman" w:hAnsi="Times New Roman" w:cs="Times New Roman"/>
-          <w:sz w:val="24"/>
-          <w:szCs w:val="24"/>
-        </w:rPr>
-        <w:t>pdf-ben</w:t>
-      </w:r>
-      <w:proofErr w:type="spellEnd"/>
-      <w:r>
-        <w:rPr>
-          <w:rFonts w:ascii="Times New Roman" w:hAnsi="Times New Roman" w:cs="Times New Roman"/>
-          <w:sz w:val="24"/>
-          <w:szCs w:val="24"/>
-        </w:rPr>
-        <w:t xml:space="preserve"> bemutatott </w:t>
+        <w:t xml:space="preserve">a kiadott feladatok technikai megvalósítása legyen, amelyet a megadott "Web-programozás-1-Előadás" pdf-ben bemutatott </w:t>
       </w:r>
       <w:r>
         <w:rPr>
@@ -2429,16 +2303,7 @@
           <w:sz w:val="24"/>
           <w:szCs w:val="24"/>
         </w:rPr>
-        <w:t xml:space="preserve"> a regisztrációt elvégeznie. Ezután létrehoztuk a projekt számára a „</w:t>
-      </w:r>
-      <w:proofErr w:type="spellStart"/>
-      <w:r>
-        <w:rPr>
-          <w:rFonts w:ascii="Times New Roman" w:hAnsi="Times New Roman" w:cs="Times New Roman"/>
-          <w:sz w:val="24"/>
-          <w:szCs w:val="24"/>
-        </w:rPr>
-        <w:t>webprog-</w:t>
+        <w:t xml:space="preserve"> a regisztrációt elvégeznie. Ezután létrehoztuk a projekt számára a „webprog-</w:t>
       </w:r>
       <w:r>
         <w:rPr>
@@ -2447,34 +2312,7 @@
           <w:szCs w:val="24"/>
         </w:rPr>
         <w:lastRenderedPageBreak/>
-        <w:t>beadando</w:t>
-      </w:r>
-      <w:proofErr w:type="spellEnd"/>
-      <w:r>
-        <w:rPr>
-          <w:rFonts w:ascii="Times New Roman" w:hAnsi="Times New Roman" w:cs="Times New Roman"/>
-          <w:sz w:val="24"/>
-          <w:szCs w:val="24"/>
-        </w:rPr>
-        <w:t xml:space="preserve">” nevű nyilvános </w:t>
-      </w:r>
-      <w:proofErr w:type="spellStart"/>
-      <w:r>
-        <w:rPr>
-          <w:rFonts w:ascii="Times New Roman" w:hAnsi="Times New Roman" w:cs="Times New Roman"/>
-          <w:sz w:val="24"/>
-          <w:szCs w:val="24"/>
-        </w:rPr>
-        <w:t>repository</w:t>
-      </w:r>
-      <w:proofErr w:type="spellEnd"/>
-      <w:r>
-        <w:rPr>
-          <w:rFonts w:ascii="Times New Roman" w:hAnsi="Times New Roman" w:cs="Times New Roman"/>
-          <w:sz w:val="24"/>
-          <w:szCs w:val="24"/>
-        </w:rPr>
-        <w:t xml:space="preserve">-t, amely a teljes fejlesztési folyamat központi helyszíne lett. </w:t>
+        <w:t xml:space="preserve">beadando” nevű nyilvános repository-t, amely a teljes fejlesztési folyamat központi helyszíne lett. </w:t>
       </w:r>
     </w:p>
     <w:p>
@@ -2494,25 +2332,7 @@
           <w:sz w:val="24"/>
           <w:szCs w:val="24"/>
         </w:rPr>
-        <w:t xml:space="preserve">Már a kezdetektől fontosnak tartottuk, hogy a projekt ne egyetlen nagy feltöltésből álljon, hanem több, egymást követő állapotban kerüljön fel a GitHubra, mivel a feladat értékelésének része volt a verziókövető rendszer tudatos használata is. Mindketten telepítettük a GitHub </w:t>
-      </w:r>
-      <w:proofErr w:type="spellStart"/>
-      <w:r>
-        <w:rPr>
-          <w:rFonts w:ascii="Times New Roman" w:hAnsi="Times New Roman" w:cs="Times New Roman"/>
-          <w:sz w:val="24"/>
-          <w:szCs w:val="24"/>
-        </w:rPr>
-        <w:t>Desktop</w:t>
-      </w:r>
-      <w:proofErr w:type="spellEnd"/>
-      <w:r>
-        <w:rPr>
-          <w:rFonts w:ascii="Times New Roman" w:hAnsi="Times New Roman" w:cs="Times New Roman"/>
-          <w:sz w:val="24"/>
-          <w:szCs w:val="24"/>
-        </w:rPr>
-        <w:t xml:space="preserve"> alkalmazást, mert ez </w:t>
+        <w:t xml:space="preserve">Már a kezdetektől fontosnak tartottuk, hogy a projekt ne egyetlen nagy feltöltésből álljon, hanem több, egymást követő állapotban kerüljön fel a GitHubra, mivel a feladat értékelésének része volt a verziókövető rendszer tudatos használata is. Mindketten telepítettük a GitHub Desktop alkalmazást, mert ez </w:t>
       </w:r>
       <w:r>
         <w:rPr>
@@ -2528,25 +2348,7 @@
           <w:sz w:val="24"/>
           <w:szCs w:val="24"/>
         </w:rPr>
-        <w:t xml:space="preserve">leegyszerűsítette a közös munkát, a </w:t>
-      </w:r>
-      <w:proofErr w:type="spellStart"/>
-      <w:r>
-        <w:rPr>
-          <w:rFonts w:ascii="Times New Roman" w:hAnsi="Times New Roman" w:cs="Times New Roman"/>
-          <w:sz w:val="24"/>
-          <w:szCs w:val="24"/>
-        </w:rPr>
-        <w:t>commitok</w:t>
-      </w:r>
-      <w:proofErr w:type="spellEnd"/>
-      <w:r>
-        <w:rPr>
-          <w:rFonts w:ascii="Times New Roman" w:hAnsi="Times New Roman" w:cs="Times New Roman"/>
-          <w:sz w:val="24"/>
-          <w:szCs w:val="24"/>
-        </w:rPr>
-        <w:t xml:space="preserve"> kezelését, a változások áttekintését és az egyes részfeladatok elkülönítését. </w:t>
+        <w:t xml:space="preserve">leegyszerűsítette a közös munkát, a commitok kezelését, a változások áttekintését és az egyes részfeladatok elkülönítését. </w:t>
       </w:r>
     </w:p>
     <w:p>
@@ -2922,25 +2724,7 @@
           <w:sz w:val="24"/>
           <w:szCs w:val="24"/>
         </w:rPr>
-        <w:t xml:space="preserve">Láblécbe beírtuk a készítők nevét és </w:t>
-      </w:r>
-      <w:proofErr w:type="spellStart"/>
-      <w:r>
-        <w:rPr>
-          <w:rFonts w:ascii="Times New Roman" w:hAnsi="Times New Roman" w:cs="Times New Roman"/>
-          <w:sz w:val="24"/>
-          <w:szCs w:val="24"/>
-        </w:rPr>
-        <w:t>Neptun</w:t>
-      </w:r>
-      <w:proofErr w:type="spellEnd"/>
-      <w:r>
-        <w:rPr>
-          <w:rFonts w:ascii="Times New Roman" w:hAnsi="Times New Roman" w:cs="Times New Roman"/>
-          <w:sz w:val="24"/>
-          <w:szCs w:val="24"/>
-        </w:rPr>
-        <w:t xml:space="preserve"> kódját:</w:t>
+        <w:t>Láblécbe beírtuk a készítők nevét és Neptun kódját:</w:t>
       </w:r>
     </w:p>
     <w:p>
@@ -2960,25 +2744,7 @@
           <w:sz w:val="24"/>
           <w:szCs w:val="24"/>
         </w:rPr>
-        <w:t>&lt;</w:t>
-      </w:r>
-      <w:proofErr w:type="spellStart"/>
-      <w:r>
-        <w:rPr>
-          <w:rFonts w:ascii="Times New Roman" w:hAnsi="Times New Roman" w:cs="Times New Roman"/>
-          <w:sz w:val="24"/>
-          <w:szCs w:val="24"/>
-        </w:rPr>
-        <w:t>footer</w:t>
-      </w:r>
-      <w:proofErr w:type="spellEnd"/>
-      <w:r>
-        <w:rPr>
-          <w:rFonts w:ascii="Times New Roman" w:hAnsi="Times New Roman" w:cs="Times New Roman"/>
-          <w:sz w:val="24"/>
-          <w:szCs w:val="24"/>
-        </w:rPr>
-        <w:t>&gt;</w:t>
+        <w:t>&lt;footer&gt;</w:t>
       </w:r>
     </w:p>
     <w:p>
@@ -3318,25 +3084,7 @@
           <w:sz w:val="24"/>
           <w:szCs w:val="24"/>
         </w:rPr>
-        <w:t xml:space="preserve"> már megfelelően működött, visszatértünk a főoldalhoz, és ekkor kezdtük el annak tényleges vizuális és tartalmi kiteljesítését. Ebben a szakaszban készült el a cukrászda logója is, amely a weboldal </w:t>
-      </w:r>
-      <w:proofErr w:type="spellStart"/>
-      <w:r>
-        <w:rPr>
-          <w:rFonts w:ascii="Times New Roman" w:hAnsi="Times New Roman" w:cs="Times New Roman"/>
-          <w:sz w:val="24"/>
-          <w:szCs w:val="24"/>
-        </w:rPr>
-        <w:t>arculatának</w:t>
-      </w:r>
-      <w:proofErr w:type="spellEnd"/>
-      <w:r>
-        <w:rPr>
-          <w:rFonts w:ascii="Times New Roman" w:hAnsi="Times New Roman" w:cs="Times New Roman"/>
-          <w:sz w:val="24"/>
-          <w:szCs w:val="24"/>
-        </w:rPr>
-        <w:t xml:space="preserve"> egyik meghatározó elemévé vált. A logó megtervezéséhez a</w:t>
+        <w:t xml:space="preserve"> már megfelelően működött, visszatértünk a főoldalhoz, és ekkor kezdtük el annak tényleges vizuális és tartalmi kiteljesítését. Ebben a szakaszban készült el a cukrászda logója is, amely a weboldal arculatának egyik meghatározó elemévé vált. A logó megtervezéséhez a</w:t>
       </w:r>
       <w:r>
         <w:rPr>
@@ -3479,6 +3227,7 @@
         <w:rPr>
           <w:rFonts w:ascii="Times New Roman" w:hAnsi="Times New Roman" w:cs="Times New Roman"/>
           <w:noProof/>
+          <w:lang w:eastAsia="hu-HU"/>
         </w:rPr>
         <w:drawing>
           <wp:anchor distT="0" distB="0" distL="114300" distR="114300" simplePos="0" relativeHeight="251658240" behindDoc="0" locked="0" layoutInCell="1" allowOverlap="1" wp14:anchorId="637D3278" wp14:editId="555F3455">
@@ -3548,6 +3297,7 @@
         <w:rPr>
           <w:rFonts w:ascii="Times New Roman" w:hAnsi="Times New Roman" w:cs="Times New Roman"/>
           <w:noProof/>
+          <w:lang w:eastAsia="hu-HU"/>
         </w:rPr>
         <w:drawing>
           <wp:anchor distT="0" distB="0" distL="114300" distR="114300" simplePos="0" relativeHeight="251659264" behindDoc="0" locked="0" layoutInCell="1" allowOverlap="1" wp14:anchorId="6ADE1700" wp14:editId="7D7BDFFA">
@@ -3629,6 +3379,7 @@
         <w:rPr>
           <w:rFonts w:ascii="Times New Roman" w:hAnsi="Times New Roman" w:cs="Times New Roman"/>
           <w:noProof/>
+          <w:lang w:eastAsia="hu-HU"/>
         </w:rPr>
         <mc:AlternateContent>
           <mc:Choice Requires="wps">
@@ -3676,24 +3427,14 @@
                                 <w:szCs w:val="22"/>
                               </w:rPr>
                             </w:pPr>
-                            <w:r>
-                              <w:fldChar w:fldCharType="begin"/>
-                            </w:r>
-                            <w:r>
-                              <w:instrText xml:space="preserve"> SEQ ábra \* ARABIC </w:instrText>
-                            </w:r>
-                            <w:r>
-                              <w:fldChar w:fldCharType="separate"/>
-                            </w:r>
-                            <w:r>
-                              <w:rPr>
-                                <w:noProof/>
-                              </w:rPr>
-                              <w:t>2</w:t>
-                            </w:r>
-                            <w:r>
-                              <w:fldChar w:fldCharType="end"/>
-                            </w:r>
+                            <w:fldSimple w:instr=" SEQ ábra \* ARABIC ">
+                              <w:r>
+                                <w:rPr>
+                                  <w:noProof/>
+                                </w:rPr>
+                                <w:t>2</w:t>
+                              </w:r>
+                            </w:fldSimple>
                             <w:r>
                               <w:t>. ábra Logó elhelyezése</w:t>
                             </w:r>
@@ -3712,7 +3453,7 @@
               </wp:anchor>
             </w:drawing>
           </mc:Choice>
-          <mc:Fallback>
+          <mc:Fallback xmlns:w16se="http://schemas.microsoft.com/office/word/2015/wordml/symex" xmlns:w16sdtfl="http://schemas.microsoft.com/office/word/2024/wordml/sdtformatlock" xmlns:w16sdtdh="http://schemas.microsoft.com/office/word/2020/wordml/sdtdatahash" xmlns:w16du="http://schemas.microsoft.com/office/word/2023/wordml/word16du" xmlns:w16="http://schemas.microsoft.com/office/word/2018/wordml" xmlns:w16cid="http://schemas.microsoft.com/office/word/2016/wordml/cid" xmlns:w16cex="http://schemas.microsoft.com/office/word/2018/wordml/cex" xmlns:oel="http://schemas.microsoft.com/office/2019/extlst" xmlns:am3d="http://schemas.microsoft.com/office/drawing/2017/model3d" xmlns:aink="http://schemas.microsoft.com/office/drawing/2016/ink" xmlns:cx8="http://schemas.microsoft.com/office/drawing/2016/5/14/chartex" xmlns:cx7="http://schemas.microsoft.com/office/drawing/2016/5/13/chartex" xmlns:cx6="http://schemas.microsoft.com/office/drawing/2016/5/12/chartex" xmlns:cx5="http://schemas.microsoft.com/office/drawing/2016/5/11/chartex" xmlns:cx4="http://schemas.microsoft.com/office/drawing/2016/5/10/chartex" xmlns:cx3="http://schemas.microsoft.com/office/drawing/2016/5/9/chartex" xmlns:cx2="http://schemas.microsoft.com/office/drawing/2015/10/21/chartex" xmlns:cx1="http://schemas.microsoft.com/office/drawing/2015/9/8/chartex" xmlns:cx="http://schemas.microsoft.com/office/drawing/2014/chartex">
             <w:pict>
               <v:shapetype w14:anchorId="5B14A4B2" id="_x0000_t202" coordsize="21600,21600" o:spt="202" path="m,l,21600r21600,l21600,xe">
                 <v:stroke joinstyle="miter"/>
@@ -3764,6 +3505,7 @@
         <w:rPr>
           <w:rFonts w:ascii="Times New Roman" w:hAnsi="Times New Roman" w:cs="Times New Roman"/>
           <w:noProof/>
+          <w:lang w:eastAsia="hu-HU"/>
         </w:rPr>
         <mc:AlternateContent>
           <mc:Choice Requires="wps">
@@ -3860,7 +3602,7 @@
               </wp:anchor>
             </w:drawing>
           </mc:Choice>
-          <mc:Fallback>
+          <mc:Fallback xmlns:w16se="http://schemas.microsoft.com/office/word/2015/wordml/symex" xmlns:w16sdtfl="http://schemas.microsoft.com/office/word/2024/wordml/sdtformatlock" xmlns:w16sdtdh="http://schemas.microsoft.com/office/word/2020/wordml/sdtdatahash" xmlns:w16du="http://schemas.microsoft.com/office/word/2023/wordml/word16du" xmlns:w16="http://schemas.microsoft.com/office/word/2018/wordml" xmlns:w16cid="http://schemas.microsoft.com/office/word/2016/wordml/cid" xmlns:w16cex="http://schemas.microsoft.com/office/word/2018/wordml/cex" xmlns:oel="http://schemas.microsoft.com/office/2019/extlst" xmlns:am3d="http://schemas.microsoft.com/office/drawing/2017/model3d" xmlns:aink="http://schemas.microsoft.com/office/drawing/2016/ink" xmlns:cx8="http://schemas.microsoft.com/office/drawing/2016/5/14/chartex" xmlns:cx7="http://schemas.microsoft.com/office/drawing/2016/5/13/chartex" xmlns:cx6="http://schemas.microsoft.com/office/drawing/2016/5/12/chartex" xmlns:cx5="http://schemas.microsoft.com/office/drawing/2016/5/11/chartex" xmlns:cx4="http://schemas.microsoft.com/office/drawing/2016/5/10/chartex" xmlns:cx3="http://schemas.microsoft.com/office/drawing/2016/5/9/chartex" xmlns:cx2="http://schemas.microsoft.com/office/drawing/2015/10/21/chartex" xmlns:cx1="http://schemas.microsoft.com/office/drawing/2015/9/8/chartex" xmlns:cx="http://schemas.microsoft.com/office/drawing/2014/chartex">
             <w:pict>
               <v:shape w14:anchorId="1E853F09" id="_x0000_s1027" type="#_x0000_t202" style="position:absolute;left:0;text-align:left;margin-left:270.9pt;margin-top:143.65pt;width:169.5pt;height:.05pt;z-index:251663360;visibility:visible;mso-wrap-style:square;mso-wrap-distance-left:9pt;mso-wrap-distance-top:0;mso-wrap-distance-right:9pt;mso-wrap-distance-bottom:0;mso-position-horizontal:absolute;mso-position-horizontal-relative:text;mso-position-vertical:absolute;mso-position-vertical-relative:text;v-text-anchor:top" o:gfxdata="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" stroked="f">
                 <v:textbox style="mso-fit-shape-to-text:t" inset="0,0,0,0">
@@ -3955,16 +3697,7 @@
           <w:sz w:val="24"/>
           <w:szCs w:val="24"/>
         </w:rPr>
-        <w:t xml:space="preserve"> kezdtük el az index oldal tényleges tartalmi feltöltését. A főoldalt négy különálló, jól áttekinthető tartalmi egységre osztottuk, amelyek H2-es címsorral jelentek meg. Ezek </w:t>
-      </w:r>
-      <w:proofErr w:type="gramStart"/>
-      <w:r>
-        <w:rPr>
-          <w:rFonts w:ascii="Times New Roman" w:hAnsi="Times New Roman" w:cs="Times New Roman"/>
-          <w:sz w:val="24"/>
-          <w:szCs w:val="24"/>
-        </w:rPr>
-        <w:t xml:space="preserve">a </w:t>
+        <w:t xml:space="preserve"> kezdtük el az index oldal tényleges tartalmi feltöltését. A főoldalt négy különálló, jól áttekinthető tartalmi egységre osztottuk, amelyek H2-es címsorral jelentek meg. Ezek a </w:t>
       </w:r>
       <w:r>
         <w:rPr>
@@ -3974,7 +3707,6 @@
         </w:rPr>
         <w:t>:</w:t>
       </w:r>
-      <w:proofErr w:type="gramEnd"/>
     </w:p>
     <w:p>
       <w:pPr>
@@ -4268,61 +4000,7 @@
           <w:sz w:val="24"/>
           <w:szCs w:val="24"/>
         </w:rPr>
-        <w:t xml:space="preserve">"Web-programozás-1-Előadás" </w:t>
-      </w:r>
-      <w:proofErr w:type="spellStart"/>
-      <w:r>
-        <w:rPr>
-          <w:rFonts w:ascii="Times New Roman" w:hAnsi="Times New Roman" w:cs="Times New Roman"/>
-          <w:sz w:val="24"/>
-          <w:szCs w:val="24"/>
-        </w:rPr>
-        <w:t>pdf-ben</w:t>
-      </w:r>
-      <w:proofErr w:type="spellEnd"/>
-      <w:r>
-        <w:rPr>
-          <w:rFonts w:ascii="Times New Roman" w:hAnsi="Times New Roman" w:cs="Times New Roman"/>
-          <w:sz w:val="24"/>
-          <w:szCs w:val="24"/>
-        </w:rPr>
-        <w:t xml:space="preserve"> található "CRUD alkalmazás – tömbbel - Oldal frissítésekor újraindul az alkalmazás =&gt; AJAX-</w:t>
-      </w:r>
-      <w:proofErr w:type="spellStart"/>
-      <w:r>
-        <w:rPr>
-          <w:rFonts w:ascii="Times New Roman" w:hAnsi="Times New Roman" w:cs="Times New Roman"/>
-          <w:sz w:val="24"/>
-          <w:szCs w:val="24"/>
-        </w:rPr>
-        <w:t>Fetch</w:t>
-      </w:r>
-      <w:proofErr w:type="spellEnd"/>
-      <w:r>
-        <w:rPr>
-          <w:rFonts w:ascii="Times New Roman" w:hAnsi="Times New Roman" w:cs="Times New Roman"/>
-          <w:sz w:val="24"/>
-          <w:szCs w:val="24"/>
-        </w:rPr>
-        <w:t xml:space="preserve"> API ezt majd megoldja" címszó alatt található JavaScript CRUD </w:t>
-      </w:r>
-      <w:proofErr w:type="spellStart"/>
-      <w:r>
-        <w:rPr>
-          <w:rFonts w:ascii="Times New Roman" w:hAnsi="Times New Roman" w:cs="Times New Roman"/>
-          <w:sz w:val="24"/>
-          <w:szCs w:val="24"/>
-        </w:rPr>
-        <w:t>example</w:t>
-      </w:r>
-      <w:proofErr w:type="spellEnd"/>
-      <w:r>
-        <w:rPr>
-          <w:rFonts w:ascii="Times New Roman" w:hAnsi="Times New Roman" w:cs="Times New Roman"/>
-          <w:sz w:val="24"/>
-          <w:szCs w:val="24"/>
-        </w:rPr>
-        <w:t xml:space="preserve"> részt vettük alapul és ezen anyagot használtuk fel</w:t>
+        <w:t>"Web-programozás-1-Előadás" pdf-ben található "CRUD alkalmazás – tömbbel - Oldal frissítésekor újraindul az alkalmazás =&gt; AJAX-Fetch API ezt majd megoldja" címszó alatt található JavaScript CRUD example részt vettük alapul és ezen anyagot használtuk fel</w:t>
       </w:r>
       <w:r>
         <w:rPr>
@@ -4346,6 +4024,7 @@
         <w:rPr>
           <w:rFonts w:ascii="Times New Roman" w:hAnsi="Times New Roman" w:cs="Times New Roman"/>
           <w:noProof/>
+          <w:lang w:eastAsia="hu-HU"/>
         </w:rPr>
         <w:drawing>
           <wp:inline distT="0" distB="0" distL="0" distR="0" wp14:anchorId="24524A17" wp14:editId="03F111E0">
@@ -4446,33 +4125,8 @@
           <w:rFonts w:ascii="Times New Roman" w:hAnsi="Times New Roman" w:cs="Times New Roman"/>
           <w:color w:val="auto"/>
         </w:rPr>
-        <w:t xml:space="preserve">. ábra: </w:t>
-      </w:r>
-      <w:proofErr w:type="spellStart"/>
-      <w:r>
-        <w:rPr>
-          <w:rFonts w:ascii="Times New Roman" w:hAnsi="Times New Roman" w:cs="Times New Roman"/>
-          <w:color w:val="auto"/>
-        </w:rPr>
-        <w:t>Javascript</w:t>
-      </w:r>
-      <w:proofErr w:type="spellEnd"/>
-      <w:r>
-        <w:rPr>
-          <w:rFonts w:ascii="Times New Roman" w:hAnsi="Times New Roman" w:cs="Times New Roman"/>
-          <w:color w:val="auto"/>
-        </w:rPr>
-        <w:t xml:space="preserve"> </w:t>
-      </w:r>
-      <w:proofErr w:type="spellStart"/>
-      <w:r>
-        <w:rPr>
-          <w:rFonts w:ascii="Times New Roman" w:hAnsi="Times New Roman" w:cs="Times New Roman"/>
-          <w:color w:val="auto"/>
-        </w:rPr>
-        <w:t>example</w:t>
-      </w:r>
-      <w:proofErr w:type="spellEnd"/>
+        <w:t>. ábra: Javascript example</w:t>
+      </w:r>
     </w:p>
     <w:p>
       <w:pPr>
@@ -4527,42 +4181,7 @@
           <w:szCs w:val="24"/>
         </w:rPr>
         <w:tab/>
-      </w:r>
-      <w:proofErr w:type="spellStart"/>
-      <w:r>
-        <w:rPr>
-          <w:rFonts w:ascii="Times New Roman" w:hAnsi="Times New Roman" w:cs="Times New Roman"/>
-          <w:sz w:val="24"/>
-          <w:szCs w:val="24"/>
-        </w:rPr>
-        <w:t>Full</w:t>
-      </w:r>
-      <w:proofErr w:type="spellEnd"/>
-      <w:r>
-        <w:rPr>
-          <w:rFonts w:ascii="Times New Roman" w:hAnsi="Times New Roman" w:cs="Times New Roman"/>
-          <w:sz w:val="24"/>
-          <w:szCs w:val="24"/>
-        </w:rPr>
-        <w:t xml:space="preserve"> </w:t>
-      </w:r>
-      <w:proofErr w:type="spellStart"/>
-      <w:r>
-        <w:rPr>
-          <w:rFonts w:ascii="Times New Roman" w:hAnsi="Times New Roman" w:cs="Times New Roman"/>
-          <w:sz w:val="24"/>
-          <w:szCs w:val="24"/>
-        </w:rPr>
-        <w:t>Name</w:t>
-      </w:r>
-      <w:proofErr w:type="spellEnd"/>
-      <w:r>
-        <w:rPr>
-          <w:rFonts w:ascii="Times New Roman" w:hAnsi="Times New Roman" w:cs="Times New Roman"/>
-          <w:sz w:val="24"/>
-          <w:szCs w:val="24"/>
-        </w:rPr>
-        <w:t xml:space="preserve"> </w:t>
+        <w:t xml:space="preserve">Full Name </w:t>
       </w:r>
       <w:r>
         <w:rPr>
@@ -4578,25 +4197,7 @@
           <w:sz w:val="24"/>
           <w:szCs w:val="24"/>
         </w:rPr>
-        <w:t xml:space="preserve"> </w:t>
-      </w:r>
-      <w:proofErr w:type="spellStart"/>
-      <w:r>
-        <w:rPr>
-          <w:rFonts w:ascii="Times New Roman" w:hAnsi="Times New Roman" w:cs="Times New Roman"/>
-          <w:sz w:val="24"/>
-          <w:szCs w:val="24"/>
-        </w:rPr>
-        <w:t>Id</w:t>
-      </w:r>
-      <w:proofErr w:type="spellEnd"/>
-      <w:r>
-        <w:rPr>
-          <w:rFonts w:ascii="Times New Roman" w:hAnsi="Times New Roman" w:cs="Times New Roman"/>
-          <w:sz w:val="24"/>
-          <w:szCs w:val="24"/>
-        </w:rPr>
-        <w:t>*</w:t>
+        <w:t xml:space="preserve"> Id*</w:t>
       </w:r>
     </w:p>
     <w:p>
@@ -4670,24 +4271,7 @@
           <w:szCs w:val="24"/>
         </w:rPr>
         <w:tab/>
-      </w:r>
-      <w:proofErr w:type="spellStart"/>
-      <w:r>
-        <w:rPr>
-          <w:rFonts w:ascii="Times New Roman" w:hAnsi="Times New Roman" w:cs="Times New Roman"/>
-          <w:sz w:val="24"/>
-          <w:szCs w:val="24"/>
-        </w:rPr>
-        <w:t>Salary</w:t>
-      </w:r>
-      <w:proofErr w:type="spellEnd"/>
-      <w:r>
-        <w:rPr>
-          <w:rFonts w:ascii="Times New Roman" w:hAnsi="Times New Roman" w:cs="Times New Roman"/>
-          <w:sz w:val="24"/>
-          <w:szCs w:val="24"/>
-        </w:rPr>
-        <w:t xml:space="preserve"> </w:t>
+        <w:t xml:space="preserve">Salary </w:t>
       </w:r>
       <w:r>
         <w:rPr>
@@ -4777,24 +4361,7 @@
           <w:szCs w:val="24"/>
         </w:rPr>
         <w:tab/>
-      </w:r>
-      <w:proofErr w:type="spellStart"/>
-      <w:r>
-        <w:rPr>
-          <w:rFonts w:ascii="Times New Roman" w:hAnsi="Times New Roman" w:cs="Times New Roman"/>
-          <w:sz w:val="24"/>
-          <w:szCs w:val="24"/>
-        </w:rPr>
-        <w:t>Submit</w:t>
-      </w:r>
-      <w:proofErr w:type="spellEnd"/>
-      <w:r>
-        <w:rPr>
-          <w:rFonts w:ascii="Times New Roman" w:hAnsi="Times New Roman" w:cs="Times New Roman"/>
-          <w:sz w:val="24"/>
-          <w:szCs w:val="24"/>
-        </w:rPr>
-        <w:t xml:space="preserve"> </w:t>
+        <w:t xml:space="preserve">Submit </w:t>
       </w:r>
       <w:r>
         <w:rPr>
@@ -4829,97 +4396,7 @@
           <w:sz w:val="24"/>
           <w:szCs w:val="24"/>
         </w:rPr>
-        <w:t xml:space="preserve">Az eredeti </w:t>
-      </w:r>
-      <w:proofErr w:type="spellStart"/>
-      <w:r>
-        <w:rPr>
-          <w:rFonts w:ascii="Times New Roman" w:hAnsi="Times New Roman" w:cs="Times New Roman"/>
-          <w:sz w:val="24"/>
-          <w:szCs w:val="24"/>
-        </w:rPr>
-        <w:t>employee-form</w:t>
-      </w:r>
-      <w:proofErr w:type="spellEnd"/>
-      <w:r>
-        <w:rPr>
-          <w:rFonts w:ascii="Times New Roman" w:hAnsi="Times New Roman" w:cs="Times New Roman"/>
-          <w:sz w:val="24"/>
-          <w:szCs w:val="24"/>
-        </w:rPr>
-        <w:t xml:space="preserve"> elnevezést szintén lecseréltük, és a saját alkalmazásunkban suti-</w:t>
-      </w:r>
-      <w:proofErr w:type="spellStart"/>
-      <w:r>
-        <w:rPr>
-          <w:rFonts w:ascii="Times New Roman" w:hAnsi="Times New Roman" w:cs="Times New Roman"/>
-          <w:sz w:val="24"/>
-          <w:szCs w:val="24"/>
-        </w:rPr>
-        <w:t>form</w:t>
-      </w:r>
-      <w:proofErr w:type="spellEnd"/>
-      <w:r>
-        <w:rPr>
-          <w:rFonts w:ascii="Times New Roman" w:hAnsi="Times New Roman" w:cs="Times New Roman"/>
-          <w:sz w:val="24"/>
-          <w:szCs w:val="24"/>
-        </w:rPr>
-        <w:t xml:space="preserve"> néven használtuk tovább, mert így jobban kifejezte a tartalmat. Ugyanez történt az alsó adatmegjelenítő résszel is: az </w:t>
-      </w:r>
-      <w:proofErr w:type="spellStart"/>
-      <w:r>
-        <w:rPr>
-          <w:rFonts w:ascii="Times New Roman" w:hAnsi="Times New Roman" w:cs="Times New Roman"/>
-          <w:sz w:val="24"/>
-          <w:szCs w:val="24"/>
-        </w:rPr>
-        <w:t>employees-table</w:t>
-      </w:r>
-      <w:proofErr w:type="spellEnd"/>
-      <w:r>
-        <w:rPr>
-          <w:rFonts w:ascii="Times New Roman" w:hAnsi="Times New Roman" w:cs="Times New Roman"/>
-          <w:sz w:val="24"/>
-          <w:szCs w:val="24"/>
-        </w:rPr>
-        <w:t xml:space="preserve"> helyett suti-</w:t>
-      </w:r>
-      <w:proofErr w:type="spellStart"/>
-      <w:r>
-        <w:rPr>
-          <w:rFonts w:ascii="Times New Roman" w:hAnsi="Times New Roman" w:cs="Times New Roman"/>
-          <w:sz w:val="24"/>
-          <w:szCs w:val="24"/>
-        </w:rPr>
-        <w:t>table</w:t>
-      </w:r>
-      <w:proofErr w:type="spellEnd"/>
-      <w:r>
-        <w:rPr>
-          <w:rFonts w:ascii="Times New Roman" w:hAnsi="Times New Roman" w:cs="Times New Roman"/>
-          <w:sz w:val="24"/>
-          <w:szCs w:val="24"/>
-        </w:rPr>
-        <w:t xml:space="preserve"> elnevezést alkalmaztunk. Az „Edit” és „</w:t>
-      </w:r>
-      <w:proofErr w:type="spellStart"/>
-      <w:r>
-        <w:rPr>
-          <w:rFonts w:ascii="Times New Roman" w:hAnsi="Times New Roman" w:cs="Times New Roman"/>
-          <w:sz w:val="24"/>
-          <w:szCs w:val="24"/>
-        </w:rPr>
-        <w:t>Delete</w:t>
-      </w:r>
-      <w:proofErr w:type="spellEnd"/>
-      <w:r>
-        <w:rPr>
-          <w:rFonts w:ascii="Times New Roman" w:hAnsi="Times New Roman" w:cs="Times New Roman"/>
-          <w:sz w:val="24"/>
-          <w:szCs w:val="24"/>
-        </w:rPr>
-        <w:t xml:space="preserve">” gombok szintén magyar feliratot kaptak, vagyis „Módosítás” és „Törlés” formában jelentek meg. A „Sütemény típusa” mezőnél már nem egyszerű szabad szövegbevitelt alkalmaztunk, hanem előre összeállított választható listát készítettünk. Ennek előkészítéséhez </w:t>
+        <w:t xml:space="preserve">Az eredeti employee-form elnevezést szintén lecseréltük, és a saját alkalmazásunkban suti-form néven használtuk tovább, mert így jobban kifejezte a tartalmat. Ugyanez történt az alsó adatmegjelenítő résszel is: az employees-table helyett suti-table elnevezést alkalmaztunk. Az „Edit” és „Delete” gombok szintén magyar feliratot kaptak, vagyis „Módosítás” és „Törlés” formában jelentek meg. A „Sütemény típusa” mezőnél már nem egyszerű szabad szövegbevitelt alkalmaztunk, hanem előre összeállított választható listát készítettünk. Ennek előkészítéséhez </w:t>
       </w:r>
       <w:r>
         <w:rPr>
@@ -4928,61 +4405,7 @@
           <w:szCs w:val="24"/>
         </w:rPr>
         <w:lastRenderedPageBreak/>
-        <w:t xml:space="preserve">az adatbázist előbb Excel táblázatba rendeztük, majd a típusokat összegyűjtöttük és </w:t>
-      </w:r>
-      <w:proofErr w:type="spellStart"/>
-      <w:r>
-        <w:rPr>
-          <w:rFonts w:ascii="Times New Roman" w:hAnsi="Times New Roman" w:cs="Times New Roman"/>
-          <w:sz w:val="24"/>
-          <w:szCs w:val="24"/>
-        </w:rPr>
-        <w:t>option</w:t>
-      </w:r>
-      <w:proofErr w:type="spellEnd"/>
-      <w:r>
-        <w:rPr>
-          <w:rFonts w:ascii="Times New Roman" w:hAnsi="Times New Roman" w:cs="Times New Roman"/>
-          <w:sz w:val="24"/>
-          <w:szCs w:val="24"/>
-        </w:rPr>
-        <w:t xml:space="preserve"> </w:t>
-      </w:r>
-      <w:proofErr w:type="spellStart"/>
-      <w:r>
-        <w:rPr>
-          <w:rFonts w:ascii="Times New Roman" w:hAnsi="Times New Roman" w:cs="Times New Roman"/>
-          <w:sz w:val="24"/>
-          <w:szCs w:val="24"/>
-        </w:rPr>
-        <w:t>value</w:t>
-      </w:r>
-      <w:proofErr w:type="spellEnd"/>
-      <w:r>
-        <w:rPr>
-          <w:rFonts w:ascii="Times New Roman" w:hAnsi="Times New Roman" w:cs="Times New Roman"/>
-          <w:sz w:val="24"/>
-          <w:szCs w:val="24"/>
-        </w:rPr>
-        <w:t xml:space="preserve"> formában beépítettük a felületbe. Így a felhasználó csak a meghatározott típusok közül választhatott, például vegyes, sós teasütemény, bejgli, torta, tortaszelet, pite, tejszínes sütemény, édes teasütemény, különleges torta vagy krémes. Hasonló megoldást alkalmaztunk a „Díjazott” mezőnél is, ahol „igen” és „nem” opciót lehetett kiválasztani. Miután az átnevezések és a mezők </w:t>
-      </w:r>
-      <w:proofErr w:type="spellStart"/>
-      <w:r>
-        <w:rPr>
-          <w:rFonts w:ascii="Times New Roman" w:hAnsi="Times New Roman" w:cs="Times New Roman"/>
-          <w:sz w:val="24"/>
-          <w:szCs w:val="24"/>
-        </w:rPr>
-        <w:t>testreszabása</w:t>
-      </w:r>
-      <w:proofErr w:type="spellEnd"/>
-      <w:r>
-        <w:rPr>
-          <w:rFonts w:ascii="Times New Roman" w:hAnsi="Times New Roman" w:cs="Times New Roman"/>
-          <w:sz w:val="24"/>
-          <w:szCs w:val="24"/>
-        </w:rPr>
-        <w:t xml:space="preserve"> elkészült, alaposan teszteltük az oldal működését, és csak akkor kezdtük el a megjelenés finomhangolását, amikor már a CRUD logika megfelelően működött.</w:t>
+        <w:t>az adatbázist előbb Excel táblázatba rendeztük, majd a típusokat összegyűjtöttük és option value formában beépítettük a felületbe. Így a felhasználó csak a meghatározott típusok közül választhatott, például vegyes, sós teasütemény, bejgli, torta, tortaszelet, pite, tejszínes sütemény, édes teasütemény, különleges torta vagy krémes. Hasonló megoldást alkalmaztunk a „Díjazott” mezőnél is, ahol „igen” és „nem” opciót lehetett kiválasztani. Miután az átnevezések és a mezők testreszabása elkészült, alaposan teszteltük az oldal működését, és csak akkor kezdtük el a megjelenés finomhangolását, amikor már a CRUD logika megfelelően működött.</w:t>
       </w:r>
     </w:p>
     <w:p>
@@ -5071,6 +4494,7 @@
         <w:rPr>
           <w:rFonts w:ascii="Times New Roman" w:hAnsi="Times New Roman" w:cs="Times New Roman"/>
           <w:noProof/>
+          <w:lang w:eastAsia="hu-HU"/>
         </w:rPr>
         <w:drawing>
           <wp:inline distT="0" distB="0" distL="0" distR="0" wp14:anchorId="08F4AE9B" wp14:editId="39F8BD31">
@@ -5252,6 +4676,7 @@
         <w:rPr>
           <w:rFonts w:ascii="Times New Roman" w:hAnsi="Times New Roman" w:cs="Times New Roman"/>
           <w:noProof/>
+          <w:lang w:eastAsia="hu-HU"/>
         </w:rPr>
         <w:drawing>
           <wp:anchor distT="0" distB="0" distL="114300" distR="114300" simplePos="0" relativeHeight="251673600" behindDoc="0" locked="0" layoutInCell="1" allowOverlap="1" wp14:anchorId="74E66448" wp14:editId="25ACFE29">
@@ -5306,6 +4731,7 @@
       <w:r>
         <w:rPr>
           <w:noProof/>
+          <w:lang w:eastAsia="hu-HU"/>
         </w:rPr>
         <mc:AlternateContent>
           <mc:Choice Requires="wps">
@@ -5401,23 +4827,7 @@
                                 <w:rFonts w:ascii="Times New Roman" w:hAnsi="Times New Roman" w:cs="Times New Roman"/>
                                 <w:color w:val="auto"/>
                               </w:rPr>
-                              <w:t xml:space="preserve">. ábra </w:t>
-                            </w:r>
-                            <w:proofErr w:type="spellStart"/>
-                            <w:r>
-                              <w:rPr>
-                                <w:rFonts w:ascii="Times New Roman" w:hAnsi="Times New Roman" w:cs="Times New Roman"/>
-                                <w:color w:val="auto"/>
-                              </w:rPr>
-                              <w:t>React</w:t>
-                            </w:r>
-                            <w:proofErr w:type="spellEnd"/>
-                            <w:r>
-                              <w:rPr>
-                                <w:rFonts w:ascii="Times New Roman" w:hAnsi="Times New Roman" w:cs="Times New Roman"/>
-                                <w:color w:val="auto"/>
-                              </w:rPr>
-                              <w:t xml:space="preserve"> CRUD minta</w:t>
+                              <w:t>. ábra React CRUD minta</w:t>
                             </w:r>
                           </w:p>
                         </w:txbxContent>
@@ -5434,7 +4844,7 @@
               </wp:anchor>
             </w:drawing>
           </mc:Choice>
-          <mc:Fallback>
+          <mc:Fallback xmlns:w16se="http://schemas.microsoft.com/office/word/2015/wordml/symex" xmlns:w16sdtfl="http://schemas.microsoft.com/office/word/2024/wordml/sdtformatlock" xmlns:w16sdtdh="http://schemas.microsoft.com/office/word/2020/wordml/sdtdatahash" xmlns:w16du="http://schemas.microsoft.com/office/word/2023/wordml/word16du" xmlns:w16="http://schemas.microsoft.com/office/word/2018/wordml" xmlns:w16cid="http://schemas.microsoft.com/office/word/2016/wordml/cid" xmlns:w16cex="http://schemas.microsoft.com/office/word/2018/wordml/cex" xmlns:oel="http://schemas.microsoft.com/office/2019/extlst" xmlns:am3d="http://schemas.microsoft.com/office/drawing/2017/model3d" xmlns:aink="http://schemas.microsoft.com/office/drawing/2016/ink" xmlns:cx8="http://schemas.microsoft.com/office/drawing/2016/5/14/chartex" xmlns:cx7="http://schemas.microsoft.com/office/drawing/2016/5/13/chartex" xmlns:cx6="http://schemas.microsoft.com/office/drawing/2016/5/12/chartex" xmlns:cx5="http://schemas.microsoft.com/office/drawing/2016/5/11/chartex" xmlns:cx4="http://schemas.microsoft.com/office/drawing/2016/5/10/chartex" xmlns:cx3="http://schemas.microsoft.com/office/drawing/2016/5/9/chartex" xmlns:cx2="http://schemas.microsoft.com/office/drawing/2015/10/21/chartex" xmlns:cx1="http://schemas.microsoft.com/office/drawing/2015/9/8/chartex" xmlns:cx="http://schemas.microsoft.com/office/drawing/2014/chartex">
             <w:pict>
               <v:shape w14:anchorId="1337A45E" id="_x0000_s1028" type="#_x0000_t202" style="position:absolute;left:0;text-align:left;margin-left:225pt;margin-top:181.5pt;width:227.9pt;height:.05pt;z-index:251675648;visibility:visible;mso-wrap-style:square;mso-wrap-distance-left:9pt;mso-wrap-distance-top:0;mso-wrap-distance-right:9pt;mso-wrap-distance-bottom:0;mso-position-horizontal:absolute;mso-position-horizontal-relative:text;mso-position-vertical:absolute;mso-position-vertical-relative:text;v-text-anchor:top" o:gfxdata="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" stroked="f">
                 <v:textbox style="mso-fit-shape-to-text:t" inset="0,0,0,0">
@@ -5529,43 +4939,7 @@
           <w:sz w:val="24"/>
           <w:szCs w:val="24"/>
         </w:rPr>
-        <w:t xml:space="preserve">Miután a főoldal és a JavaScript alapú CRUD alkalmazás megfelelően működött, a következő nagy feladatrész a react.html menüpont megvalósítása volt. Ennél az oldalnál a beadandó előírása szerint </w:t>
-      </w:r>
-      <w:proofErr w:type="spellStart"/>
-      <w:r>
-        <w:rPr>
-          <w:rFonts w:ascii="Times New Roman" w:hAnsi="Times New Roman" w:cs="Times New Roman"/>
-          <w:sz w:val="24"/>
-          <w:szCs w:val="24"/>
-        </w:rPr>
-        <w:t>React</w:t>
-      </w:r>
-      <w:proofErr w:type="spellEnd"/>
-      <w:r>
-        <w:rPr>
-          <w:rFonts w:ascii="Times New Roman" w:hAnsi="Times New Roman" w:cs="Times New Roman"/>
-          <w:sz w:val="24"/>
-          <w:szCs w:val="24"/>
-        </w:rPr>
-        <w:t xml:space="preserve"> segítségével kellett CRUD alkalmazást készítenünk, amely szintén a választott adatbázis egyik fájljának adatait használja fel. A fejlesztéshez a tananyagban szereplő </w:t>
-      </w:r>
-      <w:proofErr w:type="spellStart"/>
-      <w:r>
-        <w:rPr>
-          <w:rFonts w:ascii="Times New Roman" w:hAnsi="Times New Roman" w:cs="Times New Roman"/>
-          <w:sz w:val="24"/>
-          <w:szCs w:val="24"/>
-        </w:rPr>
-        <w:t>React</w:t>
-      </w:r>
-      <w:proofErr w:type="spellEnd"/>
-      <w:r>
-        <w:rPr>
-          <w:rFonts w:ascii="Times New Roman" w:hAnsi="Times New Roman" w:cs="Times New Roman"/>
-          <w:sz w:val="24"/>
-          <w:szCs w:val="24"/>
-        </w:rPr>
-        <w:t xml:space="preserve">-CRUD megoldást, valamint a tanár úr által biztosított megoldasok.zip fájlt használtuk alapként. </w:t>
+        <w:t xml:space="preserve">Miután a főoldal és a JavaScript alapú CRUD alkalmazás megfelelően működött, a következő nagy feladatrész a react.html menüpont megvalósítása volt. Ennél az oldalnál a beadandó előírása szerint React segítségével kellett CRUD alkalmazást készítenünk, amely szintén a választott adatbázis egyik fájljának adatait használja fel. A fejlesztéshez a tananyagban szereplő React-CRUD megoldást, valamint a tanár úr által biztosított megoldasok.zip fájlt használtuk alapként. </w:t>
       </w:r>
     </w:p>
     <w:p>
@@ -5585,151 +4959,7 @@
           <w:sz w:val="24"/>
           <w:szCs w:val="24"/>
         </w:rPr>
-        <w:t xml:space="preserve">Az első lépés az volt, hogy a szükséges fájlokat átemeltük a saját projektünkbe. Ezek közé tartozott a </w:t>
-      </w:r>
-      <w:proofErr w:type="spellStart"/>
-      <w:r>
-        <w:rPr>
-          <w:rFonts w:ascii="Times New Roman" w:hAnsi="Times New Roman" w:cs="Times New Roman"/>
-          <w:sz w:val="24"/>
-          <w:szCs w:val="24"/>
-        </w:rPr>
-        <w:t>src</w:t>
-      </w:r>
-      <w:proofErr w:type="spellEnd"/>
-      <w:r>
-        <w:rPr>
-          <w:rFonts w:ascii="Times New Roman" w:hAnsi="Times New Roman" w:cs="Times New Roman"/>
-          <w:sz w:val="24"/>
-          <w:szCs w:val="24"/>
-        </w:rPr>
-        <w:t>/</w:t>
-      </w:r>
-      <w:proofErr w:type="spellStart"/>
-      <w:r>
-        <w:rPr>
-          <w:rFonts w:ascii="Times New Roman" w:hAnsi="Times New Roman" w:cs="Times New Roman"/>
-          <w:sz w:val="24"/>
-          <w:szCs w:val="24"/>
-        </w:rPr>
-        <w:t>App.jsx</w:t>
-      </w:r>
-      <w:proofErr w:type="spellEnd"/>
-      <w:r>
-        <w:rPr>
-          <w:rFonts w:ascii="Times New Roman" w:hAnsi="Times New Roman" w:cs="Times New Roman"/>
-          <w:sz w:val="24"/>
-          <w:szCs w:val="24"/>
-        </w:rPr>
-        <w:t xml:space="preserve">, a </w:t>
-      </w:r>
-      <w:proofErr w:type="spellStart"/>
-      <w:r>
-        <w:rPr>
-          <w:rFonts w:ascii="Times New Roman" w:hAnsi="Times New Roman" w:cs="Times New Roman"/>
-          <w:sz w:val="24"/>
-          <w:szCs w:val="24"/>
-        </w:rPr>
-        <w:t>src</w:t>
-      </w:r>
-      <w:proofErr w:type="spellEnd"/>
-      <w:r>
-        <w:rPr>
-          <w:rFonts w:ascii="Times New Roman" w:hAnsi="Times New Roman" w:cs="Times New Roman"/>
-          <w:sz w:val="24"/>
-          <w:szCs w:val="24"/>
-        </w:rPr>
-        <w:t>/</w:t>
-      </w:r>
-      <w:proofErr w:type="spellStart"/>
-      <w:r>
-        <w:rPr>
-          <w:rFonts w:ascii="Times New Roman" w:hAnsi="Times New Roman" w:cs="Times New Roman"/>
-          <w:sz w:val="24"/>
-          <w:szCs w:val="24"/>
-        </w:rPr>
-        <w:t>main.jsx</w:t>
-      </w:r>
-      <w:proofErr w:type="spellEnd"/>
-      <w:r>
-        <w:rPr>
-          <w:rFonts w:ascii="Times New Roman" w:hAnsi="Times New Roman" w:cs="Times New Roman"/>
-          <w:sz w:val="24"/>
-          <w:szCs w:val="24"/>
-        </w:rPr>
-        <w:t xml:space="preserve">, továbbá az </w:t>
-      </w:r>
-      <w:proofErr w:type="spellStart"/>
-      <w:r>
-        <w:rPr>
-          <w:rFonts w:ascii="Times New Roman" w:hAnsi="Times New Roman" w:cs="Times New Roman"/>
-          <w:sz w:val="24"/>
-          <w:szCs w:val="24"/>
-        </w:rPr>
-        <w:t>AddUserForm</w:t>
-      </w:r>
-      <w:proofErr w:type="spellEnd"/>
-      <w:r>
-        <w:rPr>
-          <w:rFonts w:ascii="Times New Roman" w:hAnsi="Times New Roman" w:cs="Times New Roman"/>
-          <w:sz w:val="24"/>
-          <w:szCs w:val="24"/>
-        </w:rPr>
-        <w:t xml:space="preserve">, </w:t>
-      </w:r>
-      <w:proofErr w:type="spellStart"/>
-      <w:r>
-        <w:rPr>
-          <w:rFonts w:ascii="Times New Roman" w:hAnsi="Times New Roman" w:cs="Times New Roman"/>
-          <w:sz w:val="24"/>
-          <w:szCs w:val="24"/>
-        </w:rPr>
-        <w:t>EditUserForm</w:t>
-      </w:r>
-      <w:proofErr w:type="spellEnd"/>
-      <w:r>
-        <w:rPr>
-          <w:rFonts w:ascii="Times New Roman" w:hAnsi="Times New Roman" w:cs="Times New Roman"/>
-          <w:sz w:val="24"/>
-          <w:szCs w:val="24"/>
-        </w:rPr>
-        <w:t xml:space="preserve"> és </w:t>
-      </w:r>
-      <w:proofErr w:type="spellStart"/>
-      <w:r>
-        <w:rPr>
-          <w:rFonts w:ascii="Times New Roman" w:hAnsi="Times New Roman" w:cs="Times New Roman"/>
-          <w:sz w:val="24"/>
-          <w:szCs w:val="24"/>
-        </w:rPr>
-        <w:t>UserTable</w:t>
-      </w:r>
-      <w:proofErr w:type="spellEnd"/>
-      <w:r>
-        <w:rPr>
-          <w:rFonts w:ascii="Times New Roman" w:hAnsi="Times New Roman" w:cs="Times New Roman"/>
-          <w:sz w:val="24"/>
-          <w:szCs w:val="24"/>
-        </w:rPr>
-        <w:t xml:space="preserve"> komponensek. Ezzel létrejött a </w:t>
-      </w:r>
-      <w:proofErr w:type="spellStart"/>
-      <w:r>
-        <w:rPr>
-          <w:rFonts w:ascii="Times New Roman" w:hAnsi="Times New Roman" w:cs="Times New Roman"/>
-          <w:sz w:val="24"/>
-          <w:szCs w:val="24"/>
-        </w:rPr>
-        <w:t>React</w:t>
-      </w:r>
-      <w:proofErr w:type="spellEnd"/>
-      <w:r>
-        <w:rPr>
-          <w:rFonts w:ascii="Times New Roman" w:hAnsi="Times New Roman" w:cs="Times New Roman"/>
-          <w:sz w:val="24"/>
-          <w:szCs w:val="24"/>
-        </w:rPr>
-        <w:t xml:space="preserve"> alkalmazás működési alapja, amelyet ezt követően a saját témánknak megfelelően kellett átalakítani.</w:t>
+        <w:t>Az első lépés az volt, hogy a szükséges fájlokat átemeltük a saját projektünkbe. Ezek közé tartozott a src/App.jsx, a src/main.jsx, továbbá az AddUserForm, EditUserForm és UserTable komponensek. Ezzel létrejött a React alkalmazás működési alapja, amelyet ezt követően a saját témánknak megfelelően kellett átalakítani.</w:t>
       </w:r>
     </w:p>
     <w:p>
@@ -5749,259 +4979,7 @@
           <w:sz w:val="24"/>
           <w:szCs w:val="24"/>
         </w:rPr>
-        <w:t xml:space="preserve"> A react.html formázásánál fontos szerepet kapott az egységes megjelenés, ezért a </w:t>
-      </w:r>
-      <w:proofErr w:type="spellStart"/>
-      <w:r>
-        <w:rPr>
-          <w:rFonts w:ascii="Times New Roman" w:hAnsi="Times New Roman" w:cs="Times New Roman"/>
-          <w:sz w:val="24"/>
-          <w:szCs w:val="24"/>
-        </w:rPr>
-        <w:t>head</w:t>
-      </w:r>
-      <w:proofErr w:type="spellEnd"/>
-      <w:r>
-        <w:rPr>
-          <w:rFonts w:ascii="Times New Roman" w:hAnsi="Times New Roman" w:cs="Times New Roman"/>
-          <w:sz w:val="24"/>
-          <w:szCs w:val="24"/>
-        </w:rPr>
-        <w:t xml:space="preserve"> részbe bekerült a menu.css-re mutató hivatkozás, a body részhez pedig átmásoltuk az index oldal topbar szerkezetét. Emellett a navigációban az aktív menüpontot is átállítottuk úgy, hogy a </w:t>
-      </w:r>
-      <w:proofErr w:type="spellStart"/>
-      <w:r>
-        <w:rPr>
-          <w:rFonts w:ascii="Times New Roman" w:hAnsi="Times New Roman" w:cs="Times New Roman"/>
-          <w:sz w:val="24"/>
-          <w:szCs w:val="24"/>
-        </w:rPr>
-        <w:t>React</w:t>
-      </w:r>
-      <w:proofErr w:type="spellEnd"/>
-      <w:r>
-        <w:rPr>
-          <w:rFonts w:ascii="Times New Roman" w:hAnsi="Times New Roman" w:cs="Times New Roman"/>
-          <w:sz w:val="24"/>
-          <w:szCs w:val="24"/>
-        </w:rPr>
-        <w:t xml:space="preserve"> oldalnál legyen kiemelve. A tartalom elrendezéséhez a &lt;main </w:t>
-      </w:r>
-      <w:proofErr w:type="spellStart"/>
-      <w:r>
-        <w:rPr>
-          <w:rFonts w:ascii="Times New Roman" w:hAnsi="Times New Roman" w:cs="Times New Roman"/>
-          <w:sz w:val="24"/>
-          <w:szCs w:val="24"/>
-        </w:rPr>
-        <w:t>class</w:t>
-      </w:r>
-      <w:proofErr w:type="spellEnd"/>
-      <w:r>
-        <w:rPr>
-          <w:rFonts w:ascii="Times New Roman" w:hAnsi="Times New Roman" w:cs="Times New Roman"/>
-          <w:sz w:val="24"/>
-          <w:szCs w:val="24"/>
-        </w:rPr>
-        <w:t>="</w:t>
-      </w:r>
-      <w:proofErr w:type="spellStart"/>
-      <w:r>
-        <w:rPr>
-          <w:rFonts w:ascii="Times New Roman" w:hAnsi="Times New Roman" w:cs="Times New Roman"/>
-          <w:sz w:val="24"/>
-          <w:szCs w:val="24"/>
-        </w:rPr>
-        <w:t>content</w:t>
-      </w:r>
-      <w:proofErr w:type="spellEnd"/>
-      <w:r>
-        <w:rPr>
-          <w:rFonts w:ascii="Times New Roman" w:hAnsi="Times New Roman" w:cs="Times New Roman"/>
-          <w:sz w:val="24"/>
-          <w:szCs w:val="24"/>
-        </w:rPr>
-        <w:t xml:space="preserve">"&gt; részt is beillesztettük, így a </w:t>
-      </w:r>
-      <w:proofErr w:type="spellStart"/>
-      <w:r>
-        <w:rPr>
-          <w:rFonts w:ascii="Times New Roman" w:hAnsi="Times New Roman" w:cs="Times New Roman"/>
-          <w:sz w:val="24"/>
-          <w:szCs w:val="24"/>
-        </w:rPr>
-        <w:t>React</w:t>
-      </w:r>
-      <w:proofErr w:type="spellEnd"/>
-      <w:r>
-        <w:rPr>
-          <w:rFonts w:ascii="Times New Roman" w:hAnsi="Times New Roman" w:cs="Times New Roman"/>
-          <w:sz w:val="24"/>
-          <w:szCs w:val="24"/>
-        </w:rPr>
-        <w:t xml:space="preserve"> oldal vizuálisan is ugyanabba a rendszerbe került, mint a főoldal. A komponensek elnevezését teljes mértékben a saját témánkhoz igazítottuk. A </w:t>
-      </w:r>
-      <w:proofErr w:type="spellStart"/>
-      <w:r>
-        <w:rPr>
-          <w:rFonts w:ascii="Times New Roman" w:hAnsi="Times New Roman" w:cs="Times New Roman"/>
-          <w:sz w:val="24"/>
-          <w:szCs w:val="24"/>
-        </w:rPr>
-        <w:t>UserTable</w:t>
-      </w:r>
-      <w:proofErr w:type="spellEnd"/>
-      <w:r>
-        <w:rPr>
-          <w:rFonts w:ascii="Times New Roman" w:hAnsi="Times New Roman" w:cs="Times New Roman"/>
-          <w:sz w:val="24"/>
-          <w:szCs w:val="24"/>
-        </w:rPr>
-        <w:t xml:space="preserve"> helyére </w:t>
-      </w:r>
-      <w:proofErr w:type="spellStart"/>
-      <w:r>
-        <w:rPr>
-          <w:rFonts w:ascii="Times New Roman" w:hAnsi="Times New Roman" w:cs="Times New Roman"/>
-          <w:sz w:val="24"/>
-          <w:szCs w:val="24"/>
-        </w:rPr>
-        <w:t>SutemenyTable</w:t>
-      </w:r>
-      <w:proofErr w:type="spellEnd"/>
-      <w:r>
-        <w:rPr>
-          <w:rFonts w:ascii="Times New Roman" w:hAnsi="Times New Roman" w:cs="Times New Roman"/>
-          <w:sz w:val="24"/>
-          <w:szCs w:val="24"/>
-        </w:rPr>
-        <w:t xml:space="preserve">, az </w:t>
-      </w:r>
-      <w:proofErr w:type="spellStart"/>
-      <w:r>
-        <w:rPr>
-          <w:rFonts w:ascii="Times New Roman" w:hAnsi="Times New Roman" w:cs="Times New Roman"/>
-          <w:sz w:val="24"/>
-          <w:szCs w:val="24"/>
-        </w:rPr>
-        <w:t>AddUserForm</w:t>
-      </w:r>
-      <w:proofErr w:type="spellEnd"/>
-      <w:r>
-        <w:rPr>
-          <w:rFonts w:ascii="Times New Roman" w:hAnsi="Times New Roman" w:cs="Times New Roman"/>
-          <w:sz w:val="24"/>
-          <w:szCs w:val="24"/>
-        </w:rPr>
-        <w:t xml:space="preserve"> helyére </w:t>
-      </w:r>
-      <w:proofErr w:type="spellStart"/>
-      <w:r>
-        <w:rPr>
-          <w:rFonts w:ascii="Times New Roman" w:hAnsi="Times New Roman" w:cs="Times New Roman"/>
-          <w:sz w:val="24"/>
-          <w:szCs w:val="24"/>
-        </w:rPr>
-        <w:t>AddSutemenyForm</w:t>
-      </w:r>
-      <w:proofErr w:type="spellEnd"/>
-      <w:r>
-        <w:rPr>
-          <w:rFonts w:ascii="Times New Roman" w:hAnsi="Times New Roman" w:cs="Times New Roman"/>
-          <w:sz w:val="24"/>
-          <w:szCs w:val="24"/>
-        </w:rPr>
-        <w:t xml:space="preserve">, az </w:t>
-      </w:r>
-      <w:proofErr w:type="spellStart"/>
-      <w:r>
-        <w:rPr>
-          <w:rFonts w:ascii="Times New Roman" w:hAnsi="Times New Roman" w:cs="Times New Roman"/>
-          <w:sz w:val="24"/>
-          <w:szCs w:val="24"/>
-        </w:rPr>
-        <w:t>EditUserForm</w:t>
-      </w:r>
-      <w:proofErr w:type="spellEnd"/>
-      <w:r>
-        <w:rPr>
-          <w:rFonts w:ascii="Times New Roman" w:hAnsi="Times New Roman" w:cs="Times New Roman"/>
-          <w:sz w:val="24"/>
-          <w:szCs w:val="24"/>
-        </w:rPr>
-        <w:t xml:space="preserve"> helyére pedig </w:t>
-      </w:r>
-      <w:proofErr w:type="spellStart"/>
-      <w:r>
-        <w:rPr>
-          <w:rFonts w:ascii="Times New Roman" w:hAnsi="Times New Roman" w:cs="Times New Roman"/>
-          <w:sz w:val="24"/>
-          <w:szCs w:val="24"/>
-        </w:rPr>
-        <w:t>EditSutemenyForm</w:t>
-      </w:r>
-      <w:proofErr w:type="spellEnd"/>
-      <w:r>
-        <w:rPr>
-          <w:rFonts w:ascii="Times New Roman" w:hAnsi="Times New Roman" w:cs="Times New Roman"/>
-          <w:sz w:val="24"/>
-          <w:szCs w:val="24"/>
-        </w:rPr>
-        <w:t xml:space="preserve"> került. Ez a névváltás nem pusztán formai kérdés volt, hanem azt szolgálta, hogy a teljes alkalmazás nyelvezete következetes maradjon. A táblázatokban elvégeztük a szükséges feliratmódosításokat is, hogy azok illeszkedjenek a javascript.html oldalon kialakított suti-</w:t>
-      </w:r>
-      <w:proofErr w:type="spellStart"/>
-      <w:r>
-        <w:rPr>
-          <w:rFonts w:ascii="Times New Roman" w:hAnsi="Times New Roman" w:cs="Times New Roman"/>
-          <w:sz w:val="24"/>
-          <w:szCs w:val="24"/>
-        </w:rPr>
-        <w:t>form</w:t>
-      </w:r>
-      <w:proofErr w:type="spellEnd"/>
-      <w:r>
-        <w:rPr>
-          <w:rFonts w:ascii="Times New Roman" w:hAnsi="Times New Roman" w:cs="Times New Roman"/>
-          <w:sz w:val="24"/>
-          <w:szCs w:val="24"/>
-        </w:rPr>
-        <w:t xml:space="preserve"> és suti-</w:t>
-      </w:r>
-      <w:proofErr w:type="spellStart"/>
-      <w:r>
-        <w:rPr>
-          <w:rFonts w:ascii="Times New Roman" w:hAnsi="Times New Roman" w:cs="Times New Roman"/>
-          <w:sz w:val="24"/>
-          <w:szCs w:val="24"/>
-        </w:rPr>
-        <w:t>table</w:t>
-      </w:r>
-      <w:proofErr w:type="spellEnd"/>
-      <w:r>
-        <w:rPr>
-          <w:rFonts w:ascii="Times New Roman" w:hAnsi="Times New Roman" w:cs="Times New Roman"/>
-          <w:sz w:val="24"/>
-          <w:szCs w:val="24"/>
-        </w:rPr>
-        <w:t xml:space="preserve"> logikájához. A minta </w:t>
-      </w:r>
-      <w:proofErr w:type="spellStart"/>
-      <w:r>
-        <w:rPr>
-          <w:rFonts w:ascii="Times New Roman" w:hAnsi="Times New Roman" w:cs="Times New Roman"/>
-          <w:sz w:val="24"/>
-          <w:szCs w:val="24"/>
-        </w:rPr>
-        <w:t>React</w:t>
-      </w:r>
-      <w:proofErr w:type="spellEnd"/>
-      <w:r>
-        <w:rPr>
-          <w:rFonts w:ascii="Times New Roman" w:hAnsi="Times New Roman" w:cs="Times New Roman"/>
-          <w:sz w:val="24"/>
-          <w:szCs w:val="24"/>
-        </w:rPr>
-        <w:t xml:space="preserve"> táblázathoz képest plusz oszlopokat is létrehoztunk, hogy a tartalom összhangban legyen a JavaScript változattal. Ezt követően az App.css fájlt saját igényeink szerint átalakítottuk, majd később </w:t>
+        <w:t xml:space="preserve"> A react.html formázásánál fontos szerepet kapott az egységes megjelenés, ezért a head részbe bekerült a menu.css-re mutató hivatkozás, a body részhez pedig átmásoltuk az index oldal topbar szerkezetét. Emellett a navigációban az aktív menüpontot is átállítottuk úgy, hogy a React oldalnál legyen kiemelve. A tartalom elrendezéséhez a &lt;main class="content"&gt; részt is beillesztettük, így a React oldal vizuálisan is ugyanabba a rendszerbe került, mint a főoldal. A komponensek elnevezését teljes mértékben a saját témánkhoz igazítottuk. A UserTable helyére SutemenyTable, az AddUserForm helyére AddSutemenyForm, az EditUserForm helyére pedig EditSutemenyForm került. Ez a névváltás nem pusztán formai kérdés volt, hanem azt szolgálta, hogy a teljes alkalmazás nyelvezete következetes maradjon. A táblázatokban elvégeztük a szükséges feliratmódosításokat is, hogy azok illeszkedjenek a javascript.html oldalon kialakított suti-form és suti-table logikájához. A minta React táblázathoz képest plusz oszlopokat is létrehoztunk, hogy a tartalom összhangban legyen a JavaScript változattal. Ezt követően az App.css fájlt saját igényeink szerint átalakítottuk, majd később </w:t>
       </w:r>
       <w:r>
         <w:rPr>
@@ -6033,25 +5011,7 @@
           <w:sz w:val="24"/>
           <w:szCs w:val="24"/>
         </w:rPr>
-        <w:t xml:space="preserve">. Ebben a stíluslapban a JavaScript oldalhoz igazítottuk az elrendezést, vagyis ugyanazt a színvilágot és nagyon hasonló szerkezeti megoldásokat alkalmaztuk. A </w:t>
-      </w:r>
-      <w:proofErr w:type="spellStart"/>
-      <w:r>
-        <w:rPr>
-          <w:rFonts w:ascii="Times New Roman" w:hAnsi="Times New Roman" w:cs="Times New Roman"/>
-          <w:sz w:val="24"/>
-          <w:szCs w:val="24"/>
-        </w:rPr>
-        <w:t>React</w:t>
-      </w:r>
-      <w:proofErr w:type="spellEnd"/>
-      <w:r>
-        <w:rPr>
-          <w:rFonts w:ascii="Times New Roman" w:hAnsi="Times New Roman" w:cs="Times New Roman"/>
-          <w:sz w:val="24"/>
-          <w:szCs w:val="24"/>
-        </w:rPr>
-        <w:t xml:space="preserve"> oldal fejlesztése során tehát nem csupán az volt a cél, hogy működőképes CRUD alkalmazás </w:t>
+        <w:t xml:space="preserve">. Ebben a stíluslapban a JavaScript oldalhoz igazítottuk az elrendezést, vagyis ugyanazt a színvilágot és nagyon hasonló szerkezeti megoldásokat alkalmaztuk. A React oldal fejlesztése során tehát nem csupán az volt a cél, hogy működőképes CRUD alkalmazás </w:t>
       </w:r>
       <w:r>
         <w:rPr>
@@ -6060,25 +5020,7 @@
           <w:szCs w:val="24"/>
         </w:rPr>
         <w:lastRenderedPageBreak/>
-        <w:t xml:space="preserve">készüljön, hanem az is, hogy a felhasználó számára természetesnek hasson az átmenet a JavaScript és a </w:t>
-      </w:r>
-      <w:proofErr w:type="spellStart"/>
-      <w:r>
-        <w:rPr>
-          <w:rFonts w:ascii="Times New Roman" w:hAnsi="Times New Roman" w:cs="Times New Roman"/>
-          <w:sz w:val="24"/>
-          <w:szCs w:val="24"/>
-        </w:rPr>
-        <w:t>React</w:t>
-      </w:r>
-      <w:proofErr w:type="spellEnd"/>
-      <w:r>
-        <w:rPr>
-          <w:rFonts w:ascii="Times New Roman" w:hAnsi="Times New Roman" w:cs="Times New Roman"/>
-          <w:sz w:val="24"/>
-          <w:szCs w:val="24"/>
-        </w:rPr>
-        <w:t xml:space="preserve"> alapú felület között.</w:t>
+        <w:t>készüljön, hanem az is, hogy a felhasználó számára természetesnek hasson az átmenet a JavaScript és a React alapú felület között.</w:t>
       </w:r>
     </w:p>
     <w:p>
@@ -6095,6 +5037,7 @@
         <w:rPr>
           <w:rFonts w:ascii="Times New Roman" w:hAnsi="Times New Roman" w:cs="Times New Roman"/>
           <w:noProof/>
+          <w:lang w:eastAsia="hu-HU"/>
         </w:rPr>
         <w:drawing>
           <wp:inline distT="0" distB="0" distL="0" distR="0" wp14:anchorId="09B813B9" wp14:editId="5375DB85">
@@ -6257,43 +5200,7 @@
           <w:sz w:val="24"/>
           <w:szCs w:val="24"/>
         </w:rPr>
-        <w:t xml:space="preserve">A react.html tesztelése során észleltük, hogy a korábban kialakított reszponzív megjelenés ezen az oldalon már nem működik megfelelően. Míg a főoldal és a JavaScript oldal esetében a kisebb képernyőméretre váltás viszonylag jól kezelhető volt, a </w:t>
-      </w:r>
-      <w:proofErr w:type="spellStart"/>
-      <w:r>
-        <w:rPr>
-          <w:rFonts w:ascii="Times New Roman" w:hAnsi="Times New Roman" w:cs="Times New Roman"/>
-          <w:sz w:val="24"/>
-          <w:szCs w:val="24"/>
-        </w:rPr>
-        <w:t>React</w:t>
-      </w:r>
-      <w:proofErr w:type="spellEnd"/>
-      <w:r>
-        <w:rPr>
-          <w:rFonts w:ascii="Times New Roman" w:hAnsi="Times New Roman" w:cs="Times New Roman"/>
-          <w:sz w:val="24"/>
-          <w:szCs w:val="24"/>
-        </w:rPr>
-        <w:t xml:space="preserve"> oldalon az elrendezés elcsúszott, a táblázat nem mutatott megfelelően, és a bal oldalon elhelyezett hamburger menü sem illeszkedett harmonikusan az új szerkezethez. A probléma megoldása érdekében átdolgoztuk az oldal elrendezését, és a hamburger menüt áthelyeztük a menüsor jobb oldalára. Ezzel az apró, de lényeges módosítással az oldal sokkal rendezettebbé vált kisebb képernyőn is. A korábbi beállításokat így olyan módon finomítottuk, hogy a menü jól látható maradjon, ugyanakkor ne törje meg a </w:t>
-      </w:r>
-      <w:proofErr w:type="spellStart"/>
-      <w:r>
-        <w:rPr>
-          <w:rFonts w:ascii="Times New Roman" w:hAnsi="Times New Roman" w:cs="Times New Roman"/>
-          <w:sz w:val="24"/>
-          <w:szCs w:val="24"/>
-        </w:rPr>
-        <w:t>React</w:t>
-      </w:r>
-      <w:proofErr w:type="spellEnd"/>
-      <w:r>
-        <w:rPr>
-          <w:rFonts w:ascii="Times New Roman" w:hAnsi="Times New Roman" w:cs="Times New Roman"/>
-          <w:sz w:val="24"/>
-          <w:szCs w:val="24"/>
-        </w:rPr>
-        <w:t xml:space="preserve"> táblázat és az űrlap vizuális egységét. Ez a módosítás jól mutatja, hogy a fejlesztés során többször is szükség volt visszalépésre és </w:t>
+        <w:t xml:space="preserve">A react.html tesztelése során észleltük, hogy a korábban kialakított reszponzív megjelenés ezen az oldalon már nem működik megfelelően. Míg a főoldal és a JavaScript oldal esetében a kisebb képernyőméretre váltás viszonylag jól kezelhető volt, a React oldalon az elrendezés elcsúszott, a táblázat nem mutatott megfelelően, és a bal oldalon elhelyezett hamburger menü sem illeszkedett harmonikusan az új szerkezethez. A probléma megoldása érdekében átdolgoztuk az oldal elrendezését, és a hamburger menüt áthelyeztük a menüsor jobb oldalára. Ezzel az apró, de lényeges módosítással az oldal sokkal rendezettebbé vált kisebb képernyőn is. A korábbi beállításokat így olyan módon finomítottuk, hogy a menü jól látható maradjon, ugyanakkor ne törje meg a React táblázat és az űrlap vizuális egységét. Ez a módosítás jól mutatja, hogy a fejlesztés során többször is szükség volt visszalépésre és </w:t>
       </w:r>
       <w:r>
         <w:rPr>
@@ -6441,25 +5348,7 @@
           <w:sz w:val="24"/>
           <w:szCs w:val="24"/>
         </w:rPr>
-        <w:t xml:space="preserve">A </w:t>
-      </w:r>
-      <w:proofErr w:type="spellStart"/>
-      <w:r>
-        <w:rPr>
-          <w:rFonts w:ascii="Times New Roman" w:hAnsi="Times New Roman" w:cs="Times New Roman"/>
-          <w:sz w:val="24"/>
-          <w:szCs w:val="24"/>
-        </w:rPr>
-        <w:t>React</w:t>
-      </w:r>
-      <w:proofErr w:type="spellEnd"/>
-      <w:r>
-        <w:rPr>
-          <w:rFonts w:ascii="Times New Roman" w:hAnsi="Times New Roman" w:cs="Times New Roman"/>
-          <w:sz w:val="24"/>
-          <w:szCs w:val="24"/>
-        </w:rPr>
-        <w:t xml:space="preserve"> CRUD elkészítése után a SPA, vagyis az egyoldalas alkalmazás megvalósítása következett. Ennél a feladatrésznél a beadandó külön kiemelte, hogy két menüponttal </w:t>
+        <w:t xml:space="preserve">A React CRUD elkészítése után a SPA, vagyis az egyoldalas alkalmazás megvalósítása következett. Ennél a feladatrésznél a beadandó külön kiemelte, hogy két menüponttal </w:t>
       </w:r>
       <w:r>
         <w:rPr>
@@ -6468,133 +5357,7 @@
           <w:szCs w:val="24"/>
         </w:rPr>
         <w:lastRenderedPageBreak/>
-        <w:t xml:space="preserve">rendelkező </w:t>
-      </w:r>
-      <w:proofErr w:type="spellStart"/>
-      <w:r>
-        <w:rPr>
-          <w:rFonts w:ascii="Times New Roman" w:hAnsi="Times New Roman" w:cs="Times New Roman"/>
-          <w:sz w:val="24"/>
-          <w:szCs w:val="24"/>
-        </w:rPr>
-        <w:t>Single</w:t>
-      </w:r>
-      <w:proofErr w:type="spellEnd"/>
-      <w:r>
-        <w:rPr>
-          <w:rFonts w:ascii="Times New Roman" w:hAnsi="Times New Roman" w:cs="Times New Roman"/>
-          <w:sz w:val="24"/>
-          <w:szCs w:val="24"/>
-        </w:rPr>
-        <w:t xml:space="preserve"> Page </w:t>
-      </w:r>
-      <w:proofErr w:type="spellStart"/>
-      <w:r>
-        <w:rPr>
-          <w:rFonts w:ascii="Times New Roman" w:hAnsi="Times New Roman" w:cs="Times New Roman"/>
-          <w:sz w:val="24"/>
-          <w:szCs w:val="24"/>
-        </w:rPr>
-        <w:t>Applicationt</w:t>
-      </w:r>
-      <w:proofErr w:type="spellEnd"/>
-      <w:r>
-        <w:rPr>
-          <w:rFonts w:ascii="Times New Roman" w:hAnsi="Times New Roman" w:cs="Times New Roman"/>
-          <w:sz w:val="24"/>
-          <w:szCs w:val="24"/>
-        </w:rPr>
-        <w:t xml:space="preserve"> kell készíteni, ahol a két menüponthoz két külön </w:t>
-      </w:r>
-      <w:proofErr w:type="spellStart"/>
-      <w:r>
-        <w:rPr>
-          <w:rFonts w:ascii="Times New Roman" w:hAnsi="Times New Roman" w:cs="Times New Roman"/>
-          <w:sz w:val="24"/>
-          <w:szCs w:val="24"/>
-        </w:rPr>
-        <w:t>React</w:t>
-      </w:r>
-      <w:proofErr w:type="spellEnd"/>
-      <w:r>
-        <w:rPr>
-          <w:rFonts w:ascii="Times New Roman" w:hAnsi="Times New Roman" w:cs="Times New Roman"/>
-          <w:sz w:val="24"/>
-          <w:szCs w:val="24"/>
-        </w:rPr>
-        <w:t xml:space="preserve"> alkalmazás tartozik. A fejlesztés kezdeti szakaszában nem rögtön saját kiválasztott alkalmazásokat kerestünk, hanem először a működés logikáját akartuk stabilan megvalósítani. Ezért a megoldasok.zip fájlból átmásoltuk a </w:t>
-      </w:r>
-      <w:proofErr w:type="spellStart"/>
-      <w:r>
-        <w:rPr>
-          <w:rFonts w:ascii="Times New Roman" w:hAnsi="Times New Roman" w:cs="Times New Roman"/>
-          <w:sz w:val="24"/>
-          <w:szCs w:val="24"/>
-        </w:rPr>
-        <w:t>tic-tac-toe</w:t>
-      </w:r>
-      <w:proofErr w:type="spellEnd"/>
-      <w:r>
-        <w:rPr>
-          <w:rFonts w:ascii="Times New Roman" w:hAnsi="Times New Roman" w:cs="Times New Roman"/>
-          <w:sz w:val="24"/>
-          <w:szCs w:val="24"/>
-        </w:rPr>
-        <w:t xml:space="preserve"> és a </w:t>
-      </w:r>
-      <w:proofErr w:type="spellStart"/>
-      <w:r>
-        <w:rPr>
-          <w:rFonts w:ascii="Times New Roman" w:hAnsi="Times New Roman" w:cs="Times New Roman"/>
-          <w:sz w:val="24"/>
-          <w:szCs w:val="24"/>
-        </w:rPr>
-        <w:t>calculator</w:t>
-      </w:r>
-      <w:proofErr w:type="spellEnd"/>
-      <w:r>
-        <w:rPr>
-          <w:rFonts w:ascii="Times New Roman" w:hAnsi="Times New Roman" w:cs="Times New Roman"/>
-          <w:sz w:val="24"/>
-          <w:szCs w:val="24"/>
-        </w:rPr>
-        <w:t xml:space="preserve"> alkalmazást. Ezek jó alapot adtak ahhoz, hogy a menüváltás logikáját kipróbáljuk: a spa.html oldalon két gomb jelent meg, és ezekre kattintva ugyanazon az oldalon belül más-más alkalmazás töltődött be. Ez a működés jól szemléltette a SPA lényegét, hiszen az oldal nem töltődött újra, csak a megjelenített tartalom változott meg. A kezdeti cél tehát az volt, hogy a mechanizmus biztosan jól </w:t>
-      </w:r>
-      <w:proofErr w:type="spellStart"/>
-      <w:r>
-        <w:rPr>
-          <w:rFonts w:ascii="Times New Roman" w:hAnsi="Times New Roman" w:cs="Times New Roman"/>
-          <w:sz w:val="24"/>
-          <w:szCs w:val="24"/>
-        </w:rPr>
-        <w:t>működjön</w:t>
-      </w:r>
-      <w:proofErr w:type="spellEnd"/>
-      <w:r>
-        <w:rPr>
-          <w:rFonts w:ascii="Times New Roman" w:hAnsi="Times New Roman" w:cs="Times New Roman"/>
-          <w:sz w:val="24"/>
-          <w:szCs w:val="24"/>
-        </w:rPr>
-        <w:t xml:space="preserve">. Ezt követően kezdtük el az oldal megjelenésének hozzáigazítását a már kialakított közös arculathoz. Az index oldalról átmásoltuk a topbar és a </w:t>
-      </w:r>
-      <w:proofErr w:type="spellStart"/>
-      <w:r>
-        <w:rPr>
-          <w:rFonts w:ascii="Times New Roman" w:hAnsi="Times New Roman" w:cs="Times New Roman"/>
-          <w:sz w:val="24"/>
-          <w:szCs w:val="24"/>
-        </w:rPr>
-        <w:t>footer</w:t>
-      </w:r>
-      <w:proofErr w:type="spellEnd"/>
-      <w:r>
-        <w:rPr>
-          <w:rFonts w:ascii="Times New Roman" w:hAnsi="Times New Roman" w:cs="Times New Roman"/>
-          <w:sz w:val="24"/>
-          <w:szCs w:val="24"/>
-        </w:rPr>
-        <w:t xml:space="preserve"> szerkezetét, illetve itt is elhelyeztük a menu.css-re mutató hivatkozást.</w:t>
+        <w:t>rendelkező Single Page Applicationt kell készíteni, ahol a két menüponthoz két külön React alkalmazás tartozik. A fejlesztés kezdeti szakaszában nem rögtön saját kiválasztott alkalmazásokat kerestünk, hanem először a működés logikáját akartuk stabilan megvalósítani. Ezért a megoldasok.zip fájlból átmásoltuk a tic-tac-toe és a calculator alkalmazást. Ezek jó alapot adtak ahhoz, hogy a menüváltás logikáját kipróbáljuk: a spa.html oldalon két gomb jelent meg, és ezekre kattintva ugyanazon az oldalon belül más-más alkalmazás töltődött be. Ez a működés jól szemléltette a SPA lényegét, hiszen az oldal nem töltődött újra, csak a megjelenített tartalom változott meg. A kezdeti cél tehát az volt, hogy a mechanizmus biztosan jól működjön. Ezt követően kezdtük el az oldal megjelenésének hozzáigazítását a már kialakított közös arculathoz. Az index oldalról átmásoltuk a topbar és a footer szerkezetét, illetve itt is elhelyeztük a menu.css-re mutató hivatkozást.</w:t>
       </w:r>
     </w:p>
     <w:p>
@@ -6679,25 +5442,7 @@
           <w:sz w:val="24"/>
           <w:szCs w:val="24"/>
         </w:rPr>
-        <w:t xml:space="preserve">Miután a SPA működésének alapelve már stabilan megvolt, megkezdtük a két végleges </w:t>
-      </w:r>
-      <w:proofErr w:type="spellStart"/>
-      <w:r>
-        <w:rPr>
-          <w:rFonts w:ascii="Times New Roman" w:hAnsi="Times New Roman" w:cs="Times New Roman"/>
-          <w:sz w:val="24"/>
-          <w:szCs w:val="24"/>
-        </w:rPr>
-        <w:t>React</w:t>
-      </w:r>
-      <w:proofErr w:type="spellEnd"/>
-      <w:r>
-        <w:rPr>
-          <w:rFonts w:ascii="Times New Roman" w:hAnsi="Times New Roman" w:cs="Times New Roman"/>
-          <w:sz w:val="24"/>
-          <w:szCs w:val="24"/>
-        </w:rPr>
-        <w:t xml:space="preserve"> alkalmazás kiválasztását. Ehhez a tananyagban szereplő linket használtuk, vagyis az </w:t>
+        <w:t xml:space="preserve">Miután a SPA működésének alapelve már stabilan megvolt, megkezdtük a két végleges React alkalmazás kiválasztását. Ehhez a tananyagban szereplő linket használtuk, vagyis az </w:t>
       </w:r>
       <w:hyperlink r:id="rId16" w:history="1">
         <w:r>
@@ -6725,115 +5470,7 @@
           <w:sz w:val="24"/>
           <w:szCs w:val="24"/>
         </w:rPr>
-        <w:t xml:space="preserve">GitHub gyűjteményt. Több projektet is megvizsgáltunk, például a </w:t>
-      </w:r>
-      <w:proofErr w:type="spellStart"/>
-      <w:r>
-        <w:rPr>
-          <w:rFonts w:ascii="Times New Roman" w:hAnsi="Times New Roman" w:cs="Times New Roman"/>
-          <w:sz w:val="24"/>
-          <w:szCs w:val="24"/>
-        </w:rPr>
-        <w:t>weight</w:t>
-      </w:r>
-      <w:proofErr w:type="spellEnd"/>
-      <w:r>
-        <w:rPr>
-          <w:rFonts w:ascii="Times New Roman" w:hAnsi="Times New Roman" w:cs="Times New Roman"/>
-          <w:sz w:val="24"/>
-          <w:szCs w:val="24"/>
-        </w:rPr>
-        <w:t xml:space="preserve"> </w:t>
-      </w:r>
-      <w:proofErr w:type="spellStart"/>
-      <w:r>
-        <w:rPr>
-          <w:rFonts w:ascii="Times New Roman" w:hAnsi="Times New Roman" w:cs="Times New Roman"/>
-          <w:sz w:val="24"/>
-          <w:szCs w:val="24"/>
-        </w:rPr>
-        <w:t>convertert</w:t>
-      </w:r>
-      <w:proofErr w:type="spellEnd"/>
-      <w:r>
-        <w:rPr>
-          <w:rFonts w:ascii="Times New Roman" w:hAnsi="Times New Roman" w:cs="Times New Roman"/>
-          <w:sz w:val="24"/>
-          <w:szCs w:val="24"/>
-        </w:rPr>
-        <w:t xml:space="preserve">, a </w:t>
-      </w:r>
-      <w:proofErr w:type="spellStart"/>
-      <w:r>
-        <w:rPr>
-          <w:rFonts w:ascii="Times New Roman" w:hAnsi="Times New Roman" w:cs="Times New Roman"/>
-          <w:sz w:val="24"/>
-          <w:szCs w:val="24"/>
-        </w:rPr>
-        <w:t>dice</w:t>
-      </w:r>
-      <w:proofErr w:type="spellEnd"/>
-      <w:r>
-        <w:rPr>
-          <w:rFonts w:ascii="Times New Roman" w:hAnsi="Times New Roman" w:cs="Times New Roman"/>
-          <w:sz w:val="24"/>
-          <w:szCs w:val="24"/>
-        </w:rPr>
-        <w:t xml:space="preserve">-appot, a </w:t>
-      </w:r>
-      <w:proofErr w:type="spellStart"/>
-      <w:r>
-        <w:rPr>
-          <w:rFonts w:ascii="Times New Roman" w:hAnsi="Times New Roman" w:cs="Times New Roman"/>
-          <w:sz w:val="24"/>
-          <w:szCs w:val="24"/>
-        </w:rPr>
-        <w:t>memory</w:t>
-      </w:r>
-      <w:proofErr w:type="spellEnd"/>
-      <w:r>
-        <w:rPr>
-          <w:rFonts w:ascii="Times New Roman" w:hAnsi="Times New Roman" w:cs="Times New Roman"/>
-          <w:sz w:val="24"/>
-          <w:szCs w:val="24"/>
-        </w:rPr>
-        <w:t>-</w:t>
-      </w:r>
-      <w:proofErr w:type="spellStart"/>
-      <w:r>
-        <w:rPr>
-          <w:rFonts w:ascii="Times New Roman" w:hAnsi="Times New Roman" w:cs="Times New Roman"/>
-          <w:sz w:val="24"/>
-          <w:szCs w:val="24"/>
-        </w:rPr>
-        <w:t>card</w:t>
-      </w:r>
-      <w:proofErr w:type="spellEnd"/>
-      <w:r>
-        <w:rPr>
-          <w:rFonts w:ascii="Times New Roman" w:hAnsi="Times New Roman" w:cs="Times New Roman"/>
-          <w:sz w:val="24"/>
-          <w:szCs w:val="24"/>
-        </w:rPr>
-        <w:t>-game-</w:t>
-      </w:r>
-      <w:proofErr w:type="spellStart"/>
-      <w:r>
-        <w:rPr>
-          <w:rFonts w:ascii="Times New Roman" w:hAnsi="Times New Roman" w:cs="Times New Roman"/>
-          <w:sz w:val="24"/>
-          <w:szCs w:val="24"/>
-        </w:rPr>
-        <w:t>et</w:t>
-      </w:r>
-      <w:proofErr w:type="spellEnd"/>
-      <w:r>
-        <w:rPr>
-          <w:rFonts w:ascii="Times New Roman" w:hAnsi="Times New Roman" w:cs="Times New Roman"/>
-          <w:sz w:val="24"/>
-          <w:szCs w:val="24"/>
-        </w:rPr>
-        <w:t xml:space="preserve"> és más hasonló alkalmazásokat. A választás során egyszerre kellett figyelembe venni a feladat nehézségi követelményeit és a projekt méretét is, mivel a feltöltésnél az is szempont volt, hogy a GitHubon kezelhető maradjon a mappa</w:t>
+        <w:t>GitHub gyűjteményt. Több projektet is megvizsgáltunk, például a weight convertert, a dice-appot, a memory-card-game-et és más hasonló alkalmazásokat. A választás során egyszerre kellett figyelembe venni a feladat nehézségi követelményeit és a projekt méretét is, mivel a feltöltésnél az is szempont volt, hogy a GitHubon kezelhető maradjon a mappa</w:t>
       </w:r>
       <w:r>
         <w:rPr>
@@ -6849,133 +5486,7 @@
           <w:sz w:val="24"/>
           <w:szCs w:val="24"/>
         </w:rPr>
-        <w:t xml:space="preserve">. Végül két egyszerűbb, de jól használható és látványos alkalmazás mellett döntöttünk: a </w:t>
-      </w:r>
-      <w:proofErr w:type="spellStart"/>
-      <w:r>
-        <w:rPr>
-          <w:rFonts w:ascii="Times New Roman" w:hAnsi="Times New Roman" w:cs="Times New Roman"/>
-          <w:sz w:val="24"/>
-          <w:szCs w:val="24"/>
-        </w:rPr>
-        <w:t>digital</w:t>
-      </w:r>
-      <w:proofErr w:type="spellEnd"/>
-      <w:r>
-        <w:rPr>
-          <w:rFonts w:ascii="Times New Roman" w:hAnsi="Times New Roman" w:cs="Times New Roman"/>
-          <w:sz w:val="24"/>
-          <w:szCs w:val="24"/>
-        </w:rPr>
-        <w:t xml:space="preserve"> </w:t>
-      </w:r>
-      <w:proofErr w:type="spellStart"/>
-      <w:r>
-        <w:rPr>
-          <w:rFonts w:ascii="Times New Roman" w:hAnsi="Times New Roman" w:cs="Times New Roman"/>
-          <w:sz w:val="24"/>
-          <w:szCs w:val="24"/>
-        </w:rPr>
-        <w:t>clock</w:t>
-      </w:r>
-      <w:proofErr w:type="spellEnd"/>
-      <w:r>
-        <w:rPr>
-          <w:rFonts w:ascii="Times New Roman" w:hAnsi="Times New Roman" w:cs="Times New Roman"/>
-          <w:sz w:val="24"/>
-          <w:szCs w:val="24"/>
-        </w:rPr>
-        <w:t xml:space="preserve"> és a </w:t>
-      </w:r>
-      <w:proofErr w:type="spellStart"/>
-      <w:r>
-        <w:rPr>
-          <w:rFonts w:ascii="Times New Roman" w:hAnsi="Times New Roman" w:cs="Times New Roman"/>
-          <w:sz w:val="24"/>
-          <w:szCs w:val="24"/>
-        </w:rPr>
-        <w:t>date</w:t>
-      </w:r>
-      <w:proofErr w:type="spellEnd"/>
-      <w:r>
-        <w:rPr>
-          <w:rFonts w:ascii="Times New Roman" w:hAnsi="Times New Roman" w:cs="Times New Roman"/>
-          <w:sz w:val="24"/>
-          <w:szCs w:val="24"/>
-        </w:rPr>
-        <w:t xml:space="preserve"> </w:t>
-      </w:r>
-      <w:proofErr w:type="spellStart"/>
-      <w:r>
-        <w:rPr>
-          <w:rFonts w:ascii="Times New Roman" w:hAnsi="Times New Roman" w:cs="Times New Roman"/>
-          <w:sz w:val="24"/>
-          <w:szCs w:val="24"/>
-        </w:rPr>
-        <w:t>counter</w:t>
-      </w:r>
-      <w:proofErr w:type="spellEnd"/>
-      <w:r>
-        <w:rPr>
-          <w:rFonts w:ascii="Times New Roman" w:hAnsi="Times New Roman" w:cs="Times New Roman"/>
-          <w:sz w:val="24"/>
-          <w:szCs w:val="24"/>
-        </w:rPr>
-        <w:t xml:space="preserve"> app került be a végleges SPA oldalra. Ezek nehézségi szintje megfelelően illeszkedett a </w:t>
-      </w:r>
-      <w:proofErr w:type="spellStart"/>
-      <w:r>
-        <w:rPr>
-          <w:rFonts w:ascii="Times New Roman" w:hAnsi="Times New Roman" w:cs="Times New Roman"/>
-          <w:sz w:val="24"/>
-          <w:szCs w:val="24"/>
-        </w:rPr>
-        <w:t>calculator</w:t>
-      </w:r>
-      <w:proofErr w:type="spellEnd"/>
-      <w:r>
-        <w:rPr>
-          <w:rFonts w:ascii="Times New Roman" w:hAnsi="Times New Roman" w:cs="Times New Roman"/>
-          <w:sz w:val="24"/>
-          <w:szCs w:val="24"/>
-        </w:rPr>
-        <w:t xml:space="preserve"> és </w:t>
-      </w:r>
-      <w:proofErr w:type="spellStart"/>
-      <w:r>
-        <w:rPr>
-          <w:rFonts w:ascii="Times New Roman" w:hAnsi="Times New Roman" w:cs="Times New Roman"/>
-          <w:sz w:val="24"/>
-          <w:szCs w:val="24"/>
-        </w:rPr>
-        <w:t>tic-tac-toe</w:t>
-      </w:r>
-      <w:proofErr w:type="spellEnd"/>
-      <w:r>
-        <w:rPr>
-          <w:rFonts w:ascii="Times New Roman" w:hAnsi="Times New Roman" w:cs="Times New Roman"/>
-          <w:sz w:val="24"/>
-          <w:szCs w:val="24"/>
-        </w:rPr>
-        <w:t xml:space="preserve"> példákhoz. A kiválasztott alkalmazások </w:t>
-      </w:r>
-      <w:proofErr w:type="spellStart"/>
-      <w:r>
-        <w:rPr>
-          <w:rFonts w:ascii="Times New Roman" w:hAnsi="Times New Roman" w:cs="Times New Roman"/>
-          <w:sz w:val="24"/>
-          <w:szCs w:val="24"/>
-        </w:rPr>
-        <w:t>App.jsx</w:t>
-      </w:r>
-      <w:proofErr w:type="spellEnd"/>
-      <w:r>
-        <w:rPr>
-          <w:rFonts w:ascii="Times New Roman" w:hAnsi="Times New Roman" w:cs="Times New Roman"/>
-          <w:sz w:val="24"/>
-          <w:szCs w:val="24"/>
-        </w:rPr>
-        <w:t xml:space="preserve"> kódját megkerestük, majd ezeket a korábban használt példák helyére </w:t>
+        <w:t xml:space="preserve">. Végül két egyszerűbb, de jól használható és látványos alkalmazás mellett döntöttünk: a digital clock és a date counter app került be a végleges SPA oldalra. Ezek nehézségi szintje megfelelően illeszkedett a calculator és tic-tac-toe példákhoz. A kiválasztott alkalmazások App.jsx kódját megkerestük, majd ezeket a korábban használt példák helyére </w:t>
       </w:r>
       <w:r>
         <w:rPr>
@@ -7007,97 +5518,7 @@
           <w:sz w:val="24"/>
           <w:szCs w:val="24"/>
         </w:rPr>
-        <w:t xml:space="preserve"> igazodjon. Az </w:t>
-      </w:r>
-      <w:proofErr w:type="spellStart"/>
-      <w:r>
-        <w:rPr>
-          <w:rFonts w:ascii="Times New Roman" w:hAnsi="Times New Roman" w:cs="Times New Roman"/>
-          <w:sz w:val="24"/>
-          <w:szCs w:val="24"/>
-        </w:rPr>
-        <w:t>SpaPage.jsx</w:t>
-      </w:r>
-      <w:proofErr w:type="spellEnd"/>
-      <w:r>
-        <w:rPr>
-          <w:rFonts w:ascii="Times New Roman" w:hAnsi="Times New Roman" w:cs="Times New Roman"/>
-          <w:sz w:val="24"/>
-          <w:szCs w:val="24"/>
-        </w:rPr>
-        <w:t xml:space="preserve"> fájlban átírtuk a hivatkozásokat is, így a menügombok már a </w:t>
-      </w:r>
-      <w:proofErr w:type="spellStart"/>
-      <w:r>
-        <w:rPr>
-          <w:rFonts w:ascii="Times New Roman" w:hAnsi="Times New Roman" w:cs="Times New Roman"/>
-          <w:sz w:val="24"/>
-          <w:szCs w:val="24"/>
-        </w:rPr>
-        <w:t>digital</w:t>
-      </w:r>
-      <w:proofErr w:type="spellEnd"/>
-      <w:r>
-        <w:rPr>
-          <w:rFonts w:ascii="Times New Roman" w:hAnsi="Times New Roman" w:cs="Times New Roman"/>
-          <w:sz w:val="24"/>
-          <w:szCs w:val="24"/>
-        </w:rPr>
-        <w:t xml:space="preserve"> </w:t>
-      </w:r>
-      <w:proofErr w:type="spellStart"/>
-      <w:r>
-        <w:rPr>
-          <w:rFonts w:ascii="Times New Roman" w:hAnsi="Times New Roman" w:cs="Times New Roman"/>
-          <w:sz w:val="24"/>
-          <w:szCs w:val="24"/>
-        </w:rPr>
-        <w:t>clock</w:t>
-      </w:r>
-      <w:proofErr w:type="spellEnd"/>
-      <w:r>
-        <w:rPr>
-          <w:rFonts w:ascii="Times New Roman" w:hAnsi="Times New Roman" w:cs="Times New Roman"/>
-          <w:sz w:val="24"/>
-          <w:szCs w:val="24"/>
-        </w:rPr>
-        <w:t xml:space="preserve"> és a </w:t>
-      </w:r>
-      <w:proofErr w:type="spellStart"/>
-      <w:r>
-        <w:rPr>
-          <w:rFonts w:ascii="Times New Roman" w:hAnsi="Times New Roman" w:cs="Times New Roman"/>
-          <w:sz w:val="24"/>
-          <w:szCs w:val="24"/>
-        </w:rPr>
-        <w:t>date</w:t>
-      </w:r>
-      <w:proofErr w:type="spellEnd"/>
-      <w:r>
-        <w:rPr>
-          <w:rFonts w:ascii="Times New Roman" w:hAnsi="Times New Roman" w:cs="Times New Roman"/>
-          <w:sz w:val="24"/>
-          <w:szCs w:val="24"/>
-        </w:rPr>
-        <w:t xml:space="preserve"> </w:t>
-      </w:r>
-      <w:proofErr w:type="spellStart"/>
-      <w:r>
-        <w:rPr>
-          <w:rFonts w:ascii="Times New Roman" w:hAnsi="Times New Roman" w:cs="Times New Roman"/>
-          <w:sz w:val="24"/>
-          <w:szCs w:val="24"/>
-        </w:rPr>
-        <w:t>counter</w:t>
-      </w:r>
-      <w:proofErr w:type="spellEnd"/>
-      <w:r>
-        <w:rPr>
-          <w:rFonts w:ascii="Times New Roman" w:hAnsi="Times New Roman" w:cs="Times New Roman"/>
-          <w:sz w:val="24"/>
-          <w:szCs w:val="24"/>
-        </w:rPr>
-        <w:t xml:space="preserve"> alkalmazásokat töltötték be. Miután a működés ezzel az új tartalommal is stabillá vált, megkezdtük a végső formázást. A menüválasztó gombokat a saját színpalettánkhoz igazítottuk, középre rendeztük, és ügyeltünk arra, hogy az oldal egészének hangulatát erősítsék. Emellett a </w:t>
+        <w:t xml:space="preserve"> igazodjon. Az SpaPage.jsx fájlban átírtuk a hivatkozásokat is, így a menügombok már a digital clock és a date counter alkalmazásokat töltötték be. Miután a működés ezzel az új tartalommal is stabillá vált, megkezdtük a végső formázást. A menüválasztó gombokat a saját színpalettánkhoz igazítottuk, középre rendeztük, és ügyeltünk arra, hogy az oldal egészének hangulatát erősítsék. Emellett a </w:t>
       </w:r>
       <w:r>
         <w:rPr>
@@ -7121,6 +5542,7 @@
         <w:rPr>
           <w:rFonts w:ascii="Times New Roman" w:hAnsi="Times New Roman" w:cs="Times New Roman"/>
           <w:noProof/>
+          <w:lang w:eastAsia="hu-HU"/>
         </w:rPr>
         <w:drawing>
           <wp:inline distT="0" distB="0" distL="0" distR="0" wp14:anchorId="58F7CEAD" wp14:editId="35C09DBD">
@@ -7303,6 +5725,7 @@
         <w:rPr>
           <w:rFonts w:ascii="Times New Roman" w:hAnsi="Times New Roman" w:cs="Times New Roman"/>
           <w:noProof/>
+          <w:lang w:eastAsia="hu-HU"/>
         </w:rPr>
         <w:drawing>
           <wp:anchor distT="0" distB="0" distL="114300" distR="114300" simplePos="0" relativeHeight="251670528" behindDoc="0" locked="0" layoutInCell="1" allowOverlap="1" wp14:anchorId="2379E02C" wp14:editId="408A0166">
@@ -7372,6 +5795,7 @@
       <w:r>
         <w:rPr>
           <w:noProof/>
+          <w:lang w:eastAsia="hu-HU"/>
         </w:rPr>
         <mc:AlternateContent>
           <mc:Choice Requires="wps">
@@ -7467,23 +5891,7 @@
                                 <w:rFonts w:ascii="Times New Roman" w:hAnsi="Times New Roman" w:cs="Times New Roman"/>
                                 <w:color w:val="auto"/>
                               </w:rPr>
-                              <w:t xml:space="preserve">. ábra VS </w:t>
-                            </w:r>
-                            <w:proofErr w:type="spellStart"/>
-                            <w:r>
-                              <w:rPr>
-                                <w:rFonts w:ascii="Times New Roman" w:hAnsi="Times New Roman" w:cs="Times New Roman"/>
-                                <w:color w:val="auto"/>
-                              </w:rPr>
-                              <w:t>Code</w:t>
-                            </w:r>
-                            <w:proofErr w:type="spellEnd"/>
-                            <w:r>
-                              <w:rPr>
-                                <w:rFonts w:ascii="Times New Roman" w:hAnsi="Times New Roman" w:cs="Times New Roman"/>
-                                <w:color w:val="auto"/>
-                              </w:rPr>
-                              <w:t xml:space="preserve"> bővítmények</w:t>
+                              <w:t>. ábra VS Code bővítmények</w:t>
                             </w:r>
                           </w:p>
                         </w:txbxContent>
@@ -7500,7 +5908,7 @@
               </wp:anchor>
             </w:drawing>
           </mc:Choice>
-          <mc:Fallback>
+          <mc:Fallback xmlns:w16se="http://schemas.microsoft.com/office/word/2015/wordml/symex" xmlns:w16sdtfl="http://schemas.microsoft.com/office/word/2024/wordml/sdtformatlock" xmlns:w16sdtdh="http://schemas.microsoft.com/office/word/2020/wordml/sdtdatahash" xmlns:w16du="http://schemas.microsoft.com/office/word/2023/wordml/word16du" xmlns:w16="http://schemas.microsoft.com/office/word/2018/wordml" xmlns:w16cid="http://schemas.microsoft.com/office/word/2016/wordml/cid" xmlns:w16cex="http://schemas.microsoft.com/office/word/2018/wordml/cex" xmlns:oel="http://schemas.microsoft.com/office/2019/extlst" xmlns:am3d="http://schemas.microsoft.com/office/drawing/2017/model3d" xmlns:aink="http://schemas.microsoft.com/office/drawing/2016/ink" xmlns:cx8="http://schemas.microsoft.com/office/drawing/2016/5/14/chartex" xmlns:cx7="http://schemas.microsoft.com/office/drawing/2016/5/13/chartex" xmlns:cx6="http://schemas.microsoft.com/office/drawing/2016/5/12/chartex" xmlns:cx5="http://schemas.microsoft.com/office/drawing/2016/5/11/chartex" xmlns:cx4="http://schemas.microsoft.com/office/drawing/2016/5/10/chartex" xmlns:cx3="http://schemas.microsoft.com/office/drawing/2016/5/9/chartex" xmlns:cx2="http://schemas.microsoft.com/office/drawing/2015/10/21/chartex" xmlns:cx1="http://schemas.microsoft.com/office/drawing/2015/9/8/chartex" xmlns:cx="http://schemas.microsoft.com/office/drawing/2014/chartex">
             <w:pict>
               <v:shape w14:anchorId="1126EC94" id="_x0000_s1029" type="#_x0000_t202" style="position:absolute;left:0;text-align:left;margin-left:223.15pt;margin-top:150pt;width:228.5pt;height:.05pt;z-index:251672576;visibility:visible;mso-wrap-style:square;mso-wrap-distance-left:9pt;mso-wrap-distance-top:0;mso-wrap-distance-right:9pt;mso-wrap-distance-bottom:0;mso-position-horizontal:absolute;mso-position-horizontal-relative:text;mso-position-vertical:absolute;mso-position-vertical-relative:text;v-text-anchor:top" o:gfxdata="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" stroked="f">
                 <v:textbox style="mso-fit-shape-to-text:t" inset="0,0,0,0">
@@ -7595,97 +6003,7 @@
           <w:sz w:val="24"/>
           <w:szCs w:val="24"/>
         </w:rPr>
-        <w:t xml:space="preserve">A fetchapi.html menüpont már egy jóval összetettebb feladatrész volt, mert itt szerveroldali adatbázis-tárolásra is szükség volt. A fejlesztés során ehhez SQL alapú adatbázist kellett létrehoznunk. Mivel a munkát Visual </w:t>
-      </w:r>
-      <w:proofErr w:type="spellStart"/>
-      <w:r>
-        <w:rPr>
-          <w:rFonts w:ascii="Times New Roman" w:hAnsi="Times New Roman" w:cs="Times New Roman"/>
-          <w:sz w:val="24"/>
-          <w:szCs w:val="24"/>
-        </w:rPr>
-        <w:t>Studio</w:t>
-      </w:r>
-      <w:proofErr w:type="spellEnd"/>
-      <w:r>
-        <w:rPr>
-          <w:rFonts w:ascii="Times New Roman" w:hAnsi="Times New Roman" w:cs="Times New Roman"/>
-          <w:sz w:val="24"/>
-          <w:szCs w:val="24"/>
-        </w:rPr>
-        <w:t xml:space="preserve"> </w:t>
-      </w:r>
-      <w:proofErr w:type="spellStart"/>
-      <w:r>
-        <w:rPr>
-          <w:rFonts w:ascii="Times New Roman" w:hAnsi="Times New Roman" w:cs="Times New Roman"/>
-          <w:sz w:val="24"/>
-          <w:szCs w:val="24"/>
-        </w:rPr>
-        <w:t>Code</w:t>
-      </w:r>
-      <w:proofErr w:type="spellEnd"/>
-      <w:r>
-        <w:rPr>
-          <w:rFonts w:ascii="Times New Roman" w:hAnsi="Times New Roman" w:cs="Times New Roman"/>
-          <w:sz w:val="24"/>
-          <w:szCs w:val="24"/>
-        </w:rPr>
-        <w:t xml:space="preserve"> környezetben végeztük, telepítettünk egy </w:t>
-      </w:r>
-      <w:proofErr w:type="spellStart"/>
-      <w:r>
-        <w:rPr>
-          <w:rFonts w:ascii="Times New Roman" w:hAnsi="Times New Roman" w:cs="Times New Roman"/>
-          <w:sz w:val="24"/>
-          <w:szCs w:val="24"/>
-        </w:rPr>
-        <w:t>SQLite</w:t>
-      </w:r>
-      <w:proofErr w:type="spellEnd"/>
-      <w:r>
-        <w:rPr>
-          <w:rFonts w:ascii="Times New Roman" w:hAnsi="Times New Roman" w:cs="Times New Roman"/>
-          <w:sz w:val="24"/>
-          <w:szCs w:val="24"/>
-        </w:rPr>
-        <w:t xml:space="preserve"> bővítményt, valamint hozzá az </w:t>
-      </w:r>
-      <w:proofErr w:type="spellStart"/>
-      <w:r>
-        <w:rPr>
-          <w:rFonts w:ascii="Times New Roman" w:hAnsi="Times New Roman" w:cs="Times New Roman"/>
-          <w:sz w:val="24"/>
-          <w:szCs w:val="24"/>
-        </w:rPr>
-        <w:t>SQLite</w:t>
-      </w:r>
-      <w:proofErr w:type="spellEnd"/>
-      <w:r>
-        <w:rPr>
-          <w:rFonts w:ascii="Times New Roman" w:hAnsi="Times New Roman" w:cs="Times New Roman"/>
-          <w:sz w:val="24"/>
-          <w:szCs w:val="24"/>
-        </w:rPr>
-        <w:t xml:space="preserve"> </w:t>
-      </w:r>
-      <w:proofErr w:type="spellStart"/>
-      <w:r>
-        <w:rPr>
-          <w:rFonts w:ascii="Times New Roman" w:hAnsi="Times New Roman" w:cs="Times New Roman"/>
-          <w:sz w:val="24"/>
-          <w:szCs w:val="24"/>
-        </w:rPr>
-        <w:t>Viewer</w:t>
-      </w:r>
-      <w:proofErr w:type="spellEnd"/>
-      <w:r>
-        <w:rPr>
-          <w:rFonts w:ascii="Times New Roman" w:hAnsi="Times New Roman" w:cs="Times New Roman"/>
-          <w:sz w:val="24"/>
-          <w:szCs w:val="24"/>
-        </w:rPr>
-        <w:t xml:space="preserve"> kiegészítőt. </w:t>
+        <w:t xml:space="preserve">A fetchapi.html menüpont már egy jóval összetettebb feladatrész volt, mert itt szerveroldali adatbázis-tárolásra is szükség volt. A fejlesztés során ehhez SQL alapú adatbázist kellett létrehoznunk. Mivel a munkát Visual Studio Code környezetben végeztük, telepítettünk egy SQLite bővítményt, valamint hozzá az SQLite Viewer kiegészítőt. </w:t>
       </w:r>
     </w:p>
     <w:p>
@@ -7705,81 +6023,8 @@
           <w:sz w:val="24"/>
           <w:szCs w:val="24"/>
         </w:rPr>
-        <w:t xml:space="preserve">Ez első ránézésre praktikus megoldásnak tűnt, mert a fejlesztési környezeten belül tudtuk kezelni az adatbázist. A gyakorlatban azonban hamar kiderült, hogy ez a megoldás korlátozott. Különösen hiányzott belőle egy egyszerű exportálási lehetőség, amely megkönnyítette volna az adatok átültetését. Emiatt egy online konverterhez fordultunk, amely a </w:t>
-      </w:r>
-      <w:proofErr w:type="spellStart"/>
-      <w:r>
-        <w:rPr>
-          <w:rFonts w:ascii="Times New Roman" w:hAnsi="Times New Roman" w:cs="Times New Roman"/>
-          <w:sz w:val="24"/>
-          <w:szCs w:val="24"/>
-        </w:rPr>
-        <w:t>txt</w:t>
-      </w:r>
-      <w:proofErr w:type="spellEnd"/>
-      <w:r>
-        <w:rPr>
-          <w:rFonts w:ascii="Times New Roman" w:hAnsi="Times New Roman" w:cs="Times New Roman"/>
-          <w:sz w:val="24"/>
-          <w:szCs w:val="24"/>
-        </w:rPr>
-        <w:t xml:space="preserve"> formátumban kapott adatokat .</w:t>
-      </w:r>
-      <w:proofErr w:type="spellStart"/>
-      <w:r>
-        <w:rPr>
-          <w:rFonts w:ascii="Times New Roman" w:hAnsi="Times New Roman" w:cs="Times New Roman"/>
-          <w:sz w:val="24"/>
-          <w:szCs w:val="24"/>
-        </w:rPr>
-        <w:t>sql</w:t>
-      </w:r>
-      <w:proofErr w:type="spellEnd"/>
-      <w:r>
-        <w:rPr>
-          <w:rFonts w:ascii="Times New Roman" w:hAnsi="Times New Roman" w:cs="Times New Roman"/>
-          <w:sz w:val="24"/>
-          <w:szCs w:val="24"/>
-        </w:rPr>
-        <w:t xml:space="preserve"> kiterjesztésű, beimportálható fájlokká alakította. Ez a lépés ugyan segített, de nem volt tökéletes: bizonyos adattípusokat hibásan ismert fel a rendszer. Például az </w:t>
-      </w:r>
-      <w:proofErr w:type="spellStart"/>
-      <w:r>
-        <w:rPr>
-          <w:rFonts w:ascii="Times New Roman" w:hAnsi="Times New Roman" w:cs="Times New Roman"/>
-          <w:sz w:val="24"/>
-          <w:szCs w:val="24"/>
-        </w:rPr>
-        <w:t>Id</w:t>
-      </w:r>
-      <w:proofErr w:type="spellEnd"/>
-      <w:r>
-        <w:rPr>
-          <w:rFonts w:ascii="Times New Roman" w:hAnsi="Times New Roman" w:cs="Times New Roman"/>
-          <w:sz w:val="24"/>
-          <w:szCs w:val="24"/>
-        </w:rPr>
-        <w:t xml:space="preserve"> mezőt </w:t>
-      </w:r>
-      <w:proofErr w:type="spellStart"/>
-      <w:r>
-        <w:rPr>
-          <w:rFonts w:ascii="Times New Roman" w:hAnsi="Times New Roman" w:cs="Times New Roman"/>
-          <w:sz w:val="24"/>
-          <w:szCs w:val="24"/>
-        </w:rPr>
-        <w:t>Double</w:t>
-      </w:r>
-      <w:proofErr w:type="spellEnd"/>
-      <w:r>
-        <w:rPr>
-          <w:rFonts w:ascii="Times New Roman" w:hAnsi="Times New Roman" w:cs="Times New Roman"/>
-          <w:sz w:val="24"/>
-          <w:szCs w:val="24"/>
-        </w:rPr>
-        <w:t xml:space="preserve"> típusként próbálta létrehozni, miközben nekünk Integer típusra volt szükségünk automatikus számozással. Ezt ezért manuálisan javítottuk, hogy a rekordok azonosítása egyszerű és ütközésmentes maradjon. Az adatbázist végül kézzel hoztuk létre a VS </w:t>
-      </w:r>
-      <w:proofErr w:type="spellStart"/>
+        <w:t xml:space="preserve">Ez első ránézésre praktikus megoldásnak tűnt, mert a fejlesztési környezeten belül tudtuk kezelni az adatbázist. A gyakorlatban azonban hamar kiderült, hogy ez a megoldás korlátozott. Különösen hiányzott belőle egy egyszerű exportálási lehetőség, amely megkönnyítette volna az adatok átültetését. Emiatt egy online konverterhez fordultunk, amely a txt formátumban kapott adatokat .sql kiterjesztésű, beimportálható fájlokká alakította. Ez a lépés ugyan segített, de nem volt tökéletes: bizonyos adattípusokat hibásan ismert fel a rendszer. Például az Id mezőt Double típusként próbálta létrehozni, miközben nekünk Integer típusra volt szükségünk automatikus számozással. Ezt ezért manuálisan javítottuk, hogy a rekordok azonosítása egyszerű és ütközésmentes maradjon. Az adatbázist végül kézzel hoztuk létre a VS </w:t>
+      </w:r>
       <w:r>
         <w:rPr>
           <w:rFonts w:ascii="Times New Roman" w:hAnsi="Times New Roman" w:cs="Times New Roman"/>
@@ -7787,114 +6032,15 @@
           <w:szCs w:val="24"/>
         </w:rPr>
         <w:lastRenderedPageBreak/>
-        <w:t>Code</w:t>
-      </w:r>
-      <w:proofErr w:type="spellEnd"/>
-      <w:r>
-        <w:rPr>
-          <w:rFonts w:ascii="Times New Roman" w:hAnsi="Times New Roman" w:cs="Times New Roman"/>
-          <w:sz w:val="24"/>
-          <w:szCs w:val="24"/>
-        </w:rPr>
-        <w:t xml:space="preserve"> környezetében. A backend kialakításánál a tanórai PHP kód szolgált kiindulási alapként, de azt rögtön láttuk, hogy az adatbázis-kapcsolatot kezelő rész nem használható változtatás nélkül. Más megoldás szükséges ugyanis XAMPP és </w:t>
-      </w:r>
-      <w:proofErr w:type="spellStart"/>
-      <w:r>
-        <w:rPr>
-          <w:rFonts w:ascii="Times New Roman" w:hAnsi="Times New Roman" w:cs="Times New Roman"/>
-          <w:sz w:val="24"/>
-          <w:szCs w:val="24"/>
-        </w:rPr>
-        <w:t>MySQL</w:t>
-      </w:r>
-      <w:proofErr w:type="spellEnd"/>
-      <w:r>
-        <w:rPr>
-          <w:rFonts w:ascii="Times New Roman" w:hAnsi="Times New Roman" w:cs="Times New Roman"/>
-          <w:sz w:val="24"/>
-          <w:szCs w:val="24"/>
-        </w:rPr>
-        <w:t xml:space="preserve"> esetén, mint </w:t>
-      </w:r>
-      <w:proofErr w:type="spellStart"/>
-      <w:r>
-        <w:rPr>
-          <w:rFonts w:ascii="Times New Roman" w:hAnsi="Times New Roman" w:cs="Times New Roman"/>
-          <w:sz w:val="24"/>
-          <w:szCs w:val="24"/>
-        </w:rPr>
-        <w:t>SQLite</w:t>
-      </w:r>
-      <w:proofErr w:type="spellEnd"/>
-      <w:r>
-        <w:rPr>
-          <w:rFonts w:ascii="Times New Roman" w:hAnsi="Times New Roman" w:cs="Times New Roman"/>
-          <w:sz w:val="24"/>
-          <w:szCs w:val="24"/>
-        </w:rPr>
-        <w:t xml:space="preserve"> használatakor. Emiatt a </w:t>
-      </w:r>
-      <w:proofErr w:type="spellStart"/>
-      <w:r>
-        <w:rPr>
-          <w:rFonts w:ascii="Times New Roman" w:hAnsi="Times New Roman" w:cs="Times New Roman"/>
-          <w:sz w:val="24"/>
-          <w:szCs w:val="24"/>
-        </w:rPr>
-        <w:t>db.php</w:t>
-      </w:r>
-      <w:proofErr w:type="spellEnd"/>
-      <w:r>
-        <w:rPr>
-          <w:rFonts w:ascii="Times New Roman" w:hAnsi="Times New Roman" w:cs="Times New Roman"/>
-          <w:sz w:val="24"/>
-          <w:szCs w:val="24"/>
-        </w:rPr>
-        <w:t xml:space="preserve"> fájlt saját környezetünkhöz kellett igazítani. Eleinte több kiolvasási probléma is jelentkezett, ezért rövidebb és egyszerűbb kódokkal próbáltuk meghatározni a hiba forrását. Csak akkor tértünk vissza a tanórai, strukturáltabb megoldáshoz, amikor az alapkapcsolat már stabilan működött. Ekkor alakítottuk át a </w:t>
-      </w:r>
-      <w:proofErr w:type="spellStart"/>
-      <w:r>
-        <w:rPr>
-          <w:rFonts w:ascii="Times New Roman" w:hAnsi="Times New Roman" w:cs="Times New Roman"/>
-          <w:sz w:val="24"/>
-          <w:szCs w:val="24"/>
-        </w:rPr>
-        <w:t>read.php</w:t>
-      </w:r>
-      <w:proofErr w:type="spellEnd"/>
-      <w:r>
-        <w:rPr>
-          <w:rFonts w:ascii="Times New Roman" w:hAnsi="Times New Roman" w:cs="Times New Roman"/>
-          <w:sz w:val="24"/>
-          <w:szCs w:val="24"/>
-        </w:rPr>
-        <w:t xml:space="preserve"> fájlt a saját adatbázisunknak megfelelően</w:t>
-      </w:r>
-      <w:r>
-        <w:rPr>
-          <w:rFonts w:ascii="Times New Roman" w:hAnsi="Times New Roman" w:cs="Times New Roman"/>
-          <w:sz w:val="24"/>
-          <w:szCs w:val="24"/>
-        </w:rPr>
-        <w:t xml:space="preserve">, ezt úgy oldottuk meg, hogy a </w:t>
-      </w:r>
-      <w:proofErr w:type="spellStart"/>
-      <w:r>
-        <w:rPr>
-          <w:rFonts w:ascii="Times New Roman" w:hAnsi="Times New Roman" w:cs="Times New Roman"/>
-          <w:sz w:val="24"/>
-          <w:szCs w:val="24"/>
-        </w:rPr>
-        <w:t>read.php</w:t>
-      </w:r>
-      <w:proofErr w:type="spellEnd"/>
-      <w:r>
-        <w:rPr>
-          <w:rFonts w:ascii="Times New Roman" w:hAnsi="Times New Roman" w:cs="Times New Roman"/>
-          <w:sz w:val="24"/>
-          <w:szCs w:val="24"/>
-        </w:rPr>
-        <w:t xml:space="preserve"> fájlhoz az alábbi módosításokat adtuk hozzá, hogy engedélyezzük a hozzáférést:</w:t>
+        <w:t>Code környezetében. A backend kialakításánál a tanórai PHP kód szolgált kiindulási alapként, de azt rögtön láttuk, hogy az adatbázis-kapcsolatot kezelő rész nem használható változtatás nélkül. Más megoldás szükséges ugyanis XAMPP és MySQL esetén, mint SQLite használatakor. Emiatt a db.php fájlt saját környezetünkhöz kellett igazítani. Eleinte több kiolvasási probléma is jelentkezett, ezért rövidebb és egyszerűbb kódokkal próbáltuk meghatározni a hiba forrását. Csak akkor tértünk vissza a tanórai, strukturáltabb megoldáshoz, amikor az alapkapcsolat már stabilan működött. Ekkor alakítottuk át a read.php fájlt a saját adatbázisunknak megfelelően</w:t>
+      </w:r>
+      <w:r>
+        <w:rPr>
+          <w:rFonts w:ascii="Times New Roman" w:hAnsi="Times New Roman" w:cs="Times New Roman"/>
+          <w:sz w:val="24"/>
+          <w:szCs w:val="24"/>
+        </w:rPr>
+        <w:t>, ezt úgy oldottuk meg, hogy a read.php fájlhoz az alábbi módosításokat adtuk hozzá, hogy engedélyezzük a hozzáférést:</w:t>
       </w:r>
     </w:p>
     <w:p>
@@ -7912,87 +6058,13 @@
           <w:szCs w:val="24"/>
         </w:rPr>
       </w:pPr>
-      <w:proofErr w:type="spellStart"/>
-      <w:proofErr w:type="gramStart"/>
-      <w:r>
-        <w:rPr>
-          <w:rFonts w:ascii="Times New Roman" w:hAnsi="Times New Roman" w:cs="Times New Roman"/>
-          <w:sz w:val="24"/>
-          <w:szCs w:val="24"/>
-        </w:rPr>
-        <w:t>header</w:t>
-      </w:r>
-      <w:proofErr w:type="spellEnd"/>
-      <w:r>
-        <w:rPr>
-          <w:rFonts w:ascii="Times New Roman" w:hAnsi="Times New Roman" w:cs="Times New Roman"/>
-          <w:sz w:val="24"/>
-          <w:szCs w:val="24"/>
-        </w:rPr>
-        <w:t>(</w:t>
-      </w:r>
-      <w:proofErr w:type="gramEnd"/>
-      <w:r>
-        <w:rPr>
-          <w:rFonts w:ascii="Times New Roman" w:hAnsi="Times New Roman" w:cs="Times New Roman"/>
-          <w:sz w:val="24"/>
-          <w:szCs w:val="24"/>
-        </w:rPr>
-        <w:t>"</w:t>
-      </w:r>
-      <w:proofErr w:type="spellStart"/>
-      <w:r>
-        <w:rPr>
-          <w:rFonts w:ascii="Times New Roman" w:hAnsi="Times New Roman" w:cs="Times New Roman"/>
-          <w:sz w:val="24"/>
-          <w:szCs w:val="24"/>
-        </w:rPr>
-        <w:t>Content-Type</w:t>
-      </w:r>
-      <w:proofErr w:type="spellEnd"/>
-      <w:r>
-        <w:rPr>
-          <w:rFonts w:ascii="Times New Roman" w:hAnsi="Times New Roman" w:cs="Times New Roman"/>
-          <w:sz w:val="24"/>
-          <w:szCs w:val="24"/>
-        </w:rPr>
-        <w:t xml:space="preserve">: </w:t>
-      </w:r>
-      <w:proofErr w:type="spellStart"/>
-      <w:r>
-        <w:rPr>
-          <w:rFonts w:ascii="Times New Roman" w:hAnsi="Times New Roman" w:cs="Times New Roman"/>
-          <w:sz w:val="24"/>
-          <w:szCs w:val="24"/>
-        </w:rPr>
-        <w:t>application</w:t>
-      </w:r>
-      <w:proofErr w:type="spellEnd"/>
-      <w:r>
-        <w:rPr>
-          <w:rFonts w:ascii="Times New Roman" w:hAnsi="Times New Roman" w:cs="Times New Roman"/>
-          <w:sz w:val="24"/>
-          <w:szCs w:val="24"/>
-        </w:rPr>
-        <w:t>/</w:t>
-      </w:r>
-      <w:proofErr w:type="spellStart"/>
-      <w:r>
-        <w:rPr>
-          <w:rFonts w:ascii="Times New Roman" w:hAnsi="Times New Roman" w:cs="Times New Roman"/>
-          <w:sz w:val="24"/>
-          <w:szCs w:val="24"/>
-        </w:rPr>
-        <w:t>json</w:t>
-      </w:r>
-      <w:proofErr w:type="spellEnd"/>
-      <w:r>
-        <w:rPr>
-          <w:rFonts w:ascii="Times New Roman" w:hAnsi="Times New Roman" w:cs="Times New Roman"/>
-          <w:sz w:val="24"/>
-          <w:szCs w:val="24"/>
-        </w:rPr>
-        <w:t xml:space="preserve">"); </w:t>
+      <w:r>
+        <w:rPr>
+          <w:rFonts w:ascii="Times New Roman" w:hAnsi="Times New Roman" w:cs="Times New Roman"/>
+          <w:sz w:val="24"/>
+          <w:szCs w:val="24"/>
+        </w:rPr>
+        <w:t xml:space="preserve">header("Content-Type: application/json"); </w:t>
       </w:r>
     </w:p>
     <w:p>
@@ -8010,69 +6082,13 @@
           <w:szCs w:val="24"/>
         </w:rPr>
       </w:pPr>
-      <w:proofErr w:type="spellStart"/>
-      <w:proofErr w:type="gramStart"/>
-      <w:r>
-        <w:rPr>
-          <w:rFonts w:ascii="Times New Roman" w:hAnsi="Times New Roman" w:cs="Times New Roman"/>
-          <w:sz w:val="24"/>
-          <w:szCs w:val="24"/>
-        </w:rPr>
-        <w:t>header</w:t>
-      </w:r>
-      <w:proofErr w:type="spellEnd"/>
-      <w:r>
-        <w:rPr>
-          <w:rFonts w:ascii="Times New Roman" w:hAnsi="Times New Roman" w:cs="Times New Roman"/>
-          <w:sz w:val="24"/>
-          <w:szCs w:val="24"/>
-        </w:rPr>
-        <w:t>(</w:t>
-      </w:r>
-      <w:proofErr w:type="gramEnd"/>
-      <w:r>
-        <w:rPr>
-          <w:rFonts w:ascii="Times New Roman" w:hAnsi="Times New Roman" w:cs="Times New Roman"/>
-          <w:sz w:val="24"/>
-          <w:szCs w:val="24"/>
-        </w:rPr>
-        <w:t>"Access-</w:t>
-      </w:r>
-      <w:proofErr w:type="spellStart"/>
-      <w:r>
-        <w:rPr>
-          <w:rFonts w:ascii="Times New Roman" w:hAnsi="Times New Roman" w:cs="Times New Roman"/>
-          <w:sz w:val="24"/>
-          <w:szCs w:val="24"/>
-        </w:rPr>
-        <w:t>Control</w:t>
-      </w:r>
-      <w:proofErr w:type="spellEnd"/>
-      <w:r>
-        <w:rPr>
-          <w:rFonts w:ascii="Times New Roman" w:hAnsi="Times New Roman" w:cs="Times New Roman"/>
-          <w:sz w:val="24"/>
-          <w:szCs w:val="24"/>
-        </w:rPr>
-        <w:t>-</w:t>
-      </w:r>
-      <w:proofErr w:type="spellStart"/>
-      <w:r>
-        <w:rPr>
-          <w:rFonts w:ascii="Times New Roman" w:hAnsi="Times New Roman" w:cs="Times New Roman"/>
-          <w:sz w:val="24"/>
-          <w:szCs w:val="24"/>
-        </w:rPr>
-        <w:t>Allow-Origin</w:t>
-      </w:r>
-      <w:proofErr w:type="spellEnd"/>
-      <w:r>
-        <w:rPr>
-          <w:rFonts w:ascii="Times New Roman" w:hAnsi="Times New Roman" w:cs="Times New Roman"/>
-          <w:sz w:val="24"/>
-          <w:szCs w:val="24"/>
-        </w:rPr>
-        <w:t>: *");</w:t>
+      <w:r>
+        <w:rPr>
+          <w:rFonts w:ascii="Times New Roman" w:hAnsi="Times New Roman" w:cs="Times New Roman"/>
+          <w:sz w:val="24"/>
+          <w:szCs w:val="24"/>
+        </w:rPr>
+        <w:t>header("Access-Control-Allow-Origin: *");</w:t>
       </w:r>
     </w:p>
     <w:p>
@@ -8090,69 +6106,13 @@
           <w:szCs w:val="24"/>
         </w:rPr>
       </w:pPr>
-      <w:proofErr w:type="spellStart"/>
-      <w:proofErr w:type="gramStart"/>
-      <w:r>
-        <w:rPr>
-          <w:rFonts w:ascii="Times New Roman" w:hAnsi="Times New Roman" w:cs="Times New Roman"/>
-          <w:sz w:val="24"/>
-          <w:szCs w:val="24"/>
-        </w:rPr>
-        <w:t>header</w:t>
-      </w:r>
-      <w:proofErr w:type="spellEnd"/>
-      <w:r>
-        <w:rPr>
-          <w:rFonts w:ascii="Times New Roman" w:hAnsi="Times New Roman" w:cs="Times New Roman"/>
-          <w:sz w:val="24"/>
-          <w:szCs w:val="24"/>
-        </w:rPr>
-        <w:t>(</w:t>
-      </w:r>
-      <w:proofErr w:type="gramEnd"/>
-      <w:r>
-        <w:rPr>
-          <w:rFonts w:ascii="Times New Roman" w:hAnsi="Times New Roman" w:cs="Times New Roman"/>
-          <w:sz w:val="24"/>
-          <w:szCs w:val="24"/>
-        </w:rPr>
-        <w:t>"Access-</w:t>
-      </w:r>
-      <w:proofErr w:type="spellStart"/>
-      <w:r>
-        <w:rPr>
-          <w:rFonts w:ascii="Times New Roman" w:hAnsi="Times New Roman" w:cs="Times New Roman"/>
-          <w:sz w:val="24"/>
-          <w:szCs w:val="24"/>
-        </w:rPr>
-        <w:t>Control</w:t>
-      </w:r>
-      <w:proofErr w:type="spellEnd"/>
-      <w:r>
-        <w:rPr>
-          <w:rFonts w:ascii="Times New Roman" w:hAnsi="Times New Roman" w:cs="Times New Roman"/>
-          <w:sz w:val="24"/>
-          <w:szCs w:val="24"/>
-        </w:rPr>
-        <w:t>-</w:t>
-      </w:r>
-      <w:proofErr w:type="spellStart"/>
-      <w:r>
-        <w:rPr>
-          <w:rFonts w:ascii="Times New Roman" w:hAnsi="Times New Roman" w:cs="Times New Roman"/>
-          <w:sz w:val="24"/>
-          <w:szCs w:val="24"/>
-        </w:rPr>
-        <w:t>Allow-Methods</w:t>
-      </w:r>
-      <w:proofErr w:type="spellEnd"/>
-      <w:r>
-        <w:rPr>
-          <w:rFonts w:ascii="Times New Roman" w:hAnsi="Times New Roman" w:cs="Times New Roman"/>
-          <w:sz w:val="24"/>
-          <w:szCs w:val="24"/>
-        </w:rPr>
-        <w:t>: GET, POST, PUT, DELETE, OPTIONS");</w:t>
+      <w:r>
+        <w:rPr>
+          <w:rFonts w:ascii="Times New Roman" w:hAnsi="Times New Roman" w:cs="Times New Roman"/>
+          <w:sz w:val="24"/>
+          <w:szCs w:val="24"/>
+        </w:rPr>
+        <w:t>header("Access-Control-Allow-Methods: GET, POST, PUT, DELETE, OPTIONS");</w:t>
       </w:r>
     </w:p>
     <w:p>
@@ -8170,87 +6130,13 @@
           <w:szCs w:val="24"/>
         </w:rPr>
       </w:pPr>
-      <w:proofErr w:type="spellStart"/>
-      <w:proofErr w:type="gramStart"/>
-      <w:r>
-        <w:rPr>
-          <w:rFonts w:ascii="Times New Roman" w:hAnsi="Times New Roman" w:cs="Times New Roman"/>
-          <w:sz w:val="24"/>
-          <w:szCs w:val="24"/>
-        </w:rPr>
-        <w:t>header</w:t>
-      </w:r>
-      <w:proofErr w:type="spellEnd"/>
-      <w:r>
-        <w:rPr>
-          <w:rFonts w:ascii="Times New Roman" w:hAnsi="Times New Roman" w:cs="Times New Roman"/>
-          <w:sz w:val="24"/>
-          <w:szCs w:val="24"/>
-        </w:rPr>
-        <w:t>(</w:t>
-      </w:r>
-      <w:proofErr w:type="gramEnd"/>
-      <w:r>
-        <w:rPr>
-          <w:rFonts w:ascii="Times New Roman" w:hAnsi="Times New Roman" w:cs="Times New Roman"/>
-          <w:sz w:val="24"/>
-          <w:szCs w:val="24"/>
-        </w:rPr>
-        <w:t>"Access-</w:t>
-      </w:r>
-      <w:proofErr w:type="spellStart"/>
-      <w:r>
-        <w:rPr>
-          <w:rFonts w:ascii="Times New Roman" w:hAnsi="Times New Roman" w:cs="Times New Roman"/>
-          <w:sz w:val="24"/>
-          <w:szCs w:val="24"/>
-        </w:rPr>
-        <w:t>Control</w:t>
-      </w:r>
-      <w:proofErr w:type="spellEnd"/>
-      <w:r>
-        <w:rPr>
-          <w:rFonts w:ascii="Times New Roman" w:hAnsi="Times New Roman" w:cs="Times New Roman"/>
-          <w:sz w:val="24"/>
-          <w:szCs w:val="24"/>
-        </w:rPr>
-        <w:t>-</w:t>
-      </w:r>
-      <w:proofErr w:type="spellStart"/>
-      <w:r>
-        <w:rPr>
-          <w:rFonts w:ascii="Times New Roman" w:hAnsi="Times New Roman" w:cs="Times New Roman"/>
-          <w:sz w:val="24"/>
-          <w:szCs w:val="24"/>
-        </w:rPr>
-        <w:t>Allow-Headers</w:t>
-      </w:r>
-      <w:proofErr w:type="spellEnd"/>
-      <w:r>
-        <w:rPr>
-          <w:rFonts w:ascii="Times New Roman" w:hAnsi="Times New Roman" w:cs="Times New Roman"/>
-          <w:sz w:val="24"/>
-          <w:szCs w:val="24"/>
-        </w:rPr>
-        <w:t xml:space="preserve">: </w:t>
-      </w:r>
-      <w:proofErr w:type="spellStart"/>
-      <w:r>
-        <w:rPr>
-          <w:rFonts w:ascii="Times New Roman" w:hAnsi="Times New Roman" w:cs="Times New Roman"/>
-          <w:sz w:val="24"/>
-          <w:szCs w:val="24"/>
-        </w:rPr>
-        <w:t>Content-Type</w:t>
-      </w:r>
-      <w:proofErr w:type="spellEnd"/>
-      <w:r>
-        <w:rPr>
-          <w:rFonts w:ascii="Times New Roman" w:hAnsi="Times New Roman" w:cs="Times New Roman"/>
-          <w:sz w:val="24"/>
-          <w:szCs w:val="24"/>
-        </w:rPr>
-        <w:t>");</w:t>
+      <w:r>
+        <w:rPr>
+          <w:rFonts w:ascii="Times New Roman" w:hAnsi="Times New Roman" w:cs="Times New Roman"/>
+          <w:sz w:val="24"/>
+          <w:szCs w:val="24"/>
+        </w:rPr>
+        <w:t>header("Access-Control-Allow-Headers: Content-Type");</w:t>
       </w:r>
     </w:p>
     <w:p>
@@ -8270,61 +6156,7 @@
           <w:sz w:val="24"/>
           <w:szCs w:val="24"/>
         </w:rPr>
-        <w:t xml:space="preserve">Hasonló logikával építettük fel a kliensoldali JavaScript részt is a fetchapi_js.js fájlban. A HTML oldalt a már meglévő, közös stílusok felhasználásával formáztuk, így a </w:t>
-      </w:r>
-      <w:proofErr w:type="spellStart"/>
-      <w:r>
-        <w:rPr>
-          <w:rFonts w:ascii="Times New Roman" w:hAnsi="Times New Roman" w:cs="Times New Roman"/>
-          <w:sz w:val="24"/>
-          <w:szCs w:val="24"/>
-        </w:rPr>
-        <w:t>Fetch</w:t>
-      </w:r>
-      <w:proofErr w:type="spellEnd"/>
-      <w:r>
-        <w:rPr>
-          <w:rFonts w:ascii="Times New Roman" w:hAnsi="Times New Roman" w:cs="Times New Roman"/>
-          <w:sz w:val="24"/>
-          <w:szCs w:val="24"/>
-        </w:rPr>
-        <w:t xml:space="preserve"> API menüpont is vizuálisan egységes maradt. Ez a weboldalrész a localhost:8000-es </w:t>
-      </w:r>
-      <w:proofErr w:type="spellStart"/>
-      <w:r>
-        <w:rPr>
-          <w:rFonts w:ascii="Times New Roman" w:hAnsi="Times New Roman" w:cs="Times New Roman"/>
-          <w:sz w:val="24"/>
-          <w:szCs w:val="24"/>
-        </w:rPr>
-        <w:t>porton</w:t>
-      </w:r>
-      <w:proofErr w:type="spellEnd"/>
-      <w:r>
-        <w:rPr>
-          <w:rFonts w:ascii="Times New Roman" w:hAnsi="Times New Roman" w:cs="Times New Roman"/>
-          <w:sz w:val="24"/>
-          <w:szCs w:val="24"/>
-        </w:rPr>
-        <w:t xml:space="preserve"> futott, ami később az </w:t>
-      </w:r>
-      <w:proofErr w:type="spellStart"/>
-      <w:r>
-        <w:rPr>
-          <w:rFonts w:ascii="Times New Roman" w:hAnsi="Times New Roman" w:cs="Times New Roman"/>
-          <w:sz w:val="24"/>
-          <w:szCs w:val="24"/>
-        </w:rPr>
-        <w:t>Axios</w:t>
-      </w:r>
-      <w:proofErr w:type="spellEnd"/>
-      <w:r>
-        <w:rPr>
-          <w:rFonts w:ascii="Times New Roman" w:hAnsi="Times New Roman" w:cs="Times New Roman"/>
-          <w:sz w:val="24"/>
-          <w:szCs w:val="24"/>
-        </w:rPr>
-        <w:t xml:space="preserve"> menünél is fontos szerepet kapott.</w:t>
+        <w:t>Hasonló logikával építettük fel a kliensoldali JavaScript részt is a fetchapi_js.js fájlban. A HTML oldalt a már meglévő, közös stílusok felhasználásával formáztuk, így a Fetch API menüpont is vizuálisan egységes maradt. Ez a weboldalrész a localhost:8000-es porton futott, ami később az Axios menünél is fontos szerepet kapott.</w:t>
       </w:r>
     </w:p>
     <w:p>
@@ -8408,223 +6240,7 @@
           <w:sz w:val="24"/>
           <w:szCs w:val="24"/>
         </w:rPr>
-        <w:t xml:space="preserve">Az axios.html menüpontnál abból az előnyből indulhattunk ki, hogy az adatbázis-kezelés alapjai ekkorra már nagyrészt elkészültek. Ugyanakkor ez a rész még így is számos új kihívást hozott, mivel itt </w:t>
-      </w:r>
-      <w:proofErr w:type="spellStart"/>
-      <w:r>
-        <w:rPr>
-          <w:rFonts w:ascii="Times New Roman" w:hAnsi="Times New Roman" w:cs="Times New Roman"/>
-          <w:sz w:val="24"/>
-          <w:szCs w:val="24"/>
-        </w:rPr>
-        <w:t>React</w:t>
-      </w:r>
-      <w:proofErr w:type="spellEnd"/>
-      <w:r>
-        <w:rPr>
-          <w:rFonts w:ascii="Times New Roman" w:hAnsi="Times New Roman" w:cs="Times New Roman"/>
-          <w:sz w:val="24"/>
-          <w:szCs w:val="24"/>
-        </w:rPr>
-        <w:t xml:space="preserve"> környezetben kellett </w:t>
-      </w:r>
-      <w:proofErr w:type="spellStart"/>
-      <w:r>
-        <w:rPr>
-          <w:rFonts w:ascii="Times New Roman" w:hAnsi="Times New Roman" w:cs="Times New Roman"/>
-          <w:sz w:val="24"/>
-          <w:szCs w:val="24"/>
-        </w:rPr>
-        <w:t>Axios</w:t>
-      </w:r>
-      <w:proofErr w:type="spellEnd"/>
-      <w:r>
-        <w:rPr>
-          <w:rFonts w:ascii="Times New Roman" w:hAnsi="Times New Roman" w:cs="Times New Roman"/>
-          <w:sz w:val="24"/>
-          <w:szCs w:val="24"/>
-        </w:rPr>
-        <w:t xml:space="preserve"> segítségével megvalósítani a szerveroldali adatkezelést. A fejlesztés első technikai lépése az </w:t>
-      </w:r>
-      <w:proofErr w:type="spellStart"/>
-      <w:r>
-        <w:rPr>
-          <w:rFonts w:ascii="Times New Roman" w:hAnsi="Times New Roman" w:cs="Times New Roman"/>
-          <w:sz w:val="24"/>
-          <w:szCs w:val="24"/>
-        </w:rPr>
-        <w:t>Axios</w:t>
-      </w:r>
-      <w:proofErr w:type="spellEnd"/>
-      <w:r>
-        <w:rPr>
-          <w:rFonts w:ascii="Times New Roman" w:hAnsi="Times New Roman" w:cs="Times New Roman"/>
-          <w:sz w:val="24"/>
-          <w:szCs w:val="24"/>
-        </w:rPr>
-        <w:t xml:space="preserve"> telepítése volt, amelyet a VS </w:t>
-      </w:r>
-      <w:proofErr w:type="spellStart"/>
-      <w:r>
-        <w:rPr>
-          <w:rFonts w:ascii="Times New Roman" w:hAnsi="Times New Roman" w:cs="Times New Roman"/>
-          <w:sz w:val="24"/>
-          <w:szCs w:val="24"/>
-        </w:rPr>
-        <w:t>Code</w:t>
-      </w:r>
-      <w:proofErr w:type="spellEnd"/>
-      <w:r>
-        <w:rPr>
-          <w:rFonts w:ascii="Times New Roman" w:hAnsi="Times New Roman" w:cs="Times New Roman"/>
-          <w:sz w:val="24"/>
-          <w:szCs w:val="24"/>
-        </w:rPr>
-        <w:t xml:space="preserve"> termináljában az </w:t>
-      </w:r>
-      <w:proofErr w:type="spellStart"/>
-      <w:r>
-        <w:rPr>
-          <w:rFonts w:ascii="Times New Roman" w:hAnsi="Times New Roman" w:cs="Times New Roman"/>
-          <w:sz w:val="24"/>
-          <w:szCs w:val="24"/>
-        </w:rPr>
-        <w:t>npm</w:t>
-      </w:r>
-      <w:proofErr w:type="spellEnd"/>
-      <w:r>
-        <w:rPr>
-          <w:rFonts w:ascii="Times New Roman" w:hAnsi="Times New Roman" w:cs="Times New Roman"/>
-          <w:sz w:val="24"/>
-          <w:szCs w:val="24"/>
-        </w:rPr>
-        <w:t xml:space="preserve"> </w:t>
-      </w:r>
-      <w:proofErr w:type="spellStart"/>
-      <w:r>
-        <w:rPr>
-          <w:rFonts w:ascii="Times New Roman" w:hAnsi="Times New Roman" w:cs="Times New Roman"/>
-          <w:sz w:val="24"/>
-          <w:szCs w:val="24"/>
-        </w:rPr>
-        <w:t>install</w:t>
-      </w:r>
-      <w:proofErr w:type="spellEnd"/>
-      <w:r>
-        <w:rPr>
-          <w:rFonts w:ascii="Times New Roman" w:hAnsi="Times New Roman" w:cs="Times New Roman"/>
-          <w:sz w:val="24"/>
-          <w:szCs w:val="24"/>
-        </w:rPr>
-        <w:t xml:space="preserve"> </w:t>
-      </w:r>
-      <w:proofErr w:type="spellStart"/>
-      <w:r>
-        <w:rPr>
-          <w:rFonts w:ascii="Times New Roman" w:hAnsi="Times New Roman" w:cs="Times New Roman"/>
-          <w:sz w:val="24"/>
-          <w:szCs w:val="24"/>
-        </w:rPr>
-        <w:t>axios</w:t>
-      </w:r>
-      <w:proofErr w:type="spellEnd"/>
-      <w:r>
-        <w:rPr>
-          <w:rFonts w:ascii="Times New Roman" w:hAnsi="Times New Roman" w:cs="Times New Roman"/>
-          <w:sz w:val="24"/>
-          <w:szCs w:val="24"/>
-        </w:rPr>
-        <w:t xml:space="preserve"> paranccsal végeztünk el. Az alkalmazás megírásánál ismét a tanórai mintakódot vettük alapul, de ezt jelentősen testre kellett szabni. A legnagyobb kihívást az jelentette, hogy a backend és a frontend külön </w:t>
-      </w:r>
-      <w:proofErr w:type="spellStart"/>
-      <w:r>
-        <w:rPr>
-          <w:rFonts w:ascii="Times New Roman" w:hAnsi="Times New Roman" w:cs="Times New Roman"/>
-          <w:sz w:val="24"/>
-          <w:szCs w:val="24"/>
-        </w:rPr>
-        <w:t>porton</w:t>
-      </w:r>
-      <w:proofErr w:type="spellEnd"/>
-      <w:r>
-        <w:rPr>
-          <w:rFonts w:ascii="Times New Roman" w:hAnsi="Times New Roman" w:cs="Times New Roman"/>
-          <w:sz w:val="24"/>
-          <w:szCs w:val="24"/>
-        </w:rPr>
-        <w:t xml:space="preserve"> futott. A saját fejlesztői gépen a localhost:8000 </w:t>
-      </w:r>
-      <w:proofErr w:type="spellStart"/>
-      <w:r>
-        <w:rPr>
-          <w:rFonts w:ascii="Times New Roman" w:hAnsi="Times New Roman" w:cs="Times New Roman"/>
-          <w:sz w:val="24"/>
-          <w:szCs w:val="24"/>
-        </w:rPr>
-        <w:t>porton</w:t>
-      </w:r>
-      <w:proofErr w:type="spellEnd"/>
-      <w:r>
-        <w:rPr>
-          <w:rFonts w:ascii="Times New Roman" w:hAnsi="Times New Roman" w:cs="Times New Roman"/>
-          <w:sz w:val="24"/>
-          <w:szCs w:val="24"/>
-        </w:rPr>
-        <w:t xml:space="preserve"> működött a PHP-s, adatbázisra épülő rész, míg a </w:t>
-      </w:r>
-      <w:proofErr w:type="spellStart"/>
-      <w:r>
-        <w:rPr>
-          <w:rFonts w:ascii="Times New Roman" w:hAnsi="Times New Roman" w:cs="Times New Roman"/>
-          <w:sz w:val="24"/>
-          <w:szCs w:val="24"/>
-        </w:rPr>
-        <w:t>Reactet</w:t>
-      </w:r>
-      <w:proofErr w:type="spellEnd"/>
-      <w:r>
-        <w:rPr>
-          <w:rFonts w:ascii="Times New Roman" w:hAnsi="Times New Roman" w:cs="Times New Roman"/>
-          <w:sz w:val="24"/>
-          <w:szCs w:val="24"/>
-        </w:rPr>
-        <w:t xml:space="preserve"> futtató </w:t>
-      </w:r>
-      <w:proofErr w:type="spellStart"/>
-      <w:r>
-        <w:rPr>
-          <w:rFonts w:ascii="Times New Roman" w:hAnsi="Times New Roman" w:cs="Times New Roman"/>
-          <w:sz w:val="24"/>
-          <w:szCs w:val="24"/>
-        </w:rPr>
-        <w:t>npm</w:t>
-      </w:r>
-      <w:proofErr w:type="spellEnd"/>
-      <w:r>
-        <w:rPr>
-          <w:rFonts w:ascii="Times New Roman" w:hAnsi="Times New Roman" w:cs="Times New Roman"/>
-          <w:sz w:val="24"/>
-          <w:szCs w:val="24"/>
-        </w:rPr>
-        <w:t xml:space="preserve"> fejlesztői kiszolgáló a localhost:5173 </w:t>
-      </w:r>
-      <w:proofErr w:type="spellStart"/>
-      <w:r>
-        <w:rPr>
-          <w:rFonts w:ascii="Times New Roman" w:hAnsi="Times New Roman" w:cs="Times New Roman"/>
-          <w:sz w:val="24"/>
-          <w:szCs w:val="24"/>
-        </w:rPr>
-        <w:t>portot</w:t>
-      </w:r>
-      <w:proofErr w:type="spellEnd"/>
-      <w:r>
-        <w:rPr>
-          <w:rFonts w:ascii="Times New Roman" w:hAnsi="Times New Roman" w:cs="Times New Roman"/>
-          <w:sz w:val="24"/>
-          <w:szCs w:val="24"/>
-        </w:rPr>
-        <w:t xml:space="preserve"> használta. Kezdetben nem fordítottunk erre elegendő figyelmet, ezért nehezen volt átlátható, miért nem kommunikál megfelelően egymással a két rendszer. Ebből adódóan előfordult, hogy vagy az adatbázis </w:t>
+        <w:t xml:space="preserve">Az axios.html menüpontnál abból az előnyből indulhattunk ki, hogy az adatbázis-kezelés alapjai ekkorra már nagyrészt elkészültek. Ugyanakkor ez a rész még így is számos új kihívást hozott, mivel itt React környezetben kellett Axios segítségével megvalósítani a szerveroldali adatkezelést. A fejlesztés első technikai lépése az Axios telepítése volt, amelyet a VS Code termináljában az npm install axios paranccsal végeztünk el. Az alkalmazás megírásánál ismét a tanórai mintakódot vettük alapul, de ezt jelentősen testre kellett szabni. A legnagyobb kihívást az jelentette, hogy a backend és a frontend külön porton futott. A saját fejlesztői gépen a localhost:8000 porton működött a PHP-s, adatbázisra épülő rész, míg a Reactet futtató npm fejlesztői kiszolgáló a localhost:5173 portot használta. Kezdetben nem fordítottunk erre elegendő figyelmet, ezért nehezen volt átlátható, miért nem kommunikál megfelelően egymással a két rendszer. Ebből adódóan előfordult, hogy vagy az adatbázis </w:t>
       </w:r>
       <w:r>
         <w:rPr>
@@ -8633,151 +6249,7 @@
           <w:szCs w:val="24"/>
         </w:rPr>
         <w:lastRenderedPageBreak/>
-        <w:t xml:space="preserve">elérése nem működött, vagy a </w:t>
-      </w:r>
-      <w:proofErr w:type="spellStart"/>
-      <w:r>
-        <w:rPr>
-          <w:rFonts w:ascii="Times New Roman" w:hAnsi="Times New Roman" w:cs="Times New Roman"/>
-          <w:sz w:val="24"/>
-          <w:szCs w:val="24"/>
-        </w:rPr>
-        <w:t>React</w:t>
-      </w:r>
-      <w:proofErr w:type="spellEnd"/>
-      <w:r>
-        <w:rPr>
-          <w:rFonts w:ascii="Times New Roman" w:hAnsi="Times New Roman" w:cs="Times New Roman"/>
-          <w:sz w:val="24"/>
-          <w:szCs w:val="24"/>
-        </w:rPr>
-        <w:t xml:space="preserve"> alkalmazás nem reagált a várt módon. A probléma megoldásához a </w:t>
-      </w:r>
-      <w:proofErr w:type="spellStart"/>
-      <w:r>
-        <w:rPr>
-          <w:rFonts w:ascii="Times New Roman" w:hAnsi="Times New Roman" w:cs="Times New Roman"/>
-          <w:sz w:val="24"/>
-          <w:szCs w:val="24"/>
-        </w:rPr>
-        <w:t>read.php</w:t>
-      </w:r>
-      <w:proofErr w:type="spellEnd"/>
-      <w:r>
-        <w:rPr>
-          <w:rFonts w:ascii="Times New Roman" w:hAnsi="Times New Roman" w:cs="Times New Roman"/>
-          <w:sz w:val="24"/>
-          <w:szCs w:val="24"/>
-        </w:rPr>
-        <w:t xml:space="preserve"> fájlba CORS-engedélyező fejlécsorokat illesztettünk be. Ennek részeként beállítottuk a </w:t>
-      </w:r>
-      <w:proofErr w:type="spellStart"/>
-      <w:r>
-        <w:rPr>
-          <w:rFonts w:ascii="Times New Roman" w:hAnsi="Times New Roman" w:cs="Times New Roman"/>
-          <w:sz w:val="24"/>
-          <w:szCs w:val="24"/>
-        </w:rPr>
-        <w:t>Content-Type</w:t>
-      </w:r>
-      <w:proofErr w:type="spellEnd"/>
-      <w:r>
-        <w:rPr>
-          <w:rFonts w:ascii="Times New Roman" w:hAnsi="Times New Roman" w:cs="Times New Roman"/>
-          <w:sz w:val="24"/>
-          <w:szCs w:val="24"/>
-        </w:rPr>
-        <w:t xml:space="preserve"> értéket, engedélyeztük a külső eredetű hozzáférést, valamint megadtuk az engedélyezett metódusokat és fejlécmezőket is. Ezzel a szerver képes lett fogadni a különböző </w:t>
-      </w:r>
-      <w:proofErr w:type="spellStart"/>
-      <w:r>
-        <w:rPr>
-          <w:rFonts w:ascii="Times New Roman" w:hAnsi="Times New Roman" w:cs="Times New Roman"/>
-          <w:sz w:val="24"/>
-          <w:szCs w:val="24"/>
-        </w:rPr>
-        <w:t>portra</w:t>
-      </w:r>
-      <w:proofErr w:type="spellEnd"/>
-      <w:r>
-        <w:rPr>
-          <w:rFonts w:ascii="Times New Roman" w:hAnsi="Times New Roman" w:cs="Times New Roman"/>
-          <w:sz w:val="24"/>
-          <w:szCs w:val="24"/>
-        </w:rPr>
-        <w:t xml:space="preserve"> érkező kéréseket. Emellett az </w:t>
-      </w:r>
-      <w:proofErr w:type="spellStart"/>
-      <w:r>
-        <w:rPr>
-          <w:rFonts w:ascii="Times New Roman" w:hAnsi="Times New Roman" w:cs="Times New Roman"/>
-          <w:sz w:val="24"/>
-          <w:szCs w:val="24"/>
-        </w:rPr>
-        <w:t>axios.jsx</w:t>
-      </w:r>
-      <w:proofErr w:type="spellEnd"/>
-      <w:r>
-        <w:rPr>
-          <w:rFonts w:ascii="Times New Roman" w:hAnsi="Times New Roman" w:cs="Times New Roman"/>
-          <w:sz w:val="24"/>
-          <w:szCs w:val="24"/>
-        </w:rPr>
-        <w:t xml:space="preserve"> fájlban is pontosítani kellett az API elérési útját, vagyis rögzítettük, hogy a </w:t>
-      </w:r>
-      <w:proofErr w:type="spellStart"/>
-      <w:r>
-        <w:rPr>
-          <w:rFonts w:ascii="Times New Roman" w:hAnsi="Times New Roman" w:cs="Times New Roman"/>
-          <w:sz w:val="24"/>
-          <w:szCs w:val="24"/>
-        </w:rPr>
-        <w:t>read.php</w:t>
-      </w:r>
-      <w:proofErr w:type="spellEnd"/>
-      <w:r>
-        <w:rPr>
-          <w:rFonts w:ascii="Times New Roman" w:hAnsi="Times New Roman" w:cs="Times New Roman"/>
-          <w:sz w:val="24"/>
-          <w:szCs w:val="24"/>
-        </w:rPr>
-        <w:t xml:space="preserve"> a localhost:8000 címen érhető el. Miután ez a kapcsolat stabilan működött, a felhasználói élmény javításával is foglalkoztunk. Itt merült fel az az ötlet, hogy a rendszer ne pusztán egy szöveges kiírással jelezze a sikeres műveleteket, hanem a böngésző jelenítsen meg értesítést. Ez azért bizonyult előnyösnek, mert így a visszajelzés nem zavarta meg a felület vizuális szerkezetét. Emellett a </w:t>
-      </w:r>
-      <w:proofErr w:type="spellStart"/>
-      <w:r>
-        <w:rPr>
-          <w:rFonts w:ascii="Times New Roman" w:hAnsi="Times New Roman" w:cs="Times New Roman"/>
-          <w:sz w:val="24"/>
-          <w:szCs w:val="24"/>
-        </w:rPr>
-        <w:t>read.php</w:t>
-      </w:r>
-      <w:proofErr w:type="spellEnd"/>
-      <w:r>
-        <w:rPr>
-          <w:rFonts w:ascii="Times New Roman" w:hAnsi="Times New Roman" w:cs="Times New Roman"/>
-          <w:sz w:val="24"/>
-          <w:szCs w:val="24"/>
-        </w:rPr>
-        <w:t xml:space="preserve"> állapotüzeneteit magyar nyelvűre módosítottuk, vagyis például az angol sikerüzenetek helyett „Sikeres létrehozás!” formájú visszajelzéseket adtunk. Az </w:t>
-      </w:r>
-      <w:proofErr w:type="spellStart"/>
-      <w:r>
-        <w:rPr>
-          <w:rFonts w:ascii="Times New Roman" w:hAnsi="Times New Roman" w:cs="Times New Roman"/>
-          <w:sz w:val="24"/>
-          <w:szCs w:val="24"/>
-        </w:rPr>
-        <w:t>Axios</w:t>
-      </w:r>
-      <w:proofErr w:type="spellEnd"/>
-      <w:r>
-        <w:rPr>
-          <w:rFonts w:ascii="Times New Roman" w:hAnsi="Times New Roman" w:cs="Times New Roman"/>
-          <w:sz w:val="24"/>
-          <w:szCs w:val="24"/>
-        </w:rPr>
-        <w:t xml:space="preserve"> oldal így nemcsak technikailag valósította meg a beadandó előírásait, hanem használhatóság és megjelenés szempontjából is egységesen illeszkedett a teljes alkalmazásba.</w:t>
+        <w:t>elérése nem működött, vagy a React alkalmazás nem reagált a várt módon. A probléma megoldásához a read.php fájlba CORS-engedélyező fejlécsorokat illesztettünk be. Ennek részeként beállítottuk a Content-Type értéket, engedélyeztük a külső eredetű hozzáférést, valamint megadtuk az engedélyezett metódusokat és fejlécmezőket is. Ezzel a szerver képes lett fogadni a különböző portra érkező kéréseket. Emellett az axios.jsx fájlban is pontosítani kellett az API elérési útját, vagyis rögzítettük, hogy a read.php a localhost:8000 címen érhető el. Miután ez a kapcsolat stabilan működött, a felhasználói élmény javításával is foglalkoztunk. Itt merült fel az az ötlet, hogy a rendszer ne pusztán egy szöveges kiírással jelezze a sikeres műveleteket, hanem a böngésző jelenítsen meg értesítést. Ez azért bizonyult előnyösnek, mert így a visszajelzés nem zavarta meg a felület vizuális szerkezetét. Emellett a read.php állapotüzeneteit magyar nyelvűre módosítottuk, vagyis például az angol sikerüzenetek helyett „Sikeres létrehozás!” formájú visszajelzéseket adtunk. Az Axios oldal így nemcsak technikailag valósította meg a beadandó előírásait, hanem használhatóság és megjelenés szempontjából is egységesen illeszkedett a teljes alkalmazásba.</w:t>
       </w:r>
     </w:p>
     <w:p>
@@ -8806,29 +6278,7 @@
           <w:sz w:val="28"/>
           <w:szCs w:val="28"/>
         </w:rPr>
-        <w:t>O</w:t>
-      </w:r>
-      <w:r>
-        <w:rPr>
-          <w:rFonts w:ascii="Times New Roman" w:hAnsi="Times New Roman" w:cs="Times New Roman"/>
-          <w:b/>
-          <w:bCs/>
-          <w:color w:val="auto"/>
-          <w:sz w:val="28"/>
-          <w:szCs w:val="28"/>
-        </w:rPr>
-        <w:t>ojs</w:t>
-      </w:r>
-      <w:r>
-        <w:rPr>
-          <w:rFonts w:ascii="Times New Roman" w:hAnsi="Times New Roman" w:cs="Times New Roman"/>
-          <w:b/>
-          <w:bCs/>
-          <w:color w:val="auto"/>
-          <w:sz w:val="28"/>
-          <w:szCs w:val="28"/>
-        </w:rPr>
-        <w:t>.html</w:t>
+        <w:t>Oojs.html</w:t>
       </w:r>
       <w:bookmarkEnd w:id="14"/>
     </w:p>
@@ -8850,25 +6300,7 @@
           <w:sz w:val="24"/>
           <w:szCs w:val="24"/>
         </w:rPr>
-        <w:t>A projekt következő lépéseként az OOJS (</w:t>
-      </w:r>
-      <w:proofErr w:type="spellStart"/>
-      <w:r>
-        <w:rPr>
-          <w:rFonts w:ascii="Times New Roman" w:hAnsi="Times New Roman" w:cs="Times New Roman"/>
-          <w:sz w:val="24"/>
-          <w:szCs w:val="24"/>
-        </w:rPr>
-        <w:t>Object</w:t>
-      </w:r>
-      <w:proofErr w:type="spellEnd"/>
-      <w:r>
-        <w:rPr>
-          <w:rFonts w:ascii="Times New Roman" w:hAnsi="Times New Roman" w:cs="Times New Roman"/>
-          <w:sz w:val="24"/>
-          <w:szCs w:val="24"/>
-        </w:rPr>
-        <w:t>-Oriented JavaScript) menüpont kialakítása történt meg. Ennél a feladatrésznél a beadandó előírása szerint egy grafikus, objektumorientált szemléletben megvalósított JavaScript alkalmazást kellett készítenünk.</w:t>
+        <w:t>A projekt következő lépéseként az OOJS (Object-Oriented JavaScript) menüpont kialakítása történt meg. Ennél a feladatrésznél a beadandó előírása szerint egy grafikus, objektumorientált szemléletben megvalósított JavaScript alkalmazást kellett készítenünk.</w:t>
       </w:r>
     </w:p>
     <w:p>
@@ -8887,25 +6319,7 @@
           <w:sz w:val="24"/>
           <w:szCs w:val="24"/>
         </w:rPr>
-        <w:t xml:space="preserve">A fejlesztés kezdeti szakaszában először egy webshop jellegű megoldásban gondolkodtunk, amely a cukrászda termékeit jelenítette volna meg. Ez az elképzelés azonban nem bizonyult megfelelőnek, mivel a feladatleírás kifejezetten grafikus, interaktív alkalmazás készítését várta el, nem pedig egy adatlistázó vagy webshop jellegű felületet. Emiatt </w:t>
-      </w:r>
-      <w:proofErr w:type="spellStart"/>
-      <w:r>
-        <w:rPr>
-          <w:rFonts w:ascii="Times New Roman" w:hAnsi="Times New Roman" w:cs="Times New Roman"/>
-          <w:sz w:val="24"/>
-          <w:szCs w:val="24"/>
-        </w:rPr>
-        <w:t>újragondoltuk</w:t>
-      </w:r>
-      <w:proofErr w:type="spellEnd"/>
-      <w:r>
-        <w:rPr>
-          <w:rFonts w:ascii="Times New Roman" w:hAnsi="Times New Roman" w:cs="Times New Roman"/>
-          <w:sz w:val="24"/>
-          <w:szCs w:val="24"/>
-        </w:rPr>
-        <w:t xml:space="preserve"> a koncepciót</w:t>
+        <w:t>A fejlesztés kezdeti szakaszában először egy webshop jellegű megoldásban gondolkodtunk, amely a cukrászda termékeit jelenítette volna meg. Ez az elképzelés azonban nem bizonyult megfelelőnek, mivel a feladatleírás kifejezetten grafikus, interaktív alkalmazás készítését várta el, nem pedig egy adatlistázó vagy webshop jellegű felületet. Emiatt újragondoltuk a koncepciót</w:t>
       </w:r>
       <w:r>
         <w:rPr>
@@ -8938,8 +6352,10 @@
       <w:r>
         <w:rPr>
           <w:rFonts w:ascii="Times New Roman" w:hAnsi="Times New Roman" w:cs="Times New Roman"/>
-          <w:sz w:val="24"/>
-          <w:szCs w:val="24"/>
+          <w:noProof/>
+          <w:sz w:val="24"/>
+          <w:szCs w:val="24"/>
+          <w:lang w:eastAsia="hu-HU"/>
         </w:rPr>
         <w:lastRenderedPageBreak/>
         <w:drawing>
@@ -9006,6 +6422,7 @@
       <w:r>
         <w:rPr>
           <w:noProof/>
+          <w:lang w:eastAsia="hu-HU"/>
         </w:rPr>
         <mc:AlternateContent>
           <mc:Choice Requires="wps">
@@ -9111,7 +6528,7 @@
               </wp:anchor>
             </w:drawing>
           </mc:Choice>
-          <mc:Fallback>
+          <mc:Fallback xmlns:w16se="http://schemas.microsoft.com/office/word/2015/wordml/symex" xmlns:w16sdtfl="http://schemas.microsoft.com/office/word/2024/wordml/sdtformatlock" xmlns:w16sdtdh="http://schemas.microsoft.com/office/word/2020/wordml/sdtdatahash" xmlns:w16du="http://schemas.microsoft.com/office/word/2023/wordml/word16du" xmlns:w16="http://schemas.microsoft.com/office/word/2018/wordml" xmlns:w16cid="http://schemas.microsoft.com/office/word/2016/wordml/cid" xmlns:w16cex="http://schemas.microsoft.com/office/word/2018/wordml/cex" xmlns:oel="http://schemas.microsoft.com/office/2019/extlst" xmlns:am3d="http://schemas.microsoft.com/office/drawing/2017/model3d" xmlns:aink="http://schemas.microsoft.com/office/drawing/2016/ink" xmlns:cx8="http://schemas.microsoft.com/office/drawing/2016/5/14/chartex" xmlns:cx7="http://schemas.microsoft.com/office/drawing/2016/5/13/chartex" xmlns:cx6="http://schemas.microsoft.com/office/drawing/2016/5/12/chartex" xmlns:cx5="http://schemas.microsoft.com/office/drawing/2016/5/11/chartex" xmlns:cx4="http://schemas.microsoft.com/office/drawing/2016/5/10/chartex" xmlns:cx3="http://schemas.microsoft.com/office/drawing/2016/5/9/chartex" xmlns:cx2="http://schemas.microsoft.com/office/drawing/2015/10/21/chartex" xmlns:cx1="http://schemas.microsoft.com/office/drawing/2015/9/8/chartex" xmlns:cx="http://schemas.microsoft.com/office/drawing/2014/chartex">
             <w:pict>
               <v:shape w14:anchorId="0ADE5BE0" id="_x0000_s1030" type="#_x0000_t202" style="position:absolute;left:0;text-align:left;margin-left:237.9pt;margin-top:185.45pt;width:213.9pt;height:.05pt;z-index:251666432;visibility:visible;mso-wrap-style:square;mso-wrap-distance-left:9pt;mso-wrap-distance-top:0;mso-wrap-distance-right:9pt;mso-wrap-distance-bottom:0;mso-position-horizontal:absolute;mso-position-horizontal-relative:text;mso-position-vertical:absolute;mso-position-vertical-relative:text;v-text-anchor:top" o:gfxdata="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" stroked="f">
                 <v:textbox style="mso-fit-shape-to-text:t" inset="0,0,0,0">
@@ -9183,25 +6600,7 @@
           <w:sz w:val="24"/>
           <w:szCs w:val="24"/>
         </w:rPr>
-        <w:t xml:space="preserve">A tervezési szakaszban először egy egyszerű vizuális elképzelést alakítottunk ki. Ennek lényege az volt, hogy a képernyő közepén két darab sütemény jelenjen meg, amelyek enyhe „rezgő” animációval hívják fel magukra a figyelmet. A felhasználó ezekre kattintva indíthatja el az alkalmazás működését, amely során a </w:t>
-      </w:r>
-      <w:proofErr w:type="gramStart"/>
-      <w:r>
-        <w:rPr>
-          <w:rFonts w:ascii="Times New Roman" w:hAnsi="Times New Roman" w:cs="Times New Roman"/>
-          <w:sz w:val="24"/>
-          <w:szCs w:val="24"/>
-        </w:rPr>
-        <w:t>süti</w:t>
-      </w:r>
-      <w:proofErr w:type="gramEnd"/>
-      <w:r>
-        <w:rPr>
-          <w:rFonts w:ascii="Times New Roman" w:hAnsi="Times New Roman" w:cs="Times New Roman"/>
-          <w:sz w:val="24"/>
-          <w:szCs w:val="24"/>
-        </w:rPr>
-        <w:t xml:space="preserve"> „kinyílik”, és megjelenik egy üzenet.</w:t>
+        <w:t>A tervezési szakaszban először egy egyszerű vizuális elképzelést alakítottunk ki. Ennek lényege az volt, hogy a képernyő közepén két darab sütemény jelenjen meg, amelyek enyhe „rezgő” animációval hívják fel magukra a figyelmet. A felhasználó ezekre kattintva indíthatja el az alkalmazás működését, amely során a süti „kinyílik”, és megjelenik egy üzenet.</w:t>
       </w:r>
       <w:r>
         <w:rPr>
@@ -9217,25 +6616,7 @@
           <w:sz w:val="24"/>
           <w:szCs w:val="24"/>
         </w:rPr>
-        <w:t xml:space="preserve">A kezdeti megvalósítás során először egy egyszerű, alap kinézetet készítettünk el. Ebben a szakaszban a hangsúly nem a megjelenésen, hanem a működésen volt. A </w:t>
-      </w:r>
-      <w:proofErr w:type="gramStart"/>
-      <w:r>
-        <w:rPr>
-          <w:rFonts w:ascii="Times New Roman" w:hAnsi="Times New Roman" w:cs="Times New Roman"/>
-          <w:sz w:val="24"/>
-          <w:szCs w:val="24"/>
-        </w:rPr>
-        <w:t>süti</w:t>
-      </w:r>
-      <w:proofErr w:type="gramEnd"/>
-      <w:r>
-        <w:rPr>
-          <w:rFonts w:ascii="Times New Roman" w:hAnsi="Times New Roman" w:cs="Times New Roman"/>
-          <w:sz w:val="24"/>
-          <w:szCs w:val="24"/>
-        </w:rPr>
-        <w:t xml:space="preserve"> objektumorientált módon került kialakításra, és sikerült elérni, hogy kattintásra animáció induljon, majd megjelenjen a jóslat szövege.</w:t>
+        <w:t>A kezdeti megvalósítás során először egy egyszerű, alap kinézetet készítettünk el. Ebben a szakaszban a hangsúly nem a megjelenésen, hanem a működésen volt. A süti objektumorientált módon került kialakításra, és sikerült elérni, hogy kattintásra animáció induljon, majd megjelenjen a jóslat szövege.</w:t>
       </w:r>
     </w:p>
     <w:p>
@@ -9252,8 +6633,10 @@
       <w:r>
         <w:rPr>
           <w:rFonts w:ascii="Times New Roman" w:hAnsi="Times New Roman" w:cs="Times New Roman"/>
-          <w:sz w:val="24"/>
-          <w:szCs w:val="24"/>
+          <w:noProof/>
+          <w:sz w:val="24"/>
+          <w:szCs w:val="24"/>
+          <w:lang w:eastAsia="hu-HU"/>
         </w:rPr>
         <w:drawing>
           <wp:anchor distT="0" distB="0" distL="114300" distR="114300" simplePos="0" relativeHeight="251667456" behindDoc="0" locked="0" layoutInCell="1" allowOverlap="1" wp14:anchorId="48F31613" wp14:editId="43B097FE">
@@ -9308,6 +6691,7 @@
       <w:r>
         <w:rPr>
           <w:noProof/>
+          <w:lang w:eastAsia="hu-HU"/>
         </w:rPr>
         <mc:AlternateContent>
           <mc:Choice Requires="wps">
@@ -9413,7 +6797,7 @@
               </wp:anchor>
             </w:drawing>
           </mc:Choice>
-          <mc:Fallback>
+          <mc:Fallback xmlns:w16se="http://schemas.microsoft.com/office/word/2015/wordml/symex" xmlns:w16sdtfl="http://schemas.microsoft.com/office/word/2024/wordml/sdtformatlock" xmlns:w16sdtdh="http://schemas.microsoft.com/office/word/2020/wordml/sdtdatahash" xmlns:w16du="http://schemas.microsoft.com/office/word/2023/wordml/word16du" xmlns:w16="http://schemas.microsoft.com/office/word/2018/wordml" xmlns:w16cid="http://schemas.microsoft.com/office/word/2016/wordml/cid" xmlns:w16cex="http://schemas.microsoft.com/office/word/2018/wordml/cex" xmlns:oel="http://schemas.microsoft.com/office/2019/extlst" xmlns:am3d="http://schemas.microsoft.com/office/drawing/2017/model3d" xmlns:aink="http://schemas.microsoft.com/office/drawing/2016/ink" xmlns:cx8="http://schemas.microsoft.com/office/drawing/2016/5/14/chartex" xmlns:cx7="http://schemas.microsoft.com/office/drawing/2016/5/13/chartex" xmlns:cx6="http://schemas.microsoft.com/office/drawing/2016/5/12/chartex" xmlns:cx5="http://schemas.microsoft.com/office/drawing/2016/5/11/chartex" xmlns:cx4="http://schemas.microsoft.com/office/drawing/2016/5/10/chartex" xmlns:cx3="http://schemas.microsoft.com/office/drawing/2016/5/9/chartex" xmlns:cx2="http://schemas.microsoft.com/office/drawing/2015/10/21/chartex" xmlns:cx1="http://schemas.microsoft.com/office/drawing/2015/9/8/chartex" xmlns:cx="http://schemas.microsoft.com/office/drawing/2014/chartex">
             <w:pict>
               <v:shape w14:anchorId="7B461D09" id="_x0000_s1031" type="#_x0000_t202" style="position:absolute;left:0;text-align:left;margin-left:190.45pt;margin-top:165.25pt;width:241.65pt;height:.05pt;z-index:251669504;visibility:visible;mso-wrap-style:square;mso-wrap-distance-left:9pt;mso-wrap-distance-top:0;mso-wrap-distance-right:9pt;mso-wrap-distance-bottom:0;mso-position-horizontal:right;mso-position-horizontal-relative:margin;mso-position-vertical:absolute;mso-position-vertical-relative:text;v-text-anchor:top" o:gfxdata="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" stroked="f">
                 <v:textbox style="mso-fit-shape-to-text:t" inset="0,0,0,0">
@@ -9517,25 +6901,7 @@
           <w:sz w:val="24"/>
           <w:szCs w:val="24"/>
         </w:rPr>
-        <w:t xml:space="preserve">, nem illeszkedett a többi oldalhoz, és a teljes oldal egy egyszerű fehér háttérrel jelent meg. Ebben az állapotban az oldal ugyan funkcionálisan működött, de vizuálisan nem illett bele az alkalmazás egységes </w:t>
-      </w:r>
-      <w:proofErr w:type="spellStart"/>
-      <w:r>
-        <w:rPr>
-          <w:rFonts w:ascii="Times New Roman" w:hAnsi="Times New Roman" w:cs="Times New Roman"/>
-          <w:sz w:val="24"/>
-          <w:szCs w:val="24"/>
-        </w:rPr>
-        <w:t>arculatába</w:t>
-      </w:r>
-      <w:proofErr w:type="spellEnd"/>
-      <w:r>
-        <w:rPr>
-          <w:rFonts w:ascii="Times New Roman" w:hAnsi="Times New Roman" w:cs="Times New Roman"/>
-          <w:sz w:val="24"/>
-          <w:szCs w:val="24"/>
-        </w:rPr>
-        <w:t>.</w:t>
+        <w:t>, nem illeszkedett a többi oldalhoz, és a teljes oldal egy egyszerű fehér háttérrel jelent meg. Ebben az állapotban az oldal ugyan funkcionálisan működött, de vizuálisan nem illett bele az alkalmazás egységes arculatába.</w:t>
       </w:r>
       <w:r>
         <w:rPr>
@@ -9603,43 +6969,7 @@
           <w:sz w:val="24"/>
           <w:szCs w:val="24"/>
         </w:rPr>
-        <w:t xml:space="preserve">Az animáció során a </w:t>
-      </w:r>
-      <w:proofErr w:type="gramStart"/>
-      <w:r>
-        <w:rPr>
-          <w:rFonts w:ascii="Times New Roman" w:hAnsi="Times New Roman" w:cs="Times New Roman"/>
-          <w:sz w:val="24"/>
-          <w:szCs w:val="24"/>
-        </w:rPr>
-        <w:t>süti</w:t>
-      </w:r>
-      <w:proofErr w:type="gramEnd"/>
-      <w:r>
-        <w:rPr>
-          <w:rFonts w:ascii="Times New Roman" w:hAnsi="Times New Roman" w:cs="Times New Roman"/>
-          <w:sz w:val="24"/>
-          <w:szCs w:val="24"/>
-        </w:rPr>
-        <w:t xml:space="preserve"> két félből áll, amelyek kattintás hatására szétválnak, majd megjelenik a jóslatot tartalmazó „papír”. Ezt követően egy gomb segítségével új </w:t>
-      </w:r>
-      <w:proofErr w:type="gramStart"/>
-      <w:r>
-        <w:rPr>
-          <w:rFonts w:ascii="Times New Roman" w:hAnsi="Times New Roman" w:cs="Times New Roman"/>
-          <w:sz w:val="24"/>
-          <w:szCs w:val="24"/>
-        </w:rPr>
-        <w:t>süti</w:t>
-      </w:r>
-      <w:proofErr w:type="gramEnd"/>
-      <w:r>
-        <w:rPr>
-          <w:rFonts w:ascii="Times New Roman" w:hAnsi="Times New Roman" w:cs="Times New Roman"/>
-          <w:sz w:val="24"/>
-          <w:szCs w:val="24"/>
-        </w:rPr>
-        <w:t xml:space="preserve"> kérhető, így az alkalmazás többször is használható.</w:t>
+        <w:t>Az animáció során a süti két félből áll, amelyek kattintás hatására szétválnak, majd megjelenik a jóslatot tartalmazó „papír”. Ezt követően egy gomb segítségével új süti kérhető, így az alkalmazás többször is használható.</w:t>
       </w:r>
       <w:r>
         <w:rPr>
@@ -9667,8 +6997,10 @@
       <w:r>
         <w:rPr>
           <w:rFonts w:ascii="Times New Roman" w:hAnsi="Times New Roman" w:cs="Times New Roman"/>
-          <w:sz w:val="24"/>
-          <w:szCs w:val="24"/>
+          <w:noProof/>
+          <w:sz w:val="24"/>
+          <w:szCs w:val="24"/>
+          <w:lang w:eastAsia="hu-HU"/>
         </w:rPr>
         <w:lastRenderedPageBreak/>
         <w:drawing>
@@ -9871,61 +7203,7 @@
           <w:sz w:val="24"/>
           <w:szCs w:val="24"/>
         </w:rPr>
-        <w:t xml:space="preserve">A </w:t>
-      </w:r>
-      <w:proofErr w:type="spellStart"/>
-      <w:r>
-        <w:rPr>
-          <w:rFonts w:ascii="Times New Roman" w:hAnsi="Times New Roman" w:cs="Times New Roman"/>
-          <w:sz w:val="24"/>
-          <w:szCs w:val="24"/>
-        </w:rPr>
-        <w:t>React</w:t>
-      </w:r>
-      <w:proofErr w:type="spellEnd"/>
-      <w:r>
-        <w:rPr>
-          <w:rFonts w:ascii="Times New Roman" w:hAnsi="Times New Roman" w:cs="Times New Roman"/>
-          <w:sz w:val="24"/>
-          <w:szCs w:val="24"/>
-        </w:rPr>
-        <w:t xml:space="preserve"> menüpont hasonló funkciót kínál, mint a </w:t>
-      </w:r>
-      <w:proofErr w:type="spellStart"/>
-      <w:r>
-        <w:rPr>
-          <w:rFonts w:ascii="Times New Roman" w:hAnsi="Times New Roman" w:cs="Times New Roman"/>
-          <w:sz w:val="24"/>
-          <w:szCs w:val="24"/>
-        </w:rPr>
-        <w:t>Javascript</w:t>
-      </w:r>
-      <w:proofErr w:type="spellEnd"/>
-      <w:r>
-        <w:rPr>
-          <w:rFonts w:ascii="Times New Roman" w:hAnsi="Times New Roman" w:cs="Times New Roman"/>
-          <w:sz w:val="24"/>
-          <w:szCs w:val="24"/>
-        </w:rPr>
-        <w:t xml:space="preserve"> CRUD alkalmazása, azonban itt a műveletek már </w:t>
-      </w:r>
-      <w:proofErr w:type="spellStart"/>
-      <w:r>
-        <w:rPr>
-          <w:rFonts w:ascii="Times New Roman" w:hAnsi="Times New Roman" w:cs="Times New Roman"/>
-          <w:sz w:val="24"/>
-          <w:szCs w:val="24"/>
-        </w:rPr>
-        <w:t>React</w:t>
-      </w:r>
-      <w:proofErr w:type="spellEnd"/>
-      <w:r>
-        <w:rPr>
-          <w:rFonts w:ascii="Times New Roman" w:hAnsi="Times New Roman" w:cs="Times New Roman"/>
-          <w:sz w:val="24"/>
-          <w:szCs w:val="24"/>
-        </w:rPr>
-        <w:t xml:space="preserve"> alapú megoldásban valósulnak meg. </w:t>
+        <w:t xml:space="preserve">A React menüpont hasonló funkciót kínál, mint a Javascript CRUD alkalmazása, azonban itt a műveletek már React alapú megoldásban valósulnak meg. </w:t>
       </w:r>
     </w:p>
     <w:p>
@@ -9945,25 +7223,7 @@
           <w:sz w:val="24"/>
           <w:szCs w:val="24"/>
         </w:rPr>
-        <w:t xml:space="preserve">Tovább lépve az SPA menüpont két, gombok segítségével váltható </w:t>
-      </w:r>
-      <w:proofErr w:type="spellStart"/>
-      <w:r>
-        <w:rPr>
-          <w:rFonts w:ascii="Times New Roman" w:hAnsi="Times New Roman" w:cs="Times New Roman"/>
-          <w:sz w:val="24"/>
-          <w:szCs w:val="24"/>
-        </w:rPr>
-        <w:t>React</w:t>
-      </w:r>
-      <w:proofErr w:type="spellEnd"/>
-      <w:r>
-        <w:rPr>
-          <w:rFonts w:ascii="Times New Roman" w:hAnsi="Times New Roman" w:cs="Times New Roman"/>
-          <w:sz w:val="24"/>
-          <w:szCs w:val="24"/>
-        </w:rPr>
-        <w:t xml:space="preserve"> alkalmazást tartalmaz</w:t>
+        <w:t>Tovább lépve az SPA menüpont két, gombok segítségével váltható React alkalmazást tartalmaz</w:t>
       </w:r>
       <w:r>
         <w:rPr>
@@ -10015,43 +7275,7 @@
           <w:sz w:val="24"/>
           <w:szCs w:val="24"/>
         </w:rPr>
-        <w:t xml:space="preserve">A </w:t>
-      </w:r>
-      <w:proofErr w:type="spellStart"/>
-      <w:r>
-        <w:rPr>
-          <w:rFonts w:ascii="Times New Roman" w:hAnsi="Times New Roman" w:cs="Times New Roman"/>
-          <w:sz w:val="24"/>
-          <w:szCs w:val="24"/>
-        </w:rPr>
-        <w:t>Fetch</w:t>
-      </w:r>
-      <w:proofErr w:type="spellEnd"/>
-      <w:r>
-        <w:rPr>
-          <w:rFonts w:ascii="Times New Roman" w:hAnsi="Times New Roman" w:cs="Times New Roman"/>
-          <w:sz w:val="24"/>
-          <w:szCs w:val="24"/>
-        </w:rPr>
-        <w:t xml:space="preserve"> API és az </w:t>
-      </w:r>
-      <w:proofErr w:type="spellStart"/>
-      <w:r>
-        <w:rPr>
-          <w:rFonts w:ascii="Times New Roman" w:hAnsi="Times New Roman" w:cs="Times New Roman"/>
-          <w:sz w:val="24"/>
-          <w:szCs w:val="24"/>
-        </w:rPr>
-        <w:t>Axios</w:t>
-      </w:r>
-      <w:proofErr w:type="spellEnd"/>
-      <w:r>
-        <w:rPr>
-          <w:rFonts w:ascii="Times New Roman" w:hAnsi="Times New Roman" w:cs="Times New Roman"/>
-          <w:sz w:val="24"/>
-          <w:szCs w:val="24"/>
-        </w:rPr>
-        <w:t xml:space="preserve"> oldalak már szerveroldali adattárolással működnek, ezért ezek a menüpontok a háttérben adatbázissal is kommunikálnak. </w:t>
+        <w:t xml:space="preserve">A Fetch API és az Axios oldalak már szerveroldali adattárolással működnek, ezért ezek a menüpontok a háttérben adatbázissal is kommunikálnak. </w:t>
       </w:r>
     </w:p>
     <w:p>
@@ -10226,6 +7450,32 @@
         </w:rPr>
         <w:t>A megadott adatbázis-forrásokat tartalmazó Google Drive mappa</w:t>
       </w:r>
+      <w:r>
+        <w:rPr>
+          <w:rFonts w:ascii="Times New Roman" w:hAnsi="Times New Roman" w:cs="Times New Roman"/>
+          <w:sz w:val="24"/>
+          <w:szCs w:val="24"/>
+        </w:rPr>
+        <w:t>: „</w:t>
+      </w:r>
+      <w:r>
+        <w:rPr>
+          <w:rFonts w:ascii="Times New Roman" w:hAnsi="Times New Roman" w:cs="Times New Roman"/>
+          <w:sz w:val="24"/>
+          <w:szCs w:val="24"/>
+        </w:rPr>
+        <w:t>1-14-Cukrászda-3 táblás</w:t>
+      </w:r>
+      <w:r>
+        <w:rPr>
+          <w:rFonts w:ascii="Times New Roman" w:hAnsi="Times New Roman" w:cs="Times New Roman"/>
+          <w:sz w:val="24"/>
+          <w:szCs w:val="24"/>
+        </w:rPr>
+        <w:t>”</w:t>
+      </w:r>
+      <w:bookmarkStart w:id="17" w:name="_GoBack"/>
+      <w:bookmarkEnd w:id="17"/>
     </w:p>
     <w:p>
       <w:pPr>
@@ -10248,25 +7498,7 @@
           <w:sz w:val="24"/>
           <w:szCs w:val="24"/>
         </w:rPr>
-        <w:t xml:space="preserve">GitHub </w:t>
-      </w:r>
-      <w:proofErr w:type="spellStart"/>
-      <w:r>
-        <w:rPr>
-          <w:rFonts w:ascii="Times New Roman" w:hAnsi="Times New Roman" w:cs="Times New Roman"/>
-          <w:sz w:val="24"/>
-          <w:szCs w:val="24"/>
-        </w:rPr>
-        <w:t>repository</w:t>
-      </w:r>
-      <w:proofErr w:type="spellEnd"/>
-      <w:r>
-        <w:rPr>
-          <w:rFonts w:ascii="Times New Roman" w:hAnsi="Times New Roman" w:cs="Times New Roman"/>
-          <w:sz w:val="24"/>
-          <w:szCs w:val="24"/>
-        </w:rPr>
-        <w:t>: https://github.com/harmatinepasztoreva/webprog-beadando</w:t>
+        <w:t>GitHub repository: https://github.com/harmatinepasztoreva/webprog-beadando</w:t>
       </w:r>
     </w:p>
     <w:p>
@@ -10284,23 +7516,13 @@
           <w:szCs w:val="24"/>
         </w:rPr>
       </w:pPr>
-      <w:proofErr w:type="spellStart"/>
-      <w:r>
-        <w:rPr>
-          <w:rFonts w:ascii="Times New Roman" w:hAnsi="Times New Roman" w:cs="Times New Roman"/>
-          <w:sz w:val="24"/>
-          <w:szCs w:val="24"/>
-        </w:rPr>
-        <w:t>React</w:t>
-      </w:r>
-      <w:proofErr w:type="spellEnd"/>
-      <w:r>
-        <w:rPr>
-          <w:rFonts w:ascii="Times New Roman" w:hAnsi="Times New Roman" w:cs="Times New Roman"/>
-          <w:sz w:val="24"/>
-          <w:szCs w:val="24"/>
-        </w:rPr>
-        <w:t xml:space="preserve"> mintaprojektek gyűjteménye: https://github.com/ianshulx/React-projects-for-beginners</w:t>
+      <w:r>
+        <w:rPr>
+          <w:rFonts w:ascii="Times New Roman" w:hAnsi="Times New Roman" w:cs="Times New Roman"/>
+          <w:sz w:val="24"/>
+          <w:szCs w:val="24"/>
+        </w:rPr>
+        <w:t>React mintaprojektek gyűjteménye: https://github.com/ianshulx/React-projects-for-beginners</w:t>
       </w:r>
     </w:p>
     <w:p>
@@ -10318,23 +7540,13 @@
           <w:szCs w:val="24"/>
         </w:rPr>
       </w:pPr>
-      <w:proofErr w:type="spellStart"/>
-      <w:r>
-        <w:rPr>
-          <w:rFonts w:ascii="Times New Roman" w:hAnsi="Times New Roman" w:cs="Times New Roman"/>
-          <w:sz w:val="24"/>
-          <w:szCs w:val="24"/>
-        </w:rPr>
-        <w:t>Canva</w:t>
-      </w:r>
-      <w:proofErr w:type="spellEnd"/>
-      <w:r>
-        <w:rPr>
-          <w:rFonts w:ascii="Times New Roman" w:hAnsi="Times New Roman" w:cs="Times New Roman"/>
-          <w:sz w:val="24"/>
-          <w:szCs w:val="24"/>
-        </w:rPr>
-        <w:t xml:space="preserve"> a logó elkészítéséhez - https://www.canva.com/</w:t>
+      <w:r>
+        <w:rPr>
+          <w:rFonts w:ascii="Times New Roman" w:hAnsi="Times New Roman" w:cs="Times New Roman"/>
+          <w:sz w:val="24"/>
+          <w:szCs w:val="24"/>
+        </w:rPr>
+        <w:t>Canva a logó elkészítéséhez - https://www.canva.com/</w:t>
       </w:r>
     </w:p>
     <w:p>
@@ -10352,23 +7564,13 @@
           <w:szCs w:val="24"/>
         </w:rPr>
       </w:pPr>
-      <w:proofErr w:type="spellStart"/>
-      <w:r>
-        <w:rPr>
-          <w:rFonts w:ascii="Times New Roman" w:hAnsi="Times New Roman" w:cs="Times New Roman"/>
-          <w:sz w:val="24"/>
-          <w:szCs w:val="24"/>
-        </w:rPr>
-        <w:t>Coolors</w:t>
-      </w:r>
-      <w:proofErr w:type="spellEnd"/>
-      <w:r>
-        <w:rPr>
-          <w:rFonts w:ascii="Times New Roman" w:hAnsi="Times New Roman" w:cs="Times New Roman"/>
-          <w:sz w:val="24"/>
-          <w:szCs w:val="24"/>
-        </w:rPr>
-        <w:t xml:space="preserve"> a színpaletta kiválasztásához - https://coolors.co/</w:t>
+      <w:r>
+        <w:rPr>
+          <w:rFonts w:ascii="Times New Roman" w:hAnsi="Times New Roman" w:cs="Times New Roman"/>
+          <w:sz w:val="24"/>
+          <w:szCs w:val="24"/>
+        </w:rPr>
+        <w:t>Coolors a színpaletta kiválasztásához - https://coolors.co/</w:t>
       </w:r>
     </w:p>
     <w:p>
@@ -10386,60 +7588,41 @@
           <w:szCs w:val="24"/>
         </w:rPr>
       </w:pPr>
-      <w:proofErr w:type="spellStart"/>
-      <w:r>
-        <w:rPr>
-          <w:rFonts w:ascii="Times New Roman" w:hAnsi="Times New Roman" w:cs="Times New Roman"/>
-          <w:sz w:val="24"/>
-          <w:szCs w:val="24"/>
-        </w:rPr>
-        <w:t>Aspose</w:t>
-      </w:r>
-      <w:proofErr w:type="spellEnd"/>
-      <w:r>
-        <w:rPr>
-          <w:rFonts w:ascii="Times New Roman" w:hAnsi="Times New Roman" w:cs="Times New Roman"/>
-          <w:sz w:val="24"/>
-          <w:szCs w:val="24"/>
-        </w:rPr>
-        <w:t xml:space="preserve"> online </w:t>
-      </w:r>
-      <w:proofErr w:type="spellStart"/>
-      <w:r>
-        <w:rPr>
-          <w:rFonts w:ascii="Times New Roman" w:hAnsi="Times New Roman" w:cs="Times New Roman"/>
-          <w:sz w:val="24"/>
-          <w:szCs w:val="24"/>
-        </w:rPr>
-        <w:t>txt</w:t>
-      </w:r>
-      <w:proofErr w:type="spellEnd"/>
-      <w:r>
-        <w:rPr>
-          <w:rFonts w:ascii="Times New Roman" w:hAnsi="Times New Roman" w:cs="Times New Roman"/>
-          <w:sz w:val="24"/>
-          <w:szCs w:val="24"/>
-        </w:rPr>
-        <w:t>–</w:t>
-      </w:r>
-      <w:proofErr w:type="spellStart"/>
-      <w:r>
-        <w:rPr>
-          <w:rFonts w:ascii="Times New Roman" w:hAnsi="Times New Roman" w:cs="Times New Roman"/>
-          <w:sz w:val="24"/>
-          <w:szCs w:val="24"/>
-        </w:rPr>
-        <w:t>sql</w:t>
-      </w:r>
-      <w:proofErr w:type="spellEnd"/>
-      <w:r>
-        <w:rPr>
-          <w:rFonts w:ascii="Times New Roman" w:hAnsi="Times New Roman" w:cs="Times New Roman"/>
-          <w:sz w:val="24"/>
-          <w:szCs w:val="24"/>
-        </w:rPr>
-        <w:t xml:space="preserve"> konverter az adatbázis konvertálásához</w:t>
-      </w:r>
+      <w:r>
+        <w:rPr>
+          <w:rFonts w:ascii="Times New Roman" w:hAnsi="Times New Roman" w:cs="Times New Roman"/>
+          <w:sz w:val="24"/>
+          <w:szCs w:val="24"/>
+        </w:rPr>
+        <w:t>Aspose online txt–sql konverter az adatbázis konvertálásához</w:t>
+      </w:r>
+      <w:r>
+        <w:rPr>
+          <w:rFonts w:ascii="Times New Roman" w:hAnsi="Times New Roman" w:cs="Times New Roman"/>
+          <w:sz w:val="24"/>
+          <w:szCs w:val="24"/>
+        </w:rPr>
+        <w:t xml:space="preserve">- </w:t>
+      </w:r>
+      <w:r>
+        <w:rPr>
+          <w:rFonts w:ascii="Times New Roman" w:hAnsi="Times New Roman" w:cs="Times New Roman"/>
+          <w:sz w:val="24"/>
+          <w:szCs w:val="24"/>
+        </w:rPr>
+        <w:t xml:space="preserve"> </w:t>
+      </w:r>
+      <w:hyperlink r:id="rId22" w:history="1">
+        <w:r>
+          <w:rPr>
+            <w:rStyle w:val="Hiperhivatkozs"/>
+            <w:rFonts w:ascii="Times New Roman" w:hAnsi="Times New Roman" w:cs="Times New Roman"/>
+            <w:sz w:val="24"/>
+            <w:szCs w:val="24"/>
+          </w:rPr>
+          <w:t>https://products.aspose.app/cells/conversion/txt-to-sql</w:t>
+        </w:r>
+      </w:hyperlink>
     </w:p>
     <w:p>
       <w:pPr>
@@ -10465,7 +7648,7 @@
 </file>
 
 <file path=word/endnotes.xml><?xml version="1.0" encoding="utf-8"?>
-<w:endnotes xmlns:wpc="http://schemas.microsoft.com/office/word/2010/wordprocessingCanvas" xmlns:cx="http://schemas.microsoft.com/office/drawing/2014/chartex" xmlns:cx1="http://schemas.microsoft.com/office/drawing/2015/9/8/chartex" xmlns:cx2="http://schemas.microsoft.com/office/drawing/2015/10/21/chartex" xmlns:cx3="http://schemas.microsoft.com/office/drawing/2016/5/9/chartex" xmlns:cx4="http://schemas.microsoft.com/office/drawing/2016/5/10/chartex" xmlns:cx5="http://schemas.microsoft.com/office/drawing/2016/5/11/chartex" xmlns:cx6="http://schemas.microsoft.com/office/drawing/2016/5/12/chartex" xmlns:cx7="http://schemas.microsoft.com/office/drawing/2016/5/13/chartex" xmlns:cx8="http://schemas.microsoft.com/office/drawing/2016/5/14/chartex" xmlns:mc="http://schemas.openxmlformats.org/markup-compatibility/2006" xmlns:aink="http://schemas.microsoft.com/office/drawing/2016/ink" xmlns:am3d="http://schemas.microsoft.com/office/drawing/2017/model3d" xmlns:o="urn:schemas-microsoft-com:office:office" xmlns:oel="http://schemas.microsoft.com/office/2019/extlst" xmlns:r="http://schemas.openxmlformats.org/officeDocument/2006/relationships" xmlns:m="http://schemas.openxmlformats.org/officeDocument/2006/math" xmlns:v="urn:schemas-microsoft-com:vml" xmlns:wp14="http://schemas.microsoft.com/office/word/2010/wordprocessingDrawing" xmlns:wp="http://schemas.openxmlformats.org/drawingml/2006/wordprocessingDrawing" xmlns:w10="urn:schemas-microsoft-com:office:word" xmlns:w="http://schemas.openxmlformats.org/wordprocessingml/2006/main" xmlns:w14="http://schemas.microsoft.com/office/word/2010/wordml" xmlns:w15="http://schemas.microsoft.com/office/word/2012/wordml" xmlns:w16cex="http://schemas.microsoft.com/office/word/2018/wordml/cex" xmlns:w16cid="http://schemas.microsoft.com/office/word/2016/wordml/cid" xmlns:w16="http://schemas.microsoft.com/office/word/2018/wordml" xmlns:w16du="http://schemas.microsoft.com/office/word/2023/wordml/word16du" xmlns:w16sdtdh="http://schemas.microsoft.com/office/word/2020/wordml/sdtdatahash" xmlns:w16sdtfl="http://schemas.microsoft.com/office/word/2024/wordml/sdtformatlock" xmlns:w16se="http://schemas.microsoft.com/office/word/2015/wordml/symex" xmlns:wpg="http://schemas.microsoft.com/office/word/2010/wordprocessingGroup" xmlns:wpi="http://schemas.microsoft.com/office/word/2010/wordprocessingInk" xmlns:wne="http://schemas.microsoft.com/office/word/2006/wordml" xmlns:wps="http://schemas.microsoft.com/office/word/2010/wordprocessingShape" mc:Ignorable="w14 w15 w16se w16cid w16 w16cex w16sdtdh w16sdtfl w16du wp14">
+<w:endnotes xmlns:wpc="http://schemas.microsoft.com/office/word/2010/wordprocessingCanvas" xmlns:mc="http://schemas.openxmlformats.org/markup-compatibility/2006" xmlns:o="urn:schemas-microsoft-com:office:office" xmlns:r="http://schemas.openxmlformats.org/officeDocument/2006/relationships" xmlns:m="http://schemas.openxmlformats.org/officeDocument/2006/math" xmlns:v="urn:schemas-microsoft-com:vml" xmlns:wp14="http://schemas.microsoft.com/office/word/2010/wordprocessingDrawing" xmlns:wp="http://schemas.openxmlformats.org/drawingml/2006/wordprocessingDrawing" xmlns:w10="urn:schemas-microsoft-com:office:word" xmlns:w="http://schemas.openxmlformats.org/wordprocessingml/2006/main" xmlns:w14="http://schemas.microsoft.com/office/word/2010/wordml" xmlns:w15="http://schemas.microsoft.com/office/word/2012/wordml" xmlns:wpg="http://schemas.microsoft.com/office/word/2010/wordprocessingGroup" xmlns:wpi="http://schemas.microsoft.com/office/word/2010/wordprocessingInk" xmlns:wne="http://schemas.microsoft.com/office/word/2006/wordml" xmlns:wps="http://schemas.microsoft.com/office/word/2010/wordprocessingShape" mc:Ignorable="w14 w15 wp14">
   <w:endnote w:type="separator" w:id="-1">
     <w:p>
       <w:pPr>
@@ -10490,7 +7673,7 @@
 </file>
 
 <file path=word/footnotes.xml><?xml version="1.0" encoding="utf-8"?>
-<w:footnotes xmlns:wpc="http://schemas.microsoft.com/office/word/2010/wordprocessingCanvas" xmlns:cx="http://schemas.microsoft.com/office/drawing/2014/chartex" xmlns:cx1="http://schemas.microsoft.com/office/drawing/2015/9/8/chartex" xmlns:cx2="http://schemas.microsoft.com/office/drawing/2015/10/21/chartex" xmlns:cx3="http://schemas.microsoft.com/office/drawing/2016/5/9/chartex" xmlns:cx4="http://schemas.microsoft.com/office/drawing/2016/5/10/chartex" xmlns:cx5="http://schemas.microsoft.com/office/drawing/2016/5/11/chartex" xmlns:cx6="http://schemas.microsoft.com/office/drawing/2016/5/12/chartex" xmlns:cx7="http://schemas.microsoft.com/office/drawing/2016/5/13/chartex" xmlns:cx8="http://schemas.microsoft.com/office/drawing/2016/5/14/chartex" xmlns:mc="http://schemas.openxmlformats.org/markup-compatibility/2006" xmlns:aink="http://schemas.microsoft.com/office/drawing/2016/ink" xmlns:am3d="http://schemas.microsoft.com/office/drawing/2017/model3d" xmlns:o="urn:schemas-microsoft-com:office:office" xmlns:oel="http://schemas.microsoft.com/office/2019/extlst" xmlns:r="http://schemas.openxmlformats.org/officeDocument/2006/relationships" xmlns:m="http://schemas.openxmlformats.org/officeDocument/2006/math" xmlns:v="urn:schemas-microsoft-com:vml" xmlns:wp14="http://schemas.microsoft.com/office/word/2010/wordprocessingDrawing" xmlns:wp="http://schemas.openxmlformats.org/drawingml/2006/wordprocessingDrawing" xmlns:w10="urn:schemas-microsoft-com:office:word" xmlns:w="http://schemas.openxmlformats.org/wordprocessingml/2006/main" xmlns:w14="http://schemas.microsoft.com/office/word/2010/wordml" xmlns:w15="http://schemas.microsoft.com/office/word/2012/wordml" xmlns:w16cex="http://schemas.microsoft.com/office/word/2018/wordml/cex" xmlns:w16cid="http://schemas.microsoft.com/office/word/2016/wordml/cid" xmlns:w16="http://schemas.microsoft.com/office/word/2018/wordml" xmlns:w16du="http://schemas.microsoft.com/office/word/2023/wordml/word16du" xmlns:w16sdtdh="http://schemas.microsoft.com/office/word/2020/wordml/sdtdatahash" xmlns:w16sdtfl="http://schemas.microsoft.com/office/word/2024/wordml/sdtformatlock" xmlns:w16se="http://schemas.microsoft.com/office/word/2015/wordml/symex" xmlns:wpg="http://schemas.microsoft.com/office/word/2010/wordprocessingGroup" xmlns:wpi="http://schemas.microsoft.com/office/word/2010/wordprocessingInk" xmlns:wne="http://schemas.microsoft.com/office/word/2006/wordml" xmlns:wps="http://schemas.microsoft.com/office/word/2010/wordprocessingShape" mc:Ignorable="w14 w15 w16se w16cid w16 w16cex w16sdtdh w16sdtfl w16du wp14">
+<w:footnotes xmlns:wpc="http://schemas.microsoft.com/office/word/2010/wordprocessingCanvas" xmlns:mc="http://schemas.openxmlformats.org/markup-compatibility/2006" xmlns:o="urn:schemas-microsoft-com:office:office" xmlns:r="http://schemas.openxmlformats.org/officeDocument/2006/relationships" xmlns:m="http://schemas.openxmlformats.org/officeDocument/2006/math" xmlns:v="urn:schemas-microsoft-com:vml" xmlns:wp14="http://schemas.microsoft.com/office/word/2010/wordprocessingDrawing" xmlns:wp="http://schemas.openxmlformats.org/drawingml/2006/wordprocessingDrawing" xmlns:w10="urn:schemas-microsoft-com:office:word" xmlns:w="http://schemas.openxmlformats.org/wordprocessingml/2006/main" xmlns:w14="http://schemas.microsoft.com/office/word/2010/wordml" xmlns:w15="http://schemas.microsoft.com/office/word/2012/wordml" xmlns:wpg="http://schemas.microsoft.com/office/word/2010/wordprocessingGroup" xmlns:wpi="http://schemas.microsoft.com/office/word/2010/wordprocessingInk" xmlns:wne="http://schemas.microsoft.com/office/word/2006/wordml" xmlns:wps="http://schemas.microsoft.com/office/word/2010/wordprocessingShape" mc:Ignorable="w14 w15 wp14">
   <w:footnote w:type="separator" w:id="-1">
     <w:p>
       <w:pPr>
@@ -10515,7 +7698,7 @@
 </file>
 
 <file path=word/numbering.xml><?xml version="1.0" encoding="utf-8"?>
-<w:numbering xmlns:wpc="http://schemas.microsoft.com/office/word/2010/wordprocessingCanvas" xmlns:cx="http://schemas.microsoft.com/office/drawing/2014/chartex" xmlns:cx1="http://schemas.microsoft.com/office/drawing/2015/9/8/chartex" xmlns:cx2="http://schemas.microsoft.com/office/drawing/2015/10/21/chartex" xmlns:cx3="http://schemas.microsoft.com/office/drawing/2016/5/9/chartex" xmlns:cx4="http://schemas.microsoft.com/office/drawing/2016/5/10/chartex" xmlns:cx5="http://schemas.microsoft.com/office/drawing/2016/5/11/chartex" xmlns:cx6="http://schemas.microsoft.com/office/drawing/2016/5/12/chartex" xmlns:cx7="http://schemas.microsoft.com/office/drawing/2016/5/13/chartex" xmlns:cx8="http://schemas.microsoft.com/office/drawing/2016/5/14/chartex" xmlns:mc="http://schemas.openxmlformats.org/markup-compatibility/2006" xmlns:aink="http://schemas.microsoft.com/office/drawing/2016/ink" xmlns:am3d="http://schemas.microsoft.com/office/drawing/2017/model3d" xmlns:o="urn:schemas-microsoft-com:office:office" xmlns:oel="http://schemas.microsoft.com/office/2019/extlst" xmlns:r="http://schemas.openxmlformats.org/officeDocument/2006/relationships" xmlns:m="http://schemas.openxmlformats.org/officeDocument/2006/math" xmlns:v="urn:schemas-microsoft-com:vml" xmlns:wp14="http://schemas.microsoft.com/office/word/2010/wordprocessingDrawing" xmlns:wp="http://schemas.openxmlformats.org/drawingml/2006/wordprocessingDrawing" xmlns:w10="urn:schemas-microsoft-com:office:word" xmlns:w="http://schemas.openxmlformats.org/wordprocessingml/2006/main" xmlns:w14="http://schemas.microsoft.com/office/word/2010/wordml" xmlns:w15="http://schemas.microsoft.com/office/word/2012/wordml" xmlns:w16cex="http://schemas.microsoft.com/office/word/2018/wordml/cex" xmlns:w16cid="http://schemas.microsoft.com/office/word/2016/wordml/cid" xmlns:w16="http://schemas.microsoft.com/office/word/2018/wordml" xmlns:w16du="http://schemas.microsoft.com/office/word/2023/wordml/word16du" xmlns:w16sdtdh="http://schemas.microsoft.com/office/word/2020/wordml/sdtdatahash" xmlns:w16sdtfl="http://schemas.microsoft.com/office/word/2024/wordml/sdtformatlock" xmlns:w16se="http://schemas.microsoft.com/office/word/2015/wordml/symex" xmlns:wpg="http://schemas.microsoft.com/office/word/2010/wordprocessingGroup" xmlns:wpi="http://schemas.microsoft.com/office/word/2010/wordprocessingInk" xmlns:wne="http://schemas.microsoft.com/office/word/2006/wordml" xmlns:wps="http://schemas.microsoft.com/office/word/2010/wordprocessingShape" mc:Ignorable="w14 w15 w16se w16cid w16 w16cex w16sdtdh w16sdtfl w16du wp14">
+<w:numbering xmlns:wpc="http://schemas.microsoft.com/office/word/2010/wordprocessingCanvas" xmlns:mc="http://schemas.openxmlformats.org/markup-compatibility/2006" xmlns:o="urn:schemas-microsoft-com:office:office" xmlns:r="http://schemas.openxmlformats.org/officeDocument/2006/relationships" xmlns:m="http://schemas.openxmlformats.org/officeDocument/2006/math" xmlns:v="urn:schemas-microsoft-com:vml" xmlns:wp14="http://schemas.microsoft.com/office/word/2010/wordprocessingDrawing" xmlns:wp="http://schemas.openxmlformats.org/drawingml/2006/wordprocessingDrawing" xmlns:w10="urn:schemas-microsoft-com:office:word" xmlns:w="http://schemas.openxmlformats.org/wordprocessingml/2006/main" xmlns:w14="http://schemas.microsoft.com/office/word/2010/wordml" xmlns:w15="http://schemas.microsoft.com/office/word/2012/wordml" xmlns:wpg="http://schemas.microsoft.com/office/word/2010/wordprocessingGroup" xmlns:wpi="http://schemas.microsoft.com/office/word/2010/wordprocessingInk" xmlns:wne="http://schemas.microsoft.com/office/word/2006/wordml" xmlns:wps="http://schemas.microsoft.com/office/word/2010/wordprocessingShape" mc:Ignorable="w14 w15 wp14">
   <w:abstractNum w:abstractNumId="0" w15:restartNumberingAfterBreak="0">
     <w:nsid w:val="083216BB"/>
     <w:multiLevelType w:val="hybridMultilevel"/>
@@ -11349,35 +8532,35 @@
       </w:rPr>
     </w:lvl>
   </w:abstractNum>
-  <w:num w:numId="1" w16cid:durableId="1801654020">
+  <w:num w:numId="1">
     <w:abstractNumId w:val="3"/>
   </w:num>
-  <w:num w:numId="2" w16cid:durableId="70469336">
+  <w:num w:numId="2">
     <w:abstractNumId w:val="1"/>
   </w:num>
-  <w:num w:numId="3" w16cid:durableId="1004747423">
+  <w:num w:numId="3">
     <w:abstractNumId w:val="5"/>
   </w:num>
-  <w:num w:numId="4" w16cid:durableId="2100329649">
+  <w:num w:numId="4">
     <w:abstractNumId w:val="6"/>
   </w:num>
-  <w:num w:numId="5" w16cid:durableId="1000356121">
+  <w:num w:numId="5">
     <w:abstractNumId w:val="2"/>
   </w:num>
-  <w:num w:numId="6" w16cid:durableId="1911646257">
+  <w:num w:numId="6">
     <w:abstractNumId w:val="7"/>
   </w:num>
-  <w:num w:numId="7" w16cid:durableId="1576862319">
+  <w:num w:numId="7">
     <w:abstractNumId w:val="0"/>
   </w:num>
-  <w:num w:numId="8" w16cid:durableId="1006516638">
+  <w:num w:numId="8">
     <w:abstractNumId w:val="4"/>
   </w:num>
 </w:numbering>
 </file>
 
 <file path=word/styles.xml><?xml version="1.0" encoding="utf-8"?>
-<w:styles xmlns:mc="http://schemas.openxmlformats.org/markup-compatibility/2006" xmlns:r="http://schemas.openxmlformats.org/officeDocument/2006/relationships" xmlns:w="http://schemas.openxmlformats.org/wordprocessingml/2006/main" xmlns:w14="http://schemas.microsoft.com/office/word/2010/wordml" xmlns:w15="http://schemas.microsoft.com/office/word/2012/wordml" xmlns:w16cex="http://schemas.microsoft.com/office/word/2018/wordml/cex" xmlns:w16cid="http://schemas.microsoft.com/office/word/2016/wordml/cid" xmlns:w16="http://schemas.microsoft.com/office/word/2018/wordml" xmlns:w16du="http://schemas.microsoft.com/office/word/2023/wordml/word16du" xmlns:w16sdtdh="http://schemas.microsoft.com/office/word/2020/wordml/sdtdatahash" xmlns:w16sdtfl="http://schemas.microsoft.com/office/word/2024/wordml/sdtformatlock" xmlns:w16se="http://schemas.microsoft.com/office/word/2015/wordml/symex" mc:Ignorable="w14 w15 w16se w16cid w16 w16cex w16sdtdh w16sdtfl w16du">
+<w:styles xmlns:mc="http://schemas.openxmlformats.org/markup-compatibility/2006" xmlns:r="http://schemas.openxmlformats.org/officeDocument/2006/relationships" xmlns:w="http://schemas.openxmlformats.org/wordprocessingml/2006/main" xmlns:w14="http://schemas.microsoft.com/office/word/2010/wordml" xmlns:w15="http://schemas.microsoft.com/office/word/2012/wordml" mc:Ignorable="w14 w15">
   <w:docDefaults>
     <w:rPrDefault>
       <w:rPr>
@@ -11395,7 +8578,7 @@
       </w:pPr>
     </w:pPrDefault>
   </w:docDefaults>
-  <w:latentStyles w:defLockedState="0" w:defUIPriority="99" w:defSemiHidden="0" w:defUnhideWhenUsed="0" w:defQFormat="0" w:count="376">
+  <w:latentStyles w:defLockedState="0" w:defUIPriority="99" w:defSemiHidden="0" w:defUnhideWhenUsed="0" w:defQFormat="0" w:count="371">
     <w:lsdException w:name="Normal" w:uiPriority="0" w:qFormat="1"/>
     <w:lsdException w:name="heading 1" w:uiPriority="9" w:qFormat="1"/>
     <w:lsdException w:name="heading 2" w:semiHidden="1" w:uiPriority="9" w:unhideWhenUsed="1" w:qFormat="1"/>
@@ -11767,11 +8950,6 @@
     <w:lsdException w:name="List Table 5 Dark Accent 6" w:uiPriority="50"/>
     <w:lsdException w:name="List Table 6 Colorful Accent 6" w:uiPriority="51"/>
     <w:lsdException w:name="List Table 7 Colorful Accent 6" w:uiPriority="52"/>
-    <w:lsdException w:name="Mention" w:semiHidden="1" w:unhideWhenUsed="1"/>
-    <w:lsdException w:name="Smart Hyperlink" w:semiHidden="1" w:unhideWhenUsed="1"/>
-    <w:lsdException w:name="Hashtag" w:semiHidden="1" w:unhideWhenUsed="1"/>
-    <w:lsdException w:name="Unresolved Mention" w:semiHidden="1" w:unhideWhenUsed="1"/>
-    <w:lsdException w:name="Smart Link" w:semiHidden="1" w:unhideWhenUsed="1"/>
   </w:latentStyles>
   <w:style w:type="paragraph" w:default="1" w:styleId="Norml">
     <w:name w:val="Normal"/>
@@ -11978,6 +9156,7 @@
   <w:style w:type="character" w:default="1" w:styleId="Bekezdsalapbettpusa">
     <w:name w:val="Default Paragraph Font"/>
     <w:uiPriority w:val="1"/>
+    <w:semiHidden/>
     <w:unhideWhenUsed/>
   </w:style>
   <w:style w:type="table" w:default="1" w:styleId="Normltblzat">
@@ -12368,7 +9547,7 @@
       <w14:ligatures w14:val="none"/>
     </w:rPr>
   </w:style>
-  <w:style w:type="character" w:styleId="Feloldatlanmegemlts">
+  <w:style w:type="character" w:customStyle="1" w:styleId="UnresolvedMention">
     <w:name w:val="Unresolved Mention"/>
     <w:basedOn w:val="Bekezdsalapbettpusa"/>
     <w:uiPriority w:val="99"/>
@@ -12741,7 +9920,7 @@
 </file>
 
 <file path=customXml/itemProps1.xml><?xml version="1.0" encoding="utf-8"?>
-<ds:datastoreItem xmlns:ds="http://schemas.openxmlformats.org/officeDocument/2006/customXml" ds:itemID="{1F61B15A-F7FB-4E66-B453-1D5200B1B4BB}">
+<ds:datastoreItem xmlns:ds="http://schemas.openxmlformats.org/officeDocument/2006/customXml" ds:itemID="{5DCC9ADA-486F-4855-94D0-8E338B8FA5F8}">
   <ds:schemaRefs>
     <ds:schemaRef ds:uri="http://schemas.openxmlformats.org/officeDocument/2006/bibliography"/>
   </ds:schemaRefs>

--- a/Web-programozás 1 – Előadás Beadandó.docx
+++ b/Web-programozás 1 – Előadás Beadandó.docx
@@ -1,6 +1,6 @@
 
 <file path=word/document.xml><?xml version="1.0" encoding="utf-8"?>
-<w:document xmlns:wpc="http://schemas.microsoft.com/office/word/2010/wordprocessingCanvas" xmlns:mc="http://schemas.openxmlformats.org/markup-compatibility/2006" xmlns:o="urn:schemas-microsoft-com:office:office" xmlns:r="http://schemas.openxmlformats.org/officeDocument/2006/relationships" xmlns:m="http://schemas.openxmlformats.org/officeDocument/2006/math" xmlns:v="urn:schemas-microsoft-com:vml" xmlns:wp14="http://schemas.microsoft.com/office/word/2010/wordprocessingDrawing" xmlns:wp="http://schemas.openxmlformats.org/drawingml/2006/wordprocessingDrawing" xmlns:w10="urn:schemas-microsoft-com:office:word" xmlns:w="http://schemas.openxmlformats.org/wordprocessingml/2006/main" xmlns:w14="http://schemas.microsoft.com/office/word/2010/wordml" xmlns:w15="http://schemas.microsoft.com/office/word/2012/wordml" xmlns:wpg="http://schemas.microsoft.com/office/word/2010/wordprocessingGroup" xmlns:wpi="http://schemas.microsoft.com/office/word/2010/wordprocessingInk" xmlns:wne="http://schemas.microsoft.com/office/word/2006/wordml" xmlns:wps="http://schemas.microsoft.com/office/word/2010/wordprocessingShape" mc:Ignorable="w14 w15 wp14">
+<w:document xmlns:wpc="http://schemas.microsoft.com/office/word/2010/wordprocessingCanvas" xmlns:cx="http://schemas.microsoft.com/office/drawing/2014/chartex" xmlns:cx1="http://schemas.microsoft.com/office/drawing/2015/9/8/chartex" xmlns:cx2="http://schemas.microsoft.com/office/drawing/2015/10/21/chartex" xmlns:cx3="http://schemas.microsoft.com/office/drawing/2016/5/9/chartex" xmlns:cx4="http://schemas.microsoft.com/office/drawing/2016/5/10/chartex" xmlns:cx5="http://schemas.microsoft.com/office/drawing/2016/5/11/chartex" xmlns:cx6="http://schemas.microsoft.com/office/drawing/2016/5/12/chartex" xmlns:cx7="http://schemas.microsoft.com/office/drawing/2016/5/13/chartex" xmlns:cx8="http://schemas.microsoft.com/office/drawing/2016/5/14/chartex" xmlns:mc="http://schemas.openxmlformats.org/markup-compatibility/2006" xmlns:aink="http://schemas.microsoft.com/office/drawing/2016/ink" xmlns:am3d="http://schemas.microsoft.com/office/drawing/2017/model3d" xmlns:o="urn:schemas-microsoft-com:office:office" xmlns:oel="http://schemas.microsoft.com/office/2019/extlst" xmlns:r="http://schemas.openxmlformats.org/officeDocument/2006/relationships" xmlns:m="http://schemas.openxmlformats.org/officeDocument/2006/math" xmlns:v="urn:schemas-microsoft-com:vml" xmlns:wp14="http://schemas.microsoft.com/office/word/2010/wordprocessingDrawing" xmlns:wp="http://schemas.openxmlformats.org/drawingml/2006/wordprocessingDrawing" xmlns:w10="urn:schemas-microsoft-com:office:word" xmlns:w="http://schemas.openxmlformats.org/wordprocessingml/2006/main" xmlns:w14="http://schemas.microsoft.com/office/word/2010/wordml" xmlns:w15="http://schemas.microsoft.com/office/word/2012/wordml" xmlns:w16cex="http://schemas.microsoft.com/office/word/2018/wordml/cex" xmlns:w16cid="http://schemas.microsoft.com/office/word/2016/wordml/cid" xmlns:w16="http://schemas.microsoft.com/office/word/2018/wordml" xmlns:w16du="http://schemas.microsoft.com/office/word/2023/wordml/word16du" xmlns:w16sdtdh="http://schemas.microsoft.com/office/word/2020/wordml/sdtdatahash" xmlns:w16sdtfl="http://schemas.microsoft.com/office/word/2024/wordml/sdtformatlock" xmlns:w16se="http://schemas.microsoft.com/office/word/2015/wordml/symex" xmlns:wpg="http://schemas.microsoft.com/office/word/2010/wordprocessingGroup" xmlns:wpi="http://schemas.microsoft.com/office/word/2010/wordprocessingInk" xmlns:wne="http://schemas.microsoft.com/office/word/2006/wordml" xmlns:wps="http://schemas.microsoft.com/office/word/2010/wordprocessingShape" mc:Ignorable="w14 w15 w16se w16cid w16 w16cex w16sdtdh w16sdtfl w16du wp14">
   <w:body>
     <w:p>
       <w:pPr>
@@ -2037,7 +2037,115 @@
           <w:sz w:val="24"/>
           <w:szCs w:val="24"/>
         </w:rPr>
-        <w:t xml:space="preserve">alkalmazás elkészítése volt, amelyben a hagyományos HTML–CSS alapokra építve JavaScriptes, Reactes, Fetch API-s és Axiosos megoldásokat is alkalmaznunk kellett. A projektet kétfős csoportban valósítottuk meg, ezért már a munka kezdetén fontos szempont volt a feladatok összehangolása, a közös munka megszervezése, valamint a fejlesztési folyamat átlátható dokumentálása. A közös fejlesztéshez a GitHubot és a GitHub Desktop alkalmazást használtuk, amely jelentősen megkönnyítette a verziókövetést és a párhuzamos munkavégzést. Mivel a beadandóhoz adatbázist is kellett választani, a fejlesztés megkezdése előtt áttekintettük a megadott adatbázis-forrásokat, és végül a </w:t>
+        <w:t xml:space="preserve">alkalmazás elkészítése volt, amelyben a hagyományos HTML–CSS alapokra építve </w:t>
+      </w:r>
+      <w:proofErr w:type="spellStart"/>
+      <w:r>
+        <w:rPr>
+          <w:rFonts w:ascii="Times New Roman" w:hAnsi="Times New Roman" w:cs="Times New Roman"/>
+          <w:sz w:val="24"/>
+          <w:szCs w:val="24"/>
+        </w:rPr>
+        <w:t>JavaScriptes</w:t>
+      </w:r>
+      <w:proofErr w:type="spellEnd"/>
+      <w:r>
+        <w:rPr>
+          <w:rFonts w:ascii="Times New Roman" w:hAnsi="Times New Roman" w:cs="Times New Roman"/>
+          <w:sz w:val="24"/>
+          <w:szCs w:val="24"/>
+        </w:rPr>
+        <w:t xml:space="preserve">, </w:t>
+      </w:r>
+      <w:proofErr w:type="spellStart"/>
+      <w:r>
+        <w:rPr>
+          <w:rFonts w:ascii="Times New Roman" w:hAnsi="Times New Roman" w:cs="Times New Roman"/>
+          <w:sz w:val="24"/>
+          <w:szCs w:val="24"/>
+        </w:rPr>
+        <w:t>Reactes</w:t>
+      </w:r>
+      <w:proofErr w:type="spellEnd"/>
+      <w:r>
+        <w:rPr>
+          <w:rFonts w:ascii="Times New Roman" w:hAnsi="Times New Roman" w:cs="Times New Roman"/>
+          <w:sz w:val="24"/>
+          <w:szCs w:val="24"/>
+        </w:rPr>
+        <w:t xml:space="preserve">, </w:t>
+      </w:r>
+      <w:proofErr w:type="spellStart"/>
+      <w:r>
+        <w:rPr>
+          <w:rFonts w:ascii="Times New Roman" w:hAnsi="Times New Roman" w:cs="Times New Roman"/>
+          <w:sz w:val="24"/>
+          <w:szCs w:val="24"/>
+        </w:rPr>
+        <w:t>Fetch</w:t>
+      </w:r>
+      <w:proofErr w:type="spellEnd"/>
+      <w:r>
+        <w:rPr>
+          <w:rFonts w:ascii="Times New Roman" w:hAnsi="Times New Roman" w:cs="Times New Roman"/>
+          <w:sz w:val="24"/>
+          <w:szCs w:val="24"/>
+        </w:rPr>
+        <w:t xml:space="preserve"> API-s és </w:t>
+      </w:r>
+      <w:proofErr w:type="spellStart"/>
+      <w:r>
+        <w:rPr>
+          <w:rFonts w:ascii="Times New Roman" w:hAnsi="Times New Roman" w:cs="Times New Roman"/>
+          <w:sz w:val="24"/>
+          <w:szCs w:val="24"/>
+        </w:rPr>
+        <w:t>Axiosos</w:t>
+      </w:r>
+      <w:proofErr w:type="spellEnd"/>
+      <w:r>
+        <w:rPr>
+          <w:rFonts w:ascii="Times New Roman" w:hAnsi="Times New Roman" w:cs="Times New Roman"/>
+          <w:sz w:val="24"/>
+          <w:szCs w:val="24"/>
+        </w:rPr>
+        <w:t xml:space="preserve"> megoldásokat is alkalmaznunk kellett. A projektet </w:t>
+      </w:r>
+      <w:proofErr w:type="spellStart"/>
+      <w:r>
+        <w:rPr>
+          <w:rFonts w:ascii="Times New Roman" w:hAnsi="Times New Roman" w:cs="Times New Roman"/>
+          <w:sz w:val="24"/>
+          <w:szCs w:val="24"/>
+        </w:rPr>
+        <w:t>kétfős</w:t>
+      </w:r>
+      <w:proofErr w:type="spellEnd"/>
+      <w:r>
+        <w:rPr>
+          <w:rFonts w:ascii="Times New Roman" w:hAnsi="Times New Roman" w:cs="Times New Roman"/>
+          <w:sz w:val="24"/>
+          <w:szCs w:val="24"/>
+        </w:rPr>
+        <w:t xml:space="preserve"> csoportban valósítottuk meg, ezért már a munka kezdetén fontos szempont volt a feladatok összehangolása, a közös munka megszervezése, valamint a fejlesztési folyamat átlátható dokumentálása. A közös fejlesztéshez a GitHubot és a GitHub </w:t>
+      </w:r>
+      <w:proofErr w:type="spellStart"/>
+      <w:r>
+        <w:rPr>
+          <w:rFonts w:ascii="Times New Roman" w:hAnsi="Times New Roman" w:cs="Times New Roman"/>
+          <w:sz w:val="24"/>
+          <w:szCs w:val="24"/>
+        </w:rPr>
+        <w:t>Desktop</w:t>
+      </w:r>
+      <w:proofErr w:type="spellEnd"/>
+      <w:r>
+        <w:rPr>
+          <w:rFonts w:ascii="Times New Roman" w:hAnsi="Times New Roman" w:cs="Times New Roman"/>
+          <w:sz w:val="24"/>
+          <w:szCs w:val="24"/>
+        </w:rPr>
+        <w:t xml:space="preserve"> alkalmazást használtuk, amely jelentősen megkönnyítette a verziókövetést és a párhuzamos munkavégzést. Mivel a beadandóhoz adatbázist is kellett választani, a fejlesztés megkezdése előtt áttekintettük a megadott adatbázis-forrásokat, és végül a </w:t>
       </w:r>
       <w:r>
         <w:rPr>
@@ -2109,7 +2217,25 @@
           <w:sz w:val="24"/>
           <w:szCs w:val="24"/>
         </w:rPr>
-        <w:t xml:space="preserve">a kiadott feladatok technikai megvalósítása legyen, amelyet a megadott "Web-programozás-1-Előadás" pdf-ben bemutatott </w:t>
+        <w:t xml:space="preserve">a kiadott feladatok technikai megvalósítása legyen, amelyet a megadott "Web-programozás-1-Előadás" </w:t>
+      </w:r>
+      <w:proofErr w:type="spellStart"/>
+      <w:r>
+        <w:rPr>
+          <w:rFonts w:ascii="Times New Roman" w:hAnsi="Times New Roman" w:cs="Times New Roman"/>
+          <w:sz w:val="24"/>
+          <w:szCs w:val="24"/>
+        </w:rPr>
+        <w:t>pdf-ben</w:t>
+      </w:r>
+      <w:proofErr w:type="spellEnd"/>
+      <w:r>
+        <w:rPr>
+          <w:rFonts w:ascii="Times New Roman" w:hAnsi="Times New Roman" w:cs="Times New Roman"/>
+          <w:sz w:val="24"/>
+          <w:szCs w:val="24"/>
+        </w:rPr>
+        <w:t xml:space="preserve"> bemutatott </w:t>
       </w:r>
       <w:r>
         <w:rPr>
@@ -2303,7 +2429,16 @@
           <w:sz w:val="24"/>
           <w:szCs w:val="24"/>
         </w:rPr>
-        <w:t xml:space="preserve"> a regisztrációt elvégeznie. Ezután létrehoztuk a projekt számára a „webprog-</w:t>
+        <w:t xml:space="preserve"> a regisztrációt elvégeznie. Ezután létrehoztuk a projekt számára a „</w:t>
+      </w:r>
+      <w:proofErr w:type="spellStart"/>
+      <w:r>
+        <w:rPr>
+          <w:rFonts w:ascii="Times New Roman" w:hAnsi="Times New Roman" w:cs="Times New Roman"/>
+          <w:sz w:val="24"/>
+          <w:szCs w:val="24"/>
+        </w:rPr>
+        <w:t>webprog-</w:t>
       </w:r>
       <w:r>
         <w:rPr>
@@ -2312,7 +2447,34 @@
           <w:szCs w:val="24"/>
         </w:rPr>
         <w:lastRenderedPageBreak/>
-        <w:t xml:space="preserve">beadando” nevű nyilvános repository-t, amely a teljes fejlesztési folyamat központi helyszíne lett. </w:t>
+        <w:t>beadando</w:t>
+      </w:r>
+      <w:proofErr w:type="spellEnd"/>
+      <w:r>
+        <w:rPr>
+          <w:rFonts w:ascii="Times New Roman" w:hAnsi="Times New Roman" w:cs="Times New Roman"/>
+          <w:sz w:val="24"/>
+          <w:szCs w:val="24"/>
+        </w:rPr>
+        <w:t xml:space="preserve">” nevű nyilvános </w:t>
+      </w:r>
+      <w:proofErr w:type="spellStart"/>
+      <w:r>
+        <w:rPr>
+          <w:rFonts w:ascii="Times New Roman" w:hAnsi="Times New Roman" w:cs="Times New Roman"/>
+          <w:sz w:val="24"/>
+          <w:szCs w:val="24"/>
+        </w:rPr>
+        <w:t>repository</w:t>
+      </w:r>
+      <w:proofErr w:type="spellEnd"/>
+      <w:r>
+        <w:rPr>
+          <w:rFonts w:ascii="Times New Roman" w:hAnsi="Times New Roman" w:cs="Times New Roman"/>
+          <w:sz w:val="24"/>
+          <w:szCs w:val="24"/>
+        </w:rPr>
+        <w:t xml:space="preserve">-t, amely a teljes fejlesztési folyamat központi helyszíne lett. </w:t>
       </w:r>
     </w:p>
     <w:p>
@@ -2332,7 +2494,25 @@
           <w:sz w:val="24"/>
           <w:szCs w:val="24"/>
         </w:rPr>
-        <w:t xml:space="preserve">Már a kezdetektől fontosnak tartottuk, hogy a projekt ne egyetlen nagy feltöltésből álljon, hanem több, egymást követő állapotban kerüljön fel a GitHubra, mivel a feladat értékelésének része volt a verziókövető rendszer tudatos használata is. Mindketten telepítettük a GitHub Desktop alkalmazást, mert ez </w:t>
+        <w:t xml:space="preserve">Már a kezdetektől fontosnak tartottuk, hogy a projekt ne egyetlen nagy feltöltésből álljon, hanem több, egymást követő állapotban kerüljön fel a GitHubra, mivel a feladat értékelésének része volt a verziókövető rendszer tudatos használata is. Mindketten telepítettük a GitHub </w:t>
+      </w:r>
+      <w:proofErr w:type="spellStart"/>
+      <w:r>
+        <w:rPr>
+          <w:rFonts w:ascii="Times New Roman" w:hAnsi="Times New Roman" w:cs="Times New Roman"/>
+          <w:sz w:val="24"/>
+          <w:szCs w:val="24"/>
+        </w:rPr>
+        <w:t>Desktop</w:t>
+      </w:r>
+      <w:proofErr w:type="spellEnd"/>
+      <w:r>
+        <w:rPr>
+          <w:rFonts w:ascii="Times New Roman" w:hAnsi="Times New Roman" w:cs="Times New Roman"/>
+          <w:sz w:val="24"/>
+          <w:szCs w:val="24"/>
+        </w:rPr>
+        <w:t xml:space="preserve"> alkalmazást, mert ez </w:t>
       </w:r>
       <w:r>
         <w:rPr>
@@ -2348,7 +2528,25 @@
           <w:sz w:val="24"/>
           <w:szCs w:val="24"/>
         </w:rPr>
-        <w:t xml:space="preserve">leegyszerűsítette a közös munkát, a commitok kezelését, a változások áttekintését és az egyes részfeladatok elkülönítését. </w:t>
+        <w:t xml:space="preserve">leegyszerűsítette a közös munkát, a </w:t>
+      </w:r>
+      <w:proofErr w:type="spellStart"/>
+      <w:r>
+        <w:rPr>
+          <w:rFonts w:ascii="Times New Roman" w:hAnsi="Times New Roman" w:cs="Times New Roman"/>
+          <w:sz w:val="24"/>
+          <w:szCs w:val="24"/>
+        </w:rPr>
+        <w:t>commitok</w:t>
+      </w:r>
+      <w:proofErr w:type="spellEnd"/>
+      <w:r>
+        <w:rPr>
+          <w:rFonts w:ascii="Times New Roman" w:hAnsi="Times New Roman" w:cs="Times New Roman"/>
+          <w:sz w:val="24"/>
+          <w:szCs w:val="24"/>
+        </w:rPr>
+        <w:t xml:space="preserve"> kezelését, a változások áttekintését és az egyes részfeladatok elkülönítését. </w:t>
       </w:r>
     </w:p>
     <w:p>
@@ -2724,7 +2922,25 @@
           <w:sz w:val="24"/>
           <w:szCs w:val="24"/>
         </w:rPr>
-        <w:t>Láblécbe beírtuk a készítők nevét és Neptun kódját:</w:t>
+        <w:t xml:space="preserve">Láblécbe beírtuk a készítők nevét és </w:t>
+      </w:r>
+      <w:proofErr w:type="spellStart"/>
+      <w:r>
+        <w:rPr>
+          <w:rFonts w:ascii="Times New Roman" w:hAnsi="Times New Roman" w:cs="Times New Roman"/>
+          <w:sz w:val="24"/>
+          <w:szCs w:val="24"/>
+        </w:rPr>
+        <w:t>Neptun</w:t>
+      </w:r>
+      <w:proofErr w:type="spellEnd"/>
+      <w:r>
+        <w:rPr>
+          <w:rFonts w:ascii="Times New Roman" w:hAnsi="Times New Roman" w:cs="Times New Roman"/>
+          <w:sz w:val="24"/>
+          <w:szCs w:val="24"/>
+        </w:rPr>
+        <w:t xml:space="preserve"> kódját:</w:t>
       </w:r>
     </w:p>
     <w:p>
@@ -2744,7 +2960,25 @@
           <w:sz w:val="24"/>
           <w:szCs w:val="24"/>
         </w:rPr>
-        <w:t>&lt;footer&gt;</w:t>
+        <w:t>&lt;</w:t>
+      </w:r>
+      <w:proofErr w:type="spellStart"/>
+      <w:r>
+        <w:rPr>
+          <w:rFonts w:ascii="Times New Roman" w:hAnsi="Times New Roman" w:cs="Times New Roman"/>
+          <w:sz w:val="24"/>
+          <w:szCs w:val="24"/>
+        </w:rPr>
+        <w:t>footer</w:t>
+      </w:r>
+      <w:proofErr w:type="spellEnd"/>
+      <w:r>
+        <w:rPr>
+          <w:rFonts w:ascii="Times New Roman" w:hAnsi="Times New Roman" w:cs="Times New Roman"/>
+          <w:sz w:val="24"/>
+          <w:szCs w:val="24"/>
+        </w:rPr>
+        <w:t>&gt;</w:t>
       </w:r>
     </w:p>
     <w:p>
@@ -3084,7 +3318,25 @@
           <w:sz w:val="24"/>
           <w:szCs w:val="24"/>
         </w:rPr>
-        <w:t xml:space="preserve"> már megfelelően működött, visszatértünk a főoldalhoz, és ekkor kezdtük el annak tényleges vizuális és tartalmi kiteljesítését. Ebben a szakaszban készült el a cukrászda logója is, amely a weboldal arculatának egyik meghatározó elemévé vált. A logó megtervezéséhez a</w:t>
+        <w:t xml:space="preserve"> már megfelelően működött, visszatértünk a főoldalhoz, és ekkor kezdtük el annak tényleges vizuális és tartalmi kiteljesítését. Ebben a szakaszban készült el a cukrászda logója is, amely a weboldal </w:t>
+      </w:r>
+      <w:proofErr w:type="spellStart"/>
+      <w:r>
+        <w:rPr>
+          <w:rFonts w:ascii="Times New Roman" w:hAnsi="Times New Roman" w:cs="Times New Roman"/>
+          <w:sz w:val="24"/>
+          <w:szCs w:val="24"/>
+        </w:rPr>
+        <w:t>arculatának</w:t>
+      </w:r>
+      <w:proofErr w:type="spellEnd"/>
+      <w:r>
+        <w:rPr>
+          <w:rFonts w:ascii="Times New Roman" w:hAnsi="Times New Roman" w:cs="Times New Roman"/>
+          <w:sz w:val="24"/>
+          <w:szCs w:val="24"/>
+        </w:rPr>
+        <w:t xml:space="preserve"> egyik meghatározó elemévé vált. A logó megtervezéséhez a</w:t>
       </w:r>
       <w:r>
         <w:rPr>
@@ -3230,7 +3482,7 @@
           <w:lang w:eastAsia="hu-HU"/>
         </w:rPr>
         <w:drawing>
-          <wp:anchor distT="0" distB="0" distL="114300" distR="114300" simplePos="0" relativeHeight="251658240" behindDoc="0" locked="0" layoutInCell="1" allowOverlap="1" wp14:anchorId="637D3278" wp14:editId="555F3455">
+          <wp:anchor distT="0" distB="0" distL="114300" distR="114300" simplePos="0" relativeHeight="251658240" behindDoc="0" locked="0" layoutInCell="1" allowOverlap="1" wp14:anchorId="637D3278" wp14:editId="20B53320">
             <wp:simplePos x="0" y="0"/>
             <wp:positionH relativeFrom="margin">
               <wp:posOffset>-22860</wp:posOffset>
@@ -3453,7 +3705,7 @@
               </wp:anchor>
             </w:drawing>
           </mc:Choice>
-          <mc:Fallback xmlns:w16se="http://schemas.microsoft.com/office/word/2015/wordml/symex" xmlns:w16sdtfl="http://schemas.microsoft.com/office/word/2024/wordml/sdtformatlock" xmlns:w16sdtdh="http://schemas.microsoft.com/office/word/2020/wordml/sdtdatahash" xmlns:w16du="http://schemas.microsoft.com/office/word/2023/wordml/word16du" xmlns:w16="http://schemas.microsoft.com/office/word/2018/wordml" xmlns:w16cid="http://schemas.microsoft.com/office/word/2016/wordml/cid" xmlns:w16cex="http://schemas.microsoft.com/office/word/2018/wordml/cex" xmlns:oel="http://schemas.microsoft.com/office/2019/extlst" xmlns:am3d="http://schemas.microsoft.com/office/drawing/2017/model3d" xmlns:aink="http://schemas.microsoft.com/office/drawing/2016/ink" xmlns:cx8="http://schemas.microsoft.com/office/drawing/2016/5/14/chartex" xmlns:cx7="http://schemas.microsoft.com/office/drawing/2016/5/13/chartex" xmlns:cx6="http://schemas.microsoft.com/office/drawing/2016/5/12/chartex" xmlns:cx5="http://schemas.microsoft.com/office/drawing/2016/5/11/chartex" xmlns:cx4="http://schemas.microsoft.com/office/drawing/2016/5/10/chartex" xmlns:cx3="http://schemas.microsoft.com/office/drawing/2016/5/9/chartex" xmlns:cx2="http://schemas.microsoft.com/office/drawing/2015/10/21/chartex" xmlns:cx1="http://schemas.microsoft.com/office/drawing/2015/9/8/chartex" xmlns:cx="http://schemas.microsoft.com/office/drawing/2014/chartex">
+          <mc:Fallback>
             <w:pict>
               <v:shapetype w14:anchorId="5B14A4B2" id="_x0000_t202" coordsize="21600,21600" o:spt="202" path="m,l,21600r21600,l21600,xe">
                 <v:stroke joinstyle="miter"/>
@@ -3602,7 +3854,7 @@
               </wp:anchor>
             </w:drawing>
           </mc:Choice>
-          <mc:Fallback xmlns:w16se="http://schemas.microsoft.com/office/word/2015/wordml/symex" xmlns:w16sdtfl="http://schemas.microsoft.com/office/word/2024/wordml/sdtformatlock" xmlns:w16sdtdh="http://schemas.microsoft.com/office/word/2020/wordml/sdtdatahash" xmlns:w16du="http://schemas.microsoft.com/office/word/2023/wordml/word16du" xmlns:w16="http://schemas.microsoft.com/office/word/2018/wordml" xmlns:w16cid="http://schemas.microsoft.com/office/word/2016/wordml/cid" xmlns:w16cex="http://schemas.microsoft.com/office/word/2018/wordml/cex" xmlns:oel="http://schemas.microsoft.com/office/2019/extlst" xmlns:am3d="http://schemas.microsoft.com/office/drawing/2017/model3d" xmlns:aink="http://schemas.microsoft.com/office/drawing/2016/ink" xmlns:cx8="http://schemas.microsoft.com/office/drawing/2016/5/14/chartex" xmlns:cx7="http://schemas.microsoft.com/office/drawing/2016/5/13/chartex" xmlns:cx6="http://schemas.microsoft.com/office/drawing/2016/5/12/chartex" xmlns:cx5="http://schemas.microsoft.com/office/drawing/2016/5/11/chartex" xmlns:cx4="http://schemas.microsoft.com/office/drawing/2016/5/10/chartex" xmlns:cx3="http://schemas.microsoft.com/office/drawing/2016/5/9/chartex" xmlns:cx2="http://schemas.microsoft.com/office/drawing/2015/10/21/chartex" xmlns:cx1="http://schemas.microsoft.com/office/drawing/2015/9/8/chartex" xmlns:cx="http://schemas.microsoft.com/office/drawing/2014/chartex">
+          <mc:Fallback>
             <w:pict>
               <v:shape w14:anchorId="1E853F09" id="_x0000_s1027" type="#_x0000_t202" style="position:absolute;left:0;text-align:left;margin-left:270.9pt;margin-top:143.65pt;width:169.5pt;height:.05pt;z-index:251663360;visibility:visible;mso-wrap-style:square;mso-wrap-distance-left:9pt;mso-wrap-distance-top:0;mso-wrap-distance-right:9pt;mso-wrap-distance-bottom:0;mso-position-horizontal:absolute;mso-position-horizontal-relative:text;mso-position-vertical:absolute;mso-position-vertical-relative:text;v-text-anchor:top" o:gfxdata="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" stroked="f">
                 <v:textbox style="mso-fit-shape-to-text:t" inset="0,0,0,0">
@@ -3697,7 +3949,16 @@
           <w:sz w:val="24"/>
           <w:szCs w:val="24"/>
         </w:rPr>
-        <w:t xml:space="preserve"> kezdtük el az index oldal tényleges tartalmi feltöltését. A főoldalt négy különálló, jól áttekinthető tartalmi egységre osztottuk, amelyek H2-es címsorral jelentek meg. Ezek a </w:t>
+        <w:t xml:space="preserve"> kezdtük el az index oldal tényleges tartalmi feltöltését. A főoldalt négy különálló, jól áttekinthető tartalmi egységre osztottuk, amelyek H2-es címsorral jelentek meg. Ezek </w:t>
+      </w:r>
+      <w:proofErr w:type="gramStart"/>
+      <w:r>
+        <w:rPr>
+          <w:rFonts w:ascii="Times New Roman" w:hAnsi="Times New Roman" w:cs="Times New Roman"/>
+          <w:sz w:val="24"/>
+          <w:szCs w:val="24"/>
+        </w:rPr>
+        <w:t xml:space="preserve">a </w:t>
       </w:r>
       <w:r>
         <w:rPr>
@@ -3707,6 +3968,7 @@
         </w:rPr>
         <w:t>:</w:t>
       </w:r>
+      <w:proofErr w:type="gramEnd"/>
     </w:p>
     <w:p>
       <w:pPr>
@@ -4000,7 +4262,61 @@
           <w:sz w:val="24"/>
           <w:szCs w:val="24"/>
         </w:rPr>
-        <w:t>"Web-programozás-1-Előadás" pdf-ben található "CRUD alkalmazás – tömbbel - Oldal frissítésekor újraindul az alkalmazás =&gt; AJAX-Fetch API ezt majd megoldja" címszó alatt található JavaScript CRUD example részt vettük alapul és ezen anyagot használtuk fel</w:t>
+        <w:t xml:space="preserve">"Web-programozás-1-Előadás" </w:t>
+      </w:r>
+      <w:proofErr w:type="spellStart"/>
+      <w:r>
+        <w:rPr>
+          <w:rFonts w:ascii="Times New Roman" w:hAnsi="Times New Roman" w:cs="Times New Roman"/>
+          <w:sz w:val="24"/>
+          <w:szCs w:val="24"/>
+        </w:rPr>
+        <w:t>pdf-ben</w:t>
+      </w:r>
+      <w:proofErr w:type="spellEnd"/>
+      <w:r>
+        <w:rPr>
+          <w:rFonts w:ascii="Times New Roman" w:hAnsi="Times New Roman" w:cs="Times New Roman"/>
+          <w:sz w:val="24"/>
+          <w:szCs w:val="24"/>
+        </w:rPr>
+        <w:t xml:space="preserve"> található "CRUD alkalmazás – tömbbel - Oldal frissítésekor újraindul az alkalmazás =&gt; AJAX-</w:t>
+      </w:r>
+      <w:proofErr w:type="spellStart"/>
+      <w:r>
+        <w:rPr>
+          <w:rFonts w:ascii="Times New Roman" w:hAnsi="Times New Roman" w:cs="Times New Roman"/>
+          <w:sz w:val="24"/>
+          <w:szCs w:val="24"/>
+        </w:rPr>
+        <w:t>Fetch</w:t>
+      </w:r>
+      <w:proofErr w:type="spellEnd"/>
+      <w:r>
+        <w:rPr>
+          <w:rFonts w:ascii="Times New Roman" w:hAnsi="Times New Roman" w:cs="Times New Roman"/>
+          <w:sz w:val="24"/>
+          <w:szCs w:val="24"/>
+        </w:rPr>
+        <w:t xml:space="preserve"> API ezt majd megoldja" címszó alatt található JavaScript CRUD </w:t>
+      </w:r>
+      <w:proofErr w:type="spellStart"/>
+      <w:r>
+        <w:rPr>
+          <w:rFonts w:ascii="Times New Roman" w:hAnsi="Times New Roman" w:cs="Times New Roman"/>
+          <w:sz w:val="24"/>
+          <w:szCs w:val="24"/>
+        </w:rPr>
+        <w:t>example</w:t>
+      </w:r>
+      <w:proofErr w:type="spellEnd"/>
+      <w:r>
+        <w:rPr>
+          <w:rFonts w:ascii="Times New Roman" w:hAnsi="Times New Roman" w:cs="Times New Roman"/>
+          <w:sz w:val="24"/>
+          <w:szCs w:val="24"/>
+        </w:rPr>
+        <w:t xml:space="preserve"> részt vettük alapul és ezen anyagot használtuk fel</w:t>
       </w:r>
       <w:r>
         <w:rPr>
@@ -4125,8 +4441,33 @@
           <w:rFonts w:ascii="Times New Roman" w:hAnsi="Times New Roman" w:cs="Times New Roman"/>
           <w:color w:val="auto"/>
         </w:rPr>
-        <w:t>. ábra: Javascript example</w:t>
-      </w:r>
+        <w:t xml:space="preserve">. ábra: </w:t>
+      </w:r>
+      <w:proofErr w:type="spellStart"/>
+      <w:r>
+        <w:rPr>
+          <w:rFonts w:ascii="Times New Roman" w:hAnsi="Times New Roman" w:cs="Times New Roman"/>
+          <w:color w:val="auto"/>
+        </w:rPr>
+        <w:t>Javascript</w:t>
+      </w:r>
+      <w:proofErr w:type="spellEnd"/>
+      <w:r>
+        <w:rPr>
+          <w:rFonts w:ascii="Times New Roman" w:hAnsi="Times New Roman" w:cs="Times New Roman"/>
+          <w:color w:val="auto"/>
+        </w:rPr>
+        <w:t xml:space="preserve"> </w:t>
+      </w:r>
+      <w:proofErr w:type="spellStart"/>
+      <w:r>
+        <w:rPr>
+          <w:rFonts w:ascii="Times New Roman" w:hAnsi="Times New Roman" w:cs="Times New Roman"/>
+          <w:color w:val="auto"/>
+        </w:rPr>
+        <w:t>example</w:t>
+      </w:r>
+      <w:proofErr w:type="spellEnd"/>
     </w:p>
     <w:p>
       <w:pPr>
@@ -4181,7 +4522,42 @@
           <w:szCs w:val="24"/>
         </w:rPr>
         <w:tab/>
-        <w:t xml:space="preserve">Full Name </w:t>
+      </w:r>
+      <w:proofErr w:type="spellStart"/>
+      <w:r>
+        <w:rPr>
+          <w:rFonts w:ascii="Times New Roman" w:hAnsi="Times New Roman" w:cs="Times New Roman"/>
+          <w:sz w:val="24"/>
+          <w:szCs w:val="24"/>
+        </w:rPr>
+        <w:t>Full</w:t>
+      </w:r>
+      <w:proofErr w:type="spellEnd"/>
+      <w:r>
+        <w:rPr>
+          <w:rFonts w:ascii="Times New Roman" w:hAnsi="Times New Roman" w:cs="Times New Roman"/>
+          <w:sz w:val="24"/>
+          <w:szCs w:val="24"/>
+        </w:rPr>
+        <w:t xml:space="preserve"> </w:t>
+      </w:r>
+      <w:proofErr w:type="spellStart"/>
+      <w:r>
+        <w:rPr>
+          <w:rFonts w:ascii="Times New Roman" w:hAnsi="Times New Roman" w:cs="Times New Roman"/>
+          <w:sz w:val="24"/>
+          <w:szCs w:val="24"/>
+        </w:rPr>
+        <w:t>Name</w:t>
+      </w:r>
+      <w:proofErr w:type="spellEnd"/>
+      <w:r>
+        <w:rPr>
+          <w:rFonts w:ascii="Times New Roman" w:hAnsi="Times New Roman" w:cs="Times New Roman"/>
+          <w:sz w:val="24"/>
+          <w:szCs w:val="24"/>
+        </w:rPr>
+        <w:t xml:space="preserve"> </w:t>
       </w:r>
       <w:r>
         <w:rPr>
@@ -4197,7 +4573,25 @@
           <w:sz w:val="24"/>
           <w:szCs w:val="24"/>
         </w:rPr>
-        <w:t xml:space="preserve"> Id*</w:t>
+        <w:t xml:space="preserve"> </w:t>
+      </w:r>
+      <w:proofErr w:type="spellStart"/>
+      <w:r>
+        <w:rPr>
+          <w:rFonts w:ascii="Times New Roman" w:hAnsi="Times New Roman" w:cs="Times New Roman"/>
+          <w:sz w:val="24"/>
+          <w:szCs w:val="24"/>
+        </w:rPr>
+        <w:t>Id</w:t>
+      </w:r>
+      <w:proofErr w:type="spellEnd"/>
+      <w:r>
+        <w:rPr>
+          <w:rFonts w:ascii="Times New Roman" w:hAnsi="Times New Roman" w:cs="Times New Roman"/>
+          <w:sz w:val="24"/>
+          <w:szCs w:val="24"/>
+        </w:rPr>
+        <w:t>*</w:t>
       </w:r>
     </w:p>
     <w:p>
@@ -4271,7 +4665,24 @@
           <w:szCs w:val="24"/>
         </w:rPr>
         <w:tab/>
-        <w:t xml:space="preserve">Salary </w:t>
+      </w:r>
+      <w:proofErr w:type="spellStart"/>
+      <w:r>
+        <w:rPr>
+          <w:rFonts w:ascii="Times New Roman" w:hAnsi="Times New Roman" w:cs="Times New Roman"/>
+          <w:sz w:val="24"/>
+          <w:szCs w:val="24"/>
+        </w:rPr>
+        <w:t>Salary</w:t>
+      </w:r>
+      <w:proofErr w:type="spellEnd"/>
+      <w:r>
+        <w:rPr>
+          <w:rFonts w:ascii="Times New Roman" w:hAnsi="Times New Roman" w:cs="Times New Roman"/>
+          <w:sz w:val="24"/>
+          <w:szCs w:val="24"/>
+        </w:rPr>
+        <w:t xml:space="preserve"> </w:t>
       </w:r>
       <w:r>
         <w:rPr>
@@ -4361,7 +4772,24 @@
           <w:szCs w:val="24"/>
         </w:rPr>
         <w:tab/>
-        <w:t xml:space="preserve">Submit </w:t>
+      </w:r>
+      <w:proofErr w:type="spellStart"/>
+      <w:r>
+        <w:rPr>
+          <w:rFonts w:ascii="Times New Roman" w:hAnsi="Times New Roman" w:cs="Times New Roman"/>
+          <w:sz w:val="24"/>
+          <w:szCs w:val="24"/>
+        </w:rPr>
+        <w:t>Submit</w:t>
+      </w:r>
+      <w:proofErr w:type="spellEnd"/>
+      <w:r>
+        <w:rPr>
+          <w:rFonts w:ascii="Times New Roman" w:hAnsi="Times New Roman" w:cs="Times New Roman"/>
+          <w:sz w:val="24"/>
+          <w:szCs w:val="24"/>
+        </w:rPr>
+        <w:t xml:space="preserve"> </w:t>
       </w:r>
       <w:r>
         <w:rPr>
@@ -4396,7 +4824,97 @@
           <w:sz w:val="24"/>
           <w:szCs w:val="24"/>
         </w:rPr>
-        <w:t xml:space="preserve">Az eredeti employee-form elnevezést szintén lecseréltük, és a saját alkalmazásunkban suti-form néven használtuk tovább, mert így jobban kifejezte a tartalmat. Ugyanez történt az alsó adatmegjelenítő résszel is: az employees-table helyett suti-table elnevezést alkalmaztunk. Az „Edit” és „Delete” gombok szintén magyar feliratot kaptak, vagyis „Módosítás” és „Törlés” formában jelentek meg. A „Sütemény típusa” mezőnél már nem egyszerű szabad szövegbevitelt alkalmaztunk, hanem előre összeállított választható listát készítettünk. Ennek előkészítéséhez </w:t>
+        <w:t xml:space="preserve">Az eredeti </w:t>
+      </w:r>
+      <w:proofErr w:type="spellStart"/>
+      <w:r>
+        <w:rPr>
+          <w:rFonts w:ascii="Times New Roman" w:hAnsi="Times New Roman" w:cs="Times New Roman"/>
+          <w:sz w:val="24"/>
+          <w:szCs w:val="24"/>
+        </w:rPr>
+        <w:t>employee-form</w:t>
+      </w:r>
+      <w:proofErr w:type="spellEnd"/>
+      <w:r>
+        <w:rPr>
+          <w:rFonts w:ascii="Times New Roman" w:hAnsi="Times New Roman" w:cs="Times New Roman"/>
+          <w:sz w:val="24"/>
+          <w:szCs w:val="24"/>
+        </w:rPr>
+        <w:t xml:space="preserve"> elnevezést szintén lecseréltük, és a saját alkalmazásunkban suti-</w:t>
+      </w:r>
+      <w:proofErr w:type="spellStart"/>
+      <w:r>
+        <w:rPr>
+          <w:rFonts w:ascii="Times New Roman" w:hAnsi="Times New Roman" w:cs="Times New Roman"/>
+          <w:sz w:val="24"/>
+          <w:szCs w:val="24"/>
+        </w:rPr>
+        <w:t>form</w:t>
+      </w:r>
+      <w:proofErr w:type="spellEnd"/>
+      <w:r>
+        <w:rPr>
+          <w:rFonts w:ascii="Times New Roman" w:hAnsi="Times New Roman" w:cs="Times New Roman"/>
+          <w:sz w:val="24"/>
+          <w:szCs w:val="24"/>
+        </w:rPr>
+        <w:t xml:space="preserve"> néven használtuk tovább, mert így jobban kifejezte a tartalmat. Ugyanez történt az alsó adatmegjelenítő résszel is: az </w:t>
+      </w:r>
+      <w:proofErr w:type="spellStart"/>
+      <w:r>
+        <w:rPr>
+          <w:rFonts w:ascii="Times New Roman" w:hAnsi="Times New Roman" w:cs="Times New Roman"/>
+          <w:sz w:val="24"/>
+          <w:szCs w:val="24"/>
+        </w:rPr>
+        <w:t>employees-table</w:t>
+      </w:r>
+      <w:proofErr w:type="spellEnd"/>
+      <w:r>
+        <w:rPr>
+          <w:rFonts w:ascii="Times New Roman" w:hAnsi="Times New Roman" w:cs="Times New Roman"/>
+          <w:sz w:val="24"/>
+          <w:szCs w:val="24"/>
+        </w:rPr>
+        <w:t xml:space="preserve"> helyett suti-</w:t>
+      </w:r>
+      <w:proofErr w:type="spellStart"/>
+      <w:r>
+        <w:rPr>
+          <w:rFonts w:ascii="Times New Roman" w:hAnsi="Times New Roman" w:cs="Times New Roman"/>
+          <w:sz w:val="24"/>
+          <w:szCs w:val="24"/>
+        </w:rPr>
+        <w:t>table</w:t>
+      </w:r>
+      <w:proofErr w:type="spellEnd"/>
+      <w:r>
+        <w:rPr>
+          <w:rFonts w:ascii="Times New Roman" w:hAnsi="Times New Roman" w:cs="Times New Roman"/>
+          <w:sz w:val="24"/>
+          <w:szCs w:val="24"/>
+        </w:rPr>
+        <w:t xml:space="preserve"> elnevezést alkalmaztunk. Az „Edit” és „</w:t>
+      </w:r>
+      <w:proofErr w:type="spellStart"/>
+      <w:r>
+        <w:rPr>
+          <w:rFonts w:ascii="Times New Roman" w:hAnsi="Times New Roman" w:cs="Times New Roman"/>
+          <w:sz w:val="24"/>
+          <w:szCs w:val="24"/>
+        </w:rPr>
+        <w:t>Delete</w:t>
+      </w:r>
+      <w:proofErr w:type="spellEnd"/>
+      <w:r>
+        <w:rPr>
+          <w:rFonts w:ascii="Times New Roman" w:hAnsi="Times New Roman" w:cs="Times New Roman"/>
+          <w:sz w:val="24"/>
+          <w:szCs w:val="24"/>
+        </w:rPr>
+        <w:t xml:space="preserve">” gombok szintén magyar feliratot kaptak, vagyis „Módosítás” és „Törlés” formában jelentek meg. A „Sütemény típusa” mezőnél már nem egyszerű szabad szövegbevitelt alkalmaztunk, hanem előre összeállított választható listát készítettünk. Ennek előkészítéséhez </w:t>
       </w:r>
       <w:r>
         <w:rPr>
@@ -4405,7 +4923,61 @@
           <w:szCs w:val="24"/>
         </w:rPr>
         <w:lastRenderedPageBreak/>
-        <w:t>az adatbázist előbb Excel táblázatba rendeztük, majd a típusokat összegyűjtöttük és option value formában beépítettük a felületbe. Így a felhasználó csak a meghatározott típusok közül választhatott, például vegyes, sós teasütemény, bejgli, torta, tortaszelet, pite, tejszínes sütemény, édes teasütemény, különleges torta vagy krémes. Hasonló megoldást alkalmaztunk a „Díjazott” mezőnél is, ahol „igen” és „nem” opciót lehetett kiválasztani. Miután az átnevezések és a mezők testreszabása elkészült, alaposan teszteltük az oldal működését, és csak akkor kezdtük el a megjelenés finomhangolását, amikor már a CRUD logika megfelelően működött.</w:t>
+        <w:t xml:space="preserve">az adatbázist előbb Excel táblázatba rendeztük, majd a típusokat összegyűjtöttük és </w:t>
+      </w:r>
+      <w:proofErr w:type="spellStart"/>
+      <w:r>
+        <w:rPr>
+          <w:rFonts w:ascii="Times New Roman" w:hAnsi="Times New Roman" w:cs="Times New Roman"/>
+          <w:sz w:val="24"/>
+          <w:szCs w:val="24"/>
+        </w:rPr>
+        <w:t>option</w:t>
+      </w:r>
+      <w:proofErr w:type="spellEnd"/>
+      <w:r>
+        <w:rPr>
+          <w:rFonts w:ascii="Times New Roman" w:hAnsi="Times New Roman" w:cs="Times New Roman"/>
+          <w:sz w:val="24"/>
+          <w:szCs w:val="24"/>
+        </w:rPr>
+        <w:t xml:space="preserve"> </w:t>
+      </w:r>
+      <w:proofErr w:type="spellStart"/>
+      <w:r>
+        <w:rPr>
+          <w:rFonts w:ascii="Times New Roman" w:hAnsi="Times New Roman" w:cs="Times New Roman"/>
+          <w:sz w:val="24"/>
+          <w:szCs w:val="24"/>
+        </w:rPr>
+        <w:t>value</w:t>
+      </w:r>
+      <w:proofErr w:type="spellEnd"/>
+      <w:r>
+        <w:rPr>
+          <w:rFonts w:ascii="Times New Roman" w:hAnsi="Times New Roman" w:cs="Times New Roman"/>
+          <w:sz w:val="24"/>
+          <w:szCs w:val="24"/>
+        </w:rPr>
+        <w:t xml:space="preserve"> formában beépítettük a felületbe. Így a felhasználó csak a meghatározott típusok közül választhatott, például vegyes, sós teasütemény, bejgli, torta, tortaszelet, pite, tejszínes sütemény, édes teasütemény, különleges torta vagy krémes. Hasonló megoldást alkalmaztunk a „Díjazott” mezőnél is, ahol „igen” és „nem” opciót lehetett kiválasztani. Miután az átnevezések és a mezők </w:t>
+      </w:r>
+      <w:proofErr w:type="spellStart"/>
+      <w:r>
+        <w:rPr>
+          <w:rFonts w:ascii="Times New Roman" w:hAnsi="Times New Roman" w:cs="Times New Roman"/>
+          <w:sz w:val="24"/>
+          <w:szCs w:val="24"/>
+        </w:rPr>
+        <w:t>testreszabása</w:t>
+      </w:r>
+      <w:proofErr w:type="spellEnd"/>
+      <w:r>
+        <w:rPr>
+          <w:rFonts w:ascii="Times New Roman" w:hAnsi="Times New Roman" w:cs="Times New Roman"/>
+          <w:sz w:val="24"/>
+          <w:szCs w:val="24"/>
+        </w:rPr>
+        <w:t xml:space="preserve"> elkészült, alaposan teszteltük az oldal működését, és csak akkor kezdtük el a megjelenés finomhangolását, amikor már a CRUD logika megfelelően működött.</w:t>
       </w:r>
     </w:p>
     <w:p>
@@ -4844,7 +5416,7 @@
               </wp:anchor>
             </w:drawing>
           </mc:Choice>
-          <mc:Fallback xmlns:w16se="http://schemas.microsoft.com/office/word/2015/wordml/symex" xmlns:w16sdtfl="http://schemas.microsoft.com/office/word/2024/wordml/sdtformatlock" xmlns:w16sdtdh="http://schemas.microsoft.com/office/word/2020/wordml/sdtdatahash" xmlns:w16du="http://schemas.microsoft.com/office/word/2023/wordml/word16du" xmlns:w16="http://schemas.microsoft.com/office/word/2018/wordml" xmlns:w16cid="http://schemas.microsoft.com/office/word/2016/wordml/cid" xmlns:w16cex="http://schemas.microsoft.com/office/word/2018/wordml/cex" xmlns:oel="http://schemas.microsoft.com/office/2019/extlst" xmlns:am3d="http://schemas.microsoft.com/office/drawing/2017/model3d" xmlns:aink="http://schemas.microsoft.com/office/drawing/2016/ink" xmlns:cx8="http://schemas.microsoft.com/office/drawing/2016/5/14/chartex" xmlns:cx7="http://schemas.microsoft.com/office/drawing/2016/5/13/chartex" xmlns:cx6="http://schemas.microsoft.com/office/drawing/2016/5/12/chartex" xmlns:cx5="http://schemas.microsoft.com/office/drawing/2016/5/11/chartex" xmlns:cx4="http://schemas.microsoft.com/office/drawing/2016/5/10/chartex" xmlns:cx3="http://schemas.microsoft.com/office/drawing/2016/5/9/chartex" xmlns:cx2="http://schemas.microsoft.com/office/drawing/2015/10/21/chartex" xmlns:cx1="http://schemas.microsoft.com/office/drawing/2015/9/8/chartex" xmlns:cx="http://schemas.microsoft.com/office/drawing/2014/chartex">
+          <mc:Fallback>
             <w:pict>
               <v:shape w14:anchorId="1337A45E" id="_x0000_s1028" type="#_x0000_t202" style="position:absolute;left:0;text-align:left;margin-left:225pt;margin-top:181.5pt;width:227.9pt;height:.05pt;z-index:251675648;visibility:visible;mso-wrap-style:square;mso-wrap-distance-left:9pt;mso-wrap-distance-top:0;mso-wrap-distance-right:9pt;mso-wrap-distance-bottom:0;mso-position-horizontal:absolute;mso-position-horizontal-relative:text;mso-position-vertical:absolute;mso-position-vertical-relative:text;v-text-anchor:top" o:gfxdata="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" stroked="f">
                 <v:textbox style="mso-fit-shape-to-text:t" inset="0,0,0,0">
@@ -4939,7 +5511,43 @@
           <w:sz w:val="24"/>
           <w:szCs w:val="24"/>
         </w:rPr>
-        <w:t xml:space="preserve">Miután a főoldal és a JavaScript alapú CRUD alkalmazás megfelelően működött, a következő nagy feladatrész a react.html menüpont megvalósítása volt. Ennél az oldalnál a beadandó előírása szerint React segítségével kellett CRUD alkalmazást készítenünk, amely szintén a választott adatbázis egyik fájljának adatait használja fel. A fejlesztéshez a tananyagban szereplő React-CRUD megoldást, valamint a tanár úr által biztosított megoldasok.zip fájlt használtuk alapként. </w:t>
+        <w:t xml:space="preserve">Miután a főoldal és a JavaScript alapú CRUD alkalmazás megfelelően működött, a következő nagy feladatrész a react.html menüpont megvalósítása volt. Ennél az oldalnál a beadandó előírása szerint </w:t>
+      </w:r>
+      <w:proofErr w:type="spellStart"/>
+      <w:r>
+        <w:rPr>
+          <w:rFonts w:ascii="Times New Roman" w:hAnsi="Times New Roman" w:cs="Times New Roman"/>
+          <w:sz w:val="24"/>
+          <w:szCs w:val="24"/>
+        </w:rPr>
+        <w:t>React</w:t>
+      </w:r>
+      <w:proofErr w:type="spellEnd"/>
+      <w:r>
+        <w:rPr>
+          <w:rFonts w:ascii="Times New Roman" w:hAnsi="Times New Roman" w:cs="Times New Roman"/>
+          <w:sz w:val="24"/>
+          <w:szCs w:val="24"/>
+        </w:rPr>
+        <w:t xml:space="preserve"> segítségével kellett CRUD alkalmazást készítenünk, amely szintén a választott adatbázis egyik fájljának adatait használja fel. A fejlesztéshez a tananyagban szereplő </w:t>
+      </w:r>
+      <w:proofErr w:type="spellStart"/>
+      <w:r>
+        <w:rPr>
+          <w:rFonts w:ascii="Times New Roman" w:hAnsi="Times New Roman" w:cs="Times New Roman"/>
+          <w:sz w:val="24"/>
+          <w:szCs w:val="24"/>
+        </w:rPr>
+        <w:t>React</w:t>
+      </w:r>
+      <w:proofErr w:type="spellEnd"/>
+      <w:r>
+        <w:rPr>
+          <w:rFonts w:ascii="Times New Roman" w:hAnsi="Times New Roman" w:cs="Times New Roman"/>
+          <w:sz w:val="24"/>
+          <w:szCs w:val="24"/>
+        </w:rPr>
+        <w:t xml:space="preserve">-CRUD megoldást, valamint a tanár úr által biztosított megoldasok.zip fájlt használtuk alapként. </w:t>
       </w:r>
     </w:p>
     <w:p>
@@ -4959,7 +5567,151 @@
           <w:sz w:val="24"/>
           <w:szCs w:val="24"/>
         </w:rPr>
-        <w:t>Az első lépés az volt, hogy a szükséges fájlokat átemeltük a saját projektünkbe. Ezek közé tartozott a src/App.jsx, a src/main.jsx, továbbá az AddUserForm, EditUserForm és UserTable komponensek. Ezzel létrejött a React alkalmazás működési alapja, amelyet ezt követően a saját témánknak megfelelően kellett átalakítani.</w:t>
+        <w:t xml:space="preserve">Az első lépés az volt, hogy a szükséges fájlokat átemeltük a saját projektünkbe. Ezek közé tartozott a </w:t>
+      </w:r>
+      <w:proofErr w:type="spellStart"/>
+      <w:r>
+        <w:rPr>
+          <w:rFonts w:ascii="Times New Roman" w:hAnsi="Times New Roman" w:cs="Times New Roman"/>
+          <w:sz w:val="24"/>
+          <w:szCs w:val="24"/>
+        </w:rPr>
+        <w:t>src</w:t>
+      </w:r>
+      <w:proofErr w:type="spellEnd"/>
+      <w:r>
+        <w:rPr>
+          <w:rFonts w:ascii="Times New Roman" w:hAnsi="Times New Roman" w:cs="Times New Roman"/>
+          <w:sz w:val="24"/>
+          <w:szCs w:val="24"/>
+        </w:rPr>
+        <w:t>/</w:t>
+      </w:r>
+      <w:proofErr w:type="spellStart"/>
+      <w:r>
+        <w:rPr>
+          <w:rFonts w:ascii="Times New Roman" w:hAnsi="Times New Roman" w:cs="Times New Roman"/>
+          <w:sz w:val="24"/>
+          <w:szCs w:val="24"/>
+        </w:rPr>
+        <w:t>App.jsx</w:t>
+      </w:r>
+      <w:proofErr w:type="spellEnd"/>
+      <w:r>
+        <w:rPr>
+          <w:rFonts w:ascii="Times New Roman" w:hAnsi="Times New Roman" w:cs="Times New Roman"/>
+          <w:sz w:val="24"/>
+          <w:szCs w:val="24"/>
+        </w:rPr>
+        <w:t xml:space="preserve">, a </w:t>
+      </w:r>
+      <w:proofErr w:type="spellStart"/>
+      <w:r>
+        <w:rPr>
+          <w:rFonts w:ascii="Times New Roman" w:hAnsi="Times New Roman" w:cs="Times New Roman"/>
+          <w:sz w:val="24"/>
+          <w:szCs w:val="24"/>
+        </w:rPr>
+        <w:t>src</w:t>
+      </w:r>
+      <w:proofErr w:type="spellEnd"/>
+      <w:r>
+        <w:rPr>
+          <w:rFonts w:ascii="Times New Roman" w:hAnsi="Times New Roman" w:cs="Times New Roman"/>
+          <w:sz w:val="24"/>
+          <w:szCs w:val="24"/>
+        </w:rPr>
+        <w:t>/</w:t>
+      </w:r>
+      <w:proofErr w:type="spellStart"/>
+      <w:r>
+        <w:rPr>
+          <w:rFonts w:ascii="Times New Roman" w:hAnsi="Times New Roman" w:cs="Times New Roman"/>
+          <w:sz w:val="24"/>
+          <w:szCs w:val="24"/>
+        </w:rPr>
+        <w:t>main.jsx</w:t>
+      </w:r>
+      <w:proofErr w:type="spellEnd"/>
+      <w:r>
+        <w:rPr>
+          <w:rFonts w:ascii="Times New Roman" w:hAnsi="Times New Roman" w:cs="Times New Roman"/>
+          <w:sz w:val="24"/>
+          <w:szCs w:val="24"/>
+        </w:rPr>
+        <w:t xml:space="preserve">, továbbá az </w:t>
+      </w:r>
+      <w:proofErr w:type="spellStart"/>
+      <w:r>
+        <w:rPr>
+          <w:rFonts w:ascii="Times New Roman" w:hAnsi="Times New Roman" w:cs="Times New Roman"/>
+          <w:sz w:val="24"/>
+          <w:szCs w:val="24"/>
+        </w:rPr>
+        <w:t>AddUserForm</w:t>
+      </w:r>
+      <w:proofErr w:type="spellEnd"/>
+      <w:r>
+        <w:rPr>
+          <w:rFonts w:ascii="Times New Roman" w:hAnsi="Times New Roman" w:cs="Times New Roman"/>
+          <w:sz w:val="24"/>
+          <w:szCs w:val="24"/>
+        </w:rPr>
+        <w:t xml:space="preserve">, </w:t>
+      </w:r>
+      <w:proofErr w:type="spellStart"/>
+      <w:r>
+        <w:rPr>
+          <w:rFonts w:ascii="Times New Roman" w:hAnsi="Times New Roman" w:cs="Times New Roman"/>
+          <w:sz w:val="24"/>
+          <w:szCs w:val="24"/>
+        </w:rPr>
+        <w:t>EditUserForm</w:t>
+      </w:r>
+      <w:proofErr w:type="spellEnd"/>
+      <w:r>
+        <w:rPr>
+          <w:rFonts w:ascii="Times New Roman" w:hAnsi="Times New Roman" w:cs="Times New Roman"/>
+          <w:sz w:val="24"/>
+          <w:szCs w:val="24"/>
+        </w:rPr>
+        <w:t xml:space="preserve"> és </w:t>
+      </w:r>
+      <w:proofErr w:type="spellStart"/>
+      <w:r>
+        <w:rPr>
+          <w:rFonts w:ascii="Times New Roman" w:hAnsi="Times New Roman" w:cs="Times New Roman"/>
+          <w:sz w:val="24"/>
+          <w:szCs w:val="24"/>
+        </w:rPr>
+        <w:t>UserTable</w:t>
+      </w:r>
+      <w:proofErr w:type="spellEnd"/>
+      <w:r>
+        <w:rPr>
+          <w:rFonts w:ascii="Times New Roman" w:hAnsi="Times New Roman" w:cs="Times New Roman"/>
+          <w:sz w:val="24"/>
+          <w:szCs w:val="24"/>
+        </w:rPr>
+        <w:t xml:space="preserve"> komponensek. Ezzel létrejött a </w:t>
+      </w:r>
+      <w:proofErr w:type="spellStart"/>
+      <w:r>
+        <w:rPr>
+          <w:rFonts w:ascii="Times New Roman" w:hAnsi="Times New Roman" w:cs="Times New Roman"/>
+          <w:sz w:val="24"/>
+          <w:szCs w:val="24"/>
+        </w:rPr>
+        <w:t>React</w:t>
+      </w:r>
+      <w:proofErr w:type="spellEnd"/>
+      <w:r>
+        <w:rPr>
+          <w:rFonts w:ascii="Times New Roman" w:hAnsi="Times New Roman" w:cs="Times New Roman"/>
+          <w:sz w:val="24"/>
+          <w:szCs w:val="24"/>
+        </w:rPr>
+        <w:t xml:space="preserve"> alkalmazás működési alapja, amelyet ezt követően a saját témánknak megfelelően kellett átalakítani.</w:t>
       </w:r>
     </w:p>
     <w:p>
@@ -4979,7 +5731,259 @@
           <w:sz w:val="24"/>
           <w:szCs w:val="24"/>
         </w:rPr>
-        <w:t xml:space="preserve"> A react.html formázásánál fontos szerepet kapott az egységes megjelenés, ezért a head részbe bekerült a menu.css-re mutató hivatkozás, a body részhez pedig átmásoltuk az index oldal topbar szerkezetét. Emellett a navigációban az aktív menüpontot is átállítottuk úgy, hogy a React oldalnál legyen kiemelve. A tartalom elrendezéséhez a &lt;main class="content"&gt; részt is beillesztettük, így a React oldal vizuálisan is ugyanabba a rendszerbe került, mint a főoldal. A komponensek elnevezését teljes mértékben a saját témánkhoz igazítottuk. A UserTable helyére SutemenyTable, az AddUserForm helyére AddSutemenyForm, az EditUserForm helyére pedig EditSutemenyForm került. Ez a névváltás nem pusztán formai kérdés volt, hanem azt szolgálta, hogy a teljes alkalmazás nyelvezete következetes maradjon. A táblázatokban elvégeztük a szükséges feliratmódosításokat is, hogy azok illeszkedjenek a javascript.html oldalon kialakított suti-form és suti-table logikájához. A minta React táblázathoz képest plusz oszlopokat is létrehoztunk, hogy a tartalom összhangban legyen a JavaScript változattal. Ezt követően az App.css fájlt saját igényeink szerint átalakítottuk, majd később </w:t>
+        <w:t xml:space="preserve"> A react.html formázásánál fontos szerepet kapott az egységes megjelenés, ezért a </w:t>
+      </w:r>
+      <w:proofErr w:type="spellStart"/>
+      <w:r>
+        <w:rPr>
+          <w:rFonts w:ascii="Times New Roman" w:hAnsi="Times New Roman" w:cs="Times New Roman"/>
+          <w:sz w:val="24"/>
+          <w:szCs w:val="24"/>
+        </w:rPr>
+        <w:t>head</w:t>
+      </w:r>
+      <w:proofErr w:type="spellEnd"/>
+      <w:r>
+        <w:rPr>
+          <w:rFonts w:ascii="Times New Roman" w:hAnsi="Times New Roman" w:cs="Times New Roman"/>
+          <w:sz w:val="24"/>
+          <w:szCs w:val="24"/>
+        </w:rPr>
+        <w:t xml:space="preserve"> részbe bekerült a menu.css-re mutató hivatkozás, a body részhez pedig átmásoltuk az index oldal topbar szerkezetét. Emellett a navigációban az aktív menüpontot is átállítottuk úgy, hogy a </w:t>
+      </w:r>
+      <w:proofErr w:type="spellStart"/>
+      <w:r>
+        <w:rPr>
+          <w:rFonts w:ascii="Times New Roman" w:hAnsi="Times New Roman" w:cs="Times New Roman"/>
+          <w:sz w:val="24"/>
+          <w:szCs w:val="24"/>
+        </w:rPr>
+        <w:t>React</w:t>
+      </w:r>
+      <w:proofErr w:type="spellEnd"/>
+      <w:r>
+        <w:rPr>
+          <w:rFonts w:ascii="Times New Roman" w:hAnsi="Times New Roman" w:cs="Times New Roman"/>
+          <w:sz w:val="24"/>
+          <w:szCs w:val="24"/>
+        </w:rPr>
+        <w:t xml:space="preserve"> oldalnál legyen kiemelve. A tartalom elrendezéséhez a &lt;main </w:t>
+      </w:r>
+      <w:proofErr w:type="spellStart"/>
+      <w:r>
+        <w:rPr>
+          <w:rFonts w:ascii="Times New Roman" w:hAnsi="Times New Roman" w:cs="Times New Roman"/>
+          <w:sz w:val="24"/>
+          <w:szCs w:val="24"/>
+        </w:rPr>
+        <w:t>class</w:t>
+      </w:r>
+      <w:proofErr w:type="spellEnd"/>
+      <w:r>
+        <w:rPr>
+          <w:rFonts w:ascii="Times New Roman" w:hAnsi="Times New Roman" w:cs="Times New Roman"/>
+          <w:sz w:val="24"/>
+          <w:szCs w:val="24"/>
+        </w:rPr>
+        <w:t>="</w:t>
+      </w:r>
+      <w:proofErr w:type="spellStart"/>
+      <w:r>
+        <w:rPr>
+          <w:rFonts w:ascii="Times New Roman" w:hAnsi="Times New Roman" w:cs="Times New Roman"/>
+          <w:sz w:val="24"/>
+          <w:szCs w:val="24"/>
+        </w:rPr>
+        <w:t>content</w:t>
+      </w:r>
+      <w:proofErr w:type="spellEnd"/>
+      <w:r>
+        <w:rPr>
+          <w:rFonts w:ascii="Times New Roman" w:hAnsi="Times New Roman" w:cs="Times New Roman"/>
+          <w:sz w:val="24"/>
+          <w:szCs w:val="24"/>
+        </w:rPr>
+        <w:t xml:space="preserve">"&gt; részt is beillesztettük, így a </w:t>
+      </w:r>
+      <w:proofErr w:type="spellStart"/>
+      <w:r>
+        <w:rPr>
+          <w:rFonts w:ascii="Times New Roman" w:hAnsi="Times New Roman" w:cs="Times New Roman"/>
+          <w:sz w:val="24"/>
+          <w:szCs w:val="24"/>
+        </w:rPr>
+        <w:t>React</w:t>
+      </w:r>
+      <w:proofErr w:type="spellEnd"/>
+      <w:r>
+        <w:rPr>
+          <w:rFonts w:ascii="Times New Roman" w:hAnsi="Times New Roman" w:cs="Times New Roman"/>
+          <w:sz w:val="24"/>
+          <w:szCs w:val="24"/>
+        </w:rPr>
+        <w:t xml:space="preserve"> oldal vizuálisan is ugyanabba a rendszerbe került, mint a főoldal. A komponensek elnevezését teljes mértékben a saját témánkhoz igazítottuk. A </w:t>
+      </w:r>
+      <w:proofErr w:type="spellStart"/>
+      <w:r>
+        <w:rPr>
+          <w:rFonts w:ascii="Times New Roman" w:hAnsi="Times New Roman" w:cs="Times New Roman"/>
+          <w:sz w:val="24"/>
+          <w:szCs w:val="24"/>
+        </w:rPr>
+        <w:t>UserTable</w:t>
+      </w:r>
+      <w:proofErr w:type="spellEnd"/>
+      <w:r>
+        <w:rPr>
+          <w:rFonts w:ascii="Times New Roman" w:hAnsi="Times New Roman" w:cs="Times New Roman"/>
+          <w:sz w:val="24"/>
+          <w:szCs w:val="24"/>
+        </w:rPr>
+        <w:t xml:space="preserve"> helyére </w:t>
+      </w:r>
+      <w:proofErr w:type="spellStart"/>
+      <w:r>
+        <w:rPr>
+          <w:rFonts w:ascii="Times New Roman" w:hAnsi="Times New Roman" w:cs="Times New Roman"/>
+          <w:sz w:val="24"/>
+          <w:szCs w:val="24"/>
+        </w:rPr>
+        <w:t>SutemenyTable</w:t>
+      </w:r>
+      <w:proofErr w:type="spellEnd"/>
+      <w:r>
+        <w:rPr>
+          <w:rFonts w:ascii="Times New Roman" w:hAnsi="Times New Roman" w:cs="Times New Roman"/>
+          <w:sz w:val="24"/>
+          <w:szCs w:val="24"/>
+        </w:rPr>
+        <w:t xml:space="preserve">, az </w:t>
+      </w:r>
+      <w:proofErr w:type="spellStart"/>
+      <w:r>
+        <w:rPr>
+          <w:rFonts w:ascii="Times New Roman" w:hAnsi="Times New Roman" w:cs="Times New Roman"/>
+          <w:sz w:val="24"/>
+          <w:szCs w:val="24"/>
+        </w:rPr>
+        <w:t>AddUserForm</w:t>
+      </w:r>
+      <w:proofErr w:type="spellEnd"/>
+      <w:r>
+        <w:rPr>
+          <w:rFonts w:ascii="Times New Roman" w:hAnsi="Times New Roman" w:cs="Times New Roman"/>
+          <w:sz w:val="24"/>
+          <w:szCs w:val="24"/>
+        </w:rPr>
+        <w:t xml:space="preserve"> helyére </w:t>
+      </w:r>
+      <w:proofErr w:type="spellStart"/>
+      <w:r>
+        <w:rPr>
+          <w:rFonts w:ascii="Times New Roman" w:hAnsi="Times New Roman" w:cs="Times New Roman"/>
+          <w:sz w:val="24"/>
+          <w:szCs w:val="24"/>
+        </w:rPr>
+        <w:t>AddSutemenyForm</w:t>
+      </w:r>
+      <w:proofErr w:type="spellEnd"/>
+      <w:r>
+        <w:rPr>
+          <w:rFonts w:ascii="Times New Roman" w:hAnsi="Times New Roman" w:cs="Times New Roman"/>
+          <w:sz w:val="24"/>
+          <w:szCs w:val="24"/>
+        </w:rPr>
+        <w:t xml:space="preserve">, az </w:t>
+      </w:r>
+      <w:proofErr w:type="spellStart"/>
+      <w:r>
+        <w:rPr>
+          <w:rFonts w:ascii="Times New Roman" w:hAnsi="Times New Roman" w:cs="Times New Roman"/>
+          <w:sz w:val="24"/>
+          <w:szCs w:val="24"/>
+        </w:rPr>
+        <w:t>EditUserForm</w:t>
+      </w:r>
+      <w:proofErr w:type="spellEnd"/>
+      <w:r>
+        <w:rPr>
+          <w:rFonts w:ascii="Times New Roman" w:hAnsi="Times New Roman" w:cs="Times New Roman"/>
+          <w:sz w:val="24"/>
+          <w:szCs w:val="24"/>
+        </w:rPr>
+        <w:t xml:space="preserve"> helyére pedig </w:t>
+      </w:r>
+      <w:proofErr w:type="spellStart"/>
+      <w:r>
+        <w:rPr>
+          <w:rFonts w:ascii="Times New Roman" w:hAnsi="Times New Roman" w:cs="Times New Roman"/>
+          <w:sz w:val="24"/>
+          <w:szCs w:val="24"/>
+        </w:rPr>
+        <w:t>EditSutemenyForm</w:t>
+      </w:r>
+      <w:proofErr w:type="spellEnd"/>
+      <w:r>
+        <w:rPr>
+          <w:rFonts w:ascii="Times New Roman" w:hAnsi="Times New Roman" w:cs="Times New Roman"/>
+          <w:sz w:val="24"/>
+          <w:szCs w:val="24"/>
+        </w:rPr>
+        <w:t xml:space="preserve"> került. Ez a névváltás nem pusztán formai kérdés volt, hanem azt szolgálta, hogy a teljes alkalmazás nyelvezete következetes maradjon. A táblázatokban elvégeztük a szükséges feliratmódosításokat is, hogy azok illeszkedjenek a javascript.html oldalon kialakított suti-</w:t>
+      </w:r>
+      <w:proofErr w:type="spellStart"/>
+      <w:r>
+        <w:rPr>
+          <w:rFonts w:ascii="Times New Roman" w:hAnsi="Times New Roman" w:cs="Times New Roman"/>
+          <w:sz w:val="24"/>
+          <w:szCs w:val="24"/>
+        </w:rPr>
+        <w:t>form</w:t>
+      </w:r>
+      <w:proofErr w:type="spellEnd"/>
+      <w:r>
+        <w:rPr>
+          <w:rFonts w:ascii="Times New Roman" w:hAnsi="Times New Roman" w:cs="Times New Roman"/>
+          <w:sz w:val="24"/>
+          <w:szCs w:val="24"/>
+        </w:rPr>
+        <w:t xml:space="preserve"> és suti-</w:t>
+      </w:r>
+      <w:proofErr w:type="spellStart"/>
+      <w:r>
+        <w:rPr>
+          <w:rFonts w:ascii="Times New Roman" w:hAnsi="Times New Roman" w:cs="Times New Roman"/>
+          <w:sz w:val="24"/>
+          <w:szCs w:val="24"/>
+        </w:rPr>
+        <w:t>table</w:t>
+      </w:r>
+      <w:proofErr w:type="spellEnd"/>
+      <w:r>
+        <w:rPr>
+          <w:rFonts w:ascii="Times New Roman" w:hAnsi="Times New Roman" w:cs="Times New Roman"/>
+          <w:sz w:val="24"/>
+          <w:szCs w:val="24"/>
+        </w:rPr>
+        <w:t xml:space="preserve"> logikájához. A minta </w:t>
+      </w:r>
+      <w:proofErr w:type="spellStart"/>
+      <w:r>
+        <w:rPr>
+          <w:rFonts w:ascii="Times New Roman" w:hAnsi="Times New Roman" w:cs="Times New Roman"/>
+          <w:sz w:val="24"/>
+          <w:szCs w:val="24"/>
+        </w:rPr>
+        <w:t>React</w:t>
+      </w:r>
+      <w:proofErr w:type="spellEnd"/>
+      <w:r>
+        <w:rPr>
+          <w:rFonts w:ascii="Times New Roman" w:hAnsi="Times New Roman" w:cs="Times New Roman"/>
+          <w:sz w:val="24"/>
+          <w:szCs w:val="24"/>
+        </w:rPr>
+        <w:t xml:space="preserve"> táblázathoz képest plusz oszlopokat is létrehoztunk, hogy a tartalom összhangban legyen a JavaScript változattal. Ezt követően az App.css fájlt saját igényeink szerint átalakítottuk, majd később </w:t>
       </w:r>
       <w:r>
         <w:rPr>
@@ -5011,7 +6015,25 @@
           <w:sz w:val="24"/>
           <w:szCs w:val="24"/>
         </w:rPr>
-        <w:t xml:space="preserve">. Ebben a stíluslapban a JavaScript oldalhoz igazítottuk az elrendezést, vagyis ugyanazt a színvilágot és nagyon hasonló szerkezeti megoldásokat alkalmaztuk. A React oldal fejlesztése során tehát nem csupán az volt a cél, hogy működőképes CRUD alkalmazás </w:t>
+        <w:t xml:space="preserve">. Ebben a stíluslapban a JavaScript oldalhoz igazítottuk az elrendezést, vagyis ugyanazt a színvilágot és nagyon hasonló szerkezeti megoldásokat alkalmaztuk. A </w:t>
+      </w:r>
+      <w:proofErr w:type="spellStart"/>
+      <w:r>
+        <w:rPr>
+          <w:rFonts w:ascii="Times New Roman" w:hAnsi="Times New Roman" w:cs="Times New Roman"/>
+          <w:sz w:val="24"/>
+          <w:szCs w:val="24"/>
+        </w:rPr>
+        <w:t>React</w:t>
+      </w:r>
+      <w:proofErr w:type="spellEnd"/>
+      <w:r>
+        <w:rPr>
+          <w:rFonts w:ascii="Times New Roman" w:hAnsi="Times New Roman" w:cs="Times New Roman"/>
+          <w:sz w:val="24"/>
+          <w:szCs w:val="24"/>
+        </w:rPr>
+        <w:t xml:space="preserve"> oldal fejlesztése során tehát nem csupán az volt a cél, hogy működőképes CRUD alkalmazás </w:t>
       </w:r>
       <w:r>
         <w:rPr>
@@ -5020,7 +6042,25 @@
           <w:szCs w:val="24"/>
         </w:rPr>
         <w:lastRenderedPageBreak/>
-        <w:t>készüljön, hanem az is, hogy a felhasználó számára természetesnek hasson az átmenet a JavaScript és a React alapú felület között.</w:t>
+        <w:t xml:space="preserve">készüljön, hanem az is, hogy a felhasználó számára természetesnek hasson az átmenet a JavaScript és a </w:t>
+      </w:r>
+      <w:proofErr w:type="spellStart"/>
+      <w:r>
+        <w:rPr>
+          <w:rFonts w:ascii="Times New Roman" w:hAnsi="Times New Roman" w:cs="Times New Roman"/>
+          <w:sz w:val="24"/>
+          <w:szCs w:val="24"/>
+        </w:rPr>
+        <w:t>React</w:t>
+      </w:r>
+      <w:proofErr w:type="spellEnd"/>
+      <w:r>
+        <w:rPr>
+          <w:rFonts w:ascii="Times New Roman" w:hAnsi="Times New Roman" w:cs="Times New Roman"/>
+          <w:sz w:val="24"/>
+          <w:szCs w:val="24"/>
+        </w:rPr>
+        <w:t xml:space="preserve"> alapú felület között.</w:t>
       </w:r>
     </w:p>
     <w:p>
@@ -5200,7 +6240,43 @@
           <w:sz w:val="24"/>
           <w:szCs w:val="24"/>
         </w:rPr>
-        <w:t xml:space="preserve">A react.html tesztelése során észleltük, hogy a korábban kialakított reszponzív megjelenés ezen az oldalon már nem működik megfelelően. Míg a főoldal és a JavaScript oldal esetében a kisebb képernyőméretre váltás viszonylag jól kezelhető volt, a React oldalon az elrendezés elcsúszott, a táblázat nem mutatott megfelelően, és a bal oldalon elhelyezett hamburger menü sem illeszkedett harmonikusan az új szerkezethez. A probléma megoldása érdekében átdolgoztuk az oldal elrendezését, és a hamburger menüt áthelyeztük a menüsor jobb oldalára. Ezzel az apró, de lényeges módosítással az oldal sokkal rendezettebbé vált kisebb képernyőn is. A korábbi beállításokat így olyan módon finomítottuk, hogy a menü jól látható maradjon, ugyanakkor ne törje meg a React táblázat és az űrlap vizuális egységét. Ez a módosítás jól mutatja, hogy a fejlesztés során többször is szükség volt visszalépésre és </w:t>
+        <w:t xml:space="preserve">A react.html tesztelése során észleltük, hogy a korábban kialakított reszponzív megjelenés ezen az oldalon már nem működik megfelelően. Míg a főoldal és a JavaScript oldal esetében a kisebb képernyőméretre váltás viszonylag jól kezelhető volt, a </w:t>
+      </w:r>
+      <w:proofErr w:type="spellStart"/>
+      <w:r>
+        <w:rPr>
+          <w:rFonts w:ascii="Times New Roman" w:hAnsi="Times New Roman" w:cs="Times New Roman"/>
+          <w:sz w:val="24"/>
+          <w:szCs w:val="24"/>
+        </w:rPr>
+        <w:t>React</w:t>
+      </w:r>
+      <w:proofErr w:type="spellEnd"/>
+      <w:r>
+        <w:rPr>
+          <w:rFonts w:ascii="Times New Roman" w:hAnsi="Times New Roman" w:cs="Times New Roman"/>
+          <w:sz w:val="24"/>
+          <w:szCs w:val="24"/>
+        </w:rPr>
+        <w:t xml:space="preserve"> oldalon az elrendezés elcsúszott, a táblázat nem mutatott megfelelően, és a bal oldalon elhelyezett hamburger menü sem illeszkedett harmonikusan az új szerkezethez. A probléma megoldása érdekében átdolgoztuk az oldal elrendezését, és a hamburger menüt áthelyeztük a menüsor jobb oldalára. Ezzel az apró, de lényeges módosítással az oldal sokkal rendezettebbé vált kisebb képernyőn is. A korábbi beállításokat így olyan módon finomítottuk, hogy a menü jól látható maradjon, ugyanakkor ne törje meg a </w:t>
+      </w:r>
+      <w:proofErr w:type="spellStart"/>
+      <w:r>
+        <w:rPr>
+          <w:rFonts w:ascii="Times New Roman" w:hAnsi="Times New Roman" w:cs="Times New Roman"/>
+          <w:sz w:val="24"/>
+          <w:szCs w:val="24"/>
+        </w:rPr>
+        <w:t>React</w:t>
+      </w:r>
+      <w:proofErr w:type="spellEnd"/>
+      <w:r>
+        <w:rPr>
+          <w:rFonts w:ascii="Times New Roman" w:hAnsi="Times New Roman" w:cs="Times New Roman"/>
+          <w:sz w:val="24"/>
+          <w:szCs w:val="24"/>
+        </w:rPr>
+        <w:t xml:space="preserve"> táblázat és az űrlap vizuális egységét. Ez a módosítás jól mutatja, hogy a fejlesztés során többször is szükség volt visszalépésre és </w:t>
       </w:r>
       <w:r>
         <w:rPr>
@@ -5348,7 +6424,25 @@
           <w:sz w:val="24"/>
           <w:szCs w:val="24"/>
         </w:rPr>
-        <w:t xml:space="preserve">A React CRUD elkészítése után a SPA, vagyis az egyoldalas alkalmazás megvalósítása következett. Ennél a feladatrésznél a beadandó külön kiemelte, hogy két menüponttal </w:t>
+        <w:t xml:space="preserve">A </w:t>
+      </w:r>
+      <w:proofErr w:type="spellStart"/>
+      <w:r>
+        <w:rPr>
+          <w:rFonts w:ascii="Times New Roman" w:hAnsi="Times New Roman" w:cs="Times New Roman"/>
+          <w:sz w:val="24"/>
+          <w:szCs w:val="24"/>
+        </w:rPr>
+        <w:t>React</w:t>
+      </w:r>
+      <w:proofErr w:type="spellEnd"/>
+      <w:r>
+        <w:rPr>
+          <w:rFonts w:ascii="Times New Roman" w:hAnsi="Times New Roman" w:cs="Times New Roman"/>
+          <w:sz w:val="24"/>
+          <w:szCs w:val="24"/>
+        </w:rPr>
+        <w:t xml:space="preserve"> CRUD elkészítése után a SPA, vagyis az egyoldalas alkalmazás megvalósítása következett. Ennél a feladatrésznél a beadandó külön kiemelte, hogy két menüponttal </w:t>
       </w:r>
       <w:r>
         <w:rPr>
@@ -5357,7 +6451,133 @@
           <w:szCs w:val="24"/>
         </w:rPr>
         <w:lastRenderedPageBreak/>
-        <w:t>rendelkező Single Page Applicationt kell készíteni, ahol a két menüponthoz két külön React alkalmazás tartozik. A fejlesztés kezdeti szakaszában nem rögtön saját kiválasztott alkalmazásokat kerestünk, hanem először a működés logikáját akartuk stabilan megvalósítani. Ezért a megoldasok.zip fájlból átmásoltuk a tic-tac-toe és a calculator alkalmazást. Ezek jó alapot adtak ahhoz, hogy a menüváltás logikáját kipróbáljuk: a spa.html oldalon két gomb jelent meg, és ezekre kattintva ugyanazon az oldalon belül más-más alkalmazás töltődött be. Ez a működés jól szemléltette a SPA lényegét, hiszen az oldal nem töltődött újra, csak a megjelenített tartalom változott meg. A kezdeti cél tehát az volt, hogy a mechanizmus biztosan jól működjön. Ezt követően kezdtük el az oldal megjelenésének hozzáigazítását a már kialakított közös arculathoz. Az index oldalról átmásoltuk a topbar és a footer szerkezetét, illetve itt is elhelyeztük a menu.css-re mutató hivatkozást.</w:t>
+        <w:t xml:space="preserve">rendelkező </w:t>
+      </w:r>
+      <w:proofErr w:type="spellStart"/>
+      <w:r>
+        <w:rPr>
+          <w:rFonts w:ascii="Times New Roman" w:hAnsi="Times New Roman" w:cs="Times New Roman"/>
+          <w:sz w:val="24"/>
+          <w:szCs w:val="24"/>
+        </w:rPr>
+        <w:t>Single</w:t>
+      </w:r>
+      <w:proofErr w:type="spellEnd"/>
+      <w:r>
+        <w:rPr>
+          <w:rFonts w:ascii="Times New Roman" w:hAnsi="Times New Roman" w:cs="Times New Roman"/>
+          <w:sz w:val="24"/>
+          <w:szCs w:val="24"/>
+        </w:rPr>
+        <w:t xml:space="preserve"> Page </w:t>
+      </w:r>
+      <w:proofErr w:type="spellStart"/>
+      <w:r>
+        <w:rPr>
+          <w:rFonts w:ascii="Times New Roman" w:hAnsi="Times New Roman" w:cs="Times New Roman"/>
+          <w:sz w:val="24"/>
+          <w:szCs w:val="24"/>
+        </w:rPr>
+        <w:t>Applicationt</w:t>
+      </w:r>
+      <w:proofErr w:type="spellEnd"/>
+      <w:r>
+        <w:rPr>
+          <w:rFonts w:ascii="Times New Roman" w:hAnsi="Times New Roman" w:cs="Times New Roman"/>
+          <w:sz w:val="24"/>
+          <w:szCs w:val="24"/>
+        </w:rPr>
+        <w:t xml:space="preserve"> kell készíteni, ahol a két menüponthoz két külön </w:t>
+      </w:r>
+      <w:proofErr w:type="spellStart"/>
+      <w:r>
+        <w:rPr>
+          <w:rFonts w:ascii="Times New Roman" w:hAnsi="Times New Roman" w:cs="Times New Roman"/>
+          <w:sz w:val="24"/>
+          <w:szCs w:val="24"/>
+        </w:rPr>
+        <w:t>React</w:t>
+      </w:r>
+      <w:proofErr w:type="spellEnd"/>
+      <w:r>
+        <w:rPr>
+          <w:rFonts w:ascii="Times New Roman" w:hAnsi="Times New Roman" w:cs="Times New Roman"/>
+          <w:sz w:val="24"/>
+          <w:szCs w:val="24"/>
+        </w:rPr>
+        <w:t xml:space="preserve"> alkalmazás tartozik. A fejlesztés kezdeti szakaszában nem rögtön saját kiválasztott alkalmazásokat kerestünk, hanem először a működés logikáját akartuk stabilan megvalósítani. Ezért a megoldasok.zip fájlból átmásoltuk a </w:t>
+      </w:r>
+      <w:proofErr w:type="spellStart"/>
+      <w:r>
+        <w:rPr>
+          <w:rFonts w:ascii="Times New Roman" w:hAnsi="Times New Roman" w:cs="Times New Roman"/>
+          <w:sz w:val="24"/>
+          <w:szCs w:val="24"/>
+        </w:rPr>
+        <w:t>tic-tac-toe</w:t>
+      </w:r>
+      <w:proofErr w:type="spellEnd"/>
+      <w:r>
+        <w:rPr>
+          <w:rFonts w:ascii="Times New Roman" w:hAnsi="Times New Roman" w:cs="Times New Roman"/>
+          <w:sz w:val="24"/>
+          <w:szCs w:val="24"/>
+        </w:rPr>
+        <w:t xml:space="preserve"> és a </w:t>
+      </w:r>
+      <w:proofErr w:type="spellStart"/>
+      <w:r>
+        <w:rPr>
+          <w:rFonts w:ascii="Times New Roman" w:hAnsi="Times New Roman" w:cs="Times New Roman"/>
+          <w:sz w:val="24"/>
+          <w:szCs w:val="24"/>
+        </w:rPr>
+        <w:t>calculator</w:t>
+      </w:r>
+      <w:proofErr w:type="spellEnd"/>
+      <w:r>
+        <w:rPr>
+          <w:rFonts w:ascii="Times New Roman" w:hAnsi="Times New Roman" w:cs="Times New Roman"/>
+          <w:sz w:val="24"/>
+          <w:szCs w:val="24"/>
+        </w:rPr>
+        <w:t xml:space="preserve"> alkalmazást. Ezek jó alapot adtak ahhoz, hogy a menüváltás logikáját kipróbáljuk: a spa.html oldalon két gomb jelent meg, és ezekre kattintva ugyanazon az oldalon belül más-más alkalmazás töltődött be. Ez a működés jól szemléltette a SPA lényegét, hiszen az oldal nem töltődött újra, csak a megjelenített tartalom változott meg. A kezdeti cél tehát az volt, hogy a mechanizmus biztosan jól </w:t>
+      </w:r>
+      <w:proofErr w:type="spellStart"/>
+      <w:r>
+        <w:rPr>
+          <w:rFonts w:ascii="Times New Roman" w:hAnsi="Times New Roman" w:cs="Times New Roman"/>
+          <w:sz w:val="24"/>
+          <w:szCs w:val="24"/>
+        </w:rPr>
+        <w:t>működjön</w:t>
+      </w:r>
+      <w:proofErr w:type="spellEnd"/>
+      <w:r>
+        <w:rPr>
+          <w:rFonts w:ascii="Times New Roman" w:hAnsi="Times New Roman" w:cs="Times New Roman"/>
+          <w:sz w:val="24"/>
+          <w:szCs w:val="24"/>
+        </w:rPr>
+        <w:t xml:space="preserve">. Ezt követően kezdtük el az oldal megjelenésének hozzáigazítását a már kialakított közös arculathoz. Az index oldalról átmásoltuk a topbar és a </w:t>
+      </w:r>
+      <w:proofErr w:type="spellStart"/>
+      <w:r>
+        <w:rPr>
+          <w:rFonts w:ascii="Times New Roman" w:hAnsi="Times New Roman" w:cs="Times New Roman"/>
+          <w:sz w:val="24"/>
+          <w:szCs w:val="24"/>
+        </w:rPr>
+        <w:t>footer</w:t>
+      </w:r>
+      <w:proofErr w:type="spellEnd"/>
+      <w:r>
+        <w:rPr>
+          <w:rFonts w:ascii="Times New Roman" w:hAnsi="Times New Roman" w:cs="Times New Roman"/>
+          <w:sz w:val="24"/>
+          <w:szCs w:val="24"/>
+        </w:rPr>
+        <w:t xml:space="preserve"> szerkezetét, illetve itt is elhelyeztük a menu.css-re mutató hivatkozást.</w:t>
       </w:r>
     </w:p>
     <w:p>
@@ -5442,7 +6662,25 @@
           <w:sz w:val="24"/>
           <w:szCs w:val="24"/>
         </w:rPr>
-        <w:t xml:space="preserve">Miután a SPA működésének alapelve már stabilan megvolt, megkezdtük a két végleges React alkalmazás kiválasztását. Ehhez a tananyagban szereplő linket használtuk, vagyis az </w:t>
+        <w:t xml:space="preserve">Miután a SPA működésének alapelve már stabilan megvolt, megkezdtük a két végleges </w:t>
+      </w:r>
+      <w:proofErr w:type="spellStart"/>
+      <w:r>
+        <w:rPr>
+          <w:rFonts w:ascii="Times New Roman" w:hAnsi="Times New Roman" w:cs="Times New Roman"/>
+          <w:sz w:val="24"/>
+          <w:szCs w:val="24"/>
+        </w:rPr>
+        <w:t>React</w:t>
+      </w:r>
+      <w:proofErr w:type="spellEnd"/>
+      <w:r>
+        <w:rPr>
+          <w:rFonts w:ascii="Times New Roman" w:hAnsi="Times New Roman" w:cs="Times New Roman"/>
+          <w:sz w:val="24"/>
+          <w:szCs w:val="24"/>
+        </w:rPr>
+        <w:t xml:space="preserve"> alkalmazás kiválasztását. Ehhez a tananyagban szereplő linket használtuk, vagyis az </w:t>
       </w:r>
       <w:hyperlink r:id="rId16" w:history="1">
         <w:r>
@@ -5470,7 +6708,115 @@
           <w:sz w:val="24"/>
           <w:szCs w:val="24"/>
         </w:rPr>
-        <w:t>GitHub gyűjteményt. Több projektet is megvizsgáltunk, például a weight convertert, a dice-appot, a memory-card-game-et és más hasonló alkalmazásokat. A választás során egyszerre kellett figyelembe venni a feladat nehézségi követelményeit és a projekt méretét is, mivel a feltöltésnél az is szempont volt, hogy a GitHubon kezelhető maradjon a mappa</w:t>
+        <w:t xml:space="preserve">GitHub gyűjteményt. Több projektet is megvizsgáltunk, például a </w:t>
+      </w:r>
+      <w:proofErr w:type="spellStart"/>
+      <w:r>
+        <w:rPr>
+          <w:rFonts w:ascii="Times New Roman" w:hAnsi="Times New Roman" w:cs="Times New Roman"/>
+          <w:sz w:val="24"/>
+          <w:szCs w:val="24"/>
+        </w:rPr>
+        <w:t>weight</w:t>
+      </w:r>
+      <w:proofErr w:type="spellEnd"/>
+      <w:r>
+        <w:rPr>
+          <w:rFonts w:ascii="Times New Roman" w:hAnsi="Times New Roman" w:cs="Times New Roman"/>
+          <w:sz w:val="24"/>
+          <w:szCs w:val="24"/>
+        </w:rPr>
+        <w:t xml:space="preserve"> </w:t>
+      </w:r>
+      <w:proofErr w:type="spellStart"/>
+      <w:r>
+        <w:rPr>
+          <w:rFonts w:ascii="Times New Roman" w:hAnsi="Times New Roman" w:cs="Times New Roman"/>
+          <w:sz w:val="24"/>
+          <w:szCs w:val="24"/>
+        </w:rPr>
+        <w:t>convertert</w:t>
+      </w:r>
+      <w:proofErr w:type="spellEnd"/>
+      <w:r>
+        <w:rPr>
+          <w:rFonts w:ascii="Times New Roman" w:hAnsi="Times New Roman" w:cs="Times New Roman"/>
+          <w:sz w:val="24"/>
+          <w:szCs w:val="24"/>
+        </w:rPr>
+        <w:t xml:space="preserve">, a </w:t>
+      </w:r>
+      <w:proofErr w:type="spellStart"/>
+      <w:r>
+        <w:rPr>
+          <w:rFonts w:ascii="Times New Roman" w:hAnsi="Times New Roman" w:cs="Times New Roman"/>
+          <w:sz w:val="24"/>
+          <w:szCs w:val="24"/>
+        </w:rPr>
+        <w:t>dice</w:t>
+      </w:r>
+      <w:proofErr w:type="spellEnd"/>
+      <w:r>
+        <w:rPr>
+          <w:rFonts w:ascii="Times New Roman" w:hAnsi="Times New Roman" w:cs="Times New Roman"/>
+          <w:sz w:val="24"/>
+          <w:szCs w:val="24"/>
+        </w:rPr>
+        <w:t xml:space="preserve">-appot, a </w:t>
+      </w:r>
+      <w:proofErr w:type="spellStart"/>
+      <w:r>
+        <w:rPr>
+          <w:rFonts w:ascii="Times New Roman" w:hAnsi="Times New Roman" w:cs="Times New Roman"/>
+          <w:sz w:val="24"/>
+          <w:szCs w:val="24"/>
+        </w:rPr>
+        <w:t>memory</w:t>
+      </w:r>
+      <w:proofErr w:type="spellEnd"/>
+      <w:r>
+        <w:rPr>
+          <w:rFonts w:ascii="Times New Roman" w:hAnsi="Times New Roman" w:cs="Times New Roman"/>
+          <w:sz w:val="24"/>
+          <w:szCs w:val="24"/>
+        </w:rPr>
+        <w:t>-</w:t>
+      </w:r>
+      <w:proofErr w:type="spellStart"/>
+      <w:r>
+        <w:rPr>
+          <w:rFonts w:ascii="Times New Roman" w:hAnsi="Times New Roman" w:cs="Times New Roman"/>
+          <w:sz w:val="24"/>
+          <w:szCs w:val="24"/>
+        </w:rPr>
+        <w:t>card</w:t>
+      </w:r>
+      <w:proofErr w:type="spellEnd"/>
+      <w:r>
+        <w:rPr>
+          <w:rFonts w:ascii="Times New Roman" w:hAnsi="Times New Roman" w:cs="Times New Roman"/>
+          <w:sz w:val="24"/>
+          <w:szCs w:val="24"/>
+        </w:rPr>
+        <w:t>-game-</w:t>
+      </w:r>
+      <w:proofErr w:type="spellStart"/>
+      <w:r>
+        <w:rPr>
+          <w:rFonts w:ascii="Times New Roman" w:hAnsi="Times New Roman" w:cs="Times New Roman"/>
+          <w:sz w:val="24"/>
+          <w:szCs w:val="24"/>
+        </w:rPr>
+        <w:t>et</w:t>
+      </w:r>
+      <w:proofErr w:type="spellEnd"/>
+      <w:r>
+        <w:rPr>
+          <w:rFonts w:ascii="Times New Roman" w:hAnsi="Times New Roman" w:cs="Times New Roman"/>
+          <w:sz w:val="24"/>
+          <w:szCs w:val="24"/>
+        </w:rPr>
+        <w:t xml:space="preserve"> és más hasonló alkalmazásokat. A választás során egyszerre kellett figyelembe venni a feladat nehézségi követelményeit és a projekt méretét is, mivel a feltöltésnél az is szempont volt, hogy a GitHubon kezelhető maradjon a mappa</w:t>
       </w:r>
       <w:r>
         <w:rPr>
@@ -5486,7 +6832,133 @@
           <w:sz w:val="24"/>
           <w:szCs w:val="24"/>
         </w:rPr>
-        <w:t xml:space="preserve">. Végül két egyszerűbb, de jól használható és látványos alkalmazás mellett döntöttünk: a digital clock és a date counter app került be a végleges SPA oldalra. Ezek nehézségi szintje megfelelően illeszkedett a calculator és tic-tac-toe példákhoz. A kiválasztott alkalmazások App.jsx kódját megkerestük, majd ezeket a korábban használt példák helyére </w:t>
+        <w:t xml:space="preserve">. Végül két egyszerűbb, de jól használható és látványos alkalmazás mellett döntöttünk: a </w:t>
+      </w:r>
+      <w:proofErr w:type="spellStart"/>
+      <w:r>
+        <w:rPr>
+          <w:rFonts w:ascii="Times New Roman" w:hAnsi="Times New Roman" w:cs="Times New Roman"/>
+          <w:sz w:val="24"/>
+          <w:szCs w:val="24"/>
+        </w:rPr>
+        <w:t>digital</w:t>
+      </w:r>
+      <w:proofErr w:type="spellEnd"/>
+      <w:r>
+        <w:rPr>
+          <w:rFonts w:ascii="Times New Roman" w:hAnsi="Times New Roman" w:cs="Times New Roman"/>
+          <w:sz w:val="24"/>
+          <w:szCs w:val="24"/>
+        </w:rPr>
+        <w:t xml:space="preserve"> </w:t>
+      </w:r>
+      <w:proofErr w:type="spellStart"/>
+      <w:r>
+        <w:rPr>
+          <w:rFonts w:ascii="Times New Roman" w:hAnsi="Times New Roman" w:cs="Times New Roman"/>
+          <w:sz w:val="24"/>
+          <w:szCs w:val="24"/>
+        </w:rPr>
+        <w:t>clock</w:t>
+      </w:r>
+      <w:proofErr w:type="spellEnd"/>
+      <w:r>
+        <w:rPr>
+          <w:rFonts w:ascii="Times New Roman" w:hAnsi="Times New Roman" w:cs="Times New Roman"/>
+          <w:sz w:val="24"/>
+          <w:szCs w:val="24"/>
+        </w:rPr>
+        <w:t xml:space="preserve"> és a </w:t>
+      </w:r>
+      <w:proofErr w:type="spellStart"/>
+      <w:r>
+        <w:rPr>
+          <w:rFonts w:ascii="Times New Roman" w:hAnsi="Times New Roman" w:cs="Times New Roman"/>
+          <w:sz w:val="24"/>
+          <w:szCs w:val="24"/>
+        </w:rPr>
+        <w:t>date</w:t>
+      </w:r>
+      <w:proofErr w:type="spellEnd"/>
+      <w:r>
+        <w:rPr>
+          <w:rFonts w:ascii="Times New Roman" w:hAnsi="Times New Roman" w:cs="Times New Roman"/>
+          <w:sz w:val="24"/>
+          <w:szCs w:val="24"/>
+        </w:rPr>
+        <w:t xml:space="preserve"> </w:t>
+      </w:r>
+      <w:proofErr w:type="spellStart"/>
+      <w:r>
+        <w:rPr>
+          <w:rFonts w:ascii="Times New Roman" w:hAnsi="Times New Roman" w:cs="Times New Roman"/>
+          <w:sz w:val="24"/>
+          <w:szCs w:val="24"/>
+        </w:rPr>
+        <w:t>counter</w:t>
+      </w:r>
+      <w:proofErr w:type="spellEnd"/>
+      <w:r>
+        <w:rPr>
+          <w:rFonts w:ascii="Times New Roman" w:hAnsi="Times New Roman" w:cs="Times New Roman"/>
+          <w:sz w:val="24"/>
+          <w:szCs w:val="24"/>
+        </w:rPr>
+        <w:t xml:space="preserve"> app került be a végleges SPA oldalra. Ezek nehézségi szintje megfelelően illeszkedett a </w:t>
+      </w:r>
+      <w:proofErr w:type="spellStart"/>
+      <w:r>
+        <w:rPr>
+          <w:rFonts w:ascii="Times New Roman" w:hAnsi="Times New Roman" w:cs="Times New Roman"/>
+          <w:sz w:val="24"/>
+          <w:szCs w:val="24"/>
+        </w:rPr>
+        <w:t>calculator</w:t>
+      </w:r>
+      <w:proofErr w:type="spellEnd"/>
+      <w:r>
+        <w:rPr>
+          <w:rFonts w:ascii="Times New Roman" w:hAnsi="Times New Roman" w:cs="Times New Roman"/>
+          <w:sz w:val="24"/>
+          <w:szCs w:val="24"/>
+        </w:rPr>
+        <w:t xml:space="preserve"> és </w:t>
+      </w:r>
+      <w:proofErr w:type="spellStart"/>
+      <w:r>
+        <w:rPr>
+          <w:rFonts w:ascii="Times New Roman" w:hAnsi="Times New Roman" w:cs="Times New Roman"/>
+          <w:sz w:val="24"/>
+          <w:szCs w:val="24"/>
+        </w:rPr>
+        <w:t>tic-tac-toe</w:t>
+      </w:r>
+      <w:proofErr w:type="spellEnd"/>
+      <w:r>
+        <w:rPr>
+          <w:rFonts w:ascii="Times New Roman" w:hAnsi="Times New Roman" w:cs="Times New Roman"/>
+          <w:sz w:val="24"/>
+          <w:szCs w:val="24"/>
+        </w:rPr>
+        <w:t xml:space="preserve"> példákhoz. A kiválasztott alkalmazások </w:t>
+      </w:r>
+      <w:proofErr w:type="spellStart"/>
+      <w:r>
+        <w:rPr>
+          <w:rFonts w:ascii="Times New Roman" w:hAnsi="Times New Roman" w:cs="Times New Roman"/>
+          <w:sz w:val="24"/>
+          <w:szCs w:val="24"/>
+        </w:rPr>
+        <w:t>App.jsx</w:t>
+      </w:r>
+      <w:proofErr w:type="spellEnd"/>
+      <w:r>
+        <w:rPr>
+          <w:rFonts w:ascii="Times New Roman" w:hAnsi="Times New Roman" w:cs="Times New Roman"/>
+          <w:sz w:val="24"/>
+          <w:szCs w:val="24"/>
+        </w:rPr>
+        <w:t xml:space="preserve"> kódját megkerestük, majd ezeket a korábban használt példák helyére </w:t>
       </w:r>
       <w:r>
         <w:rPr>
@@ -5518,7 +6990,97 @@
           <w:sz w:val="24"/>
           <w:szCs w:val="24"/>
         </w:rPr>
-        <w:t xml:space="preserve"> igazodjon. Az SpaPage.jsx fájlban átírtuk a hivatkozásokat is, így a menügombok már a digital clock és a date counter alkalmazásokat töltötték be. Miután a működés ezzel az új tartalommal is stabillá vált, megkezdtük a végső formázást. A menüválasztó gombokat a saját színpalettánkhoz igazítottuk, középre rendeztük, és ügyeltünk arra, hogy az oldal egészének hangulatát erősítsék. Emellett a </w:t>
+        <w:t xml:space="preserve"> igazodjon. Az </w:t>
+      </w:r>
+      <w:proofErr w:type="spellStart"/>
+      <w:r>
+        <w:rPr>
+          <w:rFonts w:ascii="Times New Roman" w:hAnsi="Times New Roman" w:cs="Times New Roman"/>
+          <w:sz w:val="24"/>
+          <w:szCs w:val="24"/>
+        </w:rPr>
+        <w:t>SpaPage.jsx</w:t>
+      </w:r>
+      <w:proofErr w:type="spellEnd"/>
+      <w:r>
+        <w:rPr>
+          <w:rFonts w:ascii="Times New Roman" w:hAnsi="Times New Roman" w:cs="Times New Roman"/>
+          <w:sz w:val="24"/>
+          <w:szCs w:val="24"/>
+        </w:rPr>
+        <w:t xml:space="preserve"> fájlban átírtuk a hivatkozásokat is, így a menügombok már a </w:t>
+      </w:r>
+      <w:proofErr w:type="spellStart"/>
+      <w:r>
+        <w:rPr>
+          <w:rFonts w:ascii="Times New Roman" w:hAnsi="Times New Roman" w:cs="Times New Roman"/>
+          <w:sz w:val="24"/>
+          <w:szCs w:val="24"/>
+        </w:rPr>
+        <w:t>digital</w:t>
+      </w:r>
+      <w:proofErr w:type="spellEnd"/>
+      <w:r>
+        <w:rPr>
+          <w:rFonts w:ascii="Times New Roman" w:hAnsi="Times New Roman" w:cs="Times New Roman"/>
+          <w:sz w:val="24"/>
+          <w:szCs w:val="24"/>
+        </w:rPr>
+        <w:t xml:space="preserve"> </w:t>
+      </w:r>
+      <w:proofErr w:type="spellStart"/>
+      <w:r>
+        <w:rPr>
+          <w:rFonts w:ascii="Times New Roman" w:hAnsi="Times New Roman" w:cs="Times New Roman"/>
+          <w:sz w:val="24"/>
+          <w:szCs w:val="24"/>
+        </w:rPr>
+        <w:t>clock</w:t>
+      </w:r>
+      <w:proofErr w:type="spellEnd"/>
+      <w:r>
+        <w:rPr>
+          <w:rFonts w:ascii="Times New Roman" w:hAnsi="Times New Roman" w:cs="Times New Roman"/>
+          <w:sz w:val="24"/>
+          <w:szCs w:val="24"/>
+        </w:rPr>
+        <w:t xml:space="preserve"> és a </w:t>
+      </w:r>
+      <w:proofErr w:type="spellStart"/>
+      <w:r>
+        <w:rPr>
+          <w:rFonts w:ascii="Times New Roman" w:hAnsi="Times New Roman" w:cs="Times New Roman"/>
+          <w:sz w:val="24"/>
+          <w:szCs w:val="24"/>
+        </w:rPr>
+        <w:t>date</w:t>
+      </w:r>
+      <w:proofErr w:type="spellEnd"/>
+      <w:r>
+        <w:rPr>
+          <w:rFonts w:ascii="Times New Roman" w:hAnsi="Times New Roman" w:cs="Times New Roman"/>
+          <w:sz w:val="24"/>
+          <w:szCs w:val="24"/>
+        </w:rPr>
+        <w:t xml:space="preserve"> </w:t>
+      </w:r>
+      <w:proofErr w:type="spellStart"/>
+      <w:r>
+        <w:rPr>
+          <w:rFonts w:ascii="Times New Roman" w:hAnsi="Times New Roman" w:cs="Times New Roman"/>
+          <w:sz w:val="24"/>
+          <w:szCs w:val="24"/>
+        </w:rPr>
+        <w:t>counter</w:t>
+      </w:r>
+      <w:proofErr w:type="spellEnd"/>
+      <w:r>
+        <w:rPr>
+          <w:rFonts w:ascii="Times New Roman" w:hAnsi="Times New Roman" w:cs="Times New Roman"/>
+          <w:sz w:val="24"/>
+          <w:szCs w:val="24"/>
+        </w:rPr>
+        <w:t xml:space="preserve"> alkalmazásokat töltötték be. Miután a működés ezzel az új tartalommal is stabillá vált, megkezdtük a végső formázást. A menüválasztó gombokat a saját színpalettánkhoz igazítottuk, középre rendeztük, és ügyeltünk arra, hogy az oldal egészének hangulatát erősítsék. Emellett a </w:t>
       </w:r>
       <w:r>
         <w:rPr>
@@ -5728,7 +7290,7 @@
           <w:lang w:eastAsia="hu-HU"/>
         </w:rPr>
         <w:drawing>
-          <wp:anchor distT="0" distB="0" distL="114300" distR="114300" simplePos="0" relativeHeight="251670528" behindDoc="0" locked="0" layoutInCell="1" allowOverlap="1" wp14:anchorId="2379E02C" wp14:editId="408A0166">
+          <wp:anchor distT="0" distB="0" distL="114300" distR="114300" simplePos="0" relativeHeight="251670528" behindDoc="0" locked="0" layoutInCell="1" allowOverlap="1" wp14:anchorId="2379E02C" wp14:editId="1FD3F044">
             <wp:simplePos x="0" y="0"/>
             <wp:positionH relativeFrom="margin">
               <wp:align>right</wp:align>
@@ -5908,7 +7470,7 @@
               </wp:anchor>
             </w:drawing>
           </mc:Choice>
-          <mc:Fallback xmlns:w16se="http://schemas.microsoft.com/office/word/2015/wordml/symex" xmlns:w16sdtfl="http://schemas.microsoft.com/office/word/2024/wordml/sdtformatlock" xmlns:w16sdtdh="http://schemas.microsoft.com/office/word/2020/wordml/sdtdatahash" xmlns:w16du="http://schemas.microsoft.com/office/word/2023/wordml/word16du" xmlns:w16="http://schemas.microsoft.com/office/word/2018/wordml" xmlns:w16cid="http://schemas.microsoft.com/office/word/2016/wordml/cid" xmlns:w16cex="http://schemas.microsoft.com/office/word/2018/wordml/cex" xmlns:oel="http://schemas.microsoft.com/office/2019/extlst" xmlns:am3d="http://schemas.microsoft.com/office/drawing/2017/model3d" xmlns:aink="http://schemas.microsoft.com/office/drawing/2016/ink" xmlns:cx8="http://schemas.microsoft.com/office/drawing/2016/5/14/chartex" xmlns:cx7="http://schemas.microsoft.com/office/drawing/2016/5/13/chartex" xmlns:cx6="http://schemas.microsoft.com/office/drawing/2016/5/12/chartex" xmlns:cx5="http://schemas.microsoft.com/office/drawing/2016/5/11/chartex" xmlns:cx4="http://schemas.microsoft.com/office/drawing/2016/5/10/chartex" xmlns:cx3="http://schemas.microsoft.com/office/drawing/2016/5/9/chartex" xmlns:cx2="http://schemas.microsoft.com/office/drawing/2015/10/21/chartex" xmlns:cx1="http://schemas.microsoft.com/office/drawing/2015/9/8/chartex" xmlns:cx="http://schemas.microsoft.com/office/drawing/2014/chartex">
+          <mc:Fallback>
             <w:pict>
               <v:shape w14:anchorId="1126EC94" id="_x0000_s1029" type="#_x0000_t202" style="position:absolute;left:0;text-align:left;margin-left:223.15pt;margin-top:150pt;width:228.5pt;height:.05pt;z-index:251672576;visibility:visible;mso-wrap-style:square;mso-wrap-distance-left:9pt;mso-wrap-distance-top:0;mso-wrap-distance-right:9pt;mso-wrap-distance-bottom:0;mso-position-horizontal:absolute;mso-position-horizontal-relative:text;mso-position-vertical:absolute;mso-position-vertical-relative:text;v-text-anchor:top" o:gfxdata="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" stroked="f">
                 <v:textbox style="mso-fit-shape-to-text:t" inset="0,0,0,0">
@@ -6003,7 +7565,97 @@
           <w:sz w:val="24"/>
           <w:szCs w:val="24"/>
         </w:rPr>
-        <w:t xml:space="preserve">A fetchapi.html menüpont már egy jóval összetettebb feladatrész volt, mert itt szerveroldali adatbázis-tárolásra is szükség volt. A fejlesztés során ehhez SQL alapú adatbázist kellett létrehoznunk. Mivel a munkát Visual Studio Code környezetben végeztük, telepítettünk egy SQLite bővítményt, valamint hozzá az SQLite Viewer kiegészítőt. </w:t>
+        <w:t xml:space="preserve">A fetchapi.html menüpont már egy jóval összetettebb feladatrész volt, mert itt szerveroldali adatbázis-tárolásra is szükség volt. A fejlesztés során ehhez SQL alapú adatbázist kellett létrehoznunk. Mivel a munkát Visual </w:t>
+      </w:r>
+      <w:proofErr w:type="spellStart"/>
+      <w:r>
+        <w:rPr>
+          <w:rFonts w:ascii="Times New Roman" w:hAnsi="Times New Roman" w:cs="Times New Roman"/>
+          <w:sz w:val="24"/>
+          <w:szCs w:val="24"/>
+        </w:rPr>
+        <w:t>Studio</w:t>
+      </w:r>
+      <w:proofErr w:type="spellEnd"/>
+      <w:r>
+        <w:rPr>
+          <w:rFonts w:ascii="Times New Roman" w:hAnsi="Times New Roman" w:cs="Times New Roman"/>
+          <w:sz w:val="24"/>
+          <w:szCs w:val="24"/>
+        </w:rPr>
+        <w:t xml:space="preserve"> </w:t>
+      </w:r>
+      <w:proofErr w:type="spellStart"/>
+      <w:r>
+        <w:rPr>
+          <w:rFonts w:ascii="Times New Roman" w:hAnsi="Times New Roman" w:cs="Times New Roman"/>
+          <w:sz w:val="24"/>
+          <w:szCs w:val="24"/>
+        </w:rPr>
+        <w:t>Code</w:t>
+      </w:r>
+      <w:proofErr w:type="spellEnd"/>
+      <w:r>
+        <w:rPr>
+          <w:rFonts w:ascii="Times New Roman" w:hAnsi="Times New Roman" w:cs="Times New Roman"/>
+          <w:sz w:val="24"/>
+          <w:szCs w:val="24"/>
+        </w:rPr>
+        <w:t xml:space="preserve"> környezetben végeztük, telepítettünk egy </w:t>
+      </w:r>
+      <w:proofErr w:type="spellStart"/>
+      <w:r>
+        <w:rPr>
+          <w:rFonts w:ascii="Times New Roman" w:hAnsi="Times New Roman" w:cs="Times New Roman"/>
+          <w:sz w:val="24"/>
+          <w:szCs w:val="24"/>
+        </w:rPr>
+        <w:t>SQLite</w:t>
+      </w:r>
+      <w:proofErr w:type="spellEnd"/>
+      <w:r>
+        <w:rPr>
+          <w:rFonts w:ascii="Times New Roman" w:hAnsi="Times New Roman" w:cs="Times New Roman"/>
+          <w:sz w:val="24"/>
+          <w:szCs w:val="24"/>
+        </w:rPr>
+        <w:t xml:space="preserve"> bővítményt, valamint hozzá az </w:t>
+      </w:r>
+      <w:proofErr w:type="spellStart"/>
+      <w:r>
+        <w:rPr>
+          <w:rFonts w:ascii="Times New Roman" w:hAnsi="Times New Roman" w:cs="Times New Roman"/>
+          <w:sz w:val="24"/>
+          <w:szCs w:val="24"/>
+        </w:rPr>
+        <w:t>SQLite</w:t>
+      </w:r>
+      <w:proofErr w:type="spellEnd"/>
+      <w:r>
+        <w:rPr>
+          <w:rFonts w:ascii="Times New Roman" w:hAnsi="Times New Roman" w:cs="Times New Roman"/>
+          <w:sz w:val="24"/>
+          <w:szCs w:val="24"/>
+        </w:rPr>
+        <w:t xml:space="preserve"> </w:t>
+      </w:r>
+      <w:proofErr w:type="spellStart"/>
+      <w:r>
+        <w:rPr>
+          <w:rFonts w:ascii="Times New Roman" w:hAnsi="Times New Roman" w:cs="Times New Roman"/>
+          <w:sz w:val="24"/>
+          <w:szCs w:val="24"/>
+        </w:rPr>
+        <w:t>Viewer</w:t>
+      </w:r>
+      <w:proofErr w:type="spellEnd"/>
+      <w:r>
+        <w:rPr>
+          <w:rFonts w:ascii="Times New Roman" w:hAnsi="Times New Roman" w:cs="Times New Roman"/>
+          <w:sz w:val="24"/>
+          <w:szCs w:val="24"/>
+        </w:rPr>
+        <w:t xml:space="preserve"> kiegészítőt. </w:t>
       </w:r>
     </w:p>
     <w:p>
@@ -6023,8 +7675,81 @@
           <w:sz w:val="24"/>
           <w:szCs w:val="24"/>
         </w:rPr>
-        <w:t xml:space="preserve">Ez első ránézésre praktikus megoldásnak tűnt, mert a fejlesztési környezeten belül tudtuk kezelni az adatbázist. A gyakorlatban azonban hamar kiderült, hogy ez a megoldás korlátozott. Különösen hiányzott belőle egy egyszerű exportálási lehetőség, amely megkönnyítette volna az adatok átültetését. Emiatt egy online konverterhez fordultunk, amely a txt formátumban kapott adatokat .sql kiterjesztésű, beimportálható fájlokká alakította. Ez a lépés ugyan segített, de nem volt tökéletes: bizonyos adattípusokat hibásan ismert fel a rendszer. Például az Id mezőt Double típusként próbálta létrehozni, miközben nekünk Integer típusra volt szükségünk automatikus számozással. Ezt ezért manuálisan javítottuk, hogy a rekordok azonosítása egyszerű és ütközésmentes maradjon. Az adatbázist végül kézzel hoztuk létre a VS </w:t>
-      </w:r>
+        <w:t xml:space="preserve">Ez első ránézésre praktikus megoldásnak tűnt, mert a fejlesztési környezeten belül tudtuk kezelni az adatbázist. A gyakorlatban azonban hamar kiderült, hogy ez a megoldás korlátozott. Különösen hiányzott belőle egy egyszerű exportálási lehetőség, amely megkönnyítette volna az adatok átültetését. Emiatt egy online konverterhez fordultunk, amely a </w:t>
+      </w:r>
+      <w:proofErr w:type="spellStart"/>
+      <w:r>
+        <w:rPr>
+          <w:rFonts w:ascii="Times New Roman" w:hAnsi="Times New Roman" w:cs="Times New Roman"/>
+          <w:sz w:val="24"/>
+          <w:szCs w:val="24"/>
+        </w:rPr>
+        <w:t>txt</w:t>
+      </w:r>
+      <w:proofErr w:type="spellEnd"/>
+      <w:r>
+        <w:rPr>
+          <w:rFonts w:ascii="Times New Roman" w:hAnsi="Times New Roman" w:cs="Times New Roman"/>
+          <w:sz w:val="24"/>
+          <w:szCs w:val="24"/>
+        </w:rPr>
+        <w:t xml:space="preserve"> formátumban kapott adatokat .</w:t>
+      </w:r>
+      <w:proofErr w:type="spellStart"/>
+      <w:r>
+        <w:rPr>
+          <w:rFonts w:ascii="Times New Roman" w:hAnsi="Times New Roman" w:cs="Times New Roman"/>
+          <w:sz w:val="24"/>
+          <w:szCs w:val="24"/>
+        </w:rPr>
+        <w:t>sql</w:t>
+      </w:r>
+      <w:proofErr w:type="spellEnd"/>
+      <w:r>
+        <w:rPr>
+          <w:rFonts w:ascii="Times New Roman" w:hAnsi="Times New Roman" w:cs="Times New Roman"/>
+          <w:sz w:val="24"/>
+          <w:szCs w:val="24"/>
+        </w:rPr>
+        <w:t xml:space="preserve"> kiterjesztésű, beimportálható fájlokká alakította. Ez a lépés ugyan segített, de nem volt tökéletes: bizonyos adattípusokat hibásan ismert fel a rendszer. Például az </w:t>
+      </w:r>
+      <w:proofErr w:type="spellStart"/>
+      <w:r>
+        <w:rPr>
+          <w:rFonts w:ascii="Times New Roman" w:hAnsi="Times New Roman" w:cs="Times New Roman"/>
+          <w:sz w:val="24"/>
+          <w:szCs w:val="24"/>
+        </w:rPr>
+        <w:t>Id</w:t>
+      </w:r>
+      <w:proofErr w:type="spellEnd"/>
+      <w:r>
+        <w:rPr>
+          <w:rFonts w:ascii="Times New Roman" w:hAnsi="Times New Roman" w:cs="Times New Roman"/>
+          <w:sz w:val="24"/>
+          <w:szCs w:val="24"/>
+        </w:rPr>
+        <w:t xml:space="preserve"> mezőt </w:t>
+      </w:r>
+      <w:proofErr w:type="spellStart"/>
+      <w:r>
+        <w:rPr>
+          <w:rFonts w:ascii="Times New Roman" w:hAnsi="Times New Roman" w:cs="Times New Roman"/>
+          <w:sz w:val="24"/>
+          <w:szCs w:val="24"/>
+        </w:rPr>
+        <w:t>Double</w:t>
+      </w:r>
+      <w:proofErr w:type="spellEnd"/>
+      <w:r>
+        <w:rPr>
+          <w:rFonts w:ascii="Times New Roman" w:hAnsi="Times New Roman" w:cs="Times New Roman"/>
+          <w:sz w:val="24"/>
+          <w:szCs w:val="24"/>
+        </w:rPr>
+        <w:t xml:space="preserve"> típusként próbálta létrehozni, miközben nekünk Integer típusra volt szükségünk automatikus számozással. Ezt ezért manuálisan javítottuk, hogy a rekordok azonosítása egyszerű és ütközésmentes maradjon. Az adatbázist végül kézzel hoztuk létre a VS </w:t>
+      </w:r>
+      <w:proofErr w:type="spellStart"/>
       <w:r>
         <w:rPr>
           <w:rFonts w:ascii="Times New Roman" w:hAnsi="Times New Roman" w:cs="Times New Roman"/>
@@ -6032,15 +7757,114 @@
           <w:szCs w:val="24"/>
         </w:rPr>
         <w:lastRenderedPageBreak/>
-        <w:t>Code környezetében. A backend kialakításánál a tanórai PHP kód szolgált kiindulási alapként, de azt rögtön láttuk, hogy az adatbázis-kapcsolatot kezelő rész nem használható változtatás nélkül. Más megoldás szükséges ugyanis XAMPP és MySQL esetén, mint SQLite használatakor. Emiatt a db.php fájlt saját környezetünkhöz kellett igazítani. Eleinte több kiolvasási probléma is jelentkezett, ezért rövidebb és egyszerűbb kódokkal próbáltuk meghatározni a hiba forrását. Csak akkor tértünk vissza a tanórai, strukturáltabb megoldáshoz, amikor az alapkapcsolat már stabilan működött. Ekkor alakítottuk át a read.php fájlt a saját adatbázisunknak megfelelően</w:t>
-      </w:r>
-      <w:r>
-        <w:rPr>
-          <w:rFonts w:ascii="Times New Roman" w:hAnsi="Times New Roman" w:cs="Times New Roman"/>
-          <w:sz w:val="24"/>
-          <w:szCs w:val="24"/>
-        </w:rPr>
-        <w:t>, ezt úgy oldottuk meg, hogy a read.php fájlhoz az alábbi módosításokat adtuk hozzá, hogy engedélyezzük a hozzáférést:</w:t>
+        <w:t>Code</w:t>
+      </w:r>
+      <w:proofErr w:type="spellEnd"/>
+      <w:r>
+        <w:rPr>
+          <w:rFonts w:ascii="Times New Roman" w:hAnsi="Times New Roman" w:cs="Times New Roman"/>
+          <w:sz w:val="24"/>
+          <w:szCs w:val="24"/>
+        </w:rPr>
+        <w:t xml:space="preserve"> környezetében. A backend kialakításánál a tanórai PHP kód szolgált kiindulási alapként, de azt rögtön láttuk, hogy az adatbázis-kapcsolatot kezelő rész nem használható változtatás nélkül. Más megoldás szükséges ugyanis XAMPP és </w:t>
+      </w:r>
+      <w:proofErr w:type="spellStart"/>
+      <w:r>
+        <w:rPr>
+          <w:rFonts w:ascii="Times New Roman" w:hAnsi="Times New Roman" w:cs="Times New Roman"/>
+          <w:sz w:val="24"/>
+          <w:szCs w:val="24"/>
+        </w:rPr>
+        <w:t>MySQL</w:t>
+      </w:r>
+      <w:proofErr w:type="spellEnd"/>
+      <w:r>
+        <w:rPr>
+          <w:rFonts w:ascii="Times New Roman" w:hAnsi="Times New Roman" w:cs="Times New Roman"/>
+          <w:sz w:val="24"/>
+          <w:szCs w:val="24"/>
+        </w:rPr>
+        <w:t xml:space="preserve"> esetén, mint </w:t>
+      </w:r>
+      <w:proofErr w:type="spellStart"/>
+      <w:r>
+        <w:rPr>
+          <w:rFonts w:ascii="Times New Roman" w:hAnsi="Times New Roman" w:cs="Times New Roman"/>
+          <w:sz w:val="24"/>
+          <w:szCs w:val="24"/>
+        </w:rPr>
+        <w:t>SQLite</w:t>
+      </w:r>
+      <w:proofErr w:type="spellEnd"/>
+      <w:r>
+        <w:rPr>
+          <w:rFonts w:ascii="Times New Roman" w:hAnsi="Times New Roman" w:cs="Times New Roman"/>
+          <w:sz w:val="24"/>
+          <w:szCs w:val="24"/>
+        </w:rPr>
+        <w:t xml:space="preserve"> használatakor. Emiatt a </w:t>
+      </w:r>
+      <w:proofErr w:type="spellStart"/>
+      <w:r>
+        <w:rPr>
+          <w:rFonts w:ascii="Times New Roman" w:hAnsi="Times New Roman" w:cs="Times New Roman"/>
+          <w:sz w:val="24"/>
+          <w:szCs w:val="24"/>
+        </w:rPr>
+        <w:t>db.php</w:t>
+      </w:r>
+      <w:proofErr w:type="spellEnd"/>
+      <w:r>
+        <w:rPr>
+          <w:rFonts w:ascii="Times New Roman" w:hAnsi="Times New Roman" w:cs="Times New Roman"/>
+          <w:sz w:val="24"/>
+          <w:szCs w:val="24"/>
+        </w:rPr>
+        <w:t xml:space="preserve"> fájlt saját környezetünkhöz kellett igazítani. Eleinte több kiolvasási probléma is jelentkezett, ezért rövidebb és egyszerűbb kódokkal próbáltuk meghatározni a hiba forrását. Csak akkor tértünk vissza a tanórai, strukturáltabb megoldáshoz, amikor az alapkapcsolat már stabilan működött. Ekkor alakítottuk át a </w:t>
+      </w:r>
+      <w:proofErr w:type="spellStart"/>
+      <w:r>
+        <w:rPr>
+          <w:rFonts w:ascii="Times New Roman" w:hAnsi="Times New Roman" w:cs="Times New Roman"/>
+          <w:sz w:val="24"/>
+          <w:szCs w:val="24"/>
+        </w:rPr>
+        <w:t>read.php</w:t>
+      </w:r>
+      <w:proofErr w:type="spellEnd"/>
+      <w:r>
+        <w:rPr>
+          <w:rFonts w:ascii="Times New Roman" w:hAnsi="Times New Roman" w:cs="Times New Roman"/>
+          <w:sz w:val="24"/>
+          <w:szCs w:val="24"/>
+        </w:rPr>
+        <w:t xml:space="preserve"> fájlt a saját adatbázisunknak megfelelően</w:t>
+      </w:r>
+      <w:r>
+        <w:rPr>
+          <w:rFonts w:ascii="Times New Roman" w:hAnsi="Times New Roman" w:cs="Times New Roman"/>
+          <w:sz w:val="24"/>
+          <w:szCs w:val="24"/>
+        </w:rPr>
+        <w:t xml:space="preserve">, ezt úgy oldottuk meg, hogy a </w:t>
+      </w:r>
+      <w:proofErr w:type="spellStart"/>
+      <w:r>
+        <w:rPr>
+          <w:rFonts w:ascii="Times New Roman" w:hAnsi="Times New Roman" w:cs="Times New Roman"/>
+          <w:sz w:val="24"/>
+          <w:szCs w:val="24"/>
+        </w:rPr>
+        <w:t>read.php</w:t>
+      </w:r>
+      <w:proofErr w:type="spellEnd"/>
+      <w:r>
+        <w:rPr>
+          <w:rFonts w:ascii="Times New Roman" w:hAnsi="Times New Roman" w:cs="Times New Roman"/>
+          <w:sz w:val="24"/>
+          <w:szCs w:val="24"/>
+        </w:rPr>
+        <w:t xml:space="preserve"> fájlhoz az alábbi módosításokat adtuk hozzá, hogy engedélyezzük a hozzáférést:</w:t>
       </w:r>
     </w:p>
     <w:p>
@@ -6058,13 +7882,87 @@
           <w:szCs w:val="24"/>
         </w:rPr>
       </w:pPr>
-      <w:r>
-        <w:rPr>
-          <w:rFonts w:ascii="Times New Roman" w:hAnsi="Times New Roman" w:cs="Times New Roman"/>
-          <w:sz w:val="24"/>
-          <w:szCs w:val="24"/>
-        </w:rPr>
-        <w:t xml:space="preserve">header("Content-Type: application/json"); </w:t>
+      <w:proofErr w:type="spellStart"/>
+      <w:proofErr w:type="gramStart"/>
+      <w:r>
+        <w:rPr>
+          <w:rFonts w:ascii="Times New Roman" w:hAnsi="Times New Roman" w:cs="Times New Roman"/>
+          <w:sz w:val="24"/>
+          <w:szCs w:val="24"/>
+        </w:rPr>
+        <w:t>header</w:t>
+      </w:r>
+      <w:proofErr w:type="spellEnd"/>
+      <w:r>
+        <w:rPr>
+          <w:rFonts w:ascii="Times New Roman" w:hAnsi="Times New Roman" w:cs="Times New Roman"/>
+          <w:sz w:val="24"/>
+          <w:szCs w:val="24"/>
+        </w:rPr>
+        <w:t>(</w:t>
+      </w:r>
+      <w:proofErr w:type="gramEnd"/>
+      <w:r>
+        <w:rPr>
+          <w:rFonts w:ascii="Times New Roman" w:hAnsi="Times New Roman" w:cs="Times New Roman"/>
+          <w:sz w:val="24"/>
+          <w:szCs w:val="24"/>
+        </w:rPr>
+        <w:t>"</w:t>
+      </w:r>
+      <w:proofErr w:type="spellStart"/>
+      <w:r>
+        <w:rPr>
+          <w:rFonts w:ascii="Times New Roman" w:hAnsi="Times New Roman" w:cs="Times New Roman"/>
+          <w:sz w:val="24"/>
+          <w:szCs w:val="24"/>
+        </w:rPr>
+        <w:t>Content-Type</w:t>
+      </w:r>
+      <w:proofErr w:type="spellEnd"/>
+      <w:r>
+        <w:rPr>
+          <w:rFonts w:ascii="Times New Roman" w:hAnsi="Times New Roman" w:cs="Times New Roman"/>
+          <w:sz w:val="24"/>
+          <w:szCs w:val="24"/>
+        </w:rPr>
+        <w:t xml:space="preserve">: </w:t>
+      </w:r>
+      <w:proofErr w:type="spellStart"/>
+      <w:r>
+        <w:rPr>
+          <w:rFonts w:ascii="Times New Roman" w:hAnsi="Times New Roman" w:cs="Times New Roman"/>
+          <w:sz w:val="24"/>
+          <w:szCs w:val="24"/>
+        </w:rPr>
+        <w:t>application</w:t>
+      </w:r>
+      <w:proofErr w:type="spellEnd"/>
+      <w:r>
+        <w:rPr>
+          <w:rFonts w:ascii="Times New Roman" w:hAnsi="Times New Roman" w:cs="Times New Roman"/>
+          <w:sz w:val="24"/>
+          <w:szCs w:val="24"/>
+        </w:rPr>
+        <w:t>/</w:t>
+      </w:r>
+      <w:proofErr w:type="spellStart"/>
+      <w:r>
+        <w:rPr>
+          <w:rFonts w:ascii="Times New Roman" w:hAnsi="Times New Roman" w:cs="Times New Roman"/>
+          <w:sz w:val="24"/>
+          <w:szCs w:val="24"/>
+        </w:rPr>
+        <w:t>json</w:t>
+      </w:r>
+      <w:proofErr w:type="spellEnd"/>
+      <w:r>
+        <w:rPr>
+          <w:rFonts w:ascii="Times New Roman" w:hAnsi="Times New Roman" w:cs="Times New Roman"/>
+          <w:sz w:val="24"/>
+          <w:szCs w:val="24"/>
+        </w:rPr>
+        <w:t xml:space="preserve">"); </w:t>
       </w:r>
     </w:p>
     <w:p>
@@ -6082,13 +7980,69 @@
           <w:szCs w:val="24"/>
         </w:rPr>
       </w:pPr>
-      <w:r>
-        <w:rPr>
-          <w:rFonts w:ascii="Times New Roman" w:hAnsi="Times New Roman" w:cs="Times New Roman"/>
-          <w:sz w:val="24"/>
-          <w:szCs w:val="24"/>
-        </w:rPr>
-        <w:t>header("Access-Control-Allow-Origin: *");</w:t>
+      <w:proofErr w:type="spellStart"/>
+      <w:proofErr w:type="gramStart"/>
+      <w:r>
+        <w:rPr>
+          <w:rFonts w:ascii="Times New Roman" w:hAnsi="Times New Roman" w:cs="Times New Roman"/>
+          <w:sz w:val="24"/>
+          <w:szCs w:val="24"/>
+        </w:rPr>
+        <w:t>header</w:t>
+      </w:r>
+      <w:proofErr w:type="spellEnd"/>
+      <w:r>
+        <w:rPr>
+          <w:rFonts w:ascii="Times New Roman" w:hAnsi="Times New Roman" w:cs="Times New Roman"/>
+          <w:sz w:val="24"/>
+          <w:szCs w:val="24"/>
+        </w:rPr>
+        <w:t>(</w:t>
+      </w:r>
+      <w:proofErr w:type="gramEnd"/>
+      <w:r>
+        <w:rPr>
+          <w:rFonts w:ascii="Times New Roman" w:hAnsi="Times New Roman" w:cs="Times New Roman"/>
+          <w:sz w:val="24"/>
+          <w:szCs w:val="24"/>
+        </w:rPr>
+        <w:t>"Access-</w:t>
+      </w:r>
+      <w:proofErr w:type="spellStart"/>
+      <w:r>
+        <w:rPr>
+          <w:rFonts w:ascii="Times New Roman" w:hAnsi="Times New Roman" w:cs="Times New Roman"/>
+          <w:sz w:val="24"/>
+          <w:szCs w:val="24"/>
+        </w:rPr>
+        <w:t>Control</w:t>
+      </w:r>
+      <w:proofErr w:type="spellEnd"/>
+      <w:r>
+        <w:rPr>
+          <w:rFonts w:ascii="Times New Roman" w:hAnsi="Times New Roman" w:cs="Times New Roman"/>
+          <w:sz w:val="24"/>
+          <w:szCs w:val="24"/>
+        </w:rPr>
+        <w:t>-</w:t>
+      </w:r>
+      <w:proofErr w:type="spellStart"/>
+      <w:r>
+        <w:rPr>
+          <w:rFonts w:ascii="Times New Roman" w:hAnsi="Times New Roman" w:cs="Times New Roman"/>
+          <w:sz w:val="24"/>
+          <w:szCs w:val="24"/>
+        </w:rPr>
+        <w:t>Allow-Origin</w:t>
+      </w:r>
+      <w:proofErr w:type="spellEnd"/>
+      <w:r>
+        <w:rPr>
+          <w:rFonts w:ascii="Times New Roman" w:hAnsi="Times New Roman" w:cs="Times New Roman"/>
+          <w:sz w:val="24"/>
+          <w:szCs w:val="24"/>
+        </w:rPr>
+        <w:t>: *");</w:t>
       </w:r>
     </w:p>
     <w:p>
@@ -6106,13 +8060,69 @@
           <w:szCs w:val="24"/>
         </w:rPr>
       </w:pPr>
-      <w:r>
-        <w:rPr>
-          <w:rFonts w:ascii="Times New Roman" w:hAnsi="Times New Roman" w:cs="Times New Roman"/>
-          <w:sz w:val="24"/>
-          <w:szCs w:val="24"/>
-        </w:rPr>
-        <w:t>header("Access-Control-Allow-Methods: GET, POST, PUT, DELETE, OPTIONS");</w:t>
+      <w:proofErr w:type="spellStart"/>
+      <w:proofErr w:type="gramStart"/>
+      <w:r>
+        <w:rPr>
+          <w:rFonts w:ascii="Times New Roman" w:hAnsi="Times New Roman" w:cs="Times New Roman"/>
+          <w:sz w:val="24"/>
+          <w:szCs w:val="24"/>
+        </w:rPr>
+        <w:t>header</w:t>
+      </w:r>
+      <w:proofErr w:type="spellEnd"/>
+      <w:r>
+        <w:rPr>
+          <w:rFonts w:ascii="Times New Roman" w:hAnsi="Times New Roman" w:cs="Times New Roman"/>
+          <w:sz w:val="24"/>
+          <w:szCs w:val="24"/>
+        </w:rPr>
+        <w:t>(</w:t>
+      </w:r>
+      <w:proofErr w:type="gramEnd"/>
+      <w:r>
+        <w:rPr>
+          <w:rFonts w:ascii="Times New Roman" w:hAnsi="Times New Roman" w:cs="Times New Roman"/>
+          <w:sz w:val="24"/>
+          <w:szCs w:val="24"/>
+        </w:rPr>
+        <w:t>"Access-</w:t>
+      </w:r>
+      <w:proofErr w:type="spellStart"/>
+      <w:r>
+        <w:rPr>
+          <w:rFonts w:ascii="Times New Roman" w:hAnsi="Times New Roman" w:cs="Times New Roman"/>
+          <w:sz w:val="24"/>
+          <w:szCs w:val="24"/>
+        </w:rPr>
+        <w:t>Control</w:t>
+      </w:r>
+      <w:proofErr w:type="spellEnd"/>
+      <w:r>
+        <w:rPr>
+          <w:rFonts w:ascii="Times New Roman" w:hAnsi="Times New Roman" w:cs="Times New Roman"/>
+          <w:sz w:val="24"/>
+          <w:szCs w:val="24"/>
+        </w:rPr>
+        <w:t>-</w:t>
+      </w:r>
+      <w:proofErr w:type="spellStart"/>
+      <w:r>
+        <w:rPr>
+          <w:rFonts w:ascii="Times New Roman" w:hAnsi="Times New Roman" w:cs="Times New Roman"/>
+          <w:sz w:val="24"/>
+          <w:szCs w:val="24"/>
+        </w:rPr>
+        <w:t>Allow-Methods</w:t>
+      </w:r>
+      <w:proofErr w:type="spellEnd"/>
+      <w:r>
+        <w:rPr>
+          <w:rFonts w:ascii="Times New Roman" w:hAnsi="Times New Roman" w:cs="Times New Roman"/>
+          <w:sz w:val="24"/>
+          <w:szCs w:val="24"/>
+        </w:rPr>
+        <w:t>: GET, POST, PUT, DELETE, OPTIONS");</w:t>
       </w:r>
     </w:p>
     <w:p>
@@ -6130,13 +8140,87 @@
           <w:szCs w:val="24"/>
         </w:rPr>
       </w:pPr>
-      <w:r>
-        <w:rPr>
-          <w:rFonts w:ascii="Times New Roman" w:hAnsi="Times New Roman" w:cs="Times New Roman"/>
-          <w:sz w:val="24"/>
-          <w:szCs w:val="24"/>
-        </w:rPr>
-        <w:t>header("Access-Control-Allow-Headers: Content-Type");</w:t>
+      <w:proofErr w:type="spellStart"/>
+      <w:proofErr w:type="gramStart"/>
+      <w:r>
+        <w:rPr>
+          <w:rFonts w:ascii="Times New Roman" w:hAnsi="Times New Roman" w:cs="Times New Roman"/>
+          <w:sz w:val="24"/>
+          <w:szCs w:val="24"/>
+        </w:rPr>
+        <w:t>header</w:t>
+      </w:r>
+      <w:proofErr w:type="spellEnd"/>
+      <w:r>
+        <w:rPr>
+          <w:rFonts w:ascii="Times New Roman" w:hAnsi="Times New Roman" w:cs="Times New Roman"/>
+          <w:sz w:val="24"/>
+          <w:szCs w:val="24"/>
+        </w:rPr>
+        <w:t>(</w:t>
+      </w:r>
+      <w:proofErr w:type="gramEnd"/>
+      <w:r>
+        <w:rPr>
+          <w:rFonts w:ascii="Times New Roman" w:hAnsi="Times New Roman" w:cs="Times New Roman"/>
+          <w:sz w:val="24"/>
+          <w:szCs w:val="24"/>
+        </w:rPr>
+        <w:t>"Access-</w:t>
+      </w:r>
+      <w:proofErr w:type="spellStart"/>
+      <w:r>
+        <w:rPr>
+          <w:rFonts w:ascii="Times New Roman" w:hAnsi="Times New Roman" w:cs="Times New Roman"/>
+          <w:sz w:val="24"/>
+          <w:szCs w:val="24"/>
+        </w:rPr>
+        <w:t>Control</w:t>
+      </w:r>
+      <w:proofErr w:type="spellEnd"/>
+      <w:r>
+        <w:rPr>
+          <w:rFonts w:ascii="Times New Roman" w:hAnsi="Times New Roman" w:cs="Times New Roman"/>
+          <w:sz w:val="24"/>
+          <w:szCs w:val="24"/>
+        </w:rPr>
+        <w:t>-</w:t>
+      </w:r>
+      <w:proofErr w:type="spellStart"/>
+      <w:r>
+        <w:rPr>
+          <w:rFonts w:ascii="Times New Roman" w:hAnsi="Times New Roman" w:cs="Times New Roman"/>
+          <w:sz w:val="24"/>
+          <w:szCs w:val="24"/>
+        </w:rPr>
+        <w:t>Allow-Headers</w:t>
+      </w:r>
+      <w:proofErr w:type="spellEnd"/>
+      <w:r>
+        <w:rPr>
+          <w:rFonts w:ascii="Times New Roman" w:hAnsi="Times New Roman" w:cs="Times New Roman"/>
+          <w:sz w:val="24"/>
+          <w:szCs w:val="24"/>
+        </w:rPr>
+        <w:t xml:space="preserve">: </w:t>
+      </w:r>
+      <w:proofErr w:type="spellStart"/>
+      <w:r>
+        <w:rPr>
+          <w:rFonts w:ascii="Times New Roman" w:hAnsi="Times New Roman" w:cs="Times New Roman"/>
+          <w:sz w:val="24"/>
+          <w:szCs w:val="24"/>
+        </w:rPr>
+        <w:t>Content-Type</w:t>
+      </w:r>
+      <w:proofErr w:type="spellEnd"/>
+      <w:r>
+        <w:rPr>
+          <w:rFonts w:ascii="Times New Roman" w:hAnsi="Times New Roman" w:cs="Times New Roman"/>
+          <w:sz w:val="24"/>
+          <w:szCs w:val="24"/>
+        </w:rPr>
+        <w:t>");</w:t>
       </w:r>
     </w:p>
     <w:p>
@@ -6156,7 +8240,61 @@
           <w:sz w:val="24"/>
           <w:szCs w:val="24"/>
         </w:rPr>
-        <w:t>Hasonló logikával építettük fel a kliensoldali JavaScript részt is a fetchapi_js.js fájlban. A HTML oldalt a már meglévő, közös stílusok felhasználásával formáztuk, így a Fetch API menüpont is vizuálisan egységes maradt. Ez a weboldalrész a localhost:8000-es porton futott, ami később az Axios menünél is fontos szerepet kapott.</w:t>
+        <w:t xml:space="preserve">Hasonló logikával építettük fel a kliensoldali JavaScript részt is a fetchapi_js.js fájlban. A HTML oldalt a már meglévő, közös stílusok felhasználásával formáztuk, így a </w:t>
+      </w:r>
+      <w:proofErr w:type="spellStart"/>
+      <w:r>
+        <w:rPr>
+          <w:rFonts w:ascii="Times New Roman" w:hAnsi="Times New Roman" w:cs="Times New Roman"/>
+          <w:sz w:val="24"/>
+          <w:szCs w:val="24"/>
+        </w:rPr>
+        <w:t>Fetch</w:t>
+      </w:r>
+      <w:proofErr w:type="spellEnd"/>
+      <w:r>
+        <w:rPr>
+          <w:rFonts w:ascii="Times New Roman" w:hAnsi="Times New Roman" w:cs="Times New Roman"/>
+          <w:sz w:val="24"/>
+          <w:szCs w:val="24"/>
+        </w:rPr>
+        <w:t xml:space="preserve"> API menüpont is vizuálisan egységes maradt. Ez a weboldalrész a localhost:8000-es </w:t>
+      </w:r>
+      <w:proofErr w:type="spellStart"/>
+      <w:r>
+        <w:rPr>
+          <w:rFonts w:ascii="Times New Roman" w:hAnsi="Times New Roman" w:cs="Times New Roman"/>
+          <w:sz w:val="24"/>
+          <w:szCs w:val="24"/>
+        </w:rPr>
+        <w:t>porton</w:t>
+      </w:r>
+      <w:proofErr w:type="spellEnd"/>
+      <w:r>
+        <w:rPr>
+          <w:rFonts w:ascii="Times New Roman" w:hAnsi="Times New Roman" w:cs="Times New Roman"/>
+          <w:sz w:val="24"/>
+          <w:szCs w:val="24"/>
+        </w:rPr>
+        <w:t xml:space="preserve"> futott, ami később az </w:t>
+      </w:r>
+      <w:proofErr w:type="spellStart"/>
+      <w:r>
+        <w:rPr>
+          <w:rFonts w:ascii="Times New Roman" w:hAnsi="Times New Roman" w:cs="Times New Roman"/>
+          <w:sz w:val="24"/>
+          <w:szCs w:val="24"/>
+        </w:rPr>
+        <w:t>Axios</w:t>
+      </w:r>
+      <w:proofErr w:type="spellEnd"/>
+      <w:r>
+        <w:rPr>
+          <w:rFonts w:ascii="Times New Roman" w:hAnsi="Times New Roman" w:cs="Times New Roman"/>
+          <w:sz w:val="24"/>
+          <w:szCs w:val="24"/>
+        </w:rPr>
+        <w:t xml:space="preserve"> menünél is fontos szerepet kapott.</w:t>
       </w:r>
     </w:p>
     <w:p>
@@ -6240,7 +8378,223 @@
           <w:sz w:val="24"/>
           <w:szCs w:val="24"/>
         </w:rPr>
-        <w:t xml:space="preserve">Az axios.html menüpontnál abból az előnyből indulhattunk ki, hogy az adatbázis-kezelés alapjai ekkorra már nagyrészt elkészültek. Ugyanakkor ez a rész még így is számos új kihívást hozott, mivel itt React környezetben kellett Axios segítségével megvalósítani a szerveroldali adatkezelést. A fejlesztés első technikai lépése az Axios telepítése volt, amelyet a VS Code termináljában az npm install axios paranccsal végeztünk el. Az alkalmazás megírásánál ismét a tanórai mintakódot vettük alapul, de ezt jelentősen testre kellett szabni. A legnagyobb kihívást az jelentette, hogy a backend és a frontend külön porton futott. A saját fejlesztői gépen a localhost:8000 porton működött a PHP-s, adatbázisra épülő rész, míg a Reactet futtató npm fejlesztői kiszolgáló a localhost:5173 portot használta. Kezdetben nem fordítottunk erre elegendő figyelmet, ezért nehezen volt átlátható, miért nem kommunikál megfelelően egymással a két rendszer. Ebből adódóan előfordult, hogy vagy az adatbázis </w:t>
+        <w:t xml:space="preserve">Az axios.html menüpontnál abból az előnyből indulhattunk ki, hogy az adatbázis-kezelés alapjai ekkorra már nagyrészt elkészültek. Ugyanakkor ez a rész még így is számos új kihívást hozott, mivel itt </w:t>
+      </w:r>
+      <w:proofErr w:type="spellStart"/>
+      <w:r>
+        <w:rPr>
+          <w:rFonts w:ascii="Times New Roman" w:hAnsi="Times New Roman" w:cs="Times New Roman"/>
+          <w:sz w:val="24"/>
+          <w:szCs w:val="24"/>
+        </w:rPr>
+        <w:t>React</w:t>
+      </w:r>
+      <w:proofErr w:type="spellEnd"/>
+      <w:r>
+        <w:rPr>
+          <w:rFonts w:ascii="Times New Roman" w:hAnsi="Times New Roman" w:cs="Times New Roman"/>
+          <w:sz w:val="24"/>
+          <w:szCs w:val="24"/>
+        </w:rPr>
+        <w:t xml:space="preserve"> környezetben kellett </w:t>
+      </w:r>
+      <w:proofErr w:type="spellStart"/>
+      <w:r>
+        <w:rPr>
+          <w:rFonts w:ascii="Times New Roman" w:hAnsi="Times New Roman" w:cs="Times New Roman"/>
+          <w:sz w:val="24"/>
+          <w:szCs w:val="24"/>
+        </w:rPr>
+        <w:t>Axios</w:t>
+      </w:r>
+      <w:proofErr w:type="spellEnd"/>
+      <w:r>
+        <w:rPr>
+          <w:rFonts w:ascii="Times New Roman" w:hAnsi="Times New Roman" w:cs="Times New Roman"/>
+          <w:sz w:val="24"/>
+          <w:szCs w:val="24"/>
+        </w:rPr>
+        <w:t xml:space="preserve"> segítségével megvalósítani a szerveroldali adatkezelést. A fejlesztés első technikai lépése az </w:t>
+      </w:r>
+      <w:proofErr w:type="spellStart"/>
+      <w:r>
+        <w:rPr>
+          <w:rFonts w:ascii="Times New Roman" w:hAnsi="Times New Roman" w:cs="Times New Roman"/>
+          <w:sz w:val="24"/>
+          <w:szCs w:val="24"/>
+        </w:rPr>
+        <w:t>Axios</w:t>
+      </w:r>
+      <w:proofErr w:type="spellEnd"/>
+      <w:r>
+        <w:rPr>
+          <w:rFonts w:ascii="Times New Roman" w:hAnsi="Times New Roman" w:cs="Times New Roman"/>
+          <w:sz w:val="24"/>
+          <w:szCs w:val="24"/>
+        </w:rPr>
+        <w:t xml:space="preserve"> telepítése volt, amelyet a VS </w:t>
+      </w:r>
+      <w:proofErr w:type="spellStart"/>
+      <w:r>
+        <w:rPr>
+          <w:rFonts w:ascii="Times New Roman" w:hAnsi="Times New Roman" w:cs="Times New Roman"/>
+          <w:sz w:val="24"/>
+          <w:szCs w:val="24"/>
+        </w:rPr>
+        <w:t>Code</w:t>
+      </w:r>
+      <w:proofErr w:type="spellEnd"/>
+      <w:r>
+        <w:rPr>
+          <w:rFonts w:ascii="Times New Roman" w:hAnsi="Times New Roman" w:cs="Times New Roman"/>
+          <w:sz w:val="24"/>
+          <w:szCs w:val="24"/>
+        </w:rPr>
+        <w:t xml:space="preserve"> termináljában az </w:t>
+      </w:r>
+      <w:proofErr w:type="spellStart"/>
+      <w:r>
+        <w:rPr>
+          <w:rFonts w:ascii="Times New Roman" w:hAnsi="Times New Roman" w:cs="Times New Roman"/>
+          <w:sz w:val="24"/>
+          <w:szCs w:val="24"/>
+        </w:rPr>
+        <w:t>npm</w:t>
+      </w:r>
+      <w:proofErr w:type="spellEnd"/>
+      <w:r>
+        <w:rPr>
+          <w:rFonts w:ascii="Times New Roman" w:hAnsi="Times New Roman" w:cs="Times New Roman"/>
+          <w:sz w:val="24"/>
+          <w:szCs w:val="24"/>
+        </w:rPr>
+        <w:t xml:space="preserve"> </w:t>
+      </w:r>
+      <w:proofErr w:type="spellStart"/>
+      <w:r>
+        <w:rPr>
+          <w:rFonts w:ascii="Times New Roman" w:hAnsi="Times New Roman" w:cs="Times New Roman"/>
+          <w:sz w:val="24"/>
+          <w:szCs w:val="24"/>
+        </w:rPr>
+        <w:t>install</w:t>
+      </w:r>
+      <w:proofErr w:type="spellEnd"/>
+      <w:r>
+        <w:rPr>
+          <w:rFonts w:ascii="Times New Roman" w:hAnsi="Times New Roman" w:cs="Times New Roman"/>
+          <w:sz w:val="24"/>
+          <w:szCs w:val="24"/>
+        </w:rPr>
+        <w:t xml:space="preserve"> </w:t>
+      </w:r>
+      <w:proofErr w:type="spellStart"/>
+      <w:r>
+        <w:rPr>
+          <w:rFonts w:ascii="Times New Roman" w:hAnsi="Times New Roman" w:cs="Times New Roman"/>
+          <w:sz w:val="24"/>
+          <w:szCs w:val="24"/>
+        </w:rPr>
+        <w:t>axios</w:t>
+      </w:r>
+      <w:proofErr w:type="spellEnd"/>
+      <w:r>
+        <w:rPr>
+          <w:rFonts w:ascii="Times New Roman" w:hAnsi="Times New Roman" w:cs="Times New Roman"/>
+          <w:sz w:val="24"/>
+          <w:szCs w:val="24"/>
+        </w:rPr>
+        <w:t xml:space="preserve"> paranccsal végeztünk el. Az alkalmazás megírásánál ismét a tanórai mintakódot vettük alapul, de ezt jelentősen testre kellett szabni. A legnagyobb kihívást az jelentette, hogy a backend és a frontend külön </w:t>
+      </w:r>
+      <w:proofErr w:type="spellStart"/>
+      <w:r>
+        <w:rPr>
+          <w:rFonts w:ascii="Times New Roman" w:hAnsi="Times New Roman" w:cs="Times New Roman"/>
+          <w:sz w:val="24"/>
+          <w:szCs w:val="24"/>
+        </w:rPr>
+        <w:t>porton</w:t>
+      </w:r>
+      <w:proofErr w:type="spellEnd"/>
+      <w:r>
+        <w:rPr>
+          <w:rFonts w:ascii="Times New Roman" w:hAnsi="Times New Roman" w:cs="Times New Roman"/>
+          <w:sz w:val="24"/>
+          <w:szCs w:val="24"/>
+        </w:rPr>
+        <w:t xml:space="preserve"> futott. A saját fejlesztői gépen a localhost:8000 </w:t>
+      </w:r>
+      <w:proofErr w:type="spellStart"/>
+      <w:r>
+        <w:rPr>
+          <w:rFonts w:ascii="Times New Roman" w:hAnsi="Times New Roman" w:cs="Times New Roman"/>
+          <w:sz w:val="24"/>
+          <w:szCs w:val="24"/>
+        </w:rPr>
+        <w:t>porton</w:t>
+      </w:r>
+      <w:proofErr w:type="spellEnd"/>
+      <w:r>
+        <w:rPr>
+          <w:rFonts w:ascii="Times New Roman" w:hAnsi="Times New Roman" w:cs="Times New Roman"/>
+          <w:sz w:val="24"/>
+          <w:szCs w:val="24"/>
+        </w:rPr>
+        <w:t xml:space="preserve"> működött a PHP-s, adatbázisra épülő rész, míg a </w:t>
+      </w:r>
+      <w:proofErr w:type="spellStart"/>
+      <w:r>
+        <w:rPr>
+          <w:rFonts w:ascii="Times New Roman" w:hAnsi="Times New Roman" w:cs="Times New Roman"/>
+          <w:sz w:val="24"/>
+          <w:szCs w:val="24"/>
+        </w:rPr>
+        <w:t>Reactet</w:t>
+      </w:r>
+      <w:proofErr w:type="spellEnd"/>
+      <w:r>
+        <w:rPr>
+          <w:rFonts w:ascii="Times New Roman" w:hAnsi="Times New Roman" w:cs="Times New Roman"/>
+          <w:sz w:val="24"/>
+          <w:szCs w:val="24"/>
+        </w:rPr>
+        <w:t xml:space="preserve"> futtató </w:t>
+      </w:r>
+      <w:proofErr w:type="spellStart"/>
+      <w:r>
+        <w:rPr>
+          <w:rFonts w:ascii="Times New Roman" w:hAnsi="Times New Roman" w:cs="Times New Roman"/>
+          <w:sz w:val="24"/>
+          <w:szCs w:val="24"/>
+        </w:rPr>
+        <w:t>npm</w:t>
+      </w:r>
+      <w:proofErr w:type="spellEnd"/>
+      <w:r>
+        <w:rPr>
+          <w:rFonts w:ascii="Times New Roman" w:hAnsi="Times New Roman" w:cs="Times New Roman"/>
+          <w:sz w:val="24"/>
+          <w:szCs w:val="24"/>
+        </w:rPr>
+        <w:t xml:space="preserve"> fejlesztői kiszolgáló a localhost:5173 </w:t>
+      </w:r>
+      <w:proofErr w:type="spellStart"/>
+      <w:r>
+        <w:rPr>
+          <w:rFonts w:ascii="Times New Roman" w:hAnsi="Times New Roman" w:cs="Times New Roman"/>
+          <w:sz w:val="24"/>
+          <w:szCs w:val="24"/>
+        </w:rPr>
+        <w:t>portot</w:t>
+      </w:r>
+      <w:proofErr w:type="spellEnd"/>
+      <w:r>
+        <w:rPr>
+          <w:rFonts w:ascii="Times New Roman" w:hAnsi="Times New Roman" w:cs="Times New Roman"/>
+          <w:sz w:val="24"/>
+          <w:szCs w:val="24"/>
+        </w:rPr>
+        <w:t xml:space="preserve"> használta. Kezdetben nem fordítottunk erre elegendő figyelmet, ezért nehezen volt átlátható, miért nem kommunikál megfelelően egymással a két rendszer. Ebből adódóan előfordult, hogy vagy az adatbázis </w:t>
       </w:r>
       <w:r>
         <w:rPr>
@@ -6249,7 +8603,151 @@
           <w:szCs w:val="24"/>
         </w:rPr>
         <w:lastRenderedPageBreak/>
-        <w:t>elérése nem működött, vagy a React alkalmazás nem reagált a várt módon. A probléma megoldásához a read.php fájlba CORS-engedélyező fejlécsorokat illesztettünk be. Ennek részeként beállítottuk a Content-Type értéket, engedélyeztük a külső eredetű hozzáférést, valamint megadtuk az engedélyezett metódusokat és fejlécmezőket is. Ezzel a szerver képes lett fogadni a különböző portra érkező kéréseket. Emellett az axios.jsx fájlban is pontosítani kellett az API elérési útját, vagyis rögzítettük, hogy a read.php a localhost:8000 címen érhető el. Miután ez a kapcsolat stabilan működött, a felhasználói élmény javításával is foglalkoztunk. Itt merült fel az az ötlet, hogy a rendszer ne pusztán egy szöveges kiírással jelezze a sikeres műveleteket, hanem a böngésző jelenítsen meg értesítést. Ez azért bizonyult előnyösnek, mert így a visszajelzés nem zavarta meg a felület vizuális szerkezetét. Emellett a read.php állapotüzeneteit magyar nyelvűre módosítottuk, vagyis például az angol sikerüzenetek helyett „Sikeres létrehozás!” formájú visszajelzéseket adtunk. Az Axios oldal így nemcsak technikailag valósította meg a beadandó előírásait, hanem használhatóság és megjelenés szempontjából is egységesen illeszkedett a teljes alkalmazásba.</w:t>
+        <w:t xml:space="preserve">elérése nem működött, vagy a </w:t>
+      </w:r>
+      <w:proofErr w:type="spellStart"/>
+      <w:r>
+        <w:rPr>
+          <w:rFonts w:ascii="Times New Roman" w:hAnsi="Times New Roman" w:cs="Times New Roman"/>
+          <w:sz w:val="24"/>
+          <w:szCs w:val="24"/>
+        </w:rPr>
+        <w:t>React</w:t>
+      </w:r>
+      <w:proofErr w:type="spellEnd"/>
+      <w:r>
+        <w:rPr>
+          <w:rFonts w:ascii="Times New Roman" w:hAnsi="Times New Roman" w:cs="Times New Roman"/>
+          <w:sz w:val="24"/>
+          <w:szCs w:val="24"/>
+        </w:rPr>
+        <w:t xml:space="preserve"> alkalmazás nem reagált a várt módon. A probléma megoldásához a </w:t>
+      </w:r>
+      <w:proofErr w:type="spellStart"/>
+      <w:r>
+        <w:rPr>
+          <w:rFonts w:ascii="Times New Roman" w:hAnsi="Times New Roman" w:cs="Times New Roman"/>
+          <w:sz w:val="24"/>
+          <w:szCs w:val="24"/>
+        </w:rPr>
+        <w:t>read.php</w:t>
+      </w:r>
+      <w:proofErr w:type="spellEnd"/>
+      <w:r>
+        <w:rPr>
+          <w:rFonts w:ascii="Times New Roman" w:hAnsi="Times New Roman" w:cs="Times New Roman"/>
+          <w:sz w:val="24"/>
+          <w:szCs w:val="24"/>
+        </w:rPr>
+        <w:t xml:space="preserve"> fájlba CORS-engedélyező fejlécsorokat illesztettünk be. Ennek részeként beállítottuk a </w:t>
+      </w:r>
+      <w:proofErr w:type="spellStart"/>
+      <w:r>
+        <w:rPr>
+          <w:rFonts w:ascii="Times New Roman" w:hAnsi="Times New Roman" w:cs="Times New Roman"/>
+          <w:sz w:val="24"/>
+          <w:szCs w:val="24"/>
+        </w:rPr>
+        <w:t>Content-Type</w:t>
+      </w:r>
+      <w:proofErr w:type="spellEnd"/>
+      <w:r>
+        <w:rPr>
+          <w:rFonts w:ascii="Times New Roman" w:hAnsi="Times New Roman" w:cs="Times New Roman"/>
+          <w:sz w:val="24"/>
+          <w:szCs w:val="24"/>
+        </w:rPr>
+        <w:t xml:space="preserve"> értéket, engedélyeztük a külső eredetű hozzáférést, valamint megadtuk az engedélyezett metódusokat és fejlécmezőket is. Ezzel a szerver képes lett fogadni a különböző </w:t>
+      </w:r>
+      <w:proofErr w:type="spellStart"/>
+      <w:r>
+        <w:rPr>
+          <w:rFonts w:ascii="Times New Roman" w:hAnsi="Times New Roman" w:cs="Times New Roman"/>
+          <w:sz w:val="24"/>
+          <w:szCs w:val="24"/>
+        </w:rPr>
+        <w:t>portra</w:t>
+      </w:r>
+      <w:proofErr w:type="spellEnd"/>
+      <w:r>
+        <w:rPr>
+          <w:rFonts w:ascii="Times New Roman" w:hAnsi="Times New Roman" w:cs="Times New Roman"/>
+          <w:sz w:val="24"/>
+          <w:szCs w:val="24"/>
+        </w:rPr>
+        <w:t xml:space="preserve"> érkező kéréseket. Emellett az </w:t>
+      </w:r>
+      <w:proofErr w:type="spellStart"/>
+      <w:r>
+        <w:rPr>
+          <w:rFonts w:ascii="Times New Roman" w:hAnsi="Times New Roman" w:cs="Times New Roman"/>
+          <w:sz w:val="24"/>
+          <w:szCs w:val="24"/>
+        </w:rPr>
+        <w:t>axios.jsx</w:t>
+      </w:r>
+      <w:proofErr w:type="spellEnd"/>
+      <w:r>
+        <w:rPr>
+          <w:rFonts w:ascii="Times New Roman" w:hAnsi="Times New Roman" w:cs="Times New Roman"/>
+          <w:sz w:val="24"/>
+          <w:szCs w:val="24"/>
+        </w:rPr>
+        <w:t xml:space="preserve"> fájlban is pontosítani kellett az API elérési útját, vagyis rögzítettük, hogy a </w:t>
+      </w:r>
+      <w:proofErr w:type="spellStart"/>
+      <w:r>
+        <w:rPr>
+          <w:rFonts w:ascii="Times New Roman" w:hAnsi="Times New Roman" w:cs="Times New Roman"/>
+          <w:sz w:val="24"/>
+          <w:szCs w:val="24"/>
+        </w:rPr>
+        <w:t>read.php</w:t>
+      </w:r>
+      <w:proofErr w:type="spellEnd"/>
+      <w:r>
+        <w:rPr>
+          <w:rFonts w:ascii="Times New Roman" w:hAnsi="Times New Roman" w:cs="Times New Roman"/>
+          <w:sz w:val="24"/>
+          <w:szCs w:val="24"/>
+        </w:rPr>
+        <w:t xml:space="preserve"> a localhost:8000 címen érhető el. Miután ez a kapcsolat stabilan működött, a felhasználói élmény javításával is foglalkoztunk. Itt merült fel az az ötlet, hogy a rendszer ne pusztán egy szöveges kiírással jelezze a sikeres műveleteket, hanem a böngésző jelenítsen meg értesítést. Ez azért bizonyult előnyösnek, mert így a visszajelzés nem zavarta meg a felület vizuális szerkezetét. Emellett a </w:t>
+      </w:r>
+      <w:proofErr w:type="spellStart"/>
+      <w:r>
+        <w:rPr>
+          <w:rFonts w:ascii="Times New Roman" w:hAnsi="Times New Roman" w:cs="Times New Roman"/>
+          <w:sz w:val="24"/>
+          <w:szCs w:val="24"/>
+        </w:rPr>
+        <w:t>read.php</w:t>
+      </w:r>
+      <w:proofErr w:type="spellEnd"/>
+      <w:r>
+        <w:rPr>
+          <w:rFonts w:ascii="Times New Roman" w:hAnsi="Times New Roman" w:cs="Times New Roman"/>
+          <w:sz w:val="24"/>
+          <w:szCs w:val="24"/>
+        </w:rPr>
+        <w:t xml:space="preserve"> állapotüzeneteit magyar nyelvűre módosítottuk, vagyis például az angol sikerüzenetek helyett „Sikeres létrehozás!” formájú visszajelzéseket adtunk. Az </w:t>
+      </w:r>
+      <w:proofErr w:type="spellStart"/>
+      <w:r>
+        <w:rPr>
+          <w:rFonts w:ascii="Times New Roman" w:hAnsi="Times New Roman" w:cs="Times New Roman"/>
+          <w:sz w:val="24"/>
+          <w:szCs w:val="24"/>
+        </w:rPr>
+        <w:t>Axios</w:t>
+      </w:r>
+      <w:proofErr w:type="spellEnd"/>
+      <w:r>
+        <w:rPr>
+          <w:rFonts w:ascii="Times New Roman" w:hAnsi="Times New Roman" w:cs="Times New Roman"/>
+          <w:sz w:val="24"/>
+          <w:szCs w:val="24"/>
+        </w:rPr>
+        <w:t xml:space="preserve"> oldal így nemcsak technikailag valósította meg a beadandó előírásait, hanem használhatóság és megjelenés szempontjából is egységesen illeszkedett a teljes alkalmazásba.</w:t>
       </w:r>
     </w:p>
     <w:p>
@@ -6300,7 +8798,25 @@
           <w:sz w:val="24"/>
           <w:szCs w:val="24"/>
         </w:rPr>
-        <w:t>A projekt következő lépéseként az OOJS (Object-Oriented JavaScript) menüpont kialakítása történt meg. Ennél a feladatrésznél a beadandó előírása szerint egy grafikus, objektumorientált szemléletben megvalósított JavaScript alkalmazást kellett készítenünk.</w:t>
+        <w:t>A projekt következő lépéseként az OOJS (</w:t>
+      </w:r>
+      <w:proofErr w:type="spellStart"/>
+      <w:r>
+        <w:rPr>
+          <w:rFonts w:ascii="Times New Roman" w:hAnsi="Times New Roman" w:cs="Times New Roman"/>
+          <w:sz w:val="24"/>
+          <w:szCs w:val="24"/>
+        </w:rPr>
+        <w:t>Object</w:t>
+      </w:r>
+      <w:proofErr w:type="spellEnd"/>
+      <w:r>
+        <w:rPr>
+          <w:rFonts w:ascii="Times New Roman" w:hAnsi="Times New Roman" w:cs="Times New Roman"/>
+          <w:sz w:val="24"/>
+          <w:szCs w:val="24"/>
+        </w:rPr>
+        <w:t>-Oriented JavaScript) menüpont kialakítása történt meg. Ennél a feladatrésznél a beadandó előírása szerint egy grafikus, objektumorientált szemléletben megvalósított JavaScript alkalmazást kellett készítenünk.</w:t>
       </w:r>
     </w:p>
     <w:p>
@@ -6319,7 +8835,25 @@
           <w:sz w:val="24"/>
           <w:szCs w:val="24"/>
         </w:rPr>
-        <w:t>A fejlesztés kezdeti szakaszában először egy webshop jellegű megoldásban gondolkodtunk, amely a cukrászda termékeit jelenítette volna meg. Ez az elképzelés azonban nem bizonyult megfelelőnek, mivel a feladatleírás kifejezetten grafikus, interaktív alkalmazás készítését várta el, nem pedig egy adatlistázó vagy webshop jellegű felületet. Emiatt újragondoltuk a koncepciót</w:t>
+        <w:t xml:space="preserve">A fejlesztés kezdeti szakaszában először egy webshop jellegű megoldásban gondolkodtunk, amely a cukrászda termékeit jelenítette volna meg. Ez az elképzelés azonban nem bizonyult megfelelőnek, mivel a feladatleírás kifejezetten grafikus, interaktív alkalmazás készítését várta el, nem pedig egy adatlistázó vagy webshop jellegű felületet. Emiatt </w:t>
+      </w:r>
+      <w:proofErr w:type="spellStart"/>
+      <w:r>
+        <w:rPr>
+          <w:rFonts w:ascii="Times New Roman" w:hAnsi="Times New Roman" w:cs="Times New Roman"/>
+          <w:sz w:val="24"/>
+          <w:szCs w:val="24"/>
+        </w:rPr>
+        <w:t>újragondoltuk</w:t>
+      </w:r>
+      <w:proofErr w:type="spellEnd"/>
+      <w:r>
+        <w:rPr>
+          <w:rFonts w:ascii="Times New Roman" w:hAnsi="Times New Roman" w:cs="Times New Roman"/>
+          <w:sz w:val="24"/>
+          <w:szCs w:val="24"/>
+        </w:rPr>
+        <w:t xml:space="preserve"> a koncepciót</w:t>
       </w:r>
       <w:r>
         <w:rPr>
@@ -6359,7 +8893,7 @@
         </w:rPr>
         <w:lastRenderedPageBreak/>
         <w:drawing>
-          <wp:anchor distT="0" distB="0" distL="114300" distR="114300" simplePos="0" relativeHeight="251664384" behindDoc="0" locked="0" layoutInCell="1" allowOverlap="1" wp14:anchorId="6ADCDC36" wp14:editId="627698D2">
+          <wp:anchor distT="0" distB="0" distL="114300" distR="114300" simplePos="0" relativeHeight="251664384" behindDoc="0" locked="0" layoutInCell="1" allowOverlap="1" wp14:anchorId="6ADCDC36" wp14:editId="5D54F8A6">
             <wp:simplePos x="0" y="0"/>
             <wp:positionH relativeFrom="margin">
               <wp:align>right</wp:align>
@@ -6528,7 +9062,7 @@
               </wp:anchor>
             </w:drawing>
           </mc:Choice>
-          <mc:Fallback xmlns:w16se="http://schemas.microsoft.com/office/word/2015/wordml/symex" xmlns:w16sdtfl="http://schemas.microsoft.com/office/word/2024/wordml/sdtformatlock" xmlns:w16sdtdh="http://schemas.microsoft.com/office/word/2020/wordml/sdtdatahash" xmlns:w16du="http://schemas.microsoft.com/office/word/2023/wordml/word16du" xmlns:w16="http://schemas.microsoft.com/office/word/2018/wordml" xmlns:w16cid="http://schemas.microsoft.com/office/word/2016/wordml/cid" xmlns:w16cex="http://schemas.microsoft.com/office/word/2018/wordml/cex" xmlns:oel="http://schemas.microsoft.com/office/2019/extlst" xmlns:am3d="http://schemas.microsoft.com/office/drawing/2017/model3d" xmlns:aink="http://schemas.microsoft.com/office/drawing/2016/ink" xmlns:cx8="http://schemas.microsoft.com/office/drawing/2016/5/14/chartex" xmlns:cx7="http://schemas.microsoft.com/office/drawing/2016/5/13/chartex" xmlns:cx6="http://schemas.microsoft.com/office/drawing/2016/5/12/chartex" xmlns:cx5="http://schemas.microsoft.com/office/drawing/2016/5/11/chartex" xmlns:cx4="http://schemas.microsoft.com/office/drawing/2016/5/10/chartex" xmlns:cx3="http://schemas.microsoft.com/office/drawing/2016/5/9/chartex" xmlns:cx2="http://schemas.microsoft.com/office/drawing/2015/10/21/chartex" xmlns:cx1="http://schemas.microsoft.com/office/drawing/2015/9/8/chartex" xmlns:cx="http://schemas.microsoft.com/office/drawing/2014/chartex">
+          <mc:Fallback>
             <w:pict>
               <v:shape w14:anchorId="0ADE5BE0" id="_x0000_s1030" type="#_x0000_t202" style="position:absolute;left:0;text-align:left;margin-left:237.9pt;margin-top:185.45pt;width:213.9pt;height:.05pt;z-index:251666432;visibility:visible;mso-wrap-style:square;mso-wrap-distance-left:9pt;mso-wrap-distance-top:0;mso-wrap-distance-right:9pt;mso-wrap-distance-bottom:0;mso-position-horizontal:absolute;mso-position-horizontal-relative:text;mso-position-vertical:absolute;mso-position-vertical-relative:text;v-text-anchor:top" o:gfxdata="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" stroked="f">
                 <v:textbox style="mso-fit-shape-to-text:t" inset="0,0,0,0">
@@ -6600,7 +9134,25 @@
           <w:sz w:val="24"/>
           <w:szCs w:val="24"/>
         </w:rPr>
-        <w:t>A tervezési szakaszban először egy egyszerű vizuális elképzelést alakítottunk ki. Ennek lényege az volt, hogy a képernyő közepén két darab sütemény jelenjen meg, amelyek enyhe „rezgő” animációval hívják fel magukra a figyelmet. A felhasználó ezekre kattintva indíthatja el az alkalmazás működését, amely során a süti „kinyílik”, és megjelenik egy üzenet.</w:t>
+        <w:t xml:space="preserve">A tervezési szakaszban először egy egyszerű vizuális elképzelést alakítottunk ki. Ennek lényege az volt, hogy a képernyő közepén két darab sütemény jelenjen meg, amelyek enyhe „rezgő” animációval hívják fel magukra a figyelmet. A felhasználó ezekre kattintva indíthatja el az alkalmazás működését, amely során a </w:t>
+      </w:r>
+      <w:proofErr w:type="gramStart"/>
+      <w:r>
+        <w:rPr>
+          <w:rFonts w:ascii="Times New Roman" w:hAnsi="Times New Roman" w:cs="Times New Roman"/>
+          <w:sz w:val="24"/>
+          <w:szCs w:val="24"/>
+        </w:rPr>
+        <w:t>süti</w:t>
+      </w:r>
+      <w:proofErr w:type="gramEnd"/>
+      <w:r>
+        <w:rPr>
+          <w:rFonts w:ascii="Times New Roman" w:hAnsi="Times New Roman" w:cs="Times New Roman"/>
+          <w:sz w:val="24"/>
+          <w:szCs w:val="24"/>
+        </w:rPr>
+        <w:t xml:space="preserve"> „kinyílik”, és megjelenik egy üzenet.</w:t>
       </w:r>
       <w:r>
         <w:rPr>
@@ -6616,7 +9168,25 @@
           <w:sz w:val="24"/>
           <w:szCs w:val="24"/>
         </w:rPr>
-        <w:t>A kezdeti megvalósítás során először egy egyszerű, alap kinézetet készítettünk el. Ebben a szakaszban a hangsúly nem a megjelenésen, hanem a működésen volt. A süti objektumorientált módon került kialakításra, és sikerült elérni, hogy kattintásra animáció induljon, majd megjelenjen a jóslat szövege.</w:t>
+        <w:t xml:space="preserve">A kezdeti megvalósítás során először egy egyszerű, alap kinézetet készítettünk el. Ebben a szakaszban a hangsúly nem a megjelenésen, hanem a működésen volt. A </w:t>
+      </w:r>
+      <w:proofErr w:type="gramStart"/>
+      <w:r>
+        <w:rPr>
+          <w:rFonts w:ascii="Times New Roman" w:hAnsi="Times New Roman" w:cs="Times New Roman"/>
+          <w:sz w:val="24"/>
+          <w:szCs w:val="24"/>
+        </w:rPr>
+        <w:t>süti</w:t>
+      </w:r>
+      <w:proofErr w:type="gramEnd"/>
+      <w:r>
+        <w:rPr>
+          <w:rFonts w:ascii="Times New Roman" w:hAnsi="Times New Roman" w:cs="Times New Roman"/>
+          <w:sz w:val="24"/>
+          <w:szCs w:val="24"/>
+        </w:rPr>
+        <w:t xml:space="preserve"> objektumorientált módon került kialakításra, és sikerült elérni, hogy kattintásra animáció induljon, majd megjelenjen a jóslat szövege.</w:t>
       </w:r>
     </w:p>
     <w:p>
@@ -6797,7 +9367,7 @@
               </wp:anchor>
             </w:drawing>
           </mc:Choice>
-          <mc:Fallback xmlns:w16se="http://schemas.microsoft.com/office/word/2015/wordml/symex" xmlns:w16sdtfl="http://schemas.microsoft.com/office/word/2024/wordml/sdtformatlock" xmlns:w16sdtdh="http://schemas.microsoft.com/office/word/2020/wordml/sdtdatahash" xmlns:w16du="http://schemas.microsoft.com/office/word/2023/wordml/word16du" xmlns:w16="http://schemas.microsoft.com/office/word/2018/wordml" xmlns:w16cid="http://schemas.microsoft.com/office/word/2016/wordml/cid" xmlns:w16cex="http://schemas.microsoft.com/office/word/2018/wordml/cex" xmlns:oel="http://schemas.microsoft.com/office/2019/extlst" xmlns:am3d="http://schemas.microsoft.com/office/drawing/2017/model3d" xmlns:aink="http://schemas.microsoft.com/office/drawing/2016/ink" xmlns:cx8="http://schemas.microsoft.com/office/drawing/2016/5/14/chartex" xmlns:cx7="http://schemas.microsoft.com/office/drawing/2016/5/13/chartex" xmlns:cx6="http://schemas.microsoft.com/office/drawing/2016/5/12/chartex" xmlns:cx5="http://schemas.microsoft.com/office/drawing/2016/5/11/chartex" xmlns:cx4="http://schemas.microsoft.com/office/drawing/2016/5/10/chartex" xmlns:cx3="http://schemas.microsoft.com/office/drawing/2016/5/9/chartex" xmlns:cx2="http://schemas.microsoft.com/office/drawing/2015/10/21/chartex" xmlns:cx1="http://schemas.microsoft.com/office/drawing/2015/9/8/chartex" xmlns:cx="http://schemas.microsoft.com/office/drawing/2014/chartex">
+          <mc:Fallback>
             <w:pict>
               <v:shape w14:anchorId="7B461D09" id="_x0000_s1031" type="#_x0000_t202" style="position:absolute;left:0;text-align:left;margin-left:190.45pt;margin-top:165.25pt;width:241.65pt;height:.05pt;z-index:251669504;visibility:visible;mso-wrap-style:square;mso-wrap-distance-left:9pt;mso-wrap-distance-top:0;mso-wrap-distance-right:9pt;mso-wrap-distance-bottom:0;mso-position-horizontal:right;mso-position-horizontal-relative:margin;mso-position-vertical:absolute;mso-position-vertical-relative:text;v-text-anchor:top" o:gfxdata="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" stroked="f">
                 <v:textbox style="mso-fit-shape-to-text:t" inset="0,0,0,0">
@@ -6901,7 +9471,25 @@
           <w:sz w:val="24"/>
           <w:szCs w:val="24"/>
         </w:rPr>
-        <w:t>, nem illeszkedett a többi oldalhoz, és a teljes oldal egy egyszerű fehér háttérrel jelent meg. Ebben az állapotban az oldal ugyan funkcionálisan működött, de vizuálisan nem illett bele az alkalmazás egységes arculatába.</w:t>
+        <w:t xml:space="preserve">, nem illeszkedett a többi oldalhoz, és a teljes oldal egy egyszerű fehér háttérrel jelent meg. Ebben az állapotban az oldal ugyan funkcionálisan működött, de vizuálisan nem illett bele az alkalmazás egységes </w:t>
+      </w:r>
+      <w:proofErr w:type="spellStart"/>
+      <w:r>
+        <w:rPr>
+          <w:rFonts w:ascii="Times New Roman" w:hAnsi="Times New Roman" w:cs="Times New Roman"/>
+          <w:sz w:val="24"/>
+          <w:szCs w:val="24"/>
+        </w:rPr>
+        <w:t>arculatába</w:t>
+      </w:r>
+      <w:proofErr w:type="spellEnd"/>
+      <w:r>
+        <w:rPr>
+          <w:rFonts w:ascii="Times New Roman" w:hAnsi="Times New Roman" w:cs="Times New Roman"/>
+          <w:sz w:val="24"/>
+          <w:szCs w:val="24"/>
+        </w:rPr>
+        <w:t>.</w:t>
       </w:r>
       <w:r>
         <w:rPr>
@@ -6969,7 +9557,43 @@
           <w:sz w:val="24"/>
           <w:szCs w:val="24"/>
         </w:rPr>
-        <w:t>Az animáció során a süti két félből áll, amelyek kattintás hatására szétválnak, majd megjelenik a jóslatot tartalmazó „papír”. Ezt követően egy gomb segítségével új süti kérhető, így az alkalmazás többször is használható.</w:t>
+        <w:t xml:space="preserve">Az animáció során a </w:t>
+      </w:r>
+      <w:proofErr w:type="gramStart"/>
+      <w:r>
+        <w:rPr>
+          <w:rFonts w:ascii="Times New Roman" w:hAnsi="Times New Roman" w:cs="Times New Roman"/>
+          <w:sz w:val="24"/>
+          <w:szCs w:val="24"/>
+        </w:rPr>
+        <w:t>süti</w:t>
+      </w:r>
+      <w:proofErr w:type="gramEnd"/>
+      <w:r>
+        <w:rPr>
+          <w:rFonts w:ascii="Times New Roman" w:hAnsi="Times New Roman" w:cs="Times New Roman"/>
+          <w:sz w:val="24"/>
+          <w:szCs w:val="24"/>
+        </w:rPr>
+        <w:t xml:space="preserve"> két félből áll, amelyek kattintás hatására szétválnak, majd megjelenik a jóslatot tartalmazó „papír”. Ezt követően egy gomb segítségével új </w:t>
+      </w:r>
+      <w:proofErr w:type="gramStart"/>
+      <w:r>
+        <w:rPr>
+          <w:rFonts w:ascii="Times New Roman" w:hAnsi="Times New Roman" w:cs="Times New Roman"/>
+          <w:sz w:val="24"/>
+          <w:szCs w:val="24"/>
+        </w:rPr>
+        <w:t>süti</w:t>
+      </w:r>
+      <w:proofErr w:type="gramEnd"/>
+      <w:r>
+        <w:rPr>
+          <w:rFonts w:ascii="Times New Roman" w:hAnsi="Times New Roman" w:cs="Times New Roman"/>
+          <w:sz w:val="24"/>
+          <w:szCs w:val="24"/>
+        </w:rPr>
+        <w:t xml:space="preserve"> kérhető, így az alkalmazás többször is használható.</w:t>
       </w:r>
       <w:r>
         <w:rPr>
@@ -7203,7 +9827,61 @@
           <w:sz w:val="24"/>
           <w:szCs w:val="24"/>
         </w:rPr>
-        <w:t xml:space="preserve">A React menüpont hasonló funkciót kínál, mint a Javascript CRUD alkalmazása, azonban itt a műveletek már React alapú megoldásban valósulnak meg. </w:t>
+        <w:t xml:space="preserve">A </w:t>
+      </w:r>
+      <w:proofErr w:type="spellStart"/>
+      <w:r>
+        <w:rPr>
+          <w:rFonts w:ascii="Times New Roman" w:hAnsi="Times New Roman" w:cs="Times New Roman"/>
+          <w:sz w:val="24"/>
+          <w:szCs w:val="24"/>
+        </w:rPr>
+        <w:t>React</w:t>
+      </w:r>
+      <w:proofErr w:type="spellEnd"/>
+      <w:r>
+        <w:rPr>
+          <w:rFonts w:ascii="Times New Roman" w:hAnsi="Times New Roman" w:cs="Times New Roman"/>
+          <w:sz w:val="24"/>
+          <w:szCs w:val="24"/>
+        </w:rPr>
+        <w:t xml:space="preserve"> menüpont hasonló funkciót kínál, mint a </w:t>
+      </w:r>
+      <w:proofErr w:type="spellStart"/>
+      <w:r>
+        <w:rPr>
+          <w:rFonts w:ascii="Times New Roman" w:hAnsi="Times New Roman" w:cs="Times New Roman"/>
+          <w:sz w:val="24"/>
+          <w:szCs w:val="24"/>
+        </w:rPr>
+        <w:t>Javascript</w:t>
+      </w:r>
+      <w:proofErr w:type="spellEnd"/>
+      <w:r>
+        <w:rPr>
+          <w:rFonts w:ascii="Times New Roman" w:hAnsi="Times New Roman" w:cs="Times New Roman"/>
+          <w:sz w:val="24"/>
+          <w:szCs w:val="24"/>
+        </w:rPr>
+        <w:t xml:space="preserve"> CRUD alkalmazása, azonban itt a műveletek már </w:t>
+      </w:r>
+      <w:proofErr w:type="spellStart"/>
+      <w:r>
+        <w:rPr>
+          <w:rFonts w:ascii="Times New Roman" w:hAnsi="Times New Roman" w:cs="Times New Roman"/>
+          <w:sz w:val="24"/>
+          <w:szCs w:val="24"/>
+        </w:rPr>
+        <w:t>React</w:t>
+      </w:r>
+      <w:proofErr w:type="spellEnd"/>
+      <w:r>
+        <w:rPr>
+          <w:rFonts w:ascii="Times New Roman" w:hAnsi="Times New Roman" w:cs="Times New Roman"/>
+          <w:sz w:val="24"/>
+          <w:szCs w:val="24"/>
+        </w:rPr>
+        <w:t xml:space="preserve"> alapú megoldásban valósulnak meg. </w:t>
       </w:r>
     </w:p>
     <w:p>
@@ -7223,7 +9901,25 @@
           <w:sz w:val="24"/>
           <w:szCs w:val="24"/>
         </w:rPr>
-        <w:t>Tovább lépve az SPA menüpont két, gombok segítségével váltható React alkalmazást tartalmaz</w:t>
+        <w:t xml:space="preserve">Tovább lépve az SPA menüpont két, gombok segítségével váltható </w:t>
+      </w:r>
+      <w:proofErr w:type="spellStart"/>
+      <w:r>
+        <w:rPr>
+          <w:rFonts w:ascii="Times New Roman" w:hAnsi="Times New Roman" w:cs="Times New Roman"/>
+          <w:sz w:val="24"/>
+          <w:szCs w:val="24"/>
+        </w:rPr>
+        <w:t>React</w:t>
+      </w:r>
+      <w:proofErr w:type="spellEnd"/>
+      <w:r>
+        <w:rPr>
+          <w:rFonts w:ascii="Times New Roman" w:hAnsi="Times New Roman" w:cs="Times New Roman"/>
+          <w:sz w:val="24"/>
+          <w:szCs w:val="24"/>
+        </w:rPr>
+        <w:t xml:space="preserve"> alkalmazást tartalmaz</w:t>
       </w:r>
       <w:r>
         <w:rPr>
@@ -7275,7 +9971,43 @@
           <w:sz w:val="24"/>
           <w:szCs w:val="24"/>
         </w:rPr>
-        <w:t xml:space="preserve">A Fetch API és az Axios oldalak már szerveroldali adattárolással működnek, ezért ezek a menüpontok a háttérben adatbázissal is kommunikálnak. </w:t>
+        <w:t xml:space="preserve">A </w:t>
+      </w:r>
+      <w:proofErr w:type="spellStart"/>
+      <w:r>
+        <w:rPr>
+          <w:rFonts w:ascii="Times New Roman" w:hAnsi="Times New Roman" w:cs="Times New Roman"/>
+          <w:sz w:val="24"/>
+          <w:szCs w:val="24"/>
+        </w:rPr>
+        <w:t>Fetch</w:t>
+      </w:r>
+      <w:proofErr w:type="spellEnd"/>
+      <w:r>
+        <w:rPr>
+          <w:rFonts w:ascii="Times New Roman" w:hAnsi="Times New Roman" w:cs="Times New Roman"/>
+          <w:sz w:val="24"/>
+          <w:szCs w:val="24"/>
+        </w:rPr>
+        <w:t xml:space="preserve"> API és az </w:t>
+      </w:r>
+      <w:proofErr w:type="spellStart"/>
+      <w:r>
+        <w:rPr>
+          <w:rFonts w:ascii="Times New Roman" w:hAnsi="Times New Roman" w:cs="Times New Roman"/>
+          <w:sz w:val="24"/>
+          <w:szCs w:val="24"/>
+        </w:rPr>
+        <w:t>Axios</w:t>
+      </w:r>
+      <w:proofErr w:type="spellEnd"/>
+      <w:r>
+        <w:rPr>
+          <w:rFonts w:ascii="Times New Roman" w:hAnsi="Times New Roman" w:cs="Times New Roman"/>
+          <w:sz w:val="24"/>
+          <w:szCs w:val="24"/>
+        </w:rPr>
+        <w:t xml:space="preserve"> oldalak már szerveroldali adattárolással működnek, ezért ezek a menüpontok a háttérben adatbázissal is kommunikálnak. </w:t>
       </w:r>
     </w:p>
     <w:p>
@@ -7474,8 +10206,6 @@
         </w:rPr>
         <w:t>”</w:t>
       </w:r>
-      <w:bookmarkStart w:id="17" w:name="_GoBack"/>
-      <w:bookmarkEnd w:id="17"/>
     </w:p>
     <w:p>
       <w:pPr>
@@ -7498,8 +10228,55 @@
           <w:sz w:val="24"/>
           <w:szCs w:val="24"/>
         </w:rPr>
-        <w:t>GitHub repository: https://github.com/harmatinepasztoreva/webprog-beadando</w:t>
-      </w:r>
+        <w:t xml:space="preserve">GitHub </w:t>
+      </w:r>
+      <w:proofErr w:type="spellStart"/>
+      <w:r>
+        <w:rPr>
+          <w:rFonts w:ascii="Times New Roman" w:hAnsi="Times New Roman" w:cs="Times New Roman"/>
+          <w:sz w:val="24"/>
+          <w:szCs w:val="24"/>
+        </w:rPr>
+        <w:t>repository</w:t>
+      </w:r>
+      <w:proofErr w:type="spellEnd"/>
+      <w:r>
+        <w:rPr>
+          <w:rFonts w:ascii="Times New Roman" w:hAnsi="Times New Roman" w:cs="Times New Roman"/>
+          <w:sz w:val="24"/>
+          <w:szCs w:val="24"/>
+        </w:rPr>
+        <w:t xml:space="preserve">: </w:t>
+      </w:r>
+      <w:hyperlink r:id="rId22" w:history="1">
+        <w:r>
+          <w:rPr>
+            <w:rStyle w:val="Hiperhivatkozs"/>
+            <w:rFonts w:ascii="Times New Roman" w:hAnsi="Times New Roman" w:cs="Times New Roman"/>
+            <w:sz w:val="24"/>
+            <w:szCs w:val="24"/>
+          </w:rPr>
+          <w:t>https://github.com/harmatinepasztoreva</w:t>
+        </w:r>
+        <w:r>
+          <w:rPr>
+            <w:rStyle w:val="Hiperhivatkozs"/>
+            <w:rFonts w:ascii="Times New Roman" w:hAnsi="Times New Roman" w:cs="Times New Roman"/>
+            <w:sz w:val="24"/>
+            <w:szCs w:val="24"/>
+          </w:rPr>
+          <w:t>/</w:t>
+        </w:r>
+        <w:r>
+          <w:rPr>
+            <w:rStyle w:val="Hiperhivatkozs"/>
+            <w:rFonts w:ascii="Times New Roman" w:hAnsi="Times New Roman" w:cs="Times New Roman"/>
+            <w:sz w:val="24"/>
+            <w:szCs w:val="24"/>
+          </w:rPr>
+          <w:t>webprog-beadando</w:t>
+        </w:r>
+      </w:hyperlink>
     </w:p>
     <w:p>
       <w:pPr>
@@ -7516,14 +10293,53 @@
           <w:szCs w:val="24"/>
         </w:rPr>
       </w:pPr>
-      <w:r>
-        <w:rPr>
-          <w:rFonts w:ascii="Times New Roman" w:hAnsi="Times New Roman" w:cs="Times New Roman"/>
-          <w:sz w:val="24"/>
-          <w:szCs w:val="24"/>
-        </w:rPr>
-        <w:t>React mintaprojektek gyűjteménye: https://github.com/ianshulx/React-projects-for-beginners</w:t>
-      </w:r>
+      <w:proofErr w:type="spellStart"/>
+      <w:r>
+        <w:rPr>
+          <w:rFonts w:ascii="Times New Roman" w:hAnsi="Times New Roman" w:cs="Times New Roman"/>
+          <w:sz w:val="24"/>
+          <w:szCs w:val="24"/>
+        </w:rPr>
+        <w:t>React</w:t>
+      </w:r>
+      <w:proofErr w:type="spellEnd"/>
+      <w:r>
+        <w:rPr>
+          <w:rFonts w:ascii="Times New Roman" w:hAnsi="Times New Roman" w:cs="Times New Roman"/>
+          <w:sz w:val="24"/>
+          <w:szCs w:val="24"/>
+        </w:rPr>
+        <w:t xml:space="preserve"> mintaprojektek gyűjteménye: </w:t>
+      </w:r>
+      <w:hyperlink r:id="rId23" w:history="1">
+        <w:r>
+          <w:rPr>
+            <w:rStyle w:val="Hiperhivatkozs"/>
+            <w:rFonts w:ascii="Times New Roman" w:hAnsi="Times New Roman" w:cs="Times New Roman"/>
+            <w:sz w:val="24"/>
+            <w:szCs w:val="24"/>
+          </w:rPr>
+          <w:t>https://github.com/ianshul</w:t>
+        </w:r>
+        <w:r>
+          <w:rPr>
+            <w:rStyle w:val="Hiperhivatkozs"/>
+            <w:rFonts w:ascii="Times New Roman" w:hAnsi="Times New Roman" w:cs="Times New Roman"/>
+            <w:sz w:val="24"/>
+            <w:szCs w:val="24"/>
+          </w:rPr>
+          <w:t>x</w:t>
+        </w:r>
+        <w:r>
+          <w:rPr>
+            <w:rStyle w:val="Hiperhivatkozs"/>
+            <w:rFonts w:ascii="Times New Roman" w:hAnsi="Times New Roman" w:cs="Times New Roman"/>
+            <w:sz w:val="24"/>
+            <w:szCs w:val="24"/>
+          </w:rPr>
+          <w:t>/React-projects-for-beginners</w:t>
+        </w:r>
+      </w:hyperlink>
     </w:p>
     <w:p>
       <w:pPr>
@@ -7540,14 +10356,53 @@
           <w:szCs w:val="24"/>
         </w:rPr>
       </w:pPr>
-      <w:r>
-        <w:rPr>
-          <w:rFonts w:ascii="Times New Roman" w:hAnsi="Times New Roman" w:cs="Times New Roman"/>
-          <w:sz w:val="24"/>
-          <w:szCs w:val="24"/>
-        </w:rPr>
-        <w:t>Canva a logó elkészítéséhez - https://www.canva.com/</w:t>
-      </w:r>
+      <w:proofErr w:type="spellStart"/>
+      <w:r>
+        <w:rPr>
+          <w:rFonts w:ascii="Times New Roman" w:hAnsi="Times New Roman" w:cs="Times New Roman"/>
+          <w:sz w:val="24"/>
+          <w:szCs w:val="24"/>
+        </w:rPr>
+        <w:t>Canva</w:t>
+      </w:r>
+      <w:proofErr w:type="spellEnd"/>
+      <w:r>
+        <w:rPr>
+          <w:rFonts w:ascii="Times New Roman" w:hAnsi="Times New Roman" w:cs="Times New Roman"/>
+          <w:sz w:val="24"/>
+          <w:szCs w:val="24"/>
+        </w:rPr>
+        <w:t xml:space="preserve"> a logó elkészítéséhez - </w:t>
+      </w:r>
+      <w:hyperlink r:id="rId24" w:history="1">
+        <w:r>
+          <w:rPr>
+            <w:rStyle w:val="Hiperhivatkozs"/>
+            <w:rFonts w:ascii="Times New Roman" w:hAnsi="Times New Roman" w:cs="Times New Roman"/>
+            <w:sz w:val="24"/>
+            <w:szCs w:val="24"/>
+          </w:rPr>
+          <w:t>https://www.can</w:t>
+        </w:r>
+        <w:r>
+          <w:rPr>
+            <w:rStyle w:val="Hiperhivatkozs"/>
+            <w:rFonts w:ascii="Times New Roman" w:hAnsi="Times New Roman" w:cs="Times New Roman"/>
+            <w:sz w:val="24"/>
+            <w:szCs w:val="24"/>
+          </w:rPr>
+          <w:t>v</w:t>
+        </w:r>
+        <w:r>
+          <w:rPr>
+            <w:rStyle w:val="Hiperhivatkozs"/>
+            <w:rFonts w:ascii="Times New Roman" w:hAnsi="Times New Roman" w:cs="Times New Roman"/>
+            <w:sz w:val="24"/>
+            <w:szCs w:val="24"/>
+          </w:rPr>
+          <w:t>a.com/</w:t>
+        </w:r>
+      </w:hyperlink>
     </w:p>
     <w:p>
       <w:pPr>
@@ -7564,14 +10419,53 @@
           <w:szCs w:val="24"/>
         </w:rPr>
       </w:pPr>
-      <w:r>
-        <w:rPr>
-          <w:rFonts w:ascii="Times New Roman" w:hAnsi="Times New Roman" w:cs="Times New Roman"/>
-          <w:sz w:val="24"/>
-          <w:szCs w:val="24"/>
-        </w:rPr>
-        <w:t>Coolors a színpaletta kiválasztásához - https://coolors.co/</w:t>
-      </w:r>
+      <w:proofErr w:type="spellStart"/>
+      <w:r>
+        <w:rPr>
+          <w:rFonts w:ascii="Times New Roman" w:hAnsi="Times New Roman" w:cs="Times New Roman"/>
+          <w:sz w:val="24"/>
+          <w:szCs w:val="24"/>
+        </w:rPr>
+        <w:t>Coolors</w:t>
+      </w:r>
+      <w:proofErr w:type="spellEnd"/>
+      <w:r>
+        <w:rPr>
+          <w:rFonts w:ascii="Times New Roman" w:hAnsi="Times New Roman" w:cs="Times New Roman"/>
+          <w:sz w:val="24"/>
+          <w:szCs w:val="24"/>
+        </w:rPr>
+        <w:t xml:space="preserve"> a színpaletta kiválasztásához - </w:t>
+      </w:r>
+      <w:hyperlink r:id="rId25" w:history="1">
+        <w:r>
+          <w:rPr>
+            <w:rStyle w:val="Hiperhivatkozs"/>
+            <w:rFonts w:ascii="Times New Roman" w:hAnsi="Times New Roman" w:cs="Times New Roman"/>
+            <w:sz w:val="24"/>
+            <w:szCs w:val="24"/>
+          </w:rPr>
+          <w:t>https://coolors.</w:t>
+        </w:r>
+        <w:r>
+          <w:rPr>
+            <w:rStyle w:val="Hiperhivatkozs"/>
+            <w:rFonts w:ascii="Times New Roman" w:hAnsi="Times New Roman" w:cs="Times New Roman"/>
+            <w:sz w:val="24"/>
+            <w:szCs w:val="24"/>
+          </w:rPr>
+          <w:t>c</w:t>
+        </w:r>
+        <w:r>
+          <w:rPr>
+            <w:rStyle w:val="Hiperhivatkozs"/>
+            <w:rFonts w:ascii="Times New Roman" w:hAnsi="Times New Roman" w:cs="Times New Roman"/>
+            <w:sz w:val="24"/>
+            <w:szCs w:val="24"/>
+          </w:rPr>
+          <w:t>o/</w:t>
+        </w:r>
+      </w:hyperlink>
     </w:p>
     <w:p>
       <w:pPr>
@@ -7588,13 +10482,59 @@
           <w:szCs w:val="24"/>
         </w:rPr>
       </w:pPr>
-      <w:r>
-        <w:rPr>
-          <w:rFonts w:ascii="Times New Roman" w:hAnsi="Times New Roman" w:cs="Times New Roman"/>
-          <w:sz w:val="24"/>
-          <w:szCs w:val="24"/>
-        </w:rPr>
-        <w:t>Aspose online txt–sql konverter az adatbázis konvertálásához</w:t>
+      <w:proofErr w:type="spellStart"/>
+      <w:r>
+        <w:rPr>
+          <w:rFonts w:ascii="Times New Roman" w:hAnsi="Times New Roman" w:cs="Times New Roman"/>
+          <w:sz w:val="24"/>
+          <w:szCs w:val="24"/>
+        </w:rPr>
+        <w:t>Aspose</w:t>
+      </w:r>
+      <w:proofErr w:type="spellEnd"/>
+      <w:r>
+        <w:rPr>
+          <w:rFonts w:ascii="Times New Roman" w:hAnsi="Times New Roman" w:cs="Times New Roman"/>
+          <w:sz w:val="24"/>
+          <w:szCs w:val="24"/>
+        </w:rPr>
+        <w:t xml:space="preserve"> online </w:t>
+      </w:r>
+      <w:proofErr w:type="spellStart"/>
+      <w:r>
+        <w:rPr>
+          <w:rFonts w:ascii="Times New Roman" w:hAnsi="Times New Roman" w:cs="Times New Roman"/>
+          <w:sz w:val="24"/>
+          <w:szCs w:val="24"/>
+        </w:rPr>
+        <w:t>txt</w:t>
+      </w:r>
+      <w:proofErr w:type="spellEnd"/>
+      <w:r>
+        <w:rPr>
+          <w:rFonts w:ascii="Times New Roman" w:hAnsi="Times New Roman" w:cs="Times New Roman"/>
+          <w:sz w:val="24"/>
+          <w:szCs w:val="24"/>
+        </w:rPr>
+        <w:t>–</w:t>
+      </w:r>
+      <w:proofErr w:type="spellStart"/>
+      <w:r>
+        <w:rPr>
+          <w:rFonts w:ascii="Times New Roman" w:hAnsi="Times New Roman" w:cs="Times New Roman"/>
+          <w:sz w:val="24"/>
+          <w:szCs w:val="24"/>
+        </w:rPr>
+        <w:t>sql</w:t>
+      </w:r>
+      <w:proofErr w:type="spellEnd"/>
+      <w:r>
+        <w:rPr>
+          <w:rFonts w:ascii="Times New Roman" w:hAnsi="Times New Roman" w:cs="Times New Roman"/>
+          <w:sz w:val="24"/>
+          <w:szCs w:val="24"/>
+        </w:rPr>
+        <w:t xml:space="preserve"> konverter az adatbázis konvertálásához</w:t>
       </w:r>
       <w:r>
         <w:rPr>
@@ -7612,7 +10552,7 @@
         </w:rPr>
         <w:t xml:space="preserve"> </w:t>
       </w:r>
-      <w:hyperlink r:id="rId22" w:history="1">
+      <w:hyperlink r:id="rId26" w:history="1">
         <w:r>
           <w:rPr>
             <w:rStyle w:val="Hiperhivatkozs"/>
@@ -7648,7 +10588,7 @@
 </file>
 
 <file path=word/endnotes.xml><?xml version="1.0" encoding="utf-8"?>
-<w:endnotes xmlns:wpc="http://schemas.microsoft.com/office/word/2010/wordprocessingCanvas" xmlns:mc="http://schemas.openxmlformats.org/markup-compatibility/2006" xmlns:o="urn:schemas-microsoft-com:office:office" xmlns:r="http://schemas.openxmlformats.org/officeDocument/2006/relationships" xmlns:m="http://schemas.openxmlformats.org/officeDocument/2006/math" xmlns:v="urn:schemas-microsoft-com:vml" xmlns:wp14="http://schemas.microsoft.com/office/word/2010/wordprocessingDrawing" xmlns:wp="http://schemas.openxmlformats.org/drawingml/2006/wordprocessingDrawing" xmlns:w10="urn:schemas-microsoft-com:office:word" xmlns:w="http://schemas.openxmlformats.org/wordprocessingml/2006/main" xmlns:w14="http://schemas.microsoft.com/office/word/2010/wordml" xmlns:w15="http://schemas.microsoft.com/office/word/2012/wordml" xmlns:wpg="http://schemas.microsoft.com/office/word/2010/wordprocessingGroup" xmlns:wpi="http://schemas.microsoft.com/office/word/2010/wordprocessingInk" xmlns:wne="http://schemas.microsoft.com/office/word/2006/wordml" xmlns:wps="http://schemas.microsoft.com/office/word/2010/wordprocessingShape" mc:Ignorable="w14 w15 wp14">
+<w:endnotes xmlns:wpc="http://schemas.microsoft.com/office/word/2010/wordprocessingCanvas" xmlns:cx="http://schemas.microsoft.com/office/drawing/2014/chartex" xmlns:cx1="http://schemas.microsoft.com/office/drawing/2015/9/8/chartex" xmlns:cx2="http://schemas.microsoft.com/office/drawing/2015/10/21/chartex" xmlns:cx3="http://schemas.microsoft.com/office/drawing/2016/5/9/chartex" xmlns:cx4="http://schemas.microsoft.com/office/drawing/2016/5/10/chartex" xmlns:cx5="http://schemas.microsoft.com/office/drawing/2016/5/11/chartex" xmlns:cx6="http://schemas.microsoft.com/office/drawing/2016/5/12/chartex" xmlns:cx7="http://schemas.microsoft.com/office/drawing/2016/5/13/chartex" xmlns:cx8="http://schemas.microsoft.com/office/drawing/2016/5/14/chartex" xmlns:mc="http://schemas.openxmlformats.org/markup-compatibility/2006" xmlns:aink="http://schemas.microsoft.com/office/drawing/2016/ink" xmlns:am3d="http://schemas.microsoft.com/office/drawing/2017/model3d" xmlns:o="urn:schemas-microsoft-com:office:office" xmlns:oel="http://schemas.microsoft.com/office/2019/extlst" xmlns:r="http://schemas.openxmlformats.org/officeDocument/2006/relationships" xmlns:m="http://schemas.openxmlformats.org/officeDocument/2006/math" xmlns:v="urn:schemas-microsoft-com:vml" xmlns:wp14="http://schemas.microsoft.com/office/word/2010/wordprocessingDrawing" xmlns:wp="http://schemas.openxmlformats.org/drawingml/2006/wordprocessingDrawing" xmlns:w10="urn:schemas-microsoft-com:office:word" xmlns:w="http://schemas.openxmlformats.org/wordprocessingml/2006/main" xmlns:w14="http://schemas.microsoft.com/office/word/2010/wordml" xmlns:w15="http://schemas.microsoft.com/office/word/2012/wordml" xmlns:w16cex="http://schemas.microsoft.com/office/word/2018/wordml/cex" xmlns:w16cid="http://schemas.microsoft.com/office/word/2016/wordml/cid" xmlns:w16="http://schemas.microsoft.com/office/word/2018/wordml" xmlns:w16du="http://schemas.microsoft.com/office/word/2023/wordml/word16du" xmlns:w16sdtdh="http://schemas.microsoft.com/office/word/2020/wordml/sdtdatahash" xmlns:w16sdtfl="http://schemas.microsoft.com/office/word/2024/wordml/sdtformatlock" xmlns:w16se="http://schemas.microsoft.com/office/word/2015/wordml/symex" xmlns:wpg="http://schemas.microsoft.com/office/word/2010/wordprocessingGroup" xmlns:wpi="http://schemas.microsoft.com/office/word/2010/wordprocessingInk" xmlns:wne="http://schemas.microsoft.com/office/word/2006/wordml" xmlns:wps="http://schemas.microsoft.com/office/word/2010/wordprocessingShape" mc:Ignorable="w14 w15 w16se w16cid w16 w16cex w16sdtdh w16sdtfl w16du wp14">
   <w:endnote w:type="separator" w:id="-1">
     <w:p>
       <w:pPr>
@@ -7673,7 +10613,7 @@
 </file>
 
 <file path=word/footnotes.xml><?xml version="1.0" encoding="utf-8"?>
-<w:footnotes xmlns:wpc="http://schemas.microsoft.com/office/word/2010/wordprocessingCanvas" xmlns:mc="http://schemas.openxmlformats.org/markup-compatibility/2006" xmlns:o="urn:schemas-microsoft-com:office:office" xmlns:r="http://schemas.openxmlformats.org/officeDocument/2006/relationships" xmlns:m="http://schemas.openxmlformats.org/officeDocument/2006/math" xmlns:v="urn:schemas-microsoft-com:vml" xmlns:wp14="http://schemas.microsoft.com/office/word/2010/wordprocessingDrawing" xmlns:wp="http://schemas.openxmlformats.org/drawingml/2006/wordprocessingDrawing" xmlns:w10="urn:schemas-microsoft-com:office:word" xmlns:w="http://schemas.openxmlformats.org/wordprocessingml/2006/main" xmlns:w14="http://schemas.microsoft.com/office/word/2010/wordml" xmlns:w15="http://schemas.microsoft.com/office/word/2012/wordml" xmlns:wpg="http://schemas.microsoft.com/office/word/2010/wordprocessingGroup" xmlns:wpi="http://schemas.microsoft.com/office/word/2010/wordprocessingInk" xmlns:wne="http://schemas.microsoft.com/office/word/2006/wordml" xmlns:wps="http://schemas.microsoft.com/office/word/2010/wordprocessingShape" mc:Ignorable="w14 w15 wp14">
+<w:footnotes xmlns:wpc="http://schemas.microsoft.com/office/word/2010/wordprocessingCanvas" xmlns:cx="http://schemas.microsoft.com/office/drawing/2014/chartex" xmlns:cx1="http://schemas.microsoft.com/office/drawing/2015/9/8/chartex" xmlns:cx2="http://schemas.microsoft.com/office/drawing/2015/10/21/chartex" xmlns:cx3="http://schemas.microsoft.com/office/drawing/2016/5/9/chartex" xmlns:cx4="http://schemas.microsoft.com/office/drawing/2016/5/10/chartex" xmlns:cx5="http://schemas.microsoft.com/office/drawing/2016/5/11/chartex" xmlns:cx6="http://schemas.microsoft.com/office/drawing/2016/5/12/chartex" xmlns:cx7="http://schemas.microsoft.com/office/drawing/2016/5/13/chartex" xmlns:cx8="http://schemas.microsoft.com/office/drawing/2016/5/14/chartex" xmlns:mc="http://schemas.openxmlformats.org/markup-compatibility/2006" xmlns:aink="http://schemas.microsoft.com/office/drawing/2016/ink" xmlns:am3d="http://schemas.microsoft.com/office/drawing/2017/model3d" xmlns:o="urn:schemas-microsoft-com:office:office" xmlns:oel="http://schemas.microsoft.com/office/2019/extlst" xmlns:r="http://schemas.openxmlformats.org/officeDocument/2006/relationships" xmlns:m="http://schemas.openxmlformats.org/officeDocument/2006/math" xmlns:v="urn:schemas-microsoft-com:vml" xmlns:wp14="http://schemas.microsoft.com/office/word/2010/wordprocessingDrawing" xmlns:wp="http://schemas.openxmlformats.org/drawingml/2006/wordprocessingDrawing" xmlns:w10="urn:schemas-microsoft-com:office:word" xmlns:w="http://schemas.openxmlformats.org/wordprocessingml/2006/main" xmlns:w14="http://schemas.microsoft.com/office/word/2010/wordml" xmlns:w15="http://schemas.microsoft.com/office/word/2012/wordml" xmlns:w16cex="http://schemas.microsoft.com/office/word/2018/wordml/cex" xmlns:w16cid="http://schemas.microsoft.com/office/word/2016/wordml/cid" xmlns:w16="http://schemas.microsoft.com/office/word/2018/wordml" xmlns:w16du="http://schemas.microsoft.com/office/word/2023/wordml/word16du" xmlns:w16sdtdh="http://schemas.microsoft.com/office/word/2020/wordml/sdtdatahash" xmlns:w16sdtfl="http://schemas.microsoft.com/office/word/2024/wordml/sdtformatlock" xmlns:w16se="http://schemas.microsoft.com/office/word/2015/wordml/symex" xmlns:wpg="http://schemas.microsoft.com/office/word/2010/wordprocessingGroup" xmlns:wpi="http://schemas.microsoft.com/office/word/2010/wordprocessingInk" xmlns:wne="http://schemas.microsoft.com/office/word/2006/wordml" xmlns:wps="http://schemas.microsoft.com/office/word/2010/wordprocessingShape" mc:Ignorable="w14 w15 w16se w16cid w16 w16cex w16sdtdh w16sdtfl w16du wp14">
   <w:footnote w:type="separator" w:id="-1">
     <w:p>
       <w:pPr>
@@ -7698,7 +10638,7 @@
 </file>
 
 <file path=word/numbering.xml><?xml version="1.0" encoding="utf-8"?>
-<w:numbering xmlns:wpc="http://schemas.microsoft.com/office/word/2010/wordprocessingCanvas" xmlns:mc="http://schemas.openxmlformats.org/markup-compatibility/2006" xmlns:o="urn:schemas-microsoft-com:office:office" xmlns:r="http://schemas.openxmlformats.org/officeDocument/2006/relationships" xmlns:m="http://schemas.openxmlformats.org/officeDocument/2006/math" xmlns:v="urn:schemas-microsoft-com:vml" xmlns:wp14="http://schemas.microsoft.com/office/word/2010/wordprocessingDrawing" xmlns:wp="http://schemas.openxmlformats.org/drawingml/2006/wordprocessingDrawing" xmlns:w10="urn:schemas-microsoft-com:office:word" xmlns:w="http://schemas.openxmlformats.org/wordprocessingml/2006/main" xmlns:w14="http://schemas.microsoft.com/office/word/2010/wordml" xmlns:w15="http://schemas.microsoft.com/office/word/2012/wordml" xmlns:wpg="http://schemas.microsoft.com/office/word/2010/wordprocessingGroup" xmlns:wpi="http://schemas.microsoft.com/office/word/2010/wordprocessingInk" xmlns:wne="http://schemas.microsoft.com/office/word/2006/wordml" xmlns:wps="http://schemas.microsoft.com/office/word/2010/wordprocessingShape" mc:Ignorable="w14 w15 wp14">
+<w:numbering xmlns:wpc="http://schemas.microsoft.com/office/word/2010/wordprocessingCanvas" xmlns:cx="http://schemas.microsoft.com/office/drawing/2014/chartex" xmlns:cx1="http://schemas.microsoft.com/office/drawing/2015/9/8/chartex" xmlns:cx2="http://schemas.microsoft.com/office/drawing/2015/10/21/chartex" xmlns:cx3="http://schemas.microsoft.com/office/drawing/2016/5/9/chartex" xmlns:cx4="http://schemas.microsoft.com/office/drawing/2016/5/10/chartex" xmlns:cx5="http://schemas.microsoft.com/office/drawing/2016/5/11/chartex" xmlns:cx6="http://schemas.microsoft.com/office/drawing/2016/5/12/chartex" xmlns:cx7="http://schemas.microsoft.com/office/drawing/2016/5/13/chartex" xmlns:cx8="http://schemas.microsoft.com/office/drawing/2016/5/14/chartex" xmlns:mc="http://schemas.openxmlformats.org/markup-compatibility/2006" xmlns:aink="http://schemas.microsoft.com/office/drawing/2016/ink" xmlns:am3d="http://schemas.microsoft.com/office/drawing/2017/model3d" xmlns:o="urn:schemas-microsoft-com:office:office" xmlns:oel="http://schemas.microsoft.com/office/2019/extlst" xmlns:r="http://schemas.openxmlformats.org/officeDocument/2006/relationships" xmlns:m="http://schemas.openxmlformats.org/officeDocument/2006/math" xmlns:v="urn:schemas-microsoft-com:vml" xmlns:wp14="http://schemas.microsoft.com/office/word/2010/wordprocessingDrawing" xmlns:wp="http://schemas.openxmlformats.org/drawingml/2006/wordprocessingDrawing" xmlns:w10="urn:schemas-microsoft-com:office:word" xmlns:w="http://schemas.openxmlformats.org/wordprocessingml/2006/main" xmlns:w14="http://schemas.microsoft.com/office/word/2010/wordml" xmlns:w15="http://schemas.microsoft.com/office/word/2012/wordml" xmlns:w16cex="http://schemas.microsoft.com/office/word/2018/wordml/cex" xmlns:w16cid="http://schemas.microsoft.com/office/word/2016/wordml/cid" xmlns:w16="http://schemas.microsoft.com/office/word/2018/wordml" xmlns:w16du="http://schemas.microsoft.com/office/word/2023/wordml/word16du" xmlns:w16sdtdh="http://schemas.microsoft.com/office/word/2020/wordml/sdtdatahash" xmlns:w16sdtfl="http://schemas.microsoft.com/office/word/2024/wordml/sdtformatlock" xmlns:w16se="http://schemas.microsoft.com/office/word/2015/wordml/symex" xmlns:wpg="http://schemas.microsoft.com/office/word/2010/wordprocessingGroup" xmlns:wpi="http://schemas.microsoft.com/office/word/2010/wordprocessingInk" xmlns:wne="http://schemas.microsoft.com/office/word/2006/wordml" xmlns:wps="http://schemas.microsoft.com/office/word/2010/wordprocessingShape" mc:Ignorable="w14 w15 w16se w16cid w16 w16cex w16sdtdh w16sdtfl w16du wp14">
   <w:abstractNum w:abstractNumId="0" w15:restartNumberingAfterBreak="0">
     <w:nsid w:val="083216BB"/>
     <w:multiLevelType w:val="hybridMultilevel"/>
@@ -8532,35 +11472,35 @@
       </w:rPr>
     </w:lvl>
   </w:abstractNum>
-  <w:num w:numId="1">
+  <w:num w:numId="1" w16cid:durableId="453138738">
     <w:abstractNumId w:val="3"/>
   </w:num>
-  <w:num w:numId="2">
+  <w:num w:numId="2" w16cid:durableId="1986352817">
     <w:abstractNumId w:val="1"/>
   </w:num>
-  <w:num w:numId="3">
+  <w:num w:numId="3" w16cid:durableId="1208755603">
     <w:abstractNumId w:val="5"/>
   </w:num>
-  <w:num w:numId="4">
+  <w:num w:numId="4" w16cid:durableId="1509557945">
     <w:abstractNumId w:val="6"/>
   </w:num>
-  <w:num w:numId="5">
+  <w:num w:numId="5" w16cid:durableId="584384540">
     <w:abstractNumId w:val="2"/>
   </w:num>
-  <w:num w:numId="6">
+  <w:num w:numId="6" w16cid:durableId="797189651">
     <w:abstractNumId w:val="7"/>
   </w:num>
-  <w:num w:numId="7">
+  <w:num w:numId="7" w16cid:durableId="254411717">
     <w:abstractNumId w:val="0"/>
   </w:num>
-  <w:num w:numId="8">
+  <w:num w:numId="8" w16cid:durableId="996373597">
     <w:abstractNumId w:val="4"/>
   </w:num>
 </w:numbering>
 </file>
 
 <file path=word/styles.xml><?xml version="1.0" encoding="utf-8"?>
-<w:styles xmlns:mc="http://schemas.openxmlformats.org/markup-compatibility/2006" xmlns:r="http://schemas.openxmlformats.org/officeDocument/2006/relationships" xmlns:w="http://schemas.openxmlformats.org/wordprocessingml/2006/main" xmlns:w14="http://schemas.microsoft.com/office/word/2010/wordml" xmlns:w15="http://schemas.microsoft.com/office/word/2012/wordml" mc:Ignorable="w14 w15">
+<w:styles xmlns:mc="http://schemas.openxmlformats.org/markup-compatibility/2006" xmlns:r="http://schemas.openxmlformats.org/officeDocument/2006/relationships" xmlns:w="http://schemas.openxmlformats.org/wordprocessingml/2006/main" xmlns:w14="http://schemas.microsoft.com/office/word/2010/wordml" xmlns:w15="http://schemas.microsoft.com/office/word/2012/wordml" xmlns:w16cex="http://schemas.microsoft.com/office/word/2018/wordml/cex" xmlns:w16cid="http://schemas.microsoft.com/office/word/2016/wordml/cid" xmlns:w16="http://schemas.microsoft.com/office/word/2018/wordml" xmlns:w16du="http://schemas.microsoft.com/office/word/2023/wordml/word16du" xmlns:w16sdtdh="http://schemas.microsoft.com/office/word/2020/wordml/sdtdatahash" xmlns:w16sdtfl="http://schemas.microsoft.com/office/word/2024/wordml/sdtformatlock" xmlns:w16se="http://schemas.microsoft.com/office/word/2015/wordml/symex" mc:Ignorable="w14 w15 w16se w16cid w16 w16cex w16sdtdh w16sdtfl w16du">
   <w:docDefaults>
     <w:rPrDefault>
       <w:rPr>
@@ -8578,7 +11518,7 @@
       </w:pPr>
     </w:pPrDefault>
   </w:docDefaults>
-  <w:latentStyles w:defLockedState="0" w:defUIPriority="99" w:defSemiHidden="0" w:defUnhideWhenUsed="0" w:defQFormat="0" w:count="371">
+  <w:latentStyles w:defLockedState="0" w:defUIPriority="99" w:defSemiHidden="0" w:defUnhideWhenUsed="0" w:defQFormat="0" w:count="376">
     <w:lsdException w:name="Normal" w:uiPriority="0" w:qFormat="1"/>
     <w:lsdException w:name="heading 1" w:uiPriority="9" w:qFormat="1"/>
     <w:lsdException w:name="heading 2" w:semiHidden="1" w:uiPriority="9" w:unhideWhenUsed="1" w:qFormat="1"/>
@@ -8950,6 +11890,11 @@
     <w:lsdException w:name="List Table 5 Dark Accent 6" w:uiPriority="50"/>
     <w:lsdException w:name="List Table 6 Colorful Accent 6" w:uiPriority="51"/>
     <w:lsdException w:name="List Table 7 Colorful Accent 6" w:uiPriority="52"/>
+    <w:lsdException w:name="Mention" w:semiHidden="1" w:unhideWhenUsed="1"/>
+    <w:lsdException w:name="Smart Hyperlink" w:semiHidden="1" w:unhideWhenUsed="1"/>
+    <w:lsdException w:name="Hashtag" w:semiHidden="1" w:unhideWhenUsed="1"/>
+    <w:lsdException w:name="Unresolved Mention" w:semiHidden="1" w:unhideWhenUsed="1"/>
+    <w:lsdException w:name="Smart Link" w:semiHidden="1" w:unhideWhenUsed="1"/>
   </w:latentStyles>
   <w:style w:type="paragraph" w:default="1" w:styleId="Norml">
     <w:name w:val="Normal"/>
@@ -9547,8 +12492,8 @@
       <w14:ligatures w14:val="none"/>
     </w:rPr>
   </w:style>
-  <w:style w:type="character" w:customStyle="1" w:styleId="UnresolvedMention">
-    <w:name w:val="Unresolved Mention"/>
+  <w:style w:type="character" w:customStyle="1" w:styleId="Feloldatlanmegemlts1">
+    <w:name w:val="Feloldatlan megemlítés1"/>
     <w:basedOn w:val="Bekezdsalapbettpusa"/>
     <w:uiPriority w:val="99"/>
     <w:semiHidden/>
@@ -9615,6 +12560,30 @@
       <w:color w:val="44546A" w:themeColor="text2"/>
       <w:sz w:val="18"/>
       <w:szCs w:val="18"/>
+    </w:rPr>
+  </w:style>
+  <w:style w:type="character" w:styleId="Feloldatlanmegemlts">
+    <w:name w:val="Unresolved Mention"/>
+    <w:basedOn w:val="Bekezdsalapbettpusa"/>
+    <w:uiPriority w:val="99"/>
+    <w:semiHidden/>
+    <w:unhideWhenUsed/>
+    <w:rsid w:val="00AA4BF5"/>
+    <w:rPr>
+      <w:color w:val="605E5C"/>
+      <w:shd w:val="clear" w:color="auto" w:fill="E1DFDD"/>
+    </w:rPr>
+  </w:style>
+  <w:style w:type="character" w:styleId="Mrltotthiperhivatkozs">
+    <w:name w:val="FollowedHyperlink"/>
+    <w:basedOn w:val="Bekezdsalapbettpusa"/>
+    <w:uiPriority w:val="99"/>
+    <w:semiHidden/>
+    <w:unhideWhenUsed/>
+    <w:rsid w:val="00AA4BF5"/>
+    <w:rPr>
+      <w:color w:val="954F72" w:themeColor="followedHyperlink"/>
+      <w:u w:val="single"/>
     </w:rPr>
   </w:style>
 </w:styles>

--- a/Web-programozás 1 – Előadás Beadandó.docx
+++ b/Web-programozás 1 – Előadás Beadandó.docx
@@ -3482,7 +3482,7 @@
           <w:lang w:eastAsia="hu-HU"/>
         </w:rPr>
         <w:drawing>
-          <wp:anchor distT="0" distB="0" distL="114300" distR="114300" simplePos="0" relativeHeight="251658240" behindDoc="0" locked="0" layoutInCell="1" allowOverlap="1" wp14:anchorId="637D3278" wp14:editId="20B53320">
+          <wp:anchor distT="0" distB="0" distL="114300" distR="114300" simplePos="0" relativeHeight="251658240" behindDoc="0" locked="0" layoutInCell="1" allowOverlap="1" wp14:anchorId="637D3278" wp14:editId="2B6806A1">
             <wp:simplePos x="0" y="0"/>
             <wp:positionH relativeFrom="margin">
               <wp:posOffset>-22860</wp:posOffset>
@@ -3679,14 +3679,27 @@
                                 <w:szCs w:val="22"/>
                               </w:rPr>
                             </w:pPr>
-                            <w:fldSimple w:instr=" SEQ ábra \* ARABIC ">
-                              <w:r>
-                                <w:rPr>
-                                  <w:noProof/>
-                                </w:rPr>
-                                <w:t>2</w:t>
-                              </w:r>
-                            </w:fldSimple>
+                            <w:r>
+                              <w:fldChar w:fldCharType="begin"/>
+                            </w:r>
+                            <w:r>
+                              <w:instrText xml:space="preserve"> SEQ ábra \* ARABIC </w:instrText>
+                            </w:r>
+                            <w:r>
+                              <w:fldChar w:fldCharType="separate"/>
+                            </w:r>
+                            <w:r>
+                              <w:rPr>
+                                <w:noProof/>
+                              </w:rPr>
+                              <w:t>2</w:t>
+                            </w:r>
+                            <w:r>
+                              <w:rPr>
+                                <w:noProof/>
+                              </w:rPr>
+                              <w:fldChar w:fldCharType="end"/>
+                            </w:r>
                             <w:r>
                               <w:t>. ábra Logó elhelyezése</w:t>
                             </w:r>
@@ -3739,6 +3752,9 @@
                         <w:t>2</w:t>
                       </w:r>
                       <w:r>
+                        <w:rPr>
+                          <w:noProof/>
+                        </w:rPr>
                         <w:fldChar w:fldCharType="end"/>
                       </w:r>
                       <w:r>
@@ -5478,23 +5494,7 @@
                           <w:rFonts w:ascii="Times New Roman" w:hAnsi="Times New Roman" w:cs="Times New Roman"/>
                           <w:color w:val="auto"/>
                         </w:rPr>
-                        <w:t xml:space="preserve">. ábra </w:t>
-                      </w:r>
-                      <w:proofErr w:type="spellStart"/>
-                      <w:r>
-                        <w:rPr>
-                          <w:rFonts w:ascii="Times New Roman" w:hAnsi="Times New Roman" w:cs="Times New Roman"/>
-                          <w:color w:val="auto"/>
-                        </w:rPr>
-                        <w:t>React</w:t>
-                      </w:r>
-                      <w:proofErr w:type="spellEnd"/>
-                      <w:r>
-                        <w:rPr>
-                          <w:rFonts w:ascii="Times New Roman" w:hAnsi="Times New Roman" w:cs="Times New Roman"/>
-                          <w:color w:val="auto"/>
-                        </w:rPr>
-                        <w:t xml:space="preserve"> CRUD minta</w:t>
+                        <w:t>. ábra React CRUD minta</w:t>
                       </w:r>
                     </w:p>
                   </w:txbxContent>
@@ -7150,8 +7150,6 @@
         <w:rPr>
           <w:rFonts w:ascii="Times New Roman" w:hAnsi="Times New Roman" w:cs="Times New Roman"/>
           <w:color w:val="auto"/>
-          <w:sz w:val="24"/>
-          <w:szCs w:val="24"/>
         </w:rPr>
       </w:pPr>
       <w:r>
@@ -7206,6 +7204,486 @@
           <w:color w:val="auto"/>
         </w:rPr>
         <w:t>. ábra spa.html</w:t>
+      </w:r>
+    </w:p>
+    <w:p>
+      <w:pPr>
+        <w:spacing w:line="360" w:lineRule="auto"/>
+        <w:ind w:firstLine="360"/>
+        <w:jc w:val="both"/>
+        <w:rPr>
+          <w:rFonts w:ascii="Times New Roman" w:hAnsi="Times New Roman" w:cs="Times New Roman"/>
+          <w:sz w:val="24"/>
+          <w:szCs w:val="24"/>
+        </w:rPr>
+      </w:pPr>
+      <w:r>
+        <w:rPr>
+          <w:rFonts w:ascii="Times New Roman" w:hAnsi="Times New Roman" w:cs="Times New Roman"/>
+          <w:sz w:val="24"/>
+          <w:szCs w:val="24"/>
+        </w:rPr>
+        <w:t xml:space="preserve">A fejlesztés lezárását követően utólag ellenőriztük a beadandó követelményeit, és ekkor vettük </w:t>
+      </w:r>
+      <w:proofErr w:type="spellStart"/>
+      <w:r>
+        <w:rPr>
+          <w:rFonts w:ascii="Times New Roman" w:hAnsi="Times New Roman" w:cs="Times New Roman"/>
+          <w:sz w:val="24"/>
+          <w:szCs w:val="24"/>
+        </w:rPr>
+        <w:t>észre</w:t>
+      </w:r>
+      <w:proofErr w:type="spellEnd"/>
+      <w:r>
+        <w:rPr>
+          <w:rFonts w:ascii="Times New Roman" w:hAnsi="Times New Roman" w:cs="Times New Roman"/>
+          <w:sz w:val="24"/>
+          <w:szCs w:val="24"/>
+        </w:rPr>
+        <w:t xml:space="preserve">, hogy a feladat előírja a </w:t>
+      </w:r>
+      <w:proofErr w:type="spellStart"/>
+      <w:r>
+        <w:rPr>
+          <w:rFonts w:ascii="Times New Roman" w:hAnsi="Times New Roman" w:cs="Times New Roman"/>
+          <w:sz w:val="24"/>
+          <w:szCs w:val="24"/>
+        </w:rPr>
+        <w:t>React</w:t>
+      </w:r>
+      <w:proofErr w:type="spellEnd"/>
+      <w:r>
+        <w:rPr>
+          <w:rFonts w:ascii="Times New Roman" w:hAnsi="Times New Roman" w:cs="Times New Roman"/>
+          <w:sz w:val="24"/>
+          <w:szCs w:val="24"/>
+        </w:rPr>
+        <w:t xml:space="preserve"> alkalmazások </w:t>
+      </w:r>
+      <w:r>
+        <w:rPr>
+          <w:rFonts w:ascii="Times New Roman" w:hAnsi="Times New Roman" w:cs="Times New Roman"/>
+          <w:sz w:val="24"/>
+          <w:szCs w:val="24"/>
+        </w:rPr>
+        <w:t>„</w:t>
+      </w:r>
+      <w:proofErr w:type="spellStart"/>
+      <w:r>
+        <w:rPr>
+          <w:rFonts w:ascii="Times New Roman" w:hAnsi="Times New Roman" w:cs="Times New Roman"/>
+          <w:sz w:val="24"/>
+          <w:szCs w:val="24"/>
+        </w:rPr>
+        <w:t>src</w:t>
+      </w:r>
+      <w:proofErr w:type="spellEnd"/>
+      <w:r>
+        <w:rPr>
+          <w:rFonts w:ascii="Times New Roman" w:hAnsi="Times New Roman" w:cs="Times New Roman"/>
+          <w:sz w:val="24"/>
+          <w:szCs w:val="24"/>
+        </w:rPr>
+        <w:t>”</w:t>
+      </w:r>
+      <w:r>
+        <w:rPr>
+          <w:rFonts w:ascii="Times New Roman" w:hAnsi="Times New Roman" w:cs="Times New Roman"/>
+          <w:sz w:val="24"/>
+          <w:szCs w:val="24"/>
+        </w:rPr>
+        <w:t xml:space="preserve"> és </w:t>
+      </w:r>
+      <w:r>
+        <w:rPr>
+          <w:rFonts w:ascii="Times New Roman" w:hAnsi="Times New Roman" w:cs="Times New Roman"/>
+          <w:sz w:val="24"/>
+          <w:szCs w:val="24"/>
+        </w:rPr>
+        <w:t>„</w:t>
+      </w:r>
+      <w:proofErr w:type="spellStart"/>
+      <w:r>
+        <w:rPr>
+          <w:rFonts w:ascii="Times New Roman" w:hAnsi="Times New Roman" w:cs="Times New Roman"/>
+          <w:sz w:val="24"/>
+          <w:szCs w:val="24"/>
+        </w:rPr>
+        <w:t>dist</w:t>
+      </w:r>
+      <w:proofErr w:type="spellEnd"/>
+      <w:r>
+        <w:rPr>
+          <w:rFonts w:ascii="Times New Roman" w:hAnsi="Times New Roman" w:cs="Times New Roman"/>
+          <w:sz w:val="24"/>
+          <w:szCs w:val="24"/>
+        </w:rPr>
+        <w:t>”</w:t>
+      </w:r>
+      <w:r>
+        <w:rPr>
+          <w:rFonts w:ascii="Times New Roman" w:hAnsi="Times New Roman" w:cs="Times New Roman"/>
+          <w:sz w:val="24"/>
+          <w:szCs w:val="24"/>
+        </w:rPr>
+        <w:t xml:space="preserve"> mappáinak feltöltését a GitHub </w:t>
+      </w:r>
+      <w:proofErr w:type="spellStart"/>
+      <w:r>
+        <w:rPr>
+          <w:rFonts w:ascii="Times New Roman" w:hAnsi="Times New Roman" w:cs="Times New Roman"/>
+          <w:sz w:val="24"/>
+          <w:szCs w:val="24"/>
+        </w:rPr>
+        <w:t>repozitóriumba</w:t>
+      </w:r>
+      <w:proofErr w:type="spellEnd"/>
+      <w:r>
+        <w:rPr>
+          <w:rFonts w:ascii="Times New Roman" w:hAnsi="Times New Roman" w:cs="Times New Roman"/>
+          <w:sz w:val="24"/>
+          <w:szCs w:val="24"/>
+        </w:rPr>
+        <w:t xml:space="preserve">. A kezdeti feltöltés során a </w:t>
+      </w:r>
+      <w:r>
+        <w:rPr>
+          <w:rFonts w:ascii="Times New Roman" w:hAnsi="Times New Roman" w:cs="Times New Roman"/>
+          <w:sz w:val="24"/>
+          <w:szCs w:val="24"/>
+        </w:rPr>
+        <w:t>kért</w:t>
+      </w:r>
+      <w:r>
+        <w:rPr>
+          <w:rFonts w:ascii="Times New Roman" w:hAnsi="Times New Roman" w:cs="Times New Roman"/>
+          <w:sz w:val="24"/>
+          <w:szCs w:val="24"/>
+        </w:rPr>
+        <w:t xml:space="preserve"> mappa még nem szerepelt a </w:t>
+      </w:r>
+      <w:proofErr w:type="spellStart"/>
+      <w:r>
+        <w:rPr>
+          <w:rFonts w:ascii="Times New Roman" w:hAnsi="Times New Roman" w:cs="Times New Roman"/>
+          <w:sz w:val="24"/>
+          <w:szCs w:val="24"/>
+        </w:rPr>
+        <w:t>repozitóriumba</w:t>
+      </w:r>
+      <w:r>
+        <w:rPr>
+          <w:rFonts w:ascii="Times New Roman" w:hAnsi="Times New Roman" w:cs="Times New Roman"/>
+          <w:sz w:val="24"/>
+          <w:szCs w:val="24"/>
+        </w:rPr>
+        <w:t>n</w:t>
+      </w:r>
+      <w:proofErr w:type="spellEnd"/>
+      <w:r>
+        <w:rPr>
+          <w:rFonts w:ascii="Times New Roman" w:hAnsi="Times New Roman" w:cs="Times New Roman"/>
+          <w:sz w:val="24"/>
+          <w:szCs w:val="24"/>
+        </w:rPr>
+        <w:t xml:space="preserve">, ezért ezt utólag pótoltuk. A </w:t>
+      </w:r>
+      <w:proofErr w:type="spellStart"/>
+      <w:r>
+        <w:rPr>
+          <w:rFonts w:ascii="Times New Roman" w:hAnsi="Times New Roman" w:cs="Times New Roman"/>
+          <w:sz w:val="24"/>
+          <w:szCs w:val="24"/>
+        </w:rPr>
+        <w:t>React</w:t>
+      </w:r>
+      <w:proofErr w:type="spellEnd"/>
+      <w:r>
+        <w:rPr>
+          <w:rFonts w:ascii="Times New Roman" w:hAnsi="Times New Roman" w:cs="Times New Roman"/>
+          <w:sz w:val="24"/>
+          <w:szCs w:val="24"/>
+        </w:rPr>
+        <w:t xml:space="preserve"> alkalmazásokat </w:t>
+      </w:r>
+      <w:proofErr w:type="spellStart"/>
+      <w:r>
+        <w:rPr>
+          <w:rFonts w:ascii="Times New Roman" w:hAnsi="Times New Roman" w:cs="Times New Roman"/>
+          <w:sz w:val="24"/>
+          <w:szCs w:val="24"/>
+        </w:rPr>
+        <w:t>Create</w:t>
+      </w:r>
+      <w:proofErr w:type="spellEnd"/>
+      <w:r>
+        <w:rPr>
+          <w:rFonts w:ascii="Times New Roman" w:hAnsi="Times New Roman" w:cs="Times New Roman"/>
+          <w:sz w:val="24"/>
+          <w:szCs w:val="24"/>
+        </w:rPr>
+        <w:t xml:space="preserve"> </w:t>
+      </w:r>
+      <w:proofErr w:type="spellStart"/>
+      <w:r>
+        <w:rPr>
+          <w:rFonts w:ascii="Times New Roman" w:hAnsi="Times New Roman" w:cs="Times New Roman"/>
+          <w:sz w:val="24"/>
+          <w:szCs w:val="24"/>
+        </w:rPr>
+        <w:t>React</w:t>
+      </w:r>
+      <w:proofErr w:type="spellEnd"/>
+      <w:r>
+        <w:rPr>
+          <w:rFonts w:ascii="Times New Roman" w:hAnsi="Times New Roman" w:cs="Times New Roman"/>
+          <w:sz w:val="24"/>
+          <w:szCs w:val="24"/>
+        </w:rPr>
+        <w:t xml:space="preserve"> App környezetben készítettük, amely nem </w:t>
+      </w:r>
+      <w:r>
+        <w:rPr>
+          <w:rFonts w:ascii="Times New Roman" w:hAnsi="Times New Roman" w:cs="Times New Roman"/>
+          <w:sz w:val="24"/>
+          <w:szCs w:val="24"/>
+        </w:rPr>
+        <w:t>„</w:t>
+      </w:r>
+      <w:proofErr w:type="spellStart"/>
+      <w:r>
+        <w:rPr>
+          <w:rFonts w:ascii="Times New Roman" w:hAnsi="Times New Roman" w:cs="Times New Roman"/>
+          <w:sz w:val="24"/>
+          <w:szCs w:val="24"/>
+        </w:rPr>
+        <w:t>dist</w:t>
+      </w:r>
+      <w:proofErr w:type="spellEnd"/>
+      <w:r>
+        <w:rPr>
+          <w:rFonts w:ascii="Times New Roman" w:hAnsi="Times New Roman" w:cs="Times New Roman"/>
+          <w:sz w:val="24"/>
+          <w:szCs w:val="24"/>
+        </w:rPr>
+        <w:t>”</w:t>
+      </w:r>
+      <w:r>
+        <w:rPr>
+          <w:rFonts w:ascii="Times New Roman" w:hAnsi="Times New Roman" w:cs="Times New Roman"/>
+          <w:sz w:val="24"/>
+          <w:szCs w:val="24"/>
+        </w:rPr>
+        <w:t xml:space="preserve">, hanem </w:t>
+      </w:r>
+      <w:r>
+        <w:rPr>
+          <w:rFonts w:ascii="Times New Roman" w:hAnsi="Times New Roman" w:cs="Times New Roman"/>
+          <w:sz w:val="24"/>
+          <w:szCs w:val="24"/>
+        </w:rPr>
+        <w:t>„</w:t>
+      </w:r>
+      <w:proofErr w:type="spellStart"/>
+      <w:r>
+        <w:rPr>
+          <w:rFonts w:ascii="Times New Roman" w:hAnsi="Times New Roman" w:cs="Times New Roman"/>
+          <w:sz w:val="24"/>
+          <w:szCs w:val="24"/>
+        </w:rPr>
+        <w:t>build</w:t>
+      </w:r>
+      <w:proofErr w:type="spellEnd"/>
+      <w:r>
+        <w:rPr>
+          <w:rFonts w:ascii="Times New Roman" w:hAnsi="Times New Roman" w:cs="Times New Roman"/>
+          <w:sz w:val="24"/>
+          <w:szCs w:val="24"/>
+        </w:rPr>
+        <w:t>”</w:t>
+      </w:r>
+      <w:r>
+        <w:rPr>
+          <w:rFonts w:ascii="Times New Roman" w:hAnsi="Times New Roman" w:cs="Times New Roman"/>
+          <w:sz w:val="24"/>
+          <w:szCs w:val="24"/>
+        </w:rPr>
+        <w:t xml:space="preserve"> nevű mappát hoz létre a </w:t>
+      </w:r>
+      <w:r>
+        <w:rPr>
+          <w:rFonts w:ascii="Times New Roman" w:hAnsi="Times New Roman" w:cs="Times New Roman"/>
+          <w:sz w:val="24"/>
+          <w:szCs w:val="24"/>
+        </w:rPr>
+        <w:t>„</w:t>
+      </w:r>
+      <w:proofErr w:type="spellStart"/>
+      <w:r>
+        <w:rPr>
+          <w:rFonts w:ascii="Times New Roman" w:hAnsi="Times New Roman" w:cs="Times New Roman"/>
+          <w:sz w:val="24"/>
+          <w:szCs w:val="24"/>
+        </w:rPr>
+        <w:t>npm</w:t>
+      </w:r>
+      <w:proofErr w:type="spellEnd"/>
+      <w:r>
+        <w:rPr>
+          <w:rFonts w:ascii="Times New Roman" w:hAnsi="Times New Roman" w:cs="Times New Roman"/>
+          <w:sz w:val="24"/>
+          <w:szCs w:val="24"/>
+        </w:rPr>
+        <w:t xml:space="preserve"> </w:t>
+      </w:r>
+      <w:proofErr w:type="spellStart"/>
+      <w:r>
+        <w:rPr>
+          <w:rFonts w:ascii="Times New Roman" w:hAnsi="Times New Roman" w:cs="Times New Roman"/>
+          <w:sz w:val="24"/>
+          <w:szCs w:val="24"/>
+        </w:rPr>
+        <w:t>run</w:t>
+      </w:r>
+      <w:proofErr w:type="spellEnd"/>
+      <w:r>
+        <w:rPr>
+          <w:rFonts w:ascii="Times New Roman" w:hAnsi="Times New Roman" w:cs="Times New Roman"/>
+          <w:sz w:val="24"/>
+          <w:szCs w:val="24"/>
+        </w:rPr>
+        <w:t xml:space="preserve"> </w:t>
+      </w:r>
+      <w:proofErr w:type="spellStart"/>
+      <w:r>
+        <w:rPr>
+          <w:rFonts w:ascii="Times New Roman" w:hAnsi="Times New Roman" w:cs="Times New Roman"/>
+          <w:sz w:val="24"/>
+          <w:szCs w:val="24"/>
+        </w:rPr>
+        <w:t>build</w:t>
+      </w:r>
+      <w:proofErr w:type="spellEnd"/>
+      <w:r>
+        <w:rPr>
+          <w:rFonts w:ascii="Times New Roman" w:hAnsi="Times New Roman" w:cs="Times New Roman"/>
+          <w:sz w:val="24"/>
+          <w:szCs w:val="24"/>
+        </w:rPr>
+        <w:t>”</w:t>
+      </w:r>
+      <w:r>
+        <w:rPr>
+          <w:rFonts w:ascii="Times New Roman" w:hAnsi="Times New Roman" w:cs="Times New Roman"/>
+          <w:sz w:val="24"/>
+          <w:szCs w:val="24"/>
+        </w:rPr>
+        <w:t xml:space="preserve"> parancs futtatásakor. Ennek megfelelően a két alkalmazás (</w:t>
+      </w:r>
+      <w:proofErr w:type="spellStart"/>
+      <w:r>
+        <w:rPr>
+          <w:rFonts w:ascii="Times New Roman" w:hAnsi="Times New Roman" w:cs="Times New Roman"/>
+          <w:sz w:val="24"/>
+          <w:szCs w:val="24"/>
+        </w:rPr>
+        <w:t>digital_clock</w:t>
+      </w:r>
+      <w:proofErr w:type="spellEnd"/>
+      <w:r>
+        <w:rPr>
+          <w:rFonts w:ascii="Times New Roman" w:hAnsi="Times New Roman" w:cs="Times New Roman"/>
+          <w:sz w:val="24"/>
+          <w:szCs w:val="24"/>
+        </w:rPr>
+        <w:t xml:space="preserve"> és </w:t>
+      </w:r>
+      <w:proofErr w:type="spellStart"/>
+      <w:r>
+        <w:rPr>
+          <w:rFonts w:ascii="Times New Roman" w:hAnsi="Times New Roman" w:cs="Times New Roman"/>
+          <w:sz w:val="24"/>
+          <w:szCs w:val="24"/>
+        </w:rPr>
+        <w:t>datecounter</w:t>
+      </w:r>
+      <w:proofErr w:type="spellEnd"/>
+      <w:r>
+        <w:rPr>
+          <w:rFonts w:ascii="Times New Roman" w:hAnsi="Times New Roman" w:cs="Times New Roman"/>
+          <w:sz w:val="24"/>
+          <w:szCs w:val="24"/>
+        </w:rPr>
+        <w:t xml:space="preserve">) esetében a </w:t>
+      </w:r>
+      <w:r>
+        <w:rPr>
+          <w:rFonts w:ascii="Times New Roman" w:hAnsi="Times New Roman" w:cs="Times New Roman"/>
+          <w:sz w:val="24"/>
+          <w:szCs w:val="24"/>
+        </w:rPr>
+        <w:t>„</w:t>
+      </w:r>
+      <w:proofErr w:type="spellStart"/>
+      <w:r>
+        <w:rPr>
+          <w:rFonts w:ascii="Times New Roman" w:hAnsi="Times New Roman" w:cs="Times New Roman"/>
+          <w:sz w:val="24"/>
+          <w:szCs w:val="24"/>
+        </w:rPr>
+        <w:t>build</w:t>
+      </w:r>
+      <w:proofErr w:type="spellEnd"/>
+      <w:r>
+        <w:rPr>
+          <w:rFonts w:ascii="Times New Roman" w:hAnsi="Times New Roman" w:cs="Times New Roman"/>
+          <w:sz w:val="24"/>
+          <w:szCs w:val="24"/>
+        </w:rPr>
+        <w:t>”</w:t>
+      </w:r>
+      <w:r>
+        <w:rPr>
+          <w:rFonts w:ascii="Times New Roman" w:hAnsi="Times New Roman" w:cs="Times New Roman"/>
+          <w:sz w:val="24"/>
+          <w:szCs w:val="24"/>
+        </w:rPr>
+        <w:t xml:space="preserve"> mappák kerültek feltöltésre, amelyek a </w:t>
+      </w:r>
+      <w:r>
+        <w:rPr>
+          <w:rFonts w:ascii="Times New Roman" w:hAnsi="Times New Roman" w:cs="Times New Roman"/>
+          <w:sz w:val="24"/>
+          <w:szCs w:val="24"/>
+        </w:rPr>
+        <w:t>„</w:t>
+      </w:r>
+      <w:proofErr w:type="spellStart"/>
+      <w:r>
+        <w:rPr>
+          <w:rFonts w:ascii="Times New Roman" w:hAnsi="Times New Roman" w:cs="Times New Roman"/>
+          <w:sz w:val="24"/>
+          <w:szCs w:val="24"/>
+        </w:rPr>
+        <w:t>dist</w:t>
+      </w:r>
+      <w:proofErr w:type="spellEnd"/>
+      <w:r>
+        <w:rPr>
+          <w:rFonts w:ascii="Times New Roman" w:hAnsi="Times New Roman" w:cs="Times New Roman"/>
+          <w:sz w:val="24"/>
+          <w:szCs w:val="24"/>
+        </w:rPr>
+        <w:t>”</w:t>
+      </w:r>
+      <w:r>
+        <w:rPr>
+          <w:rFonts w:ascii="Times New Roman" w:hAnsi="Times New Roman" w:cs="Times New Roman"/>
+          <w:sz w:val="24"/>
+          <w:szCs w:val="24"/>
+        </w:rPr>
+        <w:t xml:space="preserve"> mappa funkcionális megfelelőjének tekinthetők</w:t>
       </w:r>
     </w:p>
     <w:p>
@@ -7290,13 +7768,13 @@
           <w:lang w:eastAsia="hu-HU"/>
         </w:rPr>
         <w:drawing>
-          <wp:anchor distT="0" distB="0" distL="114300" distR="114300" simplePos="0" relativeHeight="251670528" behindDoc="0" locked="0" layoutInCell="1" allowOverlap="1" wp14:anchorId="2379E02C" wp14:editId="1FD3F044">
+          <wp:anchor distT="0" distB="0" distL="114300" distR="114300" simplePos="0" relativeHeight="251670528" behindDoc="0" locked="0" layoutInCell="1" allowOverlap="1" wp14:anchorId="2379E02C" wp14:editId="09E82F37">
             <wp:simplePos x="0" y="0"/>
             <wp:positionH relativeFrom="margin">
               <wp:align>right</wp:align>
             </wp:positionH>
             <wp:positionV relativeFrom="margin">
-              <wp:posOffset>4670425</wp:posOffset>
+              <wp:posOffset>6895465</wp:posOffset>
             </wp:positionV>
             <wp:extent cx="2901950" cy="1438275"/>
             <wp:effectExtent l="19050" t="19050" r="12700" b="28575"/>
@@ -7532,23 +8010,7 @@
                           <w:rFonts w:ascii="Times New Roman" w:hAnsi="Times New Roman" w:cs="Times New Roman"/>
                           <w:color w:val="auto"/>
                         </w:rPr>
-                        <w:t xml:space="preserve">. ábra VS </w:t>
-                      </w:r>
-                      <w:proofErr w:type="spellStart"/>
-                      <w:r>
-                        <w:rPr>
-                          <w:rFonts w:ascii="Times New Roman" w:hAnsi="Times New Roman" w:cs="Times New Roman"/>
-                          <w:color w:val="auto"/>
-                        </w:rPr>
-                        <w:t>Code</w:t>
-                      </w:r>
-                      <w:proofErr w:type="spellEnd"/>
-                      <w:r>
-                        <w:rPr>
-                          <w:rFonts w:ascii="Times New Roman" w:hAnsi="Times New Roman" w:cs="Times New Roman"/>
-                          <w:color w:val="auto"/>
-                        </w:rPr>
-                        <w:t xml:space="preserve"> bővítmények</w:t>
+                        <w:t>. ábra VS Code bővítmények</w:t>
                       </w:r>
                     </w:p>
                   </w:txbxContent>
@@ -7675,6 +8137,7 @@
           <w:sz w:val="24"/>
           <w:szCs w:val="24"/>
         </w:rPr>
+        <w:lastRenderedPageBreak/>
         <w:t xml:space="preserve">Ez első ránézésre praktikus megoldásnak tűnt, mert a fejlesztési környezeten belül tudtuk kezelni az adatbázist. A gyakorlatban azonban hamar kiderült, hogy ez a megoldás korlátozott. Különösen hiányzott belőle egy egyszerű exportálási lehetőség, amely megkönnyítette volna az adatok átültetését. Emiatt egy online konverterhez fordultunk, amely a </w:t>
       </w:r>
       <w:proofErr w:type="spellStart"/>
@@ -7756,7 +8219,6 @@
           <w:sz w:val="24"/>
           <w:szCs w:val="24"/>
         </w:rPr>
-        <w:lastRenderedPageBreak/>
         <w:t>Code</w:t>
       </w:r>
       <w:proofErr w:type="spellEnd"/>
@@ -8378,7 +8840,16 @@
           <w:sz w:val="24"/>
           <w:szCs w:val="24"/>
         </w:rPr>
-        <w:t xml:space="preserve">Az axios.html menüpontnál abból az előnyből indulhattunk ki, hogy az adatbázis-kezelés alapjai ekkorra már nagyrészt elkészültek. Ugyanakkor ez a rész még így is számos új kihívást hozott, mivel itt </w:t>
+        <w:t xml:space="preserve">Az axios.html menüpontnál abból az előnyből indulhattunk ki, hogy az adatbázis-kezelés alapjai ekkorra már nagyrészt elkészültek. Ugyanakkor ez a rész még így is számos új </w:t>
+      </w:r>
+      <w:r>
+        <w:rPr>
+          <w:rFonts w:ascii="Times New Roman" w:hAnsi="Times New Roman" w:cs="Times New Roman"/>
+          <w:sz w:val="24"/>
+          <w:szCs w:val="24"/>
+        </w:rPr>
+        <w:lastRenderedPageBreak/>
+        <w:t xml:space="preserve">kihívást hozott, mivel itt </w:t>
       </w:r>
       <w:proofErr w:type="spellStart"/>
       <w:r>
@@ -8594,16 +9065,7 @@
           <w:sz w:val="24"/>
           <w:szCs w:val="24"/>
         </w:rPr>
-        <w:t xml:space="preserve"> használta. Kezdetben nem fordítottunk erre elegendő figyelmet, ezért nehezen volt átlátható, miért nem kommunikál megfelelően egymással a két rendszer. Ebből adódóan előfordult, hogy vagy az adatbázis </w:t>
-      </w:r>
-      <w:r>
-        <w:rPr>
-          <w:rFonts w:ascii="Times New Roman" w:hAnsi="Times New Roman" w:cs="Times New Roman"/>
-          <w:sz w:val="24"/>
-          <w:szCs w:val="24"/>
-        </w:rPr>
-        <w:lastRenderedPageBreak/>
-        <w:t xml:space="preserve">elérése nem működött, vagy a </w:t>
+        <w:t xml:space="preserve"> használta. Kezdetben nem fordítottunk erre elegendő figyelmet, ezért nehezen volt átlátható, miért nem kommunikál megfelelően egymással a két rendszer. Ebből adódóan előfordult, hogy vagy az adatbázis elérése nem működött, vagy a </w:t>
       </w:r>
       <w:proofErr w:type="spellStart"/>
       <w:r>
@@ -8861,7 +9323,16 @@
           <w:sz w:val="24"/>
           <w:szCs w:val="24"/>
         </w:rPr>
-        <w:t xml:space="preserve"> és m</w:t>
+        <w:t xml:space="preserve"> </w:t>
+      </w:r>
+      <w:r>
+        <w:rPr>
+          <w:rFonts w:ascii="Times New Roman" w:hAnsi="Times New Roman" w:cs="Times New Roman"/>
+          <w:sz w:val="24"/>
+          <w:szCs w:val="24"/>
+        </w:rPr>
+        <w:lastRenderedPageBreak/>
+        <w:t>és m</w:t>
       </w:r>
       <w:r>
         <w:rPr>
@@ -8891,15 +9362,14 @@
           <w:szCs w:val="24"/>
           <w:lang w:eastAsia="hu-HU"/>
         </w:rPr>
-        <w:lastRenderedPageBreak/>
         <w:drawing>
-          <wp:anchor distT="0" distB="0" distL="114300" distR="114300" simplePos="0" relativeHeight="251664384" behindDoc="0" locked="0" layoutInCell="1" allowOverlap="1" wp14:anchorId="6ADCDC36" wp14:editId="5D54F8A6">
+          <wp:anchor distT="0" distB="0" distL="114300" distR="114300" simplePos="0" relativeHeight="251664384" behindDoc="0" locked="0" layoutInCell="1" allowOverlap="1" wp14:anchorId="6ADCDC36" wp14:editId="3AB697BE">
             <wp:simplePos x="0" y="0"/>
             <wp:positionH relativeFrom="margin">
-              <wp:align>right</wp:align>
+              <wp:posOffset>3017520</wp:posOffset>
             </wp:positionH>
             <wp:positionV relativeFrom="margin">
-              <wp:posOffset>247015</wp:posOffset>
+              <wp:posOffset>1359535</wp:posOffset>
             </wp:positionV>
             <wp:extent cx="2716530" cy="2091690"/>
             <wp:effectExtent l="19050" t="19050" r="26670" b="22860"/>
@@ -8961,16 +9431,16 @@
         <mc:AlternateContent>
           <mc:Choice Requires="wps">
             <w:drawing>
-              <wp:anchor distT="0" distB="0" distL="114300" distR="114300" simplePos="0" relativeHeight="251666432" behindDoc="0" locked="0" layoutInCell="1" allowOverlap="1" wp14:anchorId="0ADE5BE0" wp14:editId="17DF1970">
+              <wp:anchor distT="0" distB="0" distL="114300" distR="114300" simplePos="0" relativeHeight="251666432" behindDoc="0" locked="0" layoutInCell="1" allowOverlap="1" wp14:anchorId="0ADE5BE0" wp14:editId="79278DD1">
                 <wp:simplePos x="0" y="0"/>
-                <wp:positionH relativeFrom="column">
-                  <wp:posOffset>3021330</wp:posOffset>
+                <wp:positionH relativeFrom="margin">
+                  <wp:posOffset>3051810</wp:posOffset>
                 </wp:positionH>
                 <wp:positionV relativeFrom="paragraph">
-                  <wp:posOffset>2355215</wp:posOffset>
+                  <wp:posOffset>2339975</wp:posOffset>
                 </wp:positionV>
                 <wp:extent cx="2716530" cy="635"/>
-                <wp:effectExtent l="0" t="0" r="0" b="0"/>
+                <wp:effectExtent l="0" t="0" r="7620" b="8255"/>
                 <wp:wrapSquare wrapText="bothSides"/>
                 <wp:docPr id="698346967" name="Szövegdoboz 1"/>
                 <wp:cNvGraphicFramePr/>
@@ -9064,7 +9534,7 @@
           </mc:Choice>
           <mc:Fallback>
             <w:pict>
-              <v:shape w14:anchorId="0ADE5BE0" id="_x0000_s1030" type="#_x0000_t202" style="position:absolute;left:0;text-align:left;margin-left:237.9pt;margin-top:185.45pt;width:213.9pt;height:.05pt;z-index:251666432;visibility:visible;mso-wrap-style:square;mso-wrap-distance-left:9pt;mso-wrap-distance-top:0;mso-wrap-distance-right:9pt;mso-wrap-distance-bottom:0;mso-position-horizontal:absolute;mso-position-horizontal-relative:text;mso-position-vertical:absolute;mso-position-vertical-relative:text;v-text-anchor:top" o:gfxdata="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" stroked="f">
+              <v:shape w14:anchorId="0ADE5BE0" id="_x0000_s1030" type="#_x0000_t202" style="position:absolute;left:0;text-align:left;margin-left:240.3pt;margin-top:184.25pt;width:213.9pt;height:.05pt;z-index:251666432;visibility:visible;mso-wrap-style:square;mso-wrap-distance-left:9pt;mso-wrap-distance-top:0;mso-wrap-distance-right:9pt;mso-wrap-distance-bottom:0;mso-position-horizontal:absolute;mso-position-horizontal-relative:margin;mso-position-vertical:absolute;mso-position-vertical-relative:text;v-text-anchor:top" o:gfxdata="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" stroked="f">
                 <v:textbox style="mso-fit-shape-to-text:t" inset="0,0,0,0">
                   <w:txbxContent>
                     <w:p>
@@ -9122,7 +9592,7 @@
                     </w:p>
                   </w:txbxContent>
                 </v:textbox>
-                <w10:wrap type="square"/>
+                <w10:wrap type="square" anchorx="margin"/>
               </v:shape>
             </w:pict>
           </mc:Fallback>
@@ -9209,13 +9679,13 @@
           <w:lang w:eastAsia="hu-HU"/>
         </w:rPr>
         <w:drawing>
-          <wp:anchor distT="0" distB="0" distL="114300" distR="114300" simplePos="0" relativeHeight="251667456" behindDoc="0" locked="0" layoutInCell="1" allowOverlap="1" wp14:anchorId="48F31613" wp14:editId="43B097FE">
+          <wp:anchor distT="0" distB="0" distL="114300" distR="114300" simplePos="0" relativeHeight="251667456" behindDoc="0" locked="0" layoutInCell="1" allowOverlap="1" wp14:anchorId="48F31613" wp14:editId="3CCFF746">
             <wp:simplePos x="0" y="0"/>
             <wp:positionH relativeFrom="margin">
               <wp:align>right</wp:align>
             </wp:positionH>
             <wp:positionV relativeFrom="margin">
-              <wp:posOffset>3726180</wp:posOffset>
+              <wp:posOffset>4876800</wp:posOffset>
             </wp:positionV>
             <wp:extent cx="3069271" cy="1836420"/>
             <wp:effectExtent l="0" t="0" r="0" b="0"/>
@@ -9593,7 +10063,16 @@
           <w:sz w:val="24"/>
           <w:szCs w:val="24"/>
         </w:rPr>
-        <w:t xml:space="preserve"> kérhető, így az alkalmazás többször is használható.</w:t>
+        <w:t xml:space="preserve"> kérhető, </w:t>
+      </w:r>
+      <w:r>
+        <w:rPr>
+          <w:rFonts w:ascii="Times New Roman" w:hAnsi="Times New Roman" w:cs="Times New Roman"/>
+          <w:sz w:val="24"/>
+          <w:szCs w:val="24"/>
+        </w:rPr>
+        <w:lastRenderedPageBreak/>
+        <w:t>így az alkalmazás többször is használható.</w:t>
       </w:r>
       <w:r>
         <w:rPr>
@@ -9626,7 +10105,6 @@
           <w:szCs w:val="24"/>
           <w:lang w:eastAsia="hu-HU"/>
         </w:rPr>
-        <w:lastRenderedPageBreak/>
         <w:drawing>
           <wp:inline distT="0" distB="0" distL="0" distR="0" wp14:anchorId="6818476F" wp14:editId="3DC4EF02">
             <wp:extent cx="4732020" cy="2135460"/>
@@ -10046,6 +10524,7 @@
           <w:sz w:val="24"/>
           <w:szCs w:val="24"/>
         </w:rPr>
+        <w:lastRenderedPageBreak/>
         <w:t>Az OOJS menüpont alatt egy objektumorientált JavaScript alapú grafikus alkalmazás található, amely egy szerencsesüti működését jeleníti meg. A felhasználó a süteményre kattintva megnyithatja azt, ekkor egy véletlenszerű üzenet jelenik meg. Az alkalmazás ezt követően egy gomb segítségével újraindítható, így új szerencsesüti és új üzenet kérhető.</w:t>
       </w:r>
     </w:p>
@@ -10075,7 +10554,6 @@
           <w:sz w:val="28"/>
           <w:szCs w:val="28"/>
         </w:rPr>
-        <w:lastRenderedPageBreak/>
         <w:t>Források</w:t>
       </w:r>
       <w:bookmarkEnd w:id="16"/>
@@ -10256,25 +10734,7 @@
             <w:sz w:val="24"/>
             <w:szCs w:val="24"/>
           </w:rPr>
-          <w:t>https://github.com/harmatinepasztoreva</w:t>
-        </w:r>
-        <w:r>
-          <w:rPr>
-            <w:rStyle w:val="Hiperhivatkozs"/>
-            <w:rFonts w:ascii="Times New Roman" w:hAnsi="Times New Roman" w:cs="Times New Roman"/>
-            <w:sz w:val="24"/>
-            <w:szCs w:val="24"/>
-          </w:rPr>
-          <w:t>/</w:t>
-        </w:r>
-        <w:r>
-          <w:rPr>
-            <w:rStyle w:val="Hiperhivatkozs"/>
-            <w:rFonts w:ascii="Times New Roman" w:hAnsi="Times New Roman" w:cs="Times New Roman"/>
-            <w:sz w:val="24"/>
-            <w:szCs w:val="24"/>
-          </w:rPr>
-          <w:t>webprog-beadando</w:t>
+          <w:t>https://github.com/harmatinepasztoreva/webprog-beadando</w:t>
         </w:r>
       </w:hyperlink>
     </w:p>
@@ -10319,25 +10779,7 @@
             <w:sz w:val="24"/>
             <w:szCs w:val="24"/>
           </w:rPr>
-          <w:t>https://github.com/ianshul</w:t>
-        </w:r>
-        <w:r>
-          <w:rPr>
-            <w:rStyle w:val="Hiperhivatkozs"/>
-            <w:rFonts w:ascii="Times New Roman" w:hAnsi="Times New Roman" w:cs="Times New Roman"/>
-            <w:sz w:val="24"/>
-            <w:szCs w:val="24"/>
-          </w:rPr>
-          <w:t>x</w:t>
-        </w:r>
-        <w:r>
-          <w:rPr>
-            <w:rStyle w:val="Hiperhivatkozs"/>
-            <w:rFonts w:ascii="Times New Roman" w:hAnsi="Times New Roman" w:cs="Times New Roman"/>
-            <w:sz w:val="24"/>
-            <w:szCs w:val="24"/>
-          </w:rPr>
-          <w:t>/React-projects-for-beginners</w:t>
+          <w:t>https://github.com/ianshulx/React-projects-for-beginners</w:t>
         </w:r>
       </w:hyperlink>
     </w:p>
@@ -10382,25 +10824,7 @@
             <w:sz w:val="24"/>
             <w:szCs w:val="24"/>
           </w:rPr>
-          <w:t>https://www.can</w:t>
-        </w:r>
-        <w:r>
-          <w:rPr>
-            <w:rStyle w:val="Hiperhivatkozs"/>
-            <w:rFonts w:ascii="Times New Roman" w:hAnsi="Times New Roman" w:cs="Times New Roman"/>
-            <w:sz w:val="24"/>
-            <w:szCs w:val="24"/>
-          </w:rPr>
-          <w:t>v</w:t>
-        </w:r>
-        <w:r>
-          <w:rPr>
-            <w:rStyle w:val="Hiperhivatkozs"/>
-            <w:rFonts w:ascii="Times New Roman" w:hAnsi="Times New Roman" w:cs="Times New Roman"/>
-            <w:sz w:val="24"/>
-            <w:szCs w:val="24"/>
-          </w:rPr>
-          <w:t>a.com/</w:t>
+          <w:t>https://www.canva.com/</w:t>
         </w:r>
       </w:hyperlink>
     </w:p>
@@ -10445,25 +10869,7 @@
             <w:sz w:val="24"/>
             <w:szCs w:val="24"/>
           </w:rPr>
-          <w:t>https://coolors.</w:t>
-        </w:r>
-        <w:r>
-          <w:rPr>
-            <w:rStyle w:val="Hiperhivatkozs"/>
-            <w:rFonts w:ascii="Times New Roman" w:hAnsi="Times New Roman" w:cs="Times New Roman"/>
-            <w:sz w:val="24"/>
-            <w:szCs w:val="24"/>
-          </w:rPr>
-          <w:t>c</w:t>
-        </w:r>
-        <w:r>
-          <w:rPr>
-            <w:rStyle w:val="Hiperhivatkozs"/>
-            <w:rFonts w:ascii="Times New Roman" w:hAnsi="Times New Roman" w:cs="Times New Roman"/>
-            <w:sz w:val="24"/>
-            <w:szCs w:val="24"/>
-          </w:rPr>
-          <w:t>o/</w:t>
+          <w:t>https://coolors.co/</w:t>
         </w:r>
       </w:hyperlink>
     </w:p>
@@ -12101,7 +12507,6 @@
   <w:style w:type="character" w:default="1" w:styleId="Bekezdsalapbettpusa">
     <w:name w:val="Default Paragraph Font"/>
     <w:uiPriority w:val="1"/>
-    <w:semiHidden/>
     <w:unhideWhenUsed/>
   </w:style>
   <w:style w:type="table" w:default="1" w:styleId="Normltblzat">

--- a/Web-programozás 1 – Előadás Beadandó.docx
+++ b/Web-programozás 1 – Előadás Beadandó.docx
@@ -3692,7 +3692,7 @@
                               <w:rPr>
                                 <w:noProof/>
                               </w:rPr>
-                              <w:t>2</w:t>
+                              <w:t>1</w:t>
                             </w:r>
                             <w:r>
                               <w:rPr>
@@ -3749,7 +3749,7 @@
                         <w:rPr>
                           <w:noProof/>
                         </w:rPr>
-                        <w:t>2</w:t>
+                        <w:t>1</w:t>
                       </w:r>
                       <w:r>
                         <w:rPr>
@@ -3844,7 +3844,7 @@
                               <w:rPr>
                                 <w:noProof/>
                               </w:rPr>
-                              <w:t>1</w:t>
+                              <w:t>2</w:t>
                             </w:r>
                             <w:r>
                               <w:rPr>
@@ -3907,7 +3907,7 @@
                         <w:rPr>
                           <w:noProof/>
                         </w:rPr>
-                        <w:t>1</w:t>
+                        <w:t>2</w:t>
                       </w:r>
                       <w:r>
                         <w:rPr>
@@ -10148,8 +10148,7 @@
         <w:jc w:val="center"/>
         <w:rPr>
           <w:rFonts w:ascii="Times New Roman" w:hAnsi="Times New Roman" w:cs="Times New Roman"/>
-          <w:sz w:val="24"/>
-          <w:szCs w:val="24"/>
+          <w:color w:val="auto"/>
         </w:rPr>
       </w:pPr>
       <w:r>
@@ -10205,6 +10204,205 @@
         </w:rPr>
         <w:t>. ábra Végleges oojs.html kinézet</w:t>
       </w:r>
+    </w:p>
+    <w:p>
+      <w:pPr>
+        <w:spacing w:line="360" w:lineRule="auto"/>
+        <w:jc w:val="both"/>
+        <w:rPr>
+          <w:rFonts w:ascii="Times New Roman" w:hAnsi="Times New Roman" w:cs="Times New Roman"/>
+          <w:sz w:val="24"/>
+          <w:szCs w:val="24"/>
+        </w:rPr>
+      </w:pPr>
+      <w:r>
+        <w:rPr>
+          <w:rFonts w:ascii="Times New Roman" w:hAnsi="Times New Roman" w:cs="Times New Roman"/>
+          <w:sz w:val="24"/>
+          <w:szCs w:val="24"/>
+        </w:rPr>
+        <w:t>A fentieken túl fontos még lezárásként kiemelni, hogy a</w:t>
+      </w:r>
+      <w:r>
+        <w:rPr>
+          <w:rFonts w:ascii="Times New Roman" w:hAnsi="Times New Roman" w:cs="Times New Roman"/>
+          <w:sz w:val="24"/>
+          <w:szCs w:val="24"/>
+        </w:rPr>
+        <w:t>z OOJS alkalmazásban az alábbi objektumorientált elemeket alkalmaztuk</w:t>
+      </w:r>
+      <w:r>
+        <w:rPr>
+          <w:rFonts w:ascii="Times New Roman" w:hAnsi="Times New Roman" w:cs="Times New Roman"/>
+          <w:sz w:val="24"/>
+          <w:szCs w:val="24"/>
+        </w:rPr>
+        <w:t>, amelyek a feladat leírása szerint elvárásként szerepeltek</w:t>
+      </w:r>
+      <w:r>
+        <w:rPr>
+          <w:rFonts w:ascii="Times New Roman" w:hAnsi="Times New Roman" w:cs="Times New Roman"/>
+          <w:sz w:val="24"/>
+          <w:szCs w:val="24"/>
+        </w:rPr>
+        <w:t>:</w:t>
+      </w:r>
+    </w:p>
+    <w:p>
+      <w:pPr>
+        <w:pStyle w:val="Listaszerbekezds"/>
+        <w:numPr>
+          <w:ilvl w:val="1"/>
+          <w:numId w:val="8"/>
+        </w:numPr>
+        <w:spacing w:line="360" w:lineRule="auto"/>
+        <w:jc w:val="both"/>
+        <w:rPr>
+          <w:rFonts w:ascii="Times New Roman" w:hAnsi="Times New Roman" w:cs="Times New Roman"/>
+          <w:sz w:val="24"/>
+          <w:szCs w:val="24"/>
+        </w:rPr>
+      </w:pPr>
+      <w:proofErr w:type="spellStart"/>
+      <w:r>
+        <w:rPr>
+          <w:rFonts w:ascii="Times New Roman" w:hAnsi="Times New Roman" w:cs="Times New Roman"/>
+          <w:sz w:val="24"/>
+          <w:szCs w:val="24"/>
+        </w:rPr>
+        <w:t>class</w:t>
+      </w:r>
+      <w:proofErr w:type="spellEnd"/>
+    </w:p>
+    <w:p>
+      <w:pPr>
+        <w:pStyle w:val="Listaszerbekezds"/>
+        <w:numPr>
+          <w:ilvl w:val="1"/>
+          <w:numId w:val="8"/>
+        </w:numPr>
+        <w:spacing w:line="360" w:lineRule="auto"/>
+        <w:jc w:val="both"/>
+        <w:rPr>
+          <w:rFonts w:ascii="Times New Roman" w:hAnsi="Times New Roman" w:cs="Times New Roman"/>
+          <w:sz w:val="24"/>
+          <w:szCs w:val="24"/>
+        </w:rPr>
+      </w:pPr>
+      <w:proofErr w:type="spellStart"/>
+      <w:r>
+        <w:rPr>
+          <w:rFonts w:ascii="Times New Roman" w:hAnsi="Times New Roman" w:cs="Times New Roman"/>
+          <w:sz w:val="24"/>
+          <w:szCs w:val="24"/>
+        </w:rPr>
+        <w:t>constructor</w:t>
+      </w:r>
+      <w:proofErr w:type="spellEnd"/>
+    </w:p>
+    <w:p>
+      <w:pPr>
+        <w:pStyle w:val="Listaszerbekezds"/>
+        <w:numPr>
+          <w:ilvl w:val="1"/>
+          <w:numId w:val="8"/>
+        </w:numPr>
+        <w:spacing w:line="360" w:lineRule="auto"/>
+        <w:jc w:val="both"/>
+        <w:rPr>
+          <w:rFonts w:ascii="Times New Roman" w:hAnsi="Times New Roman" w:cs="Times New Roman"/>
+          <w:sz w:val="24"/>
+          <w:szCs w:val="24"/>
+        </w:rPr>
+      </w:pPr>
+      <w:r>
+        <w:rPr>
+          <w:rFonts w:ascii="Times New Roman" w:hAnsi="Times New Roman" w:cs="Times New Roman"/>
+          <w:sz w:val="24"/>
+          <w:szCs w:val="24"/>
+        </w:rPr>
+        <w:t>metódusok</w:t>
+      </w:r>
+    </w:p>
+    <w:p>
+      <w:pPr>
+        <w:pStyle w:val="Listaszerbekezds"/>
+        <w:numPr>
+          <w:ilvl w:val="1"/>
+          <w:numId w:val="8"/>
+        </w:numPr>
+        <w:spacing w:line="360" w:lineRule="auto"/>
+        <w:jc w:val="both"/>
+        <w:rPr>
+          <w:rFonts w:ascii="Times New Roman" w:hAnsi="Times New Roman" w:cs="Times New Roman"/>
+          <w:sz w:val="24"/>
+          <w:szCs w:val="24"/>
+        </w:rPr>
+      </w:pPr>
+      <w:proofErr w:type="spellStart"/>
+      <w:r>
+        <w:rPr>
+          <w:rFonts w:ascii="Times New Roman" w:hAnsi="Times New Roman" w:cs="Times New Roman"/>
+          <w:sz w:val="24"/>
+          <w:szCs w:val="24"/>
+        </w:rPr>
+        <w:t>extends</w:t>
+      </w:r>
+      <w:proofErr w:type="spellEnd"/>
+      <w:r>
+        <w:rPr>
+          <w:rFonts w:ascii="Times New Roman" w:hAnsi="Times New Roman" w:cs="Times New Roman"/>
+          <w:sz w:val="24"/>
+          <w:szCs w:val="24"/>
+        </w:rPr>
+        <w:t xml:space="preserve"> és </w:t>
+      </w:r>
+      <w:proofErr w:type="spellStart"/>
+      <w:r>
+        <w:rPr>
+          <w:rFonts w:ascii="Times New Roman" w:hAnsi="Times New Roman" w:cs="Times New Roman"/>
+          <w:sz w:val="24"/>
+          <w:szCs w:val="24"/>
+        </w:rPr>
+        <w:t>super</w:t>
+      </w:r>
+      <w:proofErr w:type="spellEnd"/>
+    </w:p>
+    <w:p>
+      <w:pPr>
+        <w:pStyle w:val="Listaszerbekezds"/>
+        <w:numPr>
+          <w:ilvl w:val="1"/>
+          <w:numId w:val="8"/>
+        </w:numPr>
+        <w:spacing w:line="360" w:lineRule="auto"/>
+        <w:jc w:val="both"/>
+        <w:rPr>
+          <w:rFonts w:ascii="Times New Roman" w:hAnsi="Times New Roman" w:cs="Times New Roman"/>
+          <w:sz w:val="24"/>
+          <w:szCs w:val="24"/>
+        </w:rPr>
+      </w:pPr>
+      <w:proofErr w:type="spellStart"/>
+      <w:proofErr w:type="gramStart"/>
+      <w:r>
+        <w:rPr>
+          <w:rFonts w:ascii="Times New Roman" w:hAnsi="Times New Roman" w:cs="Times New Roman"/>
+          <w:sz w:val="24"/>
+          <w:szCs w:val="24"/>
+        </w:rPr>
+        <w:t>document.body</w:t>
+      </w:r>
+      <w:proofErr w:type="gramEnd"/>
+      <w:r>
+        <w:rPr>
+          <w:rFonts w:ascii="Times New Roman" w:hAnsi="Times New Roman" w:cs="Times New Roman"/>
+          <w:sz w:val="24"/>
+          <w:szCs w:val="24"/>
+        </w:rPr>
+        <w:t>.appendChild</w:t>
+      </w:r>
+      <w:proofErr w:type="spellEnd"/>
     </w:p>
     <w:p>
       <w:pPr>
@@ -10379,6 +10577,7 @@
           <w:sz w:val="24"/>
           <w:szCs w:val="24"/>
         </w:rPr>
+        <w:lastRenderedPageBreak/>
         <w:t xml:space="preserve">Tovább lépve az SPA menüpont két, gombok segítségével váltható </w:t>
       </w:r>
       <w:proofErr w:type="spellStart"/>
@@ -10524,8 +10723,806 @@
           <w:sz w:val="24"/>
           <w:szCs w:val="24"/>
         </w:rPr>
+        <w:t>Az OOJS menüpont alatt egy objektumorientált JavaScript alapú grafikus alkalmazás található, amely egy szerencsesüti működését jeleníti meg. A felhasználó a süteményre kattintva megnyithatja azt, ekkor egy véletlenszerű üzenet jelenik meg. Az alkalmazás ezt követően egy gomb segítségével újraindítható, így új szerencsesüti és új üzenet kérhető.</w:t>
+      </w:r>
+    </w:p>
+    <w:p>
+      <w:pPr>
+        <w:pStyle w:val="Cmsor1"/>
+        <w:numPr>
+          <w:ilvl w:val="0"/>
+          <w:numId w:val="1"/>
+        </w:numPr>
+        <w:rPr>
+          <w:rFonts w:ascii="Times New Roman" w:hAnsi="Times New Roman" w:cs="Times New Roman"/>
+          <w:b/>
+          <w:bCs/>
+          <w:color w:val="000000" w:themeColor="text1"/>
+          <w:sz w:val="28"/>
+          <w:szCs w:val="28"/>
+        </w:rPr>
+      </w:pPr>
+      <w:r>
+        <w:rPr>
+          <w:rFonts w:ascii="Times New Roman" w:hAnsi="Times New Roman" w:cs="Times New Roman"/>
+          <w:b/>
+          <w:bCs/>
+          <w:color w:val="000000" w:themeColor="text1"/>
+          <w:sz w:val="28"/>
+          <w:szCs w:val="28"/>
+        </w:rPr>
+        <w:t>Összegzés</w:t>
+      </w:r>
+    </w:p>
+    <w:p/>
+    <w:p>
+      <w:pPr>
+        <w:spacing w:line="360" w:lineRule="auto"/>
+        <w:ind w:firstLine="360"/>
+        <w:jc w:val="both"/>
+        <w:rPr>
+          <w:rFonts w:ascii="Times New Roman" w:hAnsi="Times New Roman" w:cs="Times New Roman"/>
+          <w:color w:val="000000" w:themeColor="text1"/>
+          <w:sz w:val="24"/>
+          <w:szCs w:val="24"/>
+        </w:rPr>
+      </w:pPr>
+      <w:r>
+        <w:rPr>
+          <w:rFonts w:ascii="Times New Roman" w:hAnsi="Times New Roman" w:cs="Times New Roman"/>
+          <w:color w:val="000000" w:themeColor="text1"/>
+          <w:sz w:val="24"/>
+          <w:szCs w:val="24"/>
+        </w:rPr>
+        <w:t xml:space="preserve">A projekt megvalósítása során a feladatokat végig közösen, szoros együttműködésben végeztük el. Bár a GitHub </w:t>
+      </w:r>
+      <w:proofErr w:type="spellStart"/>
+      <w:r>
+        <w:rPr>
+          <w:rFonts w:ascii="Times New Roman" w:hAnsi="Times New Roman" w:cs="Times New Roman"/>
+          <w:color w:val="000000" w:themeColor="text1"/>
+          <w:sz w:val="24"/>
+          <w:szCs w:val="24"/>
+        </w:rPr>
+        <w:t>repository</w:t>
+      </w:r>
+      <w:proofErr w:type="spellEnd"/>
+      <w:r>
+        <w:rPr>
+          <w:rFonts w:ascii="Times New Roman" w:hAnsi="Times New Roman" w:cs="Times New Roman"/>
+          <w:color w:val="000000" w:themeColor="text1"/>
+          <w:sz w:val="24"/>
+          <w:szCs w:val="24"/>
+        </w:rPr>
+        <w:t xml:space="preserve">-ban a </w:t>
+      </w:r>
+      <w:proofErr w:type="spellStart"/>
+      <w:r>
+        <w:rPr>
+          <w:rFonts w:ascii="Times New Roman" w:hAnsi="Times New Roman" w:cs="Times New Roman"/>
+          <w:color w:val="000000" w:themeColor="text1"/>
+          <w:sz w:val="24"/>
+          <w:szCs w:val="24"/>
+        </w:rPr>
+        <w:t>commitok</w:t>
+      </w:r>
+      <w:proofErr w:type="spellEnd"/>
+      <w:r>
+        <w:rPr>
+          <w:rFonts w:ascii="Times New Roman" w:hAnsi="Times New Roman" w:cs="Times New Roman"/>
+          <w:color w:val="000000" w:themeColor="text1"/>
+          <w:sz w:val="24"/>
+          <w:szCs w:val="24"/>
+        </w:rPr>
+        <w:t xml:space="preserve"> alapján időnként úgy tűnhet, hogy az egyik fél aktívabb volt, a valóságban a fejlesztési folyamat minden lépését együtt beszéltük át. Folyamatos online kapcsolatban álltunk egymással, így a legtöbb esetben a </w:t>
+      </w:r>
+      <w:proofErr w:type="spellStart"/>
+      <w:r>
+        <w:rPr>
+          <w:rFonts w:ascii="Times New Roman" w:hAnsi="Times New Roman" w:cs="Times New Roman"/>
+          <w:color w:val="000000" w:themeColor="text1"/>
+          <w:sz w:val="24"/>
+          <w:szCs w:val="24"/>
+        </w:rPr>
+        <w:t>commitolás</w:t>
+      </w:r>
+      <w:proofErr w:type="spellEnd"/>
+      <w:r>
+        <w:rPr>
+          <w:rFonts w:ascii="Times New Roman" w:hAnsi="Times New Roman" w:cs="Times New Roman"/>
+          <w:color w:val="000000" w:themeColor="text1"/>
+          <w:sz w:val="24"/>
+          <w:szCs w:val="24"/>
+        </w:rPr>
+        <w:t xml:space="preserve"> előtt már mindketten átnéztük és egyeztettük a módosításokat.</w:t>
+      </w:r>
+    </w:p>
+    <w:p>
+      <w:pPr>
+        <w:spacing w:line="360" w:lineRule="auto"/>
+        <w:ind w:firstLine="360"/>
+        <w:jc w:val="both"/>
+        <w:rPr>
+          <w:rFonts w:ascii="Times New Roman" w:hAnsi="Times New Roman" w:cs="Times New Roman"/>
+          <w:color w:val="000000" w:themeColor="text1"/>
+          <w:sz w:val="24"/>
+          <w:szCs w:val="24"/>
+        </w:rPr>
+      </w:pPr>
+      <w:r>
+        <w:rPr>
+          <w:noProof/>
+        </w:rPr>
+        <mc:AlternateContent>
+          <mc:Choice Requires="wps">
+            <w:drawing>
+              <wp:anchor distT="0" distB="0" distL="114300" distR="114300" simplePos="0" relativeHeight="251678720" behindDoc="0" locked="0" layoutInCell="1" allowOverlap="1" wp14:anchorId="4C51B646" wp14:editId="3D548EF2">
+                <wp:simplePos x="0" y="0"/>
+                <wp:positionH relativeFrom="column">
+                  <wp:posOffset>2503170</wp:posOffset>
+                </wp:positionH>
+                <wp:positionV relativeFrom="paragraph">
+                  <wp:posOffset>2559050</wp:posOffset>
+                </wp:positionV>
+                <wp:extent cx="3237230" cy="635"/>
+                <wp:effectExtent l="0" t="0" r="0" b="0"/>
+                <wp:wrapSquare wrapText="bothSides"/>
+                <wp:docPr id="121565947" name="Szövegdoboz 1"/>
+                <wp:cNvGraphicFramePr/>
+                <a:graphic xmlns:a="http://schemas.openxmlformats.org/drawingml/2006/main">
+                  <a:graphicData uri="http://schemas.microsoft.com/office/word/2010/wordprocessingShape">
+                    <wps:wsp>
+                      <wps:cNvSpPr txBox="1"/>
+                      <wps:spPr>
+                        <a:xfrm>
+                          <a:off x="0" y="0"/>
+                          <a:ext cx="3237230" cy="635"/>
+                        </a:xfrm>
+                        <a:prstGeom prst="rect">
+                          <a:avLst/>
+                        </a:prstGeom>
+                        <a:solidFill>
+                          <a:prstClr val="white"/>
+                        </a:solidFill>
+                        <a:ln>
+                          <a:noFill/>
+                        </a:ln>
+                      </wps:spPr>
+                      <wps:txbx>
+                        <w:txbxContent>
+                          <w:p>
+                            <w:pPr>
+                              <w:pStyle w:val="Kpalrs"/>
+                              <w:jc w:val="center"/>
+                              <w:rPr>
+                                <w:rFonts w:ascii="Times New Roman" w:hAnsi="Times New Roman" w:cs="Times New Roman"/>
+                                <w:color w:val="000000" w:themeColor="text1"/>
+                              </w:rPr>
+                            </w:pPr>
+                            <w:r>
+                              <w:rPr>
+                                <w:rFonts w:ascii="Times New Roman" w:hAnsi="Times New Roman" w:cs="Times New Roman"/>
+                                <w:color w:val="000000" w:themeColor="text1"/>
+                              </w:rPr>
+                              <w:fldChar w:fldCharType="begin"/>
+                            </w:r>
+                            <w:r>
+                              <w:rPr>
+                                <w:rFonts w:ascii="Times New Roman" w:hAnsi="Times New Roman" w:cs="Times New Roman"/>
+                                <w:color w:val="000000" w:themeColor="text1"/>
+                              </w:rPr>
+                              <w:instrText xml:space="preserve"> SEQ ábra \* ARABIC </w:instrText>
+                            </w:r>
+                            <w:r>
+                              <w:rPr>
+                                <w:rFonts w:ascii="Times New Roman" w:hAnsi="Times New Roman" w:cs="Times New Roman"/>
+                                <w:color w:val="000000" w:themeColor="text1"/>
+                              </w:rPr>
+                              <w:fldChar w:fldCharType="separate"/>
+                            </w:r>
+                            <w:r>
+                              <w:rPr>
+                                <w:rFonts w:ascii="Times New Roman" w:hAnsi="Times New Roman" w:cs="Times New Roman"/>
+                                <w:noProof/>
+                                <w:color w:val="000000" w:themeColor="text1"/>
+                              </w:rPr>
+                              <w:t>12</w:t>
+                            </w:r>
+                            <w:r>
+                              <w:rPr>
+                                <w:rFonts w:ascii="Times New Roman" w:hAnsi="Times New Roman" w:cs="Times New Roman"/>
+                                <w:color w:val="000000" w:themeColor="text1"/>
+                              </w:rPr>
+                              <w:fldChar w:fldCharType="end"/>
+                            </w:r>
+                            <w:r>
+                              <w:rPr>
+                                <w:rFonts w:ascii="Times New Roman" w:hAnsi="Times New Roman" w:cs="Times New Roman"/>
+                                <w:color w:val="000000" w:themeColor="text1"/>
+                              </w:rPr>
+                              <w:t xml:space="preserve">. ábra </w:t>
+                            </w:r>
+                            <w:proofErr w:type="spellStart"/>
+                            <w:r>
+                              <w:rPr>
+                                <w:rFonts w:ascii="Times New Roman" w:hAnsi="Times New Roman" w:cs="Times New Roman"/>
+                                <w:color w:val="000000" w:themeColor="text1"/>
+                              </w:rPr>
+                              <w:t>Commit</w:t>
+                            </w:r>
+                            <w:proofErr w:type="spellEnd"/>
+                            <w:r>
+                              <w:rPr>
+                                <w:rFonts w:ascii="Times New Roman" w:hAnsi="Times New Roman" w:cs="Times New Roman"/>
+                                <w:color w:val="000000" w:themeColor="text1"/>
+                              </w:rPr>
+                              <w:t xml:space="preserve"> lista egy része</w:t>
+                            </w:r>
+                          </w:p>
+                        </w:txbxContent>
+                      </wps:txbx>
+                      <wps:bodyPr rot="0" spcFirstLastPara="0" vertOverflow="overflow" horzOverflow="overflow" vert="horz" wrap="square" lIns="0" tIns="0" rIns="0" bIns="0" numCol="1" spcCol="0" rtlCol="0" fromWordArt="0" anchor="t" anchorCtr="0" forceAA="0" compatLnSpc="1">
+                        <a:prstTxWarp prst="textNoShape">
+                          <a:avLst/>
+                        </a:prstTxWarp>
+                        <a:spAutoFit/>
+                      </wps:bodyPr>
+                    </wps:wsp>
+                  </a:graphicData>
+                </a:graphic>
+              </wp:anchor>
+            </w:drawing>
+          </mc:Choice>
+          <mc:Fallback>
+            <w:pict>
+              <v:shape w14:anchorId="4C51B646" id="_x0000_s1032" type="#_x0000_t202" style="position:absolute;left:0;text-align:left;margin-left:197.1pt;margin-top:201.5pt;width:254.9pt;height:.05pt;z-index:251678720;visibility:visible;mso-wrap-style:square;mso-wrap-distance-left:9pt;mso-wrap-distance-top:0;mso-wrap-distance-right:9pt;mso-wrap-distance-bottom:0;mso-position-horizontal:absolute;mso-position-horizontal-relative:text;mso-position-vertical:absolute;mso-position-vertical-relative:text;v-text-anchor:top" o:gfxdata="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" stroked="f">
+                <v:textbox style="mso-fit-shape-to-text:t" inset="0,0,0,0">
+                  <w:txbxContent>
+                    <w:p>
+                      <w:pPr>
+                        <w:pStyle w:val="Kpalrs"/>
+                        <w:jc w:val="center"/>
+                        <w:rPr>
+                          <w:rFonts w:ascii="Times New Roman" w:hAnsi="Times New Roman" w:cs="Times New Roman"/>
+                          <w:color w:val="000000" w:themeColor="text1"/>
+                        </w:rPr>
+                      </w:pPr>
+                      <w:r>
+                        <w:rPr>
+                          <w:rFonts w:ascii="Times New Roman" w:hAnsi="Times New Roman" w:cs="Times New Roman"/>
+                          <w:color w:val="000000" w:themeColor="text1"/>
+                        </w:rPr>
+                        <w:fldChar w:fldCharType="begin"/>
+                      </w:r>
+                      <w:r>
+                        <w:rPr>
+                          <w:rFonts w:ascii="Times New Roman" w:hAnsi="Times New Roman" w:cs="Times New Roman"/>
+                          <w:color w:val="000000" w:themeColor="text1"/>
+                        </w:rPr>
+                        <w:instrText xml:space="preserve"> SEQ ábra \* ARABIC </w:instrText>
+                      </w:r>
+                      <w:r>
+                        <w:rPr>
+                          <w:rFonts w:ascii="Times New Roman" w:hAnsi="Times New Roman" w:cs="Times New Roman"/>
+                          <w:color w:val="000000" w:themeColor="text1"/>
+                        </w:rPr>
+                        <w:fldChar w:fldCharType="separate"/>
+                      </w:r>
+                      <w:r>
+                        <w:rPr>
+                          <w:rFonts w:ascii="Times New Roman" w:hAnsi="Times New Roman" w:cs="Times New Roman"/>
+                          <w:noProof/>
+                          <w:color w:val="000000" w:themeColor="text1"/>
+                        </w:rPr>
+                        <w:t>12</w:t>
+                      </w:r>
+                      <w:r>
+                        <w:rPr>
+                          <w:rFonts w:ascii="Times New Roman" w:hAnsi="Times New Roman" w:cs="Times New Roman"/>
+                          <w:color w:val="000000" w:themeColor="text1"/>
+                        </w:rPr>
+                        <w:fldChar w:fldCharType="end"/>
+                      </w:r>
+                      <w:r>
+                        <w:rPr>
+                          <w:rFonts w:ascii="Times New Roman" w:hAnsi="Times New Roman" w:cs="Times New Roman"/>
+                          <w:color w:val="000000" w:themeColor="text1"/>
+                        </w:rPr>
+                        <w:t xml:space="preserve">. ábra </w:t>
+                      </w:r>
+                      <w:proofErr w:type="spellStart"/>
+                      <w:r>
+                        <w:rPr>
+                          <w:rFonts w:ascii="Times New Roman" w:hAnsi="Times New Roman" w:cs="Times New Roman"/>
+                          <w:color w:val="000000" w:themeColor="text1"/>
+                        </w:rPr>
+                        <w:t>Commit</w:t>
+                      </w:r>
+                      <w:proofErr w:type="spellEnd"/>
+                      <w:r>
+                        <w:rPr>
+                          <w:rFonts w:ascii="Times New Roman" w:hAnsi="Times New Roman" w:cs="Times New Roman"/>
+                          <w:color w:val="000000" w:themeColor="text1"/>
+                        </w:rPr>
+                        <w:t xml:space="preserve"> lista egy része</w:t>
+                      </w:r>
+                    </w:p>
+                  </w:txbxContent>
+                </v:textbox>
+                <w10:wrap type="square"/>
+              </v:shape>
+            </w:pict>
+          </mc:Fallback>
+        </mc:AlternateContent>
+      </w:r>
+      <w:r>
+        <w:rPr>
+          <w:rFonts w:ascii="Times New Roman" w:hAnsi="Times New Roman" w:cs="Times New Roman"/>
+          <w:color w:val="000000" w:themeColor="text1"/>
+          <w:sz w:val="24"/>
+          <w:szCs w:val="24"/>
+        </w:rPr>
+        <w:drawing>
+          <wp:anchor distT="0" distB="0" distL="114300" distR="114300" simplePos="0" relativeHeight="251676672" behindDoc="0" locked="0" layoutInCell="1" allowOverlap="1" wp14:anchorId="473AEB64" wp14:editId="0B885397">
+            <wp:simplePos x="0" y="0"/>
+            <wp:positionH relativeFrom="margin">
+              <wp:align>right</wp:align>
+            </wp:positionH>
+            <wp:positionV relativeFrom="margin">
+              <wp:posOffset>6149340</wp:posOffset>
+            </wp:positionV>
+            <wp:extent cx="3237230" cy="1750695"/>
+            <wp:effectExtent l="19050" t="19050" r="20320" b="20955"/>
+            <wp:wrapSquare wrapText="bothSides"/>
+            <wp:docPr id="930529810" name="Kép 1"/>
+            <wp:cNvGraphicFramePr>
+              <a:graphicFrameLocks xmlns:a="http://schemas.openxmlformats.org/drawingml/2006/main" noChangeAspect="1"/>
+            </wp:cNvGraphicFramePr>
+            <a:graphic xmlns:a="http://schemas.openxmlformats.org/drawingml/2006/main">
+              <a:graphicData uri="http://schemas.openxmlformats.org/drawingml/2006/picture">
+                <pic:pic xmlns:pic="http://schemas.openxmlformats.org/drawingml/2006/picture">
+                  <pic:nvPicPr>
+                    <pic:cNvPr id="930529810" name=""/>
+                    <pic:cNvPicPr/>
+                  </pic:nvPicPr>
+                  <pic:blipFill>
+                    <a:blip r:embed="rId22" cstate="print">
+                      <a:extLst>
+                        <a:ext uri="{28A0092B-C50C-407E-A947-70E740481C1C}">
+                          <a14:useLocalDpi xmlns:a14="http://schemas.microsoft.com/office/drawing/2010/main" val="0"/>
+                        </a:ext>
+                      </a:extLst>
+                    </a:blip>
+                    <a:stretch>
+                      <a:fillRect/>
+                    </a:stretch>
+                  </pic:blipFill>
+                  <pic:spPr>
+                    <a:xfrm>
+                      <a:off x="0" y="0"/>
+                      <a:ext cx="3237230" cy="1750695"/>
+                    </a:xfrm>
+                    <a:prstGeom prst="rect">
+                      <a:avLst/>
+                    </a:prstGeom>
+                    <a:ln>
+                      <a:solidFill>
+                        <a:schemeClr val="tx1"/>
+                      </a:solidFill>
+                    </a:ln>
+                  </pic:spPr>
+                </pic:pic>
+              </a:graphicData>
+            </a:graphic>
+          </wp:anchor>
+        </w:drawing>
+      </w:r>
+      <w:r>
+        <w:rPr>
+          <w:rFonts w:ascii="Times New Roman" w:hAnsi="Times New Roman" w:cs="Times New Roman"/>
+          <w:color w:val="000000" w:themeColor="text1"/>
+          <w:sz w:val="24"/>
+          <w:szCs w:val="24"/>
+        </w:rPr>
+        <w:t xml:space="preserve">Az összes HTML oldal (index, </w:t>
+      </w:r>
+      <w:proofErr w:type="spellStart"/>
+      <w:r>
+        <w:rPr>
+          <w:rFonts w:ascii="Times New Roman" w:hAnsi="Times New Roman" w:cs="Times New Roman"/>
+          <w:color w:val="000000" w:themeColor="text1"/>
+          <w:sz w:val="24"/>
+          <w:szCs w:val="24"/>
+        </w:rPr>
+        <w:t>javascript</w:t>
+      </w:r>
+      <w:proofErr w:type="spellEnd"/>
+      <w:r>
+        <w:rPr>
+          <w:rFonts w:ascii="Times New Roman" w:hAnsi="Times New Roman" w:cs="Times New Roman"/>
+          <w:color w:val="000000" w:themeColor="text1"/>
+          <w:sz w:val="24"/>
+          <w:szCs w:val="24"/>
+        </w:rPr>
+        <w:t xml:space="preserve">, </w:t>
+      </w:r>
+      <w:proofErr w:type="spellStart"/>
+      <w:r>
+        <w:rPr>
+          <w:rFonts w:ascii="Times New Roman" w:hAnsi="Times New Roman" w:cs="Times New Roman"/>
+          <w:color w:val="000000" w:themeColor="text1"/>
+          <w:sz w:val="24"/>
+          <w:szCs w:val="24"/>
+        </w:rPr>
+        <w:t>react</w:t>
+      </w:r>
+      <w:proofErr w:type="spellEnd"/>
+      <w:r>
+        <w:rPr>
+          <w:rFonts w:ascii="Times New Roman" w:hAnsi="Times New Roman" w:cs="Times New Roman"/>
+          <w:color w:val="000000" w:themeColor="text1"/>
+          <w:sz w:val="24"/>
+          <w:szCs w:val="24"/>
+        </w:rPr>
+        <w:t xml:space="preserve">, </w:t>
+      </w:r>
+      <w:proofErr w:type="spellStart"/>
+      <w:r>
+        <w:rPr>
+          <w:rFonts w:ascii="Times New Roman" w:hAnsi="Times New Roman" w:cs="Times New Roman"/>
+          <w:color w:val="000000" w:themeColor="text1"/>
+          <w:sz w:val="24"/>
+          <w:szCs w:val="24"/>
+        </w:rPr>
+        <w:t>spa</w:t>
+      </w:r>
+      <w:proofErr w:type="spellEnd"/>
+      <w:r>
+        <w:rPr>
+          <w:rFonts w:ascii="Times New Roman" w:hAnsi="Times New Roman" w:cs="Times New Roman"/>
+          <w:color w:val="000000" w:themeColor="text1"/>
+          <w:sz w:val="24"/>
+          <w:szCs w:val="24"/>
+        </w:rPr>
+        <w:t xml:space="preserve">, </w:t>
+      </w:r>
+      <w:proofErr w:type="spellStart"/>
+      <w:r>
+        <w:rPr>
+          <w:rFonts w:ascii="Times New Roman" w:hAnsi="Times New Roman" w:cs="Times New Roman"/>
+          <w:color w:val="000000" w:themeColor="text1"/>
+          <w:sz w:val="24"/>
+          <w:szCs w:val="24"/>
+        </w:rPr>
+        <w:t>fetchapi</w:t>
+      </w:r>
+      <w:proofErr w:type="spellEnd"/>
+      <w:r>
+        <w:rPr>
+          <w:rFonts w:ascii="Times New Roman" w:hAnsi="Times New Roman" w:cs="Times New Roman"/>
+          <w:color w:val="000000" w:themeColor="text1"/>
+          <w:sz w:val="24"/>
+          <w:szCs w:val="24"/>
+        </w:rPr>
+        <w:t xml:space="preserve">, </w:t>
+      </w:r>
+      <w:proofErr w:type="spellStart"/>
+      <w:r>
+        <w:rPr>
+          <w:rFonts w:ascii="Times New Roman" w:hAnsi="Times New Roman" w:cs="Times New Roman"/>
+          <w:color w:val="000000" w:themeColor="text1"/>
+          <w:sz w:val="24"/>
+          <w:szCs w:val="24"/>
+        </w:rPr>
+        <w:t>axios</w:t>
+      </w:r>
+      <w:proofErr w:type="spellEnd"/>
+      <w:r>
+        <w:rPr>
+          <w:rFonts w:ascii="Times New Roman" w:hAnsi="Times New Roman" w:cs="Times New Roman"/>
+          <w:color w:val="000000" w:themeColor="text1"/>
+          <w:sz w:val="24"/>
+          <w:szCs w:val="24"/>
+        </w:rPr>
+        <w:t xml:space="preserve">, </w:t>
+      </w:r>
+      <w:proofErr w:type="spellStart"/>
+      <w:r>
+        <w:rPr>
+          <w:rFonts w:ascii="Times New Roman" w:hAnsi="Times New Roman" w:cs="Times New Roman"/>
+          <w:color w:val="000000" w:themeColor="text1"/>
+          <w:sz w:val="24"/>
+          <w:szCs w:val="24"/>
+        </w:rPr>
+        <w:t>oojs</w:t>
+      </w:r>
+      <w:proofErr w:type="spellEnd"/>
+      <w:r>
+        <w:rPr>
+          <w:rFonts w:ascii="Times New Roman" w:hAnsi="Times New Roman" w:cs="Times New Roman"/>
+          <w:color w:val="000000" w:themeColor="text1"/>
+          <w:sz w:val="24"/>
+          <w:szCs w:val="24"/>
+        </w:rPr>
+        <w:t xml:space="preserve">) kialakítása közös munkával történt, a különbség inkább abban jelent meg, hogy éppen ki végezte el a </w:t>
+      </w:r>
+      <w:proofErr w:type="spellStart"/>
+      <w:r>
+        <w:rPr>
+          <w:rFonts w:ascii="Times New Roman" w:hAnsi="Times New Roman" w:cs="Times New Roman"/>
+          <w:color w:val="000000" w:themeColor="text1"/>
+          <w:sz w:val="24"/>
+          <w:szCs w:val="24"/>
+        </w:rPr>
+        <w:t>commitolást</w:t>
+      </w:r>
+      <w:proofErr w:type="spellEnd"/>
+      <w:r>
+        <w:rPr>
+          <w:rFonts w:ascii="Times New Roman" w:hAnsi="Times New Roman" w:cs="Times New Roman"/>
+          <w:color w:val="000000" w:themeColor="text1"/>
+          <w:sz w:val="24"/>
+          <w:szCs w:val="24"/>
+        </w:rPr>
+        <w:t xml:space="preserve"> a GitHub </w:t>
+      </w:r>
+      <w:proofErr w:type="spellStart"/>
+      <w:r>
+        <w:rPr>
+          <w:rFonts w:ascii="Times New Roman" w:hAnsi="Times New Roman" w:cs="Times New Roman"/>
+          <w:color w:val="000000" w:themeColor="text1"/>
+          <w:sz w:val="24"/>
+          <w:szCs w:val="24"/>
+        </w:rPr>
+        <w:t>Desktop</w:t>
+      </w:r>
+      <w:proofErr w:type="spellEnd"/>
+      <w:r>
+        <w:rPr>
+          <w:rFonts w:ascii="Times New Roman" w:hAnsi="Times New Roman" w:cs="Times New Roman"/>
+          <w:color w:val="000000" w:themeColor="text1"/>
+          <w:sz w:val="24"/>
+          <w:szCs w:val="24"/>
+        </w:rPr>
+        <w:t xml:space="preserve"> alkalmazáson keresztül. Több alkalommal személyesen, az iskola helyszínén is együtt dolgoztunk, ilyenkor jellemzően az egyik csoporttag számítógépén folyt a munka. Ez magyarázza, hogy egyes napokon az egyik félhez köthető több </w:t>
+      </w:r>
+      <w:proofErr w:type="spellStart"/>
+      <w:r>
+        <w:rPr>
+          <w:rFonts w:ascii="Times New Roman" w:hAnsi="Times New Roman" w:cs="Times New Roman"/>
+          <w:color w:val="000000" w:themeColor="text1"/>
+          <w:sz w:val="24"/>
+          <w:szCs w:val="24"/>
+        </w:rPr>
+        <w:t>commit</w:t>
+      </w:r>
+      <w:proofErr w:type="spellEnd"/>
+      <w:r>
+        <w:rPr>
+          <w:rFonts w:ascii="Times New Roman" w:hAnsi="Times New Roman" w:cs="Times New Roman"/>
+          <w:color w:val="000000" w:themeColor="text1"/>
+          <w:sz w:val="24"/>
+          <w:szCs w:val="24"/>
+        </w:rPr>
+        <w:t xml:space="preserve"> jelenik meg a verziókövetésben.</w:t>
+      </w:r>
+      <w:r>
+        <w:t xml:space="preserve"> </w:t>
+      </w:r>
+      <w:r>
+        <w:rPr>
+          <w:rFonts w:ascii="Times New Roman" w:hAnsi="Times New Roman" w:cs="Times New Roman"/>
+          <w:color w:val="000000" w:themeColor="text1"/>
+          <w:sz w:val="24"/>
+          <w:szCs w:val="24"/>
+        </w:rPr>
+        <w:t xml:space="preserve">A GitHub </w:t>
+      </w:r>
+      <w:proofErr w:type="spellStart"/>
+      <w:r>
+        <w:rPr>
+          <w:rFonts w:ascii="Times New Roman" w:hAnsi="Times New Roman" w:cs="Times New Roman"/>
+          <w:color w:val="000000" w:themeColor="text1"/>
+          <w:sz w:val="24"/>
+          <w:szCs w:val="24"/>
+        </w:rPr>
+        <w:t>repository</w:t>
+      </w:r>
+      <w:proofErr w:type="spellEnd"/>
+      <w:r>
+        <w:rPr>
+          <w:rFonts w:ascii="Times New Roman" w:hAnsi="Times New Roman" w:cs="Times New Roman"/>
+          <w:color w:val="000000" w:themeColor="text1"/>
+          <w:sz w:val="24"/>
+          <w:szCs w:val="24"/>
+        </w:rPr>
+        <w:t xml:space="preserve">-ban jól látható a projekt folyamatos fejlesztése. </w:t>
+      </w:r>
+      <w:r>
+        <w:rPr>
+          <w:rFonts w:ascii="Times New Roman" w:hAnsi="Times New Roman" w:cs="Times New Roman"/>
+          <w:color w:val="000000" w:themeColor="text1"/>
+          <w:sz w:val="24"/>
+          <w:szCs w:val="24"/>
+        </w:rPr>
+        <w:br/>
+        <w:t xml:space="preserve">A </w:t>
+      </w:r>
+      <w:proofErr w:type="spellStart"/>
+      <w:r>
+        <w:rPr>
+          <w:rFonts w:ascii="Times New Roman" w:hAnsi="Times New Roman" w:cs="Times New Roman"/>
+          <w:color w:val="000000" w:themeColor="text1"/>
+          <w:sz w:val="24"/>
+          <w:szCs w:val="24"/>
+        </w:rPr>
+        <w:t>commitok</w:t>
+      </w:r>
+      <w:proofErr w:type="spellEnd"/>
+      <w:r>
+        <w:rPr>
+          <w:rFonts w:ascii="Times New Roman" w:hAnsi="Times New Roman" w:cs="Times New Roman"/>
+          <w:color w:val="000000" w:themeColor="text1"/>
+          <w:sz w:val="24"/>
+          <w:szCs w:val="24"/>
+        </w:rPr>
+        <w:t xml:space="preserve"> száma és időbeli eloszlása igazolja, hogy a feladat több lépésben készült el. </w:t>
+      </w:r>
+      <w:r>
+        <w:rPr>
+          <w:rFonts w:ascii="Times New Roman" w:hAnsi="Times New Roman" w:cs="Times New Roman"/>
+          <w:color w:val="000000" w:themeColor="text1"/>
+          <w:sz w:val="24"/>
+          <w:szCs w:val="24"/>
+        </w:rPr>
+        <w:br/>
+        <w:t xml:space="preserve">A </w:t>
+      </w:r>
+      <w:proofErr w:type="spellStart"/>
+      <w:r>
+        <w:rPr>
+          <w:rFonts w:ascii="Times New Roman" w:hAnsi="Times New Roman" w:cs="Times New Roman"/>
+          <w:color w:val="000000" w:themeColor="text1"/>
+          <w:sz w:val="24"/>
+          <w:szCs w:val="24"/>
+        </w:rPr>
+        <w:t>contributors</w:t>
+      </w:r>
+      <w:proofErr w:type="spellEnd"/>
+      <w:r>
+        <w:rPr>
+          <w:rFonts w:ascii="Times New Roman" w:hAnsi="Times New Roman" w:cs="Times New Roman"/>
+          <w:color w:val="000000" w:themeColor="text1"/>
+          <w:sz w:val="24"/>
+          <w:szCs w:val="24"/>
+        </w:rPr>
+        <w:t xml:space="preserve"> </w:t>
+      </w:r>
+      <w:r>
+        <w:rPr>
+          <w:rFonts w:ascii="Times New Roman" w:hAnsi="Times New Roman" w:cs="Times New Roman"/>
+          <w:color w:val="000000" w:themeColor="text1"/>
+          <w:sz w:val="24"/>
+          <w:szCs w:val="24"/>
+        </w:rPr>
+        <w:t>(</w:t>
+      </w:r>
+      <w:proofErr w:type="spellStart"/>
+      <w:r>
+        <w:rPr>
+          <w:rFonts w:ascii="Times New Roman" w:hAnsi="Times New Roman" w:cs="Times New Roman"/>
+          <w:color w:val="000000" w:themeColor="text1"/>
+          <w:sz w:val="24"/>
+          <w:szCs w:val="24"/>
+        </w:rPr>
+        <w:t>harmatinepasztoreva</w:t>
+      </w:r>
+      <w:proofErr w:type="spellEnd"/>
+      <w:r>
+        <w:rPr>
+          <w:rFonts w:ascii="Times New Roman" w:hAnsi="Times New Roman" w:cs="Times New Roman"/>
+          <w:color w:val="000000" w:themeColor="text1"/>
+          <w:sz w:val="24"/>
+          <w:szCs w:val="24"/>
+        </w:rPr>
+        <w:t xml:space="preserve"> – Harmatiné Pásztor Éva (JBDAQO), </w:t>
+      </w:r>
+      <w:r>
+        <w:rPr>
+          <w:rFonts w:ascii="Times New Roman" w:hAnsi="Times New Roman" w:cs="Times New Roman"/>
+          <w:color w:val="000000" w:themeColor="text1"/>
+          <w:sz w:val="24"/>
+          <w:szCs w:val="24"/>
+        </w:rPr>
+        <w:t>ttdd33</w:t>
+      </w:r>
+      <w:r>
+        <w:rPr>
+          <w:rFonts w:ascii="Times New Roman" w:hAnsi="Times New Roman" w:cs="Times New Roman"/>
+          <w:color w:val="000000" w:themeColor="text1"/>
+          <w:sz w:val="24"/>
+          <w:szCs w:val="24"/>
+        </w:rPr>
+        <w:t xml:space="preserve"> – Deák </w:t>
+      </w:r>
+      <w:r>
+        <w:rPr>
+          <w:rFonts w:ascii="Times New Roman" w:hAnsi="Times New Roman" w:cs="Times New Roman"/>
+          <w:color w:val="000000" w:themeColor="text1"/>
+          <w:sz w:val="24"/>
+          <w:szCs w:val="24"/>
+        </w:rPr>
         <w:lastRenderedPageBreak/>
-        <w:t>Az OOJS menüpont alatt egy objektumorientált JavaScript alapú grafikus alkalmazás található, amely egy szerencsesüti működését jeleníti meg. A felhasználó a süteményre kattintva megnyithatja azt, ekkor egy véletlenszerű üzenet jelenik meg. Az alkalmazás ezt követően egy gomb segítségével újraindítható, így új szerencsesüti és új üzenet kérhető.</w:t>
+        <w:t>Dávid (</w:t>
+      </w:r>
+      <w:r>
+        <w:rPr>
+          <w:rFonts w:ascii="Times New Roman" w:hAnsi="Times New Roman" w:cs="Times New Roman"/>
+          <w:color w:val="000000" w:themeColor="text1"/>
+          <w:sz w:val="24"/>
+          <w:szCs w:val="24"/>
+        </w:rPr>
+        <w:t>OPFHRV)</w:t>
+      </w:r>
+      <w:r>
+        <w:rPr>
+          <w:rFonts w:ascii="Times New Roman" w:hAnsi="Times New Roman" w:cs="Times New Roman"/>
+          <w:color w:val="000000" w:themeColor="text1"/>
+          <w:sz w:val="24"/>
+          <w:szCs w:val="24"/>
+        </w:rPr>
+        <w:t xml:space="preserve">) </w:t>
+      </w:r>
+      <w:r>
+        <w:rPr>
+          <w:rFonts w:ascii="Times New Roman" w:hAnsi="Times New Roman" w:cs="Times New Roman"/>
+          <w:color w:val="000000" w:themeColor="text1"/>
+          <w:sz w:val="24"/>
+          <w:szCs w:val="24"/>
+        </w:rPr>
+        <w:t>részben mindkét csoporttag megjelenik, ami alátámasztja a közös munkavégzést.</w:t>
+      </w:r>
+    </w:p>
+    <w:p>
+      <w:pPr>
+        <w:spacing w:line="360" w:lineRule="auto"/>
+        <w:ind w:firstLine="360"/>
+        <w:jc w:val="both"/>
+        <w:rPr>
+          <w:rFonts w:ascii="Times New Roman" w:hAnsi="Times New Roman" w:cs="Times New Roman"/>
+          <w:color w:val="000000" w:themeColor="text1"/>
+          <w:sz w:val="24"/>
+          <w:szCs w:val="24"/>
+        </w:rPr>
+      </w:pPr>
+      <w:r>
+        <w:rPr>
+          <w:rFonts w:ascii="Times New Roman" w:hAnsi="Times New Roman" w:cs="Times New Roman"/>
+          <w:color w:val="000000" w:themeColor="text1"/>
+          <w:sz w:val="24"/>
+          <w:szCs w:val="24"/>
+        </w:rPr>
+        <w:t xml:space="preserve">A projekt során a GitHub </w:t>
+      </w:r>
+      <w:proofErr w:type="spellStart"/>
+      <w:r>
+        <w:rPr>
+          <w:rFonts w:ascii="Times New Roman" w:hAnsi="Times New Roman" w:cs="Times New Roman"/>
+          <w:color w:val="000000" w:themeColor="text1"/>
+          <w:sz w:val="24"/>
+          <w:szCs w:val="24"/>
+        </w:rPr>
+        <w:t>Desktop</w:t>
+      </w:r>
+      <w:proofErr w:type="spellEnd"/>
+      <w:r>
+        <w:rPr>
+          <w:rFonts w:ascii="Times New Roman" w:hAnsi="Times New Roman" w:cs="Times New Roman"/>
+          <w:color w:val="000000" w:themeColor="text1"/>
+          <w:sz w:val="24"/>
+          <w:szCs w:val="24"/>
+        </w:rPr>
+        <w:t xml:space="preserve"> használata mindkettőnk számára új tapasztalat volt, és pozitív meglepetésként ért minket, hogy mennyire hatékonyan támogatja a közös munkavégzést. Ennek köszönhetően nemcsak a beadandó feladatot tudtuk strukturáltan és átlátható módon megvalósítani, hanem jelentős tapasztalatot is szereztünk a verziókövetés és a csapatmunka gyakorlati alkalmazásában. Összességében a projekt egyik legnagyobb pozitív élménye éppen az volt, hogy megtanultuk, hogyan lehet egy közös fejlesztést hatékonyan megszervezni és lebonyolítani GitHub környezetben.</w:t>
       </w:r>
     </w:p>
     <w:p>
@@ -10726,7 +11723,7 @@
         </w:rPr>
         <w:t xml:space="preserve">: </w:t>
       </w:r>
-      <w:hyperlink r:id="rId22" w:history="1">
+      <w:hyperlink r:id="rId23" w:history="1">
         <w:r>
           <w:rPr>
             <w:rStyle w:val="Hiperhivatkozs"/>
@@ -10771,7 +11768,7 @@
         </w:rPr>
         <w:t xml:space="preserve"> mintaprojektek gyűjteménye: </w:t>
       </w:r>
-      <w:hyperlink r:id="rId23" w:history="1">
+      <w:hyperlink r:id="rId24" w:history="1">
         <w:r>
           <w:rPr>
             <w:rStyle w:val="Hiperhivatkozs"/>
@@ -10816,7 +11813,7 @@
         </w:rPr>
         <w:t xml:space="preserve"> a logó elkészítéséhez - </w:t>
       </w:r>
-      <w:hyperlink r:id="rId24" w:history="1">
+      <w:hyperlink r:id="rId25" w:history="1">
         <w:r>
           <w:rPr>
             <w:rStyle w:val="Hiperhivatkozs"/>
@@ -10861,7 +11858,7 @@
         </w:rPr>
         <w:t xml:space="preserve"> a színpaletta kiválasztásához - </w:t>
       </w:r>
-      <w:hyperlink r:id="rId25" w:history="1">
+      <w:hyperlink r:id="rId26" w:history="1">
         <w:r>
           <w:rPr>
             <w:rStyle w:val="Hiperhivatkozs"/>
@@ -10958,7 +11955,7 @@
         </w:rPr>
         <w:t xml:space="preserve"> </w:t>
       </w:r>
-      <w:hyperlink r:id="rId26" w:history="1">
+      <w:hyperlink r:id="rId27" w:history="1">
         <w:r>
           <w:rPr>
             <w:rStyle w:val="Hiperhivatkozs"/>
@@ -11428,7 +12425,7 @@
   <w:abstractNum w:abstractNumId="4" w15:restartNumberingAfterBreak="0">
     <w:nsid w:val="28C53F42"/>
     <w:multiLevelType w:val="hybridMultilevel"/>
-    <w:tmpl w:val="2840AAE2"/>
+    <w:tmpl w:val="C1FED4FA"/>
     <w:lvl w:ilvl="0" w:tplc="040E0001">
       <w:start w:val="1"/>
       <w:numFmt w:val="bullet"/>
@@ -11441,16 +12438,15 @@
         <w:rFonts w:ascii="Symbol" w:hAnsi="Symbol" w:hint="default"/>
       </w:rPr>
     </w:lvl>
-    <w:lvl w:ilvl="1" w:tplc="040E0003" w:tentative="1">
-      <w:start w:val="1"/>
+    <w:lvl w:ilvl="1" w:tplc="0B947FAE">
       <w:numFmt w:val="bullet"/>
-      <w:lvlText w:val="o"/>
+      <w:lvlText w:val="-"/>
       <w:lvlJc w:val="left"/>
       <w:pPr>
         <w:ind w:left="2148" w:hanging="360"/>
       </w:pPr>
       <w:rPr>
-        <w:rFonts w:ascii="Courier New" w:hAnsi="Courier New" w:cs="Courier New" w:hint="default"/>
+        <w:rFonts w:ascii="Times New Roman" w:eastAsiaTheme="minorHAnsi" w:hAnsi="Times New Roman" w:cs="Times New Roman" w:hint="default"/>
       </w:rPr>
     </w:lvl>
     <w:lvl w:ilvl="2" w:tplc="040E0005" w:tentative="1">
@@ -11653,9 +12649,9 @@
     </w:lvl>
   </w:abstractNum>
   <w:abstractNum w:abstractNumId="6" w15:restartNumberingAfterBreak="0">
-    <w:nsid w:val="54230612"/>
+    <w:nsid w:val="3E0F7FEA"/>
     <w:multiLevelType w:val="hybridMultilevel"/>
-    <w:tmpl w:val="3BA2FF60"/>
+    <w:tmpl w:val="021C2E7C"/>
     <w:lvl w:ilvl="0" w:tplc="040E0001">
       <w:start w:val="1"/>
       <w:numFmt w:val="bullet"/>
@@ -11766,6 +12762,119 @@
     </w:lvl>
   </w:abstractNum>
   <w:abstractNum w:abstractNumId="7" w15:restartNumberingAfterBreak="0">
+    <w:nsid w:val="54230612"/>
+    <w:multiLevelType w:val="hybridMultilevel"/>
+    <w:tmpl w:val="3BA2FF60"/>
+    <w:lvl w:ilvl="0" w:tplc="040E0001">
+      <w:start w:val="1"/>
+      <w:numFmt w:val="bullet"/>
+      <w:lvlText w:val=""/>
+      <w:lvlJc w:val="left"/>
+      <w:pPr>
+        <w:ind w:left="1428" w:hanging="360"/>
+      </w:pPr>
+      <w:rPr>
+        <w:rFonts w:ascii="Symbol" w:hAnsi="Symbol" w:hint="default"/>
+      </w:rPr>
+    </w:lvl>
+    <w:lvl w:ilvl="1" w:tplc="040E0003" w:tentative="1">
+      <w:start w:val="1"/>
+      <w:numFmt w:val="bullet"/>
+      <w:lvlText w:val="o"/>
+      <w:lvlJc w:val="left"/>
+      <w:pPr>
+        <w:ind w:left="2148" w:hanging="360"/>
+      </w:pPr>
+      <w:rPr>
+        <w:rFonts w:ascii="Courier New" w:hAnsi="Courier New" w:cs="Courier New" w:hint="default"/>
+      </w:rPr>
+    </w:lvl>
+    <w:lvl w:ilvl="2" w:tplc="040E0005" w:tentative="1">
+      <w:start w:val="1"/>
+      <w:numFmt w:val="bullet"/>
+      <w:lvlText w:val=""/>
+      <w:lvlJc w:val="left"/>
+      <w:pPr>
+        <w:ind w:left="2868" w:hanging="360"/>
+      </w:pPr>
+      <w:rPr>
+        <w:rFonts w:ascii="Wingdings" w:hAnsi="Wingdings" w:hint="default"/>
+      </w:rPr>
+    </w:lvl>
+    <w:lvl w:ilvl="3" w:tplc="040E0001" w:tentative="1">
+      <w:start w:val="1"/>
+      <w:numFmt w:val="bullet"/>
+      <w:lvlText w:val=""/>
+      <w:lvlJc w:val="left"/>
+      <w:pPr>
+        <w:ind w:left="3588" w:hanging="360"/>
+      </w:pPr>
+      <w:rPr>
+        <w:rFonts w:ascii="Symbol" w:hAnsi="Symbol" w:hint="default"/>
+      </w:rPr>
+    </w:lvl>
+    <w:lvl w:ilvl="4" w:tplc="040E0003" w:tentative="1">
+      <w:start w:val="1"/>
+      <w:numFmt w:val="bullet"/>
+      <w:lvlText w:val="o"/>
+      <w:lvlJc w:val="left"/>
+      <w:pPr>
+        <w:ind w:left="4308" w:hanging="360"/>
+      </w:pPr>
+      <w:rPr>
+        <w:rFonts w:ascii="Courier New" w:hAnsi="Courier New" w:cs="Courier New" w:hint="default"/>
+      </w:rPr>
+    </w:lvl>
+    <w:lvl w:ilvl="5" w:tplc="040E0005" w:tentative="1">
+      <w:start w:val="1"/>
+      <w:numFmt w:val="bullet"/>
+      <w:lvlText w:val=""/>
+      <w:lvlJc w:val="left"/>
+      <w:pPr>
+        <w:ind w:left="5028" w:hanging="360"/>
+      </w:pPr>
+      <w:rPr>
+        <w:rFonts w:ascii="Wingdings" w:hAnsi="Wingdings" w:hint="default"/>
+      </w:rPr>
+    </w:lvl>
+    <w:lvl w:ilvl="6" w:tplc="040E0001" w:tentative="1">
+      <w:start w:val="1"/>
+      <w:numFmt w:val="bullet"/>
+      <w:lvlText w:val=""/>
+      <w:lvlJc w:val="left"/>
+      <w:pPr>
+        <w:ind w:left="5748" w:hanging="360"/>
+      </w:pPr>
+      <w:rPr>
+        <w:rFonts w:ascii="Symbol" w:hAnsi="Symbol" w:hint="default"/>
+      </w:rPr>
+    </w:lvl>
+    <w:lvl w:ilvl="7" w:tplc="040E0003" w:tentative="1">
+      <w:start w:val="1"/>
+      <w:numFmt w:val="bullet"/>
+      <w:lvlText w:val="o"/>
+      <w:lvlJc w:val="left"/>
+      <w:pPr>
+        <w:ind w:left="6468" w:hanging="360"/>
+      </w:pPr>
+      <w:rPr>
+        <w:rFonts w:ascii="Courier New" w:hAnsi="Courier New" w:cs="Courier New" w:hint="default"/>
+      </w:rPr>
+    </w:lvl>
+    <w:lvl w:ilvl="8" w:tplc="040E0005" w:tentative="1">
+      <w:start w:val="1"/>
+      <w:numFmt w:val="bullet"/>
+      <w:lvlText w:val=""/>
+      <w:lvlJc w:val="left"/>
+      <w:pPr>
+        <w:ind w:left="7188" w:hanging="360"/>
+      </w:pPr>
+      <w:rPr>
+        <w:rFonts w:ascii="Wingdings" w:hAnsi="Wingdings" w:hint="default"/>
+      </w:rPr>
+    </w:lvl>
+  </w:abstractNum>
+  <w:abstractNum w:abstractNumId="8" w15:restartNumberingAfterBreak="0">
     <w:nsid w:val="61247E68"/>
     <w:multiLevelType w:val="hybridMultilevel"/>
     <w:tmpl w:val="5E6CB8DE"/>
@@ -11888,19 +12997,22 @@
     <w:abstractNumId w:val="5"/>
   </w:num>
   <w:num w:numId="4" w16cid:durableId="1509557945">
-    <w:abstractNumId w:val="6"/>
+    <w:abstractNumId w:val="7"/>
   </w:num>
   <w:num w:numId="5" w16cid:durableId="584384540">
     <w:abstractNumId w:val="2"/>
   </w:num>
   <w:num w:numId="6" w16cid:durableId="797189651">
-    <w:abstractNumId w:val="7"/>
+    <w:abstractNumId w:val="8"/>
   </w:num>
   <w:num w:numId="7" w16cid:durableId="254411717">
     <w:abstractNumId w:val="0"/>
   </w:num>
   <w:num w:numId="8" w16cid:durableId="996373597">
     <w:abstractNumId w:val="4"/>
+  </w:num>
+  <w:num w:numId="9" w16cid:durableId="1105341080">
+    <w:abstractNumId w:val="6"/>
   </w:num>
 </w:numbering>
 </file>

--- a/Web-programozás 1 – Előadás Beadandó.docx
+++ b/Web-programozás 1 – Előadás Beadandó.docx
@@ -1,6 +1,6 @@
 
 <file path=word/document.xml><?xml version="1.0" encoding="utf-8"?>
-<w:document xmlns:wpc="http://schemas.microsoft.com/office/word/2010/wordprocessingCanvas" xmlns:cx="http://schemas.microsoft.com/office/drawing/2014/chartex" xmlns:cx1="http://schemas.microsoft.com/office/drawing/2015/9/8/chartex" xmlns:cx2="http://schemas.microsoft.com/office/drawing/2015/10/21/chartex" xmlns:cx3="http://schemas.microsoft.com/office/drawing/2016/5/9/chartex" xmlns:cx4="http://schemas.microsoft.com/office/drawing/2016/5/10/chartex" xmlns:cx5="http://schemas.microsoft.com/office/drawing/2016/5/11/chartex" xmlns:cx6="http://schemas.microsoft.com/office/drawing/2016/5/12/chartex" xmlns:cx7="http://schemas.microsoft.com/office/drawing/2016/5/13/chartex" xmlns:cx8="http://schemas.microsoft.com/office/drawing/2016/5/14/chartex" xmlns:mc="http://schemas.openxmlformats.org/markup-compatibility/2006" xmlns:aink="http://schemas.microsoft.com/office/drawing/2016/ink" xmlns:am3d="http://schemas.microsoft.com/office/drawing/2017/model3d" xmlns:o="urn:schemas-microsoft-com:office:office" xmlns:oel="http://schemas.microsoft.com/office/2019/extlst" xmlns:r="http://schemas.openxmlformats.org/officeDocument/2006/relationships" xmlns:m="http://schemas.openxmlformats.org/officeDocument/2006/math" xmlns:v="urn:schemas-microsoft-com:vml" xmlns:wp14="http://schemas.microsoft.com/office/word/2010/wordprocessingDrawing" xmlns:wp="http://schemas.openxmlformats.org/drawingml/2006/wordprocessingDrawing" xmlns:w10="urn:schemas-microsoft-com:office:word" xmlns:w="http://schemas.openxmlformats.org/wordprocessingml/2006/main" xmlns:w14="http://schemas.microsoft.com/office/word/2010/wordml" xmlns:w15="http://schemas.microsoft.com/office/word/2012/wordml" xmlns:w16cex="http://schemas.microsoft.com/office/word/2018/wordml/cex" xmlns:w16cid="http://schemas.microsoft.com/office/word/2016/wordml/cid" xmlns:w16="http://schemas.microsoft.com/office/word/2018/wordml" xmlns:w16du="http://schemas.microsoft.com/office/word/2023/wordml/word16du" xmlns:w16sdtdh="http://schemas.microsoft.com/office/word/2020/wordml/sdtdatahash" xmlns:w16sdtfl="http://schemas.microsoft.com/office/word/2024/wordml/sdtformatlock" xmlns:w16se="http://schemas.microsoft.com/office/word/2015/wordml/symex" xmlns:wpg="http://schemas.microsoft.com/office/word/2010/wordprocessingGroup" xmlns:wpi="http://schemas.microsoft.com/office/word/2010/wordprocessingInk" xmlns:wne="http://schemas.microsoft.com/office/word/2006/wordml" xmlns:wps="http://schemas.microsoft.com/office/word/2010/wordprocessingShape" mc:Ignorable="w14 w15 w16se w16cid w16 w16cex w16sdtdh w16sdtfl w16du wp14">
+<w:document xmlns:wpc="http://schemas.microsoft.com/office/word/2010/wordprocessingCanvas" xmlns:mc="http://schemas.openxmlformats.org/markup-compatibility/2006" xmlns:o="urn:schemas-microsoft-com:office:office" xmlns:r="http://schemas.openxmlformats.org/officeDocument/2006/relationships" xmlns:m="http://schemas.openxmlformats.org/officeDocument/2006/math" xmlns:v="urn:schemas-microsoft-com:vml" xmlns:wp14="http://schemas.microsoft.com/office/word/2010/wordprocessingDrawing" xmlns:wp="http://schemas.openxmlformats.org/drawingml/2006/wordprocessingDrawing" xmlns:w10="urn:schemas-microsoft-com:office:word" xmlns:w="http://schemas.openxmlformats.org/wordprocessingml/2006/main" xmlns:w14="http://schemas.microsoft.com/office/word/2010/wordml" xmlns:w15="http://schemas.microsoft.com/office/word/2012/wordml" xmlns:wpg="http://schemas.microsoft.com/office/word/2010/wordprocessingGroup" xmlns:wpi="http://schemas.microsoft.com/office/word/2010/wordprocessingInk" xmlns:wne="http://schemas.microsoft.com/office/word/2006/wordml" xmlns:wps="http://schemas.microsoft.com/office/word/2010/wordprocessingShape" mc:Ignorable="w14 w15 wp14">
   <w:body>
     <w:p>
       <w:pPr>
@@ -2037,115 +2037,7 @@
           <w:sz w:val="24"/>
           <w:szCs w:val="24"/>
         </w:rPr>
-        <w:t xml:space="preserve">alkalmazás elkészítése volt, amelyben a hagyományos HTML–CSS alapokra építve </w:t>
-      </w:r>
-      <w:proofErr w:type="spellStart"/>
-      <w:r>
-        <w:rPr>
-          <w:rFonts w:ascii="Times New Roman" w:hAnsi="Times New Roman" w:cs="Times New Roman"/>
-          <w:sz w:val="24"/>
-          <w:szCs w:val="24"/>
-        </w:rPr>
-        <w:t>JavaScriptes</w:t>
-      </w:r>
-      <w:proofErr w:type="spellEnd"/>
-      <w:r>
-        <w:rPr>
-          <w:rFonts w:ascii="Times New Roman" w:hAnsi="Times New Roman" w:cs="Times New Roman"/>
-          <w:sz w:val="24"/>
-          <w:szCs w:val="24"/>
-        </w:rPr>
-        <w:t xml:space="preserve">, </w:t>
-      </w:r>
-      <w:proofErr w:type="spellStart"/>
-      <w:r>
-        <w:rPr>
-          <w:rFonts w:ascii="Times New Roman" w:hAnsi="Times New Roman" w:cs="Times New Roman"/>
-          <w:sz w:val="24"/>
-          <w:szCs w:val="24"/>
-        </w:rPr>
-        <w:t>Reactes</w:t>
-      </w:r>
-      <w:proofErr w:type="spellEnd"/>
-      <w:r>
-        <w:rPr>
-          <w:rFonts w:ascii="Times New Roman" w:hAnsi="Times New Roman" w:cs="Times New Roman"/>
-          <w:sz w:val="24"/>
-          <w:szCs w:val="24"/>
-        </w:rPr>
-        <w:t xml:space="preserve">, </w:t>
-      </w:r>
-      <w:proofErr w:type="spellStart"/>
-      <w:r>
-        <w:rPr>
-          <w:rFonts w:ascii="Times New Roman" w:hAnsi="Times New Roman" w:cs="Times New Roman"/>
-          <w:sz w:val="24"/>
-          <w:szCs w:val="24"/>
-        </w:rPr>
-        <w:t>Fetch</w:t>
-      </w:r>
-      <w:proofErr w:type="spellEnd"/>
-      <w:r>
-        <w:rPr>
-          <w:rFonts w:ascii="Times New Roman" w:hAnsi="Times New Roman" w:cs="Times New Roman"/>
-          <w:sz w:val="24"/>
-          <w:szCs w:val="24"/>
-        </w:rPr>
-        <w:t xml:space="preserve"> API-s és </w:t>
-      </w:r>
-      <w:proofErr w:type="spellStart"/>
-      <w:r>
-        <w:rPr>
-          <w:rFonts w:ascii="Times New Roman" w:hAnsi="Times New Roman" w:cs="Times New Roman"/>
-          <w:sz w:val="24"/>
-          <w:szCs w:val="24"/>
-        </w:rPr>
-        <w:t>Axiosos</w:t>
-      </w:r>
-      <w:proofErr w:type="spellEnd"/>
-      <w:r>
-        <w:rPr>
-          <w:rFonts w:ascii="Times New Roman" w:hAnsi="Times New Roman" w:cs="Times New Roman"/>
-          <w:sz w:val="24"/>
-          <w:szCs w:val="24"/>
-        </w:rPr>
-        <w:t xml:space="preserve"> megoldásokat is alkalmaznunk kellett. A projektet </w:t>
-      </w:r>
-      <w:proofErr w:type="spellStart"/>
-      <w:r>
-        <w:rPr>
-          <w:rFonts w:ascii="Times New Roman" w:hAnsi="Times New Roman" w:cs="Times New Roman"/>
-          <w:sz w:val="24"/>
-          <w:szCs w:val="24"/>
-        </w:rPr>
-        <w:t>kétfős</w:t>
-      </w:r>
-      <w:proofErr w:type="spellEnd"/>
-      <w:r>
-        <w:rPr>
-          <w:rFonts w:ascii="Times New Roman" w:hAnsi="Times New Roman" w:cs="Times New Roman"/>
-          <w:sz w:val="24"/>
-          <w:szCs w:val="24"/>
-        </w:rPr>
-        <w:t xml:space="preserve"> csoportban valósítottuk meg, ezért már a munka kezdetén fontos szempont volt a feladatok összehangolása, a közös munka megszervezése, valamint a fejlesztési folyamat átlátható dokumentálása. A közös fejlesztéshez a GitHubot és a GitHub </w:t>
-      </w:r>
-      <w:proofErr w:type="spellStart"/>
-      <w:r>
-        <w:rPr>
-          <w:rFonts w:ascii="Times New Roman" w:hAnsi="Times New Roman" w:cs="Times New Roman"/>
-          <w:sz w:val="24"/>
-          <w:szCs w:val="24"/>
-        </w:rPr>
-        <w:t>Desktop</w:t>
-      </w:r>
-      <w:proofErr w:type="spellEnd"/>
-      <w:r>
-        <w:rPr>
-          <w:rFonts w:ascii="Times New Roman" w:hAnsi="Times New Roman" w:cs="Times New Roman"/>
-          <w:sz w:val="24"/>
-          <w:szCs w:val="24"/>
-        </w:rPr>
-        <w:t xml:space="preserve"> alkalmazást használtuk, amely jelentősen megkönnyítette a verziókövetést és a párhuzamos munkavégzést. Mivel a beadandóhoz adatbázist is kellett választani, a fejlesztés megkezdése előtt áttekintettük a megadott adatbázis-forrásokat, és végül a </w:t>
+        <w:t xml:space="preserve">alkalmazás elkészítése volt, amelyben a hagyományos HTML–CSS alapokra építve JavaScriptes, Reactes, Fetch API-s és Axiosos megoldásokat is alkalmaznunk kellett. A projektet kétfős csoportban valósítottuk meg, ezért már a munka kezdetén fontos szempont volt a feladatok összehangolása, a közös munka megszervezése, valamint a fejlesztési folyamat átlátható dokumentálása. A közös fejlesztéshez a GitHubot és a GitHub Desktop alkalmazást használtuk, amely jelentősen megkönnyítette a verziókövetést és a párhuzamos munkavégzést. Mivel a beadandóhoz adatbázist is kellett választani, a fejlesztés megkezdése előtt áttekintettük a megadott adatbázis-forrásokat, és végül a </w:t>
       </w:r>
       <w:r>
         <w:rPr>
@@ -2217,25 +2109,7 @@
           <w:sz w:val="24"/>
           <w:szCs w:val="24"/>
         </w:rPr>
-        <w:t xml:space="preserve">a kiadott feladatok technikai megvalósítása legyen, amelyet a megadott "Web-programozás-1-Előadás" </w:t>
-      </w:r>
-      <w:proofErr w:type="spellStart"/>
-      <w:r>
-        <w:rPr>
-          <w:rFonts w:ascii="Times New Roman" w:hAnsi="Times New Roman" w:cs="Times New Roman"/>
-          <w:sz w:val="24"/>
-          <w:szCs w:val="24"/>
-        </w:rPr>
-        <w:t>pdf-ben</w:t>
-      </w:r>
-      <w:proofErr w:type="spellEnd"/>
-      <w:r>
-        <w:rPr>
-          <w:rFonts w:ascii="Times New Roman" w:hAnsi="Times New Roman" w:cs="Times New Roman"/>
-          <w:sz w:val="24"/>
-          <w:szCs w:val="24"/>
-        </w:rPr>
-        <w:t xml:space="preserve"> bemutatott </w:t>
+        <w:t xml:space="preserve">a kiadott feladatok technikai megvalósítása legyen, amelyet a megadott "Web-programozás-1-Előadás" pdf-ben bemutatott </w:t>
       </w:r>
       <w:r>
         <w:rPr>
@@ -2429,16 +2303,7 @@
           <w:sz w:val="24"/>
           <w:szCs w:val="24"/>
         </w:rPr>
-        <w:t xml:space="preserve"> a regisztrációt elvégeznie. Ezután létrehoztuk a projekt számára a „</w:t>
-      </w:r>
-      <w:proofErr w:type="spellStart"/>
-      <w:r>
-        <w:rPr>
-          <w:rFonts w:ascii="Times New Roman" w:hAnsi="Times New Roman" w:cs="Times New Roman"/>
-          <w:sz w:val="24"/>
-          <w:szCs w:val="24"/>
-        </w:rPr>
-        <w:t>webprog-</w:t>
+        <w:t xml:space="preserve"> a regisztrációt elvégeznie. Ezután létrehoztuk a projekt számára a „webprog-</w:t>
       </w:r>
       <w:r>
         <w:rPr>
@@ -2447,34 +2312,7 @@
           <w:szCs w:val="24"/>
         </w:rPr>
         <w:lastRenderedPageBreak/>
-        <w:t>beadando</w:t>
-      </w:r>
-      <w:proofErr w:type="spellEnd"/>
-      <w:r>
-        <w:rPr>
-          <w:rFonts w:ascii="Times New Roman" w:hAnsi="Times New Roman" w:cs="Times New Roman"/>
-          <w:sz w:val="24"/>
-          <w:szCs w:val="24"/>
-        </w:rPr>
-        <w:t xml:space="preserve">” nevű nyilvános </w:t>
-      </w:r>
-      <w:proofErr w:type="spellStart"/>
-      <w:r>
-        <w:rPr>
-          <w:rFonts w:ascii="Times New Roman" w:hAnsi="Times New Roman" w:cs="Times New Roman"/>
-          <w:sz w:val="24"/>
-          <w:szCs w:val="24"/>
-        </w:rPr>
-        <w:t>repository</w:t>
-      </w:r>
-      <w:proofErr w:type="spellEnd"/>
-      <w:r>
-        <w:rPr>
-          <w:rFonts w:ascii="Times New Roman" w:hAnsi="Times New Roman" w:cs="Times New Roman"/>
-          <w:sz w:val="24"/>
-          <w:szCs w:val="24"/>
-        </w:rPr>
-        <w:t xml:space="preserve">-t, amely a teljes fejlesztési folyamat központi helyszíne lett. </w:t>
+        <w:t xml:space="preserve">beadando” nevű nyilvános repository-t, amely a teljes fejlesztési folyamat központi helyszíne lett. </w:t>
       </w:r>
     </w:p>
     <w:p>
@@ -2494,25 +2332,7 @@
           <w:sz w:val="24"/>
           <w:szCs w:val="24"/>
         </w:rPr>
-        <w:t xml:space="preserve">Már a kezdetektől fontosnak tartottuk, hogy a projekt ne egyetlen nagy feltöltésből álljon, hanem több, egymást követő állapotban kerüljön fel a GitHubra, mivel a feladat értékelésének része volt a verziókövető rendszer tudatos használata is. Mindketten telepítettük a GitHub </w:t>
-      </w:r>
-      <w:proofErr w:type="spellStart"/>
-      <w:r>
-        <w:rPr>
-          <w:rFonts w:ascii="Times New Roman" w:hAnsi="Times New Roman" w:cs="Times New Roman"/>
-          <w:sz w:val="24"/>
-          <w:szCs w:val="24"/>
-        </w:rPr>
-        <w:t>Desktop</w:t>
-      </w:r>
-      <w:proofErr w:type="spellEnd"/>
-      <w:r>
-        <w:rPr>
-          <w:rFonts w:ascii="Times New Roman" w:hAnsi="Times New Roman" w:cs="Times New Roman"/>
-          <w:sz w:val="24"/>
-          <w:szCs w:val="24"/>
-        </w:rPr>
-        <w:t xml:space="preserve"> alkalmazást, mert ez </w:t>
+        <w:t xml:space="preserve">Már a kezdetektől fontosnak tartottuk, hogy a projekt ne egyetlen nagy feltöltésből álljon, hanem több, egymást követő állapotban kerüljön fel a GitHubra, mivel a feladat értékelésének része volt a verziókövető rendszer tudatos használata is. Mindketten telepítettük a GitHub Desktop alkalmazást, mert ez </w:t>
       </w:r>
       <w:r>
         <w:rPr>
@@ -2528,25 +2348,7 @@
           <w:sz w:val="24"/>
           <w:szCs w:val="24"/>
         </w:rPr>
-        <w:t xml:space="preserve">leegyszerűsítette a közös munkát, a </w:t>
-      </w:r>
-      <w:proofErr w:type="spellStart"/>
-      <w:r>
-        <w:rPr>
-          <w:rFonts w:ascii="Times New Roman" w:hAnsi="Times New Roman" w:cs="Times New Roman"/>
-          <w:sz w:val="24"/>
-          <w:szCs w:val="24"/>
-        </w:rPr>
-        <w:t>commitok</w:t>
-      </w:r>
-      <w:proofErr w:type="spellEnd"/>
-      <w:r>
-        <w:rPr>
-          <w:rFonts w:ascii="Times New Roman" w:hAnsi="Times New Roman" w:cs="Times New Roman"/>
-          <w:sz w:val="24"/>
-          <w:szCs w:val="24"/>
-        </w:rPr>
-        <w:t xml:space="preserve"> kezelését, a változások áttekintését és az egyes részfeladatok elkülönítését. </w:t>
+        <w:t xml:space="preserve">leegyszerűsítette a közös munkát, a commitok kezelését, a változások áttekintését és az egyes részfeladatok elkülönítését. </w:t>
       </w:r>
     </w:p>
     <w:p>
@@ -2922,25 +2724,7 @@
           <w:sz w:val="24"/>
           <w:szCs w:val="24"/>
         </w:rPr>
-        <w:t xml:space="preserve">Láblécbe beírtuk a készítők nevét és </w:t>
-      </w:r>
-      <w:proofErr w:type="spellStart"/>
-      <w:r>
-        <w:rPr>
-          <w:rFonts w:ascii="Times New Roman" w:hAnsi="Times New Roman" w:cs="Times New Roman"/>
-          <w:sz w:val="24"/>
-          <w:szCs w:val="24"/>
-        </w:rPr>
-        <w:t>Neptun</w:t>
-      </w:r>
-      <w:proofErr w:type="spellEnd"/>
-      <w:r>
-        <w:rPr>
-          <w:rFonts w:ascii="Times New Roman" w:hAnsi="Times New Roman" w:cs="Times New Roman"/>
-          <w:sz w:val="24"/>
-          <w:szCs w:val="24"/>
-        </w:rPr>
-        <w:t xml:space="preserve"> kódját:</w:t>
+        <w:t>Láblécbe beírtuk a készítők nevét és Neptun kódját:</w:t>
       </w:r>
     </w:p>
     <w:p>
@@ -2960,25 +2744,7 @@
           <w:sz w:val="24"/>
           <w:szCs w:val="24"/>
         </w:rPr>
-        <w:t>&lt;</w:t>
-      </w:r>
-      <w:proofErr w:type="spellStart"/>
-      <w:r>
-        <w:rPr>
-          <w:rFonts w:ascii="Times New Roman" w:hAnsi="Times New Roman" w:cs="Times New Roman"/>
-          <w:sz w:val="24"/>
-          <w:szCs w:val="24"/>
-        </w:rPr>
-        <w:t>footer</w:t>
-      </w:r>
-      <w:proofErr w:type="spellEnd"/>
-      <w:r>
-        <w:rPr>
-          <w:rFonts w:ascii="Times New Roman" w:hAnsi="Times New Roman" w:cs="Times New Roman"/>
-          <w:sz w:val="24"/>
-          <w:szCs w:val="24"/>
-        </w:rPr>
-        <w:t>&gt;</w:t>
+        <w:t>&lt;footer&gt;</w:t>
       </w:r>
     </w:p>
     <w:p>
@@ -3318,25 +3084,7 @@
           <w:sz w:val="24"/>
           <w:szCs w:val="24"/>
         </w:rPr>
-        <w:t xml:space="preserve"> már megfelelően működött, visszatértünk a főoldalhoz, és ekkor kezdtük el annak tényleges vizuális és tartalmi kiteljesítését. Ebben a szakaszban készült el a cukrászda logója is, amely a weboldal </w:t>
-      </w:r>
-      <w:proofErr w:type="spellStart"/>
-      <w:r>
-        <w:rPr>
-          <w:rFonts w:ascii="Times New Roman" w:hAnsi="Times New Roman" w:cs="Times New Roman"/>
-          <w:sz w:val="24"/>
-          <w:szCs w:val="24"/>
-        </w:rPr>
-        <w:t>arculatának</w:t>
-      </w:r>
-      <w:proofErr w:type="spellEnd"/>
-      <w:r>
-        <w:rPr>
-          <w:rFonts w:ascii="Times New Roman" w:hAnsi="Times New Roman" w:cs="Times New Roman"/>
-          <w:sz w:val="24"/>
-          <w:szCs w:val="24"/>
-        </w:rPr>
-        <w:t xml:space="preserve"> egyik meghatározó elemévé vált. A logó megtervezéséhez a</w:t>
+        <w:t xml:space="preserve"> már megfelelően működött, visszatértünk a főoldalhoz, és ekkor kezdtük el annak tényleges vizuális és tartalmi kiteljesítését. Ebben a szakaszban készült el a cukrászda logója is, amely a weboldal arculatának egyik meghatározó elemévé vált. A logó megtervezéséhez a</w:t>
       </w:r>
       <w:r>
         <w:rPr>
@@ -3679,27 +3427,14 @@
                                 <w:szCs w:val="22"/>
                               </w:rPr>
                             </w:pPr>
-                            <w:r>
-                              <w:fldChar w:fldCharType="begin"/>
-                            </w:r>
-                            <w:r>
-                              <w:instrText xml:space="preserve"> SEQ ábra \* ARABIC </w:instrText>
-                            </w:r>
-                            <w:r>
-                              <w:fldChar w:fldCharType="separate"/>
-                            </w:r>
-                            <w:r>
-                              <w:rPr>
-                                <w:noProof/>
-                              </w:rPr>
-                              <w:t>1</w:t>
-                            </w:r>
-                            <w:r>
-                              <w:rPr>
-                                <w:noProof/>
-                              </w:rPr>
-                              <w:fldChar w:fldCharType="end"/>
-                            </w:r>
+                            <w:fldSimple w:instr=" SEQ ábra \* ARABIC ">
+                              <w:r>
+                                <w:rPr>
+                                  <w:noProof/>
+                                </w:rPr>
+                                <w:t>1</w:t>
+                              </w:r>
+                            </w:fldSimple>
                             <w:r>
                               <w:t>. ábra Logó elhelyezése</w:t>
                             </w:r>
@@ -3718,7 +3453,7 @@
               </wp:anchor>
             </w:drawing>
           </mc:Choice>
-          <mc:Fallback>
+          <mc:Fallback xmlns:w16se="http://schemas.microsoft.com/office/word/2015/wordml/symex" xmlns:w16sdtfl="http://schemas.microsoft.com/office/word/2024/wordml/sdtformatlock" xmlns:w16sdtdh="http://schemas.microsoft.com/office/word/2020/wordml/sdtdatahash" xmlns:w16du="http://schemas.microsoft.com/office/word/2023/wordml/word16du" xmlns:w16="http://schemas.microsoft.com/office/word/2018/wordml" xmlns:w16cid="http://schemas.microsoft.com/office/word/2016/wordml/cid" xmlns:w16cex="http://schemas.microsoft.com/office/word/2018/wordml/cex" xmlns:oel="http://schemas.microsoft.com/office/2019/extlst" xmlns:am3d="http://schemas.microsoft.com/office/drawing/2017/model3d" xmlns:aink="http://schemas.microsoft.com/office/drawing/2016/ink" xmlns:cx8="http://schemas.microsoft.com/office/drawing/2016/5/14/chartex" xmlns:cx7="http://schemas.microsoft.com/office/drawing/2016/5/13/chartex" xmlns:cx6="http://schemas.microsoft.com/office/drawing/2016/5/12/chartex" xmlns:cx5="http://schemas.microsoft.com/office/drawing/2016/5/11/chartex" xmlns:cx4="http://schemas.microsoft.com/office/drawing/2016/5/10/chartex" xmlns:cx3="http://schemas.microsoft.com/office/drawing/2016/5/9/chartex" xmlns:cx2="http://schemas.microsoft.com/office/drawing/2015/10/21/chartex" xmlns:cx1="http://schemas.microsoft.com/office/drawing/2015/9/8/chartex" xmlns:cx="http://schemas.microsoft.com/office/drawing/2014/chartex">
             <w:pict>
               <v:shapetype w14:anchorId="5B14A4B2" id="_x0000_t202" coordsize="21600,21600" o:spt="202" path="m,l,21600r21600,l21600,xe">
                 <v:stroke joinstyle="miter"/>
@@ -3870,7 +3605,7 @@
               </wp:anchor>
             </w:drawing>
           </mc:Choice>
-          <mc:Fallback>
+          <mc:Fallback xmlns:w16se="http://schemas.microsoft.com/office/word/2015/wordml/symex" xmlns:w16sdtfl="http://schemas.microsoft.com/office/word/2024/wordml/sdtformatlock" xmlns:w16sdtdh="http://schemas.microsoft.com/office/word/2020/wordml/sdtdatahash" xmlns:w16du="http://schemas.microsoft.com/office/word/2023/wordml/word16du" xmlns:w16="http://schemas.microsoft.com/office/word/2018/wordml" xmlns:w16cid="http://schemas.microsoft.com/office/word/2016/wordml/cid" xmlns:w16cex="http://schemas.microsoft.com/office/word/2018/wordml/cex" xmlns:oel="http://schemas.microsoft.com/office/2019/extlst" xmlns:am3d="http://schemas.microsoft.com/office/drawing/2017/model3d" xmlns:aink="http://schemas.microsoft.com/office/drawing/2016/ink" xmlns:cx8="http://schemas.microsoft.com/office/drawing/2016/5/14/chartex" xmlns:cx7="http://schemas.microsoft.com/office/drawing/2016/5/13/chartex" xmlns:cx6="http://schemas.microsoft.com/office/drawing/2016/5/12/chartex" xmlns:cx5="http://schemas.microsoft.com/office/drawing/2016/5/11/chartex" xmlns:cx4="http://schemas.microsoft.com/office/drawing/2016/5/10/chartex" xmlns:cx3="http://schemas.microsoft.com/office/drawing/2016/5/9/chartex" xmlns:cx2="http://schemas.microsoft.com/office/drawing/2015/10/21/chartex" xmlns:cx1="http://schemas.microsoft.com/office/drawing/2015/9/8/chartex" xmlns:cx="http://schemas.microsoft.com/office/drawing/2014/chartex">
             <w:pict>
               <v:shape w14:anchorId="1E853F09" id="_x0000_s1027" type="#_x0000_t202" style="position:absolute;left:0;text-align:left;margin-left:270.9pt;margin-top:143.65pt;width:169.5pt;height:.05pt;z-index:251663360;visibility:visible;mso-wrap-style:square;mso-wrap-distance-left:9pt;mso-wrap-distance-top:0;mso-wrap-distance-right:9pt;mso-wrap-distance-bottom:0;mso-position-horizontal:absolute;mso-position-horizontal-relative:text;mso-position-vertical:absolute;mso-position-vertical-relative:text;v-text-anchor:top" o:gfxdata="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" stroked="f">
                 <v:textbox style="mso-fit-shape-to-text:t" inset="0,0,0,0">
@@ -3965,16 +3700,7 @@
           <w:sz w:val="24"/>
           <w:szCs w:val="24"/>
         </w:rPr>
-        <w:t xml:space="preserve"> kezdtük el az index oldal tényleges tartalmi feltöltését. A főoldalt négy különálló, jól áttekinthető tartalmi egységre osztottuk, amelyek H2-es címsorral jelentek meg. Ezek </w:t>
-      </w:r>
-      <w:proofErr w:type="gramStart"/>
-      <w:r>
-        <w:rPr>
-          <w:rFonts w:ascii="Times New Roman" w:hAnsi="Times New Roman" w:cs="Times New Roman"/>
-          <w:sz w:val="24"/>
-          <w:szCs w:val="24"/>
-        </w:rPr>
-        <w:t xml:space="preserve">a </w:t>
+        <w:t xml:space="preserve"> kezdtük el az index oldal tényleges tartalmi feltöltését. A főoldalt négy különálló, jól áttekinthető tartalmi egységre osztottuk, amelyek H2-es címsorral jelentek meg. Ezek a </w:t>
       </w:r>
       <w:r>
         <w:rPr>
@@ -3984,7 +3710,6 @@
         </w:rPr>
         <w:t>:</w:t>
       </w:r>
-      <w:proofErr w:type="gramEnd"/>
     </w:p>
     <w:p>
       <w:pPr>
@@ -4278,61 +4003,7 @@
           <w:sz w:val="24"/>
           <w:szCs w:val="24"/>
         </w:rPr>
-        <w:t xml:space="preserve">"Web-programozás-1-Előadás" </w:t>
-      </w:r>
-      <w:proofErr w:type="spellStart"/>
-      <w:r>
-        <w:rPr>
-          <w:rFonts w:ascii="Times New Roman" w:hAnsi="Times New Roman" w:cs="Times New Roman"/>
-          <w:sz w:val="24"/>
-          <w:szCs w:val="24"/>
-        </w:rPr>
-        <w:t>pdf-ben</w:t>
-      </w:r>
-      <w:proofErr w:type="spellEnd"/>
-      <w:r>
-        <w:rPr>
-          <w:rFonts w:ascii="Times New Roman" w:hAnsi="Times New Roman" w:cs="Times New Roman"/>
-          <w:sz w:val="24"/>
-          <w:szCs w:val="24"/>
-        </w:rPr>
-        <w:t xml:space="preserve"> található "CRUD alkalmazás – tömbbel - Oldal frissítésekor újraindul az alkalmazás =&gt; AJAX-</w:t>
-      </w:r>
-      <w:proofErr w:type="spellStart"/>
-      <w:r>
-        <w:rPr>
-          <w:rFonts w:ascii="Times New Roman" w:hAnsi="Times New Roman" w:cs="Times New Roman"/>
-          <w:sz w:val="24"/>
-          <w:szCs w:val="24"/>
-        </w:rPr>
-        <w:t>Fetch</w:t>
-      </w:r>
-      <w:proofErr w:type="spellEnd"/>
-      <w:r>
-        <w:rPr>
-          <w:rFonts w:ascii="Times New Roman" w:hAnsi="Times New Roman" w:cs="Times New Roman"/>
-          <w:sz w:val="24"/>
-          <w:szCs w:val="24"/>
-        </w:rPr>
-        <w:t xml:space="preserve"> API ezt majd megoldja" címszó alatt található JavaScript CRUD </w:t>
-      </w:r>
-      <w:proofErr w:type="spellStart"/>
-      <w:r>
-        <w:rPr>
-          <w:rFonts w:ascii="Times New Roman" w:hAnsi="Times New Roman" w:cs="Times New Roman"/>
-          <w:sz w:val="24"/>
-          <w:szCs w:val="24"/>
-        </w:rPr>
-        <w:t>example</w:t>
-      </w:r>
-      <w:proofErr w:type="spellEnd"/>
-      <w:r>
-        <w:rPr>
-          <w:rFonts w:ascii="Times New Roman" w:hAnsi="Times New Roman" w:cs="Times New Roman"/>
-          <w:sz w:val="24"/>
-          <w:szCs w:val="24"/>
-        </w:rPr>
-        <w:t xml:space="preserve"> részt vettük alapul és ezen anyagot használtuk fel</w:t>
+        <w:t>"Web-programozás-1-Előadás" pdf-ben található "CRUD alkalmazás – tömbbel - Oldal frissítésekor újraindul az alkalmazás =&gt; AJAX-Fetch API ezt majd megoldja" címszó alatt található JavaScript CRUD example részt vettük alapul és ezen anyagot használtuk fel</w:t>
       </w:r>
       <w:r>
         <w:rPr>
@@ -4457,33 +4128,8 @@
           <w:rFonts w:ascii="Times New Roman" w:hAnsi="Times New Roman" w:cs="Times New Roman"/>
           <w:color w:val="auto"/>
         </w:rPr>
-        <w:t xml:space="preserve">. ábra: </w:t>
-      </w:r>
-      <w:proofErr w:type="spellStart"/>
-      <w:r>
-        <w:rPr>
-          <w:rFonts w:ascii="Times New Roman" w:hAnsi="Times New Roman" w:cs="Times New Roman"/>
-          <w:color w:val="auto"/>
-        </w:rPr>
-        <w:t>Javascript</w:t>
-      </w:r>
-      <w:proofErr w:type="spellEnd"/>
-      <w:r>
-        <w:rPr>
-          <w:rFonts w:ascii="Times New Roman" w:hAnsi="Times New Roman" w:cs="Times New Roman"/>
-          <w:color w:val="auto"/>
-        </w:rPr>
-        <w:t xml:space="preserve"> </w:t>
-      </w:r>
-      <w:proofErr w:type="spellStart"/>
-      <w:r>
-        <w:rPr>
-          <w:rFonts w:ascii="Times New Roman" w:hAnsi="Times New Roman" w:cs="Times New Roman"/>
-          <w:color w:val="auto"/>
-        </w:rPr>
-        <w:t>example</w:t>
-      </w:r>
-      <w:proofErr w:type="spellEnd"/>
+        <w:t>. ábra: Javascript example</w:t>
+      </w:r>
     </w:p>
     <w:p>
       <w:pPr>
@@ -4538,42 +4184,7 @@
           <w:szCs w:val="24"/>
         </w:rPr>
         <w:tab/>
-      </w:r>
-      <w:proofErr w:type="spellStart"/>
-      <w:r>
-        <w:rPr>
-          <w:rFonts w:ascii="Times New Roman" w:hAnsi="Times New Roman" w:cs="Times New Roman"/>
-          <w:sz w:val="24"/>
-          <w:szCs w:val="24"/>
-        </w:rPr>
-        <w:t>Full</w:t>
-      </w:r>
-      <w:proofErr w:type="spellEnd"/>
-      <w:r>
-        <w:rPr>
-          <w:rFonts w:ascii="Times New Roman" w:hAnsi="Times New Roman" w:cs="Times New Roman"/>
-          <w:sz w:val="24"/>
-          <w:szCs w:val="24"/>
-        </w:rPr>
-        <w:t xml:space="preserve"> </w:t>
-      </w:r>
-      <w:proofErr w:type="spellStart"/>
-      <w:r>
-        <w:rPr>
-          <w:rFonts w:ascii="Times New Roman" w:hAnsi="Times New Roman" w:cs="Times New Roman"/>
-          <w:sz w:val="24"/>
-          <w:szCs w:val="24"/>
-        </w:rPr>
-        <w:t>Name</w:t>
-      </w:r>
-      <w:proofErr w:type="spellEnd"/>
-      <w:r>
-        <w:rPr>
-          <w:rFonts w:ascii="Times New Roman" w:hAnsi="Times New Roman" w:cs="Times New Roman"/>
-          <w:sz w:val="24"/>
-          <w:szCs w:val="24"/>
-        </w:rPr>
-        <w:t xml:space="preserve"> </w:t>
+        <w:t xml:space="preserve">Full Name </w:t>
       </w:r>
       <w:r>
         <w:rPr>
@@ -4589,25 +4200,7 @@
           <w:sz w:val="24"/>
           <w:szCs w:val="24"/>
         </w:rPr>
-        <w:t xml:space="preserve"> </w:t>
-      </w:r>
-      <w:proofErr w:type="spellStart"/>
-      <w:r>
-        <w:rPr>
-          <w:rFonts w:ascii="Times New Roman" w:hAnsi="Times New Roman" w:cs="Times New Roman"/>
-          <w:sz w:val="24"/>
-          <w:szCs w:val="24"/>
-        </w:rPr>
-        <w:t>Id</w:t>
-      </w:r>
-      <w:proofErr w:type="spellEnd"/>
-      <w:r>
-        <w:rPr>
-          <w:rFonts w:ascii="Times New Roman" w:hAnsi="Times New Roman" w:cs="Times New Roman"/>
-          <w:sz w:val="24"/>
-          <w:szCs w:val="24"/>
-        </w:rPr>
-        <w:t>*</w:t>
+        <w:t xml:space="preserve"> Id*</w:t>
       </w:r>
     </w:p>
     <w:p>
@@ -4681,24 +4274,7 @@
           <w:szCs w:val="24"/>
         </w:rPr>
         <w:tab/>
-      </w:r>
-      <w:proofErr w:type="spellStart"/>
-      <w:r>
-        <w:rPr>
-          <w:rFonts w:ascii="Times New Roman" w:hAnsi="Times New Roman" w:cs="Times New Roman"/>
-          <w:sz w:val="24"/>
-          <w:szCs w:val="24"/>
-        </w:rPr>
-        <w:t>Salary</w:t>
-      </w:r>
-      <w:proofErr w:type="spellEnd"/>
-      <w:r>
-        <w:rPr>
-          <w:rFonts w:ascii="Times New Roman" w:hAnsi="Times New Roman" w:cs="Times New Roman"/>
-          <w:sz w:val="24"/>
-          <w:szCs w:val="24"/>
-        </w:rPr>
-        <w:t xml:space="preserve"> </w:t>
+        <w:t xml:space="preserve">Salary </w:t>
       </w:r>
       <w:r>
         <w:rPr>
@@ -4788,24 +4364,7 @@
           <w:szCs w:val="24"/>
         </w:rPr>
         <w:tab/>
-      </w:r>
-      <w:proofErr w:type="spellStart"/>
-      <w:r>
-        <w:rPr>
-          <w:rFonts w:ascii="Times New Roman" w:hAnsi="Times New Roman" w:cs="Times New Roman"/>
-          <w:sz w:val="24"/>
-          <w:szCs w:val="24"/>
-        </w:rPr>
-        <w:t>Submit</w:t>
-      </w:r>
-      <w:proofErr w:type="spellEnd"/>
-      <w:r>
-        <w:rPr>
-          <w:rFonts w:ascii="Times New Roman" w:hAnsi="Times New Roman" w:cs="Times New Roman"/>
-          <w:sz w:val="24"/>
-          <w:szCs w:val="24"/>
-        </w:rPr>
-        <w:t xml:space="preserve"> </w:t>
+        <w:t xml:space="preserve">Submit </w:t>
       </w:r>
       <w:r>
         <w:rPr>
@@ -4840,97 +4399,7 @@
           <w:sz w:val="24"/>
           <w:szCs w:val="24"/>
         </w:rPr>
-        <w:t xml:space="preserve">Az eredeti </w:t>
-      </w:r>
-      <w:proofErr w:type="spellStart"/>
-      <w:r>
-        <w:rPr>
-          <w:rFonts w:ascii="Times New Roman" w:hAnsi="Times New Roman" w:cs="Times New Roman"/>
-          <w:sz w:val="24"/>
-          <w:szCs w:val="24"/>
-        </w:rPr>
-        <w:t>employee-form</w:t>
-      </w:r>
-      <w:proofErr w:type="spellEnd"/>
-      <w:r>
-        <w:rPr>
-          <w:rFonts w:ascii="Times New Roman" w:hAnsi="Times New Roman" w:cs="Times New Roman"/>
-          <w:sz w:val="24"/>
-          <w:szCs w:val="24"/>
-        </w:rPr>
-        <w:t xml:space="preserve"> elnevezést szintén lecseréltük, és a saját alkalmazásunkban suti-</w:t>
-      </w:r>
-      <w:proofErr w:type="spellStart"/>
-      <w:r>
-        <w:rPr>
-          <w:rFonts w:ascii="Times New Roman" w:hAnsi="Times New Roman" w:cs="Times New Roman"/>
-          <w:sz w:val="24"/>
-          <w:szCs w:val="24"/>
-        </w:rPr>
-        <w:t>form</w:t>
-      </w:r>
-      <w:proofErr w:type="spellEnd"/>
-      <w:r>
-        <w:rPr>
-          <w:rFonts w:ascii="Times New Roman" w:hAnsi="Times New Roman" w:cs="Times New Roman"/>
-          <w:sz w:val="24"/>
-          <w:szCs w:val="24"/>
-        </w:rPr>
-        <w:t xml:space="preserve"> néven használtuk tovább, mert így jobban kifejezte a tartalmat. Ugyanez történt az alsó adatmegjelenítő résszel is: az </w:t>
-      </w:r>
-      <w:proofErr w:type="spellStart"/>
-      <w:r>
-        <w:rPr>
-          <w:rFonts w:ascii="Times New Roman" w:hAnsi="Times New Roman" w:cs="Times New Roman"/>
-          <w:sz w:val="24"/>
-          <w:szCs w:val="24"/>
-        </w:rPr>
-        <w:t>employees-table</w:t>
-      </w:r>
-      <w:proofErr w:type="spellEnd"/>
-      <w:r>
-        <w:rPr>
-          <w:rFonts w:ascii="Times New Roman" w:hAnsi="Times New Roman" w:cs="Times New Roman"/>
-          <w:sz w:val="24"/>
-          <w:szCs w:val="24"/>
-        </w:rPr>
-        <w:t xml:space="preserve"> helyett suti-</w:t>
-      </w:r>
-      <w:proofErr w:type="spellStart"/>
-      <w:r>
-        <w:rPr>
-          <w:rFonts w:ascii="Times New Roman" w:hAnsi="Times New Roman" w:cs="Times New Roman"/>
-          <w:sz w:val="24"/>
-          <w:szCs w:val="24"/>
-        </w:rPr>
-        <w:t>table</w:t>
-      </w:r>
-      <w:proofErr w:type="spellEnd"/>
-      <w:r>
-        <w:rPr>
-          <w:rFonts w:ascii="Times New Roman" w:hAnsi="Times New Roman" w:cs="Times New Roman"/>
-          <w:sz w:val="24"/>
-          <w:szCs w:val="24"/>
-        </w:rPr>
-        <w:t xml:space="preserve"> elnevezést alkalmaztunk. Az „Edit” és „</w:t>
-      </w:r>
-      <w:proofErr w:type="spellStart"/>
-      <w:r>
-        <w:rPr>
-          <w:rFonts w:ascii="Times New Roman" w:hAnsi="Times New Roman" w:cs="Times New Roman"/>
-          <w:sz w:val="24"/>
-          <w:szCs w:val="24"/>
-        </w:rPr>
-        <w:t>Delete</w:t>
-      </w:r>
-      <w:proofErr w:type="spellEnd"/>
-      <w:r>
-        <w:rPr>
-          <w:rFonts w:ascii="Times New Roman" w:hAnsi="Times New Roman" w:cs="Times New Roman"/>
-          <w:sz w:val="24"/>
-          <w:szCs w:val="24"/>
-        </w:rPr>
-        <w:t xml:space="preserve">” gombok szintén magyar feliratot kaptak, vagyis „Módosítás” és „Törlés” formában jelentek meg. A „Sütemény típusa” mezőnél már nem egyszerű szabad szövegbevitelt alkalmaztunk, hanem előre összeállított választható listát készítettünk. Ennek előkészítéséhez </w:t>
+        <w:t xml:space="preserve">Az eredeti employee-form elnevezést szintén lecseréltük, és a saját alkalmazásunkban suti-form néven használtuk tovább, mert így jobban kifejezte a tartalmat. Ugyanez történt az alsó adatmegjelenítő résszel is: az employees-table helyett suti-table elnevezést alkalmaztunk. Az „Edit” és „Delete” gombok szintén magyar feliratot kaptak, vagyis „Módosítás” és „Törlés” formában jelentek meg. A „Sütemény típusa” mezőnél már nem egyszerű szabad szövegbevitelt alkalmaztunk, hanem előre összeállított választható listát készítettünk. Ennek előkészítéséhez </w:t>
       </w:r>
       <w:r>
         <w:rPr>
@@ -4939,61 +4408,7 @@
           <w:szCs w:val="24"/>
         </w:rPr>
         <w:lastRenderedPageBreak/>
-        <w:t xml:space="preserve">az adatbázist előbb Excel táblázatba rendeztük, majd a típusokat összegyűjtöttük és </w:t>
-      </w:r>
-      <w:proofErr w:type="spellStart"/>
-      <w:r>
-        <w:rPr>
-          <w:rFonts w:ascii="Times New Roman" w:hAnsi="Times New Roman" w:cs="Times New Roman"/>
-          <w:sz w:val="24"/>
-          <w:szCs w:val="24"/>
-        </w:rPr>
-        <w:t>option</w:t>
-      </w:r>
-      <w:proofErr w:type="spellEnd"/>
-      <w:r>
-        <w:rPr>
-          <w:rFonts w:ascii="Times New Roman" w:hAnsi="Times New Roman" w:cs="Times New Roman"/>
-          <w:sz w:val="24"/>
-          <w:szCs w:val="24"/>
-        </w:rPr>
-        <w:t xml:space="preserve"> </w:t>
-      </w:r>
-      <w:proofErr w:type="spellStart"/>
-      <w:r>
-        <w:rPr>
-          <w:rFonts w:ascii="Times New Roman" w:hAnsi="Times New Roman" w:cs="Times New Roman"/>
-          <w:sz w:val="24"/>
-          <w:szCs w:val="24"/>
-        </w:rPr>
-        <w:t>value</w:t>
-      </w:r>
-      <w:proofErr w:type="spellEnd"/>
-      <w:r>
-        <w:rPr>
-          <w:rFonts w:ascii="Times New Roman" w:hAnsi="Times New Roman" w:cs="Times New Roman"/>
-          <w:sz w:val="24"/>
-          <w:szCs w:val="24"/>
-        </w:rPr>
-        <w:t xml:space="preserve"> formában beépítettük a felületbe. Így a felhasználó csak a meghatározott típusok közül választhatott, például vegyes, sós teasütemény, bejgli, torta, tortaszelet, pite, tejszínes sütemény, édes teasütemény, különleges torta vagy krémes. Hasonló megoldást alkalmaztunk a „Díjazott” mezőnél is, ahol „igen” és „nem” opciót lehetett kiválasztani. Miután az átnevezések és a mezők </w:t>
-      </w:r>
-      <w:proofErr w:type="spellStart"/>
-      <w:r>
-        <w:rPr>
-          <w:rFonts w:ascii="Times New Roman" w:hAnsi="Times New Roman" w:cs="Times New Roman"/>
-          <w:sz w:val="24"/>
-          <w:szCs w:val="24"/>
-        </w:rPr>
-        <w:t>testreszabása</w:t>
-      </w:r>
-      <w:proofErr w:type="spellEnd"/>
-      <w:r>
-        <w:rPr>
-          <w:rFonts w:ascii="Times New Roman" w:hAnsi="Times New Roman" w:cs="Times New Roman"/>
-          <w:sz w:val="24"/>
-          <w:szCs w:val="24"/>
-        </w:rPr>
-        <w:t xml:space="preserve"> elkészült, alaposan teszteltük az oldal működését, és csak akkor kezdtük el a megjelenés finomhangolását, amikor már a CRUD logika megfelelően működött.</w:t>
+        <w:t>az adatbázist előbb Excel táblázatba rendeztük, majd a típusokat összegyűjtöttük és option value formában beépítettük a felületbe. Így a felhasználó csak a meghatározott típusok közül választhatott, például vegyes, sós teasütemény, bejgli, torta, tortaszelet, pite, tejszínes sütemény, édes teasütemény, különleges torta vagy krémes. Hasonló megoldást alkalmaztunk a „Díjazott” mezőnél is, ahol „igen” és „nem” opciót lehetett kiválasztani. Miután az átnevezések és a mezők testreszabása elkészült, alaposan teszteltük az oldal működését, és csak akkor kezdtük el a megjelenés finomhangolását, amikor már a CRUD logika megfelelően működött.</w:t>
       </w:r>
     </w:p>
     <w:p>
@@ -5432,7 +4847,7 @@
               </wp:anchor>
             </w:drawing>
           </mc:Choice>
-          <mc:Fallback>
+          <mc:Fallback xmlns:w16se="http://schemas.microsoft.com/office/word/2015/wordml/symex" xmlns:w16sdtfl="http://schemas.microsoft.com/office/word/2024/wordml/sdtformatlock" xmlns:w16sdtdh="http://schemas.microsoft.com/office/word/2020/wordml/sdtdatahash" xmlns:w16du="http://schemas.microsoft.com/office/word/2023/wordml/word16du" xmlns:w16="http://schemas.microsoft.com/office/word/2018/wordml" xmlns:w16cid="http://schemas.microsoft.com/office/word/2016/wordml/cid" xmlns:w16cex="http://schemas.microsoft.com/office/word/2018/wordml/cex" xmlns:oel="http://schemas.microsoft.com/office/2019/extlst" xmlns:am3d="http://schemas.microsoft.com/office/drawing/2017/model3d" xmlns:aink="http://schemas.microsoft.com/office/drawing/2016/ink" xmlns:cx8="http://schemas.microsoft.com/office/drawing/2016/5/14/chartex" xmlns:cx7="http://schemas.microsoft.com/office/drawing/2016/5/13/chartex" xmlns:cx6="http://schemas.microsoft.com/office/drawing/2016/5/12/chartex" xmlns:cx5="http://schemas.microsoft.com/office/drawing/2016/5/11/chartex" xmlns:cx4="http://schemas.microsoft.com/office/drawing/2016/5/10/chartex" xmlns:cx3="http://schemas.microsoft.com/office/drawing/2016/5/9/chartex" xmlns:cx2="http://schemas.microsoft.com/office/drawing/2015/10/21/chartex" xmlns:cx1="http://schemas.microsoft.com/office/drawing/2015/9/8/chartex" xmlns:cx="http://schemas.microsoft.com/office/drawing/2014/chartex">
             <w:pict>
               <v:shape w14:anchorId="1337A45E" id="_x0000_s1028" type="#_x0000_t202" style="position:absolute;left:0;text-align:left;margin-left:225pt;margin-top:181.5pt;width:227.9pt;height:.05pt;z-index:251675648;visibility:visible;mso-wrap-style:square;mso-wrap-distance-left:9pt;mso-wrap-distance-top:0;mso-wrap-distance-right:9pt;mso-wrap-distance-bottom:0;mso-position-horizontal:absolute;mso-position-horizontal-relative:text;mso-position-vertical:absolute;mso-position-vertical-relative:text;v-text-anchor:top" o:gfxdata="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" stroked="f">
                 <v:textbox style="mso-fit-shape-to-text:t" inset="0,0,0,0">
@@ -5511,43 +4926,7 @@
           <w:sz w:val="24"/>
           <w:szCs w:val="24"/>
         </w:rPr>
-        <w:t xml:space="preserve">Miután a főoldal és a JavaScript alapú CRUD alkalmazás megfelelően működött, a következő nagy feladatrész a react.html menüpont megvalósítása volt. Ennél az oldalnál a beadandó előírása szerint </w:t>
-      </w:r>
-      <w:proofErr w:type="spellStart"/>
-      <w:r>
-        <w:rPr>
-          <w:rFonts w:ascii="Times New Roman" w:hAnsi="Times New Roman" w:cs="Times New Roman"/>
-          <w:sz w:val="24"/>
-          <w:szCs w:val="24"/>
-        </w:rPr>
-        <w:t>React</w:t>
-      </w:r>
-      <w:proofErr w:type="spellEnd"/>
-      <w:r>
-        <w:rPr>
-          <w:rFonts w:ascii="Times New Roman" w:hAnsi="Times New Roman" w:cs="Times New Roman"/>
-          <w:sz w:val="24"/>
-          <w:szCs w:val="24"/>
-        </w:rPr>
-        <w:t xml:space="preserve"> segítségével kellett CRUD alkalmazást készítenünk, amely szintén a választott adatbázis egyik fájljának adatait használja fel. A fejlesztéshez a tananyagban szereplő </w:t>
-      </w:r>
-      <w:proofErr w:type="spellStart"/>
-      <w:r>
-        <w:rPr>
-          <w:rFonts w:ascii="Times New Roman" w:hAnsi="Times New Roman" w:cs="Times New Roman"/>
-          <w:sz w:val="24"/>
-          <w:szCs w:val="24"/>
-        </w:rPr>
-        <w:t>React</w:t>
-      </w:r>
-      <w:proofErr w:type="spellEnd"/>
-      <w:r>
-        <w:rPr>
-          <w:rFonts w:ascii="Times New Roman" w:hAnsi="Times New Roman" w:cs="Times New Roman"/>
-          <w:sz w:val="24"/>
-          <w:szCs w:val="24"/>
-        </w:rPr>
-        <w:t xml:space="preserve">-CRUD megoldást, valamint a tanár úr által biztosított megoldasok.zip fájlt használtuk alapként. </w:t>
+        <w:t xml:space="preserve">Miután a főoldal és a JavaScript alapú CRUD alkalmazás megfelelően működött, a következő nagy feladatrész a react.html menüpont megvalósítása volt. Ennél az oldalnál a beadandó előírása szerint React segítségével kellett CRUD alkalmazást készítenünk, amely szintén a választott adatbázis egyik fájljának adatait használja fel. A fejlesztéshez a tananyagban szereplő React-CRUD megoldást, valamint a tanár úr által biztosított megoldasok.zip fájlt használtuk alapként. </w:t>
       </w:r>
     </w:p>
     <w:p>
@@ -5567,151 +4946,7 @@
           <w:sz w:val="24"/>
           <w:szCs w:val="24"/>
         </w:rPr>
-        <w:t xml:space="preserve">Az első lépés az volt, hogy a szükséges fájlokat átemeltük a saját projektünkbe. Ezek közé tartozott a </w:t>
-      </w:r>
-      <w:proofErr w:type="spellStart"/>
-      <w:r>
-        <w:rPr>
-          <w:rFonts w:ascii="Times New Roman" w:hAnsi="Times New Roman" w:cs="Times New Roman"/>
-          <w:sz w:val="24"/>
-          <w:szCs w:val="24"/>
-        </w:rPr>
-        <w:t>src</w:t>
-      </w:r>
-      <w:proofErr w:type="spellEnd"/>
-      <w:r>
-        <w:rPr>
-          <w:rFonts w:ascii="Times New Roman" w:hAnsi="Times New Roman" w:cs="Times New Roman"/>
-          <w:sz w:val="24"/>
-          <w:szCs w:val="24"/>
-        </w:rPr>
-        <w:t>/</w:t>
-      </w:r>
-      <w:proofErr w:type="spellStart"/>
-      <w:r>
-        <w:rPr>
-          <w:rFonts w:ascii="Times New Roman" w:hAnsi="Times New Roman" w:cs="Times New Roman"/>
-          <w:sz w:val="24"/>
-          <w:szCs w:val="24"/>
-        </w:rPr>
-        <w:t>App.jsx</w:t>
-      </w:r>
-      <w:proofErr w:type="spellEnd"/>
-      <w:r>
-        <w:rPr>
-          <w:rFonts w:ascii="Times New Roman" w:hAnsi="Times New Roman" w:cs="Times New Roman"/>
-          <w:sz w:val="24"/>
-          <w:szCs w:val="24"/>
-        </w:rPr>
-        <w:t xml:space="preserve">, a </w:t>
-      </w:r>
-      <w:proofErr w:type="spellStart"/>
-      <w:r>
-        <w:rPr>
-          <w:rFonts w:ascii="Times New Roman" w:hAnsi="Times New Roman" w:cs="Times New Roman"/>
-          <w:sz w:val="24"/>
-          <w:szCs w:val="24"/>
-        </w:rPr>
-        <w:t>src</w:t>
-      </w:r>
-      <w:proofErr w:type="spellEnd"/>
-      <w:r>
-        <w:rPr>
-          <w:rFonts w:ascii="Times New Roman" w:hAnsi="Times New Roman" w:cs="Times New Roman"/>
-          <w:sz w:val="24"/>
-          <w:szCs w:val="24"/>
-        </w:rPr>
-        <w:t>/</w:t>
-      </w:r>
-      <w:proofErr w:type="spellStart"/>
-      <w:r>
-        <w:rPr>
-          <w:rFonts w:ascii="Times New Roman" w:hAnsi="Times New Roman" w:cs="Times New Roman"/>
-          <w:sz w:val="24"/>
-          <w:szCs w:val="24"/>
-        </w:rPr>
-        <w:t>main.jsx</w:t>
-      </w:r>
-      <w:proofErr w:type="spellEnd"/>
-      <w:r>
-        <w:rPr>
-          <w:rFonts w:ascii="Times New Roman" w:hAnsi="Times New Roman" w:cs="Times New Roman"/>
-          <w:sz w:val="24"/>
-          <w:szCs w:val="24"/>
-        </w:rPr>
-        <w:t xml:space="preserve">, továbbá az </w:t>
-      </w:r>
-      <w:proofErr w:type="spellStart"/>
-      <w:r>
-        <w:rPr>
-          <w:rFonts w:ascii="Times New Roman" w:hAnsi="Times New Roman" w:cs="Times New Roman"/>
-          <w:sz w:val="24"/>
-          <w:szCs w:val="24"/>
-        </w:rPr>
-        <w:t>AddUserForm</w:t>
-      </w:r>
-      <w:proofErr w:type="spellEnd"/>
-      <w:r>
-        <w:rPr>
-          <w:rFonts w:ascii="Times New Roman" w:hAnsi="Times New Roman" w:cs="Times New Roman"/>
-          <w:sz w:val="24"/>
-          <w:szCs w:val="24"/>
-        </w:rPr>
-        <w:t xml:space="preserve">, </w:t>
-      </w:r>
-      <w:proofErr w:type="spellStart"/>
-      <w:r>
-        <w:rPr>
-          <w:rFonts w:ascii="Times New Roman" w:hAnsi="Times New Roman" w:cs="Times New Roman"/>
-          <w:sz w:val="24"/>
-          <w:szCs w:val="24"/>
-        </w:rPr>
-        <w:t>EditUserForm</w:t>
-      </w:r>
-      <w:proofErr w:type="spellEnd"/>
-      <w:r>
-        <w:rPr>
-          <w:rFonts w:ascii="Times New Roman" w:hAnsi="Times New Roman" w:cs="Times New Roman"/>
-          <w:sz w:val="24"/>
-          <w:szCs w:val="24"/>
-        </w:rPr>
-        <w:t xml:space="preserve"> és </w:t>
-      </w:r>
-      <w:proofErr w:type="spellStart"/>
-      <w:r>
-        <w:rPr>
-          <w:rFonts w:ascii="Times New Roman" w:hAnsi="Times New Roman" w:cs="Times New Roman"/>
-          <w:sz w:val="24"/>
-          <w:szCs w:val="24"/>
-        </w:rPr>
-        <w:t>UserTable</w:t>
-      </w:r>
-      <w:proofErr w:type="spellEnd"/>
-      <w:r>
-        <w:rPr>
-          <w:rFonts w:ascii="Times New Roman" w:hAnsi="Times New Roman" w:cs="Times New Roman"/>
-          <w:sz w:val="24"/>
-          <w:szCs w:val="24"/>
-        </w:rPr>
-        <w:t xml:space="preserve"> komponensek. Ezzel létrejött a </w:t>
-      </w:r>
-      <w:proofErr w:type="spellStart"/>
-      <w:r>
-        <w:rPr>
-          <w:rFonts w:ascii="Times New Roman" w:hAnsi="Times New Roman" w:cs="Times New Roman"/>
-          <w:sz w:val="24"/>
-          <w:szCs w:val="24"/>
-        </w:rPr>
-        <w:t>React</w:t>
-      </w:r>
-      <w:proofErr w:type="spellEnd"/>
-      <w:r>
-        <w:rPr>
-          <w:rFonts w:ascii="Times New Roman" w:hAnsi="Times New Roman" w:cs="Times New Roman"/>
-          <w:sz w:val="24"/>
-          <w:szCs w:val="24"/>
-        </w:rPr>
-        <w:t xml:space="preserve"> alkalmazás működési alapja, amelyet ezt követően a saját témánknak megfelelően kellett átalakítani.</w:t>
+        <w:t>Az első lépés az volt, hogy a szükséges fájlokat átemeltük a saját projektünkbe. Ezek közé tartozott a src/App.jsx, a src/main.jsx, továbbá az AddUserForm, EditUserForm és UserTable komponensek. Ezzel létrejött a React alkalmazás működési alapja, amelyet ezt követően a saját témánknak megfelelően kellett átalakítani.</w:t>
       </w:r>
     </w:p>
     <w:p>
@@ -5731,259 +4966,7 @@
           <w:sz w:val="24"/>
           <w:szCs w:val="24"/>
         </w:rPr>
-        <w:t xml:space="preserve"> A react.html formázásánál fontos szerepet kapott az egységes megjelenés, ezért a </w:t>
-      </w:r>
-      <w:proofErr w:type="spellStart"/>
-      <w:r>
-        <w:rPr>
-          <w:rFonts w:ascii="Times New Roman" w:hAnsi="Times New Roman" w:cs="Times New Roman"/>
-          <w:sz w:val="24"/>
-          <w:szCs w:val="24"/>
-        </w:rPr>
-        <w:t>head</w:t>
-      </w:r>
-      <w:proofErr w:type="spellEnd"/>
-      <w:r>
-        <w:rPr>
-          <w:rFonts w:ascii="Times New Roman" w:hAnsi="Times New Roman" w:cs="Times New Roman"/>
-          <w:sz w:val="24"/>
-          <w:szCs w:val="24"/>
-        </w:rPr>
-        <w:t xml:space="preserve"> részbe bekerült a menu.css-re mutató hivatkozás, a body részhez pedig átmásoltuk az index oldal topbar szerkezetét. Emellett a navigációban az aktív menüpontot is átállítottuk úgy, hogy a </w:t>
-      </w:r>
-      <w:proofErr w:type="spellStart"/>
-      <w:r>
-        <w:rPr>
-          <w:rFonts w:ascii="Times New Roman" w:hAnsi="Times New Roman" w:cs="Times New Roman"/>
-          <w:sz w:val="24"/>
-          <w:szCs w:val="24"/>
-        </w:rPr>
-        <w:t>React</w:t>
-      </w:r>
-      <w:proofErr w:type="spellEnd"/>
-      <w:r>
-        <w:rPr>
-          <w:rFonts w:ascii="Times New Roman" w:hAnsi="Times New Roman" w:cs="Times New Roman"/>
-          <w:sz w:val="24"/>
-          <w:szCs w:val="24"/>
-        </w:rPr>
-        <w:t xml:space="preserve"> oldalnál legyen kiemelve. A tartalom elrendezéséhez a &lt;main </w:t>
-      </w:r>
-      <w:proofErr w:type="spellStart"/>
-      <w:r>
-        <w:rPr>
-          <w:rFonts w:ascii="Times New Roman" w:hAnsi="Times New Roman" w:cs="Times New Roman"/>
-          <w:sz w:val="24"/>
-          <w:szCs w:val="24"/>
-        </w:rPr>
-        <w:t>class</w:t>
-      </w:r>
-      <w:proofErr w:type="spellEnd"/>
-      <w:r>
-        <w:rPr>
-          <w:rFonts w:ascii="Times New Roman" w:hAnsi="Times New Roman" w:cs="Times New Roman"/>
-          <w:sz w:val="24"/>
-          <w:szCs w:val="24"/>
-        </w:rPr>
-        <w:t>="</w:t>
-      </w:r>
-      <w:proofErr w:type="spellStart"/>
-      <w:r>
-        <w:rPr>
-          <w:rFonts w:ascii="Times New Roman" w:hAnsi="Times New Roman" w:cs="Times New Roman"/>
-          <w:sz w:val="24"/>
-          <w:szCs w:val="24"/>
-        </w:rPr>
-        <w:t>content</w:t>
-      </w:r>
-      <w:proofErr w:type="spellEnd"/>
-      <w:r>
-        <w:rPr>
-          <w:rFonts w:ascii="Times New Roman" w:hAnsi="Times New Roman" w:cs="Times New Roman"/>
-          <w:sz w:val="24"/>
-          <w:szCs w:val="24"/>
-        </w:rPr>
-        <w:t xml:space="preserve">"&gt; részt is beillesztettük, így a </w:t>
-      </w:r>
-      <w:proofErr w:type="spellStart"/>
-      <w:r>
-        <w:rPr>
-          <w:rFonts w:ascii="Times New Roman" w:hAnsi="Times New Roman" w:cs="Times New Roman"/>
-          <w:sz w:val="24"/>
-          <w:szCs w:val="24"/>
-        </w:rPr>
-        <w:t>React</w:t>
-      </w:r>
-      <w:proofErr w:type="spellEnd"/>
-      <w:r>
-        <w:rPr>
-          <w:rFonts w:ascii="Times New Roman" w:hAnsi="Times New Roman" w:cs="Times New Roman"/>
-          <w:sz w:val="24"/>
-          <w:szCs w:val="24"/>
-        </w:rPr>
-        <w:t xml:space="preserve"> oldal vizuálisan is ugyanabba a rendszerbe került, mint a főoldal. A komponensek elnevezését teljes mértékben a saját témánkhoz igazítottuk. A </w:t>
-      </w:r>
-      <w:proofErr w:type="spellStart"/>
-      <w:r>
-        <w:rPr>
-          <w:rFonts w:ascii="Times New Roman" w:hAnsi="Times New Roman" w:cs="Times New Roman"/>
-          <w:sz w:val="24"/>
-          <w:szCs w:val="24"/>
-        </w:rPr>
-        <w:t>UserTable</w:t>
-      </w:r>
-      <w:proofErr w:type="spellEnd"/>
-      <w:r>
-        <w:rPr>
-          <w:rFonts w:ascii="Times New Roman" w:hAnsi="Times New Roman" w:cs="Times New Roman"/>
-          <w:sz w:val="24"/>
-          <w:szCs w:val="24"/>
-        </w:rPr>
-        <w:t xml:space="preserve"> helyére </w:t>
-      </w:r>
-      <w:proofErr w:type="spellStart"/>
-      <w:r>
-        <w:rPr>
-          <w:rFonts w:ascii="Times New Roman" w:hAnsi="Times New Roman" w:cs="Times New Roman"/>
-          <w:sz w:val="24"/>
-          <w:szCs w:val="24"/>
-        </w:rPr>
-        <w:t>SutemenyTable</w:t>
-      </w:r>
-      <w:proofErr w:type="spellEnd"/>
-      <w:r>
-        <w:rPr>
-          <w:rFonts w:ascii="Times New Roman" w:hAnsi="Times New Roman" w:cs="Times New Roman"/>
-          <w:sz w:val="24"/>
-          <w:szCs w:val="24"/>
-        </w:rPr>
-        <w:t xml:space="preserve">, az </w:t>
-      </w:r>
-      <w:proofErr w:type="spellStart"/>
-      <w:r>
-        <w:rPr>
-          <w:rFonts w:ascii="Times New Roman" w:hAnsi="Times New Roman" w:cs="Times New Roman"/>
-          <w:sz w:val="24"/>
-          <w:szCs w:val="24"/>
-        </w:rPr>
-        <w:t>AddUserForm</w:t>
-      </w:r>
-      <w:proofErr w:type="spellEnd"/>
-      <w:r>
-        <w:rPr>
-          <w:rFonts w:ascii="Times New Roman" w:hAnsi="Times New Roman" w:cs="Times New Roman"/>
-          <w:sz w:val="24"/>
-          <w:szCs w:val="24"/>
-        </w:rPr>
-        <w:t xml:space="preserve"> helyére </w:t>
-      </w:r>
-      <w:proofErr w:type="spellStart"/>
-      <w:r>
-        <w:rPr>
-          <w:rFonts w:ascii="Times New Roman" w:hAnsi="Times New Roman" w:cs="Times New Roman"/>
-          <w:sz w:val="24"/>
-          <w:szCs w:val="24"/>
-        </w:rPr>
-        <w:t>AddSutemenyForm</w:t>
-      </w:r>
-      <w:proofErr w:type="spellEnd"/>
-      <w:r>
-        <w:rPr>
-          <w:rFonts w:ascii="Times New Roman" w:hAnsi="Times New Roman" w:cs="Times New Roman"/>
-          <w:sz w:val="24"/>
-          <w:szCs w:val="24"/>
-        </w:rPr>
-        <w:t xml:space="preserve">, az </w:t>
-      </w:r>
-      <w:proofErr w:type="spellStart"/>
-      <w:r>
-        <w:rPr>
-          <w:rFonts w:ascii="Times New Roman" w:hAnsi="Times New Roman" w:cs="Times New Roman"/>
-          <w:sz w:val="24"/>
-          <w:szCs w:val="24"/>
-        </w:rPr>
-        <w:t>EditUserForm</w:t>
-      </w:r>
-      <w:proofErr w:type="spellEnd"/>
-      <w:r>
-        <w:rPr>
-          <w:rFonts w:ascii="Times New Roman" w:hAnsi="Times New Roman" w:cs="Times New Roman"/>
-          <w:sz w:val="24"/>
-          <w:szCs w:val="24"/>
-        </w:rPr>
-        <w:t xml:space="preserve"> helyére pedig </w:t>
-      </w:r>
-      <w:proofErr w:type="spellStart"/>
-      <w:r>
-        <w:rPr>
-          <w:rFonts w:ascii="Times New Roman" w:hAnsi="Times New Roman" w:cs="Times New Roman"/>
-          <w:sz w:val="24"/>
-          <w:szCs w:val="24"/>
-        </w:rPr>
-        <w:t>EditSutemenyForm</w:t>
-      </w:r>
-      <w:proofErr w:type="spellEnd"/>
-      <w:r>
-        <w:rPr>
-          <w:rFonts w:ascii="Times New Roman" w:hAnsi="Times New Roman" w:cs="Times New Roman"/>
-          <w:sz w:val="24"/>
-          <w:szCs w:val="24"/>
-        </w:rPr>
-        <w:t xml:space="preserve"> került. Ez a névváltás nem pusztán formai kérdés volt, hanem azt szolgálta, hogy a teljes alkalmazás nyelvezete következetes maradjon. A táblázatokban elvégeztük a szükséges feliratmódosításokat is, hogy azok illeszkedjenek a javascript.html oldalon kialakított suti-</w:t>
-      </w:r>
-      <w:proofErr w:type="spellStart"/>
-      <w:r>
-        <w:rPr>
-          <w:rFonts w:ascii="Times New Roman" w:hAnsi="Times New Roman" w:cs="Times New Roman"/>
-          <w:sz w:val="24"/>
-          <w:szCs w:val="24"/>
-        </w:rPr>
-        <w:t>form</w:t>
-      </w:r>
-      <w:proofErr w:type="spellEnd"/>
-      <w:r>
-        <w:rPr>
-          <w:rFonts w:ascii="Times New Roman" w:hAnsi="Times New Roman" w:cs="Times New Roman"/>
-          <w:sz w:val="24"/>
-          <w:szCs w:val="24"/>
-        </w:rPr>
-        <w:t xml:space="preserve"> és suti-</w:t>
-      </w:r>
-      <w:proofErr w:type="spellStart"/>
-      <w:r>
-        <w:rPr>
-          <w:rFonts w:ascii="Times New Roman" w:hAnsi="Times New Roman" w:cs="Times New Roman"/>
-          <w:sz w:val="24"/>
-          <w:szCs w:val="24"/>
-        </w:rPr>
-        <w:t>table</w:t>
-      </w:r>
-      <w:proofErr w:type="spellEnd"/>
-      <w:r>
-        <w:rPr>
-          <w:rFonts w:ascii="Times New Roman" w:hAnsi="Times New Roman" w:cs="Times New Roman"/>
-          <w:sz w:val="24"/>
-          <w:szCs w:val="24"/>
-        </w:rPr>
-        <w:t xml:space="preserve"> logikájához. A minta </w:t>
-      </w:r>
-      <w:proofErr w:type="spellStart"/>
-      <w:r>
-        <w:rPr>
-          <w:rFonts w:ascii="Times New Roman" w:hAnsi="Times New Roman" w:cs="Times New Roman"/>
-          <w:sz w:val="24"/>
-          <w:szCs w:val="24"/>
-        </w:rPr>
-        <w:t>React</w:t>
-      </w:r>
-      <w:proofErr w:type="spellEnd"/>
-      <w:r>
-        <w:rPr>
-          <w:rFonts w:ascii="Times New Roman" w:hAnsi="Times New Roman" w:cs="Times New Roman"/>
-          <w:sz w:val="24"/>
-          <w:szCs w:val="24"/>
-        </w:rPr>
-        <w:t xml:space="preserve"> táblázathoz képest plusz oszlopokat is létrehoztunk, hogy a tartalom összhangban legyen a JavaScript változattal. Ezt követően az App.css fájlt saját igényeink szerint átalakítottuk, majd később </w:t>
+        <w:t xml:space="preserve"> A react.html formázásánál fontos szerepet kapott az egységes megjelenés, ezért a head részbe bekerült a menu.css-re mutató hivatkozás, a body részhez pedig átmásoltuk az index oldal topbar szerkezetét. Emellett a navigációban az aktív menüpontot is átállítottuk úgy, hogy a React oldalnál legyen kiemelve. A tartalom elrendezéséhez a &lt;main class="content"&gt; részt is beillesztettük, így a React oldal vizuálisan is ugyanabba a rendszerbe került, mint a főoldal. A komponensek elnevezését teljes mértékben a saját témánkhoz igazítottuk. A UserTable helyére SutemenyTable, az AddUserForm helyére AddSutemenyForm, az EditUserForm helyére pedig EditSutemenyForm került. Ez a névváltás nem pusztán formai kérdés volt, hanem azt szolgálta, hogy a teljes alkalmazás nyelvezete következetes maradjon. A táblázatokban elvégeztük a szükséges feliratmódosításokat is, hogy azok illeszkedjenek a javascript.html oldalon kialakított suti-form és suti-table logikájához. A minta React táblázathoz képest plusz oszlopokat is létrehoztunk, hogy a tartalom összhangban legyen a JavaScript változattal. Ezt követően az App.css fájlt saját igényeink szerint átalakítottuk, majd később </w:t>
       </w:r>
       <w:r>
         <w:rPr>
@@ -6015,25 +4998,7 @@
           <w:sz w:val="24"/>
           <w:szCs w:val="24"/>
         </w:rPr>
-        <w:t xml:space="preserve">. Ebben a stíluslapban a JavaScript oldalhoz igazítottuk az elrendezést, vagyis ugyanazt a színvilágot és nagyon hasonló szerkezeti megoldásokat alkalmaztuk. A </w:t>
-      </w:r>
-      <w:proofErr w:type="spellStart"/>
-      <w:r>
-        <w:rPr>
-          <w:rFonts w:ascii="Times New Roman" w:hAnsi="Times New Roman" w:cs="Times New Roman"/>
-          <w:sz w:val="24"/>
-          <w:szCs w:val="24"/>
-        </w:rPr>
-        <w:t>React</w:t>
-      </w:r>
-      <w:proofErr w:type="spellEnd"/>
-      <w:r>
-        <w:rPr>
-          <w:rFonts w:ascii="Times New Roman" w:hAnsi="Times New Roman" w:cs="Times New Roman"/>
-          <w:sz w:val="24"/>
-          <w:szCs w:val="24"/>
-        </w:rPr>
-        <w:t xml:space="preserve"> oldal fejlesztése során tehát nem csupán az volt a cél, hogy működőképes CRUD alkalmazás </w:t>
+        <w:t xml:space="preserve">. Ebben a stíluslapban a JavaScript oldalhoz igazítottuk az elrendezést, vagyis ugyanazt a színvilágot és nagyon hasonló szerkezeti megoldásokat alkalmaztuk. A React oldal fejlesztése során tehát nem csupán az volt a cél, hogy működőképes CRUD alkalmazás </w:t>
       </w:r>
       <w:r>
         <w:rPr>
@@ -6042,25 +5007,7 @@
           <w:szCs w:val="24"/>
         </w:rPr>
         <w:lastRenderedPageBreak/>
-        <w:t xml:space="preserve">készüljön, hanem az is, hogy a felhasználó számára természetesnek hasson az átmenet a JavaScript és a </w:t>
-      </w:r>
-      <w:proofErr w:type="spellStart"/>
-      <w:r>
-        <w:rPr>
-          <w:rFonts w:ascii="Times New Roman" w:hAnsi="Times New Roman" w:cs="Times New Roman"/>
-          <w:sz w:val="24"/>
-          <w:szCs w:val="24"/>
-        </w:rPr>
-        <w:t>React</w:t>
-      </w:r>
-      <w:proofErr w:type="spellEnd"/>
-      <w:r>
-        <w:rPr>
-          <w:rFonts w:ascii="Times New Roman" w:hAnsi="Times New Roman" w:cs="Times New Roman"/>
-          <w:sz w:val="24"/>
-          <w:szCs w:val="24"/>
-        </w:rPr>
-        <w:t xml:space="preserve"> alapú felület között.</w:t>
+        <w:t>készüljön, hanem az is, hogy a felhasználó számára természetesnek hasson az átmenet a JavaScript és a React alapú felület között.</w:t>
       </w:r>
     </w:p>
     <w:p>
@@ -6240,43 +5187,7 @@
           <w:sz w:val="24"/>
           <w:szCs w:val="24"/>
         </w:rPr>
-        <w:t xml:space="preserve">A react.html tesztelése során észleltük, hogy a korábban kialakított reszponzív megjelenés ezen az oldalon már nem működik megfelelően. Míg a főoldal és a JavaScript oldal esetében a kisebb képernyőméretre váltás viszonylag jól kezelhető volt, a </w:t>
-      </w:r>
-      <w:proofErr w:type="spellStart"/>
-      <w:r>
-        <w:rPr>
-          <w:rFonts w:ascii="Times New Roman" w:hAnsi="Times New Roman" w:cs="Times New Roman"/>
-          <w:sz w:val="24"/>
-          <w:szCs w:val="24"/>
-        </w:rPr>
-        <w:t>React</w:t>
-      </w:r>
-      <w:proofErr w:type="spellEnd"/>
-      <w:r>
-        <w:rPr>
-          <w:rFonts w:ascii="Times New Roman" w:hAnsi="Times New Roman" w:cs="Times New Roman"/>
-          <w:sz w:val="24"/>
-          <w:szCs w:val="24"/>
-        </w:rPr>
-        <w:t xml:space="preserve"> oldalon az elrendezés elcsúszott, a táblázat nem mutatott megfelelően, és a bal oldalon elhelyezett hamburger menü sem illeszkedett harmonikusan az új szerkezethez. A probléma megoldása érdekében átdolgoztuk az oldal elrendezését, és a hamburger menüt áthelyeztük a menüsor jobb oldalára. Ezzel az apró, de lényeges módosítással az oldal sokkal rendezettebbé vált kisebb képernyőn is. A korábbi beállításokat így olyan módon finomítottuk, hogy a menü jól látható maradjon, ugyanakkor ne törje meg a </w:t>
-      </w:r>
-      <w:proofErr w:type="spellStart"/>
-      <w:r>
-        <w:rPr>
-          <w:rFonts w:ascii="Times New Roman" w:hAnsi="Times New Roman" w:cs="Times New Roman"/>
-          <w:sz w:val="24"/>
-          <w:szCs w:val="24"/>
-        </w:rPr>
-        <w:t>React</w:t>
-      </w:r>
-      <w:proofErr w:type="spellEnd"/>
-      <w:r>
-        <w:rPr>
-          <w:rFonts w:ascii="Times New Roman" w:hAnsi="Times New Roman" w:cs="Times New Roman"/>
-          <w:sz w:val="24"/>
-          <w:szCs w:val="24"/>
-        </w:rPr>
-        <w:t xml:space="preserve"> táblázat és az űrlap vizuális egységét. Ez a módosítás jól mutatja, hogy a fejlesztés során többször is szükség volt visszalépésre és </w:t>
+        <w:t xml:space="preserve">A react.html tesztelése során észleltük, hogy a korábban kialakított reszponzív megjelenés ezen az oldalon már nem működik megfelelően. Míg a főoldal és a JavaScript oldal esetében a kisebb képernyőméretre váltás viszonylag jól kezelhető volt, a React oldalon az elrendezés elcsúszott, a táblázat nem mutatott megfelelően, és a bal oldalon elhelyezett hamburger menü sem illeszkedett harmonikusan az új szerkezethez. A probléma megoldása érdekében átdolgoztuk az oldal elrendezését, és a hamburger menüt áthelyeztük a menüsor jobb oldalára. Ezzel az apró, de lényeges módosítással az oldal sokkal rendezettebbé vált kisebb képernyőn is. A korábbi beállításokat így olyan módon finomítottuk, hogy a menü jól látható maradjon, ugyanakkor ne törje meg a React táblázat és az űrlap vizuális egységét. Ez a módosítás jól mutatja, hogy a fejlesztés során többször is szükség volt visszalépésre és </w:t>
       </w:r>
       <w:r>
         <w:rPr>
@@ -6424,25 +5335,7 @@
           <w:sz w:val="24"/>
           <w:szCs w:val="24"/>
         </w:rPr>
-        <w:t xml:space="preserve">A </w:t>
-      </w:r>
-      <w:proofErr w:type="spellStart"/>
-      <w:r>
-        <w:rPr>
-          <w:rFonts w:ascii="Times New Roman" w:hAnsi="Times New Roman" w:cs="Times New Roman"/>
-          <w:sz w:val="24"/>
-          <w:szCs w:val="24"/>
-        </w:rPr>
-        <w:t>React</w:t>
-      </w:r>
-      <w:proofErr w:type="spellEnd"/>
-      <w:r>
-        <w:rPr>
-          <w:rFonts w:ascii="Times New Roman" w:hAnsi="Times New Roman" w:cs="Times New Roman"/>
-          <w:sz w:val="24"/>
-          <w:szCs w:val="24"/>
-        </w:rPr>
-        <w:t xml:space="preserve"> CRUD elkészítése után a SPA, vagyis az egyoldalas alkalmazás megvalósítása következett. Ennél a feladatrésznél a beadandó külön kiemelte, hogy két menüponttal </w:t>
+        <w:t xml:space="preserve">A React CRUD elkészítése után a SPA, vagyis az egyoldalas alkalmazás megvalósítása következett. Ennél a feladatrésznél a beadandó külön kiemelte, hogy két menüponttal </w:t>
       </w:r>
       <w:r>
         <w:rPr>
@@ -6451,133 +5344,7 @@
           <w:szCs w:val="24"/>
         </w:rPr>
         <w:lastRenderedPageBreak/>
-        <w:t xml:space="preserve">rendelkező </w:t>
-      </w:r>
-      <w:proofErr w:type="spellStart"/>
-      <w:r>
-        <w:rPr>
-          <w:rFonts w:ascii="Times New Roman" w:hAnsi="Times New Roman" w:cs="Times New Roman"/>
-          <w:sz w:val="24"/>
-          <w:szCs w:val="24"/>
-        </w:rPr>
-        <w:t>Single</w:t>
-      </w:r>
-      <w:proofErr w:type="spellEnd"/>
-      <w:r>
-        <w:rPr>
-          <w:rFonts w:ascii="Times New Roman" w:hAnsi="Times New Roman" w:cs="Times New Roman"/>
-          <w:sz w:val="24"/>
-          <w:szCs w:val="24"/>
-        </w:rPr>
-        <w:t xml:space="preserve"> Page </w:t>
-      </w:r>
-      <w:proofErr w:type="spellStart"/>
-      <w:r>
-        <w:rPr>
-          <w:rFonts w:ascii="Times New Roman" w:hAnsi="Times New Roman" w:cs="Times New Roman"/>
-          <w:sz w:val="24"/>
-          <w:szCs w:val="24"/>
-        </w:rPr>
-        <w:t>Applicationt</w:t>
-      </w:r>
-      <w:proofErr w:type="spellEnd"/>
-      <w:r>
-        <w:rPr>
-          <w:rFonts w:ascii="Times New Roman" w:hAnsi="Times New Roman" w:cs="Times New Roman"/>
-          <w:sz w:val="24"/>
-          <w:szCs w:val="24"/>
-        </w:rPr>
-        <w:t xml:space="preserve"> kell készíteni, ahol a két menüponthoz két külön </w:t>
-      </w:r>
-      <w:proofErr w:type="spellStart"/>
-      <w:r>
-        <w:rPr>
-          <w:rFonts w:ascii="Times New Roman" w:hAnsi="Times New Roman" w:cs="Times New Roman"/>
-          <w:sz w:val="24"/>
-          <w:szCs w:val="24"/>
-        </w:rPr>
-        <w:t>React</w:t>
-      </w:r>
-      <w:proofErr w:type="spellEnd"/>
-      <w:r>
-        <w:rPr>
-          <w:rFonts w:ascii="Times New Roman" w:hAnsi="Times New Roman" w:cs="Times New Roman"/>
-          <w:sz w:val="24"/>
-          <w:szCs w:val="24"/>
-        </w:rPr>
-        <w:t xml:space="preserve"> alkalmazás tartozik. A fejlesztés kezdeti szakaszában nem rögtön saját kiválasztott alkalmazásokat kerestünk, hanem először a működés logikáját akartuk stabilan megvalósítani. Ezért a megoldasok.zip fájlból átmásoltuk a </w:t>
-      </w:r>
-      <w:proofErr w:type="spellStart"/>
-      <w:r>
-        <w:rPr>
-          <w:rFonts w:ascii="Times New Roman" w:hAnsi="Times New Roman" w:cs="Times New Roman"/>
-          <w:sz w:val="24"/>
-          <w:szCs w:val="24"/>
-        </w:rPr>
-        <w:t>tic-tac-toe</w:t>
-      </w:r>
-      <w:proofErr w:type="spellEnd"/>
-      <w:r>
-        <w:rPr>
-          <w:rFonts w:ascii="Times New Roman" w:hAnsi="Times New Roman" w:cs="Times New Roman"/>
-          <w:sz w:val="24"/>
-          <w:szCs w:val="24"/>
-        </w:rPr>
-        <w:t xml:space="preserve"> és a </w:t>
-      </w:r>
-      <w:proofErr w:type="spellStart"/>
-      <w:r>
-        <w:rPr>
-          <w:rFonts w:ascii="Times New Roman" w:hAnsi="Times New Roman" w:cs="Times New Roman"/>
-          <w:sz w:val="24"/>
-          <w:szCs w:val="24"/>
-        </w:rPr>
-        <w:t>calculator</w:t>
-      </w:r>
-      <w:proofErr w:type="spellEnd"/>
-      <w:r>
-        <w:rPr>
-          <w:rFonts w:ascii="Times New Roman" w:hAnsi="Times New Roman" w:cs="Times New Roman"/>
-          <w:sz w:val="24"/>
-          <w:szCs w:val="24"/>
-        </w:rPr>
-        <w:t xml:space="preserve"> alkalmazást. Ezek jó alapot adtak ahhoz, hogy a menüváltás logikáját kipróbáljuk: a spa.html oldalon két gomb jelent meg, és ezekre kattintva ugyanazon az oldalon belül más-más alkalmazás töltődött be. Ez a működés jól szemléltette a SPA lényegét, hiszen az oldal nem töltődött újra, csak a megjelenített tartalom változott meg. A kezdeti cél tehát az volt, hogy a mechanizmus biztosan jól </w:t>
-      </w:r>
-      <w:proofErr w:type="spellStart"/>
-      <w:r>
-        <w:rPr>
-          <w:rFonts w:ascii="Times New Roman" w:hAnsi="Times New Roman" w:cs="Times New Roman"/>
-          <w:sz w:val="24"/>
-          <w:szCs w:val="24"/>
-        </w:rPr>
-        <w:t>működjön</w:t>
-      </w:r>
-      <w:proofErr w:type="spellEnd"/>
-      <w:r>
-        <w:rPr>
-          <w:rFonts w:ascii="Times New Roman" w:hAnsi="Times New Roman" w:cs="Times New Roman"/>
-          <w:sz w:val="24"/>
-          <w:szCs w:val="24"/>
-        </w:rPr>
-        <w:t xml:space="preserve">. Ezt követően kezdtük el az oldal megjelenésének hozzáigazítását a már kialakított közös arculathoz. Az index oldalról átmásoltuk a topbar és a </w:t>
-      </w:r>
-      <w:proofErr w:type="spellStart"/>
-      <w:r>
-        <w:rPr>
-          <w:rFonts w:ascii="Times New Roman" w:hAnsi="Times New Roman" w:cs="Times New Roman"/>
-          <w:sz w:val="24"/>
-          <w:szCs w:val="24"/>
-        </w:rPr>
-        <w:t>footer</w:t>
-      </w:r>
-      <w:proofErr w:type="spellEnd"/>
-      <w:r>
-        <w:rPr>
-          <w:rFonts w:ascii="Times New Roman" w:hAnsi="Times New Roman" w:cs="Times New Roman"/>
-          <w:sz w:val="24"/>
-          <w:szCs w:val="24"/>
-        </w:rPr>
-        <w:t xml:space="preserve"> szerkezetét, illetve itt is elhelyeztük a menu.css-re mutató hivatkozást.</w:t>
+        <w:t>rendelkező Single Page Applicationt kell készíteni, ahol a két menüponthoz két külön React alkalmazás tartozik. A fejlesztés kezdeti szakaszában nem rögtön saját kiválasztott alkalmazásokat kerestünk, hanem először a működés logikáját akartuk stabilan megvalósítani. Ezért a megoldasok.zip fájlból átmásoltuk a tic-tac-toe és a calculator alkalmazást. Ezek jó alapot adtak ahhoz, hogy a menüváltás logikáját kipróbáljuk: a spa.html oldalon két gomb jelent meg, és ezekre kattintva ugyanazon az oldalon belül más-más alkalmazás töltődött be. Ez a működés jól szemléltette a SPA lényegét, hiszen az oldal nem töltődött újra, csak a megjelenített tartalom változott meg. A kezdeti cél tehát az volt, hogy a mechanizmus biztosan jól működjön. Ezt követően kezdtük el az oldal megjelenésének hozzáigazítását a már kialakított közös arculathoz. Az index oldalról átmásoltuk a topbar és a footer szerkezetét, illetve itt is elhelyeztük a menu.css-re mutató hivatkozást.</w:t>
       </w:r>
     </w:p>
     <w:p>
@@ -6662,25 +5429,7 @@
           <w:sz w:val="24"/>
           <w:szCs w:val="24"/>
         </w:rPr>
-        <w:t xml:space="preserve">Miután a SPA működésének alapelve már stabilan megvolt, megkezdtük a két végleges </w:t>
-      </w:r>
-      <w:proofErr w:type="spellStart"/>
-      <w:r>
-        <w:rPr>
-          <w:rFonts w:ascii="Times New Roman" w:hAnsi="Times New Roman" w:cs="Times New Roman"/>
-          <w:sz w:val="24"/>
-          <w:szCs w:val="24"/>
-        </w:rPr>
-        <w:t>React</w:t>
-      </w:r>
-      <w:proofErr w:type="spellEnd"/>
-      <w:r>
-        <w:rPr>
-          <w:rFonts w:ascii="Times New Roman" w:hAnsi="Times New Roman" w:cs="Times New Roman"/>
-          <w:sz w:val="24"/>
-          <w:szCs w:val="24"/>
-        </w:rPr>
-        <w:t xml:space="preserve"> alkalmazás kiválasztását. Ehhez a tananyagban szereplő linket használtuk, vagyis az </w:t>
+        <w:t xml:space="preserve">Miután a SPA működésének alapelve már stabilan megvolt, megkezdtük a két végleges React alkalmazás kiválasztását. Ehhez a tananyagban szereplő linket használtuk, vagyis az </w:t>
       </w:r>
       <w:hyperlink r:id="rId16" w:history="1">
         <w:r>
@@ -6708,115 +5457,7 @@
           <w:sz w:val="24"/>
           <w:szCs w:val="24"/>
         </w:rPr>
-        <w:t xml:space="preserve">GitHub gyűjteményt. Több projektet is megvizsgáltunk, például a </w:t>
-      </w:r>
-      <w:proofErr w:type="spellStart"/>
-      <w:r>
-        <w:rPr>
-          <w:rFonts w:ascii="Times New Roman" w:hAnsi="Times New Roman" w:cs="Times New Roman"/>
-          <w:sz w:val="24"/>
-          <w:szCs w:val="24"/>
-        </w:rPr>
-        <w:t>weight</w:t>
-      </w:r>
-      <w:proofErr w:type="spellEnd"/>
-      <w:r>
-        <w:rPr>
-          <w:rFonts w:ascii="Times New Roman" w:hAnsi="Times New Roman" w:cs="Times New Roman"/>
-          <w:sz w:val="24"/>
-          <w:szCs w:val="24"/>
-        </w:rPr>
-        <w:t xml:space="preserve"> </w:t>
-      </w:r>
-      <w:proofErr w:type="spellStart"/>
-      <w:r>
-        <w:rPr>
-          <w:rFonts w:ascii="Times New Roman" w:hAnsi="Times New Roman" w:cs="Times New Roman"/>
-          <w:sz w:val="24"/>
-          <w:szCs w:val="24"/>
-        </w:rPr>
-        <w:t>convertert</w:t>
-      </w:r>
-      <w:proofErr w:type="spellEnd"/>
-      <w:r>
-        <w:rPr>
-          <w:rFonts w:ascii="Times New Roman" w:hAnsi="Times New Roman" w:cs="Times New Roman"/>
-          <w:sz w:val="24"/>
-          <w:szCs w:val="24"/>
-        </w:rPr>
-        <w:t xml:space="preserve">, a </w:t>
-      </w:r>
-      <w:proofErr w:type="spellStart"/>
-      <w:r>
-        <w:rPr>
-          <w:rFonts w:ascii="Times New Roman" w:hAnsi="Times New Roman" w:cs="Times New Roman"/>
-          <w:sz w:val="24"/>
-          <w:szCs w:val="24"/>
-        </w:rPr>
-        <w:t>dice</w:t>
-      </w:r>
-      <w:proofErr w:type="spellEnd"/>
-      <w:r>
-        <w:rPr>
-          <w:rFonts w:ascii="Times New Roman" w:hAnsi="Times New Roman" w:cs="Times New Roman"/>
-          <w:sz w:val="24"/>
-          <w:szCs w:val="24"/>
-        </w:rPr>
-        <w:t xml:space="preserve">-appot, a </w:t>
-      </w:r>
-      <w:proofErr w:type="spellStart"/>
-      <w:r>
-        <w:rPr>
-          <w:rFonts w:ascii="Times New Roman" w:hAnsi="Times New Roman" w:cs="Times New Roman"/>
-          <w:sz w:val="24"/>
-          <w:szCs w:val="24"/>
-        </w:rPr>
-        <w:t>memory</w:t>
-      </w:r>
-      <w:proofErr w:type="spellEnd"/>
-      <w:r>
-        <w:rPr>
-          <w:rFonts w:ascii="Times New Roman" w:hAnsi="Times New Roman" w:cs="Times New Roman"/>
-          <w:sz w:val="24"/>
-          <w:szCs w:val="24"/>
-        </w:rPr>
-        <w:t>-</w:t>
-      </w:r>
-      <w:proofErr w:type="spellStart"/>
-      <w:r>
-        <w:rPr>
-          <w:rFonts w:ascii="Times New Roman" w:hAnsi="Times New Roman" w:cs="Times New Roman"/>
-          <w:sz w:val="24"/>
-          <w:szCs w:val="24"/>
-        </w:rPr>
-        <w:t>card</w:t>
-      </w:r>
-      <w:proofErr w:type="spellEnd"/>
-      <w:r>
-        <w:rPr>
-          <w:rFonts w:ascii="Times New Roman" w:hAnsi="Times New Roman" w:cs="Times New Roman"/>
-          <w:sz w:val="24"/>
-          <w:szCs w:val="24"/>
-        </w:rPr>
-        <w:t>-game-</w:t>
-      </w:r>
-      <w:proofErr w:type="spellStart"/>
-      <w:r>
-        <w:rPr>
-          <w:rFonts w:ascii="Times New Roman" w:hAnsi="Times New Roman" w:cs="Times New Roman"/>
-          <w:sz w:val="24"/>
-          <w:szCs w:val="24"/>
-        </w:rPr>
-        <w:t>et</w:t>
-      </w:r>
-      <w:proofErr w:type="spellEnd"/>
-      <w:r>
-        <w:rPr>
-          <w:rFonts w:ascii="Times New Roman" w:hAnsi="Times New Roman" w:cs="Times New Roman"/>
-          <w:sz w:val="24"/>
-          <w:szCs w:val="24"/>
-        </w:rPr>
-        <w:t xml:space="preserve"> és más hasonló alkalmazásokat. A választás során egyszerre kellett figyelembe venni a feladat nehézségi követelményeit és a projekt méretét is, mivel a feltöltésnél az is szempont volt, hogy a GitHubon kezelhető maradjon a mappa</w:t>
+        <w:t>GitHub gyűjteményt. Több projektet is megvizsgáltunk, például a weight convertert, a dice-appot, a memory-card-game-et és más hasonló alkalmazásokat. A választás során egyszerre kellett figyelembe venni a feladat nehézségi követelményeit és a projekt méretét is, mivel a feltöltésnél az is szempont volt, hogy a GitHubon kezelhető maradjon a mappa</w:t>
       </w:r>
       <w:r>
         <w:rPr>
@@ -6832,133 +5473,7 @@
           <w:sz w:val="24"/>
           <w:szCs w:val="24"/>
         </w:rPr>
-        <w:t xml:space="preserve">. Végül két egyszerűbb, de jól használható és látványos alkalmazás mellett döntöttünk: a </w:t>
-      </w:r>
-      <w:proofErr w:type="spellStart"/>
-      <w:r>
-        <w:rPr>
-          <w:rFonts w:ascii="Times New Roman" w:hAnsi="Times New Roman" w:cs="Times New Roman"/>
-          <w:sz w:val="24"/>
-          <w:szCs w:val="24"/>
-        </w:rPr>
-        <w:t>digital</w:t>
-      </w:r>
-      <w:proofErr w:type="spellEnd"/>
-      <w:r>
-        <w:rPr>
-          <w:rFonts w:ascii="Times New Roman" w:hAnsi="Times New Roman" w:cs="Times New Roman"/>
-          <w:sz w:val="24"/>
-          <w:szCs w:val="24"/>
-        </w:rPr>
-        <w:t xml:space="preserve"> </w:t>
-      </w:r>
-      <w:proofErr w:type="spellStart"/>
-      <w:r>
-        <w:rPr>
-          <w:rFonts w:ascii="Times New Roman" w:hAnsi="Times New Roman" w:cs="Times New Roman"/>
-          <w:sz w:val="24"/>
-          <w:szCs w:val="24"/>
-        </w:rPr>
-        <w:t>clock</w:t>
-      </w:r>
-      <w:proofErr w:type="spellEnd"/>
-      <w:r>
-        <w:rPr>
-          <w:rFonts w:ascii="Times New Roman" w:hAnsi="Times New Roman" w:cs="Times New Roman"/>
-          <w:sz w:val="24"/>
-          <w:szCs w:val="24"/>
-        </w:rPr>
-        <w:t xml:space="preserve"> és a </w:t>
-      </w:r>
-      <w:proofErr w:type="spellStart"/>
-      <w:r>
-        <w:rPr>
-          <w:rFonts w:ascii="Times New Roman" w:hAnsi="Times New Roman" w:cs="Times New Roman"/>
-          <w:sz w:val="24"/>
-          <w:szCs w:val="24"/>
-        </w:rPr>
-        <w:t>date</w:t>
-      </w:r>
-      <w:proofErr w:type="spellEnd"/>
-      <w:r>
-        <w:rPr>
-          <w:rFonts w:ascii="Times New Roman" w:hAnsi="Times New Roman" w:cs="Times New Roman"/>
-          <w:sz w:val="24"/>
-          <w:szCs w:val="24"/>
-        </w:rPr>
-        <w:t xml:space="preserve"> </w:t>
-      </w:r>
-      <w:proofErr w:type="spellStart"/>
-      <w:r>
-        <w:rPr>
-          <w:rFonts w:ascii="Times New Roman" w:hAnsi="Times New Roman" w:cs="Times New Roman"/>
-          <w:sz w:val="24"/>
-          <w:szCs w:val="24"/>
-        </w:rPr>
-        <w:t>counter</w:t>
-      </w:r>
-      <w:proofErr w:type="spellEnd"/>
-      <w:r>
-        <w:rPr>
-          <w:rFonts w:ascii="Times New Roman" w:hAnsi="Times New Roman" w:cs="Times New Roman"/>
-          <w:sz w:val="24"/>
-          <w:szCs w:val="24"/>
-        </w:rPr>
-        <w:t xml:space="preserve"> app került be a végleges SPA oldalra. Ezek nehézségi szintje megfelelően illeszkedett a </w:t>
-      </w:r>
-      <w:proofErr w:type="spellStart"/>
-      <w:r>
-        <w:rPr>
-          <w:rFonts w:ascii="Times New Roman" w:hAnsi="Times New Roman" w:cs="Times New Roman"/>
-          <w:sz w:val="24"/>
-          <w:szCs w:val="24"/>
-        </w:rPr>
-        <w:t>calculator</w:t>
-      </w:r>
-      <w:proofErr w:type="spellEnd"/>
-      <w:r>
-        <w:rPr>
-          <w:rFonts w:ascii="Times New Roman" w:hAnsi="Times New Roman" w:cs="Times New Roman"/>
-          <w:sz w:val="24"/>
-          <w:szCs w:val="24"/>
-        </w:rPr>
-        <w:t xml:space="preserve"> és </w:t>
-      </w:r>
-      <w:proofErr w:type="spellStart"/>
-      <w:r>
-        <w:rPr>
-          <w:rFonts w:ascii="Times New Roman" w:hAnsi="Times New Roman" w:cs="Times New Roman"/>
-          <w:sz w:val="24"/>
-          <w:szCs w:val="24"/>
-        </w:rPr>
-        <w:t>tic-tac-toe</w:t>
-      </w:r>
-      <w:proofErr w:type="spellEnd"/>
-      <w:r>
-        <w:rPr>
-          <w:rFonts w:ascii="Times New Roman" w:hAnsi="Times New Roman" w:cs="Times New Roman"/>
-          <w:sz w:val="24"/>
-          <w:szCs w:val="24"/>
-        </w:rPr>
-        <w:t xml:space="preserve"> példákhoz. A kiválasztott alkalmazások </w:t>
-      </w:r>
-      <w:proofErr w:type="spellStart"/>
-      <w:r>
-        <w:rPr>
-          <w:rFonts w:ascii="Times New Roman" w:hAnsi="Times New Roman" w:cs="Times New Roman"/>
-          <w:sz w:val="24"/>
-          <w:szCs w:val="24"/>
-        </w:rPr>
-        <w:t>App.jsx</w:t>
-      </w:r>
-      <w:proofErr w:type="spellEnd"/>
-      <w:r>
-        <w:rPr>
-          <w:rFonts w:ascii="Times New Roman" w:hAnsi="Times New Roman" w:cs="Times New Roman"/>
-          <w:sz w:val="24"/>
-          <w:szCs w:val="24"/>
-        </w:rPr>
-        <w:t xml:space="preserve"> kódját megkerestük, majd ezeket a korábban használt példák helyére </w:t>
+        <w:t xml:space="preserve">. Végül két egyszerűbb, de jól használható és látványos alkalmazás mellett döntöttünk: a digital clock és a date counter app került be a végleges SPA oldalra. Ezek nehézségi szintje megfelelően illeszkedett a calculator és tic-tac-toe példákhoz. A kiválasztott alkalmazások App.jsx kódját megkerestük, majd ezeket a korábban használt példák helyére </w:t>
       </w:r>
       <w:r>
         <w:rPr>
@@ -6990,97 +5505,7 @@
           <w:sz w:val="24"/>
           <w:szCs w:val="24"/>
         </w:rPr>
-        <w:t xml:space="preserve"> igazodjon. Az </w:t>
-      </w:r>
-      <w:proofErr w:type="spellStart"/>
-      <w:r>
-        <w:rPr>
-          <w:rFonts w:ascii="Times New Roman" w:hAnsi="Times New Roman" w:cs="Times New Roman"/>
-          <w:sz w:val="24"/>
-          <w:szCs w:val="24"/>
-        </w:rPr>
-        <w:t>SpaPage.jsx</w:t>
-      </w:r>
-      <w:proofErr w:type="spellEnd"/>
-      <w:r>
-        <w:rPr>
-          <w:rFonts w:ascii="Times New Roman" w:hAnsi="Times New Roman" w:cs="Times New Roman"/>
-          <w:sz w:val="24"/>
-          <w:szCs w:val="24"/>
-        </w:rPr>
-        <w:t xml:space="preserve"> fájlban átírtuk a hivatkozásokat is, így a menügombok már a </w:t>
-      </w:r>
-      <w:proofErr w:type="spellStart"/>
-      <w:r>
-        <w:rPr>
-          <w:rFonts w:ascii="Times New Roman" w:hAnsi="Times New Roman" w:cs="Times New Roman"/>
-          <w:sz w:val="24"/>
-          <w:szCs w:val="24"/>
-        </w:rPr>
-        <w:t>digital</w:t>
-      </w:r>
-      <w:proofErr w:type="spellEnd"/>
-      <w:r>
-        <w:rPr>
-          <w:rFonts w:ascii="Times New Roman" w:hAnsi="Times New Roman" w:cs="Times New Roman"/>
-          <w:sz w:val="24"/>
-          <w:szCs w:val="24"/>
-        </w:rPr>
-        <w:t xml:space="preserve"> </w:t>
-      </w:r>
-      <w:proofErr w:type="spellStart"/>
-      <w:r>
-        <w:rPr>
-          <w:rFonts w:ascii="Times New Roman" w:hAnsi="Times New Roman" w:cs="Times New Roman"/>
-          <w:sz w:val="24"/>
-          <w:szCs w:val="24"/>
-        </w:rPr>
-        <w:t>clock</w:t>
-      </w:r>
-      <w:proofErr w:type="spellEnd"/>
-      <w:r>
-        <w:rPr>
-          <w:rFonts w:ascii="Times New Roman" w:hAnsi="Times New Roman" w:cs="Times New Roman"/>
-          <w:sz w:val="24"/>
-          <w:szCs w:val="24"/>
-        </w:rPr>
-        <w:t xml:space="preserve"> és a </w:t>
-      </w:r>
-      <w:proofErr w:type="spellStart"/>
-      <w:r>
-        <w:rPr>
-          <w:rFonts w:ascii="Times New Roman" w:hAnsi="Times New Roman" w:cs="Times New Roman"/>
-          <w:sz w:val="24"/>
-          <w:szCs w:val="24"/>
-        </w:rPr>
-        <w:t>date</w:t>
-      </w:r>
-      <w:proofErr w:type="spellEnd"/>
-      <w:r>
-        <w:rPr>
-          <w:rFonts w:ascii="Times New Roman" w:hAnsi="Times New Roman" w:cs="Times New Roman"/>
-          <w:sz w:val="24"/>
-          <w:szCs w:val="24"/>
-        </w:rPr>
-        <w:t xml:space="preserve"> </w:t>
-      </w:r>
-      <w:proofErr w:type="spellStart"/>
-      <w:r>
-        <w:rPr>
-          <w:rFonts w:ascii="Times New Roman" w:hAnsi="Times New Roman" w:cs="Times New Roman"/>
-          <w:sz w:val="24"/>
-          <w:szCs w:val="24"/>
-        </w:rPr>
-        <w:t>counter</w:t>
-      </w:r>
-      <w:proofErr w:type="spellEnd"/>
-      <w:r>
-        <w:rPr>
-          <w:rFonts w:ascii="Times New Roman" w:hAnsi="Times New Roman" w:cs="Times New Roman"/>
-          <w:sz w:val="24"/>
-          <w:szCs w:val="24"/>
-        </w:rPr>
-        <w:t xml:space="preserve"> alkalmazásokat töltötték be. Miután a működés ezzel az új tartalommal is stabillá vált, megkezdtük a végső formázást. A menüválasztó gombokat a saját színpalettánkhoz igazítottuk, középre rendeztük, és ügyeltünk arra, hogy az oldal egészének hangulatát erősítsék. Emellett a </w:t>
+        <w:t xml:space="preserve"> igazodjon. Az SpaPage.jsx fájlban átírtuk a hivatkozásokat is, így a menügombok már a digital clock és a date counter alkalmazásokat töltötték be. Miután a működés ezzel az új tartalommal is stabillá vált, megkezdtük a végső formázást. A menüválasztó gombokat a saját színpalettánkhoz igazítottuk, középre rendeztük, és ügyeltünk arra, hogy az oldal egészének hangulatát erősítsék. Emellett a </w:t>
       </w:r>
       <w:r>
         <w:rPr>
@@ -7223,43 +5648,7 @@
           <w:sz w:val="24"/>
           <w:szCs w:val="24"/>
         </w:rPr>
-        <w:t xml:space="preserve">A fejlesztés lezárását követően utólag ellenőriztük a beadandó követelményeit, és ekkor vettük </w:t>
-      </w:r>
-      <w:proofErr w:type="spellStart"/>
-      <w:r>
-        <w:rPr>
-          <w:rFonts w:ascii="Times New Roman" w:hAnsi="Times New Roman" w:cs="Times New Roman"/>
-          <w:sz w:val="24"/>
-          <w:szCs w:val="24"/>
-        </w:rPr>
-        <w:t>észre</w:t>
-      </w:r>
-      <w:proofErr w:type="spellEnd"/>
-      <w:r>
-        <w:rPr>
-          <w:rFonts w:ascii="Times New Roman" w:hAnsi="Times New Roman" w:cs="Times New Roman"/>
-          <w:sz w:val="24"/>
-          <w:szCs w:val="24"/>
-        </w:rPr>
-        <w:t xml:space="preserve">, hogy a feladat előírja a </w:t>
-      </w:r>
-      <w:proofErr w:type="spellStart"/>
-      <w:r>
-        <w:rPr>
-          <w:rFonts w:ascii="Times New Roman" w:hAnsi="Times New Roman" w:cs="Times New Roman"/>
-          <w:sz w:val="24"/>
-          <w:szCs w:val="24"/>
-        </w:rPr>
-        <w:t>React</w:t>
-      </w:r>
-      <w:proofErr w:type="spellEnd"/>
-      <w:r>
-        <w:rPr>
-          <w:rFonts w:ascii="Times New Roman" w:hAnsi="Times New Roman" w:cs="Times New Roman"/>
-          <w:sz w:val="24"/>
-          <w:szCs w:val="24"/>
-        </w:rPr>
-        <w:t xml:space="preserve"> alkalmazások </w:t>
+        <w:t xml:space="preserve">A fejlesztés lezárását követően utólag ellenőriztük a beadandó követelményeit, és ekkor vettük észre, hogy a feladat előírja a React alkalmazások </w:t>
       </w:r>
       <w:r>
         <w:rPr>
@@ -7269,7 +5658,6 @@
         </w:rPr>
         <w:t>„</w:t>
       </w:r>
-      <w:proofErr w:type="spellStart"/>
       <w:r>
         <w:rPr>
           <w:rFonts w:ascii="Times New Roman" w:hAnsi="Times New Roman" w:cs="Times New Roman"/>
@@ -7278,7 +5666,6 @@
         </w:rPr>
         <w:t>src</w:t>
       </w:r>
-      <w:proofErr w:type="spellEnd"/>
       <w:r>
         <w:rPr>
           <w:rFonts w:ascii="Times New Roman" w:hAnsi="Times New Roman" w:cs="Times New Roman"/>
@@ -7303,7 +5690,6 @@
         </w:rPr>
         <w:t>„</w:t>
       </w:r>
-      <w:proofErr w:type="spellStart"/>
       <w:r>
         <w:rPr>
           <w:rFonts w:ascii="Times New Roman" w:hAnsi="Times New Roman" w:cs="Times New Roman"/>
@@ -7312,7 +5698,6 @@
         </w:rPr>
         <w:t>dist</w:t>
       </w:r>
-      <w:proofErr w:type="spellEnd"/>
       <w:r>
         <w:rPr>
           <w:rFonts w:ascii="Times New Roman" w:hAnsi="Times New Roman" w:cs="Times New Roman"/>
@@ -7327,25 +5712,7 @@
           <w:sz w:val="24"/>
           <w:szCs w:val="24"/>
         </w:rPr>
-        <w:t xml:space="preserve"> mappáinak feltöltését a GitHub </w:t>
-      </w:r>
-      <w:proofErr w:type="spellStart"/>
-      <w:r>
-        <w:rPr>
-          <w:rFonts w:ascii="Times New Roman" w:hAnsi="Times New Roman" w:cs="Times New Roman"/>
-          <w:sz w:val="24"/>
-          <w:szCs w:val="24"/>
-        </w:rPr>
-        <w:t>repozitóriumba</w:t>
-      </w:r>
-      <w:proofErr w:type="spellEnd"/>
-      <w:r>
-        <w:rPr>
-          <w:rFonts w:ascii="Times New Roman" w:hAnsi="Times New Roman" w:cs="Times New Roman"/>
-          <w:sz w:val="24"/>
-          <w:szCs w:val="24"/>
-        </w:rPr>
-        <w:t xml:space="preserve">. A kezdeti feltöltés során a </w:t>
+        <w:t xml:space="preserve"> mappáinak feltöltését a GitHub repozitóriumba. A kezdeti feltöltés során a </w:t>
       </w:r>
       <w:r>
         <w:rPr>
@@ -7361,16 +5728,7 @@
           <w:sz w:val="24"/>
           <w:szCs w:val="24"/>
         </w:rPr>
-        <w:t xml:space="preserve"> mappa még nem szerepelt a </w:t>
-      </w:r>
-      <w:proofErr w:type="spellStart"/>
-      <w:r>
-        <w:rPr>
-          <w:rFonts w:ascii="Times New Roman" w:hAnsi="Times New Roman" w:cs="Times New Roman"/>
-          <w:sz w:val="24"/>
-          <w:szCs w:val="24"/>
-        </w:rPr>
-        <w:t>repozitóriumba</w:t>
+        <w:t xml:space="preserve"> mappa még nem szerepelt a repozitóriumba</w:t>
       </w:r>
       <w:r>
         <w:rPr>
@@ -7380,68 +5738,13 @@
         </w:rPr>
         <w:t>n</w:t>
       </w:r>
-      <w:proofErr w:type="spellEnd"/>
-      <w:r>
-        <w:rPr>
-          <w:rFonts w:ascii="Times New Roman" w:hAnsi="Times New Roman" w:cs="Times New Roman"/>
-          <w:sz w:val="24"/>
-          <w:szCs w:val="24"/>
-        </w:rPr>
-        <w:t xml:space="preserve">, ezért ezt utólag pótoltuk. A </w:t>
-      </w:r>
-      <w:proofErr w:type="spellStart"/>
-      <w:r>
-        <w:rPr>
-          <w:rFonts w:ascii="Times New Roman" w:hAnsi="Times New Roman" w:cs="Times New Roman"/>
-          <w:sz w:val="24"/>
-          <w:szCs w:val="24"/>
-        </w:rPr>
-        <w:t>React</w:t>
-      </w:r>
-      <w:proofErr w:type="spellEnd"/>
-      <w:r>
-        <w:rPr>
-          <w:rFonts w:ascii="Times New Roman" w:hAnsi="Times New Roman" w:cs="Times New Roman"/>
-          <w:sz w:val="24"/>
-          <w:szCs w:val="24"/>
-        </w:rPr>
-        <w:t xml:space="preserve"> alkalmazásokat </w:t>
-      </w:r>
-      <w:proofErr w:type="spellStart"/>
-      <w:r>
-        <w:rPr>
-          <w:rFonts w:ascii="Times New Roman" w:hAnsi="Times New Roman" w:cs="Times New Roman"/>
-          <w:sz w:val="24"/>
-          <w:szCs w:val="24"/>
-        </w:rPr>
-        <w:t>Create</w:t>
-      </w:r>
-      <w:proofErr w:type="spellEnd"/>
-      <w:r>
-        <w:rPr>
-          <w:rFonts w:ascii="Times New Roman" w:hAnsi="Times New Roman" w:cs="Times New Roman"/>
-          <w:sz w:val="24"/>
-          <w:szCs w:val="24"/>
-        </w:rPr>
-        <w:t xml:space="preserve"> </w:t>
-      </w:r>
-      <w:proofErr w:type="spellStart"/>
-      <w:r>
-        <w:rPr>
-          <w:rFonts w:ascii="Times New Roman" w:hAnsi="Times New Roman" w:cs="Times New Roman"/>
-          <w:sz w:val="24"/>
-          <w:szCs w:val="24"/>
-        </w:rPr>
-        <w:t>React</w:t>
-      </w:r>
-      <w:proofErr w:type="spellEnd"/>
-      <w:r>
-        <w:rPr>
-          <w:rFonts w:ascii="Times New Roman" w:hAnsi="Times New Roman" w:cs="Times New Roman"/>
-          <w:sz w:val="24"/>
-          <w:szCs w:val="24"/>
-        </w:rPr>
-        <w:t xml:space="preserve"> App környezetben készítettük, amely nem </w:t>
+      <w:r>
+        <w:rPr>
+          <w:rFonts w:ascii="Times New Roman" w:hAnsi="Times New Roman" w:cs="Times New Roman"/>
+          <w:sz w:val="24"/>
+          <w:szCs w:val="24"/>
+        </w:rPr>
+        <w:t xml:space="preserve">, ezért ezt utólag pótoltuk. A React alkalmazásokat Create React App környezetben készítettük, amely nem </w:t>
       </w:r>
       <w:r>
         <w:rPr>
@@ -7451,7 +5754,6 @@
         </w:rPr>
         <w:t>„</w:t>
       </w:r>
-      <w:proofErr w:type="spellStart"/>
       <w:r>
         <w:rPr>
           <w:rFonts w:ascii="Times New Roman" w:hAnsi="Times New Roman" w:cs="Times New Roman"/>
@@ -7460,7 +5762,6 @@
         </w:rPr>
         <w:t>dist</w:t>
       </w:r>
-      <w:proofErr w:type="spellEnd"/>
       <w:r>
         <w:rPr>
           <w:rFonts w:ascii="Times New Roman" w:hAnsi="Times New Roman" w:cs="Times New Roman"/>
@@ -7485,7 +5786,6 @@
         </w:rPr>
         <w:t>„</w:t>
       </w:r>
-      <w:proofErr w:type="spellStart"/>
       <w:r>
         <w:rPr>
           <w:rFonts w:ascii="Times New Roman" w:hAnsi="Times New Roman" w:cs="Times New Roman"/>
@@ -7494,7 +5794,6 @@
         </w:rPr>
         <w:t>build</w:t>
       </w:r>
-      <w:proofErr w:type="spellEnd"/>
       <w:r>
         <w:rPr>
           <w:rFonts w:ascii="Times New Roman" w:hAnsi="Times New Roman" w:cs="Times New Roman"/>
@@ -7519,43 +5818,38 @@
         </w:rPr>
         <w:t>„</w:t>
       </w:r>
-      <w:proofErr w:type="spellStart"/>
-      <w:r>
-        <w:rPr>
-          <w:rFonts w:ascii="Times New Roman" w:hAnsi="Times New Roman" w:cs="Times New Roman"/>
-          <w:sz w:val="24"/>
-          <w:szCs w:val="24"/>
-        </w:rPr>
-        <w:t>npm</w:t>
-      </w:r>
-      <w:proofErr w:type="spellEnd"/>
-      <w:r>
-        <w:rPr>
-          <w:rFonts w:ascii="Times New Roman" w:hAnsi="Times New Roman" w:cs="Times New Roman"/>
-          <w:sz w:val="24"/>
-          <w:szCs w:val="24"/>
-        </w:rPr>
-        <w:t xml:space="preserve"> </w:t>
-      </w:r>
-      <w:proofErr w:type="spellStart"/>
-      <w:r>
-        <w:rPr>
-          <w:rFonts w:ascii="Times New Roman" w:hAnsi="Times New Roman" w:cs="Times New Roman"/>
-          <w:sz w:val="24"/>
-          <w:szCs w:val="24"/>
-        </w:rPr>
-        <w:t>run</w:t>
-      </w:r>
-      <w:proofErr w:type="spellEnd"/>
-      <w:r>
-        <w:rPr>
-          <w:rFonts w:ascii="Times New Roman" w:hAnsi="Times New Roman" w:cs="Times New Roman"/>
-          <w:sz w:val="24"/>
-          <w:szCs w:val="24"/>
-        </w:rPr>
-        <w:t xml:space="preserve"> </w:t>
-      </w:r>
-      <w:proofErr w:type="spellStart"/>
+      <w:r>
+        <w:rPr>
+          <w:rFonts w:ascii="Times New Roman" w:hAnsi="Times New Roman" w:cs="Times New Roman"/>
+          <w:sz w:val="24"/>
+          <w:szCs w:val="24"/>
+        </w:rPr>
+        <w:t>npm run build</w:t>
+      </w:r>
+      <w:r>
+        <w:rPr>
+          <w:rFonts w:ascii="Times New Roman" w:hAnsi="Times New Roman" w:cs="Times New Roman"/>
+          <w:sz w:val="24"/>
+          <w:szCs w:val="24"/>
+        </w:rPr>
+        <w:t>”</w:t>
+      </w:r>
+      <w:r>
+        <w:rPr>
+          <w:rFonts w:ascii="Times New Roman" w:hAnsi="Times New Roman" w:cs="Times New Roman"/>
+          <w:sz w:val="24"/>
+          <w:szCs w:val="24"/>
+        </w:rPr>
+        <w:t xml:space="preserve"> parancs futtatásakor. Ennek megfelelően a két alkalmazás (digital_clock és datecounter) esetében a </w:t>
+      </w:r>
+      <w:r>
+        <w:rPr>
+          <w:rFonts w:ascii="Times New Roman" w:hAnsi="Times New Roman" w:cs="Times New Roman"/>
+          <w:sz w:val="24"/>
+          <w:szCs w:val="24"/>
+        </w:rPr>
+        <w:t>„</w:t>
+      </w:r>
       <w:r>
         <w:rPr>
           <w:rFonts w:ascii="Times New Roman" w:hAnsi="Times New Roman" w:cs="Times New Roman"/>
@@ -7564,7 +5858,6 @@
         </w:rPr>
         <w:t>build</w:t>
       </w:r>
-      <w:proofErr w:type="spellEnd"/>
       <w:r>
         <w:rPr>
           <w:rFonts w:ascii="Times New Roman" w:hAnsi="Times New Roman" w:cs="Times New Roman"/>
@@ -7579,43 +5872,7 @@
           <w:sz w:val="24"/>
           <w:szCs w:val="24"/>
         </w:rPr>
-        <w:t xml:space="preserve"> parancs futtatásakor. Ennek megfelelően a két alkalmazás (</w:t>
-      </w:r>
-      <w:proofErr w:type="spellStart"/>
-      <w:r>
-        <w:rPr>
-          <w:rFonts w:ascii="Times New Roman" w:hAnsi="Times New Roman" w:cs="Times New Roman"/>
-          <w:sz w:val="24"/>
-          <w:szCs w:val="24"/>
-        </w:rPr>
-        <w:t>digital_clock</w:t>
-      </w:r>
-      <w:proofErr w:type="spellEnd"/>
-      <w:r>
-        <w:rPr>
-          <w:rFonts w:ascii="Times New Roman" w:hAnsi="Times New Roman" w:cs="Times New Roman"/>
-          <w:sz w:val="24"/>
-          <w:szCs w:val="24"/>
-        </w:rPr>
-        <w:t xml:space="preserve"> és </w:t>
-      </w:r>
-      <w:proofErr w:type="spellStart"/>
-      <w:r>
-        <w:rPr>
-          <w:rFonts w:ascii="Times New Roman" w:hAnsi="Times New Roman" w:cs="Times New Roman"/>
-          <w:sz w:val="24"/>
-          <w:szCs w:val="24"/>
-        </w:rPr>
-        <w:t>datecounter</w:t>
-      </w:r>
-      <w:proofErr w:type="spellEnd"/>
-      <w:r>
-        <w:rPr>
-          <w:rFonts w:ascii="Times New Roman" w:hAnsi="Times New Roman" w:cs="Times New Roman"/>
-          <w:sz w:val="24"/>
-          <w:szCs w:val="24"/>
-        </w:rPr>
-        <w:t xml:space="preserve">) esetében a </w:t>
+        <w:t xml:space="preserve"> mappák kerültek feltöltésre, amelyek a </w:t>
       </w:r>
       <w:r>
         <w:rPr>
@@ -7625,41 +5882,6 @@
         </w:rPr>
         <w:t>„</w:t>
       </w:r>
-      <w:proofErr w:type="spellStart"/>
-      <w:r>
-        <w:rPr>
-          <w:rFonts w:ascii="Times New Roman" w:hAnsi="Times New Roman" w:cs="Times New Roman"/>
-          <w:sz w:val="24"/>
-          <w:szCs w:val="24"/>
-        </w:rPr>
-        <w:t>build</w:t>
-      </w:r>
-      <w:proofErr w:type="spellEnd"/>
-      <w:r>
-        <w:rPr>
-          <w:rFonts w:ascii="Times New Roman" w:hAnsi="Times New Roman" w:cs="Times New Roman"/>
-          <w:sz w:val="24"/>
-          <w:szCs w:val="24"/>
-        </w:rPr>
-        <w:t>”</w:t>
-      </w:r>
-      <w:r>
-        <w:rPr>
-          <w:rFonts w:ascii="Times New Roman" w:hAnsi="Times New Roman" w:cs="Times New Roman"/>
-          <w:sz w:val="24"/>
-          <w:szCs w:val="24"/>
-        </w:rPr>
-        <w:t xml:space="preserve"> mappák kerültek feltöltésre, amelyek a </w:t>
-      </w:r>
-      <w:r>
-        <w:rPr>
-          <w:rFonts w:ascii="Times New Roman" w:hAnsi="Times New Roman" w:cs="Times New Roman"/>
-          <w:sz w:val="24"/>
-          <w:szCs w:val="24"/>
-        </w:rPr>
-        <w:t>„</w:t>
-      </w:r>
-      <w:proofErr w:type="spellStart"/>
       <w:r>
         <w:rPr>
           <w:rFonts w:ascii="Times New Roman" w:hAnsi="Times New Roman" w:cs="Times New Roman"/>
@@ -7668,7 +5890,6 @@
         </w:rPr>
         <w:t>dist</w:t>
       </w:r>
-      <w:proofErr w:type="spellEnd"/>
       <w:r>
         <w:rPr>
           <w:rFonts w:ascii="Times New Roman" w:hAnsi="Times New Roman" w:cs="Times New Roman"/>
@@ -7948,7 +6169,7 @@
               </wp:anchor>
             </w:drawing>
           </mc:Choice>
-          <mc:Fallback>
+          <mc:Fallback xmlns:w16se="http://schemas.microsoft.com/office/word/2015/wordml/symex" xmlns:w16sdtfl="http://schemas.microsoft.com/office/word/2024/wordml/sdtformatlock" xmlns:w16sdtdh="http://schemas.microsoft.com/office/word/2020/wordml/sdtdatahash" xmlns:w16du="http://schemas.microsoft.com/office/word/2023/wordml/word16du" xmlns:w16="http://schemas.microsoft.com/office/word/2018/wordml" xmlns:w16cid="http://schemas.microsoft.com/office/word/2016/wordml/cid" xmlns:w16cex="http://schemas.microsoft.com/office/word/2018/wordml/cex" xmlns:oel="http://schemas.microsoft.com/office/2019/extlst" xmlns:am3d="http://schemas.microsoft.com/office/drawing/2017/model3d" xmlns:aink="http://schemas.microsoft.com/office/drawing/2016/ink" xmlns:cx8="http://schemas.microsoft.com/office/drawing/2016/5/14/chartex" xmlns:cx7="http://schemas.microsoft.com/office/drawing/2016/5/13/chartex" xmlns:cx6="http://schemas.microsoft.com/office/drawing/2016/5/12/chartex" xmlns:cx5="http://schemas.microsoft.com/office/drawing/2016/5/11/chartex" xmlns:cx4="http://schemas.microsoft.com/office/drawing/2016/5/10/chartex" xmlns:cx3="http://schemas.microsoft.com/office/drawing/2016/5/9/chartex" xmlns:cx2="http://schemas.microsoft.com/office/drawing/2015/10/21/chartex" xmlns:cx1="http://schemas.microsoft.com/office/drawing/2015/9/8/chartex" xmlns:cx="http://schemas.microsoft.com/office/drawing/2014/chartex">
             <w:pict>
               <v:shape w14:anchorId="1126EC94" id="_x0000_s1029" type="#_x0000_t202" style="position:absolute;left:0;text-align:left;margin-left:223.15pt;margin-top:150pt;width:228.5pt;height:.05pt;z-index:251672576;visibility:visible;mso-wrap-style:square;mso-wrap-distance-left:9pt;mso-wrap-distance-top:0;mso-wrap-distance-right:9pt;mso-wrap-distance-bottom:0;mso-position-horizontal:absolute;mso-position-horizontal-relative:text;mso-position-vertical:absolute;mso-position-vertical-relative:text;v-text-anchor:top" o:gfxdata="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" stroked="f">
                 <v:textbox style="mso-fit-shape-to-text:t" inset="0,0,0,0">
@@ -8027,97 +6248,7 @@
           <w:sz w:val="24"/>
           <w:szCs w:val="24"/>
         </w:rPr>
-        <w:t xml:space="preserve">A fetchapi.html menüpont már egy jóval összetettebb feladatrész volt, mert itt szerveroldali adatbázis-tárolásra is szükség volt. A fejlesztés során ehhez SQL alapú adatbázist kellett létrehoznunk. Mivel a munkát Visual </w:t>
-      </w:r>
-      <w:proofErr w:type="spellStart"/>
-      <w:r>
-        <w:rPr>
-          <w:rFonts w:ascii="Times New Roman" w:hAnsi="Times New Roman" w:cs="Times New Roman"/>
-          <w:sz w:val="24"/>
-          <w:szCs w:val="24"/>
-        </w:rPr>
-        <w:t>Studio</w:t>
-      </w:r>
-      <w:proofErr w:type="spellEnd"/>
-      <w:r>
-        <w:rPr>
-          <w:rFonts w:ascii="Times New Roman" w:hAnsi="Times New Roman" w:cs="Times New Roman"/>
-          <w:sz w:val="24"/>
-          <w:szCs w:val="24"/>
-        </w:rPr>
-        <w:t xml:space="preserve"> </w:t>
-      </w:r>
-      <w:proofErr w:type="spellStart"/>
-      <w:r>
-        <w:rPr>
-          <w:rFonts w:ascii="Times New Roman" w:hAnsi="Times New Roman" w:cs="Times New Roman"/>
-          <w:sz w:val="24"/>
-          <w:szCs w:val="24"/>
-        </w:rPr>
-        <w:t>Code</w:t>
-      </w:r>
-      <w:proofErr w:type="spellEnd"/>
-      <w:r>
-        <w:rPr>
-          <w:rFonts w:ascii="Times New Roman" w:hAnsi="Times New Roman" w:cs="Times New Roman"/>
-          <w:sz w:val="24"/>
-          <w:szCs w:val="24"/>
-        </w:rPr>
-        <w:t xml:space="preserve"> környezetben végeztük, telepítettünk egy </w:t>
-      </w:r>
-      <w:proofErr w:type="spellStart"/>
-      <w:r>
-        <w:rPr>
-          <w:rFonts w:ascii="Times New Roman" w:hAnsi="Times New Roman" w:cs="Times New Roman"/>
-          <w:sz w:val="24"/>
-          <w:szCs w:val="24"/>
-        </w:rPr>
-        <w:t>SQLite</w:t>
-      </w:r>
-      <w:proofErr w:type="spellEnd"/>
-      <w:r>
-        <w:rPr>
-          <w:rFonts w:ascii="Times New Roman" w:hAnsi="Times New Roman" w:cs="Times New Roman"/>
-          <w:sz w:val="24"/>
-          <w:szCs w:val="24"/>
-        </w:rPr>
-        <w:t xml:space="preserve"> bővítményt, valamint hozzá az </w:t>
-      </w:r>
-      <w:proofErr w:type="spellStart"/>
-      <w:r>
-        <w:rPr>
-          <w:rFonts w:ascii="Times New Roman" w:hAnsi="Times New Roman" w:cs="Times New Roman"/>
-          <w:sz w:val="24"/>
-          <w:szCs w:val="24"/>
-        </w:rPr>
-        <w:t>SQLite</w:t>
-      </w:r>
-      <w:proofErr w:type="spellEnd"/>
-      <w:r>
-        <w:rPr>
-          <w:rFonts w:ascii="Times New Roman" w:hAnsi="Times New Roman" w:cs="Times New Roman"/>
-          <w:sz w:val="24"/>
-          <w:szCs w:val="24"/>
-        </w:rPr>
-        <w:t xml:space="preserve"> </w:t>
-      </w:r>
-      <w:proofErr w:type="spellStart"/>
-      <w:r>
-        <w:rPr>
-          <w:rFonts w:ascii="Times New Roman" w:hAnsi="Times New Roman" w:cs="Times New Roman"/>
-          <w:sz w:val="24"/>
-          <w:szCs w:val="24"/>
-        </w:rPr>
-        <w:t>Viewer</w:t>
-      </w:r>
-      <w:proofErr w:type="spellEnd"/>
-      <w:r>
-        <w:rPr>
-          <w:rFonts w:ascii="Times New Roman" w:hAnsi="Times New Roman" w:cs="Times New Roman"/>
-          <w:sz w:val="24"/>
-          <w:szCs w:val="24"/>
-        </w:rPr>
-        <w:t xml:space="preserve"> kiegészítőt. </w:t>
+        <w:t xml:space="preserve">A fetchapi.html menüpont már egy jóval összetettebb feladatrész volt, mert itt szerveroldali adatbázis-tárolásra is szükség volt. A fejlesztés során ehhez SQL alapú adatbázist kellett létrehoznunk. Mivel a munkát Visual Studio Code környezetben végeztük, telepítettünk egy SQLite bővítményt, valamint hozzá az SQLite Viewer kiegészítőt. </w:t>
       </w:r>
     </w:p>
     <w:p>
@@ -8138,195 +6269,15 @@
           <w:szCs w:val="24"/>
         </w:rPr>
         <w:lastRenderedPageBreak/>
-        <w:t xml:space="preserve">Ez első ránézésre praktikus megoldásnak tűnt, mert a fejlesztési környezeten belül tudtuk kezelni az adatbázist. A gyakorlatban azonban hamar kiderült, hogy ez a megoldás korlátozott. Különösen hiányzott belőle egy egyszerű exportálási lehetőség, amely megkönnyítette volna az adatok átültetését. Emiatt egy online konverterhez fordultunk, amely a </w:t>
-      </w:r>
-      <w:proofErr w:type="spellStart"/>
-      <w:r>
-        <w:rPr>
-          <w:rFonts w:ascii="Times New Roman" w:hAnsi="Times New Roman" w:cs="Times New Roman"/>
-          <w:sz w:val="24"/>
-          <w:szCs w:val="24"/>
-        </w:rPr>
-        <w:t>txt</w:t>
-      </w:r>
-      <w:proofErr w:type="spellEnd"/>
-      <w:r>
-        <w:rPr>
-          <w:rFonts w:ascii="Times New Roman" w:hAnsi="Times New Roman" w:cs="Times New Roman"/>
-          <w:sz w:val="24"/>
-          <w:szCs w:val="24"/>
-        </w:rPr>
-        <w:t xml:space="preserve"> formátumban kapott adatokat .</w:t>
-      </w:r>
-      <w:proofErr w:type="spellStart"/>
-      <w:r>
-        <w:rPr>
-          <w:rFonts w:ascii="Times New Roman" w:hAnsi="Times New Roman" w:cs="Times New Roman"/>
-          <w:sz w:val="24"/>
-          <w:szCs w:val="24"/>
-        </w:rPr>
-        <w:t>sql</w:t>
-      </w:r>
-      <w:proofErr w:type="spellEnd"/>
-      <w:r>
-        <w:rPr>
-          <w:rFonts w:ascii="Times New Roman" w:hAnsi="Times New Roman" w:cs="Times New Roman"/>
-          <w:sz w:val="24"/>
-          <w:szCs w:val="24"/>
-        </w:rPr>
-        <w:t xml:space="preserve"> kiterjesztésű, beimportálható fájlokká alakította. Ez a lépés ugyan segített, de nem volt tökéletes: bizonyos adattípusokat hibásan ismert fel a rendszer. Például az </w:t>
-      </w:r>
-      <w:proofErr w:type="spellStart"/>
-      <w:r>
-        <w:rPr>
-          <w:rFonts w:ascii="Times New Roman" w:hAnsi="Times New Roman" w:cs="Times New Roman"/>
-          <w:sz w:val="24"/>
-          <w:szCs w:val="24"/>
-        </w:rPr>
-        <w:t>Id</w:t>
-      </w:r>
-      <w:proofErr w:type="spellEnd"/>
-      <w:r>
-        <w:rPr>
-          <w:rFonts w:ascii="Times New Roman" w:hAnsi="Times New Roman" w:cs="Times New Roman"/>
-          <w:sz w:val="24"/>
-          <w:szCs w:val="24"/>
-        </w:rPr>
-        <w:t xml:space="preserve"> mezőt </w:t>
-      </w:r>
-      <w:proofErr w:type="spellStart"/>
-      <w:r>
-        <w:rPr>
-          <w:rFonts w:ascii="Times New Roman" w:hAnsi="Times New Roman" w:cs="Times New Roman"/>
-          <w:sz w:val="24"/>
-          <w:szCs w:val="24"/>
-        </w:rPr>
-        <w:t>Double</w:t>
-      </w:r>
-      <w:proofErr w:type="spellEnd"/>
-      <w:r>
-        <w:rPr>
-          <w:rFonts w:ascii="Times New Roman" w:hAnsi="Times New Roman" w:cs="Times New Roman"/>
-          <w:sz w:val="24"/>
-          <w:szCs w:val="24"/>
-        </w:rPr>
-        <w:t xml:space="preserve"> típusként próbálta létrehozni, miközben nekünk Integer típusra volt szükségünk automatikus számozással. Ezt ezért manuálisan javítottuk, hogy a rekordok azonosítása egyszerű és ütközésmentes maradjon. Az adatbázist végül kézzel hoztuk létre a VS </w:t>
-      </w:r>
-      <w:proofErr w:type="spellStart"/>
-      <w:r>
-        <w:rPr>
-          <w:rFonts w:ascii="Times New Roman" w:hAnsi="Times New Roman" w:cs="Times New Roman"/>
-          <w:sz w:val="24"/>
-          <w:szCs w:val="24"/>
-        </w:rPr>
-        <w:t>Code</w:t>
-      </w:r>
-      <w:proofErr w:type="spellEnd"/>
-      <w:r>
-        <w:rPr>
-          <w:rFonts w:ascii="Times New Roman" w:hAnsi="Times New Roman" w:cs="Times New Roman"/>
-          <w:sz w:val="24"/>
-          <w:szCs w:val="24"/>
-        </w:rPr>
-        <w:t xml:space="preserve"> környezetében. A backend kialakításánál a tanórai PHP kód szolgált kiindulási alapként, de azt rögtön láttuk, hogy az adatbázis-kapcsolatot kezelő rész nem használható változtatás nélkül. Más megoldás szükséges ugyanis XAMPP és </w:t>
-      </w:r>
-      <w:proofErr w:type="spellStart"/>
-      <w:r>
-        <w:rPr>
-          <w:rFonts w:ascii="Times New Roman" w:hAnsi="Times New Roman" w:cs="Times New Roman"/>
-          <w:sz w:val="24"/>
-          <w:szCs w:val="24"/>
-        </w:rPr>
-        <w:t>MySQL</w:t>
-      </w:r>
-      <w:proofErr w:type="spellEnd"/>
-      <w:r>
-        <w:rPr>
-          <w:rFonts w:ascii="Times New Roman" w:hAnsi="Times New Roman" w:cs="Times New Roman"/>
-          <w:sz w:val="24"/>
-          <w:szCs w:val="24"/>
-        </w:rPr>
-        <w:t xml:space="preserve"> esetén, mint </w:t>
-      </w:r>
-      <w:proofErr w:type="spellStart"/>
-      <w:r>
-        <w:rPr>
-          <w:rFonts w:ascii="Times New Roman" w:hAnsi="Times New Roman" w:cs="Times New Roman"/>
-          <w:sz w:val="24"/>
-          <w:szCs w:val="24"/>
-        </w:rPr>
-        <w:t>SQLite</w:t>
-      </w:r>
-      <w:proofErr w:type="spellEnd"/>
-      <w:r>
-        <w:rPr>
-          <w:rFonts w:ascii="Times New Roman" w:hAnsi="Times New Roman" w:cs="Times New Roman"/>
-          <w:sz w:val="24"/>
-          <w:szCs w:val="24"/>
-        </w:rPr>
-        <w:t xml:space="preserve"> használatakor. Emiatt a </w:t>
-      </w:r>
-      <w:proofErr w:type="spellStart"/>
-      <w:r>
-        <w:rPr>
-          <w:rFonts w:ascii="Times New Roman" w:hAnsi="Times New Roman" w:cs="Times New Roman"/>
-          <w:sz w:val="24"/>
-          <w:szCs w:val="24"/>
-        </w:rPr>
-        <w:t>db.php</w:t>
-      </w:r>
-      <w:proofErr w:type="spellEnd"/>
-      <w:r>
-        <w:rPr>
-          <w:rFonts w:ascii="Times New Roman" w:hAnsi="Times New Roman" w:cs="Times New Roman"/>
-          <w:sz w:val="24"/>
-          <w:szCs w:val="24"/>
-        </w:rPr>
-        <w:t xml:space="preserve"> fájlt saját környezetünkhöz kellett igazítani. Eleinte több kiolvasási probléma is jelentkezett, ezért rövidebb és egyszerűbb kódokkal próbáltuk meghatározni a hiba forrását. Csak akkor tértünk vissza a tanórai, strukturáltabb megoldáshoz, amikor az alapkapcsolat már stabilan működött. Ekkor alakítottuk át a </w:t>
-      </w:r>
-      <w:proofErr w:type="spellStart"/>
-      <w:r>
-        <w:rPr>
-          <w:rFonts w:ascii="Times New Roman" w:hAnsi="Times New Roman" w:cs="Times New Roman"/>
-          <w:sz w:val="24"/>
-          <w:szCs w:val="24"/>
-        </w:rPr>
-        <w:t>read.php</w:t>
-      </w:r>
-      <w:proofErr w:type="spellEnd"/>
-      <w:r>
-        <w:rPr>
-          <w:rFonts w:ascii="Times New Roman" w:hAnsi="Times New Roman" w:cs="Times New Roman"/>
-          <w:sz w:val="24"/>
-          <w:szCs w:val="24"/>
-        </w:rPr>
-        <w:t xml:space="preserve"> fájlt a saját adatbázisunknak megfelelően</w:t>
-      </w:r>
-      <w:r>
-        <w:rPr>
-          <w:rFonts w:ascii="Times New Roman" w:hAnsi="Times New Roman" w:cs="Times New Roman"/>
-          <w:sz w:val="24"/>
-          <w:szCs w:val="24"/>
-        </w:rPr>
-        <w:t xml:space="preserve">, ezt úgy oldottuk meg, hogy a </w:t>
-      </w:r>
-      <w:proofErr w:type="spellStart"/>
-      <w:r>
-        <w:rPr>
-          <w:rFonts w:ascii="Times New Roman" w:hAnsi="Times New Roman" w:cs="Times New Roman"/>
-          <w:sz w:val="24"/>
-          <w:szCs w:val="24"/>
-        </w:rPr>
-        <w:t>read.php</w:t>
-      </w:r>
-      <w:proofErr w:type="spellEnd"/>
-      <w:r>
-        <w:rPr>
-          <w:rFonts w:ascii="Times New Roman" w:hAnsi="Times New Roman" w:cs="Times New Roman"/>
-          <w:sz w:val="24"/>
-          <w:szCs w:val="24"/>
-        </w:rPr>
-        <w:t xml:space="preserve"> fájlhoz az alábbi módosításokat adtuk hozzá, hogy engedélyezzük a hozzáférést:</w:t>
+        <w:t>Ez első ránézésre praktikus megoldásnak tűnt, mert a fejlesztési környezeten belül tudtuk kezelni az adatbázist. A gyakorlatban azonban hamar kiderült, hogy ez a megoldás korlátozott. Különösen hiányzott belőle egy egyszerű exportálási lehetőség, amely megkönnyítette volna az adatok átültetését. Emiatt egy online konverterhez fordultunk, amely a txt formátumban kapott adatokat .sql kiterjesztésű, beimportálható fájlokká alakította. Ez a lépés ugyan segített, de nem volt tökéletes: bizonyos adattípusokat hibásan ismert fel a rendszer. Például az Id mezőt Double típusként próbálta létrehozni, miközben nekünk Integer típusra volt szükségünk automatikus számozással. Ezt ezért manuálisan javítottuk, hogy a rekordok azonosítása egyszerű és ütközésmentes maradjon. Az adatbázist végül kézzel hoztuk létre a VS Code környezetében. A backend kialakításánál a tanórai PHP kód szolgált kiindulási alapként, de azt rögtön láttuk, hogy az adatbázis-kapcsolatot kezelő rész nem használható változtatás nélkül. Más megoldás szükséges ugyanis XAMPP és MySQL esetén, mint SQLite használatakor. Emiatt a db.php fájlt saját környezetünkhöz kellett igazítani. Eleinte több kiolvasási probléma is jelentkezett, ezért rövidebb és egyszerűbb kódokkal próbáltuk meghatározni a hiba forrását. Csak akkor tértünk vissza a tanórai, strukturáltabb megoldáshoz, amikor az alapkapcsolat már stabilan működött. Ekkor alakítottuk át a read.php fájlt a saját adatbázisunknak megfelelően</w:t>
+      </w:r>
+      <w:r>
+        <w:rPr>
+          <w:rFonts w:ascii="Times New Roman" w:hAnsi="Times New Roman" w:cs="Times New Roman"/>
+          <w:sz w:val="24"/>
+          <w:szCs w:val="24"/>
+        </w:rPr>
+        <w:t>, ezt úgy oldottuk meg, hogy a read.php fájlhoz az alábbi módosításokat adtuk hozzá, hogy engedélyezzük a hozzáférést:</w:t>
       </w:r>
     </w:p>
     <w:p>
@@ -8344,87 +6295,13 @@
           <w:szCs w:val="24"/>
         </w:rPr>
       </w:pPr>
-      <w:proofErr w:type="spellStart"/>
-      <w:proofErr w:type="gramStart"/>
-      <w:r>
-        <w:rPr>
-          <w:rFonts w:ascii="Times New Roman" w:hAnsi="Times New Roman" w:cs="Times New Roman"/>
-          <w:sz w:val="24"/>
-          <w:szCs w:val="24"/>
-        </w:rPr>
-        <w:t>header</w:t>
-      </w:r>
-      <w:proofErr w:type="spellEnd"/>
-      <w:r>
-        <w:rPr>
-          <w:rFonts w:ascii="Times New Roman" w:hAnsi="Times New Roman" w:cs="Times New Roman"/>
-          <w:sz w:val="24"/>
-          <w:szCs w:val="24"/>
-        </w:rPr>
-        <w:t>(</w:t>
-      </w:r>
-      <w:proofErr w:type="gramEnd"/>
-      <w:r>
-        <w:rPr>
-          <w:rFonts w:ascii="Times New Roman" w:hAnsi="Times New Roman" w:cs="Times New Roman"/>
-          <w:sz w:val="24"/>
-          <w:szCs w:val="24"/>
-        </w:rPr>
-        <w:t>"</w:t>
-      </w:r>
-      <w:proofErr w:type="spellStart"/>
-      <w:r>
-        <w:rPr>
-          <w:rFonts w:ascii="Times New Roman" w:hAnsi="Times New Roman" w:cs="Times New Roman"/>
-          <w:sz w:val="24"/>
-          <w:szCs w:val="24"/>
-        </w:rPr>
-        <w:t>Content-Type</w:t>
-      </w:r>
-      <w:proofErr w:type="spellEnd"/>
-      <w:r>
-        <w:rPr>
-          <w:rFonts w:ascii="Times New Roman" w:hAnsi="Times New Roman" w:cs="Times New Roman"/>
-          <w:sz w:val="24"/>
-          <w:szCs w:val="24"/>
-        </w:rPr>
-        <w:t xml:space="preserve">: </w:t>
-      </w:r>
-      <w:proofErr w:type="spellStart"/>
-      <w:r>
-        <w:rPr>
-          <w:rFonts w:ascii="Times New Roman" w:hAnsi="Times New Roman" w:cs="Times New Roman"/>
-          <w:sz w:val="24"/>
-          <w:szCs w:val="24"/>
-        </w:rPr>
-        <w:t>application</w:t>
-      </w:r>
-      <w:proofErr w:type="spellEnd"/>
-      <w:r>
-        <w:rPr>
-          <w:rFonts w:ascii="Times New Roman" w:hAnsi="Times New Roman" w:cs="Times New Roman"/>
-          <w:sz w:val="24"/>
-          <w:szCs w:val="24"/>
-        </w:rPr>
-        <w:t>/</w:t>
-      </w:r>
-      <w:proofErr w:type="spellStart"/>
-      <w:r>
-        <w:rPr>
-          <w:rFonts w:ascii="Times New Roman" w:hAnsi="Times New Roman" w:cs="Times New Roman"/>
-          <w:sz w:val="24"/>
-          <w:szCs w:val="24"/>
-        </w:rPr>
-        <w:t>json</w:t>
-      </w:r>
-      <w:proofErr w:type="spellEnd"/>
-      <w:r>
-        <w:rPr>
-          <w:rFonts w:ascii="Times New Roman" w:hAnsi="Times New Roman" w:cs="Times New Roman"/>
-          <w:sz w:val="24"/>
-          <w:szCs w:val="24"/>
-        </w:rPr>
-        <w:t xml:space="preserve">"); </w:t>
+      <w:r>
+        <w:rPr>
+          <w:rFonts w:ascii="Times New Roman" w:hAnsi="Times New Roman" w:cs="Times New Roman"/>
+          <w:sz w:val="24"/>
+          <w:szCs w:val="24"/>
+        </w:rPr>
+        <w:t xml:space="preserve">header("Content-Type: application/json"); </w:t>
       </w:r>
     </w:p>
     <w:p>
@@ -8442,69 +6319,13 @@
           <w:szCs w:val="24"/>
         </w:rPr>
       </w:pPr>
-      <w:proofErr w:type="spellStart"/>
-      <w:proofErr w:type="gramStart"/>
-      <w:r>
-        <w:rPr>
-          <w:rFonts w:ascii="Times New Roman" w:hAnsi="Times New Roman" w:cs="Times New Roman"/>
-          <w:sz w:val="24"/>
-          <w:szCs w:val="24"/>
-        </w:rPr>
-        <w:t>header</w:t>
-      </w:r>
-      <w:proofErr w:type="spellEnd"/>
-      <w:r>
-        <w:rPr>
-          <w:rFonts w:ascii="Times New Roman" w:hAnsi="Times New Roman" w:cs="Times New Roman"/>
-          <w:sz w:val="24"/>
-          <w:szCs w:val="24"/>
-        </w:rPr>
-        <w:t>(</w:t>
-      </w:r>
-      <w:proofErr w:type="gramEnd"/>
-      <w:r>
-        <w:rPr>
-          <w:rFonts w:ascii="Times New Roman" w:hAnsi="Times New Roman" w:cs="Times New Roman"/>
-          <w:sz w:val="24"/>
-          <w:szCs w:val="24"/>
-        </w:rPr>
-        <w:t>"Access-</w:t>
-      </w:r>
-      <w:proofErr w:type="spellStart"/>
-      <w:r>
-        <w:rPr>
-          <w:rFonts w:ascii="Times New Roman" w:hAnsi="Times New Roman" w:cs="Times New Roman"/>
-          <w:sz w:val="24"/>
-          <w:szCs w:val="24"/>
-        </w:rPr>
-        <w:t>Control</w:t>
-      </w:r>
-      <w:proofErr w:type="spellEnd"/>
-      <w:r>
-        <w:rPr>
-          <w:rFonts w:ascii="Times New Roman" w:hAnsi="Times New Roman" w:cs="Times New Roman"/>
-          <w:sz w:val="24"/>
-          <w:szCs w:val="24"/>
-        </w:rPr>
-        <w:t>-</w:t>
-      </w:r>
-      <w:proofErr w:type="spellStart"/>
-      <w:r>
-        <w:rPr>
-          <w:rFonts w:ascii="Times New Roman" w:hAnsi="Times New Roman" w:cs="Times New Roman"/>
-          <w:sz w:val="24"/>
-          <w:szCs w:val="24"/>
-        </w:rPr>
-        <w:t>Allow-Origin</w:t>
-      </w:r>
-      <w:proofErr w:type="spellEnd"/>
-      <w:r>
-        <w:rPr>
-          <w:rFonts w:ascii="Times New Roman" w:hAnsi="Times New Roman" w:cs="Times New Roman"/>
-          <w:sz w:val="24"/>
-          <w:szCs w:val="24"/>
-        </w:rPr>
-        <w:t>: *");</w:t>
+      <w:r>
+        <w:rPr>
+          <w:rFonts w:ascii="Times New Roman" w:hAnsi="Times New Roman" w:cs="Times New Roman"/>
+          <w:sz w:val="24"/>
+          <w:szCs w:val="24"/>
+        </w:rPr>
+        <w:t>header("Access-Control-Allow-Origin: *");</w:t>
       </w:r>
     </w:p>
     <w:p>
@@ -8522,69 +6343,13 @@
           <w:szCs w:val="24"/>
         </w:rPr>
       </w:pPr>
-      <w:proofErr w:type="spellStart"/>
-      <w:proofErr w:type="gramStart"/>
-      <w:r>
-        <w:rPr>
-          <w:rFonts w:ascii="Times New Roman" w:hAnsi="Times New Roman" w:cs="Times New Roman"/>
-          <w:sz w:val="24"/>
-          <w:szCs w:val="24"/>
-        </w:rPr>
-        <w:t>header</w:t>
-      </w:r>
-      <w:proofErr w:type="spellEnd"/>
-      <w:r>
-        <w:rPr>
-          <w:rFonts w:ascii="Times New Roman" w:hAnsi="Times New Roman" w:cs="Times New Roman"/>
-          <w:sz w:val="24"/>
-          <w:szCs w:val="24"/>
-        </w:rPr>
-        <w:t>(</w:t>
-      </w:r>
-      <w:proofErr w:type="gramEnd"/>
-      <w:r>
-        <w:rPr>
-          <w:rFonts w:ascii="Times New Roman" w:hAnsi="Times New Roman" w:cs="Times New Roman"/>
-          <w:sz w:val="24"/>
-          <w:szCs w:val="24"/>
-        </w:rPr>
-        <w:t>"Access-</w:t>
-      </w:r>
-      <w:proofErr w:type="spellStart"/>
-      <w:r>
-        <w:rPr>
-          <w:rFonts w:ascii="Times New Roman" w:hAnsi="Times New Roman" w:cs="Times New Roman"/>
-          <w:sz w:val="24"/>
-          <w:szCs w:val="24"/>
-        </w:rPr>
-        <w:t>Control</w:t>
-      </w:r>
-      <w:proofErr w:type="spellEnd"/>
-      <w:r>
-        <w:rPr>
-          <w:rFonts w:ascii="Times New Roman" w:hAnsi="Times New Roman" w:cs="Times New Roman"/>
-          <w:sz w:val="24"/>
-          <w:szCs w:val="24"/>
-        </w:rPr>
-        <w:t>-</w:t>
-      </w:r>
-      <w:proofErr w:type="spellStart"/>
-      <w:r>
-        <w:rPr>
-          <w:rFonts w:ascii="Times New Roman" w:hAnsi="Times New Roman" w:cs="Times New Roman"/>
-          <w:sz w:val="24"/>
-          <w:szCs w:val="24"/>
-        </w:rPr>
-        <w:t>Allow-Methods</w:t>
-      </w:r>
-      <w:proofErr w:type="spellEnd"/>
-      <w:r>
-        <w:rPr>
-          <w:rFonts w:ascii="Times New Roman" w:hAnsi="Times New Roman" w:cs="Times New Roman"/>
-          <w:sz w:val="24"/>
-          <w:szCs w:val="24"/>
-        </w:rPr>
-        <w:t>: GET, POST, PUT, DELETE, OPTIONS");</w:t>
+      <w:r>
+        <w:rPr>
+          <w:rFonts w:ascii="Times New Roman" w:hAnsi="Times New Roman" w:cs="Times New Roman"/>
+          <w:sz w:val="24"/>
+          <w:szCs w:val="24"/>
+        </w:rPr>
+        <w:t>header("Access-Control-Allow-Methods: GET, POST, PUT, DELETE, OPTIONS");</w:t>
       </w:r>
     </w:p>
     <w:p>
@@ -8602,87 +6367,13 @@
           <w:szCs w:val="24"/>
         </w:rPr>
       </w:pPr>
-      <w:proofErr w:type="spellStart"/>
-      <w:proofErr w:type="gramStart"/>
-      <w:r>
-        <w:rPr>
-          <w:rFonts w:ascii="Times New Roman" w:hAnsi="Times New Roman" w:cs="Times New Roman"/>
-          <w:sz w:val="24"/>
-          <w:szCs w:val="24"/>
-        </w:rPr>
-        <w:t>header</w:t>
-      </w:r>
-      <w:proofErr w:type="spellEnd"/>
-      <w:r>
-        <w:rPr>
-          <w:rFonts w:ascii="Times New Roman" w:hAnsi="Times New Roman" w:cs="Times New Roman"/>
-          <w:sz w:val="24"/>
-          <w:szCs w:val="24"/>
-        </w:rPr>
-        <w:t>(</w:t>
-      </w:r>
-      <w:proofErr w:type="gramEnd"/>
-      <w:r>
-        <w:rPr>
-          <w:rFonts w:ascii="Times New Roman" w:hAnsi="Times New Roman" w:cs="Times New Roman"/>
-          <w:sz w:val="24"/>
-          <w:szCs w:val="24"/>
-        </w:rPr>
-        <w:t>"Access-</w:t>
-      </w:r>
-      <w:proofErr w:type="spellStart"/>
-      <w:r>
-        <w:rPr>
-          <w:rFonts w:ascii="Times New Roman" w:hAnsi="Times New Roman" w:cs="Times New Roman"/>
-          <w:sz w:val="24"/>
-          <w:szCs w:val="24"/>
-        </w:rPr>
-        <w:t>Control</w:t>
-      </w:r>
-      <w:proofErr w:type="spellEnd"/>
-      <w:r>
-        <w:rPr>
-          <w:rFonts w:ascii="Times New Roman" w:hAnsi="Times New Roman" w:cs="Times New Roman"/>
-          <w:sz w:val="24"/>
-          <w:szCs w:val="24"/>
-        </w:rPr>
-        <w:t>-</w:t>
-      </w:r>
-      <w:proofErr w:type="spellStart"/>
-      <w:r>
-        <w:rPr>
-          <w:rFonts w:ascii="Times New Roman" w:hAnsi="Times New Roman" w:cs="Times New Roman"/>
-          <w:sz w:val="24"/>
-          <w:szCs w:val="24"/>
-        </w:rPr>
-        <w:t>Allow-Headers</w:t>
-      </w:r>
-      <w:proofErr w:type="spellEnd"/>
-      <w:r>
-        <w:rPr>
-          <w:rFonts w:ascii="Times New Roman" w:hAnsi="Times New Roman" w:cs="Times New Roman"/>
-          <w:sz w:val="24"/>
-          <w:szCs w:val="24"/>
-        </w:rPr>
-        <w:t xml:space="preserve">: </w:t>
-      </w:r>
-      <w:proofErr w:type="spellStart"/>
-      <w:r>
-        <w:rPr>
-          <w:rFonts w:ascii="Times New Roman" w:hAnsi="Times New Roman" w:cs="Times New Roman"/>
-          <w:sz w:val="24"/>
-          <w:szCs w:val="24"/>
-        </w:rPr>
-        <w:t>Content-Type</w:t>
-      </w:r>
-      <w:proofErr w:type="spellEnd"/>
-      <w:r>
-        <w:rPr>
-          <w:rFonts w:ascii="Times New Roman" w:hAnsi="Times New Roman" w:cs="Times New Roman"/>
-          <w:sz w:val="24"/>
-          <w:szCs w:val="24"/>
-        </w:rPr>
-        <w:t>");</w:t>
+      <w:r>
+        <w:rPr>
+          <w:rFonts w:ascii="Times New Roman" w:hAnsi="Times New Roman" w:cs="Times New Roman"/>
+          <w:sz w:val="24"/>
+          <w:szCs w:val="24"/>
+        </w:rPr>
+        <w:t>header("Access-Control-Allow-Headers: Content-Type");</w:t>
       </w:r>
     </w:p>
     <w:p>
@@ -8702,61 +6393,7 @@
           <w:sz w:val="24"/>
           <w:szCs w:val="24"/>
         </w:rPr>
-        <w:t xml:space="preserve">Hasonló logikával építettük fel a kliensoldali JavaScript részt is a fetchapi_js.js fájlban. A HTML oldalt a már meglévő, közös stílusok felhasználásával formáztuk, így a </w:t>
-      </w:r>
-      <w:proofErr w:type="spellStart"/>
-      <w:r>
-        <w:rPr>
-          <w:rFonts w:ascii="Times New Roman" w:hAnsi="Times New Roman" w:cs="Times New Roman"/>
-          <w:sz w:val="24"/>
-          <w:szCs w:val="24"/>
-        </w:rPr>
-        <w:t>Fetch</w:t>
-      </w:r>
-      <w:proofErr w:type="spellEnd"/>
-      <w:r>
-        <w:rPr>
-          <w:rFonts w:ascii="Times New Roman" w:hAnsi="Times New Roman" w:cs="Times New Roman"/>
-          <w:sz w:val="24"/>
-          <w:szCs w:val="24"/>
-        </w:rPr>
-        <w:t xml:space="preserve"> API menüpont is vizuálisan egységes maradt. Ez a weboldalrész a localhost:8000-es </w:t>
-      </w:r>
-      <w:proofErr w:type="spellStart"/>
-      <w:r>
-        <w:rPr>
-          <w:rFonts w:ascii="Times New Roman" w:hAnsi="Times New Roman" w:cs="Times New Roman"/>
-          <w:sz w:val="24"/>
-          <w:szCs w:val="24"/>
-        </w:rPr>
-        <w:t>porton</w:t>
-      </w:r>
-      <w:proofErr w:type="spellEnd"/>
-      <w:r>
-        <w:rPr>
-          <w:rFonts w:ascii="Times New Roman" w:hAnsi="Times New Roman" w:cs="Times New Roman"/>
-          <w:sz w:val="24"/>
-          <w:szCs w:val="24"/>
-        </w:rPr>
-        <w:t xml:space="preserve"> futott, ami később az </w:t>
-      </w:r>
-      <w:proofErr w:type="spellStart"/>
-      <w:r>
-        <w:rPr>
-          <w:rFonts w:ascii="Times New Roman" w:hAnsi="Times New Roman" w:cs="Times New Roman"/>
-          <w:sz w:val="24"/>
-          <w:szCs w:val="24"/>
-        </w:rPr>
-        <w:t>Axios</w:t>
-      </w:r>
-      <w:proofErr w:type="spellEnd"/>
-      <w:r>
-        <w:rPr>
-          <w:rFonts w:ascii="Times New Roman" w:hAnsi="Times New Roman" w:cs="Times New Roman"/>
-          <w:sz w:val="24"/>
-          <w:szCs w:val="24"/>
-        </w:rPr>
-        <w:t xml:space="preserve"> menünél is fontos szerepet kapott.</w:t>
+        <w:t>Hasonló logikával építettük fel a kliensoldali JavaScript részt is a fetchapi_js.js fájlban. A HTML oldalt a már meglévő, közös stílusok felhasználásával formáztuk, így a Fetch API menüpont is vizuálisan egységes maradt. Ez a weboldalrész a localhost:8000-es porton futott, ami később az Axios menünél is fontos szerepet kapott.</w:t>
       </w:r>
     </w:p>
     <w:p>
@@ -8849,367 +6486,7 @@
           <w:szCs w:val="24"/>
         </w:rPr>
         <w:lastRenderedPageBreak/>
-        <w:t xml:space="preserve">kihívást hozott, mivel itt </w:t>
-      </w:r>
-      <w:proofErr w:type="spellStart"/>
-      <w:r>
-        <w:rPr>
-          <w:rFonts w:ascii="Times New Roman" w:hAnsi="Times New Roman" w:cs="Times New Roman"/>
-          <w:sz w:val="24"/>
-          <w:szCs w:val="24"/>
-        </w:rPr>
-        <w:t>React</w:t>
-      </w:r>
-      <w:proofErr w:type="spellEnd"/>
-      <w:r>
-        <w:rPr>
-          <w:rFonts w:ascii="Times New Roman" w:hAnsi="Times New Roman" w:cs="Times New Roman"/>
-          <w:sz w:val="24"/>
-          <w:szCs w:val="24"/>
-        </w:rPr>
-        <w:t xml:space="preserve"> környezetben kellett </w:t>
-      </w:r>
-      <w:proofErr w:type="spellStart"/>
-      <w:r>
-        <w:rPr>
-          <w:rFonts w:ascii="Times New Roman" w:hAnsi="Times New Roman" w:cs="Times New Roman"/>
-          <w:sz w:val="24"/>
-          <w:szCs w:val="24"/>
-        </w:rPr>
-        <w:t>Axios</w:t>
-      </w:r>
-      <w:proofErr w:type="spellEnd"/>
-      <w:r>
-        <w:rPr>
-          <w:rFonts w:ascii="Times New Roman" w:hAnsi="Times New Roman" w:cs="Times New Roman"/>
-          <w:sz w:val="24"/>
-          <w:szCs w:val="24"/>
-        </w:rPr>
-        <w:t xml:space="preserve"> segítségével megvalósítani a szerveroldali adatkezelést. A fejlesztés első technikai lépése az </w:t>
-      </w:r>
-      <w:proofErr w:type="spellStart"/>
-      <w:r>
-        <w:rPr>
-          <w:rFonts w:ascii="Times New Roman" w:hAnsi="Times New Roman" w:cs="Times New Roman"/>
-          <w:sz w:val="24"/>
-          <w:szCs w:val="24"/>
-        </w:rPr>
-        <w:t>Axios</w:t>
-      </w:r>
-      <w:proofErr w:type="spellEnd"/>
-      <w:r>
-        <w:rPr>
-          <w:rFonts w:ascii="Times New Roman" w:hAnsi="Times New Roman" w:cs="Times New Roman"/>
-          <w:sz w:val="24"/>
-          <w:szCs w:val="24"/>
-        </w:rPr>
-        <w:t xml:space="preserve"> telepítése volt, amelyet a VS </w:t>
-      </w:r>
-      <w:proofErr w:type="spellStart"/>
-      <w:r>
-        <w:rPr>
-          <w:rFonts w:ascii="Times New Roman" w:hAnsi="Times New Roman" w:cs="Times New Roman"/>
-          <w:sz w:val="24"/>
-          <w:szCs w:val="24"/>
-        </w:rPr>
-        <w:t>Code</w:t>
-      </w:r>
-      <w:proofErr w:type="spellEnd"/>
-      <w:r>
-        <w:rPr>
-          <w:rFonts w:ascii="Times New Roman" w:hAnsi="Times New Roman" w:cs="Times New Roman"/>
-          <w:sz w:val="24"/>
-          <w:szCs w:val="24"/>
-        </w:rPr>
-        <w:t xml:space="preserve"> termináljában az </w:t>
-      </w:r>
-      <w:proofErr w:type="spellStart"/>
-      <w:r>
-        <w:rPr>
-          <w:rFonts w:ascii="Times New Roman" w:hAnsi="Times New Roman" w:cs="Times New Roman"/>
-          <w:sz w:val="24"/>
-          <w:szCs w:val="24"/>
-        </w:rPr>
-        <w:t>npm</w:t>
-      </w:r>
-      <w:proofErr w:type="spellEnd"/>
-      <w:r>
-        <w:rPr>
-          <w:rFonts w:ascii="Times New Roman" w:hAnsi="Times New Roman" w:cs="Times New Roman"/>
-          <w:sz w:val="24"/>
-          <w:szCs w:val="24"/>
-        </w:rPr>
-        <w:t xml:space="preserve"> </w:t>
-      </w:r>
-      <w:proofErr w:type="spellStart"/>
-      <w:r>
-        <w:rPr>
-          <w:rFonts w:ascii="Times New Roman" w:hAnsi="Times New Roman" w:cs="Times New Roman"/>
-          <w:sz w:val="24"/>
-          <w:szCs w:val="24"/>
-        </w:rPr>
-        <w:t>install</w:t>
-      </w:r>
-      <w:proofErr w:type="spellEnd"/>
-      <w:r>
-        <w:rPr>
-          <w:rFonts w:ascii="Times New Roman" w:hAnsi="Times New Roman" w:cs="Times New Roman"/>
-          <w:sz w:val="24"/>
-          <w:szCs w:val="24"/>
-        </w:rPr>
-        <w:t xml:space="preserve"> </w:t>
-      </w:r>
-      <w:proofErr w:type="spellStart"/>
-      <w:r>
-        <w:rPr>
-          <w:rFonts w:ascii="Times New Roman" w:hAnsi="Times New Roman" w:cs="Times New Roman"/>
-          <w:sz w:val="24"/>
-          <w:szCs w:val="24"/>
-        </w:rPr>
-        <w:t>axios</w:t>
-      </w:r>
-      <w:proofErr w:type="spellEnd"/>
-      <w:r>
-        <w:rPr>
-          <w:rFonts w:ascii="Times New Roman" w:hAnsi="Times New Roman" w:cs="Times New Roman"/>
-          <w:sz w:val="24"/>
-          <w:szCs w:val="24"/>
-        </w:rPr>
-        <w:t xml:space="preserve"> paranccsal végeztünk el. Az alkalmazás megírásánál ismét a tanórai mintakódot vettük alapul, de ezt jelentősen testre kellett szabni. A legnagyobb kihívást az jelentette, hogy a backend és a frontend külön </w:t>
-      </w:r>
-      <w:proofErr w:type="spellStart"/>
-      <w:r>
-        <w:rPr>
-          <w:rFonts w:ascii="Times New Roman" w:hAnsi="Times New Roman" w:cs="Times New Roman"/>
-          <w:sz w:val="24"/>
-          <w:szCs w:val="24"/>
-        </w:rPr>
-        <w:t>porton</w:t>
-      </w:r>
-      <w:proofErr w:type="spellEnd"/>
-      <w:r>
-        <w:rPr>
-          <w:rFonts w:ascii="Times New Roman" w:hAnsi="Times New Roman" w:cs="Times New Roman"/>
-          <w:sz w:val="24"/>
-          <w:szCs w:val="24"/>
-        </w:rPr>
-        <w:t xml:space="preserve"> futott. A saját fejlesztői gépen a localhost:8000 </w:t>
-      </w:r>
-      <w:proofErr w:type="spellStart"/>
-      <w:r>
-        <w:rPr>
-          <w:rFonts w:ascii="Times New Roman" w:hAnsi="Times New Roman" w:cs="Times New Roman"/>
-          <w:sz w:val="24"/>
-          <w:szCs w:val="24"/>
-        </w:rPr>
-        <w:t>porton</w:t>
-      </w:r>
-      <w:proofErr w:type="spellEnd"/>
-      <w:r>
-        <w:rPr>
-          <w:rFonts w:ascii="Times New Roman" w:hAnsi="Times New Roman" w:cs="Times New Roman"/>
-          <w:sz w:val="24"/>
-          <w:szCs w:val="24"/>
-        </w:rPr>
-        <w:t xml:space="preserve"> működött a PHP-s, adatbázisra épülő rész, míg a </w:t>
-      </w:r>
-      <w:proofErr w:type="spellStart"/>
-      <w:r>
-        <w:rPr>
-          <w:rFonts w:ascii="Times New Roman" w:hAnsi="Times New Roman" w:cs="Times New Roman"/>
-          <w:sz w:val="24"/>
-          <w:szCs w:val="24"/>
-        </w:rPr>
-        <w:t>Reactet</w:t>
-      </w:r>
-      <w:proofErr w:type="spellEnd"/>
-      <w:r>
-        <w:rPr>
-          <w:rFonts w:ascii="Times New Roman" w:hAnsi="Times New Roman" w:cs="Times New Roman"/>
-          <w:sz w:val="24"/>
-          <w:szCs w:val="24"/>
-        </w:rPr>
-        <w:t xml:space="preserve"> futtató </w:t>
-      </w:r>
-      <w:proofErr w:type="spellStart"/>
-      <w:r>
-        <w:rPr>
-          <w:rFonts w:ascii="Times New Roman" w:hAnsi="Times New Roman" w:cs="Times New Roman"/>
-          <w:sz w:val="24"/>
-          <w:szCs w:val="24"/>
-        </w:rPr>
-        <w:t>npm</w:t>
-      </w:r>
-      <w:proofErr w:type="spellEnd"/>
-      <w:r>
-        <w:rPr>
-          <w:rFonts w:ascii="Times New Roman" w:hAnsi="Times New Roman" w:cs="Times New Roman"/>
-          <w:sz w:val="24"/>
-          <w:szCs w:val="24"/>
-        </w:rPr>
-        <w:t xml:space="preserve"> fejlesztői kiszolgáló a localhost:5173 </w:t>
-      </w:r>
-      <w:proofErr w:type="spellStart"/>
-      <w:r>
-        <w:rPr>
-          <w:rFonts w:ascii="Times New Roman" w:hAnsi="Times New Roman" w:cs="Times New Roman"/>
-          <w:sz w:val="24"/>
-          <w:szCs w:val="24"/>
-        </w:rPr>
-        <w:t>portot</w:t>
-      </w:r>
-      <w:proofErr w:type="spellEnd"/>
-      <w:r>
-        <w:rPr>
-          <w:rFonts w:ascii="Times New Roman" w:hAnsi="Times New Roman" w:cs="Times New Roman"/>
-          <w:sz w:val="24"/>
-          <w:szCs w:val="24"/>
-        </w:rPr>
-        <w:t xml:space="preserve"> használta. Kezdetben nem fordítottunk erre elegendő figyelmet, ezért nehezen volt átlátható, miért nem kommunikál megfelelően egymással a két rendszer. Ebből adódóan előfordult, hogy vagy az adatbázis elérése nem működött, vagy a </w:t>
-      </w:r>
-      <w:proofErr w:type="spellStart"/>
-      <w:r>
-        <w:rPr>
-          <w:rFonts w:ascii="Times New Roman" w:hAnsi="Times New Roman" w:cs="Times New Roman"/>
-          <w:sz w:val="24"/>
-          <w:szCs w:val="24"/>
-        </w:rPr>
-        <w:t>React</w:t>
-      </w:r>
-      <w:proofErr w:type="spellEnd"/>
-      <w:r>
-        <w:rPr>
-          <w:rFonts w:ascii="Times New Roman" w:hAnsi="Times New Roman" w:cs="Times New Roman"/>
-          <w:sz w:val="24"/>
-          <w:szCs w:val="24"/>
-        </w:rPr>
-        <w:t xml:space="preserve"> alkalmazás nem reagált a várt módon. A probléma megoldásához a </w:t>
-      </w:r>
-      <w:proofErr w:type="spellStart"/>
-      <w:r>
-        <w:rPr>
-          <w:rFonts w:ascii="Times New Roman" w:hAnsi="Times New Roman" w:cs="Times New Roman"/>
-          <w:sz w:val="24"/>
-          <w:szCs w:val="24"/>
-        </w:rPr>
-        <w:t>read.php</w:t>
-      </w:r>
-      <w:proofErr w:type="spellEnd"/>
-      <w:r>
-        <w:rPr>
-          <w:rFonts w:ascii="Times New Roman" w:hAnsi="Times New Roman" w:cs="Times New Roman"/>
-          <w:sz w:val="24"/>
-          <w:szCs w:val="24"/>
-        </w:rPr>
-        <w:t xml:space="preserve"> fájlba CORS-engedélyező fejlécsorokat illesztettünk be. Ennek részeként beállítottuk a </w:t>
-      </w:r>
-      <w:proofErr w:type="spellStart"/>
-      <w:r>
-        <w:rPr>
-          <w:rFonts w:ascii="Times New Roman" w:hAnsi="Times New Roman" w:cs="Times New Roman"/>
-          <w:sz w:val="24"/>
-          <w:szCs w:val="24"/>
-        </w:rPr>
-        <w:t>Content-Type</w:t>
-      </w:r>
-      <w:proofErr w:type="spellEnd"/>
-      <w:r>
-        <w:rPr>
-          <w:rFonts w:ascii="Times New Roman" w:hAnsi="Times New Roman" w:cs="Times New Roman"/>
-          <w:sz w:val="24"/>
-          <w:szCs w:val="24"/>
-        </w:rPr>
-        <w:t xml:space="preserve"> értéket, engedélyeztük a külső eredetű hozzáférést, valamint megadtuk az engedélyezett metódusokat és fejlécmezőket is. Ezzel a szerver képes lett fogadni a különböző </w:t>
-      </w:r>
-      <w:proofErr w:type="spellStart"/>
-      <w:r>
-        <w:rPr>
-          <w:rFonts w:ascii="Times New Roman" w:hAnsi="Times New Roman" w:cs="Times New Roman"/>
-          <w:sz w:val="24"/>
-          <w:szCs w:val="24"/>
-        </w:rPr>
-        <w:t>portra</w:t>
-      </w:r>
-      <w:proofErr w:type="spellEnd"/>
-      <w:r>
-        <w:rPr>
-          <w:rFonts w:ascii="Times New Roman" w:hAnsi="Times New Roman" w:cs="Times New Roman"/>
-          <w:sz w:val="24"/>
-          <w:szCs w:val="24"/>
-        </w:rPr>
-        <w:t xml:space="preserve"> érkező kéréseket. Emellett az </w:t>
-      </w:r>
-      <w:proofErr w:type="spellStart"/>
-      <w:r>
-        <w:rPr>
-          <w:rFonts w:ascii="Times New Roman" w:hAnsi="Times New Roman" w:cs="Times New Roman"/>
-          <w:sz w:val="24"/>
-          <w:szCs w:val="24"/>
-        </w:rPr>
-        <w:t>axios.jsx</w:t>
-      </w:r>
-      <w:proofErr w:type="spellEnd"/>
-      <w:r>
-        <w:rPr>
-          <w:rFonts w:ascii="Times New Roman" w:hAnsi="Times New Roman" w:cs="Times New Roman"/>
-          <w:sz w:val="24"/>
-          <w:szCs w:val="24"/>
-        </w:rPr>
-        <w:t xml:space="preserve"> fájlban is pontosítani kellett az API elérési útját, vagyis rögzítettük, hogy a </w:t>
-      </w:r>
-      <w:proofErr w:type="spellStart"/>
-      <w:r>
-        <w:rPr>
-          <w:rFonts w:ascii="Times New Roman" w:hAnsi="Times New Roman" w:cs="Times New Roman"/>
-          <w:sz w:val="24"/>
-          <w:szCs w:val="24"/>
-        </w:rPr>
-        <w:t>read.php</w:t>
-      </w:r>
-      <w:proofErr w:type="spellEnd"/>
-      <w:r>
-        <w:rPr>
-          <w:rFonts w:ascii="Times New Roman" w:hAnsi="Times New Roman" w:cs="Times New Roman"/>
-          <w:sz w:val="24"/>
-          <w:szCs w:val="24"/>
-        </w:rPr>
-        <w:t xml:space="preserve"> a localhost:8000 címen érhető el. Miután ez a kapcsolat stabilan működött, a felhasználói élmény javításával is foglalkoztunk. Itt merült fel az az ötlet, hogy a rendszer ne pusztán egy szöveges kiírással jelezze a sikeres műveleteket, hanem a böngésző jelenítsen meg értesítést. Ez azért bizonyult előnyösnek, mert így a visszajelzés nem zavarta meg a felület vizuális szerkezetét. Emellett a </w:t>
-      </w:r>
-      <w:proofErr w:type="spellStart"/>
-      <w:r>
-        <w:rPr>
-          <w:rFonts w:ascii="Times New Roman" w:hAnsi="Times New Roman" w:cs="Times New Roman"/>
-          <w:sz w:val="24"/>
-          <w:szCs w:val="24"/>
-        </w:rPr>
-        <w:t>read.php</w:t>
-      </w:r>
-      <w:proofErr w:type="spellEnd"/>
-      <w:r>
-        <w:rPr>
-          <w:rFonts w:ascii="Times New Roman" w:hAnsi="Times New Roman" w:cs="Times New Roman"/>
-          <w:sz w:val="24"/>
-          <w:szCs w:val="24"/>
-        </w:rPr>
-        <w:t xml:space="preserve"> állapotüzeneteit magyar nyelvűre módosítottuk, vagyis például az angol sikerüzenetek helyett „Sikeres létrehozás!” formájú visszajelzéseket adtunk. Az </w:t>
-      </w:r>
-      <w:proofErr w:type="spellStart"/>
-      <w:r>
-        <w:rPr>
-          <w:rFonts w:ascii="Times New Roman" w:hAnsi="Times New Roman" w:cs="Times New Roman"/>
-          <w:sz w:val="24"/>
-          <w:szCs w:val="24"/>
-        </w:rPr>
-        <w:t>Axios</w:t>
-      </w:r>
-      <w:proofErr w:type="spellEnd"/>
-      <w:r>
-        <w:rPr>
-          <w:rFonts w:ascii="Times New Roman" w:hAnsi="Times New Roman" w:cs="Times New Roman"/>
-          <w:sz w:val="24"/>
-          <w:szCs w:val="24"/>
-        </w:rPr>
-        <w:t xml:space="preserve"> oldal így nemcsak technikailag valósította meg a beadandó előírásait, hanem használhatóság és megjelenés szempontjából is egységesen illeszkedett a teljes alkalmazásba.</w:t>
+        <w:t>kihívást hozott, mivel itt React környezetben kellett Axios segítségével megvalósítani a szerveroldali adatkezelést. A fejlesztés első technikai lépése az Axios telepítése volt, amelyet a VS Code termináljában az npm install axios paranccsal végeztünk el. Az alkalmazás megírásánál ismét a tanórai mintakódot vettük alapul, de ezt jelentősen testre kellett szabni. A legnagyobb kihívást az jelentette, hogy a backend és a frontend külön porton futott. A saját fejlesztői gépen a localhost:8000 porton működött a PHP-s, adatbázisra épülő rész, míg a Reactet futtató npm fejlesztői kiszolgáló a localhost:5173 portot használta. Kezdetben nem fordítottunk erre elegendő figyelmet, ezért nehezen volt átlátható, miért nem kommunikál megfelelően egymással a két rendszer. Ebből adódóan előfordult, hogy vagy az adatbázis elérése nem működött, vagy a React alkalmazás nem reagált a várt módon. A probléma megoldásához a read.php fájlba CORS-engedélyező fejlécsorokat illesztettünk be. Ennek részeként beállítottuk a Content-Type értéket, engedélyeztük a külső eredetű hozzáférést, valamint megadtuk az engedélyezett metódusokat és fejlécmezőket is. Ezzel a szerver képes lett fogadni a különböző portra érkező kéréseket. Emellett az axios.jsx fájlban is pontosítani kellett az API elérési útját, vagyis rögzítettük, hogy a read.php a localhost:8000 címen érhető el. Miután ez a kapcsolat stabilan működött, a felhasználói élmény javításával is foglalkoztunk. Itt merült fel az az ötlet, hogy a rendszer ne pusztán egy szöveges kiírással jelezze a sikeres műveleteket, hanem a böngésző jelenítsen meg értesítést. Ez azért bizonyult előnyösnek, mert így a visszajelzés nem zavarta meg a felület vizuális szerkezetét. Emellett a read.php állapotüzeneteit magyar nyelvűre módosítottuk, vagyis például az angol sikerüzenetek helyett „Sikeres létrehozás!” formájú visszajelzéseket adtunk. Az Axios oldal így nemcsak technikailag valósította meg a beadandó előírásait, hanem használhatóság és megjelenés szempontjából is egységesen illeszkedett a teljes alkalmazásba.</w:t>
       </w:r>
     </w:p>
     <w:p>
@@ -9260,25 +6537,7 @@
           <w:sz w:val="24"/>
           <w:szCs w:val="24"/>
         </w:rPr>
-        <w:t>A projekt következő lépéseként az OOJS (</w:t>
-      </w:r>
-      <w:proofErr w:type="spellStart"/>
-      <w:r>
-        <w:rPr>
-          <w:rFonts w:ascii="Times New Roman" w:hAnsi="Times New Roman" w:cs="Times New Roman"/>
-          <w:sz w:val="24"/>
-          <w:szCs w:val="24"/>
-        </w:rPr>
-        <w:t>Object</w:t>
-      </w:r>
-      <w:proofErr w:type="spellEnd"/>
-      <w:r>
-        <w:rPr>
-          <w:rFonts w:ascii="Times New Roman" w:hAnsi="Times New Roman" w:cs="Times New Roman"/>
-          <w:sz w:val="24"/>
-          <w:szCs w:val="24"/>
-        </w:rPr>
-        <w:t>-Oriented JavaScript) menüpont kialakítása történt meg. Ennél a feladatrésznél a beadandó előírása szerint egy grafikus, objektumorientált szemléletben megvalósított JavaScript alkalmazást kellett készítenünk.</w:t>
+        <w:t>A projekt következő lépéseként az OOJS (Object-Oriented JavaScript) menüpont kialakítása történt meg. Ennél a feladatrésznél a beadandó előírása szerint egy grafikus, objektumorientált szemléletben megvalósított JavaScript alkalmazást kellett készítenünk.</w:t>
       </w:r>
     </w:p>
     <w:p>
@@ -9297,25 +6556,7 @@
           <w:sz w:val="24"/>
           <w:szCs w:val="24"/>
         </w:rPr>
-        <w:t xml:space="preserve">A fejlesztés kezdeti szakaszában először egy webshop jellegű megoldásban gondolkodtunk, amely a cukrászda termékeit jelenítette volna meg. Ez az elképzelés azonban nem bizonyult megfelelőnek, mivel a feladatleírás kifejezetten grafikus, interaktív alkalmazás készítését várta el, nem pedig egy adatlistázó vagy webshop jellegű felületet. Emiatt </w:t>
-      </w:r>
-      <w:proofErr w:type="spellStart"/>
-      <w:r>
-        <w:rPr>
-          <w:rFonts w:ascii="Times New Roman" w:hAnsi="Times New Roman" w:cs="Times New Roman"/>
-          <w:sz w:val="24"/>
-          <w:szCs w:val="24"/>
-        </w:rPr>
-        <w:t>újragondoltuk</w:t>
-      </w:r>
-      <w:proofErr w:type="spellEnd"/>
-      <w:r>
-        <w:rPr>
-          <w:rFonts w:ascii="Times New Roman" w:hAnsi="Times New Roman" w:cs="Times New Roman"/>
-          <w:sz w:val="24"/>
-          <w:szCs w:val="24"/>
-        </w:rPr>
-        <w:t xml:space="preserve"> a koncepciót</w:t>
+        <w:t>A fejlesztés kezdeti szakaszában először egy webshop jellegű megoldásban gondolkodtunk, amely a cukrászda termékeit jelenítette volna meg. Ez az elképzelés azonban nem bizonyult megfelelőnek, mivel a feladatleírás kifejezetten grafikus, interaktív alkalmazás készítését várta el, nem pedig egy adatlistázó vagy webshop jellegű felületet. Emiatt újragondoltuk a koncepciót</w:t>
       </w:r>
       <w:r>
         <w:rPr>
@@ -9532,7 +6773,7 @@
               </wp:anchor>
             </w:drawing>
           </mc:Choice>
-          <mc:Fallback>
+          <mc:Fallback xmlns:w16se="http://schemas.microsoft.com/office/word/2015/wordml/symex" xmlns:w16sdtfl="http://schemas.microsoft.com/office/word/2024/wordml/sdtformatlock" xmlns:w16sdtdh="http://schemas.microsoft.com/office/word/2020/wordml/sdtdatahash" xmlns:w16du="http://schemas.microsoft.com/office/word/2023/wordml/word16du" xmlns:w16="http://schemas.microsoft.com/office/word/2018/wordml" xmlns:w16cid="http://schemas.microsoft.com/office/word/2016/wordml/cid" xmlns:w16cex="http://schemas.microsoft.com/office/word/2018/wordml/cex" xmlns:oel="http://schemas.microsoft.com/office/2019/extlst" xmlns:am3d="http://schemas.microsoft.com/office/drawing/2017/model3d" xmlns:aink="http://schemas.microsoft.com/office/drawing/2016/ink" xmlns:cx8="http://schemas.microsoft.com/office/drawing/2016/5/14/chartex" xmlns:cx7="http://schemas.microsoft.com/office/drawing/2016/5/13/chartex" xmlns:cx6="http://schemas.microsoft.com/office/drawing/2016/5/12/chartex" xmlns:cx5="http://schemas.microsoft.com/office/drawing/2016/5/11/chartex" xmlns:cx4="http://schemas.microsoft.com/office/drawing/2016/5/10/chartex" xmlns:cx3="http://schemas.microsoft.com/office/drawing/2016/5/9/chartex" xmlns:cx2="http://schemas.microsoft.com/office/drawing/2015/10/21/chartex" xmlns:cx1="http://schemas.microsoft.com/office/drawing/2015/9/8/chartex" xmlns:cx="http://schemas.microsoft.com/office/drawing/2014/chartex">
             <w:pict>
               <v:shape w14:anchorId="0ADE5BE0" id="_x0000_s1030" type="#_x0000_t202" style="position:absolute;left:0;text-align:left;margin-left:240.3pt;margin-top:184.25pt;width:213.9pt;height:.05pt;z-index:251666432;visibility:visible;mso-wrap-style:square;mso-wrap-distance-left:9pt;mso-wrap-distance-top:0;mso-wrap-distance-right:9pt;mso-wrap-distance-bottom:0;mso-position-horizontal:absolute;mso-position-horizontal-relative:margin;mso-position-vertical:absolute;mso-position-vertical-relative:text;v-text-anchor:top" o:gfxdata="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" stroked="f">
                 <v:textbox style="mso-fit-shape-to-text:t" inset="0,0,0,0">
@@ -9604,25 +6845,7 @@
           <w:sz w:val="24"/>
           <w:szCs w:val="24"/>
         </w:rPr>
-        <w:t xml:space="preserve">A tervezési szakaszban először egy egyszerű vizuális elképzelést alakítottunk ki. Ennek lényege az volt, hogy a képernyő közepén két darab sütemény jelenjen meg, amelyek enyhe „rezgő” animációval hívják fel magukra a figyelmet. A felhasználó ezekre kattintva indíthatja el az alkalmazás működését, amely során a </w:t>
-      </w:r>
-      <w:proofErr w:type="gramStart"/>
-      <w:r>
-        <w:rPr>
-          <w:rFonts w:ascii="Times New Roman" w:hAnsi="Times New Roman" w:cs="Times New Roman"/>
-          <w:sz w:val="24"/>
-          <w:szCs w:val="24"/>
-        </w:rPr>
-        <w:t>süti</w:t>
-      </w:r>
-      <w:proofErr w:type="gramEnd"/>
-      <w:r>
-        <w:rPr>
-          <w:rFonts w:ascii="Times New Roman" w:hAnsi="Times New Roman" w:cs="Times New Roman"/>
-          <w:sz w:val="24"/>
-          <w:szCs w:val="24"/>
-        </w:rPr>
-        <w:t xml:space="preserve"> „kinyílik”, és megjelenik egy üzenet.</w:t>
+        <w:t>A tervezési szakaszban először egy egyszerű vizuális elképzelést alakítottunk ki. Ennek lényege az volt, hogy a képernyő közepén két darab sütemény jelenjen meg, amelyek enyhe „rezgő” animációval hívják fel magukra a figyelmet. A felhasználó ezekre kattintva indíthatja el az alkalmazás működését, amely során a süti „kinyílik”, és megjelenik egy üzenet.</w:t>
       </w:r>
       <w:r>
         <w:rPr>
@@ -9638,25 +6861,7 @@
           <w:sz w:val="24"/>
           <w:szCs w:val="24"/>
         </w:rPr>
-        <w:t xml:space="preserve">A kezdeti megvalósítás során először egy egyszerű, alap kinézetet készítettünk el. Ebben a szakaszban a hangsúly nem a megjelenésen, hanem a működésen volt. A </w:t>
-      </w:r>
-      <w:proofErr w:type="gramStart"/>
-      <w:r>
-        <w:rPr>
-          <w:rFonts w:ascii="Times New Roman" w:hAnsi="Times New Roman" w:cs="Times New Roman"/>
-          <w:sz w:val="24"/>
-          <w:szCs w:val="24"/>
-        </w:rPr>
-        <w:t>süti</w:t>
-      </w:r>
-      <w:proofErr w:type="gramEnd"/>
-      <w:r>
-        <w:rPr>
-          <w:rFonts w:ascii="Times New Roman" w:hAnsi="Times New Roman" w:cs="Times New Roman"/>
-          <w:sz w:val="24"/>
-          <w:szCs w:val="24"/>
-        </w:rPr>
-        <w:t xml:space="preserve"> objektumorientált módon került kialakításra, és sikerült elérni, hogy kattintásra animáció induljon, majd megjelenjen a jóslat szövege.</w:t>
+        <w:t>A kezdeti megvalósítás során először egy egyszerű, alap kinézetet készítettünk el. Ebben a szakaszban a hangsúly nem a megjelenésen, hanem a működésen volt. A süti objektumorientált módon került kialakításra, és sikerült elérni, hogy kattintásra animáció induljon, majd megjelenjen a jóslat szövege.</w:t>
       </w:r>
     </w:p>
     <w:p>
@@ -9837,7 +7042,7 @@
               </wp:anchor>
             </w:drawing>
           </mc:Choice>
-          <mc:Fallback>
+          <mc:Fallback xmlns:w16se="http://schemas.microsoft.com/office/word/2015/wordml/symex" xmlns:w16sdtfl="http://schemas.microsoft.com/office/word/2024/wordml/sdtformatlock" xmlns:w16sdtdh="http://schemas.microsoft.com/office/word/2020/wordml/sdtdatahash" xmlns:w16du="http://schemas.microsoft.com/office/word/2023/wordml/word16du" xmlns:w16="http://schemas.microsoft.com/office/word/2018/wordml" xmlns:w16cid="http://schemas.microsoft.com/office/word/2016/wordml/cid" xmlns:w16cex="http://schemas.microsoft.com/office/word/2018/wordml/cex" xmlns:oel="http://schemas.microsoft.com/office/2019/extlst" xmlns:am3d="http://schemas.microsoft.com/office/drawing/2017/model3d" xmlns:aink="http://schemas.microsoft.com/office/drawing/2016/ink" xmlns:cx8="http://schemas.microsoft.com/office/drawing/2016/5/14/chartex" xmlns:cx7="http://schemas.microsoft.com/office/drawing/2016/5/13/chartex" xmlns:cx6="http://schemas.microsoft.com/office/drawing/2016/5/12/chartex" xmlns:cx5="http://schemas.microsoft.com/office/drawing/2016/5/11/chartex" xmlns:cx4="http://schemas.microsoft.com/office/drawing/2016/5/10/chartex" xmlns:cx3="http://schemas.microsoft.com/office/drawing/2016/5/9/chartex" xmlns:cx2="http://schemas.microsoft.com/office/drawing/2015/10/21/chartex" xmlns:cx1="http://schemas.microsoft.com/office/drawing/2015/9/8/chartex" xmlns:cx="http://schemas.microsoft.com/office/drawing/2014/chartex">
             <w:pict>
               <v:shape w14:anchorId="7B461D09" id="_x0000_s1031" type="#_x0000_t202" style="position:absolute;left:0;text-align:left;margin-left:190.45pt;margin-top:165.25pt;width:241.65pt;height:.05pt;z-index:251669504;visibility:visible;mso-wrap-style:square;mso-wrap-distance-left:9pt;mso-wrap-distance-top:0;mso-wrap-distance-right:9pt;mso-wrap-distance-bottom:0;mso-position-horizontal:right;mso-position-horizontal-relative:margin;mso-position-vertical:absolute;mso-position-vertical-relative:text;v-text-anchor:top" o:gfxdata="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" stroked="f">
                 <v:textbox style="mso-fit-shape-to-text:t" inset="0,0,0,0">
@@ -9941,25 +7146,7 @@
           <w:sz w:val="24"/>
           <w:szCs w:val="24"/>
         </w:rPr>
-        <w:t xml:space="preserve">, nem illeszkedett a többi oldalhoz, és a teljes oldal egy egyszerű fehér háttérrel jelent meg. Ebben az állapotban az oldal ugyan funkcionálisan működött, de vizuálisan nem illett bele az alkalmazás egységes </w:t>
-      </w:r>
-      <w:proofErr w:type="spellStart"/>
-      <w:r>
-        <w:rPr>
-          <w:rFonts w:ascii="Times New Roman" w:hAnsi="Times New Roman" w:cs="Times New Roman"/>
-          <w:sz w:val="24"/>
-          <w:szCs w:val="24"/>
-        </w:rPr>
-        <w:t>arculatába</w:t>
-      </w:r>
-      <w:proofErr w:type="spellEnd"/>
-      <w:r>
-        <w:rPr>
-          <w:rFonts w:ascii="Times New Roman" w:hAnsi="Times New Roman" w:cs="Times New Roman"/>
-          <w:sz w:val="24"/>
-          <w:szCs w:val="24"/>
-        </w:rPr>
-        <w:t>.</w:t>
+        <w:t>, nem illeszkedett a többi oldalhoz, és a teljes oldal egy egyszerű fehér háttérrel jelent meg. Ebben az állapotban az oldal ugyan funkcionálisan működött, de vizuálisan nem illett bele az alkalmazás egységes arculatába.</w:t>
       </w:r>
       <w:r>
         <w:rPr>
@@ -10027,43 +7214,7 @@
           <w:sz w:val="24"/>
           <w:szCs w:val="24"/>
         </w:rPr>
-        <w:t xml:space="preserve">Az animáció során a </w:t>
-      </w:r>
-      <w:proofErr w:type="gramStart"/>
-      <w:r>
-        <w:rPr>
-          <w:rFonts w:ascii="Times New Roman" w:hAnsi="Times New Roman" w:cs="Times New Roman"/>
-          <w:sz w:val="24"/>
-          <w:szCs w:val="24"/>
-        </w:rPr>
-        <w:t>süti</w:t>
-      </w:r>
-      <w:proofErr w:type="gramEnd"/>
-      <w:r>
-        <w:rPr>
-          <w:rFonts w:ascii="Times New Roman" w:hAnsi="Times New Roman" w:cs="Times New Roman"/>
-          <w:sz w:val="24"/>
-          <w:szCs w:val="24"/>
-        </w:rPr>
-        <w:t xml:space="preserve"> két félből áll, amelyek kattintás hatására szétválnak, majd megjelenik a jóslatot tartalmazó „papír”. Ezt követően egy gomb segítségével új </w:t>
-      </w:r>
-      <w:proofErr w:type="gramStart"/>
-      <w:r>
-        <w:rPr>
-          <w:rFonts w:ascii="Times New Roman" w:hAnsi="Times New Roman" w:cs="Times New Roman"/>
-          <w:sz w:val="24"/>
-          <w:szCs w:val="24"/>
-        </w:rPr>
-        <w:t>süti</w:t>
-      </w:r>
-      <w:proofErr w:type="gramEnd"/>
-      <w:r>
-        <w:rPr>
-          <w:rFonts w:ascii="Times New Roman" w:hAnsi="Times New Roman" w:cs="Times New Roman"/>
-          <w:sz w:val="24"/>
-          <w:szCs w:val="24"/>
-        </w:rPr>
-        <w:t xml:space="preserve"> kérhető, </w:t>
+        <w:t xml:space="preserve">Az animáció során a süti két félből áll, amelyek kattintás hatására szétválnak, majd megjelenik a jóslatot tartalmazó „papír”. Ezt követően egy gomb segítségével új süti kérhető, </w:t>
       </w:r>
       <w:r>
         <w:rPr>
@@ -10263,7 +7414,6 @@
           <w:szCs w:val="24"/>
         </w:rPr>
       </w:pPr>
-      <w:proofErr w:type="spellStart"/>
       <w:r>
         <w:rPr>
           <w:rFonts w:ascii="Times New Roman" w:hAnsi="Times New Roman" w:cs="Times New Roman"/>
@@ -10272,7 +7422,6 @@
         </w:rPr>
         <w:t>class</w:t>
       </w:r>
-      <w:proofErr w:type="spellEnd"/>
     </w:p>
     <w:p>
       <w:pPr>
@@ -10289,7 +7438,6 @@
           <w:szCs w:val="24"/>
         </w:rPr>
       </w:pPr>
-      <w:proofErr w:type="spellStart"/>
       <w:r>
         <w:rPr>
           <w:rFonts w:ascii="Times New Roman" w:hAnsi="Times New Roman" w:cs="Times New Roman"/>
@@ -10298,7 +7446,6 @@
         </w:rPr>
         <w:t>constructor</w:t>
       </w:r>
-      <w:proofErr w:type="spellEnd"/>
     </w:p>
     <w:p>
       <w:pPr>
@@ -10339,34 +7486,14 @@
           <w:szCs w:val="24"/>
         </w:rPr>
       </w:pPr>
-      <w:proofErr w:type="spellStart"/>
-      <w:r>
-        <w:rPr>
-          <w:rFonts w:ascii="Times New Roman" w:hAnsi="Times New Roman" w:cs="Times New Roman"/>
-          <w:sz w:val="24"/>
-          <w:szCs w:val="24"/>
-        </w:rPr>
-        <w:t>extends</w:t>
-      </w:r>
-      <w:proofErr w:type="spellEnd"/>
-      <w:r>
-        <w:rPr>
-          <w:rFonts w:ascii="Times New Roman" w:hAnsi="Times New Roman" w:cs="Times New Roman"/>
-          <w:sz w:val="24"/>
-          <w:szCs w:val="24"/>
-        </w:rPr>
-        <w:t xml:space="preserve"> és </w:t>
-      </w:r>
-      <w:proofErr w:type="spellStart"/>
-      <w:r>
-        <w:rPr>
-          <w:rFonts w:ascii="Times New Roman" w:hAnsi="Times New Roman" w:cs="Times New Roman"/>
-          <w:sz w:val="24"/>
-          <w:szCs w:val="24"/>
-        </w:rPr>
-        <w:t>super</w:t>
-      </w:r>
-      <w:proofErr w:type="spellEnd"/>
+      <w:r>
+        <w:rPr>
+          <w:rFonts w:ascii="Times New Roman" w:hAnsi="Times New Roman" w:cs="Times New Roman"/>
+          <w:sz w:val="24"/>
+          <w:szCs w:val="24"/>
+        </w:rPr>
+        <w:t>extends és super</w:t>
+      </w:r>
     </w:p>
     <w:p>
       <w:pPr>
@@ -10383,26 +7510,201 @@
           <w:szCs w:val="24"/>
         </w:rPr>
       </w:pPr>
-      <w:proofErr w:type="spellStart"/>
-      <w:proofErr w:type="gramStart"/>
-      <w:r>
-        <w:rPr>
-          <w:rFonts w:ascii="Times New Roman" w:hAnsi="Times New Roman" w:cs="Times New Roman"/>
-          <w:sz w:val="24"/>
-          <w:szCs w:val="24"/>
-        </w:rPr>
-        <w:t>document.body</w:t>
-      </w:r>
-      <w:proofErr w:type="gramEnd"/>
-      <w:r>
-        <w:rPr>
-          <w:rFonts w:ascii="Times New Roman" w:hAnsi="Times New Roman" w:cs="Times New Roman"/>
-          <w:sz w:val="24"/>
-          <w:szCs w:val="24"/>
-        </w:rPr>
-        <w:t>.appendChild</w:t>
-      </w:r>
-      <w:proofErr w:type="spellEnd"/>
+      <w:r>
+        <w:rPr>
+          <w:rFonts w:ascii="Times New Roman" w:hAnsi="Times New Roman" w:cs="Times New Roman"/>
+          <w:sz w:val="24"/>
+          <w:szCs w:val="24"/>
+        </w:rPr>
+        <w:t>document.body.appendChild</w:t>
+      </w:r>
+    </w:p>
+    <w:p>
+      <w:pPr>
+        <w:pStyle w:val="Listaszerbekezds"/>
+        <w:numPr>
+          <w:ilvl w:val="0"/>
+          <w:numId w:val="1"/>
+        </w:numPr>
+        <w:spacing w:line="360" w:lineRule="auto"/>
+        <w:jc w:val="both"/>
+        <w:rPr>
+          <w:rFonts w:ascii="Times New Roman" w:hAnsi="Times New Roman" w:cs="Times New Roman"/>
+          <w:b/>
+          <w:sz w:val="28"/>
+          <w:szCs w:val="24"/>
+        </w:rPr>
+      </w:pPr>
+      <w:r>
+        <w:rPr>
+          <w:rFonts w:ascii="Times New Roman" w:hAnsi="Times New Roman" w:cs="Times New Roman"/>
+          <w:b/>
+          <w:sz w:val="28"/>
+          <w:szCs w:val="24"/>
+        </w:rPr>
+        <w:t>A Nettarhely.hu-ra való feltöltés</w:t>
+      </w:r>
+    </w:p>
+    <w:p>
+      <w:pPr>
+        <w:jc w:val="both"/>
+        <w:rPr>
+          <w:rFonts w:ascii="Times New Roman" w:hAnsi="Times New Roman" w:cs="Times New Roman"/>
+          <w:sz w:val="24"/>
+        </w:rPr>
+      </w:pPr>
+      <w:r>
+        <w:rPr>
+          <w:rFonts w:ascii="Times New Roman" w:hAnsi="Times New Roman" w:cs="Times New Roman"/>
+          <w:sz w:val="24"/>
+        </w:rPr>
+        <w:t>A segéddokumentumokban leírt módon létrehoztuk a nettarhely.hu oldalon az ingyenes tárhelyet.</w:t>
+      </w:r>
+      <w:r>
+        <w:rPr>
+          <w:rFonts w:ascii="Times New Roman" w:hAnsi="Times New Roman" w:cs="Times New Roman"/>
+          <w:sz w:val="24"/>
+        </w:rPr>
+        <w:t xml:space="preserve"> A tárhelyet FTP kapcsolaton keresztül értük el, melyhez Total Commandert használtunk.</w:t>
+      </w:r>
+      <w:r>
+        <w:rPr>
+          <w:rFonts w:ascii="Times New Roman" w:hAnsi="Times New Roman" w:cs="Times New Roman"/>
+          <w:sz w:val="24"/>
+        </w:rPr>
+        <w:t xml:space="preserve"> Létrehoztuk az </w:t>
+      </w:r>
+      <w:r>
+        <w:rPr>
+          <w:rFonts w:ascii="Times New Roman" w:hAnsi="Times New Roman" w:cs="Times New Roman"/>
+          <w:sz w:val="24"/>
+        </w:rPr>
+        <w:t>„</w:t>
+      </w:r>
+      <w:r>
+        <w:rPr>
+          <w:rFonts w:ascii="Times New Roman" w:hAnsi="Times New Roman" w:cs="Times New Roman"/>
+          <w:sz w:val="24"/>
+        </w:rPr>
+        <w:t>eviesdavid</w:t>
+      </w:r>
+      <w:r>
+        <w:rPr>
+          <w:rFonts w:ascii="Times New Roman" w:hAnsi="Times New Roman" w:cs="Times New Roman"/>
+          <w:sz w:val="24"/>
+        </w:rPr>
+        <w:t>”</w:t>
+      </w:r>
+      <w:r>
+        <w:rPr>
+          <w:rFonts w:ascii="Times New Roman" w:hAnsi="Times New Roman" w:cs="Times New Roman"/>
+          <w:sz w:val="24"/>
+        </w:rPr>
+        <w:t xml:space="preserve"> elnevezésű MySQL adatbázist és </w:t>
+      </w:r>
+      <w:r>
+        <w:rPr>
+          <w:rFonts w:ascii="Times New Roman" w:hAnsi="Times New Roman" w:cs="Times New Roman"/>
+          <w:sz w:val="24"/>
+        </w:rPr>
+        <w:t xml:space="preserve">importáltuk benne az adatokat. A feltöltés során a db.php fájlt módosítanunk kellett, hogy megtalálja az adott adatbázits. Ez </w:t>
+      </w:r>
+      <w:r>
+        <w:rPr>
+          <w:rFonts w:ascii="Times New Roman" w:hAnsi="Times New Roman" w:cs="Times New Roman"/>
+          <w:sz w:val="24"/>
+        </w:rPr>
+        <w:t>-</w:t>
+      </w:r>
+      <w:r>
+        <w:rPr>
+          <w:rFonts w:ascii="Times New Roman" w:hAnsi="Times New Roman" w:cs="Times New Roman"/>
+          <w:sz w:val="24"/>
+        </w:rPr>
+        <w:t>számunkra is meglepő módon</w:t>
+      </w:r>
+      <w:r>
+        <w:rPr>
+          <w:rFonts w:ascii="Times New Roman" w:hAnsi="Times New Roman" w:cs="Times New Roman"/>
+          <w:sz w:val="24"/>
+        </w:rPr>
+        <w:t>-</w:t>
+      </w:r>
+      <w:r>
+        <w:rPr>
+          <w:rFonts w:ascii="Times New Roman" w:hAnsi="Times New Roman" w:cs="Times New Roman"/>
+          <w:sz w:val="24"/>
+        </w:rPr>
+        <w:t xml:space="preserve"> elsőre működött. De a feltöltés után nem működtek a React alapú oldalak, mire rájöttünk, hogy a „build” részt elfelejtettük. Ehhez frissíteni kellett </w:t>
+      </w:r>
+      <w:r>
+        <w:rPr>
+          <w:rFonts w:ascii="Times New Roman" w:hAnsi="Times New Roman" w:cs="Times New Roman"/>
+          <w:sz w:val="24"/>
+        </w:rPr>
+        <w:t>a vite.config.js fájlt, hogy a React alapú html-eket elérje. Ezután parancssorosan lefuttattuk az -npm run build- parancsot, és a dist mappában létrehozott állományokat felmásoltuk a tárhelyre, és így már probléma nélkül működött az oldal React-os része is. A PHP verziónak a 8.2-t állítottuk be, mivel talán ez egy biztonságosabb verzió a régiekhez képest, és a kódunk kompatibilis ezzel a verzióval.</w:t>
+      </w:r>
+    </w:p>
+    <w:p>
+      <w:pPr>
+        <w:jc w:val="both"/>
+        <w:rPr>
+          <w:rFonts w:ascii="Times New Roman" w:hAnsi="Times New Roman" w:cs="Times New Roman"/>
+          <w:sz w:val="24"/>
+        </w:rPr>
+      </w:pPr>
+      <w:r>
+        <w:rPr>
+          <w:rFonts w:ascii="Times New Roman" w:hAnsi="Times New Roman" w:cs="Times New Roman"/>
+          <w:sz w:val="24"/>
+        </w:rPr>
+        <w:t xml:space="preserve">Az elérés: </w:t>
+      </w:r>
+    </w:p>
+    <w:p>
+      <w:pPr>
+        <w:jc w:val="both"/>
+        <w:rPr>
+          <w:rFonts w:ascii="Times New Roman" w:hAnsi="Times New Roman" w:cs="Times New Roman"/>
+          <w:sz w:val="24"/>
+        </w:rPr>
+      </w:pPr>
+      <w:r>
+        <w:rPr>
+          <w:rFonts w:ascii="Times New Roman" w:hAnsi="Times New Roman" w:cs="Times New Roman"/>
+          <w:sz w:val="24"/>
+        </w:rPr>
+        <w:lastRenderedPageBreak/>
+        <w:t xml:space="preserve">Email: </w:t>
+      </w:r>
+      <w:hyperlink r:id="rId22" w:history="1">
+        <w:r>
+          <w:rPr>
+            <w:rStyle w:val="Hiperhivatkozs"/>
+            <w:rFonts w:ascii="Times New Roman" w:hAnsi="Times New Roman" w:cs="Times New Roman"/>
+            <w:sz w:val="24"/>
+          </w:rPr>
+          <w:t>info.alfadelta@gmail.com</w:t>
+        </w:r>
+      </w:hyperlink>
+    </w:p>
+    <w:p>
+      <w:pPr>
+        <w:jc w:val="both"/>
+        <w:rPr>
+          <w:rFonts w:ascii="Times New Roman" w:hAnsi="Times New Roman" w:cs="Times New Roman"/>
+          <w:sz w:val="24"/>
+        </w:rPr>
+      </w:pPr>
+      <w:r>
+        <w:rPr>
+          <w:rFonts w:ascii="Times New Roman" w:hAnsi="Times New Roman" w:cs="Times New Roman"/>
+          <w:sz w:val="24"/>
+        </w:rPr>
+        <w:t>Jelszó: eviesdavidwebprog18</w:t>
+      </w:r>
+      <w:bookmarkStart w:id="15" w:name="_GoBack"/>
+      <w:bookmarkEnd w:id="15"/>
     </w:p>
     <w:p>
       <w:pPr>
@@ -10420,7 +7722,7 @@
           <w:szCs w:val="28"/>
         </w:rPr>
       </w:pPr>
-      <w:bookmarkStart w:id="15" w:name="_Toc226794862"/>
+      <w:bookmarkStart w:id="16" w:name="_Toc226794862"/>
       <w:r>
         <w:rPr>
           <w:rFonts w:ascii="Times New Roman" w:hAnsi="Times New Roman" w:cs="Times New Roman"/>
@@ -10432,7 +7734,7 @@
         </w:rPr>
         <w:t>Rövid használati útmutató a honlaphoz</w:t>
       </w:r>
-      <w:bookmarkEnd w:id="15"/>
+      <w:bookmarkEnd w:id="16"/>
     </w:p>
     <w:p>
       <w:pPr>
@@ -10503,61 +7805,7 @@
           <w:sz w:val="24"/>
           <w:szCs w:val="24"/>
         </w:rPr>
-        <w:t xml:space="preserve">A </w:t>
-      </w:r>
-      <w:proofErr w:type="spellStart"/>
-      <w:r>
-        <w:rPr>
-          <w:rFonts w:ascii="Times New Roman" w:hAnsi="Times New Roman" w:cs="Times New Roman"/>
-          <w:sz w:val="24"/>
-          <w:szCs w:val="24"/>
-        </w:rPr>
-        <w:t>React</w:t>
-      </w:r>
-      <w:proofErr w:type="spellEnd"/>
-      <w:r>
-        <w:rPr>
-          <w:rFonts w:ascii="Times New Roman" w:hAnsi="Times New Roman" w:cs="Times New Roman"/>
-          <w:sz w:val="24"/>
-          <w:szCs w:val="24"/>
-        </w:rPr>
-        <w:t xml:space="preserve"> menüpont hasonló funkciót kínál, mint a </w:t>
-      </w:r>
-      <w:proofErr w:type="spellStart"/>
-      <w:r>
-        <w:rPr>
-          <w:rFonts w:ascii="Times New Roman" w:hAnsi="Times New Roman" w:cs="Times New Roman"/>
-          <w:sz w:val="24"/>
-          <w:szCs w:val="24"/>
-        </w:rPr>
-        <w:t>Javascript</w:t>
-      </w:r>
-      <w:proofErr w:type="spellEnd"/>
-      <w:r>
-        <w:rPr>
-          <w:rFonts w:ascii="Times New Roman" w:hAnsi="Times New Roman" w:cs="Times New Roman"/>
-          <w:sz w:val="24"/>
-          <w:szCs w:val="24"/>
-        </w:rPr>
-        <w:t xml:space="preserve"> CRUD alkalmazása, azonban itt a műveletek már </w:t>
-      </w:r>
-      <w:proofErr w:type="spellStart"/>
-      <w:r>
-        <w:rPr>
-          <w:rFonts w:ascii="Times New Roman" w:hAnsi="Times New Roman" w:cs="Times New Roman"/>
-          <w:sz w:val="24"/>
-          <w:szCs w:val="24"/>
-        </w:rPr>
-        <w:t>React</w:t>
-      </w:r>
-      <w:proofErr w:type="spellEnd"/>
-      <w:r>
-        <w:rPr>
-          <w:rFonts w:ascii="Times New Roman" w:hAnsi="Times New Roman" w:cs="Times New Roman"/>
-          <w:sz w:val="24"/>
-          <w:szCs w:val="24"/>
-        </w:rPr>
-        <w:t xml:space="preserve"> alapú megoldásban valósulnak meg. </w:t>
+        <w:t xml:space="preserve">A React menüpont hasonló funkciót kínál, mint a Javascript CRUD alkalmazása, azonban itt a műveletek már React alapú megoldásban valósulnak meg. </w:t>
       </w:r>
     </w:p>
     <w:p>
@@ -10577,26 +7825,7 @@
           <w:sz w:val="24"/>
           <w:szCs w:val="24"/>
         </w:rPr>
-        <w:lastRenderedPageBreak/>
-        <w:t xml:space="preserve">Tovább lépve az SPA menüpont két, gombok segítségével váltható </w:t>
-      </w:r>
-      <w:proofErr w:type="spellStart"/>
-      <w:r>
-        <w:rPr>
-          <w:rFonts w:ascii="Times New Roman" w:hAnsi="Times New Roman" w:cs="Times New Roman"/>
-          <w:sz w:val="24"/>
-          <w:szCs w:val="24"/>
-        </w:rPr>
-        <w:t>React</w:t>
-      </w:r>
-      <w:proofErr w:type="spellEnd"/>
-      <w:r>
-        <w:rPr>
-          <w:rFonts w:ascii="Times New Roman" w:hAnsi="Times New Roman" w:cs="Times New Roman"/>
-          <w:sz w:val="24"/>
-          <w:szCs w:val="24"/>
-        </w:rPr>
-        <w:t xml:space="preserve"> alkalmazást tartalmaz</w:t>
+        <w:t>Tovább lépve az SPA menüpont két, gombok segítségével váltható React alkalmazást tartalmaz</w:t>
       </w:r>
       <w:r>
         <w:rPr>
@@ -10648,43 +7877,7 @@
           <w:sz w:val="24"/>
           <w:szCs w:val="24"/>
         </w:rPr>
-        <w:t xml:space="preserve">A </w:t>
-      </w:r>
-      <w:proofErr w:type="spellStart"/>
-      <w:r>
-        <w:rPr>
-          <w:rFonts w:ascii="Times New Roman" w:hAnsi="Times New Roman" w:cs="Times New Roman"/>
-          <w:sz w:val="24"/>
-          <w:szCs w:val="24"/>
-        </w:rPr>
-        <w:t>Fetch</w:t>
-      </w:r>
-      <w:proofErr w:type="spellEnd"/>
-      <w:r>
-        <w:rPr>
-          <w:rFonts w:ascii="Times New Roman" w:hAnsi="Times New Roman" w:cs="Times New Roman"/>
-          <w:sz w:val="24"/>
-          <w:szCs w:val="24"/>
-        </w:rPr>
-        <w:t xml:space="preserve"> API és az </w:t>
-      </w:r>
-      <w:proofErr w:type="spellStart"/>
-      <w:r>
-        <w:rPr>
-          <w:rFonts w:ascii="Times New Roman" w:hAnsi="Times New Roman" w:cs="Times New Roman"/>
-          <w:sz w:val="24"/>
-          <w:szCs w:val="24"/>
-        </w:rPr>
-        <w:t>Axios</w:t>
-      </w:r>
-      <w:proofErr w:type="spellEnd"/>
-      <w:r>
-        <w:rPr>
-          <w:rFonts w:ascii="Times New Roman" w:hAnsi="Times New Roman" w:cs="Times New Roman"/>
-          <w:sz w:val="24"/>
-          <w:szCs w:val="24"/>
-        </w:rPr>
-        <w:t xml:space="preserve"> oldalak már szerveroldali adattárolással működnek, ezért ezek a menüpontok a háttérben adatbázissal is kommunikálnak. </w:t>
+        <w:t xml:space="preserve">A Fetch API és az Axios oldalak már szerveroldali adattárolással működnek, ezért ezek a menüpontok a háttérben adatbázissal is kommunikálnak. </w:t>
       </w:r>
     </w:p>
     <w:p>
@@ -10774,67 +7967,7 @@
           <w:sz w:val="24"/>
           <w:szCs w:val="24"/>
         </w:rPr>
-        <w:t xml:space="preserve">A projekt megvalósítása során a feladatokat végig közösen, szoros együttműködésben végeztük el. Bár a GitHub </w:t>
-      </w:r>
-      <w:proofErr w:type="spellStart"/>
-      <w:r>
-        <w:rPr>
-          <w:rFonts w:ascii="Times New Roman" w:hAnsi="Times New Roman" w:cs="Times New Roman"/>
-          <w:color w:val="000000" w:themeColor="text1"/>
-          <w:sz w:val="24"/>
-          <w:szCs w:val="24"/>
-        </w:rPr>
-        <w:t>repository</w:t>
-      </w:r>
-      <w:proofErr w:type="spellEnd"/>
-      <w:r>
-        <w:rPr>
-          <w:rFonts w:ascii="Times New Roman" w:hAnsi="Times New Roman" w:cs="Times New Roman"/>
-          <w:color w:val="000000" w:themeColor="text1"/>
-          <w:sz w:val="24"/>
-          <w:szCs w:val="24"/>
-        </w:rPr>
-        <w:t xml:space="preserve">-ban a </w:t>
-      </w:r>
-      <w:proofErr w:type="spellStart"/>
-      <w:r>
-        <w:rPr>
-          <w:rFonts w:ascii="Times New Roman" w:hAnsi="Times New Roman" w:cs="Times New Roman"/>
-          <w:color w:val="000000" w:themeColor="text1"/>
-          <w:sz w:val="24"/>
-          <w:szCs w:val="24"/>
-        </w:rPr>
-        <w:t>commitok</w:t>
-      </w:r>
-      <w:proofErr w:type="spellEnd"/>
-      <w:r>
-        <w:rPr>
-          <w:rFonts w:ascii="Times New Roman" w:hAnsi="Times New Roman" w:cs="Times New Roman"/>
-          <w:color w:val="000000" w:themeColor="text1"/>
-          <w:sz w:val="24"/>
-          <w:szCs w:val="24"/>
-        </w:rPr>
-        <w:t xml:space="preserve"> alapján időnként úgy tűnhet, hogy az egyik fél aktívabb volt, a valóságban a fejlesztési folyamat minden lépését együtt beszéltük át. Folyamatos online kapcsolatban álltunk egymással, így a legtöbb esetben a </w:t>
-      </w:r>
-      <w:proofErr w:type="spellStart"/>
-      <w:r>
-        <w:rPr>
-          <w:rFonts w:ascii="Times New Roman" w:hAnsi="Times New Roman" w:cs="Times New Roman"/>
-          <w:color w:val="000000" w:themeColor="text1"/>
-          <w:sz w:val="24"/>
-          <w:szCs w:val="24"/>
-        </w:rPr>
-        <w:t>commitolás</w:t>
-      </w:r>
-      <w:proofErr w:type="spellEnd"/>
-      <w:r>
-        <w:rPr>
-          <w:rFonts w:ascii="Times New Roman" w:hAnsi="Times New Roman" w:cs="Times New Roman"/>
-          <w:color w:val="000000" w:themeColor="text1"/>
-          <w:sz w:val="24"/>
-          <w:szCs w:val="24"/>
-        </w:rPr>
-        <w:t xml:space="preserve"> előtt már mindketten átnéztük és egyeztettük a módosításokat.</w:t>
+        <w:t>A projekt megvalósítása során a feladatokat végig közösen, szoros együttműködésben végeztük el. Bár a GitHub repository-ban a commitok alapján időnként úgy tűnhet, hogy az egyik fél aktívabb volt, a valóságban a fejlesztési folyamat minden lépését együtt beszéltük át. Folyamatos online kapcsolatban álltunk egymással, így a legtöbb esetben a commitolás előtt már mindketten átnéztük és egyeztettük a módosításokat.</w:t>
       </w:r>
     </w:p>
     <w:p>
@@ -10852,7 +7985,9 @@
       <w:r>
         <w:rPr>
           <w:noProof/>
-        </w:rPr>
+          <w:lang w:eastAsia="hu-HU"/>
+        </w:rPr>
+        <w:lastRenderedPageBreak/>
         <mc:AlternateContent>
           <mc:Choice Requires="wps">
             <w:drawing>
@@ -10940,23 +8075,7 @@
                                 <w:rFonts w:ascii="Times New Roman" w:hAnsi="Times New Roman" w:cs="Times New Roman"/>
                                 <w:color w:val="000000" w:themeColor="text1"/>
                               </w:rPr>
-                              <w:t xml:space="preserve">. ábra </w:t>
-                            </w:r>
-                            <w:proofErr w:type="spellStart"/>
-                            <w:r>
-                              <w:rPr>
-                                <w:rFonts w:ascii="Times New Roman" w:hAnsi="Times New Roman" w:cs="Times New Roman"/>
-                                <w:color w:val="000000" w:themeColor="text1"/>
-                              </w:rPr>
-                              <w:t>Commit</w:t>
-                            </w:r>
-                            <w:proofErr w:type="spellEnd"/>
-                            <w:r>
-                              <w:rPr>
-                                <w:rFonts w:ascii="Times New Roman" w:hAnsi="Times New Roman" w:cs="Times New Roman"/>
-                                <w:color w:val="000000" w:themeColor="text1"/>
-                              </w:rPr>
-                              <w:t xml:space="preserve"> lista egy része</w:t>
+                              <w:t>. ábra Commit lista egy része</w:t>
                             </w:r>
                           </w:p>
                         </w:txbxContent>
@@ -10973,7 +8092,7 @@
               </wp:anchor>
             </w:drawing>
           </mc:Choice>
-          <mc:Fallback>
+          <mc:Fallback xmlns:w16se="http://schemas.microsoft.com/office/word/2015/wordml/symex" xmlns:w16sdtfl="http://schemas.microsoft.com/office/word/2024/wordml/sdtformatlock" xmlns:w16sdtdh="http://schemas.microsoft.com/office/word/2020/wordml/sdtdatahash" xmlns:w16du="http://schemas.microsoft.com/office/word/2023/wordml/word16du" xmlns:w16="http://schemas.microsoft.com/office/word/2018/wordml" xmlns:w16cid="http://schemas.microsoft.com/office/word/2016/wordml/cid" xmlns:w16cex="http://schemas.microsoft.com/office/word/2018/wordml/cex" xmlns:oel="http://schemas.microsoft.com/office/2019/extlst" xmlns:am3d="http://schemas.microsoft.com/office/drawing/2017/model3d" xmlns:aink="http://schemas.microsoft.com/office/drawing/2016/ink" xmlns:cx8="http://schemas.microsoft.com/office/drawing/2016/5/14/chartex" xmlns:cx7="http://schemas.microsoft.com/office/drawing/2016/5/13/chartex" xmlns:cx6="http://schemas.microsoft.com/office/drawing/2016/5/12/chartex" xmlns:cx5="http://schemas.microsoft.com/office/drawing/2016/5/11/chartex" xmlns:cx4="http://schemas.microsoft.com/office/drawing/2016/5/10/chartex" xmlns:cx3="http://schemas.microsoft.com/office/drawing/2016/5/9/chartex" xmlns:cx2="http://schemas.microsoft.com/office/drawing/2015/10/21/chartex" xmlns:cx1="http://schemas.microsoft.com/office/drawing/2015/9/8/chartex" xmlns:cx="http://schemas.microsoft.com/office/drawing/2014/chartex">
             <w:pict>
               <v:shape w14:anchorId="4C51B646" id="_x0000_s1032" type="#_x0000_t202" style="position:absolute;left:0;text-align:left;margin-left:197.1pt;margin-top:201.5pt;width:254.9pt;height:.05pt;z-index:251678720;visibility:visible;mso-wrap-style:square;mso-wrap-distance-left:9pt;mso-wrap-distance-top:0;mso-wrap-distance-right:9pt;mso-wrap-distance-bottom:0;mso-position-horizontal:absolute;mso-position-horizontal-relative:text;mso-position-vertical:absolute;mso-position-vertical-relative:text;v-text-anchor:top" o:gfxdata="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" stroked="f">
                 <v:textbox style="mso-fit-shape-to-text:t" inset="0,0,0,0">
@@ -11058,9 +8177,11 @@
       <w:r>
         <w:rPr>
           <w:rFonts w:ascii="Times New Roman" w:hAnsi="Times New Roman" w:cs="Times New Roman"/>
+          <w:noProof/>
           <w:color w:val="000000" w:themeColor="text1"/>
           <w:sz w:val="24"/>
           <w:szCs w:val="24"/>
+          <w:lang w:eastAsia="hu-HU"/>
         </w:rPr>
         <w:drawing>
           <wp:anchor distT="0" distB="0" distL="114300" distR="114300" simplePos="0" relativeHeight="251676672" behindDoc="0" locked="0" layoutInCell="1" allowOverlap="1" wp14:anchorId="473AEB64" wp14:editId="0B885397">
@@ -11086,7 +8207,7 @@
                     <pic:cNvPicPr/>
                   </pic:nvPicPr>
                   <pic:blipFill>
-                    <a:blip r:embed="rId22" cstate="print">
+                    <a:blip r:embed="rId23" cstate="print">
                       <a:extLst>
                         <a:ext uri="{28A0092B-C50C-407E-A947-70E740481C1C}">
                           <a14:useLocalDpi xmlns:a14="http://schemas.microsoft.com/office/drawing/2010/main" val="0"/>
@@ -11124,9 +8245,11 @@
           <w:sz w:val="24"/>
           <w:szCs w:val="24"/>
         </w:rPr>
-        <w:t xml:space="preserve">Az összes HTML oldal (index, </w:t>
-      </w:r>
-      <w:proofErr w:type="spellStart"/>
+        <w:t>Az összes HTML oldal (index, javascript, react, spa, fetchapi, axios, oojs) kialakítása közös munkával történt, a különbség inkább abban jelent meg, hogy éppen ki végezte el a commitolást a GitHub Desktop alkalmazáson keresztül. Több alkalommal személyesen, az iskola helyszínén is együtt dolgoztunk, ilyenkor jellemzően az egyik csoporttag számítógépén folyt a munka. Ez magyarázza, hogy egyes napokon az egyik félhez köthető több commit jelenik meg a verziókövetésben.</w:t>
+      </w:r>
+      <w:r>
+        <w:t xml:space="preserve"> </w:t>
+      </w:r>
       <w:r>
         <w:rPr>
           <w:rFonts w:ascii="Times New Roman" w:hAnsi="Times New Roman" w:cs="Times New Roman"/>
@@ -11134,9 +8257,8 @@
           <w:sz w:val="24"/>
           <w:szCs w:val="24"/>
         </w:rPr>
-        <w:t>javascript</w:t>
-      </w:r>
-      <w:proofErr w:type="spellEnd"/>
+        <w:t xml:space="preserve">A GitHub repository-ban jól látható a projekt folyamatos fejlesztése. </w:t>
+      </w:r>
       <w:r>
         <w:rPr>
           <w:rFonts w:ascii="Times New Roman" w:hAnsi="Times New Roman" w:cs="Times New Roman"/>
@@ -11144,9 +8266,9 @@
           <w:sz w:val="24"/>
           <w:szCs w:val="24"/>
         </w:rPr>
-        <w:t xml:space="preserve">, </w:t>
-      </w:r>
-      <w:proofErr w:type="spellStart"/>
+        <w:br/>
+        <w:t xml:space="preserve">A commitok száma és időbeli eloszlása igazolja, hogy a feladat több lépésben készült el. </w:t>
+      </w:r>
       <w:r>
         <w:rPr>
           <w:rFonts w:ascii="Times New Roman" w:hAnsi="Times New Roman" w:cs="Times New Roman"/>
@@ -11154,9 +8276,9 @@
           <w:sz w:val="24"/>
           <w:szCs w:val="24"/>
         </w:rPr>
-        <w:t>react</w:t>
-      </w:r>
-      <w:proofErr w:type="spellEnd"/>
+        <w:br/>
+        <w:t xml:space="preserve">A contributors </w:t>
+      </w:r>
       <w:r>
         <w:rPr>
           <w:rFonts w:ascii="Times New Roman" w:hAnsi="Times New Roman" w:cs="Times New Roman"/>
@@ -11164,9 +8286,8 @@
           <w:sz w:val="24"/>
           <w:szCs w:val="24"/>
         </w:rPr>
-        <w:t xml:space="preserve">, </w:t>
-      </w:r>
-      <w:proofErr w:type="spellStart"/>
+        <w:t>(</w:t>
+      </w:r>
       <w:r>
         <w:rPr>
           <w:rFonts w:ascii="Times New Roman" w:hAnsi="Times New Roman" w:cs="Times New Roman"/>
@@ -11174,9 +8295,8 @@
           <w:sz w:val="24"/>
           <w:szCs w:val="24"/>
         </w:rPr>
-        <w:t>spa</w:t>
-      </w:r>
-      <w:proofErr w:type="spellEnd"/>
+        <w:t>harmatinepasztoreva</w:t>
+      </w:r>
       <w:r>
         <w:rPr>
           <w:rFonts w:ascii="Times New Roman" w:hAnsi="Times New Roman" w:cs="Times New Roman"/>
@@ -11184,9 +8304,8 @@
           <w:sz w:val="24"/>
           <w:szCs w:val="24"/>
         </w:rPr>
-        <w:t xml:space="preserve">, </w:t>
-      </w:r>
-      <w:proofErr w:type="spellStart"/>
+        <w:t xml:space="preserve"> – Harmatiné Pásztor Éva (JBDAQO), </w:t>
+      </w:r>
       <w:r>
         <w:rPr>
           <w:rFonts w:ascii="Times New Roman" w:hAnsi="Times New Roman" w:cs="Times New Roman"/>
@@ -11194,9 +8313,8 @@
           <w:sz w:val="24"/>
           <w:szCs w:val="24"/>
         </w:rPr>
-        <w:t>fetchapi</w:t>
-      </w:r>
-      <w:proofErr w:type="spellEnd"/>
+        <w:t>ttdd33</w:t>
+      </w:r>
       <w:r>
         <w:rPr>
           <w:rFonts w:ascii="Times New Roman" w:hAnsi="Times New Roman" w:cs="Times New Roman"/>
@@ -11204,256 +8322,7 @@
           <w:sz w:val="24"/>
           <w:szCs w:val="24"/>
         </w:rPr>
-        <w:t xml:space="preserve">, </w:t>
-      </w:r>
-      <w:proofErr w:type="spellStart"/>
-      <w:r>
-        <w:rPr>
-          <w:rFonts w:ascii="Times New Roman" w:hAnsi="Times New Roman" w:cs="Times New Roman"/>
-          <w:color w:val="000000" w:themeColor="text1"/>
-          <w:sz w:val="24"/>
-          <w:szCs w:val="24"/>
-        </w:rPr>
-        <w:t>axios</w:t>
-      </w:r>
-      <w:proofErr w:type="spellEnd"/>
-      <w:r>
-        <w:rPr>
-          <w:rFonts w:ascii="Times New Roman" w:hAnsi="Times New Roman" w:cs="Times New Roman"/>
-          <w:color w:val="000000" w:themeColor="text1"/>
-          <w:sz w:val="24"/>
-          <w:szCs w:val="24"/>
-        </w:rPr>
-        <w:t xml:space="preserve">, </w:t>
-      </w:r>
-      <w:proofErr w:type="spellStart"/>
-      <w:r>
-        <w:rPr>
-          <w:rFonts w:ascii="Times New Roman" w:hAnsi="Times New Roman" w:cs="Times New Roman"/>
-          <w:color w:val="000000" w:themeColor="text1"/>
-          <w:sz w:val="24"/>
-          <w:szCs w:val="24"/>
-        </w:rPr>
-        <w:t>oojs</w:t>
-      </w:r>
-      <w:proofErr w:type="spellEnd"/>
-      <w:r>
-        <w:rPr>
-          <w:rFonts w:ascii="Times New Roman" w:hAnsi="Times New Roman" w:cs="Times New Roman"/>
-          <w:color w:val="000000" w:themeColor="text1"/>
-          <w:sz w:val="24"/>
-          <w:szCs w:val="24"/>
-        </w:rPr>
-        <w:t xml:space="preserve">) kialakítása közös munkával történt, a különbség inkább abban jelent meg, hogy éppen ki végezte el a </w:t>
-      </w:r>
-      <w:proofErr w:type="spellStart"/>
-      <w:r>
-        <w:rPr>
-          <w:rFonts w:ascii="Times New Roman" w:hAnsi="Times New Roman" w:cs="Times New Roman"/>
-          <w:color w:val="000000" w:themeColor="text1"/>
-          <w:sz w:val="24"/>
-          <w:szCs w:val="24"/>
-        </w:rPr>
-        <w:t>commitolást</w:t>
-      </w:r>
-      <w:proofErr w:type="spellEnd"/>
-      <w:r>
-        <w:rPr>
-          <w:rFonts w:ascii="Times New Roman" w:hAnsi="Times New Roman" w:cs="Times New Roman"/>
-          <w:color w:val="000000" w:themeColor="text1"/>
-          <w:sz w:val="24"/>
-          <w:szCs w:val="24"/>
-        </w:rPr>
-        <w:t xml:space="preserve"> a GitHub </w:t>
-      </w:r>
-      <w:proofErr w:type="spellStart"/>
-      <w:r>
-        <w:rPr>
-          <w:rFonts w:ascii="Times New Roman" w:hAnsi="Times New Roman" w:cs="Times New Roman"/>
-          <w:color w:val="000000" w:themeColor="text1"/>
-          <w:sz w:val="24"/>
-          <w:szCs w:val="24"/>
-        </w:rPr>
-        <w:t>Desktop</w:t>
-      </w:r>
-      <w:proofErr w:type="spellEnd"/>
-      <w:r>
-        <w:rPr>
-          <w:rFonts w:ascii="Times New Roman" w:hAnsi="Times New Roman" w:cs="Times New Roman"/>
-          <w:color w:val="000000" w:themeColor="text1"/>
-          <w:sz w:val="24"/>
-          <w:szCs w:val="24"/>
-        </w:rPr>
-        <w:t xml:space="preserve"> alkalmazáson keresztül. Több alkalommal személyesen, az iskola helyszínén is együtt dolgoztunk, ilyenkor jellemzően az egyik csoporttag számítógépén folyt a munka. Ez magyarázza, hogy egyes napokon az egyik félhez köthető több </w:t>
-      </w:r>
-      <w:proofErr w:type="spellStart"/>
-      <w:r>
-        <w:rPr>
-          <w:rFonts w:ascii="Times New Roman" w:hAnsi="Times New Roman" w:cs="Times New Roman"/>
-          <w:color w:val="000000" w:themeColor="text1"/>
-          <w:sz w:val="24"/>
-          <w:szCs w:val="24"/>
-        </w:rPr>
-        <w:t>commit</w:t>
-      </w:r>
-      <w:proofErr w:type="spellEnd"/>
-      <w:r>
-        <w:rPr>
-          <w:rFonts w:ascii="Times New Roman" w:hAnsi="Times New Roman" w:cs="Times New Roman"/>
-          <w:color w:val="000000" w:themeColor="text1"/>
-          <w:sz w:val="24"/>
-          <w:szCs w:val="24"/>
-        </w:rPr>
-        <w:t xml:space="preserve"> jelenik meg a verziókövetésben.</w:t>
-      </w:r>
-      <w:r>
-        <w:t xml:space="preserve"> </w:t>
-      </w:r>
-      <w:r>
-        <w:rPr>
-          <w:rFonts w:ascii="Times New Roman" w:hAnsi="Times New Roman" w:cs="Times New Roman"/>
-          <w:color w:val="000000" w:themeColor="text1"/>
-          <w:sz w:val="24"/>
-          <w:szCs w:val="24"/>
-        </w:rPr>
-        <w:t xml:space="preserve">A GitHub </w:t>
-      </w:r>
-      <w:proofErr w:type="spellStart"/>
-      <w:r>
-        <w:rPr>
-          <w:rFonts w:ascii="Times New Roman" w:hAnsi="Times New Roman" w:cs="Times New Roman"/>
-          <w:color w:val="000000" w:themeColor="text1"/>
-          <w:sz w:val="24"/>
-          <w:szCs w:val="24"/>
-        </w:rPr>
-        <w:t>repository</w:t>
-      </w:r>
-      <w:proofErr w:type="spellEnd"/>
-      <w:r>
-        <w:rPr>
-          <w:rFonts w:ascii="Times New Roman" w:hAnsi="Times New Roman" w:cs="Times New Roman"/>
-          <w:color w:val="000000" w:themeColor="text1"/>
-          <w:sz w:val="24"/>
-          <w:szCs w:val="24"/>
-        </w:rPr>
-        <w:t xml:space="preserve">-ban jól látható a projekt folyamatos fejlesztése. </w:t>
-      </w:r>
-      <w:r>
-        <w:rPr>
-          <w:rFonts w:ascii="Times New Roman" w:hAnsi="Times New Roman" w:cs="Times New Roman"/>
-          <w:color w:val="000000" w:themeColor="text1"/>
-          <w:sz w:val="24"/>
-          <w:szCs w:val="24"/>
-        </w:rPr>
-        <w:br/>
-        <w:t xml:space="preserve">A </w:t>
-      </w:r>
-      <w:proofErr w:type="spellStart"/>
-      <w:r>
-        <w:rPr>
-          <w:rFonts w:ascii="Times New Roman" w:hAnsi="Times New Roman" w:cs="Times New Roman"/>
-          <w:color w:val="000000" w:themeColor="text1"/>
-          <w:sz w:val="24"/>
-          <w:szCs w:val="24"/>
-        </w:rPr>
-        <w:t>commitok</w:t>
-      </w:r>
-      <w:proofErr w:type="spellEnd"/>
-      <w:r>
-        <w:rPr>
-          <w:rFonts w:ascii="Times New Roman" w:hAnsi="Times New Roman" w:cs="Times New Roman"/>
-          <w:color w:val="000000" w:themeColor="text1"/>
-          <w:sz w:val="24"/>
-          <w:szCs w:val="24"/>
-        </w:rPr>
-        <w:t xml:space="preserve"> száma és időbeli eloszlása igazolja, hogy a feladat több lépésben készült el. </w:t>
-      </w:r>
-      <w:r>
-        <w:rPr>
-          <w:rFonts w:ascii="Times New Roman" w:hAnsi="Times New Roman" w:cs="Times New Roman"/>
-          <w:color w:val="000000" w:themeColor="text1"/>
-          <w:sz w:val="24"/>
-          <w:szCs w:val="24"/>
-        </w:rPr>
-        <w:br/>
-        <w:t xml:space="preserve">A </w:t>
-      </w:r>
-      <w:proofErr w:type="spellStart"/>
-      <w:r>
-        <w:rPr>
-          <w:rFonts w:ascii="Times New Roman" w:hAnsi="Times New Roman" w:cs="Times New Roman"/>
-          <w:color w:val="000000" w:themeColor="text1"/>
-          <w:sz w:val="24"/>
-          <w:szCs w:val="24"/>
-        </w:rPr>
-        <w:t>contributors</w:t>
-      </w:r>
-      <w:proofErr w:type="spellEnd"/>
-      <w:r>
-        <w:rPr>
-          <w:rFonts w:ascii="Times New Roman" w:hAnsi="Times New Roman" w:cs="Times New Roman"/>
-          <w:color w:val="000000" w:themeColor="text1"/>
-          <w:sz w:val="24"/>
-          <w:szCs w:val="24"/>
-        </w:rPr>
-        <w:t xml:space="preserve"> </w:t>
-      </w:r>
-      <w:r>
-        <w:rPr>
-          <w:rFonts w:ascii="Times New Roman" w:hAnsi="Times New Roman" w:cs="Times New Roman"/>
-          <w:color w:val="000000" w:themeColor="text1"/>
-          <w:sz w:val="24"/>
-          <w:szCs w:val="24"/>
-        </w:rPr>
-        <w:t>(</w:t>
-      </w:r>
-      <w:proofErr w:type="spellStart"/>
-      <w:r>
-        <w:rPr>
-          <w:rFonts w:ascii="Times New Roman" w:hAnsi="Times New Roman" w:cs="Times New Roman"/>
-          <w:color w:val="000000" w:themeColor="text1"/>
-          <w:sz w:val="24"/>
-          <w:szCs w:val="24"/>
-        </w:rPr>
-        <w:t>harmatinepasztoreva</w:t>
-      </w:r>
-      <w:proofErr w:type="spellEnd"/>
-      <w:r>
-        <w:rPr>
-          <w:rFonts w:ascii="Times New Roman" w:hAnsi="Times New Roman" w:cs="Times New Roman"/>
-          <w:color w:val="000000" w:themeColor="text1"/>
-          <w:sz w:val="24"/>
-          <w:szCs w:val="24"/>
-        </w:rPr>
-        <w:t xml:space="preserve"> – Harmatiné Pásztor Éva (JBDAQO), </w:t>
-      </w:r>
-      <w:r>
-        <w:rPr>
-          <w:rFonts w:ascii="Times New Roman" w:hAnsi="Times New Roman" w:cs="Times New Roman"/>
-          <w:color w:val="000000" w:themeColor="text1"/>
-          <w:sz w:val="24"/>
-          <w:szCs w:val="24"/>
-        </w:rPr>
-        <w:t>ttdd33</w:t>
-      </w:r>
-      <w:r>
-        <w:rPr>
-          <w:rFonts w:ascii="Times New Roman" w:hAnsi="Times New Roman" w:cs="Times New Roman"/>
-          <w:color w:val="000000" w:themeColor="text1"/>
-          <w:sz w:val="24"/>
-          <w:szCs w:val="24"/>
-        </w:rPr>
-        <w:t xml:space="preserve"> – Deák </w:t>
-      </w:r>
-      <w:r>
-        <w:rPr>
-          <w:rFonts w:ascii="Times New Roman" w:hAnsi="Times New Roman" w:cs="Times New Roman"/>
-          <w:color w:val="000000" w:themeColor="text1"/>
-          <w:sz w:val="24"/>
-          <w:szCs w:val="24"/>
-        </w:rPr>
-        <w:lastRenderedPageBreak/>
-        <w:t>Dávid (</w:t>
+        <w:t xml:space="preserve"> – Deák Dávid (</w:t>
       </w:r>
       <w:r>
         <w:rPr>
@@ -11502,27 +8371,7 @@
           <w:sz w:val="24"/>
           <w:szCs w:val="24"/>
         </w:rPr>
-        <w:t xml:space="preserve">A projekt során a GitHub </w:t>
-      </w:r>
-      <w:proofErr w:type="spellStart"/>
-      <w:r>
-        <w:rPr>
-          <w:rFonts w:ascii="Times New Roman" w:hAnsi="Times New Roman" w:cs="Times New Roman"/>
-          <w:color w:val="000000" w:themeColor="text1"/>
-          <w:sz w:val="24"/>
-          <w:szCs w:val="24"/>
-        </w:rPr>
-        <w:t>Desktop</w:t>
-      </w:r>
-      <w:proofErr w:type="spellEnd"/>
-      <w:r>
-        <w:rPr>
-          <w:rFonts w:ascii="Times New Roman" w:hAnsi="Times New Roman" w:cs="Times New Roman"/>
-          <w:color w:val="000000" w:themeColor="text1"/>
-          <w:sz w:val="24"/>
-          <w:szCs w:val="24"/>
-        </w:rPr>
-        <w:t xml:space="preserve"> használata mindkettőnk számára új tapasztalat volt, és pozitív meglepetésként ért minket, hogy mennyire hatékonyan támogatja a közös munkavégzést. Ennek köszönhetően nemcsak a beadandó feladatot tudtuk strukturáltan és átlátható módon megvalósítani, hanem jelentős tapasztalatot is szereztünk a verziókövetés és a csapatmunka gyakorlati alkalmazásában. Összességében a projekt egyik legnagyobb pozitív élménye éppen az volt, hogy megtanultuk, hogyan lehet egy közös fejlesztést hatékonyan megszervezni és lebonyolítani GitHub környezetben.</w:t>
+        <w:t>A projekt során a GitHub Desktop használata mindkettőnk számára új tapasztalat volt, és pozitív meglepetésként ért minket, hogy mennyire hatékonyan támogatja a közös munkavégzést. Ennek köszönhetően nemcsak a beadandó feladatot tudtuk strukturáltan és átlátható módon megvalósítani, hanem jelentős tapasztalatot is szereztünk a verziókövetés és a csapatmunka gyakorlati alkalmazásában. Összességében a projekt egyik legnagyobb pozitív élménye éppen az volt, hogy megtanultuk, hogyan lehet egy közös fejlesztést hatékonyan megszervezni és lebonyolítani GitHub környezetben.</w:t>
       </w:r>
     </w:p>
     <w:p>
@@ -11541,7 +8390,7 @@
           <w:szCs w:val="28"/>
         </w:rPr>
       </w:pPr>
-      <w:bookmarkStart w:id="16" w:name="_Toc226794863"/>
+      <w:bookmarkStart w:id="17" w:name="_Toc226794863"/>
       <w:r>
         <w:rPr>
           <w:rFonts w:ascii="Times New Roman" w:hAnsi="Times New Roman" w:cs="Times New Roman"/>
@@ -11553,7 +8402,7 @@
         </w:rPr>
         <w:t>Források</w:t>
       </w:r>
-      <w:bookmarkEnd w:id="16"/>
+      <w:bookmarkEnd w:id="17"/>
     </w:p>
     <w:p>
       <w:pPr>
@@ -11703,27 +8552,9 @@
           <w:sz w:val="24"/>
           <w:szCs w:val="24"/>
         </w:rPr>
-        <w:t xml:space="preserve">GitHub </w:t>
-      </w:r>
-      <w:proofErr w:type="spellStart"/>
-      <w:r>
-        <w:rPr>
-          <w:rFonts w:ascii="Times New Roman" w:hAnsi="Times New Roman" w:cs="Times New Roman"/>
-          <w:sz w:val="24"/>
-          <w:szCs w:val="24"/>
-        </w:rPr>
-        <w:t>repository</w:t>
-      </w:r>
-      <w:proofErr w:type="spellEnd"/>
-      <w:r>
-        <w:rPr>
-          <w:rFonts w:ascii="Times New Roman" w:hAnsi="Times New Roman" w:cs="Times New Roman"/>
-          <w:sz w:val="24"/>
-          <w:szCs w:val="24"/>
-        </w:rPr>
-        <w:t xml:space="preserve">: </w:t>
-      </w:r>
-      <w:hyperlink r:id="rId23" w:history="1">
+        <w:t xml:space="preserve">GitHub repository: </w:t>
+      </w:r>
+      <w:hyperlink r:id="rId24" w:history="1">
         <w:r>
           <w:rPr>
             <w:rStyle w:val="Hiperhivatkozs"/>
@@ -11750,25 +8581,16 @@
           <w:szCs w:val="24"/>
         </w:rPr>
       </w:pPr>
-      <w:proofErr w:type="spellStart"/>
-      <w:r>
-        <w:rPr>
-          <w:rFonts w:ascii="Times New Roman" w:hAnsi="Times New Roman" w:cs="Times New Roman"/>
-          <w:sz w:val="24"/>
-          <w:szCs w:val="24"/>
-        </w:rPr>
-        <w:t>React</w:t>
-      </w:r>
-      <w:proofErr w:type="spellEnd"/>
-      <w:r>
-        <w:rPr>
-          <w:rFonts w:ascii="Times New Roman" w:hAnsi="Times New Roman" w:cs="Times New Roman"/>
-          <w:sz w:val="24"/>
-          <w:szCs w:val="24"/>
-        </w:rPr>
-        <w:t xml:space="preserve"> mintaprojektek gyűjteménye: </w:t>
-      </w:r>
-      <w:hyperlink r:id="rId24" w:history="1">
+      <w:r>
+        <w:rPr>
+          <w:rFonts w:ascii="Times New Roman" w:hAnsi="Times New Roman" w:cs="Times New Roman"/>
+          <w:sz w:val="24"/>
+          <w:szCs w:val="24"/>
+        </w:rPr>
+        <w:lastRenderedPageBreak/>
+        <w:t xml:space="preserve">React mintaprojektek gyűjteménye: </w:t>
+      </w:r>
+      <w:hyperlink r:id="rId25" w:history="1">
         <w:r>
           <w:rPr>
             <w:rStyle w:val="Hiperhivatkozs"/>
@@ -11795,25 +8617,15 @@
           <w:szCs w:val="24"/>
         </w:rPr>
       </w:pPr>
-      <w:proofErr w:type="spellStart"/>
-      <w:r>
-        <w:rPr>
-          <w:rFonts w:ascii="Times New Roman" w:hAnsi="Times New Roman" w:cs="Times New Roman"/>
-          <w:sz w:val="24"/>
-          <w:szCs w:val="24"/>
-        </w:rPr>
-        <w:t>Canva</w:t>
-      </w:r>
-      <w:proofErr w:type="spellEnd"/>
-      <w:r>
-        <w:rPr>
-          <w:rFonts w:ascii="Times New Roman" w:hAnsi="Times New Roman" w:cs="Times New Roman"/>
-          <w:sz w:val="24"/>
-          <w:szCs w:val="24"/>
-        </w:rPr>
-        <w:t xml:space="preserve"> a logó elkészítéséhez - </w:t>
-      </w:r>
-      <w:hyperlink r:id="rId25" w:history="1">
+      <w:r>
+        <w:rPr>
+          <w:rFonts w:ascii="Times New Roman" w:hAnsi="Times New Roman" w:cs="Times New Roman"/>
+          <w:sz w:val="24"/>
+          <w:szCs w:val="24"/>
+        </w:rPr>
+        <w:t xml:space="preserve">Canva a logó elkészítéséhez - </w:t>
+      </w:r>
+      <w:hyperlink r:id="rId26" w:history="1">
         <w:r>
           <w:rPr>
             <w:rStyle w:val="Hiperhivatkozs"/>
@@ -11840,25 +8652,15 @@
           <w:szCs w:val="24"/>
         </w:rPr>
       </w:pPr>
-      <w:proofErr w:type="spellStart"/>
-      <w:r>
-        <w:rPr>
-          <w:rFonts w:ascii="Times New Roman" w:hAnsi="Times New Roman" w:cs="Times New Roman"/>
-          <w:sz w:val="24"/>
-          <w:szCs w:val="24"/>
-        </w:rPr>
-        <w:t>Coolors</w:t>
-      </w:r>
-      <w:proofErr w:type="spellEnd"/>
-      <w:r>
-        <w:rPr>
-          <w:rFonts w:ascii="Times New Roman" w:hAnsi="Times New Roman" w:cs="Times New Roman"/>
-          <w:sz w:val="24"/>
-          <w:szCs w:val="24"/>
-        </w:rPr>
-        <w:t xml:space="preserve"> a színpaletta kiválasztásához - </w:t>
-      </w:r>
-      <w:hyperlink r:id="rId26" w:history="1">
+      <w:r>
+        <w:rPr>
+          <w:rFonts w:ascii="Times New Roman" w:hAnsi="Times New Roman" w:cs="Times New Roman"/>
+          <w:sz w:val="24"/>
+          <w:szCs w:val="24"/>
+        </w:rPr>
+        <w:t xml:space="preserve">Coolors a színpaletta kiválasztásához - </w:t>
+      </w:r>
+      <w:hyperlink r:id="rId27" w:history="1">
         <w:r>
           <w:rPr>
             <w:rStyle w:val="Hiperhivatkozs"/>
@@ -11885,59 +8687,13 @@
           <w:szCs w:val="24"/>
         </w:rPr>
       </w:pPr>
-      <w:proofErr w:type="spellStart"/>
-      <w:r>
-        <w:rPr>
-          <w:rFonts w:ascii="Times New Roman" w:hAnsi="Times New Roman" w:cs="Times New Roman"/>
-          <w:sz w:val="24"/>
-          <w:szCs w:val="24"/>
-        </w:rPr>
-        <w:t>Aspose</w:t>
-      </w:r>
-      <w:proofErr w:type="spellEnd"/>
-      <w:r>
-        <w:rPr>
-          <w:rFonts w:ascii="Times New Roman" w:hAnsi="Times New Roman" w:cs="Times New Roman"/>
-          <w:sz w:val="24"/>
-          <w:szCs w:val="24"/>
-        </w:rPr>
-        <w:t xml:space="preserve"> online </w:t>
-      </w:r>
-      <w:proofErr w:type="spellStart"/>
-      <w:r>
-        <w:rPr>
-          <w:rFonts w:ascii="Times New Roman" w:hAnsi="Times New Roman" w:cs="Times New Roman"/>
-          <w:sz w:val="24"/>
-          <w:szCs w:val="24"/>
-        </w:rPr>
-        <w:t>txt</w:t>
-      </w:r>
-      <w:proofErr w:type="spellEnd"/>
-      <w:r>
-        <w:rPr>
-          <w:rFonts w:ascii="Times New Roman" w:hAnsi="Times New Roman" w:cs="Times New Roman"/>
-          <w:sz w:val="24"/>
-          <w:szCs w:val="24"/>
-        </w:rPr>
-        <w:t>–</w:t>
-      </w:r>
-      <w:proofErr w:type="spellStart"/>
-      <w:r>
-        <w:rPr>
-          <w:rFonts w:ascii="Times New Roman" w:hAnsi="Times New Roman" w:cs="Times New Roman"/>
-          <w:sz w:val="24"/>
-          <w:szCs w:val="24"/>
-        </w:rPr>
-        <w:t>sql</w:t>
-      </w:r>
-      <w:proofErr w:type="spellEnd"/>
-      <w:r>
-        <w:rPr>
-          <w:rFonts w:ascii="Times New Roman" w:hAnsi="Times New Roman" w:cs="Times New Roman"/>
-          <w:sz w:val="24"/>
-          <w:szCs w:val="24"/>
-        </w:rPr>
-        <w:t xml:space="preserve"> konverter az adatbázis konvertálásához</w:t>
+      <w:r>
+        <w:rPr>
+          <w:rFonts w:ascii="Times New Roman" w:hAnsi="Times New Roman" w:cs="Times New Roman"/>
+          <w:sz w:val="24"/>
+          <w:szCs w:val="24"/>
+        </w:rPr>
+        <w:t>Aspose online txt–sql konverter az adatbázis konvertálásához</w:t>
       </w:r>
       <w:r>
         <w:rPr>
@@ -11955,7 +8711,7 @@
         </w:rPr>
         <w:t xml:space="preserve"> </w:t>
       </w:r>
-      <w:hyperlink r:id="rId27" w:history="1">
+      <w:hyperlink r:id="rId28" w:history="1">
         <w:r>
           <w:rPr>
             <w:rStyle w:val="Hiperhivatkozs"/>
@@ -11991,7 +8747,7 @@
 </file>
 
 <file path=word/endnotes.xml><?xml version="1.0" encoding="utf-8"?>
-<w:endnotes xmlns:wpc="http://schemas.microsoft.com/office/word/2010/wordprocessingCanvas" xmlns:cx="http://schemas.microsoft.com/office/drawing/2014/chartex" xmlns:cx1="http://schemas.microsoft.com/office/drawing/2015/9/8/chartex" xmlns:cx2="http://schemas.microsoft.com/office/drawing/2015/10/21/chartex" xmlns:cx3="http://schemas.microsoft.com/office/drawing/2016/5/9/chartex" xmlns:cx4="http://schemas.microsoft.com/office/drawing/2016/5/10/chartex" xmlns:cx5="http://schemas.microsoft.com/office/drawing/2016/5/11/chartex" xmlns:cx6="http://schemas.microsoft.com/office/drawing/2016/5/12/chartex" xmlns:cx7="http://schemas.microsoft.com/office/drawing/2016/5/13/chartex" xmlns:cx8="http://schemas.microsoft.com/office/drawing/2016/5/14/chartex" xmlns:mc="http://schemas.openxmlformats.org/markup-compatibility/2006" xmlns:aink="http://schemas.microsoft.com/office/drawing/2016/ink" xmlns:am3d="http://schemas.microsoft.com/office/drawing/2017/model3d" xmlns:o="urn:schemas-microsoft-com:office:office" xmlns:oel="http://schemas.microsoft.com/office/2019/extlst" xmlns:r="http://schemas.openxmlformats.org/officeDocument/2006/relationships" xmlns:m="http://schemas.openxmlformats.org/officeDocument/2006/math" xmlns:v="urn:schemas-microsoft-com:vml" xmlns:wp14="http://schemas.microsoft.com/office/word/2010/wordprocessingDrawing" xmlns:wp="http://schemas.openxmlformats.org/drawingml/2006/wordprocessingDrawing" xmlns:w10="urn:schemas-microsoft-com:office:word" xmlns:w="http://schemas.openxmlformats.org/wordprocessingml/2006/main" xmlns:w14="http://schemas.microsoft.com/office/word/2010/wordml" xmlns:w15="http://schemas.microsoft.com/office/word/2012/wordml" xmlns:w16cex="http://schemas.microsoft.com/office/word/2018/wordml/cex" xmlns:w16cid="http://schemas.microsoft.com/office/word/2016/wordml/cid" xmlns:w16="http://schemas.microsoft.com/office/word/2018/wordml" xmlns:w16du="http://schemas.microsoft.com/office/word/2023/wordml/word16du" xmlns:w16sdtdh="http://schemas.microsoft.com/office/word/2020/wordml/sdtdatahash" xmlns:w16sdtfl="http://schemas.microsoft.com/office/word/2024/wordml/sdtformatlock" xmlns:w16se="http://schemas.microsoft.com/office/word/2015/wordml/symex" xmlns:wpg="http://schemas.microsoft.com/office/word/2010/wordprocessingGroup" xmlns:wpi="http://schemas.microsoft.com/office/word/2010/wordprocessingInk" xmlns:wne="http://schemas.microsoft.com/office/word/2006/wordml" xmlns:wps="http://schemas.microsoft.com/office/word/2010/wordprocessingShape" mc:Ignorable="w14 w15 w16se w16cid w16 w16cex w16sdtdh w16sdtfl w16du wp14">
+<w:endnotes xmlns:wpc="http://schemas.microsoft.com/office/word/2010/wordprocessingCanvas" xmlns:mc="http://schemas.openxmlformats.org/markup-compatibility/2006" xmlns:o="urn:schemas-microsoft-com:office:office" xmlns:r="http://schemas.openxmlformats.org/officeDocument/2006/relationships" xmlns:m="http://schemas.openxmlformats.org/officeDocument/2006/math" xmlns:v="urn:schemas-microsoft-com:vml" xmlns:wp14="http://schemas.microsoft.com/office/word/2010/wordprocessingDrawing" xmlns:wp="http://schemas.openxmlformats.org/drawingml/2006/wordprocessingDrawing" xmlns:w10="urn:schemas-microsoft-com:office:word" xmlns:w="http://schemas.openxmlformats.org/wordprocessingml/2006/main" xmlns:w14="http://schemas.microsoft.com/office/word/2010/wordml" xmlns:w15="http://schemas.microsoft.com/office/word/2012/wordml" xmlns:wpg="http://schemas.microsoft.com/office/word/2010/wordprocessingGroup" xmlns:wpi="http://schemas.microsoft.com/office/word/2010/wordprocessingInk" xmlns:wne="http://schemas.microsoft.com/office/word/2006/wordml" xmlns:wps="http://schemas.microsoft.com/office/word/2010/wordprocessingShape" mc:Ignorable="w14 w15 wp14">
   <w:endnote w:type="separator" w:id="-1">
     <w:p>
       <w:pPr>
@@ -12016,7 +8772,7 @@
 </file>
 
 <file path=word/footnotes.xml><?xml version="1.0" encoding="utf-8"?>
-<w:footnotes xmlns:wpc="http://schemas.microsoft.com/office/word/2010/wordprocessingCanvas" xmlns:cx="http://schemas.microsoft.com/office/drawing/2014/chartex" xmlns:cx1="http://schemas.microsoft.com/office/drawing/2015/9/8/chartex" xmlns:cx2="http://schemas.microsoft.com/office/drawing/2015/10/21/chartex" xmlns:cx3="http://schemas.microsoft.com/office/drawing/2016/5/9/chartex" xmlns:cx4="http://schemas.microsoft.com/office/drawing/2016/5/10/chartex" xmlns:cx5="http://schemas.microsoft.com/office/drawing/2016/5/11/chartex" xmlns:cx6="http://schemas.microsoft.com/office/drawing/2016/5/12/chartex" xmlns:cx7="http://schemas.microsoft.com/office/drawing/2016/5/13/chartex" xmlns:cx8="http://schemas.microsoft.com/office/drawing/2016/5/14/chartex" xmlns:mc="http://schemas.openxmlformats.org/markup-compatibility/2006" xmlns:aink="http://schemas.microsoft.com/office/drawing/2016/ink" xmlns:am3d="http://schemas.microsoft.com/office/drawing/2017/model3d" xmlns:o="urn:schemas-microsoft-com:office:office" xmlns:oel="http://schemas.microsoft.com/office/2019/extlst" xmlns:r="http://schemas.openxmlformats.org/officeDocument/2006/relationships" xmlns:m="http://schemas.openxmlformats.org/officeDocument/2006/math" xmlns:v="urn:schemas-microsoft-com:vml" xmlns:wp14="http://schemas.microsoft.com/office/word/2010/wordprocessingDrawing" xmlns:wp="http://schemas.openxmlformats.org/drawingml/2006/wordprocessingDrawing" xmlns:w10="urn:schemas-microsoft-com:office:word" xmlns:w="http://schemas.openxmlformats.org/wordprocessingml/2006/main" xmlns:w14="http://schemas.microsoft.com/office/word/2010/wordml" xmlns:w15="http://schemas.microsoft.com/office/word/2012/wordml" xmlns:w16cex="http://schemas.microsoft.com/office/word/2018/wordml/cex" xmlns:w16cid="http://schemas.microsoft.com/office/word/2016/wordml/cid" xmlns:w16="http://schemas.microsoft.com/office/word/2018/wordml" xmlns:w16du="http://schemas.microsoft.com/office/word/2023/wordml/word16du" xmlns:w16sdtdh="http://schemas.microsoft.com/office/word/2020/wordml/sdtdatahash" xmlns:w16sdtfl="http://schemas.microsoft.com/office/word/2024/wordml/sdtformatlock" xmlns:w16se="http://schemas.microsoft.com/office/word/2015/wordml/symex" xmlns:wpg="http://schemas.microsoft.com/office/word/2010/wordprocessingGroup" xmlns:wpi="http://schemas.microsoft.com/office/word/2010/wordprocessingInk" xmlns:wne="http://schemas.microsoft.com/office/word/2006/wordml" xmlns:wps="http://schemas.microsoft.com/office/word/2010/wordprocessingShape" mc:Ignorable="w14 w15 w16se w16cid w16 w16cex w16sdtdh w16sdtfl w16du wp14">
+<w:footnotes xmlns:wpc="http://schemas.microsoft.com/office/word/2010/wordprocessingCanvas" xmlns:mc="http://schemas.openxmlformats.org/markup-compatibility/2006" xmlns:o="urn:schemas-microsoft-com:office:office" xmlns:r="http://schemas.openxmlformats.org/officeDocument/2006/relationships" xmlns:m="http://schemas.openxmlformats.org/officeDocument/2006/math" xmlns:v="urn:schemas-microsoft-com:vml" xmlns:wp14="http://schemas.microsoft.com/office/word/2010/wordprocessingDrawing" xmlns:wp="http://schemas.openxmlformats.org/drawingml/2006/wordprocessingDrawing" xmlns:w10="urn:schemas-microsoft-com:office:word" xmlns:w="http://schemas.openxmlformats.org/wordprocessingml/2006/main" xmlns:w14="http://schemas.microsoft.com/office/word/2010/wordml" xmlns:w15="http://schemas.microsoft.com/office/word/2012/wordml" xmlns:wpg="http://schemas.microsoft.com/office/word/2010/wordprocessingGroup" xmlns:wpi="http://schemas.microsoft.com/office/word/2010/wordprocessingInk" xmlns:wne="http://schemas.microsoft.com/office/word/2006/wordml" xmlns:wps="http://schemas.microsoft.com/office/word/2010/wordprocessingShape" mc:Ignorable="w14 w15 wp14">
   <w:footnote w:type="separator" w:id="-1">
     <w:p>
       <w:pPr>
@@ -12041,7 +8797,7 @@
 </file>
 
 <file path=word/numbering.xml><?xml version="1.0" encoding="utf-8"?>
-<w:numbering xmlns:wpc="http://schemas.microsoft.com/office/word/2010/wordprocessingCanvas" xmlns:cx="http://schemas.microsoft.com/office/drawing/2014/chartex" xmlns:cx1="http://schemas.microsoft.com/office/drawing/2015/9/8/chartex" xmlns:cx2="http://schemas.microsoft.com/office/drawing/2015/10/21/chartex" xmlns:cx3="http://schemas.microsoft.com/office/drawing/2016/5/9/chartex" xmlns:cx4="http://schemas.microsoft.com/office/drawing/2016/5/10/chartex" xmlns:cx5="http://schemas.microsoft.com/office/drawing/2016/5/11/chartex" xmlns:cx6="http://schemas.microsoft.com/office/drawing/2016/5/12/chartex" xmlns:cx7="http://schemas.microsoft.com/office/drawing/2016/5/13/chartex" xmlns:cx8="http://schemas.microsoft.com/office/drawing/2016/5/14/chartex" xmlns:mc="http://schemas.openxmlformats.org/markup-compatibility/2006" xmlns:aink="http://schemas.microsoft.com/office/drawing/2016/ink" xmlns:am3d="http://schemas.microsoft.com/office/drawing/2017/model3d" xmlns:o="urn:schemas-microsoft-com:office:office" xmlns:oel="http://schemas.microsoft.com/office/2019/extlst" xmlns:r="http://schemas.openxmlformats.org/officeDocument/2006/relationships" xmlns:m="http://schemas.openxmlformats.org/officeDocument/2006/math" xmlns:v="urn:schemas-microsoft-com:vml" xmlns:wp14="http://schemas.microsoft.com/office/word/2010/wordprocessingDrawing" xmlns:wp="http://schemas.openxmlformats.org/drawingml/2006/wordprocessingDrawing" xmlns:w10="urn:schemas-microsoft-com:office:word" xmlns:w="http://schemas.openxmlformats.org/wordprocessingml/2006/main" xmlns:w14="http://schemas.microsoft.com/office/word/2010/wordml" xmlns:w15="http://schemas.microsoft.com/office/word/2012/wordml" xmlns:w16cex="http://schemas.microsoft.com/office/word/2018/wordml/cex" xmlns:w16cid="http://schemas.microsoft.com/office/word/2016/wordml/cid" xmlns:w16="http://schemas.microsoft.com/office/word/2018/wordml" xmlns:w16du="http://schemas.microsoft.com/office/word/2023/wordml/word16du" xmlns:w16sdtdh="http://schemas.microsoft.com/office/word/2020/wordml/sdtdatahash" xmlns:w16sdtfl="http://schemas.microsoft.com/office/word/2024/wordml/sdtformatlock" xmlns:w16se="http://schemas.microsoft.com/office/word/2015/wordml/symex" xmlns:wpg="http://schemas.microsoft.com/office/word/2010/wordprocessingGroup" xmlns:wpi="http://schemas.microsoft.com/office/word/2010/wordprocessingInk" xmlns:wne="http://schemas.microsoft.com/office/word/2006/wordml" xmlns:wps="http://schemas.microsoft.com/office/word/2010/wordprocessingShape" mc:Ignorable="w14 w15 w16se w16cid w16 w16cex w16sdtdh w16sdtfl w16du wp14">
+<w:numbering xmlns:wpc="http://schemas.microsoft.com/office/word/2010/wordprocessingCanvas" xmlns:mc="http://schemas.openxmlformats.org/markup-compatibility/2006" xmlns:o="urn:schemas-microsoft-com:office:office" xmlns:r="http://schemas.openxmlformats.org/officeDocument/2006/relationships" xmlns:m="http://schemas.openxmlformats.org/officeDocument/2006/math" xmlns:v="urn:schemas-microsoft-com:vml" xmlns:wp14="http://schemas.microsoft.com/office/word/2010/wordprocessingDrawing" xmlns:wp="http://schemas.openxmlformats.org/drawingml/2006/wordprocessingDrawing" xmlns:w10="urn:schemas-microsoft-com:office:word" xmlns:w="http://schemas.openxmlformats.org/wordprocessingml/2006/main" xmlns:w14="http://schemas.microsoft.com/office/word/2010/wordml" xmlns:w15="http://schemas.microsoft.com/office/word/2012/wordml" xmlns:wpg="http://schemas.microsoft.com/office/word/2010/wordprocessingGroup" xmlns:wpi="http://schemas.microsoft.com/office/word/2010/wordprocessingInk" xmlns:wne="http://schemas.microsoft.com/office/word/2006/wordml" xmlns:wps="http://schemas.microsoft.com/office/word/2010/wordprocessingShape" mc:Ignorable="w14 w15 wp14">
   <w:abstractNum w:abstractNumId="0" w15:restartNumberingAfterBreak="0">
     <w:nsid w:val="083216BB"/>
     <w:multiLevelType w:val="hybridMultilevel"/>
@@ -12987,38 +9743,38 @@
       </w:rPr>
     </w:lvl>
   </w:abstractNum>
-  <w:num w:numId="1" w16cid:durableId="453138738">
+  <w:num w:numId="1">
     <w:abstractNumId w:val="3"/>
   </w:num>
-  <w:num w:numId="2" w16cid:durableId="1986352817">
+  <w:num w:numId="2">
     <w:abstractNumId w:val="1"/>
   </w:num>
-  <w:num w:numId="3" w16cid:durableId="1208755603">
+  <w:num w:numId="3">
     <w:abstractNumId w:val="5"/>
   </w:num>
-  <w:num w:numId="4" w16cid:durableId="1509557945">
+  <w:num w:numId="4">
     <w:abstractNumId w:val="7"/>
   </w:num>
-  <w:num w:numId="5" w16cid:durableId="584384540">
+  <w:num w:numId="5">
     <w:abstractNumId w:val="2"/>
   </w:num>
-  <w:num w:numId="6" w16cid:durableId="797189651">
+  <w:num w:numId="6">
     <w:abstractNumId w:val="8"/>
   </w:num>
-  <w:num w:numId="7" w16cid:durableId="254411717">
+  <w:num w:numId="7">
     <w:abstractNumId w:val="0"/>
   </w:num>
-  <w:num w:numId="8" w16cid:durableId="996373597">
+  <w:num w:numId="8">
     <w:abstractNumId w:val="4"/>
   </w:num>
-  <w:num w:numId="9" w16cid:durableId="1105341080">
+  <w:num w:numId="9">
     <w:abstractNumId w:val="6"/>
   </w:num>
 </w:numbering>
 </file>
 
 <file path=word/styles.xml><?xml version="1.0" encoding="utf-8"?>
-<w:styles xmlns:mc="http://schemas.openxmlformats.org/markup-compatibility/2006" xmlns:r="http://schemas.openxmlformats.org/officeDocument/2006/relationships" xmlns:w="http://schemas.openxmlformats.org/wordprocessingml/2006/main" xmlns:w14="http://schemas.microsoft.com/office/word/2010/wordml" xmlns:w15="http://schemas.microsoft.com/office/word/2012/wordml" xmlns:w16cex="http://schemas.microsoft.com/office/word/2018/wordml/cex" xmlns:w16cid="http://schemas.microsoft.com/office/word/2016/wordml/cid" xmlns:w16="http://schemas.microsoft.com/office/word/2018/wordml" xmlns:w16du="http://schemas.microsoft.com/office/word/2023/wordml/word16du" xmlns:w16sdtdh="http://schemas.microsoft.com/office/word/2020/wordml/sdtdatahash" xmlns:w16sdtfl="http://schemas.microsoft.com/office/word/2024/wordml/sdtformatlock" xmlns:w16se="http://schemas.microsoft.com/office/word/2015/wordml/symex" mc:Ignorable="w14 w15 w16se w16cid w16 w16cex w16sdtdh w16sdtfl w16du">
+<w:styles xmlns:mc="http://schemas.openxmlformats.org/markup-compatibility/2006" xmlns:r="http://schemas.openxmlformats.org/officeDocument/2006/relationships" xmlns:w="http://schemas.openxmlformats.org/wordprocessingml/2006/main" xmlns:w14="http://schemas.microsoft.com/office/word/2010/wordml" xmlns:w15="http://schemas.microsoft.com/office/word/2012/wordml" mc:Ignorable="w14 w15">
   <w:docDefaults>
     <w:rPrDefault>
       <w:rPr>
@@ -13036,7 +9792,7 @@
       </w:pPr>
     </w:pPrDefault>
   </w:docDefaults>
-  <w:latentStyles w:defLockedState="0" w:defUIPriority="99" w:defSemiHidden="0" w:defUnhideWhenUsed="0" w:defQFormat="0" w:count="376">
+  <w:latentStyles w:defLockedState="0" w:defUIPriority="99" w:defSemiHidden="0" w:defUnhideWhenUsed="0" w:defQFormat="0" w:count="371">
     <w:lsdException w:name="Normal" w:uiPriority="0" w:qFormat="1"/>
     <w:lsdException w:name="heading 1" w:uiPriority="9" w:qFormat="1"/>
     <w:lsdException w:name="heading 2" w:semiHidden="1" w:uiPriority="9" w:unhideWhenUsed="1" w:qFormat="1"/>
@@ -13408,11 +10164,6 @@
     <w:lsdException w:name="List Table 5 Dark Accent 6" w:uiPriority="50"/>
     <w:lsdException w:name="List Table 6 Colorful Accent 6" w:uiPriority="51"/>
     <w:lsdException w:name="List Table 7 Colorful Accent 6" w:uiPriority="52"/>
-    <w:lsdException w:name="Mention" w:semiHidden="1" w:unhideWhenUsed="1"/>
-    <w:lsdException w:name="Smart Hyperlink" w:semiHidden="1" w:unhideWhenUsed="1"/>
-    <w:lsdException w:name="Hashtag" w:semiHidden="1" w:unhideWhenUsed="1"/>
-    <w:lsdException w:name="Unresolved Mention" w:semiHidden="1" w:unhideWhenUsed="1"/>
-    <w:lsdException w:name="Smart Link" w:semiHidden="1" w:unhideWhenUsed="1"/>
   </w:latentStyles>
   <w:style w:type="paragraph" w:default="1" w:styleId="Norml">
     <w:name w:val="Normal"/>
@@ -13619,6 +10370,7 @@
   <w:style w:type="character" w:default="1" w:styleId="Bekezdsalapbettpusa">
     <w:name w:val="Default Paragraph Font"/>
     <w:uiPriority w:val="1"/>
+    <w:semiHidden/>
     <w:unhideWhenUsed/>
   </w:style>
   <w:style w:type="table" w:default="1" w:styleId="Normltblzat">
@@ -14079,7 +10831,7 @@
       <w:szCs w:val="18"/>
     </w:rPr>
   </w:style>
-  <w:style w:type="character" w:styleId="Feloldatlanmegemlts">
+  <w:style w:type="character" w:customStyle="1" w:styleId="UnresolvedMention">
     <w:name w:val="Unresolved Mention"/>
     <w:basedOn w:val="Bekezdsalapbettpusa"/>
     <w:uiPriority w:val="99"/>
@@ -14406,7 +11158,7 @@
 </file>
 
 <file path=customXml/itemProps1.xml><?xml version="1.0" encoding="utf-8"?>
-<ds:datastoreItem xmlns:ds="http://schemas.openxmlformats.org/officeDocument/2006/customXml" ds:itemID="{5DCC9ADA-486F-4855-94D0-8E338B8FA5F8}">
+<ds:datastoreItem xmlns:ds="http://schemas.openxmlformats.org/officeDocument/2006/customXml" ds:itemID="{27977688-A18A-4085-9001-D65110C3167B}">
   <ds:schemaRefs>
     <ds:schemaRef ds:uri="http://schemas.openxmlformats.org/officeDocument/2006/bibliography"/>
   </ds:schemaRefs>

--- a/Web-programozás 1 – Előadás Beadandó.docx
+++ b/Web-programozás 1 – Előadás Beadandó.docx
@@ -1,6 +1,6 @@
 
 <file path=word/document.xml><?xml version="1.0" encoding="utf-8"?>
-<w:document xmlns:wpc="http://schemas.microsoft.com/office/word/2010/wordprocessingCanvas" xmlns:mc="http://schemas.openxmlformats.org/markup-compatibility/2006" xmlns:o="urn:schemas-microsoft-com:office:office" xmlns:r="http://schemas.openxmlformats.org/officeDocument/2006/relationships" xmlns:m="http://schemas.openxmlformats.org/officeDocument/2006/math" xmlns:v="urn:schemas-microsoft-com:vml" xmlns:wp14="http://schemas.microsoft.com/office/word/2010/wordprocessingDrawing" xmlns:wp="http://schemas.openxmlformats.org/drawingml/2006/wordprocessingDrawing" xmlns:w10="urn:schemas-microsoft-com:office:word" xmlns:w="http://schemas.openxmlformats.org/wordprocessingml/2006/main" xmlns:w14="http://schemas.microsoft.com/office/word/2010/wordml" xmlns:w15="http://schemas.microsoft.com/office/word/2012/wordml" xmlns:wpg="http://schemas.microsoft.com/office/word/2010/wordprocessingGroup" xmlns:wpi="http://schemas.microsoft.com/office/word/2010/wordprocessingInk" xmlns:wne="http://schemas.microsoft.com/office/word/2006/wordml" xmlns:wps="http://schemas.microsoft.com/office/word/2010/wordprocessingShape" mc:Ignorable="w14 w15 wp14">
+<w:document xmlns:wpc="http://schemas.microsoft.com/office/word/2010/wordprocessingCanvas" xmlns:cx="http://schemas.microsoft.com/office/drawing/2014/chartex" xmlns:cx1="http://schemas.microsoft.com/office/drawing/2015/9/8/chartex" xmlns:cx2="http://schemas.microsoft.com/office/drawing/2015/10/21/chartex" xmlns:cx3="http://schemas.microsoft.com/office/drawing/2016/5/9/chartex" xmlns:cx4="http://schemas.microsoft.com/office/drawing/2016/5/10/chartex" xmlns:cx5="http://schemas.microsoft.com/office/drawing/2016/5/11/chartex" xmlns:cx6="http://schemas.microsoft.com/office/drawing/2016/5/12/chartex" xmlns:cx7="http://schemas.microsoft.com/office/drawing/2016/5/13/chartex" xmlns:cx8="http://schemas.microsoft.com/office/drawing/2016/5/14/chartex" xmlns:mc="http://schemas.openxmlformats.org/markup-compatibility/2006" xmlns:aink="http://schemas.microsoft.com/office/drawing/2016/ink" xmlns:am3d="http://schemas.microsoft.com/office/drawing/2017/model3d" xmlns:o="urn:schemas-microsoft-com:office:office" xmlns:oel="http://schemas.microsoft.com/office/2019/extlst" xmlns:r="http://schemas.openxmlformats.org/officeDocument/2006/relationships" xmlns:m="http://schemas.openxmlformats.org/officeDocument/2006/math" xmlns:v="urn:schemas-microsoft-com:vml" xmlns:wp14="http://schemas.microsoft.com/office/word/2010/wordprocessingDrawing" xmlns:wp="http://schemas.openxmlformats.org/drawingml/2006/wordprocessingDrawing" xmlns:w10="urn:schemas-microsoft-com:office:word" xmlns:w="http://schemas.openxmlformats.org/wordprocessingml/2006/main" xmlns:w14="http://schemas.microsoft.com/office/word/2010/wordml" xmlns:w15="http://schemas.microsoft.com/office/word/2012/wordml" xmlns:w16cex="http://schemas.microsoft.com/office/word/2018/wordml/cex" xmlns:w16cid="http://schemas.microsoft.com/office/word/2016/wordml/cid" xmlns:w16="http://schemas.microsoft.com/office/word/2018/wordml" xmlns:w16du="http://schemas.microsoft.com/office/word/2023/wordml/word16du" xmlns:w16sdtdh="http://schemas.microsoft.com/office/word/2020/wordml/sdtdatahash" xmlns:w16sdtfl="http://schemas.microsoft.com/office/word/2024/wordml/sdtformatlock" xmlns:w16se="http://schemas.microsoft.com/office/word/2015/wordml/symex" xmlns:wpg="http://schemas.microsoft.com/office/word/2010/wordprocessingGroup" xmlns:wpi="http://schemas.microsoft.com/office/word/2010/wordprocessingInk" xmlns:wne="http://schemas.microsoft.com/office/word/2006/wordml" xmlns:wps="http://schemas.microsoft.com/office/word/2010/wordprocessingShape" mc:Ignorable="w14 w15 w16se w16cid w16 w16cex w16sdtdh w16sdtfl w16du wp14">
   <w:body>
     <w:p>
       <w:pPr>
@@ -14,7 +14,11 @@
           <w:szCs w:val="32"/>
         </w:rPr>
       </w:pPr>
-      <w:r>
+    </w:p>
+    <w:p>
+      <w:pPr>
+        <w:spacing w:line="360" w:lineRule="auto"/>
+        <w:jc w:val="center"/>
         <w:rPr>
           <w:rFonts w:ascii="Times New Roman" w:hAnsi="Times New Roman" w:cs="Times New Roman"/>
           <w:b/>
@@ -22,13 +26,8 @@
           <w:sz w:val="32"/>
           <w:szCs w:val="32"/>
         </w:rPr>
-        <w:t xml:space="preserve">Web-programozás 1 – Előadás Beadandó feladat </w:t>
-      </w:r>
-    </w:p>
-    <w:p>
-      <w:pPr>
-        <w:spacing w:line="360" w:lineRule="auto"/>
-        <w:jc w:val="center"/>
+      </w:pPr>
+      <w:r>
         <w:rPr>
           <w:rFonts w:ascii="Times New Roman" w:hAnsi="Times New Roman" w:cs="Times New Roman"/>
           <w:b/>
@@ -36,7 +35,8 @@
           <w:sz w:val="32"/>
           <w:szCs w:val="32"/>
         </w:rPr>
-      </w:pPr>
+        <w:t xml:space="preserve">Web-programozás 1 – Előadás Beadandó feladat </w:t>
+      </w:r>
     </w:p>
     <w:p>
       <w:pPr>
@@ -50,7 +50,11 @@
           <w:szCs w:val="32"/>
         </w:rPr>
       </w:pPr>
-      <w:r>
+    </w:p>
+    <w:p>
+      <w:pPr>
+        <w:spacing w:line="360" w:lineRule="auto"/>
+        <w:jc w:val="center"/>
         <w:rPr>
           <w:rFonts w:ascii="Times New Roman" w:hAnsi="Times New Roman" w:cs="Times New Roman"/>
           <w:b/>
@@ -58,8 +62,7 @@
           <w:sz w:val="32"/>
           <w:szCs w:val="32"/>
         </w:rPr>
-        <w:t>Édes Liget cukrászda webalkalmazás dokumentációja</w:t>
-      </w:r>
+      </w:pPr>
     </w:p>
     <w:p>
       <w:pPr>
@@ -73,6 +76,467 @@
           <w:szCs w:val="32"/>
         </w:rPr>
       </w:pPr>
+      <w:r>
+        <w:rPr>
+          <w:rFonts w:ascii="Times New Roman" w:hAnsi="Times New Roman" w:cs="Times New Roman"/>
+          <w:b/>
+          <w:bCs/>
+          <w:sz w:val="32"/>
+          <w:szCs w:val="32"/>
+        </w:rPr>
+        <w:t>Édes Liget cukrászda webalkalmazás dokumentációja</w:t>
+      </w:r>
+    </w:p>
+    <w:p>
+      <w:pPr>
+        <w:spacing w:line="360" w:lineRule="auto"/>
+        <w:jc w:val="center"/>
+        <w:rPr>
+          <w:rFonts w:ascii="Times New Roman" w:hAnsi="Times New Roman" w:cs="Times New Roman"/>
+          <w:b/>
+          <w:bCs/>
+          <w:sz w:val="32"/>
+          <w:szCs w:val="32"/>
+        </w:rPr>
+      </w:pPr>
+    </w:p>
+    <w:p>
+      <w:pPr>
+        <w:pStyle w:val="Listaszerbekezds"/>
+        <w:spacing w:line="360" w:lineRule="auto"/>
+        <w:jc w:val="center"/>
+        <w:rPr>
+          <w:rFonts w:ascii="Times New Roman" w:hAnsi="Times New Roman" w:cs="Times New Roman"/>
+          <w:sz w:val="24"/>
+          <w:szCs w:val="24"/>
+        </w:rPr>
+      </w:pPr>
+      <w:r>
+        <w:rPr>
+          <w:rFonts w:ascii="Times New Roman" w:hAnsi="Times New Roman" w:cs="Times New Roman"/>
+          <w:b/>
+          <w:bCs/>
+          <w:sz w:val="24"/>
+          <w:szCs w:val="24"/>
+        </w:rPr>
+        <w:t>Készítette:</w:t>
+      </w:r>
+      <w:r>
+        <w:rPr>
+          <w:rFonts w:ascii="Times New Roman" w:hAnsi="Times New Roman" w:cs="Times New Roman"/>
+          <w:sz w:val="24"/>
+          <w:szCs w:val="24"/>
+        </w:rPr>
+        <w:br/>
+        <w:t>Harmatiné Pásztor Éva (JBDAQO)</w:t>
+      </w:r>
+      <w:r>
+        <w:rPr>
+          <w:rFonts w:ascii="Times New Roman" w:hAnsi="Times New Roman" w:cs="Times New Roman"/>
+          <w:sz w:val="24"/>
+          <w:szCs w:val="24"/>
+        </w:rPr>
+        <w:br/>
+        <w:t>Deák Dávid (OPFHRV)</w:t>
+      </w:r>
+    </w:p>
+    <w:p>
+      <w:pPr>
+        <w:spacing w:line="360" w:lineRule="auto"/>
+        <w:jc w:val="center"/>
+        <w:rPr>
+          <w:rFonts w:ascii="Times New Roman" w:hAnsi="Times New Roman" w:cs="Times New Roman"/>
+        </w:rPr>
+      </w:pPr>
+    </w:p>
+    <w:p>
+      <w:pPr>
+        <w:spacing w:line="360" w:lineRule="auto"/>
+        <w:jc w:val="center"/>
+        <w:rPr>
+          <w:rFonts w:ascii="Times New Roman" w:hAnsi="Times New Roman" w:cs="Times New Roman"/>
+        </w:rPr>
+      </w:pPr>
+    </w:p>
+    <w:p>
+      <w:pPr>
+        <w:spacing w:line="480" w:lineRule="auto"/>
+        <w:rPr>
+          <w:rFonts w:ascii="Times New Roman" w:hAnsi="Times New Roman" w:cs="Times New Roman"/>
+          <w:sz w:val="24"/>
+          <w:szCs w:val="24"/>
+        </w:rPr>
+      </w:pPr>
+      <w:r>
+        <w:rPr>
+          <w:rFonts w:ascii="Times New Roman" w:hAnsi="Times New Roman" w:cs="Times New Roman"/>
+          <w:sz w:val="24"/>
+          <w:szCs w:val="24"/>
+        </w:rPr>
+        <w:t>Projekt eléri útvonala és belépéshez szükséges adatok:</w:t>
+      </w:r>
+    </w:p>
+    <w:p>
+      <w:pPr>
+        <w:pStyle w:val="Listaszerbekezds"/>
+        <w:numPr>
+          <w:ilvl w:val="0"/>
+          <w:numId w:val="11"/>
+        </w:numPr>
+        <w:spacing w:line="480" w:lineRule="auto"/>
+        <w:rPr>
+          <w:rFonts w:ascii="Times New Roman" w:hAnsi="Times New Roman" w:cs="Times New Roman"/>
+          <w:sz w:val="24"/>
+          <w:szCs w:val="24"/>
+        </w:rPr>
+      </w:pPr>
+      <w:r>
+        <w:rPr>
+          <w:rFonts w:ascii="Times New Roman" w:hAnsi="Times New Roman" w:cs="Times New Roman"/>
+          <w:sz w:val="24"/>
+          <w:szCs w:val="24"/>
+        </w:rPr>
+        <w:t xml:space="preserve">GitHub projekt </w:t>
+      </w:r>
+      <w:r>
+        <w:rPr>
+          <w:rFonts w:ascii="Times New Roman" w:hAnsi="Times New Roman" w:cs="Times New Roman"/>
+          <w:sz w:val="24"/>
+          <w:szCs w:val="24"/>
+        </w:rPr>
+        <w:t xml:space="preserve">URL </w:t>
+      </w:r>
+      <w:r>
+        <w:rPr>
+          <w:rFonts w:ascii="Times New Roman" w:hAnsi="Times New Roman" w:cs="Times New Roman"/>
+          <w:sz w:val="24"/>
+          <w:szCs w:val="24"/>
+        </w:rPr>
+        <w:t>cím</w:t>
+      </w:r>
+      <w:r>
+        <w:rPr>
+          <w:rFonts w:ascii="Times New Roman" w:hAnsi="Times New Roman" w:cs="Times New Roman"/>
+          <w:sz w:val="24"/>
+          <w:szCs w:val="24"/>
+        </w:rPr>
+        <w:t xml:space="preserve">: </w:t>
+      </w:r>
+      <w:hyperlink r:id="rId8" w:history="1">
+        <w:r>
+          <w:rPr>
+            <w:rStyle w:val="Hiperhivatkozs"/>
+            <w:rFonts w:ascii="Times New Roman" w:hAnsi="Times New Roman" w:cs="Times New Roman"/>
+            <w:sz w:val="24"/>
+            <w:szCs w:val="24"/>
+          </w:rPr>
+          <w:t>https://github.com/harmatinepasztoreva/webprog-beadando</w:t>
+        </w:r>
+      </w:hyperlink>
+    </w:p>
+    <w:p>
+      <w:pPr>
+        <w:pStyle w:val="Listaszerbekezds"/>
+        <w:numPr>
+          <w:ilvl w:val="0"/>
+          <w:numId w:val="11"/>
+        </w:numPr>
+        <w:spacing w:line="480" w:lineRule="auto"/>
+        <w:rPr>
+          <w:rFonts w:ascii="Times New Roman" w:hAnsi="Times New Roman" w:cs="Times New Roman"/>
+          <w:sz w:val="24"/>
+          <w:szCs w:val="24"/>
+        </w:rPr>
+      </w:pPr>
+      <w:r>
+        <w:rPr>
+          <w:rFonts w:ascii="Times New Roman" w:hAnsi="Times New Roman" w:cs="Times New Roman"/>
+          <w:sz w:val="24"/>
+          <w:szCs w:val="24"/>
+        </w:rPr>
+        <w:t xml:space="preserve">Weboldal URL cím: </w:t>
+      </w:r>
+      <w:hyperlink r:id="rId9" w:history="1">
+        <w:r>
+          <w:rPr>
+            <w:rStyle w:val="Hiperhivatkozs"/>
+            <w:rFonts w:ascii="Times New Roman" w:hAnsi="Times New Roman" w:cs="Times New Roman"/>
+            <w:sz w:val="24"/>
+            <w:szCs w:val="24"/>
+          </w:rPr>
+          <w:t>http://edesliget.nhely.hu/</w:t>
+        </w:r>
+      </w:hyperlink>
+    </w:p>
+    <w:p>
+      <w:pPr>
+        <w:pStyle w:val="Listaszerbekezds"/>
+        <w:numPr>
+          <w:ilvl w:val="0"/>
+          <w:numId w:val="11"/>
+        </w:numPr>
+        <w:spacing w:line="480" w:lineRule="auto"/>
+        <w:rPr>
+          <w:rFonts w:ascii="Times New Roman" w:hAnsi="Times New Roman" w:cs="Times New Roman"/>
+          <w:sz w:val="24"/>
+          <w:szCs w:val="24"/>
+        </w:rPr>
+      </w:pPr>
+      <w:r>
+        <w:rPr>
+          <w:rFonts w:ascii="Times New Roman" w:hAnsi="Times New Roman" w:cs="Times New Roman"/>
+          <w:sz w:val="24"/>
+          <w:szCs w:val="24"/>
+        </w:rPr>
+        <w:t>I</w:t>
+      </w:r>
+      <w:r>
+        <w:rPr>
+          <w:rFonts w:ascii="Times New Roman" w:hAnsi="Times New Roman" w:cs="Times New Roman"/>
+          <w:sz w:val="24"/>
+          <w:szCs w:val="24"/>
+        </w:rPr>
+        <w:t>nternetes tárhely és adatbázis belépéséhez szükséges FTP és URL cím</w:t>
+      </w:r>
+      <w:r>
+        <w:rPr>
+          <w:rFonts w:ascii="Times New Roman" w:hAnsi="Times New Roman" w:cs="Times New Roman"/>
+          <w:sz w:val="24"/>
+          <w:szCs w:val="24"/>
+        </w:rPr>
+        <w:t>:</w:t>
+      </w:r>
+    </w:p>
+    <w:p>
+      <w:pPr>
+        <w:pStyle w:val="Listaszerbekezds"/>
+        <w:numPr>
+          <w:ilvl w:val="0"/>
+          <w:numId w:val="10"/>
+        </w:numPr>
+        <w:spacing w:line="480" w:lineRule="auto"/>
+        <w:rPr>
+          <w:rFonts w:ascii="Times New Roman" w:hAnsi="Times New Roman" w:cs="Times New Roman"/>
+          <w:sz w:val="24"/>
+          <w:szCs w:val="24"/>
+        </w:rPr>
+      </w:pPr>
+      <w:r>
+        <w:rPr>
+          <w:rFonts w:ascii="Times New Roman" w:hAnsi="Times New Roman" w:cs="Times New Roman"/>
+          <w:sz w:val="24"/>
+          <w:szCs w:val="24"/>
+        </w:rPr>
+        <w:t>Internetes tárhely</w:t>
+      </w:r>
+      <w:r>
+        <w:rPr>
+          <w:rFonts w:ascii="Times New Roman" w:hAnsi="Times New Roman" w:cs="Times New Roman"/>
+          <w:sz w:val="24"/>
+          <w:szCs w:val="24"/>
+        </w:rPr>
+        <w:t xml:space="preserve">: </w:t>
+      </w:r>
+      <w:hyperlink r:id="rId10" w:history="1">
+        <w:r>
+          <w:rPr>
+            <w:rStyle w:val="Hiperhivatkozs"/>
+            <w:rFonts w:ascii="Times New Roman" w:hAnsi="Times New Roman" w:cs="Times New Roman"/>
+            <w:sz w:val="24"/>
+            <w:szCs w:val="24"/>
+          </w:rPr>
+          <w:t>https://www.nethely.hu/</w:t>
+        </w:r>
+      </w:hyperlink>
+    </w:p>
+    <w:p>
+      <w:pPr>
+        <w:pStyle w:val="Listaszerbekezds"/>
+        <w:numPr>
+          <w:ilvl w:val="0"/>
+          <w:numId w:val="10"/>
+        </w:numPr>
+        <w:spacing w:line="480" w:lineRule="auto"/>
+        <w:rPr>
+          <w:rFonts w:ascii="Times New Roman" w:hAnsi="Times New Roman" w:cs="Times New Roman"/>
+          <w:sz w:val="24"/>
+          <w:szCs w:val="24"/>
+        </w:rPr>
+      </w:pPr>
+      <w:r>
+        <w:rPr>
+          <w:rFonts w:ascii="Times New Roman" w:hAnsi="Times New Roman" w:cs="Times New Roman"/>
+          <w:sz w:val="24"/>
+          <w:szCs w:val="24"/>
+        </w:rPr>
+        <w:t xml:space="preserve">Email: </w:t>
+      </w:r>
+      <w:hyperlink r:id="rId11" w:history="1">
+        <w:r>
+          <w:rPr>
+            <w:rStyle w:val="Hiperhivatkozs"/>
+            <w:rFonts w:ascii="Times New Roman" w:hAnsi="Times New Roman" w:cs="Times New Roman"/>
+            <w:sz w:val="24"/>
+            <w:szCs w:val="24"/>
+          </w:rPr>
+          <w:t>info.alfadelta@gmail.com</w:t>
+        </w:r>
+      </w:hyperlink>
+    </w:p>
+    <w:p>
+      <w:pPr>
+        <w:pStyle w:val="Listaszerbekezds"/>
+        <w:numPr>
+          <w:ilvl w:val="0"/>
+          <w:numId w:val="10"/>
+        </w:numPr>
+        <w:spacing w:line="480" w:lineRule="auto"/>
+        <w:rPr>
+          <w:rFonts w:ascii="Times New Roman" w:hAnsi="Times New Roman" w:cs="Times New Roman"/>
+          <w:sz w:val="24"/>
+          <w:szCs w:val="24"/>
+        </w:rPr>
+      </w:pPr>
+      <w:r>
+        <w:rPr>
+          <w:rFonts w:ascii="Times New Roman" w:hAnsi="Times New Roman" w:cs="Times New Roman"/>
+          <w:sz w:val="24"/>
+          <w:szCs w:val="24"/>
+        </w:rPr>
+        <w:t>Jelszó: eviesdavidwebprog18</w:t>
+      </w:r>
+    </w:p>
+    <w:p>
+      <w:pPr>
+        <w:pStyle w:val="Listaszerbekezds"/>
+        <w:numPr>
+          <w:ilvl w:val="0"/>
+          <w:numId w:val="10"/>
+        </w:numPr>
+        <w:spacing w:line="480" w:lineRule="auto"/>
+        <w:rPr>
+          <w:rFonts w:ascii="Times New Roman" w:hAnsi="Times New Roman" w:cs="Times New Roman"/>
+          <w:sz w:val="24"/>
+          <w:szCs w:val="24"/>
+        </w:rPr>
+      </w:pPr>
+      <w:r>
+        <w:rPr>
+          <w:rFonts w:ascii="Times New Roman" w:hAnsi="Times New Roman" w:cs="Times New Roman"/>
+          <w:sz w:val="24"/>
+          <w:szCs w:val="24"/>
+        </w:rPr>
+        <w:t xml:space="preserve">FTP kiszolgáló: </w:t>
+      </w:r>
+      <w:hyperlink r:id="rId12" w:history="1">
+        <w:r>
+          <w:rPr>
+            <w:rStyle w:val="Hiperhivatkozs"/>
+            <w:rFonts w:ascii="Times New Roman" w:hAnsi="Times New Roman" w:cs="Times New Roman"/>
+            <w:sz w:val="24"/>
+            <w:szCs w:val="24"/>
+          </w:rPr>
+          <w:t>ftp.nethely.hu</w:t>
+        </w:r>
+      </w:hyperlink>
+    </w:p>
+    <w:p>
+      <w:pPr>
+        <w:pStyle w:val="Listaszerbekezds"/>
+        <w:numPr>
+          <w:ilvl w:val="0"/>
+          <w:numId w:val="10"/>
+        </w:numPr>
+        <w:spacing w:line="480" w:lineRule="auto"/>
+        <w:rPr>
+          <w:rFonts w:ascii="Times New Roman" w:hAnsi="Times New Roman" w:cs="Times New Roman"/>
+          <w:sz w:val="24"/>
+          <w:szCs w:val="24"/>
+        </w:rPr>
+      </w:pPr>
+      <w:r>
+        <w:rPr>
+          <w:rFonts w:ascii="Times New Roman" w:hAnsi="Times New Roman" w:cs="Times New Roman"/>
+          <w:sz w:val="24"/>
+          <w:szCs w:val="24"/>
+        </w:rPr>
+        <w:t xml:space="preserve">Felhasználó: </w:t>
+      </w:r>
+      <w:proofErr w:type="spellStart"/>
+      <w:r>
+        <w:rPr>
+          <w:rFonts w:ascii="Times New Roman" w:hAnsi="Times New Roman" w:cs="Times New Roman"/>
+          <w:sz w:val="24"/>
+          <w:szCs w:val="24"/>
+        </w:rPr>
+        <w:t>eviesdavid</w:t>
+      </w:r>
+      <w:proofErr w:type="spellEnd"/>
+    </w:p>
+    <w:p>
+      <w:pPr>
+        <w:pStyle w:val="Listaszerbekezds"/>
+        <w:numPr>
+          <w:ilvl w:val="0"/>
+          <w:numId w:val="10"/>
+        </w:numPr>
+        <w:spacing w:line="480" w:lineRule="auto"/>
+        <w:rPr>
+          <w:rFonts w:ascii="Times New Roman" w:hAnsi="Times New Roman" w:cs="Times New Roman"/>
+          <w:sz w:val="24"/>
+          <w:szCs w:val="24"/>
+        </w:rPr>
+      </w:pPr>
+      <w:r>
+        <w:rPr>
+          <w:rFonts w:ascii="Times New Roman" w:hAnsi="Times New Roman" w:cs="Times New Roman"/>
+          <w:sz w:val="24"/>
+          <w:szCs w:val="24"/>
+        </w:rPr>
+        <w:t>Jelszó: eviesdavidwebprog18</w:t>
+      </w:r>
+    </w:p>
+    <w:p>
+      <w:pPr>
+        <w:pStyle w:val="Listaszerbekezds"/>
+        <w:spacing w:line="360" w:lineRule="auto"/>
+        <w:jc w:val="right"/>
+        <w:rPr>
+          <w:rFonts w:ascii="Times New Roman" w:hAnsi="Times New Roman" w:cs="Times New Roman"/>
+          <w:b/>
+          <w:bCs/>
+          <w:sz w:val="24"/>
+          <w:szCs w:val="24"/>
+        </w:rPr>
+      </w:pPr>
+    </w:p>
+    <w:p>
+      <w:pPr>
+        <w:pStyle w:val="Listaszerbekezds"/>
+        <w:spacing w:line="360" w:lineRule="auto"/>
+        <w:jc w:val="right"/>
+        <w:rPr>
+          <w:rFonts w:ascii="Times New Roman" w:hAnsi="Times New Roman" w:cs="Times New Roman"/>
+          <w:b/>
+          <w:bCs/>
+          <w:sz w:val="24"/>
+          <w:szCs w:val="24"/>
+        </w:rPr>
+      </w:pPr>
+    </w:p>
+    <w:p>
+      <w:pPr>
+        <w:pStyle w:val="Listaszerbekezds"/>
+        <w:spacing w:line="360" w:lineRule="auto"/>
+        <w:jc w:val="right"/>
+        <w:rPr>
+          <w:rFonts w:ascii="Times New Roman" w:hAnsi="Times New Roman" w:cs="Times New Roman"/>
+          <w:b/>
+          <w:bCs/>
+          <w:sz w:val="24"/>
+          <w:szCs w:val="24"/>
+        </w:rPr>
+      </w:pPr>
     </w:p>
     <w:sdt>
       <w:sdtPr>
@@ -80,8 +544,8 @@
           <w:rFonts w:ascii="Times New Roman" w:eastAsiaTheme="minorHAnsi" w:hAnsi="Times New Roman" w:cs="Times New Roman"/>
           <w:color w:val="auto"/>
           <w:kern w:val="2"/>
-          <w:sz w:val="22"/>
-          <w:szCs w:val="22"/>
+          <w:sz w:val="24"/>
+          <w:szCs w:val="24"/>
           <w:lang w:eastAsia="en-US"/>
           <w14:ligatures w14:val="standardContextual"/>
         </w:rPr>
@@ -124,6 +588,8 @@
           <w:pPr>
             <w:rPr>
               <w:rFonts w:ascii="Times New Roman" w:hAnsi="Times New Roman" w:cs="Times New Roman"/>
+              <w:sz w:val="24"/>
+              <w:szCs w:val="24"/>
               <w:lang w:eastAsia="hu-HU"/>
             </w:rPr>
           </w:pPr>
@@ -131,6 +597,7 @@
         <w:p>
           <w:pPr>
             <w:pStyle w:val="TJ1"/>
+            <w:spacing w:line="360" w:lineRule="auto"/>
             <w:rPr>
               <w:rFonts w:ascii="Times New Roman" w:eastAsiaTheme="minorEastAsia" w:hAnsi="Times New Roman" w:cs="Times New Roman"/>
               <w:noProof/>
@@ -163,7 +630,7 @@
             </w:rPr>
             <w:fldChar w:fldCharType="separate"/>
           </w:r>
-          <w:hyperlink w:anchor="_Toc226794847" w:history="1">
+          <w:hyperlink w:anchor="_Toc227058290" w:history="1">
             <w:r>
               <w:rPr>
                 <w:rStyle w:val="Hiperhivatkozs"/>
@@ -171,6 +638,8 @@
                 <w:b/>
                 <w:bCs/>
                 <w:noProof/>
+                <w:sz w:val="24"/>
+                <w:szCs w:val="24"/>
               </w:rPr>
               <w:t>Bevezetés</w:t>
             </w:r>
@@ -179,6 +648,8 @@
                 <w:rFonts w:ascii="Times New Roman" w:hAnsi="Times New Roman" w:cs="Times New Roman"/>
                 <w:noProof/>
                 <w:webHidden/>
+                <w:sz w:val="24"/>
+                <w:szCs w:val="24"/>
               </w:rPr>
               <w:tab/>
             </w:r>
@@ -187,6 +658,8 @@
                 <w:rFonts w:ascii="Times New Roman" w:hAnsi="Times New Roman" w:cs="Times New Roman"/>
                 <w:noProof/>
                 <w:webHidden/>
+                <w:sz w:val="24"/>
+                <w:szCs w:val="24"/>
               </w:rPr>
               <w:fldChar w:fldCharType="begin"/>
             </w:r>
@@ -195,14 +668,18 @@
                 <w:rFonts w:ascii="Times New Roman" w:hAnsi="Times New Roman" w:cs="Times New Roman"/>
                 <w:noProof/>
                 <w:webHidden/>
-              </w:rPr>
-              <w:instrText xml:space="preserve"> PAGEREF _Toc226794847 \h </w:instrText>
+                <w:sz w:val="24"/>
+                <w:szCs w:val="24"/>
+              </w:rPr>
+              <w:instrText xml:space="preserve"> PAGEREF _Toc227058290 \h </w:instrText>
             </w:r>
             <w:r>
               <w:rPr>
                 <w:rFonts w:ascii="Times New Roman" w:hAnsi="Times New Roman" w:cs="Times New Roman"/>
                 <w:noProof/>
                 <w:webHidden/>
+                <w:sz w:val="24"/>
+                <w:szCs w:val="24"/>
               </w:rPr>
             </w:r>
             <w:r>
@@ -210,6 +687,8 @@
                 <w:rFonts w:ascii="Times New Roman" w:hAnsi="Times New Roman" w:cs="Times New Roman"/>
                 <w:noProof/>
                 <w:webHidden/>
+                <w:sz w:val="24"/>
+                <w:szCs w:val="24"/>
               </w:rPr>
               <w:fldChar w:fldCharType="separate"/>
             </w:r>
@@ -218,14 +697,18 @@
                 <w:rFonts w:ascii="Times New Roman" w:hAnsi="Times New Roman" w:cs="Times New Roman"/>
                 <w:noProof/>
                 <w:webHidden/>
-              </w:rPr>
-              <w:t>2</w:t>
+                <w:sz w:val="24"/>
+                <w:szCs w:val="24"/>
+              </w:rPr>
+              <w:t>3</w:t>
             </w:r>
             <w:r>
               <w:rPr>
                 <w:rFonts w:ascii="Times New Roman" w:hAnsi="Times New Roman" w:cs="Times New Roman"/>
                 <w:noProof/>
                 <w:webHidden/>
+                <w:sz w:val="24"/>
+                <w:szCs w:val="24"/>
               </w:rPr>
               <w:fldChar w:fldCharType="end"/>
             </w:r>
@@ -237,6 +720,7 @@
             <w:tabs>
               <w:tab w:val="left" w:pos="480"/>
             </w:tabs>
+            <w:spacing w:line="360" w:lineRule="auto"/>
             <w:rPr>
               <w:rFonts w:ascii="Times New Roman" w:eastAsiaTheme="minorEastAsia" w:hAnsi="Times New Roman" w:cs="Times New Roman"/>
               <w:noProof/>
@@ -245,7 +729,7 @@
               <w:lang w:eastAsia="hu-HU"/>
             </w:rPr>
           </w:pPr>
-          <w:hyperlink w:anchor="_Toc226794848" w:history="1">
+          <w:hyperlink w:anchor="_Toc227058291" w:history="1">
             <w:r>
               <w:rPr>
                 <w:rStyle w:val="Hiperhivatkozs"/>
@@ -253,6 +737,8 @@
                 <w:b/>
                 <w:bCs/>
                 <w:noProof/>
+                <w:sz w:val="24"/>
+                <w:szCs w:val="24"/>
               </w:rPr>
               <w:t>1.</w:t>
             </w:r>
@@ -273,6 +759,8 @@
                 <w:b/>
                 <w:bCs/>
                 <w:noProof/>
+                <w:sz w:val="24"/>
+                <w:szCs w:val="24"/>
               </w:rPr>
               <w:t>A projekt előkészítése</w:t>
             </w:r>
@@ -281,6 +769,8 @@
                 <w:rFonts w:ascii="Times New Roman" w:hAnsi="Times New Roman" w:cs="Times New Roman"/>
                 <w:noProof/>
                 <w:webHidden/>
+                <w:sz w:val="24"/>
+                <w:szCs w:val="24"/>
               </w:rPr>
               <w:tab/>
             </w:r>
@@ -289,6 +779,8 @@
                 <w:rFonts w:ascii="Times New Roman" w:hAnsi="Times New Roman" w:cs="Times New Roman"/>
                 <w:noProof/>
                 <w:webHidden/>
+                <w:sz w:val="24"/>
+                <w:szCs w:val="24"/>
               </w:rPr>
               <w:fldChar w:fldCharType="begin"/>
             </w:r>
@@ -297,14 +789,18 @@
                 <w:rFonts w:ascii="Times New Roman" w:hAnsi="Times New Roman" w:cs="Times New Roman"/>
                 <w:noProof/>
                 <w:webHidden/>
-              </w:rPr>
-              <w:instrText xml:space="preserve"> PAGEREF _Toc226794848 \h </w:instrText>
+                <w:sz w:val="24"/>
+                <w:szCs w:val="24"/>
+              </w:rPr>
+              <w:instrText xml:space="preserve"> PAGEREF _Toc227058291 \h </w:instrText>
             </w:r>
             <w:r>
               <w:rPr>
                 <w:rFonts w:ascii="Times New Roman" w:hAnsi="Times New Roman" w:cs="Times New Roman"/>
                 <w:noProof/>
                 <w:webHidden/>
+                <w:sz w:val="24"/>
+                <w:szCs w:val="24"/>
               </w:rPr>
             </w:r>
             <w:r>
@@ -312,6 +808,8 @@
                 <w:rFonts w:ascii="Times New Roman" w:hAnsi="Times New Roman" w:cs="Times New Roman"/>
                 <w:noProof/>
                 <w:webHidden/>
+                <w:sz w:val="24"/>
+                <w:szCs w:val="24"/>
               </w:rPr>
               <w:fldChar w:fldCharType="separate"/>
             </w:r>
@@ -320,14 +818,18 @@
                 <w:rFonts w:ascii="Times New Roman" w:hAnsi="Times New Roman" w:cs="Times New Roman"/>
                 <w:noProof/>
                 <w:webHidden/>
-              </w:rPr>
-              <w:t>2</w:t>
+                <w:sz w:val="24"/>
+                <w:szCs w:val="24"/>
+              </w:rPr>
+              <w:t>3</w:t>
             </w:r>
             <w:r>
               <w:rPr>
                 <w:rFonts w:ascii="Times New Roman" w:hAnsi="Times New Roman" w:cs="Times New Roman"/>
                 <w:noProof/>
                 <w:webHidden/>
+                <w:sz w:val="24"/>
+                <w:szCs w:val="24"/>
               </w:rPr>
               <w:fldChar w:fldCharType="end"/>
             </w:r>
@@ -339,6 +841,7 @@
             <w:tabs>
               <w:tab w:val="left" w:pos="480"/>
             </w:tabs>
+            <w:spacing w:line="360" w:lineRule="auto"/>
             <w:rPr>
               <w:rFonts w:ascii="Times New Roman" w:eastAsiaTheme="minorEastAsia" w:hAnsi="Times New Roman" w:cs="Times New Roman"/>
               <w:noProof/>
@@ -347,7 +850,7 @@
               <w:lang w:eastAsia="hu-HU"/>
             </w:rPr>
           </w:pPr>
-          <w:hyperlink w:anchor="_Toc226794849" w:history="1">
+          <w:hyperlink w:anchor="_Toc227058292" w:history="1">
             <w:r>
               <w:rPr>
                 <w:rStyle w:val="Hiperhivatkozs"/>
@@ -355,6 +858,8 @@
                 <w:b/>
                 <w:bCs/>
                 <w:noProof/>
+                <w:sz w:val="24"/>
+                <w:szCs w:val="24"/>
               </w:rPr>
               <w:t>2.</w:t>
             </w:r>
@@ -375,6 +880,8 @@
                 <w:b/>
                 <w:bCs/>
                 <w:noProof/>
+                <w:sz w:val="24"/>
+                <w:szCs w:val="24"/>
               </w:rPr>
               <w:t>A közös arculat kialakítása</w:t>
             </w:r>
@@ -383,6 +890,8 @@
                 <w:rFonts w:ascii="Times New Roman" w:hAnsi="Times New Roman" w:cs="Times New Roman"/>
                 <w:noProof/>
                 <w:webHidden/>
+                <w:sz w:val="24"/>
+                <w:szCs w:val="24"/>
               </w:rPr>
               <w:tab/>
             </w:r>
@@ -391,6 +900,8 @@
                 <w:rFonts w:ascii="Times New Roman" w:hAnsi="Times New Roman" w:cs="Times New Roman"/>
                 <w:noProof/>
                 <w:webHidden/>
+                <w:sz w:val="24"/>
+                <w:szCs w:val="24"/>
               </w:rPr>
               <w:fldChar w:fldCharType="begin"/>
             </w:r>
@@ -399,14 +910,18 @@
                 <w:rFonts w:ascii="Times New Roman" w:hAnsi="Times New Roman" w:cs="Times New Roman"/>
                 <w:noProof/>
                 <w:webHidden/>
-              </w:rPr>
-              <w:instrText xml:space="preserve"> PAGEREF _Toc226794849 \h </w:instrText>
+                <w:sz w:val="24"/>
+                <w:szCs w:val="24"/>
+              </w:rPr>
+              <w:instrText xml:space="preserve"> PAGEREF _Toc227058292 \h </w:instrText>
             </w:r>
             <w:r>
               <w:rPr>
                 <w:rFonts w:ascii="Times New Roman" w:hAnsi="Times New Roman" w:cs="Times New Roman"/>
                 <w:noProof/>
                 <w:webHidden/>
+                <w:sz w:val="24"/>
+                <w:szCs w:val="24"/>
               </w:rPr>
             </w:r>
             <w:r>
@@ -414,6 +929,8 @@
                 <w:rFonts w:ascii="Times New Roman" w:hAnsi="Times New Roman" w:cs="Times New Roman"/>
                 <w:noProof/>
                 <w:webHidden/>
+                <w:sz w:val="24"/>
+                <w:szCs w:val="24"/>
               </w:rPr>
               <w:fldChar w:fldCharType="separate"/>
             </w:r>
@@ -422,14 +939,18 @@
                 <w:rFonts w:ascii="Times New Roman" w:hAnsi="Times New Roman" w:cs="Times New Roman"/>
                 <w:noProof/>
                 <w:webHidden/>
-              </w:rPr>
-              <w:t>3</w:t>
+                <w:sz w:val="24"/>
+                <w:szCs w:val="24"/>
+              </w:rPr>
+              <w:t>4</w:t>
             </w:r>
             <w:r>
               <w:rPr>
                 <w:rFonts w:ascii="Times New Roman" w:hAnsi="Times New Roman" w:cs="Times New Roman"/>
                 <w:noProof/>
                 <w:webHidden/>
+                <w:sz w:val="24"/>
+                <w:szCs w:val="24"/>
               </w:rPr>
               <w:fldChar w:fldCharType="end"/>
             </w:r>
@@ -441,6 +962,7 @@
             <w:tabs>
               <w:tab w:val="left" w:pos="480"/>
             </w:tabs>
+            <w:spacing w:line="360" w:lineRule="auto"/>
             <w:rPr>
               <w:rFonts w:ascii="Times New Roman" w:eastAsiaTheme="minorEastAsia" w:hAnsi="Times New Roman" w:cs="Times New Roman"/>
               <w:noProof/>
@@ -449,7 +971,7 @@
               <w:lang w:eastAsia="hu-HU"/>
             </w:rPr>
           </w:pPr>
-          <w:hyperlink w:anchor="_Toc226794850" w:history="1">
+          <w:hyperlink w:anchor="_Toc227058293" w:history="1">
             <w:r>
               <w:rPr>
                 <w:rStyle w:val="Hiperhivatkozs"/>
@@ -457,6 +979,8 @@
                 <w:b/>
                 <w:bCs/>
                 <w:noProof/>
+                <w:sz w:val="24"/>
+                <w:szCs w:val="24"/>
               </w:rPr>
               <w:t>3.</w:t>
             </w:r>
@@ -477,6 +1001,8 @@
                 <w:b/>
                 <w:bCs/>
                 <w:noProof/>
+                <w:sz w:val="24"/>
+                <w:szCs w:val="24"/>
               </w:rPr>
               <w:t>Index.html</w:t>
             </w:r>
@@ -485,6 +1011,8 @@
                 <w:rFonts w:ascii="Times New Roman" w:hAnsi="Times New Roman" w:cs="Times New Roman"/>
                 <w:noProof/>
                 <w:webHidden/>
+                <w:sz w:val="24"/>
+                <w:szCs w:val="24"/>
               </w:rPr>
               <w:tab/>
             </w:r>
@@ -493,6 +1021,8 @@
                 <w:rFonts w:ascii="Times New Roman" w:hAnsi="Times New Roman" w:cs="Times New Roman"/>
                 <w:noProof/>
                 <w:webHidden/>
+                <w:sz w:val="24"/>
+                <w:szCs w:val="24"/>
               </w:rPr>
               <w:fldChar w:fldCharType="begin"/>
             </w:r>
@@ -501,14 +1031,18 @@
                 <w:rFonts w:ascii="Times New Roman" w:hAnsi="Times New Roman" w:cs="Times New Roman"/>
                 <w:noProof/>
                 <w:webHidden/>
-              </w:rPr>
-              <w:instrText xml:space="preserve"> PAGEREF _Toc226794850 \h </w:instrText>
+                <w:sz w:val="24"/>
+                <w:szCs w:val="24"/>
+              </w:rPr>
+              <w:instrText xml:space="preserve"> PAGEREF _Toc227058293 \h </w:instrText>
             </w:r>
             <w:r>
               <w:rPr>
                 <w:rFonts w:ascii="Times New Roman" w:hAnsi="Times New Roman" w:cs="Times New Roman"/>
                 <w:noProof/>
                 <w:webHidden/>
+                <w:sz w:val="24"/>
+                <w:szCs w:val="24"/>
               </w:rPr>
             </w:r>
             <w:r>
@@ -516,6 +1050,8 @@
                 <w:rFonts w:ascii="Times New Roman" w:hAnsi="Times New Roman" w:cs="Times New Roman"/>
                 <w:noProof/>
                 <w:webHidden/>
+                <w:sz w:val="24"/>
+                <w:szCs w:val="24"/>
               </w:rPr>
               <w:fldChar w:fldCharType="separate"/>
             </w:r>
@@ -524,14 +1060,18 @@
                 <w:rFonts w:ascii="Times New Roman" w:hAnsi="Times New Roman" w:cs="Times New Roman"/>
                 <w:noProof/>
                 <w:webHidden/>
-              </w:rPr>
-              <w:t>5</w:t>
+                <w:sz w:val="24"/>
+                <w:szCs w:val="24"/>
+              </w:rPr>
+              <w:t>6</w:t>
             </w:r>
             <w:r>
               <w:rPr>
                 <w:rFonts w:ascii="Times New Roman" w:hAnsi="Times New Roman" w:cs="Times New Roman"/>
                 <w:noProof/>
                 <w:webHidden/>
+                <w:sz w:val="24"/>
+                <w:szCs w:val="24"/>
               </w:rPr>
               <w:fldChar w:fldCharType="end"/>
             </w:r>
@@ -543,6 +1083,7 @@
             <w:tabs>
               <w:tab w:val="left" w:pos="480"/>
             </w:tabs>
+            <w:spacing w:line="360" w:lineRule="auto"/>
             <w:rPr>
               <w:rFonts w:ascii="Times New Roman" w:eastAsiaTheme="minorEastAsia" w:hAnsi="Times New Roman" w:cs="Times New Roman"/>
               <w:noProof/>
@@ -551,7 +1092,7 @@
               <w:lang w:eastAsia="hu-HU"/>
             </w:rPr>
           </w:pPr>
-          <w:hyperlink w:anchor="_Toc226794851" w:history="1">
+          <w:hyperlink w:anchor="_Toc227058294" w:history="1">
             <w:r>
               <w:rPr>
                 <w:rStyle w:val="Hiperhivatkozs"/>
@@ -559,6 +1100,8 @@
                 <w:b/>
                 <w:bCs/>
                 <w:noProof/>
+                <w:sz w:val="24"/>
+                <w:szCs w:val="24"/>
               </w:rPr>
               <w:t>4.</w:t>
             </w:r>
@@ -579,6 +1122,8 @@
                 <w:b/>
                 <w:bCs/>
                 <w:noProof/>
+                <w:sz w:val="24"/>
+                <w:szCs w:val="24"/>
               </w:rPr>
               <w:t>Javascript.html</w:t>
             </w:r>
@@ -587,6 +1132,8 @@
                 <w:rFonts w:ascii="Times New Roman" w:hAnsi="Times New Roman" w:cs="Times New Roman"/>
                 <w:noProof/>
                 <w:webHidden/>
+                <w:sz w:val="24"/>
+                <w:szCs w:val="24"/>
               </w:rPr>
               <w:tab/>
             </w:r>
@@ -595,6 +1142,8 @@
                 <w:rFonts w:ascii="Times New Roman" w:hAnsi="Times New Roman" w:cs="Times New Roman"/>
                 <w:noProof/>
                 <w:webHidden/>
+                <w:sz w:val="24"/>
+                <w:szCs w:val="24"/>
               </w:rPr>
               <w:fldChar w:fldCharType="begin"/>
             </w:r>
@@ -603,14 +1152,18 @@
                 <w:rFonts w:ascii="Times New Roman" w:hAnsi="Times New Roman" w:cs="Times New Roman"/>
                 <w:noProof/>
                 <w:webHidden/>
-              </w:rPr>
-              <w:instrText xml:space="preserve"> PAGEREF _Toc226794851 \h </w:instrText>
+                <w:sz w:val="24"/>
+                <w:szCs w:val="24"/>
+              </w:rPr>
+              <w:instrText xml:space="preserve"> PAGEREF _Toc227058294 \h </w:instrText>
             </w:r>
             <w:r>
               <w:rPr>
                 <w:rFonts w:ascii="Times New Roman" w:hAnsi="Times New Roman" w:cs="Times New Roman"/>
                 <w:noProof/>
                 <w:webHidden/>
+                <w:sz w:val="24"/>
+                <w:szCs w:val="24"/>
               </w:rPr>
             </w:r>
             <w:r>
@@ -618,6 +1171,8 @@
                 <w:rFonts w:ascii="Times New Roman" w:hAnsi="Times New Roman" w:cs="Times New Roman"/>
                 <w:noProof/>
                 <w:webHidden/>
+                <w:sz w:val="24"/>
+                <w:szCs w:val="24"/>
               </w:rPr>
               <w:fldChar w:fldCharType="separate"/>
             </w:r>
@@ -626,14 +1181,18 @@
                 <w:rFonts w:ascii="Times New Roman" w:hAnsi="Times New Roman" w:cs="Times New Roman"/>
                 <w:noProof/>
                 <w:webHidden/>
-              </w:rPr>
-              <w:t>6</w:t>
+                <w:sz w:val="24"/>
+                <w:szCs w:val="24"/>
+              </w:rPr>
+              <w:t>7</w:t>
             </w:r>
             <w:r>
               <w:rPr>
                 <w:rFonts w:ascii="Times New Roman" w:hAnsi="Times New Roman" w:cs="Times New Roman"/>
                 <w:noProof/>
                 <w:webHidden/>
+                <w:sz w:val="24"/>
+                <w:szCs w:val="24"/>
               </w:rPr>
               <w:fldChar w:fldCharType="end"/>
             </w:r>
@@ -646,6 +1205,7 @@
               <w:tab w:val="left" w:pos="720"/>
               <w:tab w:val="right" w:leader="dot" w:pos="9062"/>
             </w:tabs>
+            <w:spacing w:line="360" w:lineRule="auto"/>
             <w:rPr>
               <w:rFonts w:ascii="Times New Roman" w:eastAsiaTheme="minorEastAsia" w:hAnsi="Times New Roman" w:cs="Times New Roman"/>
               <w:noProof/>
@@ -654,7 +1214,7 @@
               <w:lang w:eastAsia="hu-HU"/>
             </w:rPr>
           </w:pPr>
-          <w:hyperlink w:anchor="_Toc226794852" w:history="1">
+          <w:hyperlink w:anchor="_Toc227058295" w:history="1">
             <w:r>
               <w:rPr>
                 <w:rStyle w:val="Hiperhivatkozs"/>
@@ -662,6 +1222,8 @@
                 <w:b/>
                 <w:bCs/>
                 <w:noProof/>
+                <w:sz w:val="24"/>
+                <w:szCs w:val="24"/>
               </w:rPr>
               <w:t>a)</w:t>
             </w:r>
@@ -682,6 +1244,8 @@
                 <w:b/>
                 <w:bCs/>
                 <w:noProof/>
+                <w:sz w:val="24"/>
+                <w:szCs w:val="24"/>
               </w:rPr>
               <w:t>CRUD alkalmazás kialakítása</w:t>
             </w:r>
@@ -690,6 +1254,8 @@
                 <w:rFonts w:ascii="Times New Roman" w:hAnsi="Times New Roman" w:cs="Times New Roman"/>
                 <w:noProof/>
                 <w:webHidden/>
+                <w:sz w:val="24"/>
+                <w:szCs w:val="24"/>
               </w:rPr>
               <w:tab/>
             </w:r>
@@ -698,6 +1264,8 @@
                 <w:rFonts w:ascii="Times New Roman" w:hAnsi="Times New Roman" w:cs="Times New Roman"/>
                 <w:noProof/>
                 <w:webHidden/>
+                <w:sz w:val="24"/>
+                <w:szCs w:val="24"/>
               </w:rPr>
               <w:fldChar w:fldCharType="begin"/>
             </w:r>
@@ -706,14 +1274,18 @@
                 <w:rFonts w:ascii="Times New Roman" w:hAnsi="Times New Roman" w:cs="Times New Roman"/>
                 <w:noProof/>
                 <w:webHidden/>
-              </w:rPr>
-              <w:instrText xml:space="preserve"> PAGEREF _Toc226794852 \h </w:instrText>
+                <w:sz w:val="24"/>
+                <w:szCs w:val="24"/>
+              </w:rPr>
+              <w:instrText xml:space="preserve"> PAGEREF _Toc227058295 \h </w:instrText>
             </w:r>
             <w:r>
               <w:rPr>
                 <w:rFonts w:ascii="Times New Roman" w:hAnsi="Times New Roman" w:cs="Times New Roman"/>
                 <w:noProof/>
                 <w:webHidden/>
+                <w:sz w:val="24"/>
+                <w:szCs w:val="24"/>
               </w:rPr>
             </w:r>
             <w:r>
@@ -721,6 +1293,8 @@
                 <w:rFonts w:ascii="Times New Roman" w:hAnsi="Times New Roman" w:cs="Times New Roman"/>
                 <w:noProof/>
                 <w:webHidden/>
+                <w:sz w:val="24"/>
+                <w:szCs w:val="24"/>
               </w:rPr>
               <w:fldChar w:fldCharType="separate"/>
             </w:r>
@@ -729,14 +1303,18 @@
                 <w:rFonts w:ascii="Times New Roman" w:hAnsi="Times New Roman" w:cs="Times New Roman"/>
                 <w:noProof/>
                 <w:webHidden/>
-              </w:rPr>
-              <w:t>6</w:t>
+                <w:sz w:val="24"/>
+                <w:szCs w:val="24"/>
+              </w:rPr>
+              <w:t>7</w:t>
             </w:r>
             <w:r>
               <w:rPr>
                 <w:rFonts w:ascii="Times New Roman" w:hAnsi="Times New Roman" w:cs="Times New Roman"/>
                 <w:noProof/>
                 <w:webHidden/>
+                <w:sz w:val="24"/>
+                <w:szCs w:val="24"/>
               </w:rPr>
               <w:fldChar w:fldCharType="end"/>
             </w:r>
@@ -749,6 +1327,7 @@
               <w:tab w:val="left" w:pos="720"/>
               <w:tab w:val="right" w:leader="dot" w:pos="9062"/>
             </w:tabs>
+            <w:spacing w:line="360" w:lineRule="auto"/>
             <w:rPr>
               <w:rFonts w:ascii="Times New Roman" w:eastAsiaTheme="minorEastAsia" w:hAnsi="Times New Roman" w:cs="Times New Roman"/>
               <w:noProof/>
@@ -757,7 +1336,7 @@
               <w:lang w:eastAsia="hu-HU"/>
             </w:rPr>
           </w:pPr>
-          <w:hyperlink w:anchor="_Toc226794853" w:history="1">
+          <w:hyperlink w:anchor="_Toc227058296" w:history="1">
             <w:r>
               <w:rPr>
                 <w:rStyle w:val="Hiperhivatkozs"/>
@@ -765,6 +1344,8 @@
                 <w:b/>
                 <w:bCs/>
                 <w:noProof/>
+                <w:sz w:val="24"/>
+                <w:szCs w:val="24"/>
               </w:rPr>
               <w:t>b)</w:t>
             </w:r>
@@ -785,6 +1366,8 @@
                 <w:b/>
                 <w:bCs/>
                 <w:noProof/>
+                <w:sz w:val="24"/>
+                <w:szCs w:val="24"/>
               </w:rPr>
               <w:t>A JavaScript oldal formázása és az egységes megjelenés biztosítása</w:t>
             </w:r>
@@ -793,6 +1376,8 @@
                 <w:rFonts w:ascii="Times New Roman" w:hAnsi="Times New Roman" w:cs="Times New Roman"/>
                 <w:noProof/>
                 <w:webHidden/>
+                <w:sz w:val="24"/>
+                <w:szCs w:val="24"/>
               </w:rPr>
               <w:tab/>
             </w:r>
@@ -801,6 +1386,8 @@
                 <w:rFonts w:ascii="Times New Roman" w:hAnsi="Times New Roman" w:cs="Times New Roman"/>
                 <w:noProof/>
                 <w:webHidden/>
+                <w:sz w:val="24"/>
+                <w:szCs w:val="24"/>
               </w:rPr>
               <w:fldChar w:fldCharType="begin"/>
             </w:r>
@@ -809,14 +1396,18 @@
                 <w:rFonts w:ascii="Times New Roman" w:hAnsi="Times New Roman" w:cs="Times New Roman"/>
                 <w:noProof/>
                 <w:webHidden/>
-              </w:rPr>
-              <w:instrText xml:space="preserve"> PAGEREF _Toc226794853 \h </w:instrText>
+                <w:sz w:val="24"/>
+                <w:szCs w:val="24"/>
+              </w:rPr>
+              <w:instrText xml:space="preserve"> PAGEREF _Toc227058296 \h </w:instrText>
             </w:r>
             <w:r>
               <w:rPr>
                 <w:rFonts w:ascii="Times New Roman" w:hAnsi="Times New Roman" w:cs="Times New Roman"/>
                 <w:noProof/>
                 <w:webHidden/>
+                <w:sz w:val="24"/>
+                <w:szCs w:val="24"/>
               </w:rPr>
             </w:r>
             <w:r>
@@ -824,6 +1415,8 @@
                 <w:rFonts w:ascii="Times New Roman" w:hAnsi="Times New Roman" w:cs="Times New Roman"/>
                 <w:noProof/>
                 <w:webHidden/>
+                <w:sz w:val="24"/>
+                <w:szCs w:val="24"/>
               </w:rPr>
               <w:fldChar w:fldCharType="separate"/>
             </w:r>
@@ -832,14 +1425,18 @@
                 <w:rFonts w:ascii="Times New Roman" w:hAnsi="Times New Roman" w:cs="Times New Roman"/>
                 <w:noProof/>
                 <w:webHidden/>
-              </w:rPr>
-              <w:t>8</w:t>
+                <w:sz w:val="24"/>
+                <w:szCs w:val="24"/>
+              </w:rPr>
+              <w:t>9</w:t>
             </w:r>
             <w:r>
               <w:rPr>
                 <w:rFonts w:ascii="Times New Roman" w:hAnsi="Times New Roman" w:cs="Times New Roman"/>
                 <w:noProof/>
                 <w:webHidden/>
+                <w:sz w:val="24"/>
+                <w:szCs w:val="24"/>
               </w:rPr>
               <w:fldChar w:fldCharType="end"/>
             </w:r>
@@ -851,6 +1448,7 @@
             <w:tabs>
               <w:tab w:val="left" w:pos="480"/>
             </w:tabs>
+            <w:spacing w:line="360" w:lineRule="auto"/>
             <w:rPr>
               <w:rFonts w:ascii="Times New Roman" w:eastAsiaTheme="minorEastAsia" w:hAnsi="Times New Roman" w:cs="Times New Roman"/>
               <w:noProof/>
@@ -859,7 +1457,7 @@
               <w:lang w:eastAsia="hu-HU"/>
             </w:rPr>
           </w:pPr>
-          <w:hyperlink w:anchor="_Toc226794854" w:history="1">
+          <w:hyperlink w:anchor="_Toc227058297" w:history="1">
             <w:r>
               <w:rPr>
                 <w:rStyle w:val="Hiperhivatkozs"/>
@@ -867,6 +1465,8 @@
                 <w:b/>
                 <w:bCs/>
                 <w:noProof/>
+                <w:sz w:val="24"/>
+                <w:szCs w:val="24"/>
               </w:rPr>
               <w:t>5.</w:t>
             </w:r>
@@ -887,6 +1487,8 @@
                 <w:b/>
                 <w:bCs/>
                 <w:noProof/>
+                <w:sz w:val="24"/>
+                <w:szCs w:val="24"/>
               </w:rPr>
               <w:t>React.html</w:t>
             </w:r>
@@ -895,6 +1497,8 @@
                 <w:rFonts w:ascii="Times New Roman" w:hAnsi="Times New Roman" w:cs="Times New Roman"/>
                 <w:noProof/>
                 <w:webHidden/>
+                <w:sz w:val="24"/>
+                <w:szCs w:val="24"/>
               </w:rPr>
               <w:tab/>
             </w:r>
@@ -903,6 +1507,8 @@
                 <w:rFonts w:ascii="Times New Roman" w:hAnsi="Times New Roman" w:cs="Times New Roman"/>
                 <w:noProof/>
                 <w:webHidden/>
+                <w:sz w:val="24"/>
+                <w:szCs w:val="24"/>
               </w:rPr>
               <w:fldChar w:fldCharType="begin"/>
             </w:r>
@@ -911,14 +1517,18 @@
                 <w:rFonts w:ascii="Times New Roman" w:hAnsi="Times New Roman" w:cs="Times New Roman"/>
                 <w:noProof/>
                 <w:webHidden/>
-              </w:rPr>
-              <w:instrText xml:space="preserve"> PAGEREF _Toc226794854 \h </w:instrText>
+                <w:sz w:val="24"/>
+                <w:szCs w:val="24"/>
+              </w:rPr>
+              <w:instrText xml:space="preserve"> PAGEREF _Toc227058297 \h </w:instrText>
             </w:r>
             <w:r>
               <w:rPr>
                 <w:rFonts w:ascii="Times New Roman" w:hAnsi="Times New Roman" w:cs="Times New Roman"/>
                 <w:noProof/>
                 <w:webHidden/>
+                <w:sz w:val="24"/>
+                <w:szCs w:val="24"/>
               </w:rPr>
             </w:r>
             <w:r>
@@ -926,6 +1536,8 @@
                 <w:rFonts w:ascii="Times New Roman" w:hAnsi="Times New Roman" w:cs="Times New Roman"/>
                 <w:noProof/>
                 <w:webHidden/>
+                <w:sz w:val="24"/>
+                <w:szCs w:val="24"/>
               </w:rPr>
               <w:fldChar w:fldCharType="separate"/>
             </w:r>
@@ -934,14 +1546,18 @@
                 <w:rFonts w:ascii="Times New Roman" w:hAnsi="Times New Roman" w:cs="Times New Roman"/>
                 <w:noProof/>
                 <w:webHidden/>
-              </w:rPr>
-              <w:t>9</w:t>
+                <w:sz w:val="24"/>
+                <w:szCs w:val="24"/>
+              </w:rPr>
+              <w:t>10</w:t>
             </w:r>
             <w:r>
               <w:rPr>
                 <w:rFonts w:ascii="Times New Roman" w:hAnsi="Times New Roman" w:cs="Times New Roman"/>
                 <w:noProof/>
                 <w:webHidden/>
+                <w:sz w:val="24"/>
+                <w:szCs w:val="24"/>
               </w:rPr>
               <w:fldChar w:fldCharType="end"/>
             </w:r>
@@ -953,6 +1569,7 @@
             <w:tabs>
               <w:tab w:val="left" w:pos="480"/>
             </w:tabs>
+            <w:spacing w:line="360" w:lineRule="auto"/>
             <w:rPr>
               <w:rFonts w:ascii="Times New Roman" w:eastAsiaTheme="minorEastAsia" w:hAnsi="Times New Roman" w:cs="Times New Roman"/>
               <w:noProof/>
@@ -961,7 +1578,7 @@
               <w:lang w:eastAsia="hu-HU"/>
             </w:rPr>
           </w:pPr>
-          <w:hyperlink w:anchor="_Toc226794855" w:history="1">
+          <w:hyperlink w:anchor="_Toc227058298" w:history="1">
             <w:r>
               <w:rPr>
                 <w:rStyle w:val="Hiperhivatkozs"/>
@@ -969,6 +1586,8 @@
                 <w:b/>
                 <w:bCs/>
                 <w:noProof/>
+                <w:sz w:val="24"/>
+                <w:szCs w:val="24"/>
               </w:rPr>
               <w:t>6.</w:t>
             </w:r>
@@ -989,6 +1608,8 @@
                 <w:b/>
                 <w:bCs/>
                 <w:noProof/>
+                <w:sz w:val="24"/>
+                <w:szCs w:val="24"/>
               </w:rPr>
               <w:t>A reszponzív megjelenés átdolgozása</w:t>
             </w:r>
@@ -997,6 +1618,8 @@
                 <w:rFonts w:ascii="Times New Roman" w:hAnsi="Times New Roman" w:cs="Times New Roman"/>
                 <w:noProof/>
                 <w:webHidden/>
+                <w:sz w:val="24"/>
+                <w:szCs w:val="24"/>
               </w:rPr>
               <w:tab/>
             </w:r>
@@ -1005,6 +1628,8 @@
                 <w:rFonts w:ascii="Times New Roman" w:hAnsi="Times New Roman" w:cs="Times New Roman"/>
                 <w:noProof/>
                 <w:webHidden/>
+                <w:sz w:val="24"/>
+                <w:szCs w:val="24"/>
               </w:rPr>
               <w:fldChar w:fldCharType="begin"/>
             </w:r>
@@ -1013,14 +1638,18 @@
                 <w:rFonts w:ascii="Times New Roman" w:hAnsi="Times New Roman" w:cs="Times New Roman"/>
                 <w:noProof/>
                 <w:webHidden/>
-              </w:rPr>
-              <w:instrText xml:space="preserve"> PAGEREF _Toc226794855 \h </w:instrText>
+                <w:sz w:val="24"/>
+                <w:szCs w:val="24"/>
+              </w:rPr>
+              <w:instrText xml:space="preserve"> PAGEREF _Toc227058298 \h </w:instrText>
             </w:r>
             <w:r>
               <w:rPr>
                 <w:rFonts w:ascii="Times New Roman" w:hAnsi="Times New Roman" w:cs="Times New Roman"/>
                 <w:noProof/>
                 <w:webHidden/>
+                <w:sz w:val="24"/>
+                <w:szCs w:val="24"/>
               </w:rPr>
             </w:r>
             <w:r>
@@ -1028,6 +1657,8 @@
                 <w:rFonts w:ascii="Times New Roman" w:hAnsi="Times New Roman" w:cs="Times New Roman"/>
                 <w:noProof/>
                 <w:webHidden/>
+                <w:sz w:val="24"/>
+                <w:szCs w:val="24"/>
               </w:rPr>
               <w:fldChar w:fldCharType="separate"/>
             </w:r>
@@ -1036,14 +1667,18 @@
                 <w:rFonts w:ascii="Times New Roman" w:hAnsi="Times New Roman" w:cs="Times New Roman"/>
                 <w:noProof/>
                 <w:webHidden/>
-              </w:rPr>
-              <w:t>10</w:t>
+                <w:sz w:val="24"/>
+                <w:szCs w:val="24"/>
+              </w:rPr>
+              <w:t>11</w:t>
             </w:r>
             <w:r>
               <w:rPr>
                 <w:rFonts w:ascii="Times New Roman" w:hAnsi="Times New Roman" w:cs="Times New Roman"/>
                 <w:noProof/>
                 <w:webHidden/>
+                <w:sz w:val="24"/>
+                <w:szCs w:val="24"/>
               </w:rPr>
               <w:fldChar w:fldCharType="end"/>
             </w:r>
@@ -1055,6 +1690,7 @@
             <w:tabs>
               <w:tab w:val="left" w:pos="480"/>
             </w:tabs>
+            <w:spacing w:line="360" w:lineRule="auto"/>
             <w:rPr>
               <w:rFonts w:ascii="Times New Roman" w:eastAsiaTheme="minorEastAsia" w:hAnsi="Times New Roman" w:cs="Times New Roman"/>
               <w:noProof/>
@@ -1063,7 +1699,7 @@
               <w:lang w:eastAsia="hu-HU"/>
             </w:rPr>
           </w:pPr>
-          <w:hyperlink w:anchor="_Toc226794856" w:history="1">
+          <w:hyperlink w:anchor="_Toc227058299" w:history="1">
             <w:r>
               <w:rPr>
                 <w:rStyle w:val="Hiperhivatkozs"/>
@@ -1071,6 +1707,8 @@
                 <w:b/>
                 <w:bCs/>
                 <w:noProof/>
+                <w:sz w:val="24"/>
+                <w:szCs w:val="24"/>
               </w:rPr>
               <w:t>7.</w:t>
             </w:r>
@@ -1091,6 +1729,8 @@
                 <w:b/>
                 <w:bCs/>
                 <w:noProof/>
+                <w:sz w:val="24"/>
+                <w:szCs w:val="24"/>
               </w:rPr>
               <w:t>Spa.html</w:t>
             </w:r>
@@ -1099,6 +1739,8 @@
                 <w:rFonts w:ascii="Times New Roman" w:hAnsi="Times New Roman" w:cs="Times New Roman"/>
                 <w:noProof/>
                 <w:webHidden/>
+                <w:sz w:val="24"/>
+                <w:szCs w:val="24"/>
               </w:rPr>
               <w:tab/>
             </w:r>
@@ -1107,6 +1749,8 @@
                 <w:rFonts w:ascii="Times New Roman" w:hAnsi="Times New Roman" w:cs="Times New Roman"/>
                 <w:noProof/>
                 <w:webHidden/>
+                <w:sz w:val="24"/>
+                <w:szCs w:val="24"/>
               </w:rPr>
               <w:fldChar w:fldCharType="begin"/>
             </w:r>
@@ -1115,14 +1759,18 @@
                 <w:rFonts w:ascii="Times New Roman" w:hAnsi="Times New Roman" w:cs="Times New Roman"/>
                 <w:noProof/>
                 <w:webHidden/>
-              </w:rPr>
-              <w:instrText xml:space="preserve"> PAGEREF _Toc226794856 \h </w:instrText>
+                <w:sz w:val="24"/>
+                <w:szCs w:val="24"/>
+              </w:rPr>
+              <w:instrText xml:space="preserve"> PAGEREF _Toc227058299 \h </w:instrText>
             </w:r>
             <w:r>
               <w:rPr>
                 <w:rFonts w:ascii="Times New Roman" w:hAnsi="Times New Roman" w:cs="Times New Roman"/>
                 <w:noProof/>
                 <w:webHidden/>
+                <w:sz w:val="24"/>
+                <w:szCs w:val="24"/>
               </w:rPr>
             </w:r>
             <w:r>
@@ -1130,6 +1778,8 @@
                 <w:rFonts w:ascii="Times New Roman" w:hAnsi="Times New Roman" w:cs="Times New Roman"/>
                 <w:noProof/>
                 <w:webHidden/>
+                <w:sz w:val="24"/>
+                <w:szCs w:val="24"/>
               </w:rPr>
               <w:fldChar w:fldCharType="separate"/>
             </w:r>
@@ -1138,14 +1788,18 @@
                 <w:rFonts w:ascii="Times New Roman" w:hAnsi="Times New Roman" w:cs="Times New Roman"/>
                 <w:noProof/>
                 <w:webHidden/>
-              </w:rPr>
-              <w:t>10</w:t>
+                <w:sz w:val="24"/>
+                <w:szCs w:val="24"/>
+              </w:rPr>
+              <w:t>11</w:t>
             </w:r>
             <w:r>
               <w:rPr>
                 <w:rFonts w:ascii="Times New Roman" w:hAnsi="Times New Roman" w:cs="Times New Roman"/>
                 <w:noProof/>
                 <w:webHidden/>
+                <w:sz w:val="24"/>
+                <w:szCs w:val="24"/>
               </w:rPr>
               <w:fldChar w:fldCharType="end"/>
             </w:r>
@@ -1158,6 +1812,7 @@
               <w:tab w:val="left" w:pos="720"/>
               <w:tab w:val="right" w:leader="dot" w:pos="9062"/>
             </w:tabs>
+            <w:spacing w:line="360" w:lineRule="auto"/>
             <w:rPr>
               <w:rFonts w:ascii="Times New Roman" w:eastAsiaTheme="minorEastAsia" w:hAnsi="Times New Roman" w:cs="Times New Roman"/>
               <w:noProof/>
@@ -1166,7 +1821,7 @@
               <w:lang w:eastAsia="hu-HU"/>
             </w:rPr>
           </w:pPr>
-          <w:hyperlink w:anchor="_Toc226794857" w:history="1">
+          <w:hyperlink w:anchor="_Toc227058300" w:history="1">
             <w:r>
               <w:rPr>
                 <w:rStyle w:val="Hiperhivatkozs"/>
@@ -1174,6 +1829,8 @@
                 <w:b/>
                 <w:bCs/>
                 <w:noProof/>
+                <w:sz w:val="24"/>
+                <w:szCs w:val="24"/>
               </w:rPr>
               <w:t>a)</w:t>
             </w:r>
@@ -1194,6 +1851,8 @@
                 <w:b/>
                 <w:bCs/>
                 <w:noProof/>
+                <w:sz w:val="24"/>
+                <w:szCs w:val="24"/>
               </w:rPr>
               <w:t>Első változat kialakítása</w:t>
             </w:r>
@@ -1202,6 +1861,8 @@
                 <w:rFonts w:ascii="Times New Roman" w:hAnsi="Times New Roman" w:cs="Times New Roman"/>
                 <w:noProof/>
                 <w:webHidden/>
+                <w:sz w:val="24"/>
+                <w:szCs w:val="24"/>
               </w:rPr>
               <w:tab/>
             </w:r>
@@ -1210,6 +1871,8 @@
                 <w:rFonts w:ascii="Times New Roman" w:hAnsi="Times New Roman" w:cs="Times New Roman"/>
                 <w:noProof/>
                 <w:webHidden/>
+                <w:sz w:val="24"/>
+                <w:szCs w:val="24"/>
               </w:rPr>
               <w:fldChar w:fldCharType="begin"/>
             </w:r>
@@ -1218,14 +1881,18 @@
                 <w:rFonts w:ascii="Times New Roman" w:hAnsi="Times New Roman" w:cs="Times New Roman"/>
                 <w:noProof/>
                 <w:webHidden/>
-              </w:rPr>
-              <w:instrText xml:space="preserve"> PAGEREF _Toc226794857 \h </w:instrText>
+                <w:sz w:val="24"/>
+                <w:szCs w:val="24"/>
+              </w:rPr>
+              <w:instrText xml:space="preserve"> PAGEREF _Toc227058300 \h </w:instrText>
             </w:r>
             <w:r>
               <w:rPr>
                 <w:rFonts w:ascii="Times New Roman" w:hAnsi="Times New Roman" w:cs="Times New Roman"/>
                 <w:noProof/>
                 <w:webHidden/>
+                <w:sz w:val="24"/>
+                <w:szCs w:val="24"/>
               </w:rPr>
             </w:r>
             <w:r>
@@ -1233,6 +1900,8 @@
                 <w:rFonts w:ascii="Times New Roman" w:hAnsi="Times New Roman" w:cs="Times New Roman"/>
                 <w:noProof/>
                 <w:webHidden/>
+                <w:sz w:val="24"/>
+                <w:szCs w:val="24"/>
               </w:rPr>
               <w:fldChar w:fldCharType="separate"/>
             </w:r>
@@ -1241,14 +1910,18 @@
                 <w:rFonts w:ascii="Times New Roman" w:hAnsi="Times New Roman" w:cs="Times New Roman"/>
                 <w:noProof/>
                 <w:webHidden/>
-              </w:rPr>
-              <w:t>10</w:t>
+                <w:sz w:val="24"/>
+                <w:szCs w:val="24"/>
+              </w:rPr>
+              <w:t>11</w:t>
             </w:r>
             <w:r>
               <w:rPr>
                 <w:rFonts w:ascii="Times New Roman" w:hAnsi="Times New Roman" w:cs="Times New Roman"/>
                 <w:noProof/>
                 <w:webHidden/>
+                <w:sz w:val="24"/>
+                <w:szCs w:val="24"/>
               </w:rPr>
               <w:fldChar w:fldCharType="end"/>
             </w:r>
@@ -1261,6 +1934,7 @@
               <w:tab w:val="left" w:pos="720"/>
               <w:tab w:val="right" w:leader="dot" w:pos="9062"/>
             </w:tabs>
+            <w:spacing w:line="360" w:lineRule="auto"/>
             <w:rPr>
               <w:rFonts w:ascii="Times New Roman" w:eastAsiaTheme="minorEastAsia" w:hAnsi="Times New Roman" w:cs="Times New Roman"/>
               <w:noProof/>
@@ -1269,7 +1943,7 @@
               <w:lang w:eastAsia="hu-HU"/>
             </w:rPr>
           </w:pPr>
-          <w:hyperlink w:anchor="_Toc226794858" w:history="1">
+          <w:hyperlink w:anchor="_Toc227058301" w:history="1">
             <w:r>
               <w:rPr>
                 <w:rStyle w:val="Hiperhivatkozs"/>
@@ -1277,6 +1951,8 @@
                 <w:b/>
                 <w:bCs/>
                 <w:noProof/>
+                <w:sz w:val="24"/>
+                <w:szCs w:val="24"/>
               </w:rPr>
               <w:t>b)</w:t>
             </w:r>
@@ -1297,6 +1973,8 @@
                 <w:b/>
                 <w:bCs/>
                 <w:noProof/>
+                <w:sz w:val="24"/>
+                <w:szCs w:val="24"/>
               </w:rPr>
               <w:t>Véglegesítés</w:t>
             </w:r>
@@ -1305,6 +1983,8 @@
                 <w:rFonts w:ascii="Times New Roman" w:hAnsi="Times New Roman" w:cs="Times New Roman"/>
                 <w:noProof/>
                 <w:webHidden/>
+                <w:sz w:val="24"/>
+                <w:szCs w:val="24"/>
               </w:rPr>
               <w:tab/>
             </w:r>
@@ -1313,6 +1993,8 @@
                 <w:rFonts w:ascii="Times New Roman" w:hAnsi="Times New Roman" w:cs="Times New Roman"/>
                 <w:noProof/>
                 <w:webHidden/>
+                <w:sz w:val="24"/>
+                <w:szCs w:val="24"/>
               </w:rPr>
               <w:fldChar w:fldCharType="begin"/>
             </w:r>
@@ -1321,14 +2003,18 @@
                 <w:rFonts w:ascii="Times New Roman" w:hAnsi="Times New Roman" w:cs="Times New Roman"/>
                 <w:noProof/>
                 <w:webHidden/>
-              </w:rPr>
-              <w:instrText xml:space="preserve"> PAGEREF _Toc226794858 \h </w:instrText>
+                <w:sz w:val="24"/>
+                <w:szCs w:val="24"/>
+              </w:rPr>
+              <w:instrText xml:space="preserve"> PAGEREF _Toc227058301 \h </w:instrText>
             </w:r>
             <w:r>
               <w:rPr>
                 <w:rFonts w:ascii="Times New Roman" w:hAnsi="Times New Roman" w:cs="Times New Roman"/>
                 <w:noProof/>
                 <w:webHidden/>
+                <w:sz w:val="24"/>
+                <w:szCs w:val="24"/>
               </w:rPr>
             </w:r>
             <w:r>
@@ -1336,6 +2022,8 @@
                 <w:rFonts w:ascii="Times New Roman" w:hAnsi="Times New Roman" w:cs="Times New Roman"/>
                 <w:noProof/>
                 <w:webHidden/>
+                <w:sz w:val="24"/>
+                <w:szCs w:val="24"/>
               </w:rPr>
               <w:fldChar w:fldCharType="separate"/>
             </w:r>
@@ -1344,14 +2032,18 @@
                 <w:rFonts w:ascii="Times New Roman" w:hAnsi="Times New Roman" w:cs="Times New Roman"/>
                 <w:noProof/>
                 <w:webHidden/>
-              </w:rPr>
-              <w:t>11</w:t>
+                <w:sz w:val="24"/>
+                <w:szCs w:val="24"/>
+              </w:rPr>
+              <w:t>12</w:t>
             </w:r>
             <w:r>
               <w:rPr>
                 <w:rFonts w:ascii="Times New Roman" w:hAnsi="Times New Roman" w:cs="Times New Roman"/>
                 <w:noProof/>
                 <w:webHidden/>
+                <w:sz w:val="24"/>
+                <w:szCs w:val="24"/>
               </w:rPr>
               <w:fldChar w:fldCharType="end"/>
             </w:r>
@@ -1363,6 +2055,7 @@
             <w:tabs>
               <w:tab w:val="left" w:pos="480"/>
             </w:tabs>
+            <w:spacing w:line="360" w:lineRule="auto"/>
             <w:rPr>
               <w:rFonts w:ascii="Times New Roman" w:eastAsiaTheme="minorEastAsia" w:hAnsi="Times New Roman" w:cs="Times New Roman"/>
               <w:noProof/>
@@ -1371,7 +2064,7 @@
               <w:lang w:eastAsia="hu-HU"/>
             </w:rPr>
           </w:pPr>
-          <w:hyperlink w:anchor="_Toc226794859" w:history="1">
+          <w:hyperlink w:anchor="_Toc227058302" w:history="1">
             <w:r>
               <w:rPr>
                 <w:rStyle w:val="Hiperhivatkozs"/>
@@ -1379,6 +2072,8 @@
                 <w:b/>
                 <w:bCs/>
                 <w:noProof/>
+                <w:sz w:val="24"/>
+                <w:szCs w:val="24"/>
               </w:rPr>
               <w:t>8.</w:t>
             </w:r>
@@ -1399,6 +2094,8 @@
                 <w:b/>
                 <w:bCs/>
                 <w:noProof/>
+                <w:sz w:val="24"/>
+                <w:szCs w:val="24"/>
               </w:rPr>
               <w:t>Fetchapi.html</w:t>
             </w:r>
@@ -1407,6 +2104,8 @@
                 <w:rFonts w:ascii="Times New Roman" w:hAnsi="Times New Roman" w:cs="Times New Roman"/>
                 <w:noProof/>
                 <w:webHidden/>
+                <w:sz w:val="24"/>
+                <w:szCs w:val="24"/>
               </w:rPr>
               <w:tab/>
             </w:r>
@@ -1415,6 +2114,8 @@
                 <w:rFonts w:ascii="Times New Roman" w:hAnsi="Times New Roman" w:cs="Times New Roman"/>
                 <w:noProof/>
                 <w:webHidden/>
+                <w:sz w:val="24"/>
+                <w:szCs w:val="24"/>
               </w:rPr>
               <w:fldChar w:fldCharType="begin"/>
             </w:r>
@@ -1423,14 +2124,18 @@
                 <w:rFonts w:ascii="Times New Roman" w:hAnsi="Times New Roman" w:cs="Times New Roman"/>
                 <w:noProof/>
                 <w:webHidden/>
-              </w:rPr>
-              <w:instrText xml:space="preserve"> PAGEREF _Toc226794859 \h </w:instrText>
+                <w:sz w:val="24"/>
+                <w:szCs w:val="24"/>
+              </w:rPr>
+              <w:instrText xml:space="preserve"> PAGEREF _Toc227058302 \h </w:instrText>
             </w:r>
             <w:r>
               <w:rPr>
                 <w:rFonts w:ascii="Times New Roman" w:hAnsi="Times New Roman" w:cs="Times New Roman"/>
                 <w:noProof/>
                 <w:webHidden/>
+                <w:sz w:val="24"/>
+                <w:szCs w:val="24"/>
               </w:rPr>
             </w:r>
             <w:r>
@@ -1438,6 +2143,8 @@
                 <w:rFonts w:ascii="Times New Roman" w:hAnsi="Times New Roman" w:cs="Times New Roman"/>
                 <w:noProof/>
                 <w:webHidden/>
+                <w:sz w:val="24"/>
+                <w:szCs w:val="24"/>
               </w:rPr>
               <w:fldChar w:fldCharType="separate"/>
             </w:r>
@@ -1446,14 +2153,18 @@
                 <w:rFonts w:ascii="Times New Roman" w:hAnsi="Times New Roman" w:cs="Times New Roman"/>
                 <w:noProof/>
                 <w:webHidden/>
-              </w:rPr>
-              <w:t>12</w:t>
+                <w:sz w:val="24"/>
+                <w:szCs w:val="24"/>
+              </w:rPr>
+              <w:t>13</w:t>
             </w:r>
             <w:r>
               <w:rPr>
                 <w:rFonts w:ascii="Times New Roman" w:hAnsi="Times New Roman" w:cs="Times New Roman"/>
                 <w:noProof/>
                 <w:webHidden/>
+                <w:sz w:val="24"/>
+                <w:szCs w:val="24"/>
               </w:rPr>
               <w:fldChar w:fldCharType="end"/>
             </w:r>
@@ -1465,6 +2176,7 @@
             <w:tabs>
               <w:tab w:val="left" w:pos="480"/>
             </w:tabs>
+            <w:spacing w:line="360" w:lineRule="auto"/>
             <w:rPr>
               <w:rFonts w:ascii="Times New Roman" w:eastAsiaTheme="minorEastAsia" w:hAnsi="Times New Roman" w:cs="Times New Roman"/>
               <w:noProof/>
@@ -1473,7 +2185,7 @@
               <w:lang w:eastAsia="hu-HU"/>
             </w:rPr>
           </w:pPr>
-          <w:hyperlink w:anchor="_Toc226794860" w:history="1">
+          <w:hyperlink w:anchor="_Toc227058303" w:history="1">
             <w:r>
               <w:rPr>
                 <w:rStyle w:val="Hiperhivatkozs"/>
@@ -1481,6 +2193,8 @@
                 <w:b/>
                 <w:bCs/>
                 <w:noProof/>
+                <w:sz w:val="24"/>
+                <w:szCs w:val="24"/>
               </w:rPr>
               <w:t>9.</w:t>
             </w:r>
@@ -1501,6 +2215,8 @@
                 <w:b/>
                 <w:bCs/>
                 <w:noProof/>
+                <w:sz w:val="24"/>
+                <w:szCs w:val="24"/>
               </w:rPr>
               <w:t>Axios.html</w:t>
             </w:r>
@@ -1509,6 +2225,8 @@
                 <w:rFonts w:ascii="Times New Roman" w:hAnsi="Times New Roman" w:cs="Times New Roman"/>
                 <w:noProof/>
                 <w:webHidden/>
+                <w:sz w:val="24"/>
+                <w:szCs w:val="24"/>
               </w:rPr>
               <w:tab/>
             </w:r>
@@ -1517,6 +2235,8 @@
                 <w:rFonts w:ascii="Times New Roman" w:hAnsi="Times New Roman" w:cs="Times New Roman"/>
                 <w:noProof/>
                 <w:webHidden/>
+                <w:sz w:val="24"/>
+                <w:szCs w:val="24"/>
               </w:rPr>
               <w:fldChar w:fldCharType="begin"/>
             </w:r>
@@ -1525,14 +2245,18 @@
                 <w:rFonts w:ascii="Times New Roman" w:hAnsi="Times New Roman" w:cs="Times New Roman"/>
                 <w:noProof/>
                 <w:webHidden/>
-              </w:rPr>
-              <w:instrText xml:space="preserve"> PAGEREF _Toc226794860 \h </w:instrText>
+                <w:sz w:val="24"/>
+                <w:szCs w:val="24"/>
+              </w:rPr>
+              <w:instrText xml:space="preserve"> PAGEREF _Toc227058303 \h </w:instrText>
             </w:r>
             <w:r>
               <w:rPr>
                 <w:rFonts w:ascii="Times New Roman" w:hAnsi="Times New Roman" w:cs="Times New Roman"/>
                 <w:noProof/>
                 <w:webHidden/>
+                <w:sz w:val="24"/>
+                <w:szCs w:val="24"/>
               </w:rPr>
             </w:r>
             <w:r>
@@ -1540,6 +2264,8 @@
                 <w:rFonts w:ascii="Times New Roman" w:hAnsi="Times New Roman" w:cs="Times New Roman"/>
                 <w:noProof/>
                 <w:webHidden/>
+                <w:sz w:val="24"/>
+                <w:szCs w:val="24"/>
               </w:rPr>
               <w:fldChar w:fldCharType="separate"/>
             </w:r>
@@ -1548,14 +2274,18 @@
                 <w:rFonts w:ascii="Times New Roman" w:hAnsi="Times New Roman" w:cs="Times New Roman"/>
                 <w:noProof/>
                 <w:webHidden/>
-              </w:rPr>
-              <w:t>13</w:t>
+                <w:sz w:val="24"/>
+                <w:szCs w:val="24"/>
+              </w:rPr>
+              <w:t>14</w:t>
             </w:r>
             <w:r>
               <w:rPr>
                 <w:rFonts w:ascii="Times New Roman" w:hAnsi="Times New Roman" w:cs="Times New Roman"/>
                 <w:noProof/>
                 <w:webHidden/>
+                <w:sz w:val="24"/>
+                <w:szCs w:val="24"/>
               </w:rPr>
               <w:fldChar w:fldCharType="end"/>
             </w:r>
@@ -1567,6 +2297,7 @@
             <w:tabs>
               <w:tab w:val="left" w:pos="720"/>
             </w:tabs>
+            <w:spacing w:line="360" w:lineRule="auto"/>
             <w:rPr>
               <w:rFonts w:ascii="Times New Roman" w:eastAsiaTheme="minorEastAsia" w:hAnsi="Times New Roman" w:cs="Times New Roman"/>
               <w:noProof/>
@@ -1575,7 +2306,7 @@
               <w:lang w:eastAsia="hu-HU"/>
             </w:rPr>
           </w:pPr>
-          <w:hyperlink w:anchor="_Toc226794861" w:history="1">
+          <w:hyperlink w:anchor="_Toc227058304" w:history="1">
             <w:r>
               <w:rPr>
                 <w:rStyle w:val="Hiperhivatkozs"/>
@@ -1583,6 +2314,8 @@
                 <w:b/>
                 <w:bCs/>
                 <w:noProof/>
+                <w:sz w:val="24"/>
+                <w:szCs w:val="24"/>
               </w:rPr>
               <w:t>10.</w:t>
             </w:r>
@@ -1603,6 +2336,8 @@
                 <w:b/>
                 <w:bCs/>
                 <w:noProof/>
+                <w:sz w:val="24"/>
+                <w:szCs w:val="24"/>
               </w:rPr>
               <w:t>Oojs.html</w:t>
             </w:r>
@@ -1611,6 +2346,8 @@
                 <w:rFonts w:ascii="Times New Roman" w:hAnsi="Times New Roman" w:cs="Times New Roman"/>
                 <w:noProof/>
                 <w:webHidden/>
+                <w:sz w:val="24"/>
+                <w:szCs w:val="24"/>
               </w:rPr>
               <w:tab/>
             </w:r>
@@ -1619,6 +2356,8 @@
                 <w:rFonts w:ascii="Times New Roman" w:hAnsi="Times New Roman" w:cs="Times New Roman"/>
                 <w:noProof/>
                 <w:webHidden/>
+                <w:sz w:val="24"/>
+                <w:szCs w:val="24"/>
               </w:rPr>
               <w:fldChar w:fldCharType="begin"/>
             </w:r>
@@ -1627,14 +2366,18 @@
                 <w:rFonts w:ascii="Times New Roman" w:hAnsi="Times New Roman" w:cs="Times New Roman"/>
                 <w:noProof/>
                 <w:webHidden/>
-              </w:rPr>
-              <w:instrText xml:space="preserve"> PAGEREF _Toc226794861 \h </w:instrText>
+                <w:sz w:val="24"/>
+                <w:szCs w:val="24"/>
+              </w:rPr>
+              <w:instrText xml:space="preserve"> PAGEREF _Toc227058304 \h </w:instrText>
             </w:r>
             <w:r>
               <w:rPr>
                 <w:rFonts w:ascii="Times New Roman" w:hAnsi="Times New Roman" w:cs="Times New Roman"/>
                 <w:noProof/>
                 <w:webHidden/>
+                <w:sz w:val="24"/>
+                <w:szCs w:val="24"/>
               </w:rPr>
             </w:r>
             <w:r>
@@ -1642,6 +2385,8 @@
                 <w:rFonts w:ascii="Times New Roman" w:hAnsi="Times New Roman" w:cs="Times New Roman"/>
                 <w:noProof/>
                 <w:webHidden/>
+                <w:sz w:val="24"/>
+                <w:szCs w:val="24"/>
               </w:rPr>
               <w:fldChar w:fldCharType="separate"/>
             </w:r>
@@ -1650,14 +2395,18 @@
                 <w:rFonts w:ascii="Times New Roman" w:hAnsi="Times New Roman" w:cs="Times New Roman"/>
                 <w:noProof/>
                 <w:webHidden/>
-              </w:rPr>
-              <w:t>14</w:t>
+                <w:sz w:val="24"/>
+                <w:szCs w:val="24"/>
+              </w:rPr>
+              <w:t>15</w:t>
             </w:r>
             <w:r>
               <w:rPr>
                 <w:rFonts w:ascii="Times New Roman" w:hAnsi="Times New Roman" w:cs="Times New Roman"/>
                 <w:noProof/>
                 <w:webHidden/>
+                <w:sz w:val="24"/>
+                <w:szCs w:val="24"/>
               </w:rPr>
               <w:fldChar w:fldCharType="end"/>
             </w:r>
@@ -1669,6 +2418,7 @@
             <w:tabs>
               <w:tab w:val="left" w:pos="720"/>
             </w:tabs>
+            <w:spacing w:line="360" w:lineRule="auto"/>
             <w:rPr>
               <w:rFonts w:ascii="Times New Roman" w:eastAsiaTheme="minorEastAsia" w:hAnsi="Times New Roman" w:cs="Times New Roman"/>
               <w:noProof/>
@@ -1677,7 +2427,7 @@
               <w:lang w:eastAsia="hu-HU"/>
             </w:rPr>
           </w:pPr>
-          <w:hyperlink w:anchor="_Toc226794862" w:history="1">
+          <w:hyperlink w:anchor="_Toc227058305" w:history="1">
             <w:r>
               <w:rPr>
                 <w:rStyle w:val="Hiperhivatkozs"/>
@@ -1685,6 +2435,8 @@
                 <w:b/>
                 <w:bCs/>
                 <w:noProof/>
+                <w:sz w:val="24"/>
+                <w:szCs w:val="24"/>
               </w:rPr>
               <w:t>11.</w:t>
             </w:r>
@@ -1705,14 +2457,18 @@
                 <w:b/>
                 <w:bCs/>
                 <w:noProof/>
-              </w:rPr>
-              <w:t>Rövid használati útmutató a honlaphoz</w:t>
+                <w:sz w:val="24"/>
+                <w:szCs w:val="24"/>
+              </w:rPr>
+              <w:t>A Nettarhely.hu-ra való feltöltés</w:t>
             </w:r>
             <w:r>
               <w:rPr>
                 <w:rFonts w:ascii="Times New Roman" w:hAnsi="Times New Roman" w:cs="Times New Roman"/>
                 <w:noProof/>
                 <w:webHidden/>
+                <w:sz w:val="24"/>
+                <w:szCs w:val="24"/>
               </w:rPr>
               <w:tab/>
             </w:r>
@@ -1721,6 +2477,8 @@
                 <w:rFonts w:ascii="Times New Roman" w:hAnsi="Times New Roman" w:cs="Times New Roman"/>
                 <w:noProof/>
                 <w:webHidden/>
+                <w:sz w:val="24"/>
+                <w:szCs w:val="24"/>
               </w:rPr>
               <w:fldChar w:fldCharType="begin"/>
             </w:r>
@@ -1729,14 +2487,18 @@
                 <w:rFonts w:ascii="Times New Roman" w:hAnsi="Times New Roman" w:cs="Times New Roman"/>
                 <w:noProof/>
                 <w:webHidden/>
-              </w:rPr>
-              <w:instrText xml:space="preserve"> PAGEREF _Toc226794862 \h </w:instrText>
+                <w:sz w:val="24"/>
+                <w:szCs w:val="24"/>
+              </w:rPr>
+              <w:instrText xml:space="preserve"> PAGEREF _Toc227058305 \h </w:instrText>
             </w:r>
             <w:r>
               <w:rPr>
                 <w:rFonts w:ascii="Times New Roman" w:hAnsi="Times New Roman" w:cs="Times New Roman"/>
                 <w:noProof/>
                 <w:webHidden/>
+                <w:sz w:val="24"/>
+                <w:szCs w:val="24"/>
               </w:rPr>
             </w:r>
             <w:r>
@@ -1744,6 +2506,8 @@
                 <w:rFonts w:ascii="Times New Roman" w:hAnsi="Times New Roman" w:cs="Times New Roman"/>
                 <w:noProof/>
                 <w:webHidden/>
+                <w:sz w:val="24"/>
+                <w:szCs w:val="24"/>
               </w:rPr>
               <w:fldChar w:fldCharType="separate"/>
             </w:r>
@@ -1752,14 +2516,18 @@
                 <w:rFonts w:ascii="Times New Roman" w:hAnsi="Times New Roman" w:cs="Times New Roman"/>
                 <w:noProof/>
                 <w:webHidden/>
-              </w:rPr>
-              <w:t>16</w:t>
+                <w:sz w:val="24"/>
+                <w:szCs w:val="24"/>
+              </w:rPr>
+              <w:t>17</w:t>
             </w:r>
             <w:r>
               <w:rPr>
                 <w:rFonts w:ascii="Times New Roman" w:hAnsi="Times New Roman" w:cs="Times New Roman"/>
                 <w:noProof/>
                 <w:webHidden/>
+                <w:sz w:val="24"/>
+                <w:szCs w:val="24"/>
               </w:rPr>
               <w:fldChar w:fldCharType="end"/>
             </w:r>
@@ -1771,6 +2539,7 @@
             <w:tabs>
               <w:tab w:val="left" w:pos="720"/>
             </w:tabs>
+            <w:spacing w:line="360" w:lineRule="auto"/>
             <w:rPr>
               <w:rFonts w:ascii="Times New Roman" w:eastAsiaTheme="minorEastAsia" w:hAnsi="Times New Roman" w:cs="Times New Roman"/>
               <w:noProof/>
@@ -1779,7 +2548,7 @@
               <w:lang w:eastAsia="hu-HU"/>
             </w:rPr>
           </w:pPr>
-          <w:hyperlink w:anchor="_Toc226794863" w:history="1">
+          <w:hyperlink w:anchor="_Toc227058306" w:history="1">
             <w:r>
               <w:rPr>
                 <w:rStyle w:val="Hiperhivatkozs"/>
@@ -1787,6 +2556,8 @@
                 <w:b/>
                 <w:bCs/>
                 <w:noProof/>
+                <w:sz w:val="24"/>
+                <w:szCs w:val="24"/>
               </w:rPr>
               <w:t>12.</w:t>
             </w:r>
@@ -1807,6 +2578,250 @@
                 <w:b/>
                 <w:bCs/>
                 <w:noProof/>
+                <w:sz w:val="24"/>
+                <w:szCs w:val="24"/>
+              </w:rPr>
+              <w:t>Rövid használati útmutató a honlaphoz</w:t>
+            </w:r>
+            <w:r>
+              <w:rPr>
+                <w:rFonts w:ascii="Times New Roman" w:hAnsi="Times New Roman" w:cs="Times New Roman"/>
+                <w:noProof/>
+                <w:webHidden/>
+                <w:sz w:val="24"/>
+                <w:szCs w:val="24"/>
+              </w:rPr>
+              <w:tab/>
+            </w:r>
+            <w:r>
+              <w:rPr>
+                <w:rFonts w:ascii="Times New Roman" w:hAnsi="Times New Roman" w:cs="Times New Roman"/>
+                <w:noProof/>
+                <w:webHidden/>
+                <w:sz w:val="24"/>
+                <w:szCs w:val="24"/>
+              </w:rPr>
+              <w:fldChar w:fldCharType="begin"/>
+            </w:r>
+            <w:r>
+              <w:rPr>
+                <w:rFonts w:ascii="Times New Roman" w:hAnsi="Times New Roman" w:cs="Times New Roman"/>
+                <w:noProof/>
+                <w:webHidden/>
+                <w:sz w:val="24"/>
+                <w:szCs w:val="24"/>
+              </w:rPr>
+              <w:instrText xml:space="preserve"> PAGEREF _Toc227058306 \h </w:instrText>
+            </w:r>
+            <w:r>
+              <w:rPr>
+                <w:rFonts w:ascii="Times New Roman" w:hAnsi="Times New Roman" w:cs="Times New Roman"/>
+                <w:noProof/>
+                <w:webHidden/>
+                <w:sz w:val="24"/>
+                <w:szCs w:val="24"/>
+              </w:rPr>
+            </w:r>
+            <w:r>
+              <w:rPr>
+                <w:rFonts w:ascii="Times New Roman" w:hAnsi="Times New Roman" w:cs="Times New Roman"/>
+                <w:noProof/>
+                <w:webHidden/>
+                <w:sz w:val="24"/>
+                <w:szCs w:val="24"/>
+              </w:rPr>
+              <w:fldChar w:fldCharType="separate"/>
+            </w:r>
+            <w:r>
+              <w:rPr>
+                <w:rFonts w:ascii="Times New Roman" w:hAnsi="Times New Roman" w:cs="Times New Roman"/>
+                <w:noProof/>
+                <w:webHidden/>
+                <w:sz w:val="24"/>
+                <w:szCs w:val="24"/>
+              </w:rPr>
+              <w:t>18</w:t>
+            </w:r>
+            <w:r>
+              <w:rPr>
+                <w:rFonts w:ascii="Times New Roman" w:hAnsi="Times New Roman" w:cs="Times New Roman"/>
+                <w:noProof/>
+                <w:webHidden/>
+                <w:sz w:val="24"/>
+                <w:szCs w:val="24"/>
+              </w:rPr>
+              <w:fldChar w:fldCharType="end"/>
+            </w:r>
+          </w:hyperlink>
+        </w:p>
+        <w:p>
+          <w:pPr>
+            <w:pStyle w:val="TJ1"/>
+            <w:tabs>
+              <w:tab w:val="left" w:pos="720"/>
+            </w:tabs>
+            <w:spacing w:line="360" w:lineRule="auto"/>
+            <w:rPr>
+              <w:rFonts w:ascii="Times New Roman" w:eastAsiaTheme="minorEastAsia" w:hAnsi="Times New Roman" w:cs="Times New Roman"/>
+              <w:noProof/>
+              <w:sz w:val="24"/>
+              <w:szCs w:val="24"/>
+              <w:lang w:eastAsia="hu-HU"/>
+            </w:rPr>
+          </w:pPr>
+          <w:hyperlink w:anchor="_Toc227058307" w:history="1">
+            <w:r>
+              <w:rPr>
+                <w:rStyle w:val="Hiperhivatkozs"/>
+                <w:rFonts w:ascii="Times New Roman" w:hAnsi="Times New Roman" w:cs="Times New Roman"/>
+                <w:b/>
+                <w:bCs/>
+                <w:noProof/>
+                <w:sz w:val="24"/>
+                <w:szCs w:val="24"/>
+              </w:rPr>
+              <w:t>13.</w:t>
+            </w:r>
+            <w:r>
+              <w:rPr>
+                <w:rFonts w:ascii="Times New Roman" w:eastAsiaTheme="minorEastAsia" w:hAnsi="Times New Roman" w:cs="Times New Roman"/>
+                <w:noProof/>
+                <w:sz w:val="24"/>
+                <w:szCs w:val="24"/>
+                <w:lang w:eastAsia="hu-HU"/>
+              </w:rPr>
+              <w:tab/>
+            </w:r>
+            <w:r>
+              <w:rPr>
+                <w:rStyle w:val="Hiperhivatkozs"/>
+                <w:rFonts w:ascii="Times New Roman" w:hAnsi="Times New Roman" w:cs="Times New Roman"/>
+                <w:b/>
+                <w:bCs/>
+                <w:noProof/>
+                <w:sz w:val="24"/>
+                <w:szCs w:val="24"/>
+              </w:rPr>
+              <w:t>Összegzés</w:t>
+            </w:r>
+            <w:r>
+              <w:rPr>
+                <w:rFonts w:ascii="Times New Roman" w:hAnsi="Times New Roman" w:cs="Times New Roman"/>
+                <w:noProof/>
+                <w:webHidden/>
+                <w:sz w:val="24"/>
+                <w:szCs w:val="24"/>
+              </w:rPr>
+              <w:tab/>
+            </w:r>
+            <w:r>
+              <w:rPr>
+                <w:rFonts w:ascii="Times New Roman" w:hAnsi="Times New Roman" w:cs="Times New Roman"/>
+                <w:noProof/>
+                <w:webHidden/>
+                <w:sz w:val="24"/>
+                <w:szCs w:val="24"/>
+              </w:rPr>
+              <w:fldChar w:fldCharType="begin"/>
+            </w:r>
+            <w:r>
+              <w:rPr>
+                <w:rFonts w:ascii="Times New Roman" w:hAnsi="Times New Roman" w:cs="Times New Roman"/>
+                <w:noProof/>
+                <w:webHidden/>
+                <w:sz w:val="24"/>
+                <w:szCs w:val="24"/>
+              </w:rPr>
+              <w:instrText xml:space="preserve"> PAGEREF _Toc227058307 \h </w:instrText>
+            </w:r>
+            <w:r>
+              <w:rPr>
+                <w:rFonts w:ascii="Times New Roman" w:hAnsi="Times New Roman" w:cs="Times New Roman"/>
+                <w:noProof/>
+                <w:webHidden/>
+                <w:sz w:val="24"/>
+                <w:szCs w:val="24"/>
+              </w:rPr>
+            </w:r>
+            <w:r>
+              <w:rPr>
+                <w:rFonts w:ascii="Times New Roman" w:hAnsi="Times New Roman" w:cs="Times New Roman"/>
+                <w:noProof/>
+                <w:webHidden/>
+                <w:sz w:val="24"/>
+                <w:szCs w:val="24"/>
+              </w:rPr>
+              <w:fldChar w:fldCharType="separate"/>
+            </w:r>
+            <w:r>
+              <w:rPr>
+                <w:rFonts w:ascii="Times New Roman" w:hAnsi="Times New Roman" w:cs="Times New Roman"/>
+                <w:noProof/>
+                <w:webHidden/>
+                <w:sz w:val="24"/>
+                <w:szCs w:val="24"/>
+              </w:rPr>
+              <w:t>19</w:t>
+            </w:r>
+            <w:r>
+              <w:rPr>
+                <w:rFonts w:ascii="Times New Roman" w:hAnsi="Times New Roman" w:cs="Times New Roman"/>
+                <w:noProof/>
+                <w:webHidden/>
+                <w:sz w:val="24"/>
+                <w:szCs w:val="24"/>
+              </w:rPr>
+              <w:fldChar w:fldCharType="end"/>
+            </w:r>
+          </w:hyperlink>
+        </w:p>
+        <w:p>
+          <w:pPr>
+            <w:pStyle w:val="TJ1"/>
+            <w:tabs>
+              <w:tab w:val="left" w:pos="720"/>
+            </w:tabs>
+            <w:spacing w:line="360" w:lineRule="auto"/>
+            <w:rPr>
+              <w:rFonts w:ascii="Times New Roman" w:eastAsiaTheme="minorEastAsia" w:hAnsi="Times New Roman" w:cs="Times New Roman"/>
+              <w:noProof/>
+              <w:sz w:val="24"/>
+              <w:szCs w:val="24"/>
+              <w:lang w:eastAsia="hu-HU"/>
+            </w:rPr>
+          </w:pPr>
+          <w:hyperlink w:anchor="_Toc227058308" w:history="1">
+            <w:r>
+              <w:rPr>
+                <w:rStyle w:val="Hiperhivatkozs"/>
+                <w:rFonts w:ascii="Times New Roman" w:hAnsi="Times New Roman" w:cs="Times New Roman"/>
+                <w:b/>
+                <w:bCs/>
+                <w:noProof/>
+                <w:sz w:val="24"/>
+                <w:szCs w:val="24"/>
+              </w:rPr>
+              <w:t>14.</w:t>
+            </w:r>
+            <w:r>
+              <w:rPr>
+                <w:rFonts w:ascii="Times New Roman" w:eastAsiaTheme="minorEastAsia" w:hAnsi="Times New Roman" w:cs="Times New Roman"/>
+                <w:noProof/>
+                <w:sz w:val="24"/>
+                <w:szCs w:val="24"/>
+                <w:lang w:eastAsia="hu-HU"/>
+              </w:rPr>
+              <w:tab/>
+            </w:r>
+            <w:r>
+              <w:rPr>
+                <w:rStyle w:val="Hiperhivatkozs"/>
+                <w:rFonts w:ascii="Times New Roman" w:hAnsi="Times New Roman" w:cs="Times New Roman"/>
+                <w:b/>
+                <w:bCs/>
+                <w:noProof/>
+                <w:sz w:val="24"/>
+                <w:szCs w:val="24"/>
               </w:rPr>
               <w:t>Források</w:t>
             </w:r>
@@ -1815,6 +2830,8 @@
                 <w:rFonts w:ascii="Times New Roman" w:hAnsi="Times New Roman" w:cs="Times New Roman"/>
                 <w:noProof/>
                 <w:webHidden/>
+                <w:sz w:val="24"/>
+                <w:szCs w:val="24"/>
               </w:rPr>
               <w:tab/>
             </w:r>
@@ -1823,6 +2840,8 @@
                 <w:rFonts w:ascii="Times New Roman" w:hAnsi="Times New Roman" w:cs="Times New Roman"/>
                 <w:noProof/>
                 <w:webHidden/>
+                <w:sz w:val="24"/>
+                <w:szCs w:val="24"/>
               </w:rPr>
               <w:fldChar w:fldCharType="begin"/>
             </w:r>
@@ -1831,14 +2850,18 @@
                 <w:rFonts w:ascii="Times New Roman" w:hAnsi="Times New Roman" w:cs="Times New Roman"/>
                 <w:noProof/>
                 <w:webHidden/>
-              </w:rPr>
-              <w:instrText xml:space="preserve"> PAGEREF _Toc226794863 \h </w:instrText>
+                <w:sz w:val="24"/>
+                <w:szCs w:val="24"/>
+              </w:rPr>
+              <w:instrText xml:space="preserve"> PAGEREF _Toc227058308 \h </w:instrText>
             </w:r>
             <w:r>
               <w:rPr>
                 <w:rFonts w:ascii="Times New Roman" w:hAnsi="Times New Roman" w:cs="Times New Roman"/>
                 <w:noProof/>
                 <w:webHidden/>
+                <w:sz w:val="24"/>
+                <w:szCs w:val="24"/>
               </w:rPr>
             </w:r>
             <w:r>
@@ -1846,6 +2869,8 @@
                 <w:rFonts w:ascii="Times New Roman" w:hAnsi="Times New Roman" w:cs="Times New Roman"/>
                 <w:noProof/>
                 <w:webHidden/>
+                <w:sz w:val="24"/>
+                <w:szCs w:val="24"/>
               </w:rPr>
               <w:fldChar w:fldCharType="separate"/>
             </w:r>
@@ -1854,14 +2879,18 @@
                 <w:rFonts w:ascii="Times New Roman" w:hAnsi="Times New Roman" w:cs="Times New Roman"/>
                 <w:noProof/>
                 <w:webHidden/>
-              </w:rPr>
-              <w:t>17</w:t>
+                <w:sz w:val="24"/>
+                <w:szCs w:val="24"/>
+              </w:rPr>
+              <w:t>20</w:t>
             </w:r>
             <w:r>
               <w:rPr>
                 <w:rFonts w:ascii="Times New Roman" w:hAnsi="Times New Roman" w:cs="Times New Roman"/>
                 <w:noProof/>
                 <w:webHidden/>
+                <w:sz w:val="24"/>
+                <w:szCs w:val="24"/>
               </w:rPr>
               <w:fldChar w:fldCharType="end"/>
             </w:r>
@@ -1872,6 +2901,10 @@
             <w:spacing w:line="360" w:lineRule="auto"/>
             <w:rPr>
               <w:rFonts w:ascii="Times New Roman" w:hAnsi="Times New Roman" w:cs="Times New Roman"/>
+              <w:b/>
+              <w:bCs/>
+              <w:sz w:val="24"/>
+              <w:szCs w:val="24"/>
             </w:rPr>
           </w:pPr>
           <w:r>
@@ -1890,72 +2923,19 @@
     <w:p>
       <w:pPr>
         <w:spacing w:line="360" w:lineRule="auto"/>
-        <w:jc w:val="right"/>
+        <w:rPr>
+          <w:rFonts w:ascii="Times New Roman" w:hAnsi="Times New Roman" w:cs="Times New Roman"/>
+          <w:sz w:val="24"/>
+          <w:szCs w:val="24"/>
+        </w:rPr>
+      </w:pPr>
+      <w:r>
         <w:rPr>
           <w:rFonts w:ascii="Times New Roman" w:hAnsi="Times New Roman" w:cs="Times New Roman"/>
           <w:b/>
           <w:bCs/>
           <w:sz w:val="24"/>
           <w:szCs w:val="24"/>
-        </w:rPr>
-      </w:pPr>
-    </w:p>
-    <w:p>
-      <w:pPr>
-        <w:spacing w:line="360" w:lineRule="auto"/>
-        <w:jc w:val="right"/>
-        <w:rPr>
-          <w:rFonts w:ascii="Times New Roman" w:hAnsi="Times New Roman" w:cs="Times New Roman"/>
-          <w:sz w:val="24"/>
-          <w:szCs w:val="24"/>
-        </w:rPr>
-      </w:pPr>
-      <w:r>
-        <w:rPr>
-          <w:rFonts w:ascii="Times New Roman" w:hAnsi="Times New Roman" w:cs="Times New Roman"/>
-          <w:b/>
-          <w:bCs/>
-          <w:sz w:val="24"/>
-          <w:szCs w:val="24"/>
-        </w:rPr>
-        <w:t>Készítette:</w:t>
-      </w:r>
-      <w:r>
-        <w:rPr>
-          <w:rFonts w:ascii="Times New Roman" w:hAnsi="Times New Roman" w:cs="Times New Roman"/>
-          <w:sz w:val="24"/>
-          <w:szCs w:val="24"/>
-        </w:rPr>
-        <w:br/>
-        <w:t>Harmatiné Pásztor Éva (JBDAQO)</w:t>
-      </w:r>
-      <w:r>
-        <w:rPr>
-          <w:rFonts w:ascii="Times New Roman" w:hAnsi="Times New Roman" w:cs="Times New Roman"/>
-          <w:sz w:val="24"/>
-          <w:szCs w:val="24"/>
-        </w:rPr>
-        <w:br/>
-        <w:t>Deák Dávid (OPFHRV)</w:t>
-      </w:r>
-    </w:p>
-    <w:p>
-      <w:pPr>
-        <w:rPr>
-          <w:rFonts w:ascii="Times New Roman" w:eastAsiaTheme="majorEastAsia" w:hAnsi="Times New Roman" w:cs="Times New Roman"/>
-          <w:b/>
-          <w:bCs/>
-          <w:sz w:val="28"/>
-          <w:szCs w:val="28"/>
-        </w:rPr>
-      </w:pPr>
-      <w:r>
-        <w:rPr>
-          <w:rFonts w:ascii="Times New Roman" w:hAnsi="Times New Roman" w:cs="Times New Roman"/>
-          <w:b/>
-          <w:bCs/>
-          <w:sz w:val="28"/>
-          <w:szCs w:val="28"/>
         </w:rPr>
         <w:br w:type="page"/>
       </w:r>
@@ -1973,7 +2953,7 @@
           <w:szCs w:val="28"/>
         </w:rPr>
       </w:pPr>
-      <w:bookmarkStart w:id="0" w:name="_Toc226794847"/>
+      <w:bookmarkStart w:id="0" w:name="_Toc227058290"/>
       <w:r>
         <w:rPr>
           <w:rFonts w:ascii="Times New Roman" w:hAnsi="Times New Roman" w:cs="Times New Roman"/>
@@ -2037,7 +3017,115 @@
           <w:sz w:val="24"/>
           <w:szCs w:val="24"/>
         </w:rPr>
-        <w:t xml:space="preserve">alkalmazás elkészítése volt, amelyben a hagyományos HTML–CSS alapokra építve JavaScriptes, Reactes, Fetch API-s és Axiosos megoldásokat is alkalmaznunk kellett. A projektet kétfős csoportban valósítottuk meg, ezért már a munka kezdetén fontos szempont volt a feladatok összehangolása, a közös munka megszervezése, valamint a fejlesztési folyamat átlátható dokumentálása. A közös fejlesztéshez a GitHubot és a GitHub Desktop alkalmazást használtuk, amely jelentősen megkönnyítette a verziókövetést és a párhuzamos munkavégzést. Mivel a beadandóhoz adatbázist is kellett választani, a fejlesztés megkezdése előtt áttekintettük a megadott adatbázis-forrásokat, és végül a </w:t>
+        <w:t xml:space="preserve">alkalmazás elkészítése volt, amelyben a hagyományos HTML–CSS alapokra építve </w:t>
+      </w:r>
+      <w:proofErr w:type="spellStart"/>
+      <w:r>
+        <w:rPr>
+          <w:rFonts w:ascii="Times New Roman" w:hAnsi="Times New Roman" w:cs="Times New Roman"/>
+          <w:sz w:val="24"/>
+          <w:szCs w:val="24"/>
+        </w:rPr>
+        <w:t>JavaScriptes</w:t>
+      </w:r>
+      <w:proofErr w:type="spellEnd"/>
+      <w:r>
+        <w:rPr>
+          <w:rFonts w:ascii="Times New Roman" w:hAnsi="Times New Roman" w:cs="Times New Roman"/>
+          <w:sz w:val="24"/>
+          <w:szCs w:val="24"/>
+        </w:rPr>
+        <w:t xml:space="preserve">, </w:t>
+      </w:r>
+      <w:proofErr w:type="spellStart"/>
+      <w:r>
+        <w:rPr>
+          <w:rFonts w:ascii="Times New Roman" w:hAnsi="Times New Roman" w:cs="Times New Roman"/>
+          <w:sz w:val="24"/>
+          <w:szCs w:val="24"/>
+        </w:rPr>
+        <w:t>Reactes</w:t>
+      </w:r>
+      <w:proofErr w:type="spellEnd"/>
+      <w:r>
+        <w:rPr>
+          <w:rFonts w:ascii="Times New Roman" w:hAnsi="Times New Roman" w:cs="Times New Roman"/>
+          <w:sz w:val="24"/>
+          <w:szCs w:val="24"/>
+        </w:rPr>
+        <w:t xml:space="preserve">, </w:t>
+      </w:r>
+      <w:proofErr w:type="spellStart"/>
+      <w:r>
+        <w:rPr>
+          <w:rFonts w:ascii="Times New Roman" w:hAnsi="Times New Roman" w:cs="Times New Roman"/>
+          <w:sz w:val="24"/>
+          <w:szCs w:val="24"/>
+        </w:rPr>
+        <w:t>Fetch</w:t>
+      </w:r>
+      <w:proofErr w:type="spellEnd"/>
+      <w:r>
+        <w:rPr>
+          <w:rFonts w:ascii="Times New Roman" w:hAnsi="Times New Roman" w:cs="Times New Roman"/>
+          <w:sz w:val="24"/>
+          <w:szCs w:val="24"/>
+        </w:rPr>
+        <w:t xml:space="preserve"> API-s és </w:t>
+      </w:r>
+      <w:proofErr w:type="spellStart"/>
+      <w:r>
+        <w:rPr>
+          <w:rFonts w:ascii="Times New Roman" w:hAnsi="Times New Roman" w:cs="Times New Roman"/>
+          <w:sz w:val="24"/>
+          <w:szCs w:val="24"/>
+        </w:rPr>
+        <w:t>Axiosos</w:t>
+      </w:r>
+      <w:proofErr w:type="spellEnd"/>
+      <w:r>
+        <w:rPr>
+          <w:rFonts w:ascii="Times New Roman" w:hAnsi="Times New Roman" w:cs="Times New Roman"/>
+          <w:sz w:val="24"/>
+          <w:szCs w:val="24"/>
+        </w:rPr>
+        <w:t xml:space="preserve"> megoldásokat is alkalmaznunk kellett. A projektet </w:t>
+      </w:r>
+      <w:proofErr w:type="spellStart"/>
+      <w:r>
+        <w:rPr>
+          <w:rFonts w:ascii="Times New Roman" w:hAnsi="Times New Roman" w:cs="Times New Roman"/>
+          <w:sz w:val="24"/>
+          <w:szCs w:val="24"/>
+        </w:rPr>
+        <w:t>kétfős</w:t>
+      </w:r>
+      <w:proofErr w:type="spellEnd"/>
+      <w:r>
+        <w:rPr>
+          <w:rFonts w:ascii="Times New Roman" w:hAnsi="Times New Roman" w:cs="Times New Roman"/>
+          <w:sz w:val="24"/>
+          <w:szCs w:val="24"/>
+        </w:rPr>
+        <w:t xml:space="preserve"> csoportban valósítottuk meg, ezért már a munka kezdetén fontos szempont volt a feladatok összehangolása, a közös munka megszervezése, valamint a fejlesztési folyamat átlátható dokumentálása. A közös fejlesztéshez a GitHubot és a GitHub </w:t>
+      </w:r>
+      <w:proofErr w:type="spellStart"/>
+      <w:r>
+        <w:rPr>
+          <w:rFonts w:ascii="Times New Roman" w:hAnsi="Times New Roman" w:cs="Times New Roman"/>
+          <w:sz w:val="24"/>
+          <w:szCs w:val="24"/>
+        </w:rPr>
+        <w:t>Desktop</w:t>
+      </w:r>
+      <w:proofErr w:type="spellEnd"/>
+      <w:r>
+        <w:rPr>
+          <w:rFonts w:ascii="Times New Roman" w:hAnsi="Times New Roman" w:cs="Times New Roman"/>
+          <w:sz w:val="24"/>
+          <w:szCs w:val="24"/>
+        </w:rPr>
+        <w:t xml:space="preserve"> alkalmazást használtuk, amely jelentősen megkönnyítette a verziókövetést és a párhuzamos munkavégzést. Mivel a beadandóhoz adatbázist is kellett választani, a fejlesztés megkezdése előtt áttekintettük a megadott adatbázis-forrásokat, és végül a </w:t>
       </w:r>
       <w:r>
         <w:rPr>
@@ -2109,7 +3197,25 @@
           <w:sz w:val="24"/>
           <w:szCs w:val="24"/>
         </w:rPr>
-        <w:t xml:space="preserve">a kiadott feladatok technikai megvalósítása legyen, amelyet a megadott "Web-programozás-1-Előadás" pdf-ben bemutatott </w:t>
+        <w:t xml:space="preserve">a kiadott feladatok technikai megvalósítása legyen, amelyet a megadott "Web-programozás-1-Előadás" </w:t>
+      </w:r>
+      <w:proofErr w:type="spellStart"/>
+      <w:r>
+        <w:rPr>
+          <w:rFonts w:ascii="Times New Roman" w:hAnsi="Times New Roman" w:cs="Times New Roman"/>
+          <w:sz w:val="24"/>
+          <w:szCs w:val="24"/>
+        </w:rPr>
+        <w:t>pdf-ben</w:t>
+      </w:r>
+      <w:proofErr w:type="spellEnd"/>
+      <w:r>
+        <w:rPr>
+          <w:rFonts w:ascii="Times New Roman" w:hAnsi="Times New Roman" w:cs="Times New Roman"/>
+          <w:sz w:val="24"/>
+          <w:szCs w:val="24"/>
+        </w:rPr>
+        <w:t xml:space="preserve"> bemutatott </w:t>
       </w:r>
       <w:r>
         <w:rPr>
@@ -2233,7 +3339,7 @@
           <w:szCs w:val="28"/>
         </w:rPr>
       </w:pPr>
-      <w:bookmarkStart w:id="1" w:name="_Toc226794848"/>
+      <w:bookmarkStart w:id="1" w:name="_Toc227058291"/>
       <w:r>
         <w:rPr>
           <w:rFonts w:ascii="Times New Roman" w:hAnsi="Times New Roman" w:cs="Times New Roman"/>
@@ -2303,7 +3409,16 @@
           <w:sz w:val="24"/>
           <w:szCs w:val="24"/>
         </w:rPr>
-        <w:t xml:space="preserve"> a regisztrációt elvégeznie. Ezután létrehoztuk a projekt számára a „webprog-</w:t>
+        <w:t xml:space="preserve"> a regisztrációt elvégeznie. Ezután létrehoztuk a projekt számára a „</w:t>
+      </w:r>
+      <w:proofErr w:type="spellStart"/>
+      <w:r>
+        <w:rPr>
+          <w:rFonts w:ascii="Times New Roman" w:hAnsi="Times New Roman" w:cs="Times New Roman"/>
+          <w:sz w:val="24"/>
+          <w:szCs w:val="24"/>
+        </w:rPr>
+        <w:t>webprog-</w:t>
       </w:r>
       <w:r>
         <w:rPr>
@@ -2312,7 +3427,34 @@
           <w:szCs w:val="24"/>
         </w:rPr>
         <w:lastRenderedPageBreak/>
-        <w:t xml:space="preserve">beadando” nevű nyilvános repository-t, amely a teljes fejlesztési folyamat központi helyszíne lett. </w:t>
+        <w:t>beadando</w:t>
+      </w:r>
+      <w:proofErr w:type="spellEnd"/>
+      <w:r>
+        <w:rPr>
+          <w:rFonts w:ascii="Times New Roman" w:hAnsi="Times New Roman" w:cs="Times New Roman"/>
+          <w:sz w:val="24"/>
+          <w:szCs w:val="24"/>
+        </w:rPr>
+        <w:t xml:space="preserve">” nevű nyilvános </w:t>
+      </w:r>
+      <w:proofErr w:type="spellStart"/>
+      <w:r>
+        <w:rPr>
+          <w:rFonts w:ascii="Times New Roman" w:hAnsi="Times New Roman" w:cs="Times New Roman"/>
+          <w:sz w:val="24"/>
+          <w:szCs w:val="24"/>
+        </w:rPr>
+        <w:t>repository</w:t>
+      </w:r>
+      <w:proofErr w:type="spellEnd"/>
+      <w:r>
+        <w:rPr>
+          <w:rFonts w:ascii="Times New Roman" w:hAnsi="Times New Roman" w:cs="Times New Roman"/>
+          <w:sz w:val="24"/>
+          <w:szCs w:val="24"/>
+        </w:rPr>
+        <w:t xml:space="preserve">-t, amely a teljes fejlesztési folyamat központi helyszíne lett. </w:t>
       </w:r>
     </w:p>
     <w:p>
@@ -2332,7 +3474,25 @@
           <w:sz w:val="24"/>
           <w:szCs w:val="24"/>
         </w:rPr>
-        <w:t xml:space="preserve">Már a kezdetektől fontosnak tartottuk, hogy a projekt ne egyetlen nagy feltöltésből álljon, hanem több, egymást követő állapotban kerüljön fel a GitHubra, mivel a feladat értékelésének része volt a verziókövető rendszer tudatos használata is. Mindketten telepítettük a GitHub Desktop alkalmazást, mert ez </w:t>
+        <w:t xml:space="preserve">Már a kezdetektől fontosnak tartottuk, hogy a projekt ne egyetlen nagy feltöltésből álljon, hanem több, egymást követő állapotban kerüljön fel a GitHubra, mivel a feladat értékelésének része volt a verziókövető rendszer tudatos használata is. Mindketten telepítettük a GitHub </w:t>
+      </w:r>
+      <w:proofErr w:type="spellStart"/>
+      <w:r>
+        <w:rPr>
+          <w:rFonts w:ascii="Times New Roman" w:hAnsi="Times New Roman" w:cs="Times New Roman"/>
+          <w:sz w:val="24"/>
+          <w:szCs w:val="24"/>
+        </w:rPr>
+        <w:t>Desktop</w:t>
+      </w:r>
+      <w:proofErr w:type="spellEnd"/>
+      <w:r>
+        <w:rPr>
+          <w:rFonts w:ascii="Times New Roman" w:hAnsi="Times New Roman" w:cs="Times New Roman"/>
+          <w:sz w:val="24"/>
+          <w:szCs w:val="24"/>
+        </w:rPr>
+        <w:t xml:space="preserve"> alkalmazást, mert ez </w:t>
       </w:r>
       <w:r>
         <w:rPr>
@@ -2348,7 +3508,25 @@
           <w:sz w:val="24"/>
           <w:szCs w:val="24"/>
         </w:rPr>
-        <w:t xml:space="preserve">leegyszerűsítette a közös munkát, a commitok kezelését, a változások áttekintését és az egyes részfeladatok elkülönítését. </w:t>
+        <w:t xml:space="preserve">leegyszerűsítette a közös munkát, a </w:t>
+      </w:r>
+      <w:proofErr w:type="spellStart"/>
+      <w:r>
+        <w:rPr>
+          <w:rFonts w:ascii="Times New Roman" w:hAnsi="Times New Roman" w:cs="Times New Roman"/>
+          <w:sz w:val="24"/>
+          <w:szCs w:val="24"/>
+        </w:rPr>
+        <w:t>commitok</w:t>
+      </w:r>
+      <w:proofErr w:type="spellEnd"/>
+      <w:r>
+        <w:rPr>
+          <w:rFonts w:ascii="Times New Roman" w:hAnsi="Times New Roman" w:cs="Times New Roman"/>
+          <w:sz w:val="24"/>
+          <w:szCs w:val="24"/>
+        </w:rPr>
+        <w:t xml:space="preserve"> kezelését, a változások áttekintését és az egyes részfeladatok elkülönítését. </w:t>
       </w:r>
     </w:p>
     <w:p>
@@ -2396,7 +3574,7 @@
           <w:szCs w:val="28"/>
         </w:rPr>
       </w:pPr>
-      <w:bookmarkStart w:id="2" w:name="_Toc226794849"/>
+      <w:bookmarkStart w:id="2" w:name="_Toc227058292"/>
       <w:r>
         <w:rPr>
           <w:rFonts w:ascii="Times New Roman" w:hAnsi="Times New Roman" w:cs="Times New Roman"/>
@@ -2724,7 +3902,25 @@
           <w:sz w:val="24"/>
           <w:szCs w:val="24"/>
         </w:rPr>
-        <w:t>Láblécbe beírtuk a készítők nevét és Neptun kódját:</w:t>
+        <w:t xml:space="preserve">Láblécbe beírtuk a készítők nevét és </w:t>
+      </w:r>
+      <w:proofErr w:type="spellStart"/>
+      <w:r>
+        <w:rPr>
+          <w:rFonts w:ascii="Times New Roman" w:hAnsi="Times New Roman" w:cs="Times New Roman"/>
+          <w:sz w:val="24"/>
+          <w:szCs w:val="24"/>
+        </w:rPr>
+        <w:t>Neptun</w:t>
+      </w:r>
+      <w:proofErr w:type="spellEnd"/>
+      <w:r>
+        <w:rPr>
+          <w:rFonts w:ascii="Times New Roman" w:hAnsi="Times New Roman" w:cs="Times New Roman"/>
+          <w:sz w:val="24"/>
+          <w:szCs w:val="24"/>
+        </w:rPr>
+        <w:t xml:space="preserve"> kódját:</w:t>
       </w:r>
     </w:p>
     <w:p>
@@ -2744,7 +3940,25 @@
           <w:sz w:val="24"/>
           <w:szCs w:val="24"/>
         </w:rPr>
-        <w:t>&lt;footer&gt;</w:t>
+        <w:t>&lt;</w:t>
+      </w:r>
+      <w:proofErr w:type="spellStart"/>
+      <w:r>
+        <w:rPr>
+          <w:rFonts w:ascii="Times New Roman" w:hAnsi="Times New Roman" w:cs="Times New Roman"/>
+          <w:sz w:val="24"/>
+          <w:szCs w:val="24"/>
+        </w:rPr>
+        <w:t>footer</w:t>
+      </w:r>
+      <w:proofErr w:type="spellEnd"/>
+      <w:r>
+        <w:rPr>
+          <w:rFonts w:ascii="Times New Roman" w:hAnsi="Times New Roman" w:cs="Times New Roman"/>
+          <w:sz w:val="24"/>
+          <w:szCs w:val="24"/>
+        </w:rPr>
+        <w:t>&gt;</w:t>
       </w:r>
     </w:p>
     <w:p>
@@ -2914,7 +4128,7 @@
         </w:rPr>
         <w:t xml:space="preserve"> kódú világos bézs szín került a központba. Ezek a színek jól illenek a cukrászda tematikához, ugyanakkor elegendő kontrasztot is biztosítanak ahhoz, hogy a feliratok és a különböző felületi elemek jól olvashatóak maradjanak. A színek kiválasztásához a </w:t>
       </w:r>
-      <w:hyperlink r:id="rId8" w:history="1">
+      <w:hyperlink r:id="rId13" w:history="1">
         <w:r>
           <w:rPr>
             <w:rStyle w:val="Hiperhivatkozs"/>
@@ -2960,7 +4174,7 @@
           <w:szCs w:val="28"/>
         </w:rPr>
       </w:pPr>
-      <w:bookmarkStart w:id="3" w:name="_Toc226794850"/>
+      <w:bookmarkStart w:id="3" w:name="_Toc227058293"/>
       <w:r>
         <w:rPr>
           <w:rFonts w:ascii="Times New Roman" w:hAnsi="Times New Roman" w:cs="Times New Roman"/>
@@ -3084,7 +4298,25 @@
           <w:sz w:val="24"/>
           <w:szCs w:val="24"/>
         </w:rPr>
-        <w:t xml:space="preserve"> már megfelelően működött, visszatértünk a főoldalhoz, és ekkor kezdtük el annak tényleges vizuális és tartalmi kiteljesítését. Ebben a szakaszban készült el a cukrászda logója is, amely a weboldal arculatának egyik meghatározó elemévé vált. A logó megtervezéséhez a</w:t>
+        <w:t xml:space="preserve"> már megfelelően működött, visszatértünk a főoldalhoz, és ekkor kezdtük el annak tényleges vizuális és tartalmi kiteljesítését. Ebben a szakaszban készült el a cukrászda logója is, amely a weboldal </w:t>
+      </w:r>
+      <w:proofErr w:type="spellStart"/>
+      <w:r>
+        <w:rPr>
+          <w:rFonts w:ascii="Times New Roman" w:hAnsi="Times New Roman" w:cs="Times New Roman"/>
+          <w:sz w:val="24"/>
+          <w:szCs w:val="24"/>
+        </w:rPr>
+        <w:t>arculatának</w:t>
+      </w:r>
+      <w:proofErr w:type="spellEnd"/>
+      <w:r>
+        <w:rPr>
+          <w:rFonts w:ascii="Times New Roman" w:hAnsi="Times New Roman" w:cs="Times New Roman"/>
+          <w:sz w:val="24"/>
+          <w:szCs w:val="24"/>
+        </w:rPr>
+        <w:t xml:space="preserve"> egyik meghatározó elemévé vált. A logó megtervezéséhez a</w:t>
       </w:r>
       <w:r>
         <w:rPr>
@@ -3096,7 +4328,7 @@
         </w:rPr>
         <w:t xml:space="preserve"> </w:t>
       </w:r>
-      <w:hyperlink r:id="rId9" w:history="1">
+      <w:hyperlink r:id="rId14" w:history="1">
         <w:r>
           <w:rPr>
             <w:rStyle w:val="Hiperhivatkozs"/>
@@ -3230,7 +4462,7 @@
           <w:lang w:eastAsia="hu-HU"/>
         </w:rPr>
         <w:drawing>
-          <wp:anchor distT="0" distB="0" distL="114300" distR="114300" simplePos="0" relativeHeight="251658240" behindDoc="0" locked="0" layoutInCell="1" allowOverlap="1" wp14:anchorId="637D3278" wp14:editId="2B6806A1">
+          <wp:anchor distT="0" distB="0" distL="114300" distR="114300" simplePos="0" relativeHeight="251658240" behindDoc="0" locked="0" layoutInCell="1" allowOverlap="1" wp14:anchorId="637D3278" wp14:editId="69358387">
             <wp:simplePos x="0" y="0"/>
             <wp:positionH relativeFrom="margin">
               <wp:posOffset>-22860</wp:posOffset>
@@ -3253,7 +4485,7 @@
                     <pic:cNvPicPr/>
                   </pic:nvPicPr>
                   <pic:blipFill>
-                    <a:blip r:embed="rId10" cstate="print">
+                    <a:blip r:embed="rId15" cstate="print">
                       <a:extLst>
                         <a:ext uri="{28A0092B-C50C-407E-A947-70E740481C1C}">
                           <a14:useLocalDpi xmlns:a14="http://schemas.microsoft.com/office/drawing/2010/main" val="0"/>
@@ -3323,7 +4555,7 @@
                     <pic:cNvPicPr/>
                   </pic:nvPicPr>
                   <pic:blipFill>
-                    <a:blip r:embed="rId11" cstate="print">
+                    <a:blip r:embed="rId16" cstate="print">
                       <a:extLst>
                         <a:ext uri="{28A0092B-C50C-407E-A947-70E740481C1C}">
                           <a14:useLocalDpi xmlns:a14="http://schemas.microsoft.com/office/drawing/2010/main" val="0"/>
@@ -3427,14 +4659,27 @@
                                 <w:szCs w:val="22"/>
                               </w:rPr>
                             </w:pPr>
-                            <w:fldSimple w:instr=" SEQ ábra \* ARABIC ">
-                              <w:r>
-                                <w:rPr>
-                                  <w:noProof/>
-                                </w:rPr>
-                                <w:t>1</w:t>
-                              </w:r>
-                            </w:fldSimple>
+                            <w:r>
+                              <w:fldChar w:fldCharType="begin"/>
+                            </w:r>
+                            <w:r>
+                              <w:instrText xml:space="preserve"> SEQ ábra \* ARABIC </w:instrText>
+                            </w:r>
+                            <w:r>
+                              <w:fldChar w:fldCharType="separate"/>
+                            </w:r>
+                            <w:r>
+                              <w:rPr>
+                                <w:noProof/>
+                              </w:rPr>
+                              <w:t>1</w:t>
+                            </w:r>
+                            <w:r>
+                              <w:rPr>
+                                <w:noProof/>
+                              </w:rPr>
+                              <w:fldChar w:fldCharType="end"/>
+                            </w:r>
                             <w:r>
                               <w:t>. ábra Logó elhelyezése</w:t>
                             </w:r>
@@ -3453,7 +4698,7 @@
               </wp:anchor>
             </w:drawing>
           </mc:Choice>
-          <mc:Fallback xmlns:w16se="http://schemas.microsoft.com/office/word/2015/wordml/symex" xmlns:w16sdtfl="http://schemas.microsoft.com/office/word/2024/wordml/sdtformatlock" xmlns:w16sdtdh="http://schemas.microsoft.com/office/word/2020/wordml/sdtdatahash" xmlns:w16du="http://schemas.microsoft.com/office/word/2023/wordml/word16du" xmlns:w16="http://schemas.microsoft.com/office/word/2018/wordml" xmlns:w16cid="http://schemas.microsoft.com/office/word/2016/wordml/cid" xmlns:w16cex="http://schemas.microsoft.com/office/word/2018/wordml/cex" xmlns:oel="http://schemas.microsoft.com/office/2019/extlst" xmlns:am3d="http://schemas.microsoft.com/office/drawing/2017/model3d" xmlns:aink="http://schemas.microsoft.com/office/drawing/2016/ink" xmlns:cx8="http://schemas.microsoft.com/office/drawing/2016/5/14/chartex" xmlns:cx7="http://schemas.microsoft.com/office/drawing/2016/5/13/chartex" xmlns:cx6="http://schemas.microsoft.com/office/drawing/2016/5/12/chartex" xmlns:cx5="http://schemas.microsoft.com/office/drawing/2016/5/11/chartex" xmlns:cx4="http://schemas.microsoft.com/office/drawing/2016/5/10/chartex" xmlns:cx3="http://schemas.microsoft.com/office/drawing/2016/5/9/chartex" xmlns:cx2="http://schemas.microsoft.com/office/drawing/2015/10/21/chartex" xmlns:cx1="http://schemas.microsoft.com/office/drawing/2015/9/8/chartex" xmlns:cx="http://schemas.microsoft.com/office/drawing/2014/chartex">
+          <mc:Fallback>
             <w:pict>
               <v:shapetype w14:anchorId="5B14A4B2" id="_x0000_t202" coordsize="21600,21600" o:spt="202" path="m,l,21600r21600,l21600,xe">
                 <v:stroke joinstyle="miter"/>
@@ -3605,7 +4850,7 @@
               </wp:anchor>
             </w:drawing>
           </mc:Choice>
-          <mc:Fallback xmlns:w16se="http://schemas.microsoft.com/office/word/2015/wordml/symex" xmlns:w16sdtfl="http://schemas.microsoft.com/office/word/2024/wordml/sdtformatlock" xmlns:w16sdtdh="http://schemas.microsoft.com/office/word/2020/wordml/sdtdatahash" xmlns:w16du="http://schemas.microsoft.com/office/word/2023/wordml/word16du" xmlns:w16="http://schemas.microsoft.com/office/word/2018/wordml" xmlns:w16cid="http://schemas.microsoft.com/office/word/2016/wordml/cid" xmlns:w16cex="http://schemas.microsoft.com/office/word/2018/wordml/cex" xmlns:oel="http://schemas.microsoft.com/office/2019/extlst" xmlns:am3d="http://schemas.microsoft.com/office/drawing/2017/model3d" xmlns:aink="http://schemas.microsoft.com/office/drawing/2016/ink" xmlns:cx8="http://schemas.microsoft.com/office/drawing/2016/5/14/chartex" xmlns:cx7="http://schemas.microsoft.com/office/drawing/2016/5/13/chartex" xmlns:cx6="http://schemas.microsoft.com/office/drawing/2016/5/12/chartex" xmlns:cx5="http://schemas.microsoft.com/office/drawing/2016/5/11/chartex" xmlns:cx4="http://schemas.microsoft.com/office/drawing/2016/5/10/chartex" xmlns:cx3="http://schemas.microsoft.com/office/drawing/2016/5/9/chartex" xmlns:cx2="http://schemas.microsoft.com/office/drawing/2015/10/21/chartex" xmlns:cx1="http://schemas.microsoft.com/office/drawing/2015/9/8/chartex" xmlns:cx="http://schemas.microsoft.com/office/drawing/2014/chartex">
+          <mc:Fallback>
             <w:pict>
               <v:shape w14:anchorId="1E853F09" id="_x0000_s1027" type="#_x0000_t202" style="position:absolute;left:0;text-align:left;margin-left:270.9pt;margin-top:143.65pt;width:169.5pt;height:.05pt;z-index:251663360;visibility:visible;mso-wrap-style:square;mso-wrap-distance-left:9pt;mso-wrap-distance-top:0;mso-wrap-distance-right:9pt;mso-wrap-distance-bottom:0;mso-position-horizontal:absolute;mso-position-horizontal-relative:text;mso-position-vertical:absolute;mso-position-vertical-relative:text;v-text-anchor:top" o:gfxdata="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" stroked="f">
                 <v:textbox style="mso-fit-shape-to-text:t" inset="0,0,0,0">
@@ -3700,7 +4945,16 @@
           <w:sz w:val="24"/>
           <w:szCs w:val="24"/>
         </w:rPr>
-        <w:t xml:space="preserve"> kezdtük el az index oldal tényleges tartalmi feltöltését. A főoldalt négy különálló, jól áttekinthető tartalmi egységre osztottuk, amelyek H2-es címsorral jelentek meg. Ezek a </w:t>
+        <w:t xml:space="preserve"> kezdtük el az index oldal tényleges tartalmi feltöltését. A főoldalt négy különálló, jól áttekinthető tartalmi egységre osztottuk, amelyek H2-es címsorral jelentek meg. Ezek </w:t>
+      </w:r>
+      <w:proofErr w:type="gramStart"/>
+      <w:r>
+        <w:rPr>
+          <w:rFonts w:ascii="Times New Roman" w:hAnsi="Times New Roman" w:cs="Times New Roman"/>
+          <w:sz w:val="24"/>
+          <w:szCs w:val="24"/>
+        </w:rPr>
+        <w:t xml:space="preserve">a </w:t>
       </w:r>
       <w:r>
         <w:rPr>
@@ -3710,6 +4964,7 @@
         </w:rPr>
         <w:t>:</w:t>
       </w:r>
+      <w:proofErr w:type="gramEnd"/>
     </w:p>
     <w:p>
       <w:pPr>
@@ -3871,7 +5126,7 @@
           <w:szCs w:val="28"/>
         </w:rPr>
       </w:pPr>
-      <w:bookmarkStart w:id="4" w:name="_Toc226794851"/>
+      <w:bookmarkStart w:id="4" w:name="_Toc227058294"/>
       <w:r>
         <w:rPr>
           <w:rFonts w:ascii="Times New Roman" w:hAnsi="Times New Roman" w:cs="Times New Roman"/>
@@ -3919,7 +5174,7 @@
           <w:szCs w:val="28"/>
         </w:rPr>
       </w:pPr>
-      <w:bookmarkStart w:id="5" w:name="_Toc226794852"/>
+      <w:bookmarkStart w:id="5" w:name="_Toc227058295"/>
       <w:r>
         <w:rPr>
           <w:rFonts w:ascii="Times New Roman" w:hAnsi="Times New Roman" w:cs="Times New Roman"/>
@@ -4003,7 +5258,61 @@
           <w:sz w:val="24"/>
           <w:szCs w:val="24"/>
         </w:rPr>
-        <w:t>"Web-programozás-1-Előadás" pdf-ben található "CRUD alkalmazás – tömbbel - Oldal frissítésekor újraindul az alkalmazás =&gt; AJAX-Fetch API ezt majd megoldja" címszó alatt található JavaScript CRUD example részt vettük alapul és ezen anyagot használtuk fel</w:t>
+        <w:t xml:space="preserve">"Web-programozás-1-Előadás" </w:t>
+      </w:r>
+      <w:proofErr w:type="spellStart"/>
+      <w:r>
+        <w:rPr>
+          <w:rFonts w:ascii="Times New Roman" w:hAnsi="Times New Roman" w:cs="Times New Roman"/>
+          <w:sz w:val="24"/>
+          <w:szCs w:val="24"/>
+        </w:rPr>
+        <w:t>pdf-ben</w:t>
+      </w:r>
+      <w:proofErr w:type="spellEnd"/>
+      <w:r>
+        <w:rPr>
+          <w:rFonts w:ascii="Times New Roman" w:hAnsi="Times New Roman" w:cs="Times New Roman"/>
+          <w:sz w:val="24"/>
+          <w:szCs w:val="24"/>
+        </w:rPr>
+        <w:t xml:space="preserve"> található "CRUD alkalmazás – tömbbel - Oldal frissítésekor újraindul az alkalmazás =&gt; AJAX-</w:t>
+      </w:r>
+      <w:proofErr w:type="spellStart"/>
+      <w:r>
+        <w:rPr>
+          <w:rFonts w:ascii="Times New Roman" w:hAnsi="Times New Roman" w:cs="Times New Roman"/>
+          <w:sz w:val="24"/>
+          <w:szCs w:val="24"/>
+        </w:rPr>
+        <w:t>Fetch</w:t>
+      </w:r>
+      <w:proofErr w:type="spellEnd"/>
+      <w:r>
+        <w:rPr>
+          <w:rFonts w:ascii="Times New Roman" w:hAnsi="Times New Roman" w:cs="Times New Roman"/>
+          <w:sz w:val="24"/>
+          <w:szCs w:val="24"/>
+        </w:rPr>
+        <w:t xml:space="preserve"> API ezt majd megoldja" címszó alatt található JavaScript CRUD </w:t>
+      </w:r>
+      <w:proofErr w:type="spellStart"/>
+      <w:r>
+        <w:rPr>
+          <w:rFonts w:ascii="Times New Roman" w:hAnsi="Times New Roman" w:cs="Times New Roman"/>
+          <w:sz w:val="24"/>
+          <w:szCs w:val="24"/>
+        </w:rPr>
+        <w:t>example</w:t>
+      </w:r>
+      <w:proofErr w:type="spellEnd"/>
+      <w:r>
+        <w:rPr>
+          <w:rFonts w:ascii="Times New Roman" w:hAnsi="Times New Roman" w:cs="Times New Roman"/>
+          <w:sz w:val="24"/>
+          <w:szCs w:val="24"/>
+        </w:rPr>
+        <w:t xml:space="preserve"> részt vettük alapul és ezen anyagot használtuk fel</w:t>
       </w:r>
       <w:r>
         <w:rPr>
@@ -4045,7 +5354,7 @@
                     <pic:cNvPicPr/>
                   </pic:nvPicPr>
                   <pic:blipFill>
-                    <a:blip r:embed="rId12"/>
+                    <a:blip r:embed="rId17"/>
                     <a:stretch>
                       <a:fillRect/>
                     </a:stretch>
@@ -4128,8 +5437,33 @@
           <w:rFonts w:ascii="Times New Roman" w:hAnsi="Times New Roman" w:cs="Times New Roman"/>
           <w:color w:val="auto"/>
         </w:rPr>
-        <w:t>. ábra: Javascript example</w:t>
-      </w:r>
+        <w:t xml:space="preserve">. ábra: </w:t>
+      </w:r>
+      <w:proofErr w:type="spellStart"/>
+      <w:r>
+        <w:rPr>
+          <w:rFonts w:ascii="Times New Roman" w:hAnsi="Times New Roman" w:cs="Times New Roman"/>
+          <w:color w:val="auto"/>
+        </w:rPr>
+        <w:t>Javascript</w:t>
+      </w:r>
+      <w:proofErr w:type="spellEnd"/>
+      <w:r>
+        <w:rPr>
+          <w:rFonts w:ascii="Times New Roman" w:hAnsi="Times New Roman" w:cs="Times New Roman"/>
+          <w:color w:val="auto"/>
+        </w:rPr>
+        <w:t xml:space="preserve"> </w:t>
+      </w:r>
+      <w:proofErr w:type="spellStart"/>
+      <w:r>
+        <w:rPr>
+          <w:rFonts w:ascii="Times New Roman" w:hAnsi="Times New Roman" w:cs="Times New Roman"/>
+          <w:color w:val="auto"/>
+        </w:rPr>
+        <w:t>example</w:t>
+      </w:r>
+      <w:proofErr w:type="spellEnd"/>
     </w:p>
     <w:p>
       <w:pPr>
@@ -4184,7 +5518,42 @@
           <w:szCs w:val="24"/>
         </w:rPr>
         <w:tab/>
-        <w:t xml:space="preserve">Full Name </w:t>
+      </w:r>
+      <w:proofErr w:type="spellStart"/>
+      <w:r>
+        <w:rPr>
+          <w:rFonts w:ascii="Times New Roman" w:hAnsi="Times New Roman" w:cs="Times New Roman"/>
+          <w:sz w:val="24"/>
+          <w:szCs w:val="24"/>
+        </w:rPr>
+        <w:t>Full</w:t>
+      </w:r>
+      <w:proofErr w:type="spellEnd"/>
+      <w:r>
+        <w:rPr>
+          <w:rFonts w:ascii="Times New Roman" w:hAnsi="Times New Roman" w:cs="Times New Roman"/>
+          <w:sz w:val="24"/>
+          <w:szCs w:val="24"/>
+        </w:rPr>
+        <w:t xml:space="preserve"> </w:t>
+      </w:r>
+      <w:proofErr w:type="spellStart"/>
+      <w:r>
+        <w:rPr>
+          <w:rFonts w:ascii="Times New Roman" w:hAnsi="Times New Roman" w:cs="Times New Roman"/>
+          <w:sz w:val="24"/>
+          <w:szCs w:val="24"/>
+        </w:rPr>
+        <w:t>Name</w:t>
+      </w:r>
+      <w:proofErr w:type="spellEnd"/>
+      <w:r>
+        <w:rPr>
+          <w:rFonts w:ascii="Times New Roman" w:hAnsi="Times New Roman" w:cs="Times New Roman"/>
+          <w:sz w:val="24"/>
+          <w:szCs w:val="24"/>
+        </w:rPr>
+        <w:t xml:space="preserve"> </w:t>
       </w:r>
       <w:r>
         <w:rPr>
@@ -4200,7 +5569,25 @@
           <w:sz w:val="24"/>
           <w:szCs w:val="24"/>
         </w:rPr>
-        <w:t xml:space="preserve"> Id*</w:t>
+        <w:t xml:space="preserve"> </w:t>
+      </w:r>
+      <w:proofErr w:type="spellStart"/>
+      <w:r>
+        <w:rPr>
+          <w:rFonts w:ascii="Times New Roman" w:hAnsi="Times New Roman" w:cs="Times New Roman"/>
+          <w:sz w:val="24"/>
+          <w:szCs w:val="24"/>
+        </w:rPr>
+        <w:t>Id</w:t>
+      </w:r>
+      <w:proofErr w:type="spellEnd"/>
+      <w:r>
+        <w:rPr>
+          <w:rFonts w:ascii="Times New Roman" w:hAnsi="Times New Roman" w:cs="Times New Roman"/>
+          <w:sz w:val="24"/>
+          <w:szCs w:val="24"/>
+        </w:rPr>
+        <w:t>*</w:t>
       </w:r>
     </w:p>
     <w:p>
@@ -4274,7 +5661,24 @@
           <w:szCs w:val="24"/>
         </w:rPr>
         <w:tab/>
-        <w:t xml:space="preserve">Salary </w:t>
+      </w:r>
+      <w:proofErr w:type="spellStart"/>
+      <w:r>
+        <w:rPr>
+          <w:rFonts w:ascii="Times New Roman" w:hAnsi="Times New Roman" w:cs="Times New Roman"/>
+          <w:sz w:val="24"/>
+          <w:szCs w:val="24"/>
+        </w:rPr>
+        <w:t>Salary</w:t>
+      </w:r>
+      <w:proofErr w:type="spellEnd"/>
+      <w:r>
+        <w:rPr>
+          <w:rFonts w:ascii="Times New Roman" w:hAnsi="Times New Roman" w:cs="Times New Roman"/>
+          <w:sz w:val="24"/>
+          <w:szCs w:val="24"/>
+        </w:rPr>
+        <w:t xml:space="preserve"> </w:t>
       </w:r>
       <w:r>
         <w:rPr>
@@ -4364,7 +5768,24 @@
           <w:szCs w:val="24"/>
         </w:rPr>
         <w:tab/>
-        <w:t xml:space="preserve">Submit </w:t>
+      </w:r>
+      <w:proofErr w:type="spellStart"/>
+      <w:r>
+        <w:rPr>
+          <w:rFonts w:ascii="Times New Roman" w:hAnsi="Times New Roman" w:cs="Times New Roman"/>
+          <w:sz w:val="24"/>
+          <w:szCs w:val="24"/>
+        </w:rPr>
+        <w:t>Submit</w:t>
+      </w:r>
+      <w:proofErr w:type="spellEnd"/>
+      <w:r>
+        <w:rPr>
+          <w:rFonts w:ascii="Times New Roman" w:hAnsi="Times New Roman" w:cs="Times New Roman"/>
+          <w:sz w:val="24"/>
+          <w:szCs w:val="24"/>
+        </w:rPr>
+        <w:t xml:space="preserve"> </w:t>
       </w:r>
       <w:r>
         <w:rPr>
@@ -4399,7 +5820,97 @@
           <w:sz w:val="24"/>
           <w:szCs w:val="24"/>
         </w:rPr>
-        <w:t xml:space="preserve">Az eredeti employee-form elnevezést szintén lecseréltük, és a saját alkalmazásunkban suti-form néven használtuk tovább, mert így jobban kifejezte a tartalmat. Ugyanez történt az alsó adatmegjelenítő résszel is: az employees-table helyett suti-table elnevezést alkalmaztunk. Az „Edit” és „Delete” gombok szintén magyar feliratot kaptak, vagyis „Módosítás” és „Törlés” formában jelentek meg. A „Sütemény típusa” mezőnél már nem egyszerű szabad szövegbevitelt alkalmaztunk, hanem előre összeállított választható listát készítettünk. Ennek előkészítéséhez </w:t>
+        <w:t xml:space="preserve">Az eredeti </w:t>
+      </w:r>
+      <w:proofErr w:type="spellStart"/>
+      <w:r>
+        <w:rPr>
+          <w:rFonts w:ascii="Times New Roman" w:hAnsi="Times New Roman" w:cs="Times New Roman"/>
+          <w:sz w:val="24"/>
+          <w:szCs w:val="24"/>
+        </w:rPr>
+        <w:t>employee-form</w:t>
+      </w:r>
+      <w:proofErr w:type="spellEnd"/>
+      <w:r>
+        <w:rPr>
+          <w:rFonts w:ascii="Times New Roman" w:hAnsi="Times New Roman" w:cs="Times New Roman"/>
+          <w:sz w:val="24"/>
+          <w:szCs w:val="24"/>
+        </w:rPr>
+        <w:t xml:space="preserve"> elnevezést szintén lecseréltük, és a saját alkalmazásunkban suti-</w:t>
+      </w:r>
+      <w:proofErr w:type="spellStart"/>
+      <w:r>
+        <w:rPr>
+          <w:rFonts w:ascii="Times New Roman" w:hAnsi="Times New Roman" w:cs="Times New Roman"/>
+          <w:sz w:val="24"/>
+          <w:szCs w:val="24"/>
+        </w:rPr>
+        <w:t>form</w:t>
+      </w:r>
+      <w:proofErr w:type="spellEnd"/>
+      <w:r>
+        <w:rPr>
+          <w:rFonts w:ascii="Times New Roman" w:hAnsi="Times New Roman" w:cs="Times New Roman"/>
+          <w:sz w:val="24"/>
+          <w:szCs w:val="24"/>
+        </w:rPr>
+        <w:t xml:space="preserve"> néven használtuk tovább, mert így jobban kifejezte a tartalmat. Ugyanez történt az alsó adatmegjelenítő résszel is: az </w:t>
+      </w:r>
+      <w:proofErr w:type="spellStart"/>
+      <w:r>
+        <w:rPr>
+          <w:rFonts w:ascii="Times New Roman" w:hAnsi="Times New Roman" w:cs="Times New Roman"/>
+          <w:sz w:val="24"/>
+          <w:szCs w:val="24"/>
+        </w:rPr>
+        <w:t>employees-table</w:t>
+      </w:r>
+      <w:proofErr w:type="spellEnd"/>
+      <w:r>
+        <w:rPr>
+          <w:rFonts w:ascii="Times New Roman" w:hAnsi="Times New Roman" w:cs="Times New Roman"/>
+          <w:sz w:val="24"/>
+          <w:szCs w:val="24"/>
+        </w:rPr>
+        <w:t xml:space="preserve"> helyett suti-</w:t>
+      </w:r>
+      <w:proofErr w:type="spellStart"/>
+      <w:r>
+        <w:rPr>
+          <w:rFonts w:ascii="Times New Roman" w:hAnsi="Times New Roman" w:cs="Times New Roman"/>
+          <w:sz w:val="24"/>
+          <w:szCs w:val="24"/>
+        </w:rPr>
+        <w:t>table</w:t>
+      </w:r>
+      <w:proofErr w:type="spellEnd"/>
+      <w:r>
+        <w:rPr>
+          <w:rFonts w:ascii="Times New Roman" w:hAnsi="Times New Roman" w:cs="Times New Roman"/>
+          <w:sz w:val="24"/>
+          <w:szCs w:val="24"/>
+        </w:rPr>
+        <w:t xml:space="preserve"> elnevezést alkalmaztunk. Az „Edit” és „</w:t>
+      </w:r>
+      <w:proofErr w:type="spellStart"/>
+      <w:r>
+        <w:rPr>
+          <w:rFonts w:ascii="Times New Roman" w:hAnsi="Times New Roman" w:cs="Times New Roman"/>
+          <w:sz w:val="24"/>
+          <w:szCs w:val="24"/>
+        </w:rPr>
+        <w:t>Delete</w:t>
+      </w:r>
+      <w:proofErr w:type="spellEnd"/>
+      <w:r>
+        <w:rPr>
+          <w:rFonts w:ascii="Times New Roman" w:hAnsi="Times New Roman" w:cs="Times New Roman"/>
+          <w:sz w:val="24"/>
+          <w:szCs w:val="24"/>
+        </w:rPr>
+        <w:t xml:space="preserve">” gombok szintén magyar feliratot kaptak, vagyis „Módosítás” és „Törlés” formában jelentek meg. A „Sütemény típusa” mezőnél már nem egyszerű szabad szövegbevitelt alkalmaztunk, hanem előre összeállított választható listát készítettünk. Ennek előkészítéséhez </w:t>
       </w:r>
       <w:r>
         <w:rPr>
@@ -4408,7 +5919,61 @@
           <w:szCs w:val="24"/>
         </w:rPr>
         <w:lastRenderedPageBreak/>
-        <w:t>az adatbázist előbb Excel táblázatba rendeztük, majd a típusokat összegyűjtöttük és option value formában beépítettük a felületbe. Így a felhasználó csak a meghatározott típusok közül választhatott, például vegyes, sós teasütemény, bejgli, torta, tortaszelet, pite, tejszínes sütemény, édes teasütemény, különleges torta vagy krémes. Hasonló megoldást alkalmaztunk a „Díjazott” mezőnél is, ahol „igen” és „nem” opciót lehetett kiválasztani. Miután az átnevezések és a mezők testreszabása elkészült, alaposan teszteltük az oldal működését, és csak akkor kezdtük el a megjelenés finomhangolását, amikor már a CRUD logika megfelelően működött.</w:t>
+        <w:t xml:space="preserve">az adatbázist előbb Excel táblázatba rendeztük, majd a típusokat összegyűjtöttük és </w:t>
+      </w:r>
+      <w:proofErr w:type="spellStart"/>
+      <w:r>
+        <w:rPr>
+          <w:rFonts w:ascii="Times New Roman" w:hAnsi="Times New Roman" w:cs="Times New Roman"/>
+          <w:sz w:val="24"/>
+          <w:szCs w:val="24"/>
+        </w:rPr>
+        <w:t>option</w:t>
+      </w:r>
+      <w:proofErr w:type="spellEnd"/>
+      <w:r>
+        <w:rPr>
+          <w:rFonts w:ascii="Times New Roman" w:hAnsi="Times New Roman" w:cs="Times New Roman"/>
+          <w:sz w:val="24"/>
+          <w:szCs w:val="24"/>
+        </w:rPr>
+        <w:t xml:space="preserve"> </w:t>
+      </w:r>
+      <w:proofErr w:type="spellStart"/>
+      <w:r>
+        <w:rPr>
+          <w:rFonts w:ascii="Times New Roman" w:hAnsi="Times New Roman" w:cs="Times New Roman"/>
+          <w:sz w:val="24"/>
+          <w:szCs w:val="24"/>
+        </w:rPr>
+        <w:t>value</w:t>
+      </w:r>
+      <w:proofErr w:type="spellEnd"/>
+      <w:r>
+        <w:rPr>
+          <w:rFonts w:ascii="Times New Roman" w:hAnsi="Times New Roman" w:cs="Times New Roman"/>
+          <w:sz w:val="24"/>
+          <w:szCs w:val="24"/>
+        </w:rPr>
+        <w:t xml:space="preserve"> formában beépítettük a felületbe. Így a felhasználó csak a meghatározott típusok közül választhatott, például vegyes, sós teasütemény, bejgli, torta, tortaszelet, pite, tejszínes sütemény, édes teasütemény, különleges torta vagy krémes. Hasonló megoldást alkalmaztunk a „Díjazott” mezőnél is, ahol „igen” és „nem” opciót lehetett kiválasztani. Miután az átnevezések és a mezők </w:t>
+      </w:r>
+      <w:proofErr w:type="spellStart"/>
+      <w:r>
+        <w:rPr>
+          <w:rFonts w:ascii="Times New Roman" w:hAnsi="Times New Roman" w:cs="Times New Roman"/>
+          <w:sz w:val="24"/>
+          <w:szCs w:val="24"/>
+        </w:rPr>
+        <w:t>testreszabása</w:t>
+      </w:r>
+      <w:proofErr w:type="spellEnd"/>
+      <w:r>
+        <w:rPr>
+          <w:rFonts w:ascii="Times New Roman" w:hAnsi="Times New Roman" w:cs="Times New Roman"/>
+          <w:sz w:val="24"/>
+          <w:szCs w:val="24"/>
+        </w:rPr>
+        <w:t xml:space="preserve"> elkészült, alaposan teszteltük az oldal működését, és csak akkor kezdtük el a megjelenés finomhangolását, amikor már a CRUD logika megfelelően működött.</w:t>
       </w:r>
     </w:p>
     <w:p>
@@ -4438,7 +6003,7 @@
           <w:szCs w:val="28"/>
         </w:rPr>
       </w:pPr>
-      <w:bookmarkStart w:id="6" w:name="_Toc226794853"/>
+      <w:bookmarkStart w:id="6" w:name="_Toc227058296"/>
       <w:r>
         <w:rPr>
           <w:rFonts w:ascii="Times New Roman" w:hAnsi="Times New Roman" w:cs="Times New Roman"/>
@@ -4515,7 +6080,7 @@
                     <pic:cNvPicPr/>
                   </pic:nvPicPr>
                   <pic:blipFill rotWithShape="1">
-                    <a:blip r:embed="rId13"/>
+                    <a:blip r:embed="rId18"/>
                     <a:srcRect r="1258"/>
                     <a:stretch>
                       <a:fillRect/>
@@ -4626,7 +6191,7 @@
           <w:szCs w:val="28"/>
         </w:rPr>
       </w:pPr>
-      <w:bookmarkStart w:id="7" w:name="_Toc226794854"/>
+      <w:bookmarkStart w:id="7" w:name="_Toc227058297"/>
       <w:r>
         <w:rPr>
           <w:rFonts w:ascii="Times New Roman" w:hAnsi="Times New Roman" w:cs="Times New Roman"/>
@@ -4705,7 +6270,7 @@
                     <pic:cNvPicPr/>
                   </pic:nvPicPr>
                   <pic:blipFill>
-                    <a:blip r:embed="rId14">
+                    <a:blip r:embed="rId19">
                       <a:extLst>
                         <a:ext uri="{28A0092B-C50C-407E-A947-70E740481C1C}">
                           <a14:useLocalDpi xmlns:a14="http://schemas.microsoft.com/office/drawing/2010/main" val="0"/>
@@ -4830,7 +6395,23 @@
                                 <w:rFonts w:ascii="Times New Roman" w:hAnsi="Times New Roman" w:cs="Times New Roman"/>
                                 <w:color w:val="auto"/>
                               </w:rPr>
-                              <w:t>. ábra React CRUD minta</w:t>
+                              <w:t xml:space="preserve">. ábra </w:t>
+                            </w:r>
+                            <w:proofErr w:type="spellStart"/>
+                            <w:r>
+                              <w:rPr>
+                                <w:rFonts w:ascii="Times New Roman" w:hAnsi="Times New Roman" w:cs="Times New Roman"/>
+                                <w:color w:val="auto"/>
+                              </w:rPr>
+                              <w:t>React</w:t>
+                            </w:r>
+                            <w:proofErr w:type="spellEnd"/>
+                            <w:r>
+                              <w:rPr>
+                                <w:rFonts w:ascii="Times New Roman" w:hAnsi="Times New Roman" w:cs="Times New Roman"/>
+                                <w:color w:val="auto"/>
+                              </w:rPr>
+                              <w:t xml:space="preserve"> CRUD minta</w:t>
                             </w:r>
                           </w:p>
                         </w:txbxContent>
@@ -4847,7 +6428,7 @@
               </wp:anchor>
             </w:drawing>
           </mc:Choice>
-          <mc:Fallback xmlns:w16se="http://schemas.microsoft.com/office/word/2015/wordml/symex" xmlns:w16sdtfl="http://schemas.microsoft.com/office/word/2024/wordml/sdtformatlock" xmlns:w16sdtdh="http://schemas.microsoft.com/office/word/2020/wordml/sdtdatahash" xmlns:w16du="http://schemas.microsoft.com/office/word/2023/wordml/word16du" xmlns:w16="http://schemas.microsoft.com/office/word/2018/wordml" xmlns:w16cid="http://schemas.microsoft.com/office/word/2016/wordml/cid" xmlns:w16cex="http://schemas.microsoft.com/office/word/2018/wordml/cex" xmlns:oel="http://schemas.microsoft.com/office/2019/extlst" xmlns:am3d="http://schemas.microsoft.com/office/drawing/2017/model3d" xmlns:aink="http://schemas.microsoft.com/office/drawing/2016/ink" xmlns:cx8="http://schemas.microsoft.com/office/drawing/2016/5/14/chartex" xmlns:cx7="http://schemas.microsoft.com/office/drawing/2016/5/13/chartex" xmlns:cx6="http://schemas.microsoft.com/office/drawing/2016/5/12/chartex" xmlns:cx5="http://schemas.microsoft.com/office/drawing/2016/5/11/chartex" xmlns:cx4="http://schemas.microsoft.com/office/drawing/2016/5/10/chartex" xmlns:cx3="http://schemas.microsoft.com/office/drawing/2016/5/9/chartex" xmlns:cx2="http://schemas.microsoft.com/office/drawing/2015/10/21/chartex" xmlns:cx1="http://schemas.microsoft.com/office/drawing/2015/9/8/chartex" xmlns:cx="http://schemas.microsoft.com/office/drawing/2014/chartex">
+          <mc:Fallback>
             <w:pict>
               <v:shape w14:anchorId="1337A45E" id="_x0000_s1028" type="#_x0000_t202" style="position:absolute;left:0;text-align:left;margin-left:225pt;margin-top:181.5pt;width:227.9pt;height:.05pt;z-index:251675648;visibility:visible;mso-wrap-style:square;mso-wrap-distance-left:9pt;mso-wrap-distance-top:0;mso-wrap-distance-right:9pt;mso-wrap-distance-bottom:0;mso-position-horizontal:absolute;mso-position-horizontal-relative:text;mso-position-vertical:absolute;mso-position-vertical-relative:text;v-text-anchor:top" o:gfxdata="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" stroked="f">
                 <v:textbox style="mso-fit-shape-to-text:t" inset="0,0,0,0">
@@ -4909,7 +6490,23 @@
                           <w:rFonts w:ascii="Times New Roman" w:hAnsi="Times New Roman" w:cs="Times New Roman"/>
                           <w:color w:val="auto"/>
                         </w:rPr>
-                        <w:t>. ábra React CRUD minta</w:t>
+                        <w:t xml:space="preserve">. ábra </w:t>
+                      </w:r>
+                      <w:proofErr w:type="spellStart"/>
+                      <w:r>
+                        <w:rPr>
+                          <w:rFonts w:ascii="Times New Roman" w:hAnsi="Times New Roman" w:cs="Times New Roman"/>
+                          <w:color w:val="auto"/>
+                        </w:rPr>
+                        <w:t>React</w:t>
+                      </w:r>
+                      <w:proofErr w:type="spellEnd"/>
+                      <w:r>
+                        <w:rPr>
+                          <w:rFonts w:ascii="Times New Roman" w:hAnsi="Times New Roman" w:cs="Times New Roman"/>
+                          <w:color w:val="auto"/>
+                        </w:rPr>
+                        <w:t xml:space="preserve"> CRUD minta</w:t>
                       </w:r>
                     </w:p>
                   </w:txbxContent>
@@ -4926,7 +6523,43 @@
           <w:sz w:val="24"/>
           <w:szCs w:val="24"/>
         </w:rPr>
-        <w:t xml:space="preserve">Miután a főoldal és a JavaScript alapú CRUD alkalmazás megfelelően működött, a következő nagy feladatrész a react.html menüpont megvalósítása volt. Ennél az oldalnál a beadandó előírása szerint React segítségével kellett CRUD alkalmazást készítenünk, amely szintén a választott adatbázis egyik fájljának adatait használja fel. A fejlesztéshez a tananyagban szereplő React-CRUD megoldást, valamint a tanár úr által biztosított megoldasok.zip fájlt használtuk alapként. </w:t>
+        <w:t xml:space="preserve">Miután a főoldal és a JavaScript alapú CRUD alkalmazás megfelelően működött, a következő nagy feladatrész a react.html menüpont megvalósítása volt. Ennél az oldalnál a beadandó előírása szerint </w:t>
+      </w:r>
+      <w:proofErr w:type="spellStart"/>
+      <w:r>
+        <w:rPr>
+          <w:rFonts w:ascii="Times New Roman" w:hAnsi="Times New Roman" w:cs="Times New Roman"/>
+          <w:sz w:val="24"/>
+          <w:szCs w:val="24"/>
+        </w:rPr>
+        <w:t>React</w:t>
+      </w:r>
+      <w:proofErr w:type="spellEnd"/>
+      <w:r>
+        <w:rPr>
+          <w:rFonts w:ascii="Times New Roman" w:hAnsi="Times New Roman" w:cs="Times New Roman"/>
+          <w:sz w:val="24"/>
+          <w:szCs w:val="24"/>
+        </w:rPr>
+        <w:t xml:space="preserve"> segítségével kellett CRUD alkalmazást készítenünk, amely szintén a választott adatbázis egyik fájljának adatait használja fel. A fejlesztéshez a tananyagban szereplő </w:t>
+      </w:r>
+      <w:proofErr w:type="spellStart"/>
+      <w:r>
+        <w:rPr>
+          <w:rFonts w:ascii="Times New Roman" w:hAnsi="Times New Roman" w:cs="Times New Roman"/>
+          <w:sz w:val="24"/>
+          <w:szCs w:val="24"/>
+        </w:rPr>
+        <w:t>React</w:t>
+      </w:r>
+      <w:proofErr w:type="spellEnd"/>
+      <w:r>
+        <w:rPr>
+          <w:rFonts w:ascii="Times New Roman" w:hAnsi="Times New Roman" w:cs="Times New Roman"/>
+          <w:sz w:val="24"/>
+          <w:szCs w:val="24"/>
+        </w:rPr>
+        <w:t xml:space="preserve">-CRUD megoldást, valamint a tanár úr által biztosított megoldasok.zip fájlt használtuk alapként. </w:t>
       </w:r>
     </w:p>
     <w:p>
@@ -4946,7 +6579,151 @@
           <w:sz w:val="24"/>
           <w:szCs w:val="24"/>
         </w:rPr>
-        <w:t>Az első lépés az volt, hogy a szükséges fájlokat átemeltük a saját projektünkbe. Ezek közé tartozott a src/App.jsx, a src/main.jsx, továbbá az AddUserForm, EditUserForm és UserTable komponensek. Ezzel létrejött a React alkalmazás működési alapja, amelyet ezt követően a saját témánknak megfelelően kellett átalakítani.</w:t>
+        <w:t xml:space="preserve">Az első lépés az volt, hogy a szükséges fájlokat átemeltük a saját projektünkbe. Ezek közé tartozott a </w:t>
+      </w:r>
+      <w:proofErr w:type="spellStart"/>
+      <w:r>
+        <w:rPr>
+          <w:rFonts w:ascii="Times New Roman" w:hAnsi="Times New Roman" w:cs="Times New Roman"/>
+          <w:sz w:val="24"/>
+          <w:szCs w:val="24"/>
+        </w:rPr>
+        <w:t>src</w:t>
+      </w:r>
+      <w:proofErr w:type="spellEnd"/>
+      <w:r>
+        <w:rPr>
+          <w:rFonts w:ascii="Times New Roman" w:hAnsi="Times New Roman" w:cs="Times New Roman"/>
+          <w:sz w:val="24"/>
+          <w:szCs w:val="24"/>
+        </w:rPr>
+        <w:t>/</w:t>
+      </w:r>
+      <w:proofErr w:type="spellStart"/>
+      <w:r>
+        <w:rPr>
+          <w:rFonts w:ascii="Times New Roman" w:hAnsi="Times New Roman" w:cs="Times New Roman"/>
+          <w:sz w:val="24"/>
+          <w:szCs w:val="24"/>
+        </w:rPr>
+        <w:t>App.jsx</w:t>
+      </w:r>
+      <w:proofErr w:type="spellEnd"/>
+      <w:r>
+        <w:rPr>
+          <w:rFonts w:ascii="Times New Roman" w:hAnsi="Times New Roman" w:cs="Times New Roman"/>
+          <w:sz w:val="24"/>
+          <w:szCs w:val="24"/>
+        </w:rPr>
+        <w:t xml:space="preserve">, a </w:t>
+      </w:r>
+      <w:proofErr w:type="spellStart"/>
+      <w:r>
+        <w:rPr>
+          <w:rFonts w:ascii="Times New Roman" w:hAnsi="Times New Roman" w:cs="Times New Roman"/>
+          <w:sz w:val="24"/>
+          <w:szCs w:val="24"/>
+        </w:rPr>
+        <w:t>src</w:t>
+      </w:r>
+      <w:proofErr w:type="spellEnd"/>
+      <w:r>
+        <w:rPr>
+          <w:rFonts w:ascii="Times New Roman" w:hAnsi="Times New Roman" w:cs="Times New Roman"/>
+          <w:sz w:val="24"/>
+          <w:szCs w:val="24"/>
+        </w:rPr>
+        <w:t>/</w:t>
+      </w:r>
+      <w:proofErr w:type="spellStart"/>
+      <w:r>
+        <w:rPr>
+          <w:rFonts w:ascii="Times New Roman" w:hAnsi="Times New Roman" w:cs="Times New Roman"/>
+          <w:sz w:val="24"/>
+          <w:szCs w:val="24"/>
+        </w:rPr>
+        <w:t>main.jsx</w:t>
+      </w:r>
+      <w:proofErr w:type="spellEnd"/>
+      <w:r>
+        <w:rPr>
+          <w:rFonts w:ascii="Times New Roman" w:hAnsi="Times New Roman" w:cs="Times New Roman"/>
+          <w:sz w:val="24"/>
+          <w:szCs w:val="24"/>
+        </w:rPr>
+        <w:t xml:space="preserve">, továbbá az </w:t>
+      </w:r>
+      <w:proofErr w:type="spellStart"/>
+      <w:r>
+        <w:rPr>
+          <w:rFonts w:ascii="Times New Roman" w:hAnsi="Times New Roman" w:cs="Times New Roman"/>
+          <w:sz w:val="24"/>
+          <w:szCs w:val="24"/>
+        </w:rPr>
+        <w:t>AddUserForm</w:t>
+      </w:r>
+      <w:proofErr w:type="spellEnd"/>
+      <w:r>
+        <w:rPr>
+          <w:rFonts w:ascii="Times New Roman" w:hAnsi="Times New Roman" w:cs="Times New Roman"/>
+          <w:sz w:val="24"/>
+          <w:szCs w:val="24"/>
+        </w:rPr>
+        <w:t xml:space="preserve">, </w:t>
+      </w:r>
+      <w:proofErr w:type="spellStart"/>
+      <w:r>
+        <w:rPr>
+          <w:rFonts w:ascii="Times New Roman" w:hAnsi="Times New Roman" w:cs="Times New Roman"/>
+          <w:sz w:val="24"/>
+          <w:szCs w:val="24"/>
+        </w:rPr>
+        <w:t>EditUserForm</w:t>
+      </w:r>
+      <w:proofErr w:type="spellEnd"/>
+      <w:r>
+        <w:rPr>
+          <w:rFonts w:ascii="Times New Roman" w:hAnsi="Times New Roman" w:cs="Times New Roman"/>
+          <w:sz w:val="24"/>
+          <w:szCs w:val="24"/>
+        </w:rPr>
+        <w:t xml:space="preserve"> és </w:t>
+      </w:r>
+      <w:proofErr w:type="spellStart"/>
+      <w:r>
+        <w:rPr>
+          <w:rFonts w:ascii="Times New Roman" w:hAnsi="Times New Roman" w:cs="Times New Roman"/>
+          <w:sz w:val="24"/>
+          <w:szCs w:val="24"/>
+        </w:rPr>
+        <w:t>UserTable</w:t>
+      </w:r>
+      <w:proofErr w:type="spellEnd"/>
+      <w:r>
+        <w:rPr>
+          <w:rFonts w:ascii="Times New Roman" w:hAnsi="Times New Roman" w:cs="Times New Roman"/>
+          <w:sz w:val="24"/>
+          <w:szCs w:val="24"/>
+        </w:rPr>
+        <w:t xml:space="preserve"> komponensek. Ezzel létrejött a </w:t>
+      </w:r>
+      <w:proofErr w:type="spellStart"/>
+      <w:r>
+        <w:rPr>
+          <w:rFonts w:ascii="Times New Roman" w:hAnsi="Times New Roman" w:cs="Times New Roman"/>
+          <w:sz w:val="24"/>
+          <w:szCs w:val="24"/>
+        </w:rPr>
+        <w:t>React</w:t>
+      </w:r>
+      <w:proofErr w:type="spellEnd"/>
+      <w:r>
+        <w:rPr>
+          <w:rFonts w:ascii="Times New Roman" w:hAnsi="Times New Roman" w:cs="Times New Roman"/>
+          <w:sz w:val="24"/>
+          <w:szCs w:val="24"/>
+        </w:rPr>
+        <w:t xml:space="preserve"> alkalmazás működési alapja, amelyet ezt követően a saját témánknak megfelelően kellett átalakítani.</w:t>
       </w:r>
     </w:p>
     <w:p>
@@ -4966,7 +6743,259 @@
           <w:sz w:val="24"/>
           <w:szCs w:val="24"/>
         </w:rPr>
-        <w:t xml:space="preserve"> A react.html formázásánál fontos szerepet kapott az egységes megjelenés, ezért a head részbe bekerült a menu.css-re mutató hivatkozás, a body részhez pedig átmásoltuk az index oldal topbar szerkezetét. Emellett a navigációban az aktív menüpontot is átállítottuk úgy, hogy a React oldalnál legyen kiemelve. A tartalom elrendezéséhez a &lt;main class="content"&gt; részt is beillesztettük, így a React oldal vizuálisan is ugyanabba a rendszerbe került, mint a főoldal. A komponensek elnevezését teljes mértékben a saját témánkhoz igazítottuk. A UserTable helyére SutemenyTable, az AddUserForm helyére AddSutemenyForm, az EditUserForm helyére pedig EditSutemenyForm került. Ez a névváltás nem pusztán formai kérdés volt, hanem azt szolgálta, hogy a teljes alkalmazás nyelvezete következetes maradjon. A táblázatokban elvégeztük a szükséges feliratmódosításokat is, hogy azok illeszkedjenek a javascript.html oldalon kialakított suti-form és suti-table logikájához. A minta React táblázathoz képest plusz oszlopokat is létrehoztunk, hogy a tartalom összhangban legyen a JavaScript változattal. Ezt követően az App.css fájlt saját igényeink szerint átalakítottuk, majd később </w:t>
+        <w:t xml:space="preserve"> A react.html formázásánál fontos szerepet kapott az egységes megjelenés, ezért a </w:t>
+      </w:r>
+      <w:proofErr w:type="spellStart"/>
+      <w:r>
+        <w:rPr>
+          <w:rFonts w:ascii="Times New Roman" w:hAnsi="Times New Roman" w:cs="Times New Roman"/>
+          <w:sz w:val="24"/>
+          <w:szCs w:val="24"/>
+        </w:rPr>
+        <w:t>head</w:t>
+      </w:r>
+      <w:proofErr w:type="spellEnd"/>
+      <w:r>
+        <w:rPr>
+          <w:rFonts w:ascii="Times New Roman" w:hAnsi="Times New Roman" w:cs="Times New Roman"/>
+          <w:sz w:val="24"/>
+          <w:szCs w:val="24"/>
+        </w:rPr>
+        <w:t xml:space="preserve"> részbe bekerült a menu.css-re mutató hivatkozás, a body részhez pedig átmásoltuk az index oldal topbar szerkezetét. Emellett a navigációban az aktív menüpontot is átállítottuk úgy, hogy a </w:t>
+      </w:r>
+      <w:proofErr w:type="spellStart"/>
+      <w:r>
+        <w:rPr>
+          <w:rFonts w:ascii="Times New Roman" w:hAnsi="Times New Roman" w:cs="Times New Roman"/>
+          <w:sz w:val="24"/>
+          <w:szCs w:val="24"/>
+        </w:rPr>
+        <w:t>React</w:t>
+      </w:r>
+      <w:proofErr w:type="spellEnd"/>
+      <w:r>
+        <w:rPr>
+          <w:rFonts w:ascii="Times New Roman" w:hAnsi="Times New Roman" w:cs="Times New Roman"/>
+          <w:sz w:val="24"/>
+          <w:szCs w:val="24"/>
+        </w:rPr>
+        <w:t xml:space="preserve"> oldalnál legyen kiemelve. A tartalom elrendezéséhez a &lt;main </w:t>
+      </w:r>
+      <w:proofErr w:type="spellStart"/>
+      <w:r>
+        <w:rPr>
+          <w:rFonts w:ascii="Times New Roman" w:hAnsi="Times New Roman" w:cs="Times New Roman"/>
+          <w:sz w:val="24"/>
+          <w:szCs w:val="24"/>
+        </w:rPr>
+        <w:t>class</w:t>
+      </w:r>
+      <w:proofErr w:type="spellEnd"/>
+      <w:r>
+        <w:rPr>
+          <w:rFonts w:ascii="Times New Roman" w:hAnsi="Times New Roman" w:cs="Times New Roman"/>
+          <w:sz w:val="24"/>
+          <w:szCs w:val="24"/>
+        </w:rPr>
+        <w:t>="</w:t>
+      </w:r>
+      <w:proofErr w:type="spellStart"/>
+      <w:r>
+        <w:rPr>
+          <w:rFonts w:ascii="Times New Roman" w:hAnsi="Times New Roman" w:cs="Times New Roman"/>
+          <w:sz w:val="24"/>
+          <w:szCs w:val="24"/>
+        </w:rPr>
+        <w:t>content</w:t>
+      </w:r>
+      <w:proofErr w:type="spellEnd"/>
+      <w:r>
+        <w:rPr>
+          <w:rFonts w:ascii="Times New Roman" w:hAnsi="Times New Roman" w:cs="Times New Roman"/>
+          <w:sz w:val="24"/>
+          <w:szCs w:val="24"/>
+        </w:rPr>
+        <w:t xml:space="preserve">"&gt; részt is beillesztettük, így a </w:t>
+      </w:r>
+      <w:proofErr w:type="spellStart"/>
+      <w:r>
+        <w:rPr>
+          <w:rFonts w:ascii="Times New Roman" w:hAnsi="Times New Roman" w:cs="Times New Roman"/>
+          <w:sz w:val="24"/>
+          <w:szCs w:val="24"/>
+        </w:rPr>
+        <w:t>React</w:t>
+      </w:r>
+      <w:proofErr w:type="spellEnd"/>
+      <w:r>
+        <w:rPr>
+          <w:rFonts w:ascii="Times New Roman" w:hAnsi="Times New Roman" w:cs="Times New Roman"/>
+          <w:sz w:val="24"/>
+          <w:szCs w:val="24"/>
+        </w:rPr>
+        <w:t xml:space="preserve"> oldal vizuálisan is ugyanabba a rendszerbe került, mint a főoldal. A komponensek elnevezését teljes mértékben a saját témánkhoz igazítottuk. A </w:t>
+      </w:r>
+      <w:proofErr w:type="spellStart"/>
+      <w:r>
+        <w:rPr>
+          <w:rFonts w:ascii="Times New Roman" w:hAnsi="Times New Roman" w:cs="Times New Roman"/>
+          <w:sz w:val="24"/>
+          <w:szCs w:val="24"/>
+        </w:rPr>
+        <w:t>UserTable</w:t>
+      </w:r>
+      <w:proofErr w:type="spellEnd"/>
+      <w:r>
+        <w:rPr>
+          <w:rFonts w:ascii="Times New Roman" w:hAnsi="Times New Roman" w:cs="Times New Roman"/>
+          <w:sz w:val="24"/>
+          <w:szCs w:val="24"/>
+        </w:rPr>
+        <w:t xml:space="preserve"> helyére </w:t>
+      </w:r>
+      <w:proofErr w:type="spellStart"/>
+      <w:r>
+        <w:rPr>
+          <w:rFonts w:ascii="Times New Roman" w:hAnsi="Times New Roman" w:cs="Times New Roman"/>
+          <w:sz w:val="24"/>
+          <w:szCs w:val="24"/>
+        </w:rPr>
+        <w:t>SutemenyTable</w:t>
+      </w:r>
+      <w:proofErr w:type="spellEnd"/>
+      <w:r>
+        <w:rPr>
+          <w:rFonts w:ascii="Times New Roman" w:hAnsi="Times New Roman" w:cs="Times New Roman"/>
+          <w:sz w:val="24"/>
+          <w:szCs w:val="24"/>
+        </w:rPr>
+        <w:t xml:space="preserve">, az </w:t>
+      </w:r>
+      <w:proofErr w:type="spellStart"/>
+      <w:r>
+        <w:rPr>
+          <w:rFonts w:ascii="Times New Roman" w:hAnsi="Times New Roman" w:cs="Times New Roman"/>
+          <w:sz w:val="24"/>
+          <w:szCs w:val="24"/>
+        </w:rPr>
+        <w:t>AddUserForm</w:t>
+      </w:r>
+      <w:proofErr w:type="spellEnd"/>
+      <w:r>
+        <w:rPr>
+          <w:rFonts w:ascii="Times New Roman" w:hAnsi="Times New Roman" w:cs="Times New Roman"/>
+          <w:sz w:val="24"/>
+          <w:szCs w:val="24"/>
+        </w:rPr>
+        <w:t xml:space="preserve"> helyére </w:t>
+      </w:r>
+      <w:proofErr w:type="spellStart"/>
+      <w:r>
+        <w:rPr>
+          <w:rFonts w:ascii="Times New Roman" w:hAnsi="Times New Roman" w:cs="Times New Roman"/>
+          <w:sz w:val="24"/>
+          <w:szCs w:val="24"/>
+        </w:rPr>
+        <w:t>AddSutemenyForm</w:t>
+      </w:r>
+      <w:proofErr w:type="spellEnd"/>
+      <w:r>
+        <w:rPr>
+          <w:rFonts w:ascii="Times New Roman" w:hAnsi="Times New Roman" w:cs="Times New Roman"/>
+          <w:sz w:val="24"/>
+          <w:szCs w:val="24"/>
+        </w:rPr>
+        <w:t xml:space="preserve">, az </w:t>
+      </w:r>
+      <w:proofErr w:type="spellStart"/>
+      <w:r>
+        <w:rPr>
+          <w:rFonts w:ascii="Times New Roman" w:hAnsi="Times New Roman" w:cs="Times New Roman"/>
+          <w:sz w:val="24"/>
+          <w:szCs w:val="24"/>
+        </w:rPr>
+        <w:t>EditUserForm</w:t>
+      </w:r>
+      <w:proofErr w:type="spellEnd"/>
+      <w:r>
+        <w:rPr>
+          <w:rFonts w:ascii="Times New Roman" w:hAnsi="Times New Roman" w:cs="Times New Roman"/>
+          <w:sz w:val="24"/>
+          <w:szCs w:val="24"/>
+        </w:rPr>
+        <w:t xml:space="preserve"> helyére pedig </w:t>
+      </w:r>
+      <w:proofErr w:type="spellStart"/>
+      <w:r>
+        <w:rPr>
+          <w:rFonts w:ascii="Times New Roman" w:hAnsi="Times New Roman" w:cs="Times New Roman"/>
+          <w:sz w:val="24"/>
+          <w:szCs w:val="24"/>
+        </w:rPr>
+        <w:t>EditSutemenyForm</w:t>
+      </w:r>
+      <w:proofErr w:type="spellEnd"/>
+      <w:r>
+        <w:rPr>
+          <w:rFonts w:ascii="Times New Roman" w:hAnsi="Times New Roman" w:cs="Times New Roman"/>
+          <w:sz w:val="24"/>
+          <w:szCs w:val="24"/>
+        </w:rPr>
+        <w:t xml:space="preserve"> került. Ez a névváltás nem pusztán formai kérdés volt, hanem azt szolgálta, hogy a teljes alkalmazás nyelvezete következetes maradjon. A táblázatokban elvégeztük a szükséges feliratmódosításokat is, hogy azok illeszkedjenek a javascript.html oldalon kialakított suti-</w:t>
+      </w:r>
+      <w:proofErr w:type="spellStart"/>
+      <w:r>
+        <w:rPr>
+          <w:rFonts w:ascii="Times New Roman" w:hAnsi="Times New Roman" w:cs="Times New Roman"/>
+          <w:sz w:val="24"/>
+          <w:szCs w:val="24"/>
+        </w:rPr>
+        <w:t>form</w:t>
+      </w:r>
+      <w:proofErr w:type="spellEnd"/>
+      <w:r>
+        <w:rPr>
+          <w:rFonts w:ascii="Times New Roman" w:hAnsi="Times New Roman" w:cs="Times New Roman"/>
+          <w:sz w:val="24"/>
+          <w:szCs w:val="24"/>
+        </w:rPr>
+        <w:t xml:space="preserve"> és suti-</w:t>
+      </w:r>
+      <w:proofErr w:type="spellStart"/>
+      <w:r>
+        <w:rPr>
+          <w:rFonts w:ascii="Times New Roman" w:hAnsi="Times New Roman" w:cs="Times New Roman"/>
+          <w:sz w:val="24"/>
+          <w:szCs w:val="24"/>
+        </w:rPr>
+        <w:t>table</w:t>
+      </w:r>
+      <w:proofErr w:type="spellEnd"/>
+      <w:r>
+        <w:rPr>
+          <w:rFonts w:ascii="Times New Roman" w:hAnsi="Times New Roman" w:cs="Times New Roman"/>
+          <w:sz w:val="24"/>
+          <w:szCs w:val="24"/>
+        </w:rPr>
+        <w:t xml:space="preserve"> logikájához. A minta </w:t>
+      </w:r>
+      <w:proofErr w:type="spellStart"/>
+      <w:r>
+        <w:rPr>
+          <w:rFonts w:ascii="Times New Roman" w:hAnsi="Times New Roman" w:cs="Times New Roman"/>
+          <w:sz w:val="24"/>
+          <w:szCs w:val="24"/>
+        </w:rPr>
+        <w:t>React</w:t>
+      </w:r>
+      <w:proofErr w:type="spellEnd"/>
+      <w:r>
+        <w:rPr>
+          <w:rFonts w:ascii="Times New Roman" w:hAnsi="Times New Roman" w:cs="Times New Roman"/>
+          <w:sz w:val="24"/>
+          <w:szCs w:val="24"/>
+        </w:rPr>
+        <w:t xml:space="preserve"> táblázathoz képest plusz oszlopokat is létrehoztunk, hogy a tartalom összhangban legyen a JavaScript változattal. Ezt követően az App.css fájlt saját igényeink szerint átalakítottuk, majd később </w:t>
       </w:r>
       <w:r>
         <w:rPr>
@@ -4998,7 +7027,25 @@
           <w:sz w:val="24"/>
           <w:szCs w:val="24"/>
         </w:rPr>
-        <w:t xml:space="preserve">. Ebben a stíluslapban a JavaScript oldalhoz igazítottuk az elrendezést, vagyis ugyanazt a színvilágot és nagyon hasonló szerkezeti megoldásokat alkalmaztuk. A React oldal fejlesztése során tehát nem csupán az volt a cél, hogy működőképes CRUD alkalmazás </w:t>
+        <w:t xml:space="preserve">. Ebben a stíluslapban a JavaScript oldalhoz igazítottuk az elrendezést, vagyis ugyanazt a színvilágot és nagyon hasonló szerkezeti megoldásokat alkalmaztuk. A </w:t>
+      </w:r>
+      <w:proofErr w:type="spellStart"/>
+      <w:r>
+        <w:rPr>
+          <w:rFonts w:ascii="Times New Roman" w:hAnsi="Times New Roman" w:cs="Times New Roman"/>
+          <w:sz w:val="24"/>
+          <w:szCs w:val="24"/>
+        </w:rPr>
+        <w:t>React</w:t>
+      </w:r>
+      <w:proofErr w:type="spellEnd"/>
+      <w:r>
+        <w:rPr>
+          <w:rFonts w:ascii="Times New Roman" w:hAnsi="Times New Roman" w:cs="Times New Roman"/>
+          <w:sz w:val="24"/>
+          <w:szCs w:val="24"/>
+        </w:rPr>
+        <w:t xml:space="preserve"> oldal fejlesztése során tehát nem csupán az volt a cél, hogy működőképes CRUD alkalmazás </w:t>
       </w:r>
       <w:r>
         <w:rPr>
@@ -5007,7 +7054,25 @@
           <w:szCs w:val="24"/>
         </w:rPr>
         <w:lastRenderedPageBreak/>
-        <w:t>készüljön, hanem az is, hogy a felhasználó számára természetesnek hasson az átmenet a JavaScript és a React alapú felület között.</w:t>
+        <w:t xml:space="preserve">készüljön, hanem az is, hogy a felhasználó számára természetesnek hasson az átmenet a JavaScript és a </w:t>
+      </w:r>
+      <w:proofErr w:type="spellStart"/>
+      <w:r>
+        <w:rPr>
+          <w:rFonts w:ascii="Times New Roman" w:hAnsi="Times New Roman" w:cs="Times New Roman"/>
+          <w:sz w:val="24"/>
+          <w:szCs w:val="24"/>
+        </w:rPr>
+        <w:t>React</w:t>
+      </w:r>
+      <w:proofErr w:type="spellEnd"/>
+      <w:r>
+        <w:rPr>
+          <w:rFonts w:ascii="Times New Roman" w:hAnsi="Times New Roman" w:cs="Times New Roman"/>
+          <w:sz w:val="24"/>
+          <w:szCs w:val="24"/>
+        </w:rPr>
+        <w:t xml:space="preserve"> alapú felület között.</w:t>
       </w:r>
     </w:p>
     <w:p>
@@ -5042,7 +7107,7 @@
                     <pic:cNvPicPr/>
                   </pic:nvPicPr>
                   <pic:blipFill>
-                    <a:blip r:embed="rId15"/>
+                    <a:blip r:embed="rId20"/>
                     <a:stretch>
                       <a:fillRect/>
                     </a:stretch>
@@ -5144,7 +7209,7 @@
           <w:szCs w:val="28"/>
         </w:rPr>
       </w:pPr>
-      <w:bookmarkStart w:id="8" w:name="_Toc226794855"/>
+      <w:bookmarkStart w:id="8" w:name="_Toc227058298"/>
       <w:r>
         <w:rPr>
           <w:rFonts w:ascii="Times New Roman" w:hAnsi="Times New Roman" w:cs="Times New Roman"/>
@@ -5187,7 +7252,43 @@
           <w:sz w:val="24"/>
           <w:szCs w:val="24"/>
         </w:rPr>
-        <w:t xml:space="preserve">A react.html tesztelése során észleltük, hogy a korábban kialakított reszponzív megjelenés ezen az oldalon már nem működik megfelelően. Míg a főoldal és a JavaScript oldal esetében a kisebb képernyőméretre váltás viszonylag jól kezelhető volt, a React oldalon az elrendezés elcsúszott, a táblázat nem mutatott megfelelően, és a bal oldalon elhelyezett hamburger menü sem illeszkedett harmonikusan az új szerkezethez. A probléma megoldása érdekében átdolgoztuk az oldal elrendezését, és a hamburger menüt áthelyeztük a menüsor jobb oldalára. Ezzel az apró, de lényeges módosítással az oldal sokkal rendezettebbé vált kisebb képernyőn is. A korábbi beállításokat így olyan módon finomítottuk, hogy a menü jól látható maradjon, ugyanakkor ne törje meg a React táblázat és az űrlap vizuális egységét. Ez a módosítás jól mutatja, hogy a fejlesztés során többször is szükség volt visszalépésre és </w:t>
+        <w:t xml:space="preserve">A react.html tesztelése során észleltük, hogy a korábban kialakított reszponzív megjelenés ezen az oldalon már nem működik megfelelően. Míg a főoldal és a JavaScript oldal esetében a kisebb képernyőméretre váltás viszonylag jól kezelhető volt, a </w:t>
+      </w:r>
+      <w:proofErr w:type="spellStart"/>
+      <w:r>
+        <w:rPr>
+          <w:rFonts w:ascii="Times New Roman" w:hAnsi="Times New Roman" w:cs="Times New Roman"/>
+          <w:sz w:val="24"/>
+          <w:szCs w:val="24"/>
+        </w:rPr>
+        <w:t>React</w:t>
+      </w:r>
+      <w:proofErr w:type="spellEnd"/>
+      <w:r>
+        <w:rPr>
+          <w:rFonts w:ascii="Times New Roman" w:hAnsi="Times New Roman" w:cs="Times New Roman"/>
+          <w:sz w:val="24"/>
+          <w:szCs w:val="24"/>
+        </w:rPr>
+        <w:t xml:space="preserve"> oldalon az elrendezés elcsúszott, a táblázat nem mutatott megfelelően, és a bal oldalon elhelyezett hamburger menü sem illeszkedett harmonikusan az új szerkezethez. A probléma megoldása érdekében átdolgoztuk az oldal elrendezését, és a hamburger menüt áthelyeztük a menüsor jobb oldalára. Ezzel az apró, de lényeges módosítással az oldal sokkal rendezettebbé vált kisebb képernyőn is. A korábbi beállításokat így olyan módon finomítottuk, hogy a menü jól látható maradjon, ugyanakkor ne törje meg a </w:t>
+      </w:r>
+      <w:proofErr w:type="spellStart"/>
+      <w:r>
+        <w:rPr>
+          <w:rFonts w:ascii="Times New Roman" w:hAnsi="Times New Roman" w:cs="Times New Roman"/>
+          <w:sz w:val="24"/>
+          <w:szCs w:val="24"/>
+        </w:rPr>
+        <w:t>React</w:t>
+      </w:r>
+      <w:proofErr w:type="spellEnd"/>
+      <w:r>
+        <w:rPr>
+          <w:rFonts w:ascii="Times New Roman" w:hAnsi="Times New Roman" w:cs="Times New Roman"/>
+          <w:sz w:val="24"/>
+          <w:szCs w:val="24"/>
+        </w:rPr>
+        <w:t xml:space="preserve"> táblázat és az űrlap vizuális egységét. Ez a módosítás jól mutatja, hogy a fejlesztés során többször is szükség volt visszalépésre és </w:t>
       </w:r>
       <w:r>
         <w:rPr>
@@ -5222,7 +7323,7 @@
           <w:szCs w:val="28"/>
         </w:rPr>
       </w:pPr>
-      <w:bookmarkStart w:id="9" w:name="_Toc226794856"/>
+      <w:bookmarkStart w:id="9" w:name="_Toc227058299"/>
       <w:r>
         <w:rPr>
           <w:rFonts w:ascii="Times New Roman" w:hAnsi="Times New Roman" w:cs="Times New Roman"/>
@@ -5281,7 +7382,7 @@
           <w:szCs w:val="28"/>
         </w:rPr>
       </w:pPr>
-      <w:bookmarkStart w:id="10" w:name="_Toc226794857"/>
+      <w:bookmarkStart w:id="10" w:name="_Toc227058300"/>
       <w:r>
         <w:rPr>
           <w:rFonts w:ascii="Times New Roman" w:hAnsi="Times New Roman" w:cs="Times New Roman"/>
@@ -5335,7 +7436,25 @@
           <w:sz w:val="24"/>
           <w:szCs w:val="24"/>
         </w:rPr>
-        <w:t xml:space="preserve">A React CRUD elkészítése után a SPA, vagyis az egyoldalas alkalmazás megvalósítása következett. Ennél a feladatrésznél a beadandó külön kiemelte, hogy két menüponttal </w:t>
+        <w:t xml:space="preserve">A </w:t>
+      </w:r>
+      <w:proofErr w:type="spellStart"/>
+      <w:r>
+        <w:rPr>
+          <w:rFonts w:ascii="Times New Roman" w:hAnsi="Times New Roman" w:cs="Times New Roman"/>
+          <w:sz w:val="24"/>
+          <w:szCs w:val="24"/>
+        </w:rPr>
+        <w:t>React</w:t>
+      </w:r>
+      <w:proofErr w:type="spellEnd"/>
+      <w:r>
+        <w:rPr>
+          <w:rFonts w:ascii="Times New Roman" w:hAnsi="Times New Roman" w:cs="Times New Roman"/>
+          <w:sz w:val="24"/>
+          <w:szCs w:val="24"/>
+        </w:rPr>
+        <w:t xml:space="preserve"> CRUD elkészítése után a SPA, vagyis az egyoldalas alkalmazás megvalósítása következett. Ennél a feladatrésznél a beadandó külön kiemelte, hogy két menüponttal </w:t>
       </w:r>
       <w:r>
         <w:rPr>
@@ -5344,7 +7463,133 @@
           <w:szCs w:val="24"/>
         </w:rPr>
         <w:lastRenderedPageBreak/>
-        <w:t>rendelkező Single Page Applicationt kell készíteni, ahol a két menüponthoz két külön React alkalmazás tartozik. A fejlesztés kezdeti szakaszában nem rögtön saját kiválasztott alkalmazásokat kerestünk, hanem először a működés logikáját akartuk stabilan megvalósítani. Ezért a megoldasok.zip fájlból átmásoltuk a tic-tac-toe és a calculator alkalmazást. Ezek jó alapot adtak ahhoz, hogy a menüváltás logikáját kipróbáljuk: a spa.html oldalon két gomb jelent meg, és ezekre kattintva ugyanazon az oldalon belül más-más alkalmazás töltődött be. Ez a működés jól szemléltette a SPA lényegét, hiszen az oldal nem töltődött újra, csak a megjelenített tartalom változott meg. A kezdeti cél tehát az volt, hogy a mechanizmus biztosan jól működjön. Ezt követően kezdtük el az oldal megjelenésének hozzáigazítását a már kialakított közös arculathoz. Az index oldalról átmásoltuk a topbar és a footer szerkezetét, illetve itt is elhelyeztük a menu.css-re mutató hivatkozást.</w:t>
+        <w:t xml:space="preserve">rendelkező </w:t>
+      </w:r>
+      <w:proofErr w:type="spellStart"/>
+      <w:r>
+        <w:rPr>
+          <w:rFonts w:ascii="Times New Roman" w:hAnsi="Times New Roman" w:cs="Times New Roman"/>
+          <w:sz w:val="24"/>
+          <w:szCs w:val="24"/>
+        </w:rPr>
+        <w:t>Single</w:t>
+      </w:r>
+      <w:proofErr w:type="spellEnd"/>
+      <w:r>
+        <w:rPr>
+          <w:rFonts w:ascii="Times New Roman" w:hAnsi="Times New Roman" w:cs="Times New Roman"/>
+          <w:sz w:val="24"/>
+          <w:szCs w:val="24"/>
+        </w:rPr>
+        <w:t xml:space="preserve"> Page </w:t>
+      </w:r>
+      <w:proofErr w:type="spellStart"/>
+      <w:r>
+        <w:rPr>
+          <w:rFonts w:ascii="Times New Roman" w:hAnsi="Times New Roman" w:cs="Times New Roman"/>
+          <w:sz w:val="24"/>
+          <w:szCs w:val="24"/>
+        </w:rPr>
+        <w:t>Applicationt</w:t>
+      </w:r>
+      <w:proofErr w:type="spellEnd"/>
+      <w:r>
+        <w:rPr>
+          <w:rFonts w:ascii="Times New Roman" w:hAnsi="Times New Roman" w:cs="Times New Roman"/>
+          <w:sz w:val="24"/>
+          <w:szCs w:val="24"/>
+        </w:rPr>
+        <w:t xml:space="preserve"> kell készíteni, ahol a két menüponthoz két külön </w:t>
+      </w:r>
+      <w:proofErr w:type="spellStart"/>
+      <w:r>
+        <w:rPr>
+          <w:rFonts w:ascii="Times New Roman" w:hAnsi="Times New Roman" w:cs="Times New Roman"/>
+          <w:sz w:val="24"/>
+          <w:szCs w:val="24"/>
+        </w:rPr>
+        <w:t>React</w:t>
+      </w:r>
+      <w:proofErr w:type="spellEnd"/>
+      <w:r>
+        <w:rPr>
+          <w:rFonts w:ascii="Times New Roman" w:hAnsi="Times New Roman" w:cs="Times New Roman"/>
+          <w:sz w:val="24"/>
+          <w:szCs w:val="24"/>
+        </w:rPr>
+        <w:t xml:space="preserve"> alkalmazás tartozik. A fejlesztés kezdeti szakaszában nem rögtön saját kiválasztott alkalmazásokat kerestünk, hanem először a működés logikáját akartuk stabilan megvalósítani. Ezért a megoldasok.zip fájlból átmásoltuk a </w:t>
+      </w:r>
+      <w:proofErr w:type="spellStart"/>
+      <w:r>
+        <w:rPr>
+          <w:rFonts w:ascii="Times New Roman" w:hAnsi="Times New Roman" w:cs="Times New Roman"/>
+          <w:sz w:val="24"/>
+          <w:szCs w:val="24"/>
+        </w:rPr>
+        <w:t>tic-tac-toe</w:t>
+      </w:r>
+      <w:proofErr w:type="spellEnd"/>
+      <w:r>
+        <w:rPr>
+          <w:rFonts w:ascii="Times New Roman" w:hAnsi="Times New Roman" w:cs="Times New Roman"/>
+          <w:sz w:val="24"/>
+          <w:szCs w:val="24"/>
+        </w:rPr>
+        <w:t xml:space="preserve"> és a </w:t>
+      </w:r>
+      <w:proofErr w:type="spellStart"/>
+      <w:r>
+        <w:rPr>
+          <w:rFonts w:ascii="Times New Roman" w:hAnsi="Times New Roman" w:cs="Times New Roman"/>
+          <w:sz w:val="24"/>
+          <w:szCs w:val="24"/>
+        </w:rPr>
+        <w:t>calculator</w:t>
+      </w:r>
+      <w:proofErr w:type="spellEnd"/>
+      <w:r>
+        <w:rPr>
+          <w:rFonts w:ascii="Times New Roman" w:hAnsi="Times New Roman" w:cs="Times New Roman"/>
+          <w:sz w:val="24"/>
+          <w:szCs w:val="24"/>
+        </w:rPr>
+        <w:t xml:space="preserve"> alkalmazást. Ezek jó alapot adtak ahhoz, hogy a menüváltás logikáját kipróbáljuk: a spa.html oldalon két gomb jelent meg, és ezekre kattintva ugyanazon az oldalon belül más-más alkalmazás töltődött be. Ez a működés jól szemléltette a SPA lényegét, hiszen az oldal nem töltődött újra, csak a megjelenített tartalom változott meg. A kezdeti cél tehát az volt, hogy a mechanizmus biztosan jól </w:t>
+      </w:r>
+      <w:proofErr w:type="spellStart"/>
+      <w:r>
+        <w:rPr>
+          <w:rFonts w:ascii="Times New Roman" w:hAnsi="Times New Roman" w:cs="Times New Roman"/>
+          <w:sz w:val="24"/>
+          <w:szCs w:val="24"/>
+        </w:rPr>
+        <w:t>működjön</w:t>
+      </w:r>
+      <w:proofErr w:type="spellEnd"/>
+      <w:r>
+        <w:rPr>
+          <w:rFonts w:ascii="Times New Roman" w:hAnsi="Times New Roman" w:cs="Times New Roman"/>
+          <w:sz w:val="24"/>
+          <w:szCs w:val="24"/>
+        </w:rPr>
+        <w:t xml:space="preserve">. Ezt követően kezdtük el az oldal megjelenésének hozzáigazítását a már kialakított közös arculathoz. Az index oldalról átmásoltuk a topbar és a </w:t>
+      </w:r>
+      <w:proofErr w:type="spellStart"/>
+      <w:r>
+        <w:rPr>
+          <w:rFonts w:ascii="Times New Roman" w:hAnsi="Times New Roman" w:cs="Times New Roman"/>
+          <w:sz w:val="24"/>
+          <w:szCs w:val="24"/>
+        </w:rPr>
+        <w:t>footer</w:t>
+      </w:r>
+      <w:proofErr w:type="spellEnd"/>
+      <w:r>
+        <w:rPr>
+          <w:rFonts w:ascii="Times New Roman" w:hAnsi="Times New Roman" w:cs="Times New Roman"/>
+          <w:sz w:val="24"/>
+          <w:szCs w:val="24"/>
+        </w:rPr>
+        <w:t xml:space="preserve"> szerkezetét, illetve itt is elhelyeztük a menu.css-re mutató hivatkozást.</w:t>
       </w:r>
     </w:p>
     <w:p>
@@ -5375,7 +7620,7 @@
           <w:szCs w:val="28"/>
         </w:rPr>
       </w:pPr>
-      <w:bookmarkStart w:id="11" w:name="_Toc226794858"/>
+      <w:bookmarkStart w:id="11" w:name="_Toc227058301"/>
       <w:r>
         <w:rPr>
           <w:rFonts w:ascii="Times New Roman" w:hAnsi="Times New Roman" w:cs="Times New Roman"/>
@@ -5429,9 +7674,27 @@
           <w:sz w:val="24"/>
           <w:szCs w:val="24"/>
         </w:rPr>
-        <w:t xml:space="preserve">Miután a SPA működésének alapelve már stabilan megvolt, megkezdtük a két végleges React alkalmazás kiválasztását. Ehhez a tananyagban szereplő linket használtuk, vagyis az </w:t>
-      </w:r>
-      <w:hyperlink r:id="rId16" w:history="1">
+        <w:t xml:space="preserve">Miután a SPA működésének alapelve már stabilan megvolt, megkezdtük a két végleges </w:t>
+      </w:r>
+      <w:proofErr w:type="spellStart"/>
+      <w:r>
+        <w:rPr>
+          <w:rFonts w:ascii="Times New Roman" w:hAnsi="Times New Roman" w:cs="Times New Roman"/>
+          <w:sz w:val="24"/>
+          <w:szCs w:val="24"/>
+        </w:rPr>
+        <w:t>React</w:t>
+      </w:r>
+      <w:proofErr w:type="spellEnd"/>
+      <w:r>
+        <w:rPr>
+          <w:rFonts w:ascii="Times New Roman" w:hAnsi="Times New Roman" w:cs="Times New Roman"/>
+          <w:sz w:val="24"/>
+          <w:szCs w:val="24"/>
+        </w:rPr>
+        <w:t xml:space="preserve"> alkalmazás kiválasztását. Ehhez a tananyagban szereplő linket használtuk, vagyis az </w:t>
+      </w:r>
+      <w:hyperlink r:id="rId21" w:history="1">
         <w:r>
           <w:rPr>
             <w:rStyle w:val="Hiperhivatkozs"/>
@@ -5457,7 +7720,115 @@
           <w:sz w:val="24"/>
           <w:szCs w:val="24"/>
         </w:rPr>
-        <w:t>GitHub gyűjteményt. Több projektet is megvizsgáltunk, például a weight convertert, a dice-appot, a memory-card-game-et és más hasonló alkalmazásokat. A választás során egyszerre kellett figyelembe venni a feladat nehézségi követelményeit és a projekt méretét is, mivel a feltöltésnél az is szempont volt, hogy a GitHubon kezelhető maradjon a mappa</w:t>
+        <w:t xml:space="preserve">GitHub gyűjteményt. Több projektet is megvizsgáltunk, például a </w:t>
+      </w:r>
+      <w:proofErr w:type="spellStart"/>
+      <w:r>
+        <w:rPr>
+          <w:rFonts w:ascii="Times New Roman" w:hAnsi="Times New Roman" w:cs="Times New Roman"/>
+          <w:sz w:val="24"/>
+          <w:szCs w:val="24"/>
+        </w:rPr>
+        <w:t>weight</w:t>
+      </w:r>
+      <w:proofErr w:type="spellEnd"/>
+      <w:r>
+        <w:rPr>
+          <w:rFonts w:ascii="Times New Roman" w:hAnsi="Times New Roman" w:cs="Times New Roman"/>
+          <w:sz w:val="24"/>
+          <w:szCs w:val="24"/>
+        </w:rPr>
+        <w:t xml:space="preserve"> </w:t>
+      </w:r>
+      <w:proofErr w:type="spellStart"/>
+      <w:r>
+        <w:rPr>
+          <w:rFonts w:ascii="Times New Roman" w:hAnsi="Times New Roman" w:cs="Times New Roman"/>
+          <w:sz w:val="24"/>
+          <w:szCs w:val="24"/>
+        </w:rPr>
+        <w:t>convertert</w:t>
+      </w:r>
+      <w:proofErr w:type="spellEnd"/>
+      <w:r>
+        <w:rPr>
+          <w:rFonts w:ascii="Times New Roman" w:hAnsi="Times New Roman" w:cs="Times New Roman"/>
+          <w:sz w:val="24"/>
+          <w:szCs w:val="24"/>
+        </w:rPr>
+        <w:t xml:space="preserve">, a </w:t>
+      </w:r>
+      <w:proofErr w:type="spellStart"/>
+      <w:r>
+        <w:rPr>
+          <w:rFonts w:ascii="Times New Roman" w:hAnsi="Times New Roman" w:cs="Times New Roman"/>
+          <w:sz w:val="24"/>
+          <w:szCs w:val="24"/>
+        </w:rPr>
+        <w:t>dice</w:t>
+      </w:r>
+      <w:proofErr w:type="spellEnd"/>
+      <w:r>
+        <w:rPr>
+          <w:rFonts w:ascii="Times New Roman" w:hAnsi="Times New Roman" w:cs="Times New Roman"/>
+          <w:sz w:val="24"/>
+          <w:szCs w:val="24"/>
+        </w:rPr>
+        <w:t xml:space="preserve">-appot, a </w:t>
+      </w:r>
+      <w:proofErr w:type="spellStart"/>
+      <w:r>
+        <w:rPr>
+          <w:rFonts w:ascii="Times New Roman" w:hAnsi="Times New Roman" w:cs="Times New Roman"/>
+          <w:sz w:val="24"/>
+          <w:szCs w:val="24"/>
+        </w:rPr>
+        <w:t>memory</w:t>
+      </w:r>
+      <w:proofErr w:type="spellEnd"/>
+      <w:r>
+        <w:rPr>
+          <w:rFonts w:ascii="Times New Roman" w:hAnsi="Times New Roman" w:cs="Times New Roman"/>
+          <w:sz w:val="24"/>
+          <w:szCs w:val="24"/>
+        </w:rPr>
+        <w:t>-</w:t>
+      </w:r>
+      <w:proofErr w:type="spellStart"/>
+      <w:r>
+        <w:rPr>
+          <w:rFonts w:ascii="Times New Roman" w:hAnsi="Times New Roman" w:cs="Times New Roman"/>
+          <w:sz w:val="24"/>
+          <w:szCs w:val="24"/>
+        </w:rPr>
+        <w:t>card</w:t>
+      </w:r>
+      <w:proofErr w:type="spellEnd"/>
+      <w:r>
+        <w:rPr>
+          <w:rFonts w:ascii="Times New Roman" w:hAnsi="Times New Roman" w:cs="Times New Roman"/>
+          <w:sz w:val="24"/>
+          <w:szCs w:val="24"/>
+        </w:rPr>
+        <w:t>-game-</w:t>
+      </w:r>
+      <w:proofErr w:type="spellStart"/>
+      <w:r>
+        <w:rPr>
+          <w:rFonts w:ascii="Times New Roman" w:hAnsi="Times New Roman" w:cs="Times New Roman"/>
+          <w:sz w:val="24"/>
+          <w:szCs w:val="24"/>
+        </w:rPr>
+        <w:t>et</w:t>
+      </w:r>
+      <w:proofErr w:type="spellEnd"/>
+      <w:r>
+        <w:rPr>
+          <w:rFonts w:ascii="Times New Roman" w:hAnsi="Times New Roman" w:cs="Times New Roman"/>
+          <w:sz w:val="24"/>
+          <w:szCs w:val="24"/>
+        </w:rPr>
+        <w:t xml:space="preserve"> és más hasonló alkalmazásokat. A választás során egyszerre kellett figyelembe venni a feladat nehézségi követelményeit és a projekt méretét is, mivel a feltöltésnél az is szempont volt, hogy a GitHubon kezelhető maradjon a mappa</w:t>
       </w:r>
       <w:r>
         <w:rPr>
@@ -5473,7 +7844,133 @@
           <w:sz w:val="24"/>
           <w:szCs w:val="24"/>
         </w:rPr>
-        <w:t xml:space="preserve">. Végül két egyszerűbb, de jól használható és látványos alkalmazás mellett döntöttünk: a digital clock és a date counter app került be a végleges SPA oldalra. Ezek nehézségi szintje megfelelően illeszkedett a calculator és tic-tac-toe példákhoz. A kiválasztott alkalmazások App.jsx kódját megkerestük, majd ezeket a korábban használt példák helyére </w:t>
+        <w:t xml:space="preserve">. Végül két egyszerűbb, de jól használható és látványos alkalmazás mellett döntöttünk: a </w:t>
+      </w:r>
+      <w:proofErr w:type="spellStart"/>
+      <w:r>
+        <w:rPr>
+          <w:rFonts w:ascii="Times New Roman" w:hAnsi="Times New Roman" w:cs="Times New Roman"/>
+          <w:sz w:val="24"/>
+          <w:szCs w:val="24"/>
+        </w:rPr>
+        <w:t>digital</w:t>
+      </w:r>
+      <w:proofErr w:type="spellEnd"/>
+      <w:r>
+        <w:rPr>
+          <w:rFonts w:ascii="Times New Roman" w:hAnsi="Times New Roman" w:cs="Times New Roman"/>
+          <w:sz w:val="24"/>
+          <w:szCs w:val="24"/>
+        </w:rPr>
+        <w:t xml:space="preserve"> </w:t>
+      </w:r>
+      <w:proofErr w:type="spellStart"/>
+      <w:r>
+        <w:rPr>
+          <w:rFonts w:ascii="Times New Roman" w:hAnsi="Times New Roman" w:cs="Times New Roman"/>
+          <w:sz w:val="24"/>
+          <w:szCs w:val="24"/>
+        </w:rPr>
+        <w:t>clock</w:t>
+      </w:r>
+      <w:proofErr w:type="spellEnd"/>
+      <w:r>
+        <w:rPr>
+          <w:rFonts w:ascii="Times New Roman" w:hAnsi="Times New Roman" w:cs="Times New Roman"/>
+          <w:sz w:val="24"/>
+          <w:szCs w:val="24"/>
+        </w:rPr>
+        <w:t xml:space="preserve"> és a </w:t>
+      </w:r>
+      <w:proofErr w:type="spellStart"/>
+      <w:r>
+        <w:rPr>
+          <w:rFonts w:ascii="Times New Roman" w:hAnsi="Times New Roman" w:cs="Times New Roman"/>
+          <w:sz w:val="24"/>
+          <w:szCs w:val="24"/>
+        </w:rPr>
+        <w:t>date</w:t>
+      </w:r>
+      <w:proofErr w:type="spellEnd"/>
+      <w:r>
+        <w:rPr>
+          <w:rFonts w:ascii="Times New Roman" w:hAnsi="Times New Roman" w:cs="Times New Roman"/>
+          <w:sz w:val="24"/>
+          <w:szCs w:val="24"/>
+        </w:rPr>
+        <w:t xml:space="preserve"> </w:t>
+      </w:r>
+      <w:proofErr w:type="spellStart"/>
+      <w:r>
+        <w:rPr>
+          <w:rFonts w:ascii="Times New Roman" w:hAnsi="Times New Roman" w:cs="Times New Roman"/>
+          <w:sz w:val="24"/>
+          <w:szCs w:val="24"/>
+        </w:rPr>
+        <w:t>counter</w:t>
+      </w:r>
+      <w:proofErr w:type="spellEnd"/>
+      <w:r>
+        <w:rPr>
+          <w:rFonts w:ascii="Times New Roman" w:hAnsi="Times New Roman" w:cs="Times New Roman"/>
+          <w:sz w:val="24"/>
+          <w:szCs w:val="24"/>
+        </w:rPr>
+        <w:t xml:space="preserve"> app került be a végleges SPA oldalra. Ezek nehézségi szintje megfelelően illeszkedett a </w:t>
+      </w:r>
+      <w:proofErr w:type="spellStart"/>
+      <w:r>
+        <w:rPr>
+          <w:rFonts w:ascii="Times New Roman" w:hAnsi="Times New Roman" w:cs="Times New Roman"/>
+          <w:sz w:val="24"/>
+          <w:szCs w:val="24"/>
+        </w:rPr>
+        <w:t>calculator</w:t>
+      </w:r>
+      <w:proofErr w:type="spellEnd"/>
+      <w:r>
+        <w:rPr>
+          <w:rFonts w:ascii="Times New Roman" w:hAnsi="Times New Roman" w:cs="Times New Roman"/>
+          <w:sz w:val="24"/>
+          <w:szCs w:val="24"/>
+        </w:rPr>
+        <w:t xml:space="preserve"> és </w:t>
+      </w:r>
+      <w:proofErr w:type="spellStart"/>
+      <w:r>
+        <w:rPr>
+          <w:rFonts w:ascii="Times New Roman" w:hAnsi="Times New Roman" w:cs="Times New Roman"/>
+          <w:sz w:val="24"/>
+          <w:szCs w:val="24"/>
+        </w:rPr>
+        <w:t>tic-tac-toe</w:t>
+      </w:r>
+      <w:proofErr w:type="spellEnd"/>
+      <w:r>
+        <w:rPr>
+          <w:rFonts w:ascii="Times New Roman" w:hAnsi="Times New Roman" w:cs="Times New Roman"/>
+          <w:sz w:val="24"/>
+          <w:szCs w:val="24"/>
+        </w:rPr>
+        <w:t xml:space="preserve"> példákhoz. A kiválasztott alkalmazások </w:t>
+      </w:r>
+      <w:proofErr w:type="spellStart"/>
+      <w:r>
+        <w:rPr>
+          <w:rFonts w:ascii="Times New Roman" w:hAnsi="Times New Roman" w:cs="Times New Roman"/>
+          <w:sz w:val="24"/>
+          <w:szCs w:val="24"/>
+        </w:rPr>
+        <w:t>App.jsx</w:t>
+      </w:r>
+      <w:proofErr w:type="spellEnd"/>
+      <w:r>
+        <w:rPr>
+          <w:rFonts w:ascii="Times New Roman" w:hAnsi="Times New Roman" w:cs="Times New Roman"/>
+          <w:sz w:val="24"/>
+          <w:szCs w:val="24"/>
+        </w:rPr>
+        <w:t xml:space="preserve"> kódját megkerestük, majd ezeket a korábban használt példák helyére </w:t>
       </w:r>
       <w:r>
         <w:rPr>
@@ -5505,7 +8002,97 @@
           <w:sz w:val="24"/>
           <w:szCs w:val="24"/>
         </w:rPr>
-        <w:t xml:space="preserve"> igazodjon. Az SpaPage.jsx fájlban átírtuk a hivatkozásokat is, így a menügombok már a digital clock és a date counter alkalmazásokat töltötték be. Miután a működés ezzel az új tartalommal is stabillá vált, megkezdtük a végső formázást. A menüválasztó gombokat a saját színpalettánkhoz igazítottuk, középre rendeztük, és ügyeltünk arra, hogy az oldal egészének hangulatát erősítsék. Emellett a </w:t>
+        <w:t xml:space="preserve"> igazodjon. Az </w:t>
+      </w:r>
+      <w:proofErr w:type="spellStart"/>
+      <w:r>
+        <w:rPr>
+          <w:rFonts w:ascii="Times New Roman" w:hAnsi="Times New Roman" w:cs="Times New Roman"/>
+          <w:sz w:val="24"/>
+          <w:szCs w:val="24"/>
+        </w:rPr>
+        <w:t>SpaPage.jsx</w:t>
+      </w:r>
+      <w:proofErr w:type="spellEnd"/>
+      <w:r>
+        <w:rPr>
+          <w:rFonts w:ascii="Times New Roman" w:hAnsi="Times New Roman" w:cs="Times New Roman"/>
+          <w:sz w:val="24"/>
+          <w:szCs w:val="24"/>
+        </w:rPr>
+        <w:t xml:space="preserve"> fájlban átírtuk a hivatkozásokat is, így a menügombok már a </w:t>
+      </w:r>
+      <w:proofErr w:type="spellStart"/>
+      <w:r>
+        <w:rPr>
+          <w:rFonts w:ascii="Times New Roman" w:hAnsi="Times New Roman" w:cs="Times New Roman"/>
+          <w:sz w:val="24"/>
+          <w:szCs w:val="24"/>
+        </w:rPr>
+        <w:t>digital</w:t>
+      </w:r>
+      <w:proofErr w:type="spellEnd"/>
+      <w:r>
+        <w:rPr>
+          <w:rFonts w:ascii="Times New Roman" w:hAnsi="Times New Roman" w:cs="Times New Roman"/>
+          <w:sz w:val="24"/>
+          <w:szCs w:val="24"/>
+        </w:rPr>
+        <w:t xml:space="preserve"> </w:t>
+      </w:r>
+      <w:proofErr w:type="spellStart"/>
+      <w:r>
+        <w:rPr>
+          <w:rFonts w:ascii="Times New Roman" w:hAnsi="Times New Roman" w:cs="Times New Roman"/>
+          <w:sz w:val="24"/>
+          <w:szCs w:val="24"/>
+        </w:rPr>
+        <w:t>clock</w:t>
+      </w:r>
+      <w:proofErr w:type="spellEnd"/>
+      <w:r>
+        <w:rPr>
+          <w:rFonts w:ascii="Times New Roman" w:hAnsi="Times New Roman" w:cs="Times New Roman"/>
+          <w:sz w:val="24"/>
+          <w:szCs w:val="24"/>
+        </w:rPr>
+        <w:t xml:space="preserve"> és a </w:t>
+      </w:r>
+      <w:proofErr w:type="spellStart"/>
+      <w:r>
+        <w:rPr>
+          <w:rFonts w:ascii="Times New Roman" w:hAnsi="Times New Roman" w:cs="Times New Roman"/>
+          <w:sz w:val="24"/>
+          <w:szCs w:val="24"/>
+        </w:rPr>
+        <w:t>date</w:t>
+      </w:r>
+      <w:proofErr w:type="spellEnd"/>
+      <w:r>
+        <w:rPr>
+          <w:rFonts w:ascii="Times New Roman" w:hAnsi="Times New Roman" w:cs="Times New Roman"/>
+          <w:sz w:val="24"/>
+          <w:szCs w:val="24"/>
+        </w:rPr>
+        <w:t xml:space="preserve"> </w:t>
+      </w:r>
+      <w:proofErr w:type="spellStart"/>
+      <w:r>
+        <w:rPr>
+          <w:rFonts w:ascii="Times New Roman" w:hAnsi="Times New Roman" w:cs="Times New Roman"/>
+          <w:sz w:val="24"/>
+          <w:szCs w:val="24"/>
+        </w:rPr>
+        <w:t>counter</w:t>
+      </w:r>
+      <w:proofErr w:type="spellEnd"/>
+      <w:r>
+        <w:rPr>
+          <w:rFonts w:ascii="Times New Roman" w:hAnsi="Times New Roman" w:cs="Times New Roman"/>
+          <w:sz w:val="24"/>
+          <w:szCs w:val="24"/>
+        </w:rPr>
+        <w:t xml:space="preserve"> alkalmazásokat töltötték be. Miután a működés ezzel az új tartalommal is stabillá vált, megkezdtük a végső formázást. A menüválasztó gombokat a saját színpalettánkhoz igazítottuk, középre rendeztük, és ügyeltünk arra, hogy az oldal egészének hangulatát erősítsék. Emellett a </w:t>
       </w:r>
       <w:r>
         <w:rPr>
@@ -5547,7 +8134,7 @@
                     <pic:cNvPicPr/>
                   </pic:nvPicPr>
                   <pic:blipFill>
-                    <a:blip r:embed="rId17"/>
+                    <a:blip r:embed="rId22"/>
                     <a:stretch>
                       <a:fillRect/>
                     </a:stretch>
@@ -5648,7 +8235,43 @@
           <w:sz w:val="24"/>
           <w:szCs w:val="24"/>
         </w:rPr>
-        <w:t xml:space="preserve">A fejlesztés lezárását követően utólag ellenőriztük a beadandó követelményeit, és ekkor vettük észre, hogy a feladat előírja a React alkalmazások </w:t>
+        <w:t xml:space="preserve">A fejlesztés lezárását követően utólag ellenőriztük a beadandó követelményeit, és ekkor vettük </w:t>
+      </w:r>
+      <w:proofErr w:type="spellStart"/>
+      <w:r>
+        <w:rPr>
+          <w:rFonts w:ascii="Times New Roman" w:hAnsi="Times New Roman" w:cs="Times New Roman"/>
+          <w:sz w:val="24"/>
+          <w:szCs w:val="24"/>
+        </w:rPr>
+        <w:t>észre</w:t>
+      </w:r>
+      <w:proofErr w:type="spellEnd"/>
+      <w:r>
+        <w:rPr>
+          <w:rFonts w:ascii="Times New Roman" w:hAnsi="Times New Roman" w:cs="Times New Roman"/>
+          <w:sz w:val="24"/>
+          <w:szCs w:val="24"/>
+        </w:rPr>
+        <w:t xml:space="preserve">, hogy a feladat előírja a </w:t>
+      </w:r>
+      <w:proofErr w:type="spellStart"/>
+      <w:r>
+        <w:rPr>
+          <w:rFonts w:ascii="Times New Roman" w:hAnsi="Times New Roman" w:cs="Times New Roman"/>
+          <w:sz w:val="24"/>
+          <w:szCs w:val="24"/>
+        </w:rPr>
+        <w:t>React</w:t>
+      </w:r>
+      <w:proofErr w:type="spellEnd"/>
+      <w:r>
+        <w:rPr>
+          <w:rFonts w:ascii="Times New Roman" w:hAnsi="Times New Roman" w:cs="Times New Roman"/>
+          <w:sz w:val="24"/>
+          <w:szCs w:val="24"/>
+        </w:rPr>
+        <w:t xml:space="preserve"> alkalmazások </w:t>
       </w:r>
       <w:r>
         <w:rPr>
@@ -5658,6 +8281,7 @@
         </w:rPr>
         <w:t>„</w:t>
       </w:r>
+      <w:proofErr w:type="spellStart"/>
       <w:r>
         <w:rPr>
           <w:rFonts w:ascii="Times New Roman" w:hAnsi="Times New Roman" w:cs="Times New Roman"/>
@@ -5666,6 +8290,7 @@
         </w:rPr>
         <w:t>src</w:t>
       </w:r>
+      <w:proofErr w:type="spellEnd"/>
       <w:r>
         <w:rPr>
           <w:rFonts w:ascii="Times New Roman" w:hAnsi="Times New Roman" w:cs="Times New Roman"/>
@@ -5690,6 +8315,7 @@
         </w:rPr>
         <w:t>„</w:t>
       </w:r>
+      <w:proofErr w:type="spellStart"/>
       <w:r>
         <w:rPr>
           <w:rFonts w:ascii="Times New Roman" w:hAnsi="Times New Roman" w:cs="Times New Roman"/>
@@ -5698,6 +8324,7 @@
         </w:rPr>
         <w:t>dist</w:t>
       </w:r>
+      <w:proofErr w:type="spellEnd"/>
       <w:r>
         <w:rPr>
           <w:rFonts w:ascii="Times New Roman" w:hAnsi="Times New Roman" w:cs="Times New Roman"/>
@@ -5712,7 +8339,25 @@
           <w:sz w:val="24"/>
           <w:szCs w:val="24"/>
         </w:rPr>
-        <w:t xml:space="preserve"> mappáinak feltöltését a GitHub repozitóriumba. A kezdeti feltöltés során a </w:t>
+        <w:t xml:space="preserve"> mappáinak feltöltését a GitHub </w:t>
+      </w:r>
+      <w:proofErr w:type="spellStart"/>
+      <w:r>
+        <w:rPr>
+          <w:rFonts w:ascii="Times New Roman" w:hAnsi="Times New Roman" w:cs="Times New Roman"/>
+          <w:sz w:val="24"/>
+          <w:szCs w:val="24"/>
+        </w:rPr>
+        <w:t>repozitóriumba</w:t>
+      </w:r>
+      <w:proofErr w:type="spellEnd"/>
+      <w:r>
+        <w:rPr>
+          <w:rFonts w:ascii="Times New Roman" w:hAnsi="Times New Roman" w:cs="Times New Roman"/>
+          <w:sz w:val="24"/>
+          <w:szCs w:val="24"/>
+        </w:rPr>
+        <w:t xml:space="preserve">. A kezdeti feltöltés során a </w:t>
       </w:r>
       <w:r>
         <w:rPr>
@@ -5728,7 +8373,16 @@
           <w:sz w:val="24"/>
           <w:szCs w:val="24"/>
         </w:rPr>
-        <w:t xml:space="preserve"> mappa még nem szerepelt a repozitóriumba</w:t>
+        <w:t xml:space="preserve"> mappa még nem szerepelt a </w:t>
+      </w:r>
+      <w:proofErr w:type="spellStart"/>
+      <w:r>
+        <w:rPr>
+          <w:rFonts w:ascii="Times New Roman" w:hAnsi="Times New Roman" w:cs="Times New Roman"/>
+          <w:sz w:val="24"/>
+          <w:szCs w:val="24"/>
+        </w:rPr>
+        <w:t>repozitóriumba</w:t>
       </w:r>
       <w:r>
         <w:rPr>
@@ -5738,13 +8392,68 @@
         </w:rPr>
         <w:t>n</w:t>
       </w:r>
-      <w:r>
-        <w:rPr>
-          <w:rFonts w:ascii="Times New Roman" w:hAnsi="Times New Roman" w:cs="Times New Roman"/>
-          <w:sz w:val="24"/>
-          <w:szCs w:val="24"/>
-        </w:rPr>
-        <w:t xml:space="preserve">, ezért ezt utólag pótoltuk. A React alkalmazásokat Create React App környezetben készítettük, amely nem </w:t>
+      <w:proofErr w:type="spellEnd"/>
+      <w:r>
+        <w:rPr>
+          <w:rFonts w:ascii="Times New Roman" w:hAnsi="Times New Roman" w:cs="Times New Roman"/>
+          <w:sz w:val="24"/>
+          <w:szCs w:val="24"/>
+        </w:rPr>
+        <w:t xml:space="preserve">, ezért ezt utólag pótoltuk. A </w:t>
+      </w:r>
+      <w:proofErr w:type="spellStart"/>
+      <w:r>
+        <w:rPr>
+          <w:rFonts w:ascii="Times New Roman" w:hAnsi="Times New Roman" w:cs="Times New Roman"/>
+          <w:sz w:val="24"/>
+          <w:szCs w:val="24"/>
+        </w:rPr>
+        <w:t>React</w:t>
+      </w:r>
+      <w:proofErr w:type="spellEnd"/>
+      <w:r>
+        <w:rPr>
+          <w:rFonts w:ascii="Times New Roman" w:hAnsi="Times New Roman" w:cs="Times New Roman"/>
+          <w:sz w:val="24"/>
+          <w:szCs w:val="24"/>
+        </w:rPr>
+        <w:t xml:space="preserve"> alkalmazásokat </w:t>
+      </w:r>
+      <w:proofErr w:type="spellStart"/>
+      <w:r>
+        <w:rPr>
+          <w:rFonts w:ascii="Times New Roman" w:hAnsi="Times New Roman" w:cs="Times New Roman"/>
+          <w:sz w:val="24"/>
+          <w:szCs w:val="24"/>
+        </w:rPr>
+        <w:t>Create</w:t>
+      </w:r>
+      <w:proofErr w:type="spellEnd"/>
+      <w:r>
+        <w:rPr>
+          <w:rFonts w:ascii="Times New Roman" w:hAnsi="Times New Roman" w:cs="Times New Roman"/>
+          <w:sz w:val="24"/>
+          <w:szCs w:val="24"/>
+        </w:rPr>
+        <w:t xml:space="preserve"> </w:t>
+      </w:r>
+      <w:proofErr w:type="spellStart"/>
+      <w:r>
+        <w:rPr>
+          <w:rFonts w:ascii="Times New Roman" w:hAnsi="Times New Roman" w:cs="Times New Roman"/>
+          <w:sz w:val="24"/>
+          <w:szCs w:val="24"/>
+        </w:rPr>
+        <w:t>React</w:t>
+      </w:r>
+      <w:proofErr w:type="spellEnd"/>
+      <w:r>
+        <w:rPr>
+          <w:rFonts w:ascii="Times New Roman" w:hAnsi="Times New Roman" w:cs="Times New Roman"/>
+          <w:sz w:val="24"/>
+          <w:szCs w:val="24"/>
+        </w:rPr>
+        <w:t xml:space="preserve"> App környezetben készítettük, amely nem </w:t>
       </w:r>
       <w:r>
         <w:rPr>
@@ -5754,6 +8463,7 @@
         </w:rPr>
         <w:t>„</w:t>
       </w:r>
+      <w:proofErr w:type="spellStart"/>
       <w:r>
         <w:rPr>
           <w:rFonts w:ascii="Times New Roman" w:hAnsi="Times New Roman" w:cs="Times New Roman"/>
@@ -5762,6 +8472,7 @@
         </w:rPr>
         <w:t>dist</w:t>
       </w:r>
+      <w:proofErr w:type="spellEnd"/>
       <w:r>
         <w:rPr>
           <w:rFonts w:ascii="Times New Roman" w:hAnsi="Times New Roman" w:cs="Times New Roman"/>
@@ -5786,6 +8497,7 @@
         </w:rPr>
         <w:t>„</w:t>
       </w:r>
+      <w:proofErr w:type="spellStart"/>
       <w:r>
         <w:rPr>
           <w:rFonts w:ascii="Times New Roman" w:hAnsi="Times New Roman" w:cs="Times New Roman"/>
@@ -5794,6 +8506,7 @@
         </w:rPr>
         <w:t>build</w:t>
       </w:r>
+      <w:proofErr w:type="spellEnd"/>
       <w:r>
         <w:rPr>
           <w:rFonts w:ascii="Times New Roman" w:hAnsi="Times New Roman" w:cs="Times New Roman"/>
@@ -5818,14 +8531,52 @@
         </w:rPr>
         <w:t>„</w:t>
       </w:r>
-      <w:r>
-        <w:rPr>
-          <w:rFonts w:ascii="Times New Roman" w:hAnsi="Times New Roman" w:cs="Times New Roman"/>
-          <w:sz w:val="24"/>
-          <w:szCs w:val="24"/>
-        </w:rPr>
-        <w:t>npm run build</w:t>
-      </w:r>
+      <w:proofErr w:type="spellStart"/>
+      <w:r>
+        <w:rPr>
+          <w:rFonts w:ascii="Times New Roman" w:hAnsi="Times New Roman" w:cs="Times New Roman"/>
+          <w:sz w:val="24"/>
+          <w:szCs w:val="24"/>
+        </w:rPr>
+        <w:t>npm</w:t>
+      </w:r>
+      <w:proofErr w:type="spellEnd"/>
+      <w:r>
+        <w:rPr>
+          <w:rFonts w:ascii="Times New Roman" w:hAnsi="Times New Roman" w:cs="Times New Roman"/>
+          <w:sz w:val="24"/>
+          <w:szCs w:val="24"/>
+        </w:rPr>
+        <w:t xml:space="preserve"> </w:t>
+      </w:r>
+      <w:proofErr w:type="spellStart"/>
+      <w:r>
+        <w:rPr>
+          <w:rFonts w:ascii="Times New Roman" w:hAnsi="Times New Roman" w:cs="Times New Roman"/>
+          <w:sz w:val="24"/>
+          <w:szCs w:val="24"/>
+        </w:rPr>
+        <w:t>run</w:t>
+      </w:r>
+      <w:proofErr w:type="spellEnd"/>
+      <w:r>
+        <w:rPr>
+          <w:rFonts w:ascii="Times New Roman" w:hAnsi="Times New Roman" w:cs="Times New Roman"/>
+          <w:sz w:val="24"/>
+          <w:szCs w:val="24"/>
+        </w:rPr>
+        <w:t xml:space="preserve"> </w:t>
+      </w:r>
+      <w:proofErr w:type="spellStart"/>
+      <w:r>
+        <w:rPr>
+          <w:rFonts w:ascii="Times New Roman" w:hAnsi="Times New Roman" w:cs="Times New Roman"/>
+          <w:sz w:val="24"/>
+          <w:szCs w:val="24"/>
+        </w:rPr>
+        <w:t>build</w:t>
+      </w:r>
+      <w:proofErr w:type="spellEnd"/>
       <w:r>
         <w:rPr>
           <w:rFonts w:ascii="Times New Roman" w:hAnsi="Times New Roman" w:cs="Times New Roman"/>
@@ -5840,7 +8591,43 @@
           <w:sz w:val="24"/>
           <w:szCs w:val="24"/>
         </w:rPr>
-        <w:t xml:space="preserve"> parancs futtatásakor. Ennek megfelelően a két alkalmazás (digital_clock és datecounter) esetében a </w:t>
+        <w:t xml:space="preserve"> parancs futtatásakor. Ennek megfelelően a két alkalmazás (</w:t>
+      </w:r>
+      <w:proofErr w:type="spellStart"/>
+      <w:r>
+        <w:rPr>
+          <w:rFonts w:ascii="Times New Roman" w:hAnsi="Times New Roman" w:cs="Times New Roman"/>
+          <w:sz w:val="24"/>
+          <w:szCs w:val="24"/>
+        </w:rPr>
+        <w:t>digital_clock</w:t>
+      </w:r>
+      <w:proofErr w:type="spellEnd"/>
+      <w:r>
+        <w:rPr>
+          <w:rFonts w:ascii="Times New Roman" w:hAnsi="Times New Roman" w:cs="Times New Roman"/>
+          <w:sz w:val="24"/>
+          <w:szCs w:val="24"/>
+        </w:rPr>
+        <w:t xml:space="preserve"> és </w:t>
+      </w:r>
+      <w:proofErr w:type="spellStart"/>
+      <w:r>
+        <w:rPr>
+          <w:rFonts w:ascii="Times New Roman" w:hAnsi="Times New Roman" w:cs="Times New Roman"/>
+          <w:sz w:val="24"/>
+          <w:szCs w:val="24"/>
+        </w:rPr>
+        <w:t>datecounter</w:t>
+      </w:r>
+      <w:proofErr w:type="spellEnd"/>
+      <w:r>
+        <w:rPr>
+          <w:rFonts w:ascii="Times New Roman" w:hAnsi="Times New Roman" w:cs="Times New Roman"/>
+          <w:sz w:val="24"/>
+          <w:szCs w:val="24"/>
+        </w:rPr>
+        <w:t xml:space="preserve">) esetében a </w:t>
       </w:r>
       <w:r>
         <w:rPr>
@@ -5850,6 +8637,7 @@
         </w:rPr>
         <w:t>„</w:t>
       </w:r>
+      <w:proofErr w:type="spellStart"/>
       <w:r>
         <w:rPr>
           <w:rFonts w:ascii="Times New Roman" w:hAnsi="Times New Roman" w:cs="Times New Roman"/>
@@ -5858,6 +8646,7 @@
         </w:rPr>
         <w:t>build</w:t>
       </w:r>
+      <w:proofErr w:type="spellEnd"/>
       <w:r>
         <w:rPr>
           <w:rFonts w:ascii="Times New Roman" w:hAnsi="Times New Roman" w:cs="Times New Roman"/>
@@ -5882,6 +8671,7 @@
         </w:rPr>
         <w:t>„</w:t>
       </w:r>
+      <w:proofErr w:type="spellStart"/>
       <w:r>
         <w:rPr>
           <w:rFonts w:ascii="Times New Roman" w:hAnsi="Times New Roman" w:cs="Times New Roman"/>
@@ -5890,6 +8680,7 @@
         </w:rPr>
         <w:t>dist</w:t>
       </w:r>
+      <w:proofErr w:type="spellEnd"/>
       <w:r>
         <w:rPr>
           <w:rFonts w:ascii="Times New Roman" w:hAnsi="Times New Roman" w:cs="Times New Roman"/>
@@ -5923,7 +8714,7 @@
           <w:szCs w:val="28"/>
         </w:rPr>
       </w:pPr>
-      <w:bookmarkStart w:id="12" w:name="_Toc226794859"/>
+      <w:bookmarkStart w:id="12" w:name="_Toc227058302"/>
       <w:r>
         <w:rPr>
           <w:rFonts w:ascii="Times New Roman" w:hAnsi="Times New Roman" w:cs="Times New Roman"/>
@@ -5989,7 +8780,7 @@
           <w:lang w:eastAsia="hu-HU"/>
         </w:rPr>
         <w:drawing>
-          <wp:anchor distT="0" distB="0" distL="114300" distR="114300" simplePos="0" relativeHeight="251670528" behindDoc="0" locked="0" layoutInCell="1" allowOverlap="1" wp14:anchorId="2379E02C" wp14:editId="09E82F37">
+          <wp:anchor distT="0" distB="0" distL="114300" distR="114300" simplePos="0" relativeHeight="251670528" behindDoc="0" locked="0" layoutInCell="1" allowOverlap="1" wp14:anchorId="2379E02C" wp14:editId="56071821">
             <wp:simplePos x="0" y="0"/>
             <wp:positionH relativeFrom="margin">
               <wp:align>right</wp:align>
@@ -6014,7 +8805,7 @@
                     </pic:cNvPicPr>
                   </pic:nvPicPr>
                   <pic:blipFill>
-                    <a:blip r:embed="rId18" cstate="print">
+                    <a:blip r:embed="rId23" cstate="print">
                       <a:extLst>
                         <a:ext uri="{28A0092B-C50C-407E-A947-70E740481C1C}">
                           <a14:useLocalDpi xmlns:a14="http://schemas.microsoft.com/office/drawing/2010/main" val="0"/>
@@ -6152,7 +8943,23 @@
                                 <w:rFonts w:ascii="Times New Roman" w:hAnsi="Times New Roman" w:cs="Times New Roman"/>
                                 <w:color w:val="auto"/>
                               </w:rPr>
-                              <w:t>. ábra VS Code bővítmények</w:t>
+                              <w:t xml:space="preserve">. ábra VS </w:t>
+                            </w:r>
+                            <w:proofErr w:type="spellStart"/>
+                            <w:r>
+                              <w:rPr>
+                                <w:rFonts w:ascii="Times New Roman" w:hAnsi="Times New Roman" w:cs="Times New Roman"/>
+                                <w:color w:val="auto"/>
+                              </w:rPr>
+                              <w:t>Code</w:t>
+                            </w:r>
+                            <w:proofErr w:type="spellEnd"/>
+                            <w:r>
+                              <w:rPr>
+                                <w:rFonts w:ascii="Times New Roman" w:hAnsi="Times New Roman" w:cs="Times New Roman"/>
+                                <w:color w:val="auto"/>
+                              </w:rPr>
+                              <w:t xml:space="preserve"> bővítmények</w:t>
                             </w:r>
                           </w:p>
                         </w:txbxContent>
@@ -6169,7 +8976,7 @@
               </wp:anchor>
             </w:drawing>
           </mc:Choice>
-          <mc:Fallback xmlns:w16se="http://schemas.microsoft.com/office/word/2015/wordml/symex" xmlns:w16sdtfl="http://schemas.microsoft.com/office/word/2024/wordml/sdtformatlock" xmlns:w16sdtdh="http://schemas.microsoft.com/office/word/2020/wordml/sdtdatahash" xmlns:w16du="http://schemas.microsoft.com/office/word/2023/wordml/word16du" xmlns:w16="http://schemas.microsoft.com/office/word/2018/wordml" xmlns:w16cid="http://schemas.microsoft.com/office/word/2016/wordml/cid" xmlns:w16cex="http://schemas.microsoft.com/office/word/2018/wordml/cex" xmlns:oel="http://schemas.microsoft.com/office/2019/extlst" xmlns:am3d="http://schemas.microsoft.com/office/drawing/2017/model3d" xmlns:aink="http://schemas.microsoft.com/office/drawing/2016/ink" xmlns:cx8="http://schemas.microsoft.com/office/drawing/2016/5/14/chartex" xmlns:cx7="http://schemas.microsoft.com/office/drawing/2016/5/13/chartex" xmlns:cx6="http://schemas.microsoft.com/office/drawing/2016/5/12/chartex" xmlns:cx5="http://schemas.microsoft.com/office/drawing/2016/5/11/chartex" xmlns:cx4="http://schemas.microsoft.com/office/drawing/2016/5/10/chartex" xmlns:cx3="http://schemas.microsoft.com/office/drawing/2016/5/9/chartex" xmlns:cx2="http://schemas.microsoft.com/office/drawing/2015/10/21/chartex" xmlns:cx1="http://schemas.microsoft.com/office/drawing/2015/9/8/chartex" xmlns:cx="http://schemas.microsoft.com/office/drawing/2014/chartex">
+          <mc:Fallback>
             <w:pict>
               <v:shape w14:anchorId="1126EC94" id="_x0000_s1029" type="#_x0000_t202" style="position:absolute;left:0;text-align:left;margin-left:223.15pt;margin-top:150pt;width:228.5pt;height:.05pt;z-index:251672576;visibility:visible;mso-wrap-style:square;mso-wrap-distance-left:9pt;mso-wrap-distance-top:0;mso-wrap-distance-right:9pt;mso-wrap-distance-bottom:0;mso-position-horizontal:absolute;mso-position-horizontal-relative:text;mso-position-vertical:absolute;mso-position-vertical-relative:text;v-text-anchor:top" o:gfxdata="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" stroked="f">
                 <v:textbox style="mso-fit-shape-to-text:t" inset="0,0,0,0">
@@ -6231,7 +9038,23 @@
                           <w:rFonts w:ascii="Times New Roman" w:hAnsi="Times New Roman" w:cs="Times New Roman"/>
                           <w:color w:val="auto"/>
                         </w:rPr>
-                        <w:t>. ábra VS Code bővítmények</w:t>
+                        <w:t xml:space="preserve">. ábra VS </w:t>
+                      </w:r>
+                      <w:proofErr w:type="spellStart"/>
+                      <w:r>
+                        <w:rPr>
+                          <w:rFonts w:ascii="Times New Roman" w:hAnsi="Times New Roman" w:cs="Times New Roman"/>
+                          <w:color w:val="auto"/>
+                        </w:rPr>
+                        <w:t>Code</w:t>
+                      </w:r>
+                      <w:proofErr w:type="spellEnd"/>
+                      <w:r>
+                        <w:rPr>
+                          <w:rFonts w:ascii="Times New Roman" w:hAnsi="Times New Roman" w:cs="Times New Roman"/>
+                          <w:color w:val="auto"/>
+                        </w:rPr>
+                        <w:t xml:space="preserve"> bővítmények</w:t>
                       </w:r>
                     </w:p>
                   </w:txbxContent>
@@ -6248,7 +9071,97 @@
           <w:sz w:val="24"/>
           <w:szCs w:val="24"/>
         </w:rPr>
-        <w:t xml:space="preserve">A fetchapi.html menüpont már egy jóval összetettebb feladatrész volt, mert itt szerveroldali adatbázis-tárolásra is szükség volt. A fejlesztés során ehhez SQL alapú adatbázist kellett létrehoznunk. Mivel a munkát Visual Studio Code környezetben végeztük, telepítettünk egy SQLite bővítményt, valamint hozzá az SQLite Viewer kiegészítőt. </w:t>
+        <w:t xml:space="preserve">A fetchapi.html menüpont már egy jóval összetettebb feladatrész volt, mert itt szerveroldali adatbázis-tárolásra is szükség volt. A fejlesztés során ehhez SQL alapú adatbázist kellett létrehoznunk. Mivel a munkát Visual </w:t>
+      </w:r>
+      <w:proofErr w:type="spellStart"/>
+      <w:r>
+        <w:rPr>
+          <w:rFonts w:ascii="Times New Roman" w:hAnsi="Times New Roman" w:cs="Times New Roman"/>
+          <w:sz w:val="24"/>
+          <w:szCs w:val="24"/>
+        </w:rPr>
+        <w:t>Studio</w:t>
+      </w:r>
+      <w:proofErr w:type="spellEnd"/>
+      <w:r>
+        <w:rPr>
+          <w:rFonts w:ascii="Times New Roman" w:hAnsi="Times New Roman" w:cs="Times New Roman"/>
+          <w:sz w:val="24"/>
+          <w:szCs w:val="24"/>
+        </w:rPr>
+        <w:t xml:space="preserve"> </w:t>
+      </w:r>
+      <w:proofErr w:type="spellStart"/>
+      <w:r>
+        <w:rPr>
+          <w:rFonts w:ascii="Times New Roman" w:hAnsi="Times New Roman" w:cs="Times New Roman"/>
+          <w:sz w:val="24"/>
+          <w:szCs w:val="24"/>
+        </w:rPr>
+        <w:t>Code</w:t>
+      </w:r>
+      <w:proofErr w:type="spellEnd"/>
+      <w:r>
+        <w:rPr>
+          <w:rFonts w:ascii="Times New Roman" w:hAnsi="Times New Roman" w:cs="Times New Roman"/>
+          <w:sz w:val="24"/>
+          <w:szCs w:val="24"/>
+        </w:rPr>
+        <w:t xml:space="preserve"> környezetben végeztük, telepítettünk egy </w:t>
+      </w:r>
+      <w:proofErr w:type="spellStart"/>
+      <w:r>
+        <w:rPr>
+          <w:rFonts w:ascii="Times New Roman" w:hAnsi="Times New Roman" w:cs="Times New Roman"/>
+          <w:sz w:val="24"/>
+          <w:szCs w:val="24"/>
+        </w:rPr>
+        <w:t>SQLite</w:t>
+      </w:r>
+      <w:proofErr w:type="spellEnd"/>
+      <w:r>
+        <w:rPr>
+          <w:rFonts w:ascii="Times New Roman" w:hAnsi="Times New Roman" w:cs="Times New Roman"/>
+          <w:sz w:val="24"/>
+          <w:szCs w:val="24"/>
+        </w:rPr>
+        <w:t xml:space="preserve"> bővítményt, valamint hozzá az </w:t>
+      </w:r>
+      <w:proofErr w:type="spellStart"/>
+      <w:r>
+        <w:rPr>
+          <w:rFonts w:ascii="Times New Roman" w:hAnsi="Times New Roman" w:cs="Times New Roman"/>
+          <w:sz w:val="24"/>
+          <w:szCs w:val="24"/>
+        </w:rPr>
+        <w:t>SQLite</w:t>
+      </w:r>
+      <w:proofErr w:type="spellEnd"/>
+      <w:r>
+        <w:rPr>
+          <w:rFonts w:ascii="Times New Roman" w:hAnsi="Times New Roman" w:cs="Times New Roman"/>
+          <w:sz w:val="24"/>
+          <w:szCs w:val="24"/>
+        </w:rPr>
+        <w:t xml:space="preserve"> </w:t>
+      </w:r>
+      <w:proofErr w:type="spellStart"/>
+      <w:r>
+        <w:rPr>
+          <w:rFonts w:ascii="Times New Roman" w:hAnsi="Times New Roman" w:cs="Times New Roman"/>
+          <w:sz w:val="24"/>
+          <w:szCs w:val="24"/>
+        </w:rPr>
+        <w:t>Viewer</w:t>
+      </w:r>
+      <w:proofErr w:type="spellEnd"/>
+      <w:r>
+        <w:rPr>
+          <w:rFonts w:ascii="Times New Roman" w:hAnsi="Times New Roman" w:cs="Times New Roman"/>
+          <w:sz w:val="24"/>
+          <w:szCs w:val="24"/>
+        </w:rPr>
+        <w:t xml:space="preserve"> kiegészítőt. </w:t>
       </w:r>
     </w:p>
     <w:p>
@@ -6269,15 +9182,195 @@
           <w:szCs w:val="24"/>
         </w:rPr>
         <w:lastRenderedPageBreak/>
-        <w:t>Ez első ránézésre praktikus megoldásnak tűnt, mert a fejlesztési környezeten belül tudtuk kezelni az adatbázist. A gyakorlatban azonban hamar kiderült, hogy ez a megoldás korlátozott. Különösen hiányzott belőle egy egyszerű exportálási lehetőség, amely megkönnyítette volna az adatok átültetését. Emiatt egy online konverterhez fordultunk, amely a txt formátumban kapott adatokat .sql kiterjesztésű, beimportálható fájlokká alakította. Ez a lépés ugyan segített, de nem volt tökéletes: bizonyos adattípusokat hibásan ismert fel a rendszer. Például az Id mezőt Double típusként próbálta létrehozni, miközben nekünk Integer típusra volt szükségünk automatikus számozással. Ezt ezért manuálisan javítottuk, hogy a rekordok azonosítása egyszerű és ütközésmentes maradjon. Az adatbázist végül kézzel hoztuk létre a VS Code környezetében. A backend kialakításánál a tanórai PHP kód szolgált kiindulási alapként, de azt rögtön láttuk, hogy az adatbázis-kapcsolatot kezelő rész nem használható változtatás nélkül. Más megoldás szükséges ugyanis XAMPP és MySQL esetén, mint SQLite használatakor. Emiatt a db.php fájlt saját környezetünkhöz kellett igazítani. Eleinte több kiolvasási probléma is jelentkezett, ezért rövidebb és egyszerűbb kódokkal próbáltuk meghatározni a hiba forrását. Csak akkor tértünk vissza a tanórai, strukturáltabb megoldáshoz, amikor az alapkapcsolat már stabilan működött. Ekkor alakítottuk át a read.php fájlt a saját adatbázisunknak megfelelően</w:t>
-      </w:r>
-      <w:r>
-        <w:rPr>
-          <w:rFonts w:ascii="Times New Roman" w:hAnsi="Times New Roman" w:cs="Times New Roman"/>
-          <w:sz w:val="24"/>
-          <w:szCs w:val="24"/>
-        </w:rPr>
-        <w:t>, ezt úgy oldottuk meg, hogy a read.php fájlhoz az alábbi módosításokat adtuk hozzá, hogy engedélyezzük a hozzáférést:</w:t>
+        <w:t xml:space="preserve">Ez első ránézésre praktikus megoldásnak tűnt, mert a fejlesztési környezeten belül tudtuk kezelni az adatbázist. A gyakorlatban azonban hamar kiderült, hogy ez a megoldás korlátozott. Különösen hiányzott belőle egy egyszerű exportálási lehetőség, amely megkönnyítette volna az adatok átültetését. Emiatt egy online konverterhez fordultunk, amely a </w:t>
+      </w:r>
+      <w:proofErr w:type="spellStart"/>
+      <w:r>
+        <w:rPr>
+          <w:rFonts w:ascii="Times New Roman" w:hAnsi="Times New Roman" w:cs="Times New Roman"/>
+          <w:sz w:val="24"/>
+          <w:szCs w:val="24"/>
+        </w:rPr>
+        <w:t>txt</w:t>
+      </w:r>
+      <w:proofErr w:type="spellEnd"/>
+      <w:r>
+        <w:rPr>
+          <w:rFonts w:ascii="Times New Roman" w:hAnsi="Times New Roman" w:cs="Times New Roman"/>
+          <w:sz w:val="24"/>
+          <w:szCs w:val="24"/>
+        </w:rPr>
+        <w:t xml:space="preserve"> formátumban kapott adatokat .</w:t>
+      </w:r>
+      <w:proofErr w:type="spellStart"/>
+      <w:r>
+        <w:rPr>
+          <w:rFonts w:ascii="Times New Roman" w:hAnsi="Times New Roman" w:cs="Times New Roman"/>
+          <w:sz w:val="24"/>
+          <w:szCs w:val="24"/>
+        </w:rPr>
+        <w:t>sql</w:t>
+      </w:r>
+      <w:proofErr w:type="spellEnd"/>
+      <w:r>
+        <w:rPr>
+          <w:rFonts w:ascii="Times New Roman" w:hAnsi="Times New Roman" w:cs="Times New Roman"/>
+          <w:sz w:val="24"/>
+          <w:szCs w:val="24"/>
+        </w:rPr>
+        <w:t xml:space="preserve"> kiterjesztésű, beimportálható fájlokká alakította. Ez a lépés ugyan segített, de nem volt tökéletes: bizonyos adattípusokat hibásan ismert fel a rendszer. Például az </w:t>
+      </w:r>
+      <w:proofErr w:type="spellStart"/>
+      <w:r>
+        <w:rPr>
+          <w:rFonts w:ascii="Times New Roman" w:hAnsi="Times New Roman" w:cs="Times New Roman"/>
+          <w:sz w:val="24"/>
+          <w:szCs w:val="24"/>
+        </w:rPr>
+        <w:t>Id</w:t>
+      </w:r>
+      <w:proofErr w:type="spellEnd"/>
+      <w:r>
+        <w:rPr>
+          <w:rFonts w:ascii="Times New Roman" w:hAnsi="Times New Roman" w:cs="Times New Roman"/>
+          <w:sz w:val="24"/>
+          <w:szCs w:val="24"/>
+        </w:rPr>
+        <w:t xml:space="preserve"> mezőt </w:t>
+      </w:r>
+      <w:proofErr w:type="spellStart"/>
+      <w:r>
+        <w:rPr>
+          <w:rFonts w:ascii="Times New Roman" w:hAnsi="Times New Roman" w:cs="Times New Roman"/>
+          <w:sz w:val="24"/>
+          <w:szCs w:val="24"/>
+        </w:rPr>
+        <w:t>Double</w:t>
+      </w:r>
+      <w:proofErr w:type="spellEnd"/>
+      <w:r>
+        <w:rPr>
+          <w:rFonts w:ascii="Times New Roman" w:hAnsi="Times New Roman" w:cs="Times New Roman"/>
+          <w:sz w:val="24"/>
+          <w:szCs w:val="24"/>
+        </w:rPr>
+        <w:t xml:space="preserve"> típusként próbálta létrehozni, miközben nekünk Integer típusra volt szükségünk automatikus számozással. Ezt ezért manuálisan javítottuk, hogy a rekordok azonosítása egyszerű és ütközésmentes maradjon. Az adatbázist végül kézzel hoztuk létre a VS </w:t>
+      </w:r>
+      <w:proofErr w:type="spellStart"/>
+      <w:r>
+        <w:rPr>
+          <w:rFonts w:ascii="Times New Roman" w:hAnsi="Times New Roman" w:cs="Times New Roman"/>
+          <w:sz w:val="24"/>
+          <w:szCs w:val="24"/>
+        </w:rPr>
+        <w:t>Code</w:t>
+      </w:r>
+      <w:proofErr w:type="spellEnd"/>
+      <w:r>
+        <w:rPr>
+          <w:rFonts w:ascii="Times New Roman" w:hAnsi="Times New Roman" w:cs="Times New Roman"/>
+          <w:sz w:val="24"/>
+          <w:szCs w:val="24"/>
+        </w:rPr>
+        <w:t xml:space="preserve"> környezetében. A backend kialakításánál a tanórai PHP kód szolgált kiindulási alapként, de azt rögtön láttuk, hogy az adatbázis-kapcsolatot kezelő rész nem használható változtatás nélkül. Más megoldás szükséges ugyanis XAMPP és </w:t>
+      </w:r>
+      <w:proofErr w:type="spellStart"/>
+      <w:r>
+        <w:rPr>
+          <w:rFonts w:ascii="Times New Roman" w:hAnsi="Times New Roman" w:cs="Times New Roman"/>
+          <w:sz w:val="24"/>
+          <w:szCs w:val="24"/>
+        </w:rPr>
+        <w:t>MySQL</w:t>
+      </w:r>
+      <w:proofErr w:type="spellEnd"/>
+      <w:r>
+        <w:rPr>
+          <w:rFonts w:ascii="Times New Roman" w:hAnsi="Times New Roman" w:cs="Times New Roman"/>
+          <w:sz w:val="24"/>
+          <w:szCs w:val="24"/>
+        </w:rPr>
+        <w:t xml:space="preserve"> esetén, mint </w:t>
+      </w:r>
+      <w:proofErr w:type="spellStart"/>
+      <w:r>
+        <w:rPr>
+          <w:rFonts w:ascii="Times New Roman" w:hAnsi="Times New Roman" w:cs="Times New Roman"/>
+          <w:sz w:val="24"/>
+          <w:szCs w:val="24"/>
+        </w:rPr>
+        <w:t>SQLite</w:t>
+      </w:r>
+      <w:proofErr w:type="spellEnd"/>
+      <w:r>
+        <w:rPr>
+          <w:rFonts w:ascii="Times New Roman" w:hAnsi="Times New Roman" w:cs="Times New Roman"/>
+          <w:sz w:val="24"/>
+          <w:szCs w:val="24"/>
+        </w:rPr>
+        <w:t xml:space="preserve"> használatakor. Emiatt a </w:t>
+      </w:r>
+      <w:proofErr w:type="spellStart"/>
+      <w:r>
+        <w:rPr>
+          <w:rFonts w:ascii="Times New Roman" w:hAnsi="Times New Roman" w:cs="Times New Roman"/>
+          <w:sz w:val="24"/>
+          <w:szCs w:val="24"/>
+        </w:rPr>
+        <w:t>db.php</w:t>
+      </w:r>
+      <w:proofErr w:type="spellEnd"/>
+      <w:r>
+        <w:rPr>
+          <w:rFonts w:ascii="Times New Roman" w:hAnsi="Times New Roman" w:cs="Times New Roman"/>
+          <w:sz w:val="24"/>
+          <w:szCs w:val="24"/>
+        </w:rPr>
+        <w:t xml:space="preserve"> fájlt saját környezetünkhöz kellett igazítani. Eleinte több kiolvasási probléma is jelentkezett, ezért rövidebb és egyszerűbb kódokkal próbáltuk meghatározni a hiba forrását. Csak akkor tértünk vissza a tanórai, strukturáltabb megoldáshoz, amikor az alapkapcsolat már stabilan működött. Ekkor alakítottuk át a </w:t>
+      </w:r>
+      <w:proofErr w:type="spellStart"/>
+      <w:r>
+        <w:rPr>
+          <w:rFonts w:ascii="Times New Roman" w:hAnsi="Times New Roman" w:cs="Times New Roman"/>
+          <w:sz w:val="24"/>
+          <w:szCs w:val="24"/>
+        </w:rPr>
+        <w:t>read.php</w:t>
+      </w:r>
+      <w:proofErr w:type="spellEnd"/>
+      <w:r>
+        <w:rPr>
+          <w:rFonts w:ascii="Times New Roman" w:hAnsi="Times New Roman" w:cs="Times New Roman"/>
+          <w:sz w:val="24"/>
+          <w:szCs w:val="24"/>
+        </w:rPr>
+        <w:t xml:space="preserve"> fájlt a saját adatbázisunknak megfelelően</w:t>
+      </w:r>
+      <w:r>
+        <w:rPr>
+          <w:rFonts w:ascii="Times New Roman" w:hAnsi="Times New Roman" w:cs="Times New Roman"/>
+          <w:sz w:val="24"/>
+          <w:szCs w:val="24"/>
+        </w:rPr>
+        <w:t xml:space="preserve">, ezt úgy oldottuk meg, hogy a </w:t>
+      </w:r>
+      <w:proofErr w:type="spellStart"/>
+      <w:r>
+        <w:rPr>
+          <w:rFonts w:ascii="Times New Roman" w:hAnsi="Times New Roman" w:cs="Times New Roman"/>
+          <w:sz w:val="24"/>
+          <w:szCs w:val="24"/>
+        </w:rPr>
+        <w:t>read.php</w:t>
+      </w:r>
+      <w:proofErr w:type="spellEnd"/>
+      <w:r>
+        <w:rPr>
+          <w:rFonts w:ascii="Times New Roman" w:hAnsi="Times New Roman" w:cs="Times New Roman"/>
+          <w:sz w:val="24"/>
+          <w:szCs w:val="24"/>
+        </w:rPr>
+        <w:t xml:space="preserve"> fájlhoz az alábbi módosításokat adtuk hozzá, hogy engedélyezzük a hozzáférést:</w:t>
       </w:r>
     </w:p>
     <w:p>
@@ -6295,13 +9388,87 @@
           <w:szCs w:val="24"/>
         </w:rPr>
       </w:pPr>
-      <w:r>
-        <w:rPr>
-          <w:rFonts w:ascii="Times New Roman" w:hAnsi="Times New Roman" w:cs="Times New Roman"/>
-          <w:sz w:val="24"/>
-          <w:szCs w:val="24"/>
-        </w:rPr>
-        <w:t xml:space="preserve">header("Content-Type: application/json"); </w:t>
+      <w:proofErr w:type="spellStart"/>
+      <w:proofErr w:type="gramStart"/>
+      <w:r>
+        <w:rPr>
+          <w:rFonts w:ascii="Times New Roman" w:hAnsi="Times New Roman" w:cs="Times New Roman"/>
+          <w:sz w:val="24"/>
+          <w:szCs w:val="24"/>
+        </w:rPr>
+        <w:t>header</w:t>
+      </w:r>
+      <w:proofErr w:type="spellEnd"/>
+      <w:r>
+        <w:rPr>
+          <w:rFonts w:ascii="Times New Roman" w:hAnsi="Times New Roman" w:cs="Times New Roman"/>
+          <w:sz w:val="24"/>
+          <w:szCs w:val="24"/>
+        </w:rPr>
+        <w:t>(</w:t>
+      </w:r>
+      <w:proofErr w:type="gramEnd"/>
+      <w:r>
+        <w:rPr>
+          <w:rFonts w:ascii="Times New Roman" w:hAnsi="Times New Roman" w:cs="Times New Roman"/>
+          <w:sz w:val="24"/>
+          <w:szCs w:val="24"/>
+        </w:rPr>
+        <w:t>"</w:t>
+      </w:r>
+      <w:proofErr w:type="spellStart"/>
+      <w:r>
+        <w:rPr>
+          <w:rFonts w:ascii="Times New Roman" w:hAnsi="Times New Roman" w:cs="Times New Roman"/>
+          <w:sz w:val="24"/>
+          <w:szCs w:val="24"/>
+        </w:rPr>
+        <w:t>Content-Type</w:t>
+      </w:r>
+      <w:proofErr w:type="spellEnd"/>
+      <w:r>
+        <w:rPr>
+          <w:rFonts w:ascii="Times New Roman" w:hAnsi="Times New Roman" w:cs="Times New Roman"/>
+          <w:sz w:val="24"/>
+          <w:szCs w:val="24"/>
+        </w:rPr>
+        <w:t xml:space="preserve">: </w:t>
+      </w:r>
+      <w:proofErr w:type="spellStart"/>
+      <w:r>
+        <w:rPr>
+          <w:rFonts w:ascii="Times New Roman" w:hAnsi="Times New Roman" w:cs="Times New Roman"/>
+          <w:sz w:val="24"/>
+          <w:szCs w:val="24"/>
+        </w:rPr>
+        <w:t>application</w:t>
+      </w:r>
+      <w:proofErr w:type="spellEnd"/>
+      <w:r>
+        <w:rPr>
+          <w:rFonts w:ascii="Times New Roman" w:hAnsi="Times New Roman" w:cs="Times New Roman"/>
+          <w:sz w:val="24"/>
+          <w:szCs w:val="24"/>
+        </w:rPr>
+        <w:t>/</w:t>
+      </w:r>
+      <w:proofErr w:type="spellStart"/>
+      <w:r>
+        <w:rPr>
+          <w:rFonts w:ascii="Times New Roman" w:hAnsi="Times New Roman" w:cs="Times New Roman"/>
+          <w:sz w:val="24"/>
+          <w:szCs w:val="24"/>
+        </w:rPr>
+        <w:t>json</w:t>
+      </w:r>
+      <w:proofErr w:type="spellEnd"/>
+      <w:r>
+        <w:rPr>
+          <w:rFonts w:ascii="Times New Roman" w:hAnsi="Times New Roman" w:cs="Times New Roman"/>
+          <w:sz w:val="24"/>
+          <w:szCs w:val="24"/>
+        </w:rPr>
+        <w:t xml:space="preserve">"); </w:t>
       </w:r>
     </w:p>
     <w:p>
@@ -6319,13 +9486,69 @@
           <w:szCs w:val="24"/>
         </w:rPr>
       </w:pPr>
-      <w:r>
-        <w:rPr>
-          <w:rFonts w:ascii="Times New Roman" w:hAnsi="Times New Roman" w:cs="Times New Roman"/>
-          <w:sz w:val="24"/>
-          <w:szCs w:val="24"/>
-        </w:rPr>
-        <w:t>header("Access-Control-Allow-Origin: *");</w:t>
+      <w:proofErr w:type="spellStart"/>
+      <w:proofErr w:type="gramStart"/>
+      <w:r>
+        <w:rPr>
+          <w:rFonts w:ascii="Times New Roman" w:hAnsi="Times New Roman" w:cs="Times New Roman"/>
+          <w:sz w:val="24"/>
+          <w:szCs w:val="24"/>
+        </w:rPr>
+        <w:t>header</w:t>
+      </w:r>
+      <w:proofErr w:type="spellEnd"/>
+      <w:r>
+        <w:rPr>
+          <w:rFonts w:ascii="Times New Roman" w:hAnsi="Times New Roman" w:cs="Times New Roman"/>
+          <w:sz w:val="24"/>
+          <w:szCs w:val="24"/>
+        </w:rPr>
+        <w:t>(</w:t>
+      </w:r>
+      <w:proofErr w:type="gramEnd"/>
+      <w:r>
+        <w:rPr>
+          <w:rFonts w:ascii="Times New Roman" w:hAnsi="Times New Roman" w:cs="Times New Roman"/>
+          <w:sz w:val="24"/>
+          <w:szCs w:val="24"/>
+        </w:rPr>
+        <w:t>"Access-</w:t>
+      </w:r>
+      <w:proofErr w:type="spellStart"/>
+      <w:r>
+        <w:rPr>
+          <w:rFonts w:ascii="Times New Roman" w:hAnsi="Times New Roman" w:cs="Times New Roman"/>
+          <w:sz w:val="24"/>
+          <w:szCs w:val="24"/>
+        </w:rPr>
+        <w:t>Control</w:t>
+      </w:r>
+      <w:proofErr w:type="spellEnd"/>
+      <w:r>
+        <w:rPr>
+          <w:rFonts w:ascii="Times New Roman" w:hAnsi="Times New Roman" w:cs="Times New Roman"/>
+          <w:sz w:val="24"/>
+          <w:szCs w:val="24"/>
+        </w:rPr>
+        <w:t>-</w:t>
+      </w:r>
+      <w:proofErr w:type="spellStart"/>
+      <w:r>
+        <w:rPr>
+          <w:rFonts w:ascii="Times New Roman" w:hAnsi="Times New Roman" w:cs="Times New Roman"/>
+          <w:sz w:val="24"/>
+          <w:szCs w:val="24"/>
+        </w:rPr>
+        <w:t>Allow-Origin</w:t>
+      </w:r>
+      <w:proofErr w:type="spellEnd"/>
+      <w:r>
+        <w:rPr>
+          <w:rFonts w:ascii="Times New Roman" w:hAnsi="Times New Roman" w:cs="Times New Roman"/>
+          <w:sz w:val="24"/>
+          <w:szCs w:val="24"/>
+        </w:rPr>
+        <w:t>: *");</w:t>
       </w:r>
     </w:p>
     <w:p>
@@ -6343,13 +9566,69 @@
           <w:szCs w:val="24"/>
         </w:rPr>
       </w:pPr>
-      <w:r>
-        <w:rPr>
-          <w:rFonts w:ascii="Times New Roman" w:hAnsi="Times New Roman" w:cs="Times New Roman"/>
-          <w:sz w:val="24"/>
-          <w:szCs w:val="24"/>
-        </w:rPr>
-        <w:t>header("Access-Control-Allow-Methods: GET, POST, PUT, DELETE, OPTIONS");</w:t>
+      <w:proofErr w:type="spellStart"/>
+      <w:proofErr w:type="gramStart"/>
+      <w:r>
+        <w:rPr>
+          <w:rFonts w:ascii="Times New Roman" w:hAnsi="Times New Roman" w:cs="Times New Roman"/>
+          <w:sz w:val="24"/>
+          <w:szCs w:val="24"/>
+        </w:rPr>
+        <w:t>header</w:t>
+      </w:r>
+      <w:proofErr w:type="spellEnd"/>
+      <w:r>
+        <w:rPr>
+          <w:rFonts w:ascii="Times New Roman" w:hAnsi="Times New Roman" w:cs="Times New Roman"/>
+          <w:sz w:val="24"/>
+          <w:szCs w:val="24"/>
+        </w:rPr>
+        <w:t>(</w:t>
+      </w:r>
+      <w:proofErr w:type="gramEnd"/>
+      <w:r>
+        <w:rPr>
+          <w:rFonts w:ascii="Times New Roman" w:hAnsi="Times New Roman" w:cs="Times New Roman"/>
+          <w:sz w:val="24"/>
+          <w:szCs w:val="24"/>
+        </w:rPr>
+        <w:t>"Access-</w:t>
+      </w:r>
+      <w:proofErr w:type="spellStart"/>
+      <w:r>
+        <w:rPr>
+          <w:rFonts w:ascii="Times New Roman" w:hAnsi="Times New Roman" w:cs="Times New Roman"/>
+          <w:sz w:val="24"/>
+          <w:szCs w:val="24"/>
+        </w:rPr>
+        <w:t>Control</w:t>
+      </w:r>
+      <w:proofErr w:type="spellEnd"/>
+      <w:r>
+        <w:rPr>
+          <w:rFonts w:ascii="Times New Roman" w:hAnsi="Times New Roman" w:cs="Times New Roman"/>
+          <w:sz w:val="24"/>
+          <w:szCs w:val="24"/>
+        </w:rPr>
+        <w:t>-</w:t>
+      </w:r>
+      <w:proofErr w:type="spellStart"/>
+      <w:r>
+        <w:rPr>
+          <w:rFonts w:ascii="Times New Roman" w:hAnsi="Times New Roman" w:cs="Times New Roman"/>
+          <w:sz w:val="24"/>
+          <w:szCs w:val="24"/>
+        </w:rPr>
+        <w:t>Allow-Methods</w:t>
+      </w:r>
+      <w:proofErr w:type="spellEnd"/>
+      <w:r>
+        <w:rPr>
+          <w:rFonts w:ascii="Times New Roman" w:hAnsi="Times New Roman" w:cs="Times New Roman"/>
+          <w:sz w:val="24"/>
+          <w:szCs w:val="24"/>
+        </w:rPr>
+        <w:t>: GET, POST, PUT, DELETE, OPTIONS");</w:t>
       </w:r>
     </w:p>
     <w:p>
@@ -6367,13 +9646,87 @@
           <w:szCs w:val="24"/>
         </w:rPr>
       </w:pPr>
-      <w:r>
-        <w:rPr>
-          <w:rFonts w:ascii="Times New Roman" w:hAnsi="Times New Roman" w:cs="Times New Roman"/>
-          <w:sz w:val="24"/>
-          <w:szCs w:val="24"/>
-        </w:rPr>
-        <w:t>header("Access-Control-Allow-Headers: Content-Type");</w:t>
+      <w:proofErr w:type="spellStart"/>
+      <w:proofErr w:type="gramStart"/>
+      <w:r>
+        <w:rPr>
+          <w:rFonts w:ascii="Times New Roman" w:hAnsi="Times New Roman" w:cs="Times New Roman"/>
+          <w:sz w:val="24"/>
+          <w:szCs w:val="24"/>
+        </w:rPr>
+        <w:t>header</w:t>
+      </w:r>
+      <w:proofErr w:type="spellEnd"/>
+      <w:r>
+        <w:rPr>
+          <w:rFonts w:ascii="Times New Roman" w:hAnsi="Times New Roman" w:cs="Times New Roman"/>
+          <w:sz w:val="24"/>
+          <w:szCs w:val="24"/>
+        </w:rPr>
+        <w:t>(</w:t>
+      </w:r>
+      <w:proofErr w:type="gramEnd"/>
+      <w:r>
+        <w:rPr>
+          <w:rFonts w:ascii="Times New Roman" w:hAnsi="Times New Roman" w:cs="Times New Roman"/>
+          <w:sz w:val="24"/>
+          <w:szCs w:val="24"/>
+        </w:rPr>
+        <w:t>"Access-</w:t>
+      </w:r>
+      <w:proofErr w:type="spellStart"/>
+      <w:r>
+        <w:rPr>
+          <w:rFonts w:ascii="Times New Roman" w:hAnsi="Times New Roman" w:cs="Times New Roman"/>
+          <w:sz w:val="24"/>
+          <w:szCs w:val="24"/>
+        </w:rPr>
+        <w:t>Control</w:t>
+      </w:r>
+      <w:proofErr w:type="spellEnd"/>
+      <w:r>
+        <w:rPr>
+          <w:rFonts w:ascii="Times New Roman" w:hAnsi="Times New Roman" w:cs="Times New Roman"/>
+          <w:sz w:val="24"/>
+          <w:szCs w:val="24"/>
+        </w:rPr>
+        <w:t>-</w:t>
+      </w:r>
+      <w:proofErr w:type="spellStart"/>
+      <w:r>
+        <w:rPr>
+          <w:rFonts w:ascii="Times New Roman" w:hAnsi="Times New Roman" w:cs="Times New Roman"/>
+          <w:sz w:val="24"/>
+          <w:szCs w:val="24"/>
+        </w:rPr>
+        <w:t>Allow-Headers</w:t>
+      </w:r>
+      <w:proofErr w:type="spellEnd"/>
+      <w:r>
+        <w:rPr>
+          <w:rFonts w:ascii="Times New Roman" w:hAnsi="Times New Roman" w:cs="Times New Roman"/>
+          <w:sz w:val="24"/>
+          <w:szCs w:val="24"/>
+        </w:rPr>
+        <w:t xml:space="preserve">: </w:t>
+      </w:r>
+      <w:proofErr w:type="spellStart"/>
+      <w:r>
+        <w:rPr>
+          <w:rFonts w:ascii="Times New Roman" w:hAnsi="Times New Roman" w:cs="Times New Roman"/>
+          <w:sz w:val="24"/>
+          <w:szCs w:val="24"/>
+        </w:rPr>
+        <w:t>Content-Type</w:t>
+      </w:r>
+      <w:proofErr w:type="spellEnd"/>
+      <w:r>
+        <w:rPr>
+          <w:rFonts w:ascii="Times New Roman" w:hAnsi="Times New Roman" w:cs="Times New Roman"/>
+          <w:sz w:val="24"/>
+          <w:szCs w:val="24"/>
+        </w:rPr>
+        <w:t>");</w:t>
       </w:r>
     </w:p>
     <w:p>
@@ -6393,7 +9746,61 @@
           <w:sz w:val="24"/>
           <w:szCs w:val="24"/>
         </w:rPr>
-        <w:t>Hasonló logikával építettük fel a kliensoldali JavaScript részt is a fetchapi_js.js fájlban. A HTML oldalt a már meglévő, közös stílusok felhasználásával formáztuk, így a Fetch API menüpont is vizuálisan egységes maradt. Ez a weboldalrész a localhost:8000-es porton futott, ami később az Axios menünél is fontos szerepet kapott.</w:t>
+        <w:t xml:space="preserve">Hasonló logikával építettük fel a kliensoldali JavaScript részt is a fetchapi_js.js fájlban. A HTML oldalt a már meglévő, közös stílusok felhasználásával formáztuk, így a </w:t>
+      </w:r>
+      <w:proofErr w:type="spellStart"/>
+      <w:r>
+        <w:rPr>
+          <w:rFonts w:ascii="Times New Roman" w:hAnsi="Times New Roman" w:cs="Times New Roman"/>
+          <w:sz w:val="24"/>
+          <w:szCs w:val="24"/>
+        </w:rPr>
+        <w:t>Fetch</w:t>
+      </w:r>
+      <w:proofErr w:type="spellEnd"/>
+      <w:r>
+        <w:rPr>
+          <w:rFonts w:ascii="Times New Roman" w:hAnsi="Times New Roman" w:cs="Times New Roman"/>
+          <w:sz w:val="24"/>
+          <w:szCs w:val="24"/>
+        </w:rPr>
+        <w:t xml:space="preserve"> API menüpont is vizuálisan egységes maradt. Ez a weboldalrész a localhost:8000-es </w:t>
+      </w:r>
+      <w:proofErr w:type="spellStart"/>
+      <w:r>
+        <w:rPr>
+          <w:rFonts w:ascii="Times New Roman" w:hAnsi="Times New Roman" w:cs="Times New Roman"/>
+          <w:sz w:val="24"/>
+          <w:szCs w:val="24"/>
+        </w:rPr>
+        <w:t>porton</w:t>
+      </w:r>
+      <w:proofErr w:type="spellEnd"/>
+      <w:r>
+        <w:rPr>
+          <w:rFonts w:ascii="Times New Roman" w:hAnsi="Times New Roman" w:cs="Times New Roman"/>
+          <w:sz w:val="24"/>
+          <w:szCs w:val="24"/>
+        </w:rPr>
+        <w:t xml:space="preserve"> futott, ami később az </w:t>
+      </w:r>
+      <w:proofErr w:type="spellStart"/>
+      <w:r>
+        <w:rPr>
+          <w:rFonts w:ascii="Times New Roman" w:hAnsi="Times New Roman" w:cs="Times New Roman"/>
+          <w:sz w:val="24"/>
+          <w:szCs w:val="24"/>
+        </w:rPr>
+        <w:t>Axios</w:t>
+      </w:r>
+      <w:proofErr w:type="spellEnd"/>
+      <w:r>
+        <w:rPr>
+          <w:rFonts w:ascii="Times New Roman" w:hAnsi="Times New Roman" w:cs="Times New Roman"/>
+          <w:sz w:val="24"/>
+          <w:szCs w:val="24"/>
+        </w:rPr>
+        <w:t xml:space="preserve"> menünél is fontos szerepet kapott.</w:t>
       </w:r>
     </w:p>
     <w:p>
@@ -6412,7 +9819,7 @@
           <w:szCs w:val="28"/>
         </w:rPr>
       </w:pPr>
-      <w:bookmarkStart w:id="13" w:name="_Toc226794860"/>
+      <w:bookmarkStart w:id="13" w:name="_Toc227058303"/>
       <w:r>
         <w:rPr>
           <w:rFonts w:ascii="Times New Roman" w:hAnsi="Times New Roman" w:cs="Times New Roman"/>
@@ -6486,7 +9893,367 @@
           <w:szCs w:val="24"/>
         </w:rPr>
         <w:lastRenderedPageBreak/>
-        <w:t>kihívást hozott, mivel itt React környezetben kellett Axios segítségével megvalósítani a szerveroldali adatkezelést. A fejlesztés első technikai lépése az Axios telepítése volt, amelyet a VS Code termináljában az npm install axios paranccsal végeztünk el. Az alkalmazás megírásánál ismét a tanórai mintakódot vettük alapul, de ezt jelentősen testre kellett szabni. A legnagyobb kihívást az jelentette, hogy a backend és a frontend külön porton futott. A saját fejlesztői gépen a localhost:8000 porton működött a PHP-s, adatbázisra épülő rész, míg a Reactet futtató npm fejlesztői kiszolgáló a localhost:5173 portot használta. Kezdetben nem fordítottunk erre elegendő figyelmet, ezért nehezen volt átlátható, miért nem kommunikál megfelelően egymással a két rendszer. Ebből adódóan előfordult, hogy vagy az adatbázis elérése nem működött, vagy a React alkalmazás nem reagált a várt módon. A probléma megoldásához a read.php fájlba CORS-engedélyező fejlécsorokat illesztettünk be. Ennek részeként beállítottuk a Content-Type értéket, engedélyeztük a külső eredetű hozzáférést, valamint megadtuk az engedélyezett metódusokat és fejlécmezőket is. Ezzel a szerver képes lett fogadni a különböző portra érkező kéréseket. Emellett az axios.jsx fájlban is pontosítani kellett az API elérési útját, vagyis rögzítettük, hogy a read.php a localhost:8000 címen érhető el. Miután ez a kapcsolat stabilan működött, a felhasználói élmény javításával is foglalkoztunk. Itt merült fel az az ötlet, hogy a rendszer ne pusztán egy szöveges kiírással jelezze a sikeres műveleteket, hanem a böngésző jelenítsen meg értesítést. Ez azért bizonyult előnyösnek, mert így a visszajelzés nem zavarta meg a felület vizuális szerkezetét. Emellett a read.php állapotüzeneteit magyar nyelvűre módosítottuk, vagyis például az angol sikerüzenetek helyett „Sikeres létrehozás!” formájú visszajelzéseket adtunk. Az Axios oldal így nemcsak technikailag valósította meg a beadandó előírásait, hanem használhatóság és megjelenés szempontjából is egységesen illeszkedett a teljes alkalmazásba.</w:t>
+        <w:t xml:space="preserve">kihívást hozott, mivel itt </w:t>
+      </w:r>
+      <w:proofErr w:type="spellStart"/>
+      <w:r>
+        <w:rPr>
+          <w:rFonts w:ascii="Times New Roman" w:hAnsi="Times New Roman" w:cs="Times New Roman"/>
+          <w:sz w:val="24"/>
+          <w:szCs w:val="24"/>
+        </w:rPr>
+        <w:t>React</w:t>
+      </w:r>
+      <w:proofErr w:type="spellEnd"/>
+      <w:r>
+        <w:rPr>
+          <w:rFonts w:ascii="Times New Roman" w:hAnsi="Times New Roman" w:cs="Times New Roman"/>
+          <w:sz w:val="24"/>
+          <w:szCs w:val="24"/>
+        </w:rPr>
+        <w:t xml:space="preserve"> környezetben kellett </w:t>
+      </w:r>
+      <w:proofErr w:type="spellStart"/>
+      <w:r>
+        <w:rPr>
+          <w:rFonts w:ascii="Times New Roman" w:hAnsi="Times New Roman" w:cs="Times New Roman"/>
+          <w:sz w:val="24"/>
+          <w:szCs w:val="24"/>
+        </w:rPr>
+        <w:t>Axios</w:t>
+      </w:r>
+      <w:proofErr w:type="spellEnd"/>
+      <w:r>
+        <w:rPr>
+          <w:rFonts w:ascii="Times New Roman" w:hAnsi="Times New Roman" w:cs="Times New Roman"/>
+          <w:sz w:val="24"/>
+          <w:szCs w:val="24"/>
+        </w:rPr>
+        <w:t xml:space="preserve"> segítségével megvalósítani a szerveroldali adatkezelést. A fejlesztés első technikai lépése az </w:t>
+      </w:r>
+      <w:proofErr w:type="spellStart"/>
+      <w:r>
+        <w:rPr>
+          <w:rFonts w:ascii="Times New Roman" w:hAnsi="Times New Roman" w:cs="Times New Roman"/>
+          <w:sz w:val="24"/>
+          <w:szCs w:val="24"/>
+        </w:rPr>
+        <w:t>Axios</w:t>
+      </w:r>
+      <w:proofErr w:type="spellEnd"/>
+      <w:r>
+        <w:rPr>
+          <w:rFonts w:ascii="Times New Roman" w:hAnsi="Times New Roman" w:cs="Times New Roman"/>
+          <w:sz w:val="24"/>
+          <w:szCs w:val="24"/>
+        </w:rPr>
+        <w:t xml:space="preserve"> telepítése volt, amelyet a VS </w:t>
+      </w:r>
+      <w:proofErr w:type="spellStart"/>
+      <w:r>
+        <w:rPr>
+          <w:rFonts w:ascii="Times New Roman" w:hAnsi="Times New Roman" w:cs="Times New Roman"/>
+          <w:sz w:val="24"/>
+          <w:szCs w:val="24"/>
+        </w:rPr>
+        <w:t>Code</w:t>
+      </w:r>
+      <w:proofErr w:type="spellEnd"/>
+      <w:r>
+        <w:rPr>
+          <w:rFonts w:ascii="Times New Roman" w:hAnsi="Times New Roman" w:cs="Times New Roman"/>
+          <w:sz w:val="24"/>
+          <w:szCs w:val="24"/>
+        </w:rPr>
+        <w:t xml:space="preserve"> termináljában az </w:t>
+      </w:r>
+      <w:proofErr w:type="spellStart"/>
+      <w:r>
+        <w:rPr>
+          <w:rFonts w:ascii="Times New Roman" w:hAnsi="Times New Roman" w:cs="Times New Roman"/>
+          <w:sz w:val="24"/>
+          <w:szCs w:val="24"/>
+        </w:rPr>
+        <w:t>npm</w:t>
+      </w:r>
+      <w:proofErr w:type="spellEnd"/>
+      <w:r>
+        <w:rPr>
+          <w:rFonts w:ascii="Times New Roman" w:hAnsi="Times New Roman" w:cs="Times New Roman"/>
+          <w:sz w:val="24"/>
+          <w:szCs w:val="24"/>
+        </w:rPr>
+        <w:t xml:space="preserve"> </w:t>
+      </w:r>
+      <w:proofErr w:type="spellStart"/>
+      <w:r>
+        <w:rPr>
+          <w:rFonts w:ascii="Times New Roman" w:hAnsi="Times New Roman" w:cs="Times New Roman"/>
+          <w:sz w:val="24"/>
+          <w:szCs w:val="24"/>
+        </w:rPr>
+        <w:t>install</w:t>
+      </w:r>
+      <w:proofErr w:type="spellEnd"/>
+      <w:r>
+        <w:rPr>
+          <w:rFonts w:ascii="Times New Roman" w:hAnsi="Times New Roman" w:cs="Times New Roman"/>
+          <w:sz w:val="24"/>
+          <w:szCs w:val="24"/>
+        </w:rPr>
+        <w:t xml:space="preserve"> </w:t>
+      </w:r>
+      <w:proofErr w:type="spellStart"/>
+      <w:r>
+        <w:rPr>
+          <w:rFonts w:ascii="Times New Roman" w:hAnsi="Times New Roman" w:cs="Times New Roman"/>
+          <w:sz w:val="24"/>
+          <w:szCs w:val="24"/>
+        </w:rPr>
+        <w:t>axios</w:t>
+      </w:r>
+      <w:proofErr w:type="spellEnd"/>
+      <w:r>
+        <w:rPr>
+          <w:rFonts w:ascii="Times New Roman" w:hAnsi="Times New Roman" w:cs="Times New Roman"/>
+          <w:sz w:val="24"/>
+          <w:szCs w:val="24"/>
+        </w:rPr>
+        <w:t xml:space="preserve"> paranccsal végeztünk el. Az alkalmazás megírásánál ismét a tanórai mintakódot vettük alapul, de ezt jelentősen testre kellett szabni. A legnagyobb kihívást az jelentette, hogy a backend és a frontend külön </w:t>
+      </w:r>
+      <w:proofErr w:type="spellStart"/>
+      <w:r>
+        <w:rPr>
+          <w:rFonts w:ascii="Times New Roman" w:hAnsi="Times New Roman" w:cs="Times New Roman"/>
+          <w:sz w:val="24"/>
+          <w:szCs w:val="24"/>
+        </w:rPr>
+        <w:t>porton</w:t>
+      </w:r>
+      <w:proofErr w:type="spellEnd"/>
+      <w:r>
+        <w:rPr>
+          <w:rFonts w:ascii="Times New Roman" w:hAnsi="Times New Roman" w:cs="Times New Roman"/>
+          <w:sz w:val="24"/>
+          <w:szCs w:val="24"/>
+        </w:rPr>
+        <w:t xml:space="preserve"> futott. A saját fejlesztői gépen a localhost:8000 </w:t>
+      </w:r>
+      <w:proofErr w:type="spellStart"/>
+      <w:r>
+        <w:rPr>
+          <w:rFonts w:ascii="Times New Roman" w:hAnsi="Times New Roman" w:cs="Times New Roman"/>
+          <w:sz w:val="24"/>
+          <w:szCs w:val="24"/>
+        </w:rPr>
+        <w:t>porton</w:t>
+      </w:r>
+      <w:proofErr w:type="spellEnd"/>
+      <w:r>
+        <w:rPr>
+          <w:rFonts w:ascii="Times New Roman" w:hAnsi="Times New Roman" w:cs="Times New Roman"/>
+          <w:sz w:val="24"/>
+          <w:szCs w:val="24"/>
+        </w:rPr>
+        <w:t xml:space="preserve"> működött a PHP-s, adatbázisra épülő rész, míg a </w:t>
+      </w:r>
+      <w:proofErr w:type="spellStart"/>
+      <w:r>
+        <w:rPr>
+          <w:rFonts w:ascii="Times New Roman" w:hAnsi="Times New Roman" w:cs="Times New Roman"/>
+          <w:sz w:val="24"/>
+          <w:szCs w:val="24"/>
+        </w:rPr>
+        <w:t>Reactet</w:t>
+      </w:r>
+      <w:proofErr w:type="spellEnd"/>
+      <w:r>
+        <w:rPr>
+          <w:rFonts w:ascii="Times New Roman" w:hAnsi="Times New Roman" w:cs="Times New Roman"/>
+          <w:sz w:val="24"/>
+          <w:szCs w:val="24"/>
+        </w:rPr>
+        <w:t xml:space="preserve"> futtató </w:t>
+      </w:r>
+      <w:proofErr w:type="spellStart"/>
+      <w:r>
+        <w:rPr>
+          <w:rFonts w:ascii="Times New Roman" w:hAnsi="Times New Roman" w:cs="Times New Roman"/>
+          <w:sz w:val="24"/>
+          <w:szCs w:val="24"/>
+        </w:rPr>
+        <w:t>npm</w:t>
+      </w:r>
+      <w:proofErr w:type="spellEnd"/>
+      <w:r>
+        <w:rPr>
+          <w:rFonts w:ascii="Times New Roman" w:hAnsi="Times New Roman" w:cs="Times New Roman"/>
+          <w:sz w:val="24"/>
+          <w:szCs w:val="24"/>
+        </w:rPr>
+        <w:t xml:space="preserve"> fejlesztői kiszolgáló a localhost:5173 </w:t>
+      </w:r>
+      <w:proofErr w:type="spellStart"/>
+      <w:r>
+        <w:rPr>
+          <w:rFonts w:ascii="Times New Roman" w:hAnsi="Times New Roman" w:cs="Times New Roman"/>
+          <w:sz w:val="24"/>
+          <w:szCs w:val="24"/>
+        </w:rPr>
+        <w:t>portot</w:t>
+      </w:r>
+      <w:proofErr w:type="spellEnd"/>
+      <w:r>
+        <w:rPr>
+          <w:rFonts w:ascii="Times New Roman" w:hAnsi="Times New Roman" w:cs="Times New Roman"/>
+          <w:sz w:val="24"/>
+          <w:szCs w:val="24"/>
+        </w:rPr>
+        <w:t xml:space="preserve"> használta. Kezdetben nem fordítottunk erre elegendő figyelmet, ezért nehezen volt átlátható, miért nem kommunikál megfelelően egymással a két rendszer. Ebből adódóan előfordult, hogy vagy az adatbázis elérése nem működött, vagy a </w:t>
+      </w:r>
+      <w:proofErr w:type="spellStart"/>
+      <w:r>
+        <w:rPr>
+          <w:rFonts w:ascii="Times New Roman" w:hAnsi="Times New Roman" w:cs="Times New Roman"/>
+          <w:sz w:val="24"/>
+          <w:szCs w:val="24"/>
+        </w:rPr>
+        <w:t>React</w:t>
+      </w:r>
+      <w:proofErr w:type="spellEnd"/>
+      <w:r>
+        <w:rPr>
+          <w:rFonts w:ascii="Times New Roman" w:hAnsi="Times New Roman" w:cs="Times New Roman"/>
+          <w:sz w:val="24"/>
+          <w:szCs w:val="24"/>
+        </w:rPr>
+        <w:t xml:space="preserve"> alkalmazás nem reagált a várt módon. A probléma megoldásához a </w:t>
+      </w:r>
+      <w:proofErr w:type="spellStart"/>
+      <w:r>
+        <w:rPr>
+          <w:rFonts w:ascii="Times New Roman" w:hAnsi="Times New Roman" w:cs="Times New Roman"/>
+          <w:sz w:val="24"/>
+          <w:szCs w:val="24"/>
+        </w:rPr>
+        <w:t>read.php</w:t>
+      </w:r>
+      <w:proofErr w:type="spellEnd"/>
+      <w:r>
+        <w:rPr>
+          <w:rFonts w:ascii="Times New Roman" w:hAnsi="Times New Roman" w:cs="Times New Roman"/>
+          <w:sz w:val="24"/>
+          <w:szCs w:val="24"/>
+        </w:rPr>
+        <w:t xml:space="preserve"> fájlba CORS-engedélyező fejlécsorokat illesztettünk be. Ennek részeként beállítottuk a </w:t>
+      </w:r>
+      <w:proofErr w:type="spellStart"/>
+      <w:r>
+        <w:rPr>
+          <w:rFonts w:ascii="Times New Roman" w:hAnsi="Times New Roman" w:cs="Times New Roman"/>
+          <w:sz w:val="24"/>
+          <w:szCs w:val="24"/>
+        </w:rPr>
+        <w:t>Content-Type</w:t>
+      </w:r>
+      <w:proofErr w:type="spellEnd"/>
+      <w:r>
+        <w:rPr>
+          <w:rFonts w:ascii="Times New Roman" w:hAnsi="Times New Roman" w:cs="Times New Roman"/>
+          <w:sz w:val="24"/>
+          <w:szCs w:val="24"/>
+        </w:rPr>
+        <w:t xml:space="preserve"> értéket, engedélyeztük a külső eredetű hozzáférést, valamint megadtuk az engedélyezett metódusokat és fejlécmezőket is. Ezzel a szerver képes lett fogadni a különböző </w:t>
+      </w:r>
+      <w:proofErr w:type="spellStart"/>
+      <w:r>
+        <w:rPr>
+          <w:rFonts w:ascii="Times New Roman" w:hAnsi="Times New Roman" w:cs="Times New Roman"/>
+          <w:sz w:val="24"/>
+          <w:szCs w:val="24"/>
+        </w:rPr>
+        <w:t>portra</w:t>
+      </w:r>
+      <w:proofErr w:type="spellEnd"/>
+      <w:r>
+        <w:rPr>
+          <w:rFonts w:ascii="Times New Roman" w:hAnsi="Times New Roman" w:cs="Times New Roman"/>
+          <w:sz w:val="24"/>
+          <w:szCs w:val="24"/>
+        </w:rPr>
+        <w:t xml:space="preserve"> érkező kéréseket. Emellett az </w:t>
+      </w:r>
+      <w:proofErr w:type="spellStart"/>
+      <w:r>
+        <w:rPr>
+          <w:rFonts w:ascii="Times New Roman" w:hAnsi="Times New Roman" w:cs="Times New Roman"/>
+          <w:sz w:val="24"/>
+          <w:szCs w:val="24"/>
+        </w:rPr>
+        <w:t>axios.jsx</w:t>
+      </w:r>
+      <w:proofErr w:type="spellEnd"/>
+      <w:r>
+        <w:rPr>
+          <w:rFonts w:ascii="Times New Roman" w:hAnsi="Times New Roman" w:cs="Times New Roman"/>
+          <w:sz w:val="24"/>
+          <w:szCs w:val="24"/>
+        </w:rPr>
+        <w:t xml:space="preserve"> fájlban is pontosítani kellett az API elérési útját, vagyis rögzítettük, hogy a </w:t>
+      </w:r>
+      <w:proofErr w:type="spellStart"/>
+      <w:r>
+        <w:rPr>
+          <w:rFonts w:ascii="Times New Roman" w:hAnsi="Times New Roman" w:cs="Times New Roman"/>
+          <w:sz w:val="24"/>
+          <w:szCs w:val="24"/>
+        </w:rPr>
+        <w:t>read.php</w:t>
+      </w:r>
+      <w:proofErr w:type="spellEnd"/>
+      <w:r>
+        <w:rPr>
+          <w:rFonts w:ascii="Times New Roman" w:hAnsi="Times New Roman" w:cs="Times New Roman"/>
+          <w:sz w:val="24"/>
+          <w:szCs w:val="24"/>
+        </w:rPr>
+        <w:t xml:space="preserve"> a localhost:8000 címen érhető el. Miután ez a kapcsolat stabilan működött, a felhasználói élmény javításával is foglalkoztunk. Itt merült fel az az ötlet, hogy a rendszer ne pusztán egy szöveges kiírással jelezze a sikeres műveleteket, hanem a böngésző jelenítsen meg értesítést. Ez azért bizonyult előnyösnek, mert így a visszajelzés nem zavarta meg a felület vizuális szerkezetét. Emellett a </w:t>
+      </w:r>
+      <w:proofErr w:type="spellStart"/>
+      <w:r>
+        <w:rPr>
+          <w:rFonts w:ascii="Times New Roman" w:hAnsi="Times New Roman" w:cs="Times New Roman"/>
+          <w:sz w:val="24"/>
+          <w:szCs w:val="24"/>
+        </w:rPr>
+        <w:t>read.php</w:t>
+      </w:r>
+      <w:proofErr w:type="spellEnd"/>
+      <w:r>
+        <w:rPr>
+          <w:rFonts w:ascii="Times New Roman" w:hAnsi="Times New Roman" w:cs="Times New Roman"/>
+          <w:sz w:val="24"/>
+          <w:szCs w:val="24"/>
+        </w:rPr>
+        <w:t xml:space="preserve"> állapotüzeneteit magyar nyelvűre módosítottuk, vagyis például az angol sikerüzenetek helyett „Sikeres létrehozás!” formájú visszajelzéseket adtunk. Az </w:t>
+      </w:r>
+      <w:proofErr w:type="spellStart"/>
+      <w:r>
+        <w:rPr>
+          <w:rFonts w:ascii="Times New Roman" w:hAnsi="Times New Roman" w:cs="Times New Roman"/>
+          <w:sz w:val="24"/>
+          <w:szCs w:val="24"/>
+        </w:rPr>
+        <w:t>Axios</w:t>
+      </w:r>
+      <w:proofErr w:type="spellEnd"/>
+      <w:r>
+        <w:rPr>
+          <w:rFonts w:ascii="Times New Roman" w:hAnsi="Times New Roman" w:cs="Times New Roman"/>
+          <w:sz w:val="24"/>
+          <w:szCs w:val="24"/>
+        </w:rPr>
+        <w:t xml:space="preserve"> oldal így nemcsak technikailag valósította meg a beadandó előírásait, hanem használhatóság és megjelenés szempontjából is egységesen illeszkedett a teljes alkalmazásba.</w:t>
       </w:r>
     </w:p>
     <w:p>
@@ -6505,7 +10272,7 @@
           <w:szCs w:val="28"/>
         </w:rPr>
       </w:pPr>
-      <w:bookmarkStart w:id="14" w:name="_Toc226794861"/>
+      <w:bookmarkStart w:id="14" w:name="_Toc227058304"/>
       <w:r>
         <w:rPr>
           <w:rFonts w:ascii="Times New Roman" w:hAnsi="Times New Roman" w:cs="Times New Roman"/>
@@ -6537,7 +10304,25 @@
           <w:sz w:val="24"/>
           <w:szCs w:val="24"/>
         </w:rPr>
-        <w:t>A projekt következő lépéseként az OOJS (Object-Oriented JavaScript) menüpont kialakítása történt meg. Ennél a feladatrésznél a beadandó előírása szerint egy grafikus, objektumorientált szemléletben megvalósított JavaScript alkalmazást kellett készítenünk.</w:t>
+        <w:t>A projekt következő lépéseként az OOJS (</w:t>
+      </w:r>
+      <w:proofErr w:type="spellStart"/>
+      <w:r>
+        <w:rPr>
+          <w:rFonts w:ascii="Times New Roman" w:hAnsi="Times New Roman" w:cs="Times New Roman"/>
+          <w:sz w:val="24"/>
+          <w:szCs w:val="24"/>
+        </w:rPr>
+        <w:t>Object</w:t>
+      </w:r>
+      <w:proofErr w:type="spellEnd"/>
+      <w:r>
+        <w:rPr>
+          <w:rFonts w:ascii="Times New Roman" w:hAnsi="Times New Roman" w:cs="Times New Roman"/>
+          <w:sz w:val="24"/>
+          <w:szCs w:val="24"/>
+        </w:rPr>
+        <w:t>-Oriented JavaScript) menüpont kialakítása történt meg. Ennél a feladatrésznél a beadandó előírása szerint egy grafikus, objektumorientált szemléletben megvalósított JavaScript alkalmazást kellett készítenünk.</w:t>
       </w:r>
     </w:p>
     <w:p>
@@ -6556,7 +10341,25 @@
           <w:sz w:val="24"/>
           <w:szCs w:val="24"/>
         </w:rPr>
-        <w:t>A fejlesztés kezdeti szakaszában először egy webshop jellegű megoldásban gondolkodtunk, amely a cukrászda termékeit jelenítette volna meg. Ez az elképzelés azonban nem bizonyult megfelelőnek, mivel a feladatleírás kifejezetten grafikus, interaktív alkalmazás készítését várta el, nem pedig egy adatlistázó vagy webshop jellegű felületet. Emiatt újragondoltuk a koncepciót</w:t>
+        <w:t xml:space="preserve">A fejlesztés kezdeti szakaszában először egy webshop jellegű megoldásban gondolkodtunk, amely a cukrászda termékeit jelenítette volna meg. Ez az elképzelés azonban nem bizonyult megfelelőnek, mivel a feladatleírás kifejezetten grafikus, interaktív alkalmazás készítését várta el, nem pedig egy adatlistázó vagy webshop jellegű felületet. Emiatt </w:t>
+      </w:r>
+      <w:proofErr w:type="spellStart"/>
+      <w:r>
+        <w:rPr>
+          <w:rFonts w:ascii="Times New Roman" w:hAnsi="Times New Roman" w:cs="Times New Roman"/>
+          <w:sz w:val="24"/>
+          <w:szCs w:val="24"/>
+        </w:rPr>
+        <w:t>újragondoltuk</w:t>
+      </w:r>
+      <w:proofErr w:type="spellEnd"/>
+      <w:r>
+        <w:rPr>
+          <w:rFonts w:ascii="Times New Roman" w:hAnsi="Times New Roman" w:cs="Times New Roman"/>
+          <w:sz w:val="24"/>
+          <w:szCs w:val="24"/>
+        </w:rPr>
+        <w:t xml:space="preserve"> a koncepciót</w:t>
       </w:r>
       <w:r>
         <w:rPr>
@@ -6604,7 +10407,7 @@
           <w:lang w:eastAsia="hu-HU"/>
         </w:rPr>
         <w:drawing>
-          <wp:anchor distT="0" distB="0" distL="114300" distR="114300" simplePos="0" relativeHeight="251664384" behindDoc="0" locked="0" layoutInCell="1" allowOverlap="1" wp14:anchorId="6ADCDC36" wp14:editId="3AB697BE">
+          <wp:anchor distT="0" distB="0" distL="114300" distR="114300" simplePos="0" relativeHeight="251664384" behindDoc="0" locked="0" layoutInCell="1" allowOverlap="1" wp14:anchorId="6ADCDC36" wp14:editId="228150D7">
             <wp:simplePos x="0" y="0"/>
             <wp:positionH relativeFrom="margin">
               <wp:posOffset>3017520</wp:posOffset>
@@ -6627,7 +10430,7 @@
                     <pic:cNvPicPr/>
                   </pic:nvPicPr>
                   <pic:blipFill>
-                    <a:blip r:embed="rId19" cstate="print">
+                    <a:blip r:embed="rId24" cstate="print">
                       <a:extLst>
                         <a:ext uri="{28A0092B-C50C-407E-A947-70E740481C1C}">
                           <a14:useLocalDpi xmlns:a14="http://schemas.microsoft.com/office/drawing/2010/main" val="0"/>
@@ -6773,7 +10576,7 @@
               </wp:anchor>
             </w:drawing>
           </mc:Choice>
-          <mc:Fallback xmlns:w16se="http://schemas.microsoft.com/office/word/2015/wordml/symex" xmlns:w16sdtfl="http://schemas.microsoft.com/office/word/2024/wordml/sdtformatlock" xmlns:w16sdtdh="http://schemas.microsoft.com/office/word/2020/wordml/sdtdatahash" xmlns:w16du="http://schemas.microsoft.com/office/word/2023/wordml/word16du" xmlns:w16="http://schemas.microsoft.com/office/word/2018/wordml" xmlns:w16cid="http://schemas.microsoft.com/office/word/2016/wordml/cid" xmlns:w16cex="http://schemas.microsoft.com/office/word/2018/wordml/cex" xmlns:oel="http://schemas.microsoft.com/office/2019/extlst" xmlns:am3d="http://schemas.microsoft.com/office/drawing/2017/model3d" xmlns:aink="http://schemas.microsoft.com/office/drawing/2016/ink" xmlns:cx8="http://schemas.microsoft.com/office/drawing/2016/5/14/chartex" xmlns:cx7="http://schemas.microsoft.com/office/drawing/2016/5/13/chartex" xmlns:cx6="http://schemas.microsoft.com/office/drawing/2016/5/12/chartex" xmlns:cx5="http://schemas.microsoft.com/office/drawing/2016/5/11/chartex" xmlns:cx4="http://schemas.microsoft.com/office/drawing/2016/5/10/chartex" xmlns:cx3="http://schemas.microsoft.com/office/drawing/2016/5/9/chartex" xmlns:cx2="http://schemas.microsoft.com/office/drawing/2015/10/21/chartex" xmlns:cx1="http://schemas.microsoft.com/office/drawing/2015/9/8/chartex" xmlns:cx="http://schemas.microsoft.com/office/drawing/2014/chartex">
+          <mc:Fallback>
             <w:pict>
               <v:shape w14:anchorId="0ADE5BE0" id="_x0000_s1030" type="#_x0000_t202" style="position:absolute;left:0;text-align:left;margin-left:240.3pt;margin-top:184.25pt;width:213.9pt;height:.05pt;z-index:251666432;visibility:visible;mso-wrap-style:square;mso-wrap-distance-left:9pt;mso-wrap-distance-top:0;mso-wrap-distance-right:9pt;mso-wrap-distance-bottom:0;mso-position-horizontal:absolute;mso-position-horizontal-relative:margin;mso-position-vertical:absolute;mso-position-vertical-relative:text;v-text-anchor:top" o:gfxdata="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" stroked="f">
                 <v:textbox style="mso-fit-shape-to-text:t" inset="0,0,0,0">
@@ -6845,7 +10648,25 @@
           <w:sz w:val="24"/>
           <w:szCs w:val="24"/>
         </w:rPr>
-        <w:t>A tervezési szakaszban először egy egyszerű vizuális elképzelést alakítottunk ki. Ennek lényege az volt, hogy a képernyő közepén két darab sütemény jelenjen meg, amelyek enyhe „rezgő” animációval hívják fel magukra a figyelmet. A felhasználó ezekre kattintva indíthatja el az alkalmazás működését, amely során a süti „kinyílik”, és megjelenik egy üzenet.</w:t>
+        <w:t xml:space="preserve">A tervezési szakaszban először egy egyszerű vizuális elképzelést alakítottunk ki. Ennek lényege az volt, hogy a képernyő közepén két darab sütemény jelenjen meg, amelyek enyhe „rezgő” animációval hívják fel magukra a figyelmet. A felhasználó ezekre kattintva indíthatja el az alkalmazás működését, amely során a </w:t>
+      </w:r>
+      <w:proofErr w:type="gramStart"/>
+      <w:r>
+        <w:rPr>
+          <w:rFonts w:ascii="Times New Roman" w:hAnsi="Times New Roman" w:cs="Times New Roman"/>
+          <w:sz w:val="24"/>
+          <w:szCs w:val="24"/>
+        </w:rPr>
+        <w:t>süti</w:t>
+      </w:r>
+      <w:proofErr w:type="gramEnd"/>
+      <w:r>
+        <w:rPr>
+          <w:rFonts w:ascii="Times New Roman" w:hAnsi="Times New Roman" w:cs="Times New Roman"/>
+          <w:sz w:val="24"/>
+          <w:szCs w:val="24"/>
+        </w:rPr>
+        <w:t xml:space="preserve"> „kinyílik”, és megjelenik egy üzenet.</w:t>
       </w:r>
       <w:r>
         <w:rPr>
@@ -6861,7 +10682,25 @@
           <w:sz w:val="24"/>
           <w:szCs w:val="24"/>
         </w:rPr>
-        <w:t>A kezdeti megvalósítás során először egy egyszerű, alap kinézetet készítettünk el. Ebben a szakaszban a hangsúly nem a megjelenésen, hanem a működésen volt. A süti objektumorientált módon került kialakításra, és sikerült elérni, hogy kattintásra animáció induljon, majd megjelenjen a jóslat szövege.</w:t>
+        <w:t xml:space="preserve">A kezdeti megvalósítás során először egy egyszerű, alap kinézetet készítettünk el. Ebben a szakaszban a hangsúly nem a megjelenésen, hanem a működésen volt. A </w:t>
+      </w:r>
+      <w:proofErr w:type="gramStart"/>
+      <w:r>
+        <w:rPr>
+          <w:rFonts w:ascii="Times New Roman" w:hAnsi="Times New Roman" w:cs="Times New Roman"/>
+          <w:sz w:val="24"/>
+          <w:szCs w:val="24"/>
+        </w:rPr>
+        <w:t>süti</w:t>
+      </w:r>
+      <w:proofErr w:type="gramEnd"/>
+      <w:r>
+        <w:rPr>
+          <w:rFonts w:ascii="Times New Roman" w:hAnsi="Times New Roman" w:cs="Times New Roman"/>
+          <w:sz w:val="24"/>
+          <w:szCs w:val="24"/>
+        </w:rPr>
+        <w:t xml:space="preserve"> objektumorientált módon került kialakításra, és sikerült elérni, hogy kattintásra animáció induljon, majd megjelenjen a jóslat szövege.</w:t>
       </w:r>
     </w:p>
     <w:p>
@@ -6907,7 +10746,7 @@
                     <pic:cNvPicPr/>
                   </pic:nvPicPr>
                   <pic:blipFill>
-                    <a:blip r:embed="rId20" cstate="print">
+                    <a:blip r:embed="rId25" cstate="print">
                       <a:extLst>
                         <a:ext uri="{28A0092B-C50C-407E-A947-70E740481C1C}">
                           <a14:useLocalDpi xmlns:a14="http://schemas.microsoft.com/office/drawing/2010/main" val="0"/>
@@ -7042,7 +10881,7 @@
               </wp:anchor>
             </w:drawing>
           </mc:Choice>
-          <mc:Fallback xmlns:w16se="http://schemas.microsoft.com/office/word/2015/wordml/symex" xmlns:w16sdtfl="http://schemas.microsoft.com/office/word/2024/wordml/sdtformatlock" xmlns:w16sdtdh="http://schemas.microsoft.com/office/word/2020/wordml/sdtdatahash" xmlns:w16du="http://schemas.microsoft.com/office/word/2023/wordml/word16du" xmlns:w16="http://schemas.microsoft.com/office/word/2018/wordml" xmlns:w16cid="http://schemas.microsoft.com/office/word/2016/wordml/cid" xmlns:w16cex="http://schemas.microsoft.com/office/word/2018/wordml/cex" xmlns:oel="http://schemas.microsoft.com/office/2019/extlst" xmlns:am3d="http://schemas.microsoft.com/office/drawing/2017/model3d" xmlns:aink="http://schemas.microsoft.com/office/drawing/2016/ink" xmlns:cx8="http://schemas.microsoft.com/office/drawing/2016/5/14/chartex" xmlns:cx7="http://schemas.microsoft.com/office/drawing/2016/5/13/chartex" xmlns:cx6="http://schemas.microsoft.com/office/drawing/2016/5/12/chartex" xmlns:cx5="http://schemas.microsoft.com/office/drawing/2016/5/11/chartex" xmlns:cx4="http://schemas.microsoft.com/office/drawing/2016/5/10/chartex" xmlns:cx3="http://schemas.microsoft.com/office/drawing/2016/5/9/chartex" xmlns:cx2="http://schemas.microsoft.com/office/drawing/2015/10/21/chartex" xmlns:cx1="http://schemas.microsoft.com/office/drawing/2015/9/8/chartex" xmlns:cx="http://schemas.microsoft.com/office/drawing/2014/chartex">
+          <mc:Fallback>
             <w:pict>
               <v:shape w14:anchorId="7B461D09" id="_x0000_s1031" type="#_x0000_t202" style="position:absolute;left:0;text-align:left;margin-left:190.45pt;margin-top:165.25pt;width:241.65pt;height:.05pt;z-index:251669504;visibility:visible;mso-wrap-style:square;mso-wrap-distance-left:9pt;mso-wrap-distance-top:0;mso-wrap-distance-right:9pt;mso-wrap-distance-bottom:0;mso-position-horizontal:right;mso-position-horizontal-relative:margin;mso-position-vertical:absolute;mso-position-vertical-relative:text;v-text-anchor:top" o:gfxdata="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" stroked="f">
                 <v:textbox style="mso-fit-shape-to-text:t" inset="0,0,0,0">
@@ -7146,7 +10985,25 @@
           <w:sz w:val="24"/>
           <w:szCs w:val="24"/>
         </w:rPr>
-        <w:t>, nem illeszkedett a többi oldalhoz, és a teljes oldal egy egyszerű fehér háttérrel jelent meg. Ebben az állapotban az oldal ugyan funkcionálisan működött, de vizuálisan nem illett bele az alkalmazás egységes arculatába.</w:t>
+        <w:t xml:space="preserve">, nem illeszkedett a többi oldalhoz, és a teljes oldal egy egyszerű fehér háttérrel jelent meg. Ebben az állapotban az oldal ugyan funkcionálisan működött, de vizuálisan nem illett bele az alkalmazás egységes </w:t>
+      </w:r>
+      <w:proofErr w:type="spellStart"/>
+      <w:r>
+        <w:rPr>
+          <w:rFonts w:ascii="Times New Roman" w:hAnsi="Times New Roman" w:cs="Times New Roman"/>
+          <w:sz w:val="24"/>
+          <w:szCs w:val="24"/>
+        </w:rPr>
+        <w:t>arculatába</w:t>
+      </w:r>
+      <w:proofErr w:type="spellEnd"/>
+      <w:r>
+        <w:rPr>
+          <w:rFonts w:ascii="Times New Roman" w:hAnsi="Times New Roman" w:cs="Times New Roman"/>
+          <w:sz w:val="24"/>
+          <w:szCs w:val="24"/>
+        </w:rPr>
+        <w:t>.</w:t>
       </w:r>
       <w:r>
         <w:rPr>
@@ -7214,7 +11071,43 @@
           <w:sz w:val="24"/>
           <w:szCs w:val="24"/>
         </w:rPr>
-        <w:t xml:space="preserve">Az animáció során a süti két félből áll, amelyek kattintás hatására szétválnak, majd megjelenik a jóslatot tartalmazó „papír”. Ezt követően egy gomb segítségével új süti kérhető, </w:t>
+        <w:t xml:space="preserve">Az animáció során a </w:t>
+      </w:r>
+      <w:proofErr w:type="gramStart"/>
+      <w:r>
+        <w:rPr>
+          <w:rFonts w:ascii="Times New Roman" w:hAnsi="Times New Roman" w:cs="Times New Roman"/>
+          <w:sz w:val="24"/>
+          <w:szCs w:val="24"/>
+        </w:rPr>
+        <w:t>süti</w:t>
+      </w:r>
+      <w:proofErr w:type="gramEnd"/>
+      <w:r>
+        <w:rPr>
+          <w:rFonts w:ascii="Times New Roman" w:hAnsi="Times New Roman" w:cs="Times New Roman"/>
+          <w:sz w:val="24"/>
+          <w:szCs w:val="24"/>
+        </w:rPr>
+        <w:t xml:space="preserve"> két félből áll, amelyek kattintás hatására szétválnak, majd megjelenik a jóslatot tartalmazó „papír”. Ezt követően egy gomb segítségével új </w:t>
+      </w:r>
+      <w:proofErr w:type="gramStart"/>
+      <w:r>
+        <w:rPr>
+          <w:rFonts w:ascii="Times New Roman" w:hAnsi="Times New Roman" w:cs="Times New Roman"/>
+          <w:sz w:val="24"/>
+          <w:szCs w:val="24"/>
+        </w:rPr>
+        <w:t>süti</w:t>
+      </w:r>
+      <w:proofErr w:type="gramEnd"/>
+      <w:r>
+        <w:rPr>
+          <w:rFonts w:ascii="Times New Roman" w:hAnsi="Times New Roman" w:cs="Times New Roman"/>
+          <w:sz w:val="24"/>
+          <w:szCs w:val="24"/>
+        </w:rPr>
+        <w:t xml:space="preserve"> kérhető, </w:t>
       </w:r>
       <w:r>
         <w:rPr>
@@ -7272,7 +11165,7 @@
                     <pic:cNvPicPr/>
                   </pic:nvPicPr>
                   <pic:blipFill>
-                    <a:blip r:embed="rId21"/>
+                    <a:blip r:embed="rId26"/>
                     <a:stretch>
                       <a:fillRect/>
                     </a:stretch>
@@ -7414,6 +11307,7 @@
           <w:szCs w:val="24"/>
         </w:rPr>
       </w:pPr>
+      <w:proofErr w:type="spellStart"/>
       <w:r>
         <w:rPr>
           <w:rFonts w:ascii="Times New Roman" w:hAnsi="Times New Roman" w:cs="Times New Roman"/>
@@ -7422,6 +11316,7 @@
         </w:rPr>
         <w:t>class</w:t>
       </w:r>
+      <w:proofErr w:type="spellEnd"/>
     </w:p>
     <w:p>
       <w:pPr>
@@ -7438,6 +11333,7 @@
           <w:szCs w:val="24"/>
         </w:rPr>
       </w:pPr>
+      <w:proofErr w:type="spellStart"/>
       <w:r>
         <w:rPr>
           <w:rFonts w:ascii="Times New Roman" w:hAnsi="Times New Roman" w:cs="Times New Roman"/>
@@ -7446,6 +11342,7 @@
         </w:rPr>
         <w:t>constructor</w:t>
       </w:r>
+      <w:proofErr w:type="spellEnd"/>
     </w:p>
     <w:p>
       <w:pPr>
@@ -7486,14 +11383,34 @@
           <w:szCs w:val="24"/>
         </w:rPr>
       </w:pPr>
-      <w:r>
-        <w:rPr>
-          <w:rFonts w:ascii="Times New Roman" w:hAnsi="Times New Roman" w:cs="Times New Roman"/>
-          <w:sz w:val="24"/>
-          <w:szCs w:val="24"/>
-        </w:rPr>
-        <w:t>extends és super</w:t>
-      </w:r>
+      <w:proofErr w:type="spellStart"/>
+      <w:r>
+        <w:rPr>
+          <w:rFonts w:ascii="Times New Roman" w:hAnsi="Times New Roman" w:cs="Times New Roman"/>
+          <w:sz w:val="24"/>
+          <w:szCs w:val="24"/>
+        </w:rPr>
+        <w:t>extends</w:t>
+      </w:r>
+      <w:proofErr w:type="spellEnd"/>
+      <w:r>
+        <w:rPr>
+          <w:rFonts w:ascii="Times New Roman" w:hAnsi="Times New Roman" w:cs="Times New Roman"/>
+          <w:sz w:val="24"/>
+          <w:szCs w:val="24"/>
+        </w:rPr>
+        <w:t xml:space="preserve"> és </w:t>
+      </w:r>
+      <w:proofErr w:type="spellStart"/>
+      <w:r>
+        <w:rPr>
+          <w:rFonts w:ascii="Times New Roman" w:hAnsi="Times New Roman" w:cs="Times New Roman"/>
+          <w:sz w:val="24"/>
+          <w:szCs w:val="24"/>
+        </w:rPr>
+        <w:t>super</w:t>
+      </w:r>
+      <w:proofErr w:type="spellEnd"/>
     </w:p>
     <w:p>
       <w:pPr>
@@ -7510,43 +11427,500 @@
           <w:szCs w:val="24"/>
         </w:rPr>
       </w:pPr>
-      <w:r>
-        <w:rPr>
-          <w:rFonts w:ascii="Times New Roman" w:hAnsi="Times New Roman" w:cs="Times New Roman"/>
-          <w:sz w:val="24"/>
-          <w:szCs w:val="24"/>
-        </w:rPr>
-        <w:t>document.body.appendChild</w:t>
-      </w:r>
+      <w:proofErr w:type="spellStart"/>
+      <w:proofErr w:type="gramStart"/>
+      <w:r>
+        <w:rPr>
+          <w:rFonts w:ascii="Times New Roman" w:hAnsi="Times New Roman" w:cs="Times New Roman"/>
+          <w:sz w:val="24"/>
+          <w:szCs w:val="24"/>
+        </w:rPr>
+        <w:t>document.body</w:t>
+      </w:r>
+      <w:proofErr w:type="gramEnd"/>
+      <w:r>
+        <w:rPr>
+          <w:rFonts w:ascii="Times New Roman" w:hAnsi="Times New Roman" w:cs="Times New Roman"/>
+          <w:sz w:val="24"/>
+          <w:szCs w:val="24"/>
+        </w:rPr>
+        <w:t>.appendChild</w:t>
+      </w:r>
+      <w:proofErr w:type="spellEnd"/>
     </w:p>
     <w:p>
       <w:pPr>
         <w:pStyle w:val="Listaszerbekezds"/>
+        <w:numPr>
+          <w:ilvl w:val="1"/>
+          <w:numId w:val="8"/>
+        </w:numPr>
+        <w:spacing w:line="360" w:lineRule="auto"/>
+        <w:jc w:val="both"/>
+        <w:rPr>
+          <w:rFonts w:ascii="Times New Roman" w:hAnsi="Times New Roman" w:cs="Times New Roman"/>
+          <w:sz w:val="24"/>
+          <w:szCs w:val="24"/>
+        </w:rPr>
+      </w:pPr>
+    </w:p>
+    <w:p>
+      <w:pPr>
+        <w:pStyle w:val="Cmsor1"/>
         <w:numPr>
           <w:ilvl w:val="0"/>
           <w:numId w:val="1"/>
         </w:numPr>
+        <w:rPr>
+          <w:rFonts w:ascii="Times New Roman" w:hAnsi="Times New Roman" w:cs="Times New Roman"/>
+          <w:b/>
+          <w:bCs/>
+          <w:color w:val="auto"/>
+          <w:sz w:val="28"/>
+          <w:szCs w:val="28"/>
+        </w:rPr>
+      </w:pPr>
+      <w:bookmarkStart w:id="15" w:name="_Toc227058305"/>
+      <w:r>
+        <w:rPr>
+          <w:rFonts w:ascii="Times New Roman" w:hAnsi="Times New Roman" w:cs="Times New Roman"/>
+          <w:b/>
+          <w:bCs/>
+          <w:color w:val="auto"/>
+          <w:sz w:val="28"/>
+          <w:szCs w:val="28"/>
+        </w:rPr>
+        <w:t>A Nettarhely.hu-</w:t>
+      </w:r>
+      <w:proofErr w:type="spellStart"/>
+      <w:r>
+        <w:rPr>
+          <w:rFonts w:ascii="Times New Roman" w:hAnsi="Times New Roman" w:cs="Times New Roman"/>
+          <w:b/>
+          <w:bCs/>
+          <w:color w:val="auto"/>
+          <w:sz w:val="28"/>
+          <w:szCs w:val="28"/>
+        </w:rPr>
+        <w:t>ra</w:t>
+      </w:r>
+      <w:proofErr w:type="spellEnd"/>
+      <w:r>
+        <w:rPr>
+          <w:rFonts w:ascii="Times New Roman" w:hAnsi="Times New Roman" w:cs="Times New Roman"/>
+          <w:b/>
+          <w:bCs/>
+          <w:color w:val="auto"/>
+          <w:sz w:val="28"/>
+          <w:szCs w:val="28"/>
+        </w:rPr>
+        <w:t xml:space="preserve"> való feltöltés</w:t>
+      </w:r>
+      <w:bookmarkEnd w:id="15"/>
+    </w:p>
+    <w:p/>
+    <w:p>
+      <w:pPr>
+        <w:spacing w:line="360" w:lineRule="auto"/>
+        <w:ind w:firstLine="360"/>
+        <w:jc w:val="both"/>
+        <w:rPr>
+          <w:rFonts w:ascii="Times New Roman" w:hAnsi="Times New Roman" w:cs="Times New Roman"/>
+          <w:sz w:val="24"/>
+        </w:rPr>
+      </w:pPr>
+      <w:r>
+        <w:rPr>
+          <w:rFonts w:ascii="Times New Roman" w:hAnsi="Times New Roman" w:cs="Times New Roman"/>
+          <w:sz w:val="24"/>
+        </w:rPr>
+        <w:t xml:space="preserve">A segéddokumentumokban leírt módon létrehoztuk a nettarhely.hu oldalon az ingyenes </w:t>
+      </w:r>
+      <w:proofErr w:type="spellStart"/>
+      <w:r>
+        <w:rPr>
+          <w:rFonts w:ascii="Times New Roman" w:hAnsi="Times New Roman" w:cs="Times New Roman"/>
+          <w:sz w:val="24"/>
+        </w:rPr>
+        <w:t>tárhelyet</w:t>
+      </w:r>
+      <w:proofErr w:type="spellEnd"/>
+      <w:r>
+        <w:rPr>
+          <w:rFonts w:ascii="Times New Roman" w:hAnsi="Times New Roman" w:cs="Times New Roman"/>
+          <w:sz w:val="24"/>
+        </w:rPr>
+        <w:t>.</w:t>
+      </w:r>
+      <w:r>
+        <w:rPr>
+          <w:rFonts w:ascii="Times New Roman" w:hAnsi="Times New Roman" w:cs="Times New Roman"/>
+          <w:sz w:val="24"/>
+        </w:rPr>
+        <w:t xml:space="preserve"> A </w:t>
+      </w:r>
+      <w:proofErr w:type="spellStart"/>
+      <w:r>
+        <w:rPr>
+          <w:rFonts w:ascii="Times New Roman" w:hAnsi="Times New Roman" w:cs="Times New Roman"/>
+          <w:sz w:val="24"/>
+        </w:rPr>
+        <w:t>tárhelyet</w:t>
+      </w:r>
+      <w:proofErr w:type="spellEnd"/>
+      <w:r>
+        <w:rPr>
+          <w:rFonts w:ascii="Times New Roman" w:hAnsi="Times New Roman" w:cs="Times New Roman"/>
+          <w:sz w:val="24"/>
+        </w:rPr>
+        <w:t xml:space="preserve"> FTP kapcsolaton keresztül értük el, melyhez Total </w:t>
+      </w:r>
+      <w:proofErr w:type="spellStart"/>
+      <w:r>
+        <w:rPr>
+          <w:rFonts w:ascii="Times New Roman" w:hAnsi="Times New Roman" w:cs="Times New Roman"/>
+          <w:sz w:val="24"/>
+        </w:rPr>
+        <w:t>Commandert</w:t>
+      </w:r>
+      <w:proofErr w:type="spellEnd"/>
+      <w:r>
+        <w:rPr>
+          <w:rFonts w:ascii="Times New Roman" w:hAnsi="Times New Roman" w:cs="Times New Roman"/>
+          <w:sz w:val="24"/>
+        </w:rPr>
+        <w:t xml:space="preserve"> használtunk.</w:t>
+      </w:r>
+      <w:r>
+        <w:rPr>
+          <w:rFonts w:ascii="Times New Roman" w:hAnsi="Times New Roman" w:cs="Times New Roman"/>
+          <w:sz w:val="24"/>
+        </w:rPr>
+        <w:t xml:space="preserve"> Létrehoztuk az </w:t>
+      </w:r>
+      <w:r>
+        <w:rPr>
+          <w:rFonts w:ascii="Times New Roman" w:hAnsi="Times New Roman" w:cs="Times New Roman"/>
+          <w:sz w:val="24"/>
+        </w:rPr>
+        <w:t>„</w:t>
+      </w:r>
+      <w:proofErr w:type="spellStart"/>
+      <w:r>
+        <w:rPr>
+          <w:rFonts w:ascii="Times New Roman" w:hAnsi="Times New Roman" w:cs="Times New Roman"/>
+          <w:sz w:val="24"/>
+        </w:rPr>
+        <w:t>eviesdavid</w:t>
+      </w:r>
+      <w:proofErr w:type="spellEnd"/>
+      <w:r>
+        <w:rPr>
+          <w:rFonts w:ascii="Times New Roman" w:hAnsi="Times New Roman" w:cs="Times New Roman"/>
+          <w:sz w:val="24"/>
+        </w:rPr>
+        <w:t>”</w:t>
+      </w:r>
+      <w:r>
+        <w:rPr>
+          <w:rFonts w:ascii="Times New Roman" w:hAnsi="Times New Roman" w:cs="Times New Roman"/>
+          <w:sz w:val="24"/>
+        </w:rPr>
+        <w:t xml:space="preserve"> elnevezésű </w:t>
+      </w:r>
+      <w:proofErr w:type="spellStart"/>
+      <w:r>
+        <w:rPr>
+          <w:rFonts w:ascii="Times New Roman" w:hAnsi="Times New Roman" w:cs="Times New Roman"/>
+          <w:sz w:val="24"/>
+        </w:rPr>
+        <w:t>MySQL</w:t>
+      </w:r>
+      <w:proofErr w:type="spellEnd"/>
+      <w:r>
+        <w:rPr>
+          <w:rFonts w:ascii="Times New Roman" w:hAnsi="Times New Roman" w:cs="Times New Roman"/>
+          <w:sz w:val="24"/>
+        </w:rPr>
+        <w:t xml:space="preserve"> adatbázist és </w:t>
+      </w:r>
+      <w:r>
+        <w:rPr>
+          <w:rFonts w:ascii="Times New Roman" w:hAnsi="Times New Roman" w:cs="Times New Roman"/>
+          <w:sz w:val="24"/>
+        </w:rPr>
+        <w:t xml:space="preserve">importáltuk benne az adatokat. A feltöltés során a </w:t>
+      </w:r>
+      <w:proofErr w:type="spellStart"/>
+      <w:r>
+        <w:rPr>
+          <w:rFonts w:ascii="Times New Roman" w:hAnsi="Times New Roman" w:cs="Times New Roman"/>
+          <w:sz w:val="24"/>
+        </w:rPr>
+        <w:t>db.php</w:t>
+      </w:r>
+      <w:proofErr w:type="spellEnd"/>
+      <w:r>
+        <w:rPr>
+          <w:rFonts w:ascii="Times New Roman" w:hAnsi="Times New Roman" w:cs="Times New Roman"/>
+          <w:sz w:val="24"/>
+        </w:rPr>
+        <w:t xml:space="preserve"> fájlt módosítanunk kellett, hogy megtalálja az adott </w:t>
+      </w:r>
+      <w:proofErr w:type="spellStart"/>
+      <w:r>
+        <w:rPr>
+          <w:rFonts w:ascii="Times New Roman" w:hAnsi="Times New Roman" w:cs="Times New Roman"/>
+          <w:sz w:val="24"/>
+        </w:rPr>
+        <w:t>adatbázits</w:t>
+      </w:r>
+      <w:proofErr w:type="spellEnd"/>
+      <w:r>
+        <w:rPr>
+          <w:rFonts w:ascii="Times New Roman" w:hAnsi="Times New Roman" w:cs="Times New Roman"/>
+          <w:sz w:val="24"/>
+        </w:rPr>
+        <w:t xml:space="preserve">. Ez </w:t>
+      </w:r>
+      <w:r>
+        <w:rPr>
+          <w:rFonts w:ascii="Times New Roman" w:hAnsi="Times New Roman" w:cs="Times New Roman"/>
+          <w:sz w:val="24"/>
+        </w:rPr>
+        <w:t>(</w:t>
+      </w:r>
+      <w:r>
+        <w:rPr>
+          <w:rFonts w:ascii="Times New Roman" w:hAnsi="Times New Roman" w:cs="Times New Roman"/>
+          <w:sz w:val="24"/>
+        </w:rPr>
+        <w:t>számunkra is meglepő módon</w:t>
+      </w:r>
+      <w:r>
+        <w:rPr>
+          <w:rFonts w:ascii="Times New Roman" w:hAnsi="Times New Roman" w:cs="Times New Roman"/>
+          <w:sz w:val="24"/>
+        </w:rPr>
+        <w:t>)</w:t>
+      </w:r>
+      <w:r>
+        <w:rPr>
+          <w:rFonts w:ascii="Times New Roman" w:hAnsi="Times New Roman" w:cs="Times New Roman"/>
+          <w:sz w:val="24"/>
+        </w:rPr>
+        <w:t xml:space="preserve"> elsőre működött. </w:t>
+      </w:r>
+      <w:r>
+        <w:rPr>
+          <w:rFonts w:ascii="Times New Roman" w:hAnsi="Times New Roman" w:cs="Times New Roman"/>
+          <w:sz w:val="24"/>
+        </w:rPr>
+        <w:t>Sajnos</w:t>
+      </w:r>
+      <w:r>
+        <w:rPr>
+          <w:rFonts w:ascii="Times New Roman" w:hAnsi="Times New Roman" w:cs="Times New Roman"/>
+          <w:sz w:val="24"/>
+        </w:rPr>
+        <w:t xml:space="preserve"> a feltöltés után nem működtek a </w:t>
+      </w:r>
+      <w:proofErr w:type="spellStart"/>
+      <w:r>
+        <w:rPr>
+          <w:rFonts w:ascii="Times New Roman" w:hAnsi="Times New Roman" w:cs="Times New Roman"/>
+          <w:sz w:val="24"/>
+        </w:rPr>
+        <w:t>React</w:t>
+      </w:r>
+      <w:proofErr w:type="spellEnd"/>
+      <w:r>
+        <w:rPr>
+          <w:rFonts w:ascii="Times New Roman" w:hAnsi="Times New Roman" w:cs="Times New Roman"/>
+          <w:sz w:val="24"/>
+        </w:rPr>
+        <w:t xml:space="preserve"> alapú oldalak, mire rájöttünk, hogy a „</w:t>
+      </w:r>
+      <w:proofErr w:type="spellStart"/>
+      <w:r>
+        <w:rPr>
+          <w:rFonts w:ascii="Times New Roman" w:hAnsi="Times New Roman" w:cs="Times New Roman"/>
+          <w:sz w:val="24"/>
+        </w:rPr>
+        <w:t>build</w:t>
+      </w:r>
+      <w:proofErr w:type="spellEnd"/>
+      <w:r>
+        <w:rPr>
+          <w:rFonts w:ascii="Times New Roman" w:hAnsi="Times New Roman" w:cs="Times New Roman"/>
+          <w:sz w:val="24"/>
+        </w:rPr>
+        <w:t xml:space="preserve">” részt elfelejtettük. Ehhez frissíteni kellett </w:t>
+      </w:r>
+      <w:r>
+        <w:rPr>
+          <w:rFonts w:ascii="Times New Roman" w:hAnsi="Times New Roman" w:cs="Times New Roman"/>
+          <w:sz w:val="24"/>
+        </w:rPr>
+        <w:t xml:space="preserve">a vite.config.js fájlt, hogy a </w:t>
+      </w:r>
+      <w:proofErr w:type="spellStart"/>
+      <w:r>
+        <w:rPr>
+          <w:rFonts w:ascii="Times New Roman" w:hAnsi="Times New Roman" w:cs="Times New Roman"/>
+          <w:sz w:val="24"/>
+        </w:rPr>
+        <w:t>React</w:t>
+      </w:r>
+      <w:proofErr w:type="spellEnd"/>
+      <w:r>
+        <w:rPr>
+          <w:rFonts w:ascii="Times New Roman" w:hAnsi="Times New Roman" w:cs="Times New Roman"/>
+          <w:sz w:val="24"/>
+        </w:rPr>
+        <w:t xml:space="preserve"> alapú </w:t>
+      </w:r>
+      <w:proofErr w:type="spellStart"/>
+      <w:r>
+        <w:rPr>
+          <w:rFonts w:ascii="Times New Roman" w:hAnsi="Times New Roman" w:cs="Times New Roman"/>
+          <w:sz w:val="24"/>
+        </w:rPr>
+        <w:t>html-eket</w:t>
+      </w:r>
+      <w:proofErr w:type="spellEnd"/>
+      <w:r>
+        <w:rPr>
+          <w:rFonts w:ascii="Times New Roman" w:hAnsi="Times New Roman" w:cs="Times New Roman"/>
+          <w:sz w:val="24"/>
+        </w:rPr>
+        <w:t xml:space="preserve"> elérje. Ezután </w:t>
+      </w:r>
+      <w:r>
+        <w:rPr>
+          <w:rFonts w:ascii="Times New Roman" w:hAnsi="Times New Roman" w:cs="Times New Roman"/>
+          <w:sz w:val="24"/>
+        </w:rPr>
+        <w:lastRenderedPageBreak/>
+        <w:t>parancssorosan lefuttattuk az -</w:t>
+      </w:r>
+      <w:proofErr w:type="spellStart"/>
+      <w:r>
+        <w:rPr>
+          <w:rFonts w:ascii="Times New Roman" w:hAnsi="Times New Roman" w:cs="Times New Roman"/>
+          <w:sz w:val="24"/>
+        </w:rPr>
+        <w:t>npm</w:t>
+      </w:r>
+      <w:proofErr w:type="spellEnd"/>
+      <w:r>
+        <w:rPr>
+          <w:rFonts w:ascii="Times New Roman" w:hAnsi="Times New Roman" w:cs="Times New Roman"/>
+          <w:sz w:val="24"/>
+        </w:rPr>
+        <w:t xml:space="preserve"> </w:t>
+      </w:r>
+      <w:proofErr w:type="spellStart"/>
+      <w:r>
+        <w:rPr>
+          <w:rFonts w:ascii="Times New Roman" w:hAnsi="Times New Roman" w:cs="Times New Roman"/>
+          <w:sz w:val="24"/>
+        </w:rPr>
+        <w:t>run</w:t>
+      </w:r>
+      <w:proofErr w:type="spellEnd"/>
+      <w:r>
+        <w:rPr>
+          <w:rFonts w:ascii="Times New Roman" w:hAnsi="Times New Roman" w:cs="Times New Roman"/>
+          <w:sz w:val="24"/>
+        </w:rPr>
+        <w:t xml:space="preserve"> </w:t>
+      </w:r>
+      <w:proofErr w:type="spellStart"/>
+      <w:r>
+        <w:rPr>
+          <w:rFonts w:ascii="Times New Roman" w:hAnsi="Times New Roman" w:cs="Times New Roman"/>
+          <w:sz w:val="24"/>
+        </w:rPr>
+        <w:t>build</w:t>
+      </w:r>
+      <w:proofErr w:type="spellEnd"/>
+      <w:r>
+        <w:rPr>
+          <w:rFonts w:ascii="Times New Roman" w:hAnsi="Times New Roman" w:cs="Times New Roman"/>
+          <w:sz w:val="24"/>
+        </w:rPr>
+        <w:t xml:space="preserve">- parancsot, és a </w:t>
+      </w:r>
+      <w:proofErr w:type="spellStart"/>
+      <w:r>
+        <w:rPr>
+          <w:rFonts w:ascii="Times New Roman" w:hAnsi="Times New Roman" w:cs="Times New Roman"/>
+          <w:sz w:val="24"/>
+        </w:rPr>
+        <w:t>dist</w:t>
+      </w:r>
+      <w:proofErr w:type="spellEnd"/>
+      <w:r>
+        <w:rPr>
+          <w:rFonts w:ascii="Times New Roman" w:hAnsi="Times New Roman" w:cs="Times New Roman"/>
+          <w:sz w:val="24"/>
+        </w:rPr>
+        <w:t xml:space="preserve"> mappában létrehozott állományokat felmásoltuk a tárhelyre, és így már probléma nélkül működött az oldal </w:t>
+      </w:r>
+      <w:proofErr w:type="spellStart"/>
+      <w:r>
+        <w:rPr>
+          <w:rFonts w:ascii="Times New Roman" w:hAnsi="Times New Roman" w:cs="Times New Roman"/>
+          <w:sz w:val="24"/>
+        </w:rPr>
+        <w:t>React</w:t>
+      </w:r>
+      <w:proofErr w:type="spellEnd"/>
+      <w:r>
+        <w:rPr>
+          <w:rFonts w:ascii="Times New Roman" w:hAnsi="Times New Roman" w:cs="Times New Roman"/>
+          <w:sz w:val="24"/>
+        </w:rPr>
+        <w:t xml:space="preserve">-os része is. A PHP verziónak a 8.2-t állítottuk be, mivel talán ez egy biztonságosabb verzió a </w:t>
+      </w:r>
+      <w:proofErr w:type="spellStart"/>
+      <w:r>
+        <w:rPr>
+          <w:rFonts w:ascii="Times New Roman" w:hAnsi="Times New Roman" w:cs="Times New Roman"/>
+          <w:sz w:val="24"/>
+        </w:rPr>
+        <w:t>régiekhez</w:t>
+      </w:r>
+      <w:proofErr w:type="spellEnd"/>
+      <w:r>
+        <w:rPr>
+          <w:rFonts w:ascii="Times New Roman" w:hAnsi="Times New Roman" w:cs="Times New Roman"/>
+          <w:sz w:val="24"/>
+        </w:rPr>
+        <w:t xml:space="preserve"> képest, és a kódunk kompatibilis ezzel a verzióval.</w:t>
+      </w:r>
+    </w:p>
+    <w:p>
+      <w:pPr>
         <w:spacing w:line="360" w:lineRule="auto"/>
         <w:jc w:val="both"/>
         <w:rPr>
           <w:rFonts w:ascii="Times New Roman" w:hAnsi="Times New Roman" w:cs="Times New Roman"/>
-          <w:b/>
-          <w:sz w:val="28"/>
-          <w:szCs w:val="24"/>
-        </w:rPr>
-      </w:pPr>
-      <w:r>
-        <w:rPr>
-          <w:rFonts w:ascii="Times New Roman" w:hAnsi="Times New Roman" w:cs="Times New Roman"/>
-          <w:b/>
-          <w:sz w:val="28"/>
-          <w:szCs w:val="24"/>
-        </w:rPr>
-        <w:t>A Nettarhely.hu-ra való feltöltés</w:t>
-      </w:r>
-    </w:p>
-    <w:p>
-      <w:pPr>
+          <w:sz w:val="24"/>
+        </w:rPr>
+      </w:pPr>
+      <w:r>
+        <w:rPr>
+          <w:rFonts w:ascii="Times New Roman" w:hAnsi="Times New Roman" w:cs="Times New Roman"/>
+          <w:sz w:val="24"/>
+        </w:rPr>
+        <w:t xml:space="preserve">Az elérés: </w:t>
+      </w:r>
+    </w:p>
+    <w:p>
+      <w:pPr>
+        <w:spacing w:line="360" w:lineRule="auto"/>
         <w:jc w:val="both"/>
         <w:rPr>
           <w:rFonts w:ascii="Times New Roman" w:hAnsi="Times New Roman" w:cs="Times New Roman"/>
@@ -7558,126 +11932,9 @@
           <w:rFonts w:ascii="Times New Roman" w:hAnsi="Times New Roman" w:cs="Times New Roman"/>
           <w:sz w:val="24"/>
         </w:rPr>
-        <w:t>A segéddokumentumokban leírt módon létrehoztuk a nettarhely.hu oldalon az ingyenes tárhelyet.</w:t>
-      </w:r>
-      <w:r>
-        <w:rPr>
-          <w:rFonts w:ascii="Times New Roman" w:hAnsi="Times New Roman" w:cs="Times New Roman"/>
-          <w:sz w:val="24"/>
-        </w:rPr>
-        <w:t xml:space="preserve"> A tárhelyet FTP kapcsolaton keresztül értük el, melyhez Total Commandert használtunk.</w:t>
-      </w:r>
-      <w:r>
-        <w:rPr>
-          <w:rFonts w:ascii="Times New Roman" w:hAnsi="Times New Roman" w:cs="Times New Roman"/>
-          <w:sz w:val="24"/>
-        </w:rPr>
-        <w:t xml:space="preserve"> Létrehoztuk az </w:t>
-      </w:r>
-      <w:r>
-        <w:rPr>
-          <w:rFonts w:ascii="Times New Roman" w:hAnsi="Times New Roman" w:cs="Times New Roman"/>
-          <w:sz w:val="24"/>
-        </w:rPr>
-        <w:t>„</w:t>
-      </w:r>
-      <w:r>
-        <w:rPr>
-          <w:rFonts w:ascii="Times New Roman" w:hAnsi="Times New Roman" w:cs="Times New Roman"/>
-          <w:sz w:val="24"/>
-        </w:rPr>
-        <w:t>eviesdavid</w:t>
-      </w:r>
-      <w:r>
-        <w:rPr>
-          <w:rFonts w:ascii="Times New Roman" w:hAnsi="Times New Roman" w:cs="Times New Roman"/>
-          <w:sz w:val="24"/>
-        </w:rPr>
-        <w:t>”</w:t>
-      </w:r>
-      <w:r>
-        <w:rPr>
-          <w:rFonts w:ascii="Times New Roman" w:hAnsi="Times New Roman" w:cs="Times New Roman"/>
-          <w:sz w:val="24"/>
-        </w:rPr>
-        <w:t xml:space="preserve"> elnevezésű MySQL adatbázist és </w:t>
-      </w:r>
-      <w:r>
-        <w:rPr>
-          <w:rFonts w:ascii="Times New Roman" w:hAnsi="Times New Roman" w:cs="Times New Roman"/>
-          <w:sz w:val="24"/>
-        </w:rPr>
-        <w:t xml:space="preserve">importáltuk benne az adatokat. A feltöltés során a db.php fájlt módosítanunk kellett, hogy megtalálja az adott adatbázits. Ez </w:t>
-      </w:r>
-      <w:r>
-        <w:rPr>
-          <w:rFonts w:ascii="Times New Roman" w:hAnsi="Times New Roman" w:cs="Times New Roman"/>
-          <w:sz w:val="24"/>
-        </w:rPr>
-        <w:t>-</w:t>
-      </w:r>
-      <w:r>
-        <w:rPr>
-          <w:rFonts w:ascii="Times New Roman" w:hAnsi="Times New Roman" w:cs="Times New Roman"/>
-          <w:sz w:val="24"/>
-        </w:rPr>
-        <w:t>számunkra is meglepő módon</w:t>
-      </w:r>
-      <w:r>
-        <w:rPr>
-          <w:rFonts w:ascii="Times New Roman" w:hAnsi="Times New Roman" w:cs="Times New Roman"/>
-          <w:sz w:val="24"/>
-        </w:rPr>
-        <w:t>-</w:t>
-      </w:r>
-      <w:r>
-        <w:rPr>
-          <w:rFonts w:ascii="Times New Roman" w:hAnsi="Times New Roman" w:cs="Times New Roman"/>
-          <w:sz w:val="24"/>
-        </w:rPr>
-        <w:t xml:space="preserve"> elsőre működött. De a feltöltés után nem működtek a React alapú oldalak, mire rájöttünk, hogy a „build” részt elfelejtettük. Ehhez frissíteni kellett </w:t>
-      </w:r>
-      <w:r>
-        <w:rPr>
-          <w:rFonts w:ascii="Times New Roman" w:hAnsi="Times New Roman" w:cs="Times New Roman"/>
-          <w:sz w:val="24"/>
-        </w:rPr>
-        <w:t>a vite.config.js fájlt, hogy a React alapú html-eket elérje. Ezután parancssorosan lefuttattuk az -npm run build- parancsot, és a dist mappában létrehozott állományokat felmásoltuk a tárhelyre, és így már probléma nélkül működött az oldal React-os része is. A PHP verziónak a 8.2-t állítottuk be, mivel talán ez egy biztonságosabb verzió a régiekhez képest, és a kódunk kompatibilis ezzel a verzióval.</w:t>
-      </w:r>
-    </w:p>
-    <w:p>
-      <w:pPr>
-        <w:jc w:val="both"/>
-        <w:rPr>
-          <w:rFonts w:ascii="Times New Roman" w:hAnsi="Times New Roman" w:cs="Times New Roman"/>
-          <w:sz w:val="24"/>
-        </w:rPr>
-      </w:pPr>
-      <w:r>
-        <w:rPr>
-          <w:rFonts w:ascii="Times New Roman" w:hAnsi="Times New Roman" w:cs="Times New Roman"/>
-          <w:sz w:val="24"/>
-        </w:rPr>
-        <w:t xml:space="preserve">Az elérés: </w:t>
-      </w:r>
-    </w:p>
-    <w:p>
-      <w:pPr>
-        <w:jc w:val="both"/>
-        <w:rPr>
-          <w:rFonts w:ascii="Times New Roman" w:hAnsi="Times New Roman" w:cs="Times New Roman"/>
-          <w:sz w:val="24"/>
-        </w:rPr>
-      </w:pPr>
-      <w:r>
-        <w:rPr>
-          <w:rFonts w:ascii="Times New Roman" w:hAnsi="Times New Roman" w:cs="Times New Roman"/>
-          <w:sz w:val="24"/>
-        </w:rPr>
-        <w:lastRenderedPageBreak/>
         <w:t xml:space="preserve">Email: </w:t>
       </w:r>
-      <w:hyperlink r:id="rId22" w:history="1">
+      <w:hyperlink r:id="rId27" w:history="1">
         <w:r>
           <w:rPr>
             <w:rStyle w:val="Hiperhivatkozs"/>
@@ -7690,6 +11947,7 @@
     </w:p>
     <w:p>
       <w:pPr>
+        <w:spacing w:line="360" w:lineRule="auto"/>
         <w:jc w:val="both"/>
         <w:rPr>
           <w:rFonts w:ascii="Times New Roman" w:hAnsi="Times New Roman" w:cs="Times New Roman"/>
@@ -7703,8 +11961,6 @@
         </w:rPr>
         <w:t>Jelszó: eviesdavidwebprog18</w:t>
       </w:r>
-      <w:bookmarkStart w:id="15" w:name="_GoBack"/>
-      <w:bookmarkEnd w:id="15"/>
     </w:p>
     <w:p>
       <w:pPr>
@@ -7722,7 +11978,7 @@
           <w:szCs w:val="28"/>
         </w:rPr>
       </w:pPr>
-      <w:bookmarkStart w:id="16" w:name="_Toc226794862"/>
+      <w:bookmarkStart w:id="16" w:name="_Toc227058306"/>
       <w:r>
         <w:rPr>
           <w:rFonts w:ascii="Times New Roman" w:hAnsi="Times New Roman" w:cs="Times New Roman"/>
@@ -7805,7 +12061,61 @@
           <w:sz w:val="24"/>
           <w:szCs w:val="24"/>
         </w:rPr>
-        <w:t xml:space="preserve">A React menüpont hasonló funkciót kínál, mint a Javascript CRUD alkalmazása, azonban itt a műveletek már React alapú megoldásban valósulnak meg. </w:t>
+        <w:t xml:space="preserve">A </w:t>
+      </w:r>
+      <w:proofErr w:type="spellStart"/>
+      <w:r>
+        <w:rPr>
+          <w:rFonts w:ascii="Times New Roman" w:hAnsi="Times New Roman" w:cs="Times New Roman"/>
+          <w:sz w:val="24"/>
+          <w:szCs w:val="24"/>
+        </w:rPr>
+        <w:t>React</w:t>
+      </w:r>
+      <w:proofErr w:type="spellEnd"/>
+      <w:r>
+        <w:rPr>
+          <w:rFonts w:ascii="Times New Roman" w:hAnsi="Times New Roman" w:cs="Times New Roman"/>
+          <w:sz w:val="24"/>
+          <w:szCs w:val="24"/>
+        </w:rPr>
+        <w:t xml:space="preserve"> menüpont hasonló funkciót kínál, mint a </w:t>
+      </w:r>
+      <w:proofErr w:type="spellStart"/>
+      <w:r>
+        <w:rPr>
+          <w:rFonts w:ascii="Times New Roman" w:hAnsi="Times New Roman" w:cs="Times New Roman"/>
+          <w:sz w:val="24"/>
+          <w:szCs w:val="24"/>
+        </w:rPr>
+        <w:t>Javascript</w:t>
+      </w:r>
+      <w:proofErr w:type="spellEnd"/>
+      <w:r>
+        <w:rPr>
+          <w:rFonts w:ascii="Times New Roman" w:hAnsi="Times New Roman" w:cs="Times New Roman"/>
+          <w:sz w:val="24"/>
+          <w:szCs w:val="24"/>
+        </w:rPr>
+        <w:t xml:space="preserve"> CRUD alkalmazása, azonban itt a műveletek már </w:t>
+      </w:r>
+      <w:proofErr w:type="spellStart"/>
+      <w:r>
+        <w:rPr>
+          <w:rFonts w:ascii="Times New Roman" w:hAnsi="Times New Roman" w:cs="Times New Roman"/>
+          <w:sz w:val="24"/>
+          <w:szCs w:val="24"/>
+        </w:rPr>
+        <w:t>React</w:t>
+      </w:r>
+      <w:proofErr w:type="spellEnd"/>
+      <w:r>
+        <w:rPr>
+          <w:rFonts w:ascii="Times New Roman" w:hAnsi="Times New Roman" w:cs="Times New Roman"/>
+          <w:sz w:val="24"/>
+          <w:szCs w:val="24"/>
+        </w:rPr>
+        <w:t xml:space="preserve"> alapú megoldásban valósulnak meg. </w:t>
       </w:r>
     </w:p>
     <w:p>
@@ -7825,7 +12135,25 @@
           <w:sz w:val="24"/>
           <w:szCs w:val="24"/>
         </w:rPr>
-        <w:t>Tovább lépve az SPA menüpont két, gombok segítségével váltható React alkalmazást tartalmaz</w:t>
+        <w:t xml:space="preserve">Tovább lépve az SPA menüpont két, gombok segítségével váltható </w:t>
+      </w:r>
+      <w:proofErr w:type="spellStart"/>
+      <w:r>
+        <w:rPr>
+          <w:rFonts w:ascii="Times New Roman" w:hAnsi="Times New Roman" w:cs="Times New Roman"/>
+          <w:sz w:val="24"/>
+          <w:szCs w:val="24"/>
+        </w:rPr>
+        <w:t>React</w:t>
+      </w:r>
+      <w:proofErr w:type="spellEnd"/>
+      <w:r>
+        <w:rPr>
+          <w:rFonts w:ascii="Times New Roman" w:hAnsi="Times New Roman" w:cs="Times New Roman"/>
+          <w:sz w:val="24"/>
+          <w:szCs w:val="24"/>
+        </w:rPr>
+        <w:t xml:space="preserve"> alkalmazást tartalmaz</w:t>
       </w:r>
       <w:r>
         <w:rPr>
@@ -7877,7 +12205,43 @@
           <w:sz w:val="24"/>
           <w:szCs w:val="24"/>
         </w:rPr>
-        <w:t xml:space="preserve">A Fetch API és az Axios oldalak már szerveroldali adattárolással működnek, ezért ezek a menüpontok a háttérben adatbázissal is kommunikálnak. </w:t>
+        <w:t xml:space="preserve">A </w:t>
+      </w:r>
+      <w:proofErr w:type="spellStart"/>
+      <w:r>
+        <w:rPr>
+          <w:rFonts w:ascii="Times New Roman" w:hAnsi="Times New Roman" w:cs="Times New Roman"/>
+          <w:sz w:val="24"/>
+          <w:szCs w:val="24"/>
+        </w:rPr>
+        <w:t>Fetch</w:t>
+      </w:r>
+      <w:proofErr w:type="spellEnd"/>
+      <w:r>
+        <w:rPr>
+          <w:rFonts w:ascii="Times New Roman" w:hAnsi="Times New Roman" w:cs="Times New Roman"/>
+          <w:sz w:val="24"/>
+          <w:szCs w:val="24"/>
+        </w:rPr>
+        <w:t xml:space="preserve"> API és az </w:t>
+      </w:r>
+      <w:proofErr w:type="spellStart"/>
+      <w:r>
+        <w:rPr>
+          <w:rFonts w:ascii="Times New Roman" w:hAnsi="Times New Roman" w:cs="Times New Roman"/>
+          <w:sz w:val="24"/>
+          <w:szCs w:val="24"/>
+        </w:rPr>
+        <w:t>Axios</w:t>
+      </w:r>
+      <w:proofErr w:type="spellEnd"/>
+      <w:r>
+        <w:rPr>
+          <w:rFonts w:ascii="Times New Roman" w:hAnsi="Times New Roman" w:cs="Times New Roman"/>
+          <w:sz w:val="24"/>
+          <w:szCs w:val="24"/>
+        </w:rPr>
+        <w:t xml:space="preserve"> oldalak már szerveroldali adattárolással működnek, ezért ezek a menüpontok a háttérben adatbázissal is kommunikálnak. </w:t>
       </w:r>
     </w:p>
     <w:p>
@@ -7935,6 +12299,7 @@
           <w:szCs w:val="28"/>
         </w:rPr>
       </w:pPr>
+      <w:bookmarkStart w:id="17" w:name="_Toc227058307"/>
       <w:r>
         <w:rPr>
           <w:rFonts w:ascii="Times New Roman" w:hAnsi="Times New Roman" w:cs="Times New Roman"/>
@@ -7944,8 +12309,10 @@
           <w:sz w:val="28"/>
           <w:szCs w:val="28"/>
         </w:rPr>
+        <w:lastRenderedPageBreak/>
         <w:t>Összegzés</w:t>
       </w:r>
+      <w:bookmarkEnd w:id="17"/>
     </w:p>
     <w:p/>
     <w:p>
@@ -7967,7 +12334,67 @@
           <w:sz w:val="24"/>
           <w:szCs w:val="24"/>
         </w:rPr>
-        <w:t>A projekt megvalósítása során a feladatokat végig közösen, szoros együttműködésben végeztük el. Bár a GitHub repository-ban a commitok alapján időnként úgy tűnhet, hogy az egyik fél aktívabb volt, a valóságban a fejlesztési folyamat minden lépését együtt beszéltük át. Folyamatos online kapcsolatban álltunk egymással, így a legtöbb esetben a commitolás előtt már mindketten átnéztük és egyeztettük a módosításokat.</w:t>
+        <w:t xml:space="preserve">A projekt megvalósítása során a feladatokat végig közösen, szoros együttműködésben végeztük el. Bár a GitHub </w:t>
+      </w:r>
+      <w:proofErr w:type="spellStart"/>
+      <w:r>
+        <w:rPr>
+          <w:rFonts w:ascii="Times New Roman" w:hAnsi="Times New Roman" w:cs="Times New Roman"/>
+          <w:color w:val="000000" w:themeColor="text1"/>
+          <w:sz w:val="24"/>
+          <w:szCs w:val="24"/>
+        </w:rPr>
+        <w:t>repository</w:t>
+      </w:r>
+      <w:proofErr w:type="spellEnd"/>
+      <w:r>
+        <w:rPr>
+          <w:rFonts w:ascii="Times New Roman" w:hAnsi="Times New Roman" w:cs="Times New Roman"/>
+          <w:color w:val="000000" w:themeColor="text1"/>
+          <w:sz w:val="24"/>
+          <w:szCs w:val="24"/>
+        </w:rPr>
+        <w:t xml:space="preserve">-ban a </w:t>
+      </w:r>
+      <w:proofErr w:type="spellStart"/>
+      <w:r>
+        <w:rPr>
+          <w:rFonts w:ascii="Times New Roman" w:hAnsi="Times New Roman" w:cs="Times New Roman"/>
+          <w:color w:val="000000" w:themeColor="text1"/>
+          <w:sz w:val="24"/>
+          <w:szCs w:val="24"/>
+        </w:rPr>
+        <w:t>commitok</w:t>
+      </w:r>
+      <w:proofErr w:type="spellEnd"/>
+      <w:r>
+        <w:rPr>
+          <w:rFonts w:ascii="Times New Roman" w:hAnsi="Times New Roman" w:cs="Times New Roman"/>
+          <w:color w:val="000000" w:themeColor="text1"/>
+          <w:sz w:val="24"/>
+          <w:szCs w:val="24"/>
+        </w:rPr>
+        <w:t xml:space="preserve"> alapján időnként úgy tűnhet, hogy az egyik fél aktívabb volt, a valóságban a fejlesztési folyamat minden lépését együtt beszéltük át. Folyamatos online kapcsolatban álltunk egymással, így a legtöbb esetben a </w:t>
+      </w:r>
+      <w:proofErr w:type="spellStart"/>
+      <w:r>
+        <w:rPr>
+          <w:rFonts w:ascii="Times New Roman" w:hAnsi="Times New Roman" w:cs="Times New Roman"/>
+          <w:color w:val="000000" w:themeColor="text1"/>
+          <w:sz w:val="24"/>
+          <w:szCs w:val="24"/>
+        </w:rPr>
+        <w:t>commitolás</w:t>
+      </w:r>
+      <w:proofErr w:type="spellEnd"/>
+      <w:r>
+        <w:rPr>
+          <w:rFonts w:ascii="Times New Roman" w:hAnsi="Times New Roman" w:cs="Times New Roman"/>
+          <w:color w:val="000000" w:themeColor="text1"/>
+          <w:sz w:val="24"/>
+          <w:szCs w:val="24"/>
+        </w:rPr>
+        <w:t xml:space="preserve"> előtt már mindketten átnéztük és egyeztettük a módosításokat.</w:t>
       </w:r>
     </w:p>
     <w:p>
@@ -7984,10 +12411,73 @@
       </w:pPr>
       <w:r>
         <w:rPr>
+          <w:rFonts w:ascii="Times New Roman" w:hAnsi="Times New Roman" w:cs="Times New Roman"/>
+          <w:noProof/>
+          <w:color w:val="000000" w:themeColor="text1"/>
+          <w:sz w:val="24"/>
+          <w:szCs w:val="24"/>
+          <w:lang w:eastAsia="hu-HU"/>
+        </w:rPr>
+        <w:drawing>
+          <wp:anchor distT="0" distB="0" distL="114300" distR="114300" simplePos="0" relativeHeight="251676672" behindDoc="0" locked="0" layoutInCell="1" allowOverlap="1" wp14:anchorId="473AEB64" wp14:editId="78E2444A">
+            <wp:simplePos x="0" y="0"/>
+            <wp:positionH relativeFrom="margin">
+              <wp:align>right</wp:align>
+            </wp:positionH>
+            <wp:positionV relativeFrom="margin">
+              <wp:posOffset>2697480</wp:posOffset>
+            </wp:positionV>
+            <wp:extent cx="3237230" cy="1750695"/>
+            <wp:effectExtent l="19050" t="19050" r="20320" b="20955"/>
+            <wp:wrapSquare wrapText="bothSides"/>
+            <wp:docPr id="930529810" name="Kép 1"/>
+            <wp:cNvGraphicFramePr>
+              <a:graphicFrameLocks xmlns:a="http://schemas.openxmlformats.org/drawingml/2006/main" noChangeAspect="1"/>
+            </wp:cNvGraphicFramePr>
+            <a:graphic xmlns:a="http://schemas.openxmlformats.org/drawingml/2006/main">
+              <a:graphicData uri="http://schemas.openxmlformats.org/drawingml/2006/picture">
+                <pic:pic xmlns:pic="http://schemas.openxmlformats.org/drawingml/2006/picture">
+                  <pic:nvPicPr>
+                    <pic:cNvPr id="930529810" name=""/>
+                    <pic:cNvPicPr/>
+                  </pic:nvPicPr>
+                  <pic:blipFill>
+                    <a:blip r:embed="rId28" cstate="print">
+                      <a:extLst>
+                        <a:ext uri="{28A0092B-C50C-407E-A947-70E740481C1C}">
+                          <a14:useLocalDpi xmlns:a14="http://schemas.microsoft.com/office/drawing/2010/main" val="0"/>
+                        </a:ext>
+                      </a:extLst>
+                    </a:blip>
+                    <a:stretch>
+                      <a:fillRect/>
+                    </a:stretch>
+                  </pic:blipFill>
+                  <pic:spPr>
+                    <a:xfrm>
+                      <a:off x="0" y="0"/>
+                      <a:ext cx="3237230" cy="1750695"/>
+                    </a:xfrm>
+                    <a:prstGeom prst="rect">
+                      <a:avLst/>
+                    </a:prstGeom>
+                    <a:ln>
+                      <a:solidFill>
+                        <a:schemeClr val="tx1"/>
+                      </a:solidFill>
+                    </a:ln>
+                  </pic:spPr>
+                </pic:pic>
+              </a:graphicData>
+            </a:graphic>
+          </wp:anchor>
+        </w:drawing>
+      </w:r>
+      <w:r>
+        <w:rPr>
           <w:noProof/>
           <w:lang w:eastAsia="hu-HU"/>
         </w:rPr>
-        <w:lastRenderedPageBreak/>
         <mc:AlternateContent>
           <mc:Choice Requires="wps">
             <w:drawing>
@@ -8075,7 +12565,23 @@
                                 <w:rFonts w:ascii="Times New Roman" w:hAnsi="Times New Roman" w:cs="Times New Roman"/>
                                 <w:color w:val="000000" w:themeColor="text1"/>
                               </w:rPr>
-                              <w:t>. ábra Commit lista egy része</w:t>
+                              <w:t xml:space="preserve">. ábra </w:t>
+                            </w:r>
+                            <w:proofErr w:type="spellStart"/>
+                            <w:r>
+                              <w:rPr>
+                                <w:rFonts w:ascii="Times New Roman" w:hAnsi="Times New Roman" w:cs="Times New Roman"/>
+                                <w:color w:val="000000" w:themeColor="text1"/>
+                              </w:rPr>
+                              <w:t>Commit</w:t>
+                            </w:r>
+                            <w:proofErr w:type="spellEnd"/>
+                            <w:r>
+                              <w:rPr>
+                                <w:rFonts w:ascii="Times New Roman" w:hAnsi="Times New Roman" w:cs="Times New Roman"/>
+                                <w:color w:val="000000" w:themeColor="text1"/>
+                              </w:rPr>
+                              <w:t xml:space="preserve"> lista egy része</w:t>
                             </w:r>
                           </w:p>
                         </w:txbxContent>
@@ -8092,7 +12598,7 @@
               </wp:anchor>
             </w:drawing>
           </mc:Choice>
-          <mc:Fallback xmlns:w16se="http://schemas.microsoft.com/office/word/2015/wordml/symex" xmlns:w16sdtfl="http://schemas.microsoft.com/office/word/2024/wordml/sdtformatlock" xmlns:w16sdtdh="http://schemas.microsoft.com/office/word/2020/wordml/sdtdatahash" xmlns:w16du="http://schemas.microsoft.com/office/word/2023/wordml/word16du" xmlns:w16="http://schemas.microsoft.com/office/word/2018/wordml" xmlns:w16cid="http://schemas.microsoft.com/office/word/2016/wordml/cid" xmlns:w16cex="http://schemas.microsoft.com/office/word/2018/wordml/cex" xmlns:oel="http://schemas.microsoft.com/office/2019/extlst" xmlns:am3d="http://schemas.microsoft.com/office/drawing/2017/model3d" xmlns:aink="http://schemas.microsoft.com/office/drawing/2016/ink" xmlns:cx8="http://schemas.microsoft.com/office/drawing/2016/5/14/chartex" xmlns:cx7="http://schemas.microsoft.com/office/drawing/2016/5/13/chartex" xmlns:cx6="http://schemas.microsoft.com/office/drawing/2016/5/12/chartex" xmlns:cx5="http://schemas.microsoft.com/office/drawing/2016/5/11/chartex" xmlns:cx4="http://schemas.microsoft.com/office/drawing/2016/5/10/chartex" xmlns:cx3="http://schemas.microsoft.com/office/drawing/2016/5/9/chartex" xmlns:cx2="http://schemas.microsoft.com/office/drawing/2015/10/21/chartex" xmlns:cx1="http://schemas.microsoft.com/office/drawing/2015/9/8/chartex" xmlns:cx="http://schemas.microsoft.com/office/drawing/2014/chartex">
+          <mc:Fallback>
             <w:pict>
               <v:shape w14:anchorId="4C51B646" id="_x0000_s1032" type="#_x0000_t202" style="position:absolute;left:0;text-align:left;margin-left:197.1pt;margin-top:201.5pt;width:254.9pt;height:.05pt;z-index:251678720;visibility:visible;mso-wrap-style:square;mso-wrap-distance-left:9pt;mso-wrap-distance-top:0;mso-wrap-distance-right:9pt;mso-wrap-distance-bottom:0;mso-position-horizontal:absolute;mso-position-horizontal-relative:text;mso-position-vertical:absolute;mso-position-vertical-relative:text;v-text-anchor:top" o:gfxdata="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" stroked="f">
                 <v:textbox style="mso-fit-shape-to-text:t" inset="0,0,0,0">
@@ -8177,67 +12683,13 @@
       <w:r>
         <w:rPr>
           <w:rFonts w:ascii="Times New Roman" w:hAnsi="Times New Roman" w:cs="Times New Roman"/>
-          <w:noProof/>
           <w:color w:val="000000" w:themeColor="text1"/>
           <w:sz w:val="24"/>
           <w:szCs w:val="24"/>
-          <w:lang w:eastAsia="hu-HU"/>
-        </w:rPr>
-        <w:drawing>
-          <wp:anchor distT="0" distB="0" distL="114300" distR="114300" simplePos="0" relativeHeight="251676672" behindDoc="0" locked="0" layoutInCell="1" allowOverlap="1" wp14:anchorId="473AEB64" wp14:editId="0B885397">
-            <wp:simplePos x="0" y="0"/>
-            <wp:positionH relativeFrom="margin">
-              <wp:align>right</wp:align>
-            </wp:positionH>
-            <wp:positionV relativeFrom="margin">
-              <wp:posOffset>6149340</wp:posOffset>
-            </wp:positionV>
-            <wp:extent cx="3237230" cy="1750695"/>
-            <wp:effectExtent l="19050" t="19050" r="20320" b="20955"/>
-            <wp:wrapSquare wrapText="bothSides"/>
-            <wp:docPr id="930529810" name="Kép 1"/>
-            <wp:cNvGraphicFramePr>
-              <a:graphicFrameLocks xmlns:a="http://schemas.openxmlformats.org/drawingml/2006/main" noChangeAspect="1"/>
-            </wp:cNvGraphicFramePr>
-            <a:graphic xmlns:a="http://schemas.openxmlformats.org/drawingml/2006/main">
-              <a:graphicData uri="http://schemas.openxmlformats.org/drawingml/2006/picture">
-                <pic:pic xmlns:pic="http://schemas.openxmlformats.org/drawingml/2006/picture">
-                  <pic:nvPicPr>
-                    <pic:cNvPr id="930529810" name=""/>
-                    <pic:cNvPicPr/>
-                  </pic:nvPicPr>
-                  <pic:blipFill>
-                    <a:blip r:embed="rId23" cstate="print">
-                      <a:extLst>
-                        <a:ext uri="{28A0092B-C50C-407E-A947-70E740481C1C}">
-                          <a14:useLocalDpi xmlns:a14="http://schemas.microsoft.com/office/drawing/2010/main" val="0"/>
-                        </a:ext>
-                      </a:extLst>
-                    </a:blip>
-                    <a:stretch>
-                      <a:fillRect/>
-                    </a:stretch>
-                  </pic:blipFill>
-                  <pic:spPr>
-                    <a:xfrm>
-                      <a:off x="0" y="0"/>
-                      <a:ext cx="3237230" cy="1750695"/>
-                    </a:xfrm>
-                    <a:prstGeom prst="rect">
-                      <a:avLst/>
-                    </a:prstGeom>
-                    <a:ln>
-                      <a:solidFill>
-                        <a:schemeClr val="tx1"/>
-                      </a:solidFill>
-                    </a:ln>
-                  </pic:spPr>
-                </pic:pic>
-              </a:graphicData>
-            </a:graphic>
-          </wp:anchor>
-        </w:drawing>
-      </w:r>
+        </w:rPr>
+        <w:t xml:space="preserve">Az összes HTML oldal (index, </w:t>
+      </w:r>
+      <w:proofErr w:type="spellStart"/>
       <w:r>
         <w:rPr>
           <w:rFonts w:ascii="Times New Roman" w:hAnsi="Times New Roman" w:cs="Times New Roman"/>
@@ -8245,7 +12697,177 @@
           <w:sz w:val="24"/>
           <w:szCs w:val="24"/>
         </w:rPr>
-        <w:t>Az összes HTML oldal (index, javascript, react, spa, fetchapi, axios, oojs) kialakítása közös munkával történt, a különbség inkább abban jelent meg, hogy éppen ki végezte el a commitolást a GitHub Desktop alkalmazáson keresztül. Több alkalommal személyesen, az iskola helyszínén is együtt dolgoztunk, ilyenkor jellemzően az egyik csoporttag számítógépén folyt a munka. Ez magyarázza, hogy egyes napokon az egyik félhez köthető több commit jelenik meg a verziókövetésben.</w:t>
+        <w:t>javascript</w:t>
+      </w:r>
+      <w:proofErr w:type="spellEnd"/>
+      <w:r>
+        <w:rPr>
+          <w:rFonts w:ascii="Times New Roman" w:hAnsi="Times New Roman" w:cs="Times New Roman"/>
+          <w:color w:val="000000" w:themeColor="text1"/>
+          <w:sz w:val="24"/>
+          <w:szCs w:val="24"/>
+        </w:rPr>
+        <w:t xml:space="preserve">, </w:t>
+      </w:r>
+      <w:proofErr w:type="spellStart"/>
+      <w:r>
+        <w:rPr>
+          <w:rFonts w:ascii="Times New Roman" w:hAnsi="Times New Roman" w:cs="Times New Roman"/>
+          <w:color w:val="000000" w:themeColor="text1"/>
+          <w:sz w:val="24"/>
+          <w:szCs w:val="24"/>
+        </w:rPr>
+        <w:t>react</w:t>
+      </w:r>
+      <w:proofErr w:type="spellEnd"/>
+      <w:r>
+        <w:rPr>
+          <w:rFonts w:ascii="Times New Roman" w:hAnsi="Times New Roman" w:cs="Times New Roman"/>
+          <w:color w:val="000000" w:themeColor="text1"/>
+          <w:sz w:val="24"/>
+          <w:szCs w:val="24"/>
+        </w:rPr>
+        <w:t xml:space="preserve">, </w:t>
+      </w:r>
+      <w:proofErr w:type="spellStart"/>
+      <w:r>
+        <w:rPr>
+          <w:rFonts w:ascii="Times New Roman" w:hAnsi="Times New Roman" w:cs="Times New Roman"/>
+          <w:color w:val="000000" w:themeColor="text1"/>
+          <w:sz w:val="24"/>
+          <w:szCs w:val="24"/>
+        </w:rPr>
+        <w:t>spa</w:t>
+      </w:r>
+      <w:proofErr w:type="spellEnd"/>
+      <w:r>
+        <w:rPr>
+          <w:rFonts w:ascii="Times New Roman" w:hAnsi="Times New Roman" w:cs="Times New Roman"/>
+          <w:color w:val="000000" w:themeColor="text1"/>
+          <w:sz w:val="24"/>
+          <w:szCs w:val="24"/>
+        </w:rPr>
+        <w:t xml:space="preserve">, </w:t>
+      </w:r>
+      <w:proofErr w:type="spellStart"/>
+      <w:r>
+        <w:rPr>
+          <w:rFonts w:ascii="Times New Roman" w:hAnsi="Times New Roman" w:cs="Times New Roman"/>
+          <w:color w:val="000000" w:themeColor="text1"/>
+          <w:sz w:val="24"/>
+          <w:szCs w:val="24"/>
+        </w:rPr>
+        <w:t>fetchapi</w:t>
+      </w:r>
+      <w:proofErr w:type="spellEnd"/>
+      <w:r>
+        <w:rPr>
+          <w:rFonts w:ascii="Times New Roman" w:hAnsi="Times New Roman" w:cs="Times New Roman"/>
+          <w:color w:val="000000" w:themeColor="text1"/>
+          <w:sz w:val="24"/>
+          <w:szCs w:val="24"/>
+        </w:rPr>
+        <w:t xml:space="preserve">, </w:t>
+      </w:r>
+      <w:proofErr w:type="spellStart"/>
+      <w:r>
+        <w:rPr>
+          <w:rFonts w:ascii="Times New Roman" w:hAnsi="Times New Roman" w:cs="Times New Roman"/>
+          <w:color w:val="000000" w:themeColor="text1"/>
+          <w:sz w:val="24"/>
+          <w:szCs w:val="24"/>
+        </w:rPr>
+        <w:t>axios</w:t>
+      </w:r>
+      <w:proofErr w:type="spellEnd"/>
+      <w:r>
+        <w:rPr>
+          <w:rFonts w:ascii="Times New Roman" w:hAnsi="Times New Roman" w:cs="Times New Roman"/>
+          <w:color w:val="000000" w:themeColor="text1"/>
+          <w:sz w:val="24"/>
+          <w:szCs w:val="24"/>
+        </w:rPr>
+        <w:t xml:space="preserve">, </w:t>
+      </w:r>
+      <w:proofErr w:type="spellStart"/>
+      <w:r>
+        <w:rPr>
+          <w:rFonts w:ascii="Times New Roman" w:hAnsi="Times New Roman" w:cs="Times New Roman"/>
+          <w:color w:val="000000" w:themeColor="text1"/>
+          <w:sz w:val="24"/>
+          <w:szCs w:val="24"/>
+        </w:rPr>
+        <w:t>oojs</w:t>
+      </w:r>
+      <w:proofErr w:type="spellEnd"/>
+      <w:r>
+        <w:rPr>
+          <w:rFonts w:ascii="Times New Roman" w:hAnsi="Times New Roman" w:cs="Times New Roman"/>
+          <w:color w:val="000000" w:themeColor="text1"/>
+          <w:sz w:val="24"/>
+          <w:szCs w:val="24"/>
+        </w:rPr>
+        <w:t xml:space="preserve">) kialakítása közös munkával történt, a különbség inkább abban jelent meg, hogy éppen ki végezte el a </w:t>
+      </w:r>
+      <w:proofErr w:type="spellStart"/>
+      <w:r>
+        <w:rPr>
+          <w:rFonts w:ascii="Times New Roman" w:hAnsi="Times New Roman" w:cs="Times New Roman"/>
+          <w:color w:val="000000" w:themeColor="text1"/>
+          <w:sz w:val="24"/>
+          <w:szCs w:val="24"/>
+        </w:rPr>
+        <w:t>commitolást</w:t>
+      </w:r>
+      <w:proofErr w:type="spellEnd"/>
+      <w:r>
+        <w:rPr>
+          <w:rFonts w:ascii="Times New Roman" w:hAnsi="Times New Roman" w:cs="Times New Roman"/>
+          <w:color w:val="000000" w:themeColor="text1"/>
+          <w:sz w:val="24"/>
+          <w:szCs w:val="24"/>
+        </w:rPr>
+        <w:t xml:space="preserve"> a GitHub </w:t>
+      </w:r>
+      <w:proofErr w:type="spellStart"/>
+      <w:r>
+        <w:rPr>
+          <w:rFonts w:ascii="Times New Roman" w:hAnsi="Times New Roman" w:cs="Times New Roman"/>
+          <w:color w:val="000000" w:themeColor="text1"/>
+          <w:sz w:val="24"/>
+          <w:szCs w:val="24"/>
+        </w:rPr>
+        <w:t>Desktop</w:t>
+      </w:r>
+      <w:proofErr w:type="spellEnd"/>
+      <w:r>
+        <w:rPr>
+          <w:rFonts w:ascii="Times New Roman" w:hAnsi="Times New Roman" w:cs="Times New Roman"/>
+          <w:color w:val="000000" w:themeColor="text1"/>
+          <w:sz w:val="24"/>
+          <w:szCs w:val="24"/>
+        </w:rPr>
+        <w:t xml:space="preserve"> alkalmazáson keresztül. Több alkalommal személyesen, az iskola helyszínén is együtt dolgoztunk, ilyenkor jellemzően az egyik csoporttag számítógépén folyt a munka. Ez magyarázza, hogy egyes napokon az egyik félhez köthető több </w:t>
+      </w:r>
+      <w:proofErr w:type="spellStart"/>
+      <w:r>
+        <w:rPr>
+          <w:rFonts w:ascii="Times New Roman" w:hAnsi="Times New Roman" w:cs="Times New Roman"/>
+          <w:color w:val="000000" w:themeColor="text1"/>
+          <w:sz w:val="24"/>
+          <w:szCs w:val="24"/>
+        </w:rPr>
+        <w:t>commit</w:t>
+      </w:r>
+      <w:proofErr w:type="spellEnd"/>
+      <w:r>
+        <w:rPr>
+          <w:rFonts w:ascii="Times New Roman" w:hAnsi="Times New Roman" w:cs="Times New Roman"/>
+          <w:color w:val="000000" w:themeColor="text1"/>
+          <w:sz w:val="24"/>
+          <w:szCs w:val="24"/>
+        </w:rPr>
+        <w:t xml:space="preserve"> jelenik meg a verziókövetésben.</w:t>
       </w:r>
       <w:r>
         <w:t xml:space="preserve"> </w:t>
@@ -8257,8 +12879,9 @@
           <w:sz w:val="24"/>
           <w:szCs w:val="24"/>
         </w:rPr>
-        <w:t xml:space="preserve">A GitHub repository-ban jól látható a projekt folyamatos fejlesztése. </w:t>
-      </w:r>
+        <w:t xml:space="preserve">A GitHub </w:t>
+      </w:r>
+      <w:proofErr w:type="spellStart"/>
       <w:r>
         <w:rPr>
           <w:rFonts w:ascii="Times New Roman" w:hAnsi="Times New Roman" w:cs="Times New Roman"/>
@@ -8266,9 +12889,29 @@
           <w:sz w:val="24"/>
           <w:szCs w:val="24"/>
         </w:rPr>
+        <w:t>repository</w:t>
+      </w:r>
+      <w:proofErr w:type="spellEnd"/>
+      <w:r>
+        <w:rPr>
+          <w:rFonts w:ascii="Times New Roman" w:hAnsi="Times New Roman" w:cs="Times New Roman"/>
+          <w:color w:val="000000" w:themeColor="text1"/>
+          <w:sz w:val="24"/>
+          <w:szCs w:val="24"/>
+        </w:rPr>
+        <w:t xml:space="preserve">-ban jól látható a projekt folyamatos fejlesztése. </w:t>
+      </w:r>
+      <w:r>
+        <w:rPr>
+          <w:rFonts w:ascii="Times New Roman" w:hAnsi="Times New Roman" w:cs="Times New Roman"/>
+          <w:color w:val="000000" w:themeColor="text1"/>
+          <w:sz w:val="24"/>
+          <w:szCs w:val="24"/>
+        </w:rPr>
         <w:br/>
-        <w:t xml:space="preserve">A commitok száma és időbeli eloszlása igazolja, hogy a feladat több lépésben készült el. </w:t>
-      </w:r>
+        <w:t xml:space="preserve">A </w:t>
+      </w:r>
+      <w:proofErr w:type="spellStart"/>
       <w:r>
         <w:rPr>
           <w:rFonts w:ascii="Times New Roman" w:hAnsi="Times New Roman" w:cs="Times New Roman"/>
@@ -8276,9 +12919,29 @@
           <w:sz w:val="24"/>
           <w:szCs w:val="24"/>
         </w:rPr>
+        <w:t>commitok</w:t>
+      </w:r>
+      <w:proofErr w:type="spellEnd"/>
+      <w:r>
+        <w:rPr>
+          <w:rFonts w:ascii="Times New Roman" w:hAnsi="Times New Roman" w:cs="Times New Roman"/>
+          <w:color w:val="000000" w:themeColor="text1"/>
+          <w:sz w:val="24"/>
+          <w:szCs w:val="24"/>
+        </w:rPr>
+        <w:t xml:space="preserve"> száma és időbeli eloszlása igazolja, hogy a feladat több lépésben készült el. </w:t>
+      </w:r>
+      <w:r>
+        <w:rPr>
+          <w:rFonts w:ascii="Times New Roman" w:hAnsi="Times New Roman" w:cs="Times New Roman"/>
+          <w:color w:val="000000" w:themeColor="text1"/>
+          <w:sz w:val="24"/>
+          <w:szCs w:val="24"/>
+        </w:rPr>
         <w:br/>
-        <w:t xml:space="preserve">A contributors </w:t>
-      </w:r>
+        <w:t xml:space="preserve">A </w:t>
+      </w:r>
+      <w:proofErr w:type="spellStart"/>
       <w:r>
         <w:rPr>
           <w:rFonts w:ascii="Times New Roman" w:hAnsi="Times New Roman" w:cs="Times New Roman"/>
@@ -8286,8 +12949,28 @@
           <w:sz w:val="24"/>
           <w:szCs w:val="24"/>
         </w:rPr>
+        <w:t>contributors</w:t>
+      </w:r>
+      <w:proofErr w:type="spellEnd"/>
+      <w:r>
+        <w:rPr>
+          <w:rFonts w:ascii="Times New Roman" w:hAnsi="Times New Roman" w:cs="Times New Roman"/>
+          <w:color w:val="000000" w:themeColor="text1"/>
+          <w:sz w:val="24"/>
+          <w:szCs w:val="24"/>
+        </w:rPr>
+        <w:t xml:space="preserve"> </w:t>
+      </w:r>
+      <w:r>
+        <w:rPr>
+          <w:rFonts w:ascii="Times New Roman" w:hAnsi="Times New Roman" w:cs="Times New Roman"/>
+          <w:color w:val="000000" w:themeColor="text1"/>
+          <w:sz w:val="24"/>
+          <w:szCs w:val="24"/>
+        </w:rPr>
         <w:t>(</w:t>
       </w:r>
+      <w:proofErr w:type="spellStart"/>
       <w:r>
         <w:rPr>
           <w:rFonts w:ascii="Times New Roman" w:hAnsi="Times New Roman" w:cs="Times New Roman"/>
@@ -8297,6 +12980,7 @@
         </w:rPr>
         <w:t>harmatinepasztoreva</w:t>
       </w:r>
+      <w:proofErr w:type="spellEnd"/>
       <w:r>
         <w:rPr>
           <w:rFonts w:ascii="Times New Roman" w:hAnsi="Times New Roman" w:cs="Times New Roman"/>
@@ -8371,7 +13055,49 @@
           <w:sz w:val="24"/>
           <w:szCs w:val="24"/>
         </w:rPr>
-        <w:t>A projekt során a GitHub Desktop használata mindkettőnk számára új tapasztalat volt, és pozitív meglepetésként ért minket, hogy mennyire hatékonyan támogatja a közös munkavégzést. Ennek köszönhetően nemcsak a beadandó feladatot tudtuk strukturáltan és átlátható módon megvalósítani, hanem jelentős tapasztalatot is szereztünk a verziókövetés és a csapatmunka gyakorlati alkalmazásában. Összességében a projekt egyik legnagyobb pozitív élménye éppen az volt, hogy megtanultuk, hogyan lehet egy közös fejlesztést hatékonyan megszervezni és lebonyolítani GitHub környezetben.</w:t>
+        <w:t xml:space="preserve">A projekt során a GitHub </w:t>
+      </w:r>
+      <w:proofErr w:type="spellStart"/>
+      <w:r>
+        <w:rPr>
+          <w:rFonts w:ascii="Times New Roman" w:hAnsi="Times New Roman" w:cs="Times New Roman"/>
+          <w:color w:val="000000" w:themeColor="text1"/>
+          <w:sz w:val="24"/>
+          <w:szCs w:val="24"/>
+        </w:rPr>
+        <w:t>Desktop</w:t>
+      </w:r>
+      <w:proofErr w:type="spellEnd"/>
+      <w:r>
+        <w:rPr>
+          <w:rFonts w:ascii="Times New Roman" w:hAnsi="Times New Roman" w:cs="Times New Roman"/>
+          <w:color w:val="000000" w:themeColor="text1"/>
+          <w:sz w:val="24"/>
+          <w:szCs w:val="24"/>
+        </w:rPr>
+        <w:t xml:space="preserve"> használata mindkettőnk számára új tapasztalat volt, és pozitív meglepetésként ért minket, hogy mennyire hatékonyan támogatja a közös munkavégzést. Ennek köszönhetően nemcsak a beadandó feladatot tudtuk strukturáltan és átlátható módon megvalósítani, hanem jelentős tapasztalatot is szereztünk a verziókövetés és a csapatmunka gyakorlati alkalmazásában. Összességében a projekt egyik legnagyobb pozitív élménye éppen az volt, hogy megtanultuk, hogyan lehet egy közös fejlesztést hatékonyan megszervezni és lebonyolítani GitHub környezetben.</w:t>
+      </w:r>
+    </w:p>
+    <w:p>
+      <w:pPr>
+        <w:rPr>
+          <w:rFonts w:ascii="Times New Roman" w:eastAsiaTheme="majorEastAsia" w:hAnsi="Times New Roman" w:cs="Times New Roman"/>
+          <w:b/>
+          <w:bCs/>
+          <w:sz w:val="28"/>
+          <w:szCs w:val="28"/>
+        </w:rPr>
+      </w:pPr>
+      <w:bookmarkStart w:id="18" w:name="_Toc227058308"/>
+      <w:r>
+        <w:rPr>
+          <w:rFonts w:ascii="Times New Roman" w:hAnsi="Times New Roman" w:cs="Times New Roman"/>
+          <w:b/>
+          <w:bCs/>
+          <w:sz w:val="28"/>
+          <w:szCs w:val="28"/>
+        </w:rPr>
+        <w:br w:type="page"/>
       </w:r>
     </w:p>
     <w:p>
@@ -8390,7 +13116,6 @@
           <w:szCs w:val="28"/>
         </w:rPr>
       </w:pPr>
-      <w:bookmarkStart w:id="17" w:name="_Toc226794863"/>
       <w:r>
         <w:rPr>
           <w:rFonts w:ascii="Times New Roman" w:hAnsi="Times New Roman" w:cs="Times New Roman"/>
@@ -8400,9 +13125,10 @@
           <w:sz w:val="28"/>
           <w:szCs w:val="28"/>
         </w:rPr>
+        <w:lastRenderedPageBreak/>
         <w:t>Források</w:t>
       </w:r>
-      <w:bookmarkEnd w:id="17"/>
+      <w:bookmarkEnd w:id="18"/>
     </w:p>
     <w:p>
       <w:pPr>
@@ -8552,9 +13278,27 @@
           <w:sz w:val="24"/>
           <w:szCs w:val="24"/>
         </w:rPr>
-        <w:t xml:space="preserve">GitHub repository: </w:t>
-      </w:r>
-      <w:hyperlink r:id="rId24" w:history="1">
+        <w:t xml:space="preserve">GitHub </w:t>
+      </w:r>
+      <w:proofErr w:type="spellStart"/>
+      <w:r>
+        <w:rPr>
+          <w:rFonts w:ascii="Times New Roman" w:hAnsi="Times New Roman" w:cs="Times New Roman"/>
+          <w:sz w:val="24"/>
+          <w:szCs w:val="24"/>
+        </w:rPr>
+        <w:t>repository</w:t>
+      </w:r>
+      <w:proofErr w:type="spellEnd"/>
+      <w:r>
+        <w:rPr>
+          <w:rFonts w:ascii="Times New Roman" w:hAnsi="Times New Roman" w:cs="Times New Roman"/>
+          <w:sz w:val="24"/>
+          <w:szCs w:val="24"/>
+        </w:rPr>
+        <w:t xml:space="preserve">: </w:t>
+      </w:r>
+      <w:hyperlink r:id="rId29" w:history="1">
         <w:r>
           <w:rPr>
             <w:rStyle w:val="Hiperhivatkozs"/>
@@ -8581,16 +13325,25 @@
           <w:szCs w:val="24"/>
         </w:rPr>
       </w:pPr>
-      <w:r>
-        <w:rPr>
-          <w:rFonts w:ascii="Times New Roman" w:hAnsi="Times New Roman" w:cs="Times New Roman"/>
-          <w:sz w:val="24"/>
-          <w:szCs w:val="24"/>
-        </w:rPr>
-        <w:lastRenderedPageBreak/>
-        <w:t xml:space="preserve">React mintaprojektek gyűjteménye: </w:t>
-      </w:r>
-      <w:hyperlink r:id="rId25" w:history="1">
+      <w:proofErr w:type="spellStart"/>
+      <w:r>
+        <w:rPr>
+          <w:rFonts w:ascii="Times New Roman" w:hAnsi="Times New Roman" w:cs="Times New Roman"/>
+          <w:sz w:val="24"/>
+          <w:szCs w:val="24"/>
+        </w:rPr>
+        <w:t>React</w:t>
+      </w:r>
+      <w:proofErr w:type="spellEnd"/>
+      <w:r>
+        <w:rPr>
+          <w:rFonts w:ascii="Times New Roman" w:hAnsi="Times New Roman" w:cs="Times New Roman"/>
+          <w:sz w:val="24"/>
+          <w:szCs w:val="24"/>
+        </w:rPr>
+        <w:t xml:space="preserve"> mintaprojektek gyűjteménye: </w:t>
+      </w:r>
+      <w:hyperlink r:id="rId30" w:history="1">
         <w:r>
           <w:rPr>
             <w:rStyle w:val="Hiperhivatkozs"/>
@@ -8617,15 +13370,25 @@
           <w:szCs w:val="24"/>
         </w:rPr>
       </w:pPr>
-      <w:r>
-        <w:rPr>
-          <w:rFonts w:ascii="Times New Roman" w:hAnsi="Times New Roman" w:cs="Times New Roman"/>
-          <w:sz w:val="24"/>
-          <w:szCs w:val="24"/>
-        </w:rPr>
-        <w:t xml:space="preserve">Canva a logó elkészítéséhez - </w:t>
-      </w:r>
-      <w:hyperlink r:id="rId26" w:history="1">
+      <w:proofErr w:type="spellStart"/>
+      <w:r>
+        <w:rPr>
+          <w:rFonts w:ascii="Times New Roman" w:hAnsi="Times New Roman" w:cs="Times New Roman"/>
+          <w:sz w:val="24"/>
+          <w:szCs w:val="24"/>
+        </w:rPr>
+        <w:t>Canva</w:t>
+      </w:r>
+      <w:proofErr w:type="spellEnd"/>
+      <w:r>
+        <w:rPr>
+          <w:rFonts w:ascii="Times New Roman" w:hAnsi="Times New Roman" w:cs="Times New Roman"/>
+          <w:sz w:val="24"/>
+          <w:szCs w:val="24"/>
+        </w:rPr>
+        <w:t xml:space="preserve"> a logó elkészítéséhez - </w:t>
+      </w:r>
+      <w:hyperlink r:id="rId31" w:history="1">
         <w:r>
           <w:rPr>
             <w:rStyle w:val="Hiperhivatkozs"/>
@@ -8652,15 +13415,25 @@
           <w:szCs w:val="24"/>
         </w:rPr>
       </w:pPr>
-      <w:r>
-        <w:rPr>
-          <w:rFonts w:ascii="Times New Roman" w:hAnsi="Times New Roman" w:cs="Times New Roman"/>
-          <w:sz w:val="24"/>
-          <w:szCs w:val="24"/>
-        </w:rPr>
-        <w:t xml:space="preserve">Coolors a színpaletta kiválasztásához - </w:t>
-      </w:r>
-      <w:hyperlink r:id="rId27" w:history="1">
+      <w:proofErr w:type="spellStart"/>
+      <w:r>
+        <w:rPr>
+          <w:rFonts w:ascii="Times New Roman" w:hAnsi="Times New Roman" w:cs="Times New Roman"/>
+          <w:sz w:val="24"/>
+          <w:szCs w:val="24"/>
+        </w:rPr>
+        <w:t>Coolors</w:t>
+      </w:r>
+      <w:proofErr w:type="spellEnd"/>
+      <w:r>
+        <w:rPr>
+          <w:rFonts w:ascii="Times New Roman" w:hAnsi="Times New Roman" w:cs="Times New Roman"/>
+          <w:sz w:val="24"/>
+          <w:szCs w:val="24"/>
+        </w:rPr>
+        <w:t xml:space="preserve"> a színpaletta kiválasztásához - </w:t>
+      </w:r>
+      <w:hyperlink r:id="rId32" w:history="1">
         <w:r>
           <w:rPr>
             <w:rStyle w:val="Hiperhivatkozs"/>
@@ -8687,13 +13460,59 @@
           <w:szCs w:val="24"/>
         </w:rPr>
       </w:pPr>
-      <w:r>
-        <w:rPr>
-          <w:rFonts w:ascii="Times New Roman" w:hAnsi="Times New Roman" w:cs="Times New Roman"/>
-          <w:sz w:val="24"/>
-          <w:szCs w:val="24"/>
-        </w:rPr>
-        <w:t>Aspose online txt–sql konverter az adatbázis konvertálásához</w:t>
+      <w:proofErr w:type="spellStart"/>
+      <w:r>
+        <w:rPr>
+          <w:rFonts w:ascii="Times New Roman" w:hAnsi="Times New Roman" w:cs="Times New Roman"/>
+          <w:sz w:val="24"/>
+          <w:szCs w:val="24"/>
+        </w:rPr>
+        <w:t>Aspose</w:t>
+      </w:r>
+      <w:proofErr w:type="spellEnd"/>
+      <w:r>
+        <w:rPr>
+          <w:rFonts w:ascii="Times New Roman" w:hAnsi="Times New Roman" w:cs="Times New Roman"/>
+          <w:sz w:val="24"/>
+          <w:szCs w:val="24"/>
+        </w:rPr>
+        <w:t xml:space="preserve"> online </w:t>
+      </w:r>
+      <w:proofErr w:type="spellStart"/>
+      <w:r>
+        <w:rPr>
+          <w:rFonts w:ascii="Times New Roman" w:hAnsi="Times New Roman" w:cs="Times New Roman"/>
+          <w:sz w:val="24"/>
+          <w:szCs w:val="24"/>
+        </w:rPr>
+        <w:t>txt</w:t>
+      </w:r>
+      <w:proofErr w:type="spellEnd"/>
+      <w:r>
+        <w:rPr>
+          <w:rFonts w:ascii="Times New Roman" w:hAnsi="Times New Roman" w:cs="Times New Roman"/>
+          <w:sz w:val="24"/>
+          <w:szCs w:val="24"/>
+        </w:rPr>
+        <w:t>–</w:t>
+      </w:r>
+      <w:proofErr w:type="spellStart"/>
+      <w:r>
+        <w:rPr>
+          <w:rFonts w:ascii="Times New Roman" w:hAnsi="Times New Roman" w:cs="Times New Roman"/>
+          <w:sz w:val="24"/>
+          <w:szCs w:val="24"/>
+        </w:rPr>
+        <w:t>sql</w:t>
+      </w:r>
+      <w:proofErr w:type="spellEnd"/>
+      <w:r>
+        <w:rPr>
+          <w:rFonts w:ascii="Times New Roman" w:hAnsi="Times New Roman" w:cs="Times New Roman"/>
+          <w:sz w:val="24"/>
+          <w:szCs w:val="24"/>
+        </w:rPr>
+        <w:t xml:space="preserve"> konverter az adatbázis konvertálásához</w:t>
       </w:r>
       <w:r>
         <w:rPr>
@@ -8711,7 +13530,7 @@
         </w:rPr>
         <w:t xml:space="preserve"> </w:t>
       </w:r>
-      <w:hyperlink r:id="rId28" w:history="1">
+      <w:hyperlink r:id="rId33" w:history="1">
         <w:r>
           <w:rPr>
             <w:rStyle w:val="Hiperhivatkozs"/>
@@ -8737,9 +13556,11 @@
       </w:pPr>
     </w:p>
     <w:sectPr>
+      <w:footerReference w:type="default" r:id="rId34"/>
       <w:pgSz w:w="11906" w:h="16838"/>
       <w:pgMar w:top="1417" w:right="1417" w:bottom="1417" w:left="1417" w:header="708" w:footer="708" w:gutter="0"/>
       <w:cols w:space="708"/>
+      <w:titlePg/>
       <w:docGrid w:linePitch="360"/>
     </w:sectPr>
   </w:body>
@@ -8747,7 +13568,7 @@
 </file>
 
 <file path=word/endnotes.xml><?xml version="1.0" encoding="utf-8"?>
-<w:endnotes xmlns:wpc="http://schemas.microsoft.com/office/word/2010/wordprocessingCanvas" xmlns:mc="http://schemas.openxmlformats.org/markup-compatibility/2006" xmlns:o="urn:schemas-microsoft-com:office:office" xmlns:r="http://schemas.openxmlformats.org/officeDocument/2006/relationships" xmlns:m="http://schemas.openxmlformats.org/officeDocument/2006/math" xmlns:v="urn:schemas-microsoft-com:vml" xmlns:wp14="http://schemas.microsoft.com/office/word/2010/wordprocessingDrawing" xmlns:wp="http://schemas.openxmlformats.org/drawingml/2006/wordprocessingDrawing" xmlns:w10="urn:schemas-microsoft-com:office:word" xmlns:w="http://schemas.openxmlformats.org/wordprocessingml/2006/main" xmlns:w14="http://schemas.microsoft.com/office/word/2010/wordml" xmlns:w15="http://schemas.microsoft.com/office/word/2012/wordml" xmlns:wpg="http://schemas.microsoft.com/office/word/2010/wordprocessingGroup" xmlns:wpi="http://schemas.microsoft.com/office/word/2010/wordprocessingInk" xmlns:wne="http://schemas.microsoft.com/office/word/2006/wordml" xmlns:wps="http://schemas.microsoft.com/office/word/2010/wordprocessingShape" mc:Ignorable="w14 w15 wp14">
+<w:endnotes xmlns:wpc="http://schemas.microsoft.com/office/word/2010/wordprocessingCanvas" xmlns:cx="http://schemas.microsoft.com/office/drawing/2014/chartex" xmlns:cx1="http://schemas.microsoft.com/office/drawing/2015/9/8/chartex" xmlns:cx2="http://schemas.microsoft.com/office/drawing/2015/10/21/chartex" xmlns:cx3="http://schemas.microsoft.com/office/drawing/2016/5/9/chartex" xmlns:cx4="http://schemas.microsoft.com/office/drawing/2016/5/10/chartex" xmlns:cx5="http://schemas.microsoft.com/office/drawing/2016/5/11/chartex" xmlns:cx6="http://schemas.microsoft.com/office/drawing/2016/5/12/chartex" xmlns:cx7="http://schemas.microsoft.com/office/drawing/2016/5/13/chartex" xmlns:cx8="http://schemas.microsoft.com/office/drawing/2016/5/14/chartex" xmlns:mc="http://schemas.openxmlformats.org/markup-compatibility/2006" xmlns:aink="http://schemas.microsoft.com/office/drawing/2016/ink" xmlns:am3d="http://schemas.microsoft.com/office/drawing/2017/model3d" xmlns:o="urn:schemas-microsoft-com:office:office" xmlns:oel="http://schemas.microsoft.com/office/2019/extlst" xmlns:r="http://schemas.openxmlformats.org/officeDocument/2006/relationships" xmlns:m="http://schemas.openxmlformats.org/officeDocument/2006/math" xmlns:v="urn:schemas-microsoft-com:vml" xmlns:wp14="http://schemas.microsoft.com/office/word/2010/wordprocessingDrawing" xmlns:wp="http://schemas.openxmlformats.org/drawingml/2006/wordprocessingDrawing" xmlns:w10="urn:schemas-microsoft-com:office:word" xmlns:w="http://schemas.openxmlformats.org/wordprocessingml/2006/main" xmlns:w14="http://schemas.microsoft.com/office/word/2010/wordml" xmlns:w15="http://schemas.microsoft.com/office/word/2012/wordml" xmlns:w16cex="http://schemas.microsoft.com/office/word/2018/wordml/cex" xmlns:w16cid="http://schemas.microsoft.com/office/word/2016/wordml/cid" xmlns:w16="http://schemas.microsoft.com/office/word/2018/wordml" xmlns:w16du="http://schemas.microsoft.com/office/word/2023/wordml/word16du" xmlns:w16sdtdh="http://schemas.microsoft.com/office/word/2020/wordml/sdtdatahash" xmlns:w16sdtfl="http://schemas.microsoft.com/office/word/2024/wordml/sdtformatlock" xmlns:w16se="http://schemas.microsoft.com/office/word/2015/wordml/symex" xmlns:wpg="http://schemas.microsoft.com/office/word/2010/wordprocessingGroup" xmlns:wpi="http://schemas.microsoft.com/office/word/2010/wordprocessingInk" xmlns:wne="http://schemas.microsoft.com/office/word/2006/wordml" xmlns:wps="http://schemas.microsoft.com/office/word/2010/wordprocessingShape" mc:Ignorable="w14 w15 w16se w16cid w16 w16cex w16sdtdh w16sdtfl w16du wp14">
   <w:endnote w:type="separator" w:id="-1">
     <w:p>
       <w:pPr>
@@ -8771,8 +13592,50 @@
 </w:endnotes>
 </file>
 
+<file path=word/footer1.xml><?xml version="1.0" encoding="utf-8"?>
+<w:ftr xmlns:wpc="http://schemas.microsoft.com/office/word/2010/wordprocessingCanvas" xmlns:cx="http://schemas.microsoft.com/office/drawing/2014/chartex" xmlns:cx1="http://schemas.microsoft.com/office/drawing/2015/9/8/chartex" xmlns:cx2="http://schemas.microsoft.com/office/drawing/2015/10/21/chartex" xmlns:cx3="http://schemas.microsoft.com/office/drawing/2016/5/9/chartex" xmlns:cx4="http://schemas.microsoft.com/office/drawing/2016/5/10/chartex" xmlns:cx5="http://schemas.microsoft.com/office/drawing/2016/5/11/chartex" xmlns:cx6="http://schemas.microsoft.com/office/drawing/2016/5/12/chartex" xmlns:cx7="http://schemas.microsoft.com/office/drawing/2016/5/13/chartex" xmlns:cx8="http://schemas.microsoft.com/office/drawing/2016/5/14/chartex" xmlns:mc="http://schemas.openxmlformats.org/markup-compatibility/2006" xmlns:aink="http://schemas.microsoft.com/office/drawing/2016/ink" xmlns:am3d="http://schemas.microsoft.com/office/drawing/2017/model3d" xmlns:o="urn:schemas-microsoft-com:office:office" xmlns:oel="http://schemas.microsoft.com/office/2019/extlst" xmlns:r="http://schemas.openxmlformats.org/officeDocument/2006/relationships" xmlns:m="http://schemas.openxmlformats.org/officeDocument/2006/math" xmlns:v="urn:schemas-microsoft-com:vml" xmlns:wp14="http://schemas.microsoft.com/office/word/2010/wordprocessingDrawing" xmlns:wp="http://schemas.openxmlformats.org/drawingml/2006/wordprocessingDrawing" xmlns:w10="urn:schemas-microsoft-com:office:word" xmlns:w="http://schemas.openxmlformats.org/wordprocessingml/2006/main" xmlns:w14="http://schemas.microsoft.com/office/word/2010/wordml" xmlns:w15="http://schemas.microsoft.com/office/word/2012/wordml" xmlns:w16cex="http://schemas.microsoft.com/office/word/2018/wordml/cex" xmlns:w16cid="http://schemas.microsoft.com/office/word/2016/wordml/cid" xmlns:w16="http://schemas.microsoft.com/office/word/2018/wordml" xmlns:w16du="http://schemas.microsoft.com/office/word/2023/wordml/word16du" xmlns:w16sdtdh="http://schemas.microsoft.com/office/word/2020/wordml/sdtdatahash" xmlns:w16sdtfl="http://schemas.microsoft.com/office/word/2024/wordml/sdtformatlock" xmlns:w16se="http://schemas.microsoft.com/office/word/2015/wordml/symex" xmlns:wpg="http://schemas.microsoft.com/office/word/2010/wordprocessingGroup" xmlns:wpi="http://schemas.microsoft.com/office/word/2010/wordprocessingInk" xmlns:wne="http://schemas.microsoft.com/office/word/2006/wordml" xmlns:wps="http://schemas.microsoft.com/office/word/2010/wordprocessingShape" mc:Ignorable="w14 w15 w16se w16cid w16 w16cex w16sdtdh w16sdtfl w16du wp14">
+  <w:sdt>
+    <w:sdtPr>
+      <w:id w:val="1391766145"/>
+      <w:docPartObj>
+        <w:docPartGallery w:val="Page Numbers (Bottom of Page)"/>
+        <w:docPartUnique/>
+      </w:docPartObj>
+    </w:sdtPr>
+    <w:sdtContent>
+      <w:p>
+        <w:pPr>
+          <w:pStyle w:val="llb"/>
+          <w:jc w:val="right"/>
+        </w:pPr>
+        <w:r>
+          <w:fldChar w:fldCharType="begin"/>
+        </w:r>
+        <w:r>
+          <w:instrText>PAGE   \* MERGEFORMAT</w:instrText>
+        </w:r>
+        <w:r>
+          <w:fldChar w:fldCharType="separate"/>
+        </w:r>
+        <w:r>
+          <w:t>2</w:t>
+        </w:r>
+        <w:r>
+          <w:fldChar w:fldCharType="end"/>
+        </w:r>
+      </w:p>
+    </w:sdtContent>
+  </w:sdt>
+  <w:p>
+    <w:pPr>
+      <w:pStyle w:val="llb"/>
+    </w:pPr>
+  </w:p>
+</w:ftr>
+</file>
+
 <file path=word/footnotes.xml><?xml version="1.0" encoding="utf-8"?>
-<w:footnotes xmlns:wpc="http://schemas.microsoft.com/office/word/2010/wordprocessingCanvas" xmlns:mc="http://schemas.openxmlformats.org/markup-compatibility/2006" xmlns:o="urn:schemas-microsoft-com:office:office" xmlns:r="http://schemas.openxmlformats.org/officeDocument/2006/relationships" xmlns:m="http://schemas.openxmlformats.org/officeDocument/2006/math" xmlns:v="urn:schemas-microsoft-com:vml" xmlns:wp14="http://schemas.microsoft.com/office/word/2010/wordprocessingDrawing" xmlns:wp="http://schemas.openxmlformats.org/drawingml/2006/wordprocessingDrawing" xmlns:w10="urn:schemas-microsoft-com:office:word" xmlns:w="http://schemas.openxmlformats.org/wordprocessingml/2006/main" xmlns:w14="http://schemas.microsoft.com/office/word/2010/wordml" xmlns:w15="http://schemas.microsoft.com/office/word/2012/wordml" xmlns:wpg="http://schemas.microsoft.com/office/word/2010/wordprocessingGroup" xmlns:wpi="http://schemas.microsoft.com/office/word/2010/wordprocessingInk" xmlns:wne="http://schemas.microsoft.com/office/word/2006/wordml" xmlns:wps="http://schemas.microsoft.com/office/word/2010/wordprocessingShape" mc:Ignorable="w14 w15 wp14">
+<w:footnotes xmlns:wpc="http://schemas.microsoft.com/office/word/2010/wordprocessingCanvas" xmlns:cx="http://schemas.microsoft.com/office/drawing/2014/chartex" xmlns:cx1="http://schemas.microsoft.com/office/drawing/2015/9/8/chartex" xmlns:cx2="http://schemas.microsoft.com/office/drawing/2015/10/21/chartex" xmlns:cx3="http://schemas.microsoft.com/office/drawing/2016/5/9/chartex" xmlns:cx4="http://schemas.microsoft.com/office/drawing/2016/5/10/chartex" xmlns:cx5="http://schemas.microsoft.com/office/drawing/2016/5/11/chartex" xmlns:cx6="http://schemas.microsoft.com/office/drawing/2016/5/12/chartex" xmlns:cx7="http://schemas.microsoft.com/office/drawing/2016/5/13/chartex" xmlns:cx8="http://schemas.microsoft.com/office/drawing/2016/5/14/chartex" xmlns:mc="http://schemas.openxmlformats.org/markup-compatibility/2006" xmlns:aink="http://schemas.microsoft.com/office/drawing/2016/ink" xmlns:am3d="http://schemas.microsoft.com/office/drawing/2017/model3d" xmlns:o="urn:schemas-microsoft-com:office:office" xmlns:oel="http://schemas.microsoft.com/office/2019/extlst" xmlns:r="http://schemas.openxmlformats.org/officeDocument/2006/relationships" xmlns:m="http://schemas.openxmlformats.org/officeDocument/2006/math" xmlns:v="urn:schemas-microsoft-com:vml" xmlns:wp14="http://schemas.microsoft.com/office/word/2010/wordprocessingDrawing" xmlns:wp="http://schemas.openxmlformats.org/drawingml/2006/wordprocessingDrawing" xmlns:w10="urn:schemas-microsoft-com:office:word" xmlns:w="http://schemas.openxmlformats.org/wordprocessingml/2006/main" xmlns:w14="http://schemas.microsoft.com/office/word/2010/wordml" xmlns:w15="http://schemas.microsoft.com/office/word/2012/wordml" xmlns:w16cex="http://schemas.microsoft.com/office/word/2018/wordml/cex" xmlns:w16cid="http://schemas.microsoft.com/office/word/2016/wordml/cid" xmlns:w16="http://schemas.microsoft.com/office/word/2018/wordml" xmlns:w16du="http://schemas.microsoft.com/office/word/2023/wordml/word16du" xmlns:w16sdtdh="http://schemas.microsoft.com/office/word/2020/wordml/sdtdatahash" xmlns:w16sdtfl="http://schemas.microsoft.com/office/word/2024/wordml/sdtformatlock" xmlns:w16se="http://schemas.microsoft.com/office/word/2015/wordml/symex" xmlns:wpg="http://schemas.microsoft.com/office/word/2010/wordprocessingGroup" xmlns:wpi="http://schemas.microsoft.com/office/word/2010/wordprocessingInk" xmlns:wne="http://schemas.microsoft.com/office/word/2006/wordml" xmlns:wps="http://schemas.microsoft.com/office/word/2010/wordprocessingShape" mc:Ignorable="w14 w15 w16se w16cid w16 w16cex w16sdtdh w16sdtfl w16du wp14">
   <w:footnote w:type="separator" w:id="-1">
     <w:p>
       <w:pPr>
@@ -8797,18 +13660,18 @@
 </file>
 
 <file path=word/numbering.xml><?xml version="1.0" encoding="utf-8"?>
-<w:numbering xmlns:wpc="http://schemas.microsoft.com/office/word/2010/wordprocessingCanvas" xmlns:mc="http://schemas.openxmlformats.org/markup-compatibility/2006" xmlns:o="urn:schemas-microsoft-com:office:office" xmlns:r="http://schemas.openxmlformats.org/officeDocument/2006/relationships" xmlns:m="http://schemas.openxmlformats.org/officeDocument/2006/math" xmlns:v="urn:schemas-microsoft-com:vml" xmlns:wp14="http://schemas.microsoft.com/office/word/2010/wordprocessingDrawing" xmlns:wp="http://schemas.openxmlformats.org/drawingml/2006/wordprocessingDrawing" xmlns:w10="urn:schemas-microsoft-com:office:word" xmlns:w="http://schemas.openxmlformats.org/wordprocessingml/2006/main" xmlns:w14="http://schemas.microsoft.com/office/word/2010/wordml" xmlns:w15="http://schemas.microsoft.com/office/word/2012/wordml" xmlns:wpg="http://schemas.microsoft.com/office/word/2010/wordprocessingGroup" xmlns:wpi="http://schemas.microsoft.com/office/word/2010/wordprocessingInk" xmlns:wne="http://schemas.microsoft.com/office/word/2006/wordml" xmlns:wps="http://schemas.microsoft.com/office/word/2010/wordprocessingShape" mc:Ignorable="w14 w15 wp14">
+<w:numbering xmlns:wpc="http://schemas.microsoft.com/office/word/2010/wordprocessingCanvas" xmlns:cx="http://schemas.microsoft.com/office/drawing/2014/chartex" xmlns:cx1="http://schemas.microsoft.com/office/drawing/2015/9/8/chartex" xmlns:cx2="http://schemas.microsoft.com/office/drawing/2015/10/21/chartex" xmlns:cx3="http://schemas.microsoft.com/office/drawing/2016/5/9/chartex" xmlns:cx4="http://schemas.microsoft.com/office/drawing/2016/5/10/chartex" xmlns:cx5="http://schemas.microsoft.com/office/drawing/2016/5/11/chartex" xmlns:cx6="http://schemas.microsoft.com/office/drawing/2016/5/12/chartex" xmlns:cx7="http://schemas.microsoft.com/office/drawing/2016/5/13/chartex" xmlns:cx8="http://schemas.microsoft.com/office/drawing/2016/5/14/chartex" xmlns:mc="http://schemas.openxmlformats.org/markup-compatibility/2006" xmlns:aink="http://schemas.microsoft.com/office/drawing/2016/ink" xmlns:am3d="http://schemas.microsoft.com/office/drawing/2017/model3d" xmlns:o="urn:schemas-microsoft-com:office:office" xmlns:oel="http://schemas.microsoft.com/office/2019/extlst" xmlns:r="http://schemas.openxmlformats.org/officeDocument/2006/relationships" xmlns:m="http://schemas.openxmlformats.org/officeDocument/2006/math" xmlns:v="urn:schemas-microsoft-com:vml" xmlns:wp14="http://schemas.microsoft.com/office/word/2010/wordprocessingDrawing" xmlns:wp="http://schemas.openxmlformats.org/drawingml/2006/wordprocessingDrawing" xmlns:w10="urn:schemas-microsoft-com:office:word" xmlns:w="http://schemas.openxmlformats.org/wordprocessingml/2006/main" xmlns:w14="http://schemas.microsoft.com/office/word/2010/wordml" xmlns:w15="http://schemas.microsoft.com/office/word/2012/wordml" xmlns:w16cex="http://schemas.microsoft.com/office/word/2018/wordml/cex" xmlns:w16cid="http://schemas.microsoft.com/office/word/2016/wordml/cid" xmlns:w16="http://schemas.microsoft.com/office/word/2018/wordml" xmlns:w16du="http://schemas.microsoft.com/office/word/2023/wordml/word16du" xmlns:w16sdtdh="http://schemas.microsoft.com/office/word/2020/wordml/sdtdatahash" xmlns:w16sdtfl="http://schemas.microsoft.com/office/word/2024/wordml/sdtformatlock" xmlns:w16se="http://schemas.microsoft.com/office/word/2015/wordml/symex" xmlns:wpg="http://schemas.microsoft.com/office/word/2010/wordprocessingGroup" xmlns:wpi="http://schemas.microsoft.com/office/word/2010/wordprocessingInk" xmlns:wne="http://schemas.microsoft.com/office/word/2006/wordml" xmlns:wps="http://schemas.microsoft.com/office/word/2010/wordprocessingShape" mc:Ignorable="w14 w15 w16se w16cid w16 w16cex w16sdtdh w16sdtfl w16du wp14">
   <w:abstractNum w:abstractNumId="0" w15:restartNumberingAfterBreak="0">
-    <w:nsid w:val="083216BB"/>
+    <w:nsid w:val="039B711B"/>
     <w:multiLevelType w:val="hybridMultilevel"/>
-    <w:tmpl w:val="94F60E36"/>
+    <w:tmpl w:val="5ED44854"/>
     <w:lvl w:ilvl="0" w:tplc="040E0001">
       <w:start w:val="1"/>
       <w:numFmt w:val="bullet"/>
       <w:lvlText w:val=""/>
       <w:lvlJc w:val="left"/>
       <w:pPr>
-        <w:ind w:left="1428" w:hanging="360"/>
+        <w:ind w:left="720" w:hanging="360"/>
       </w:pPr>
       <w:rPr>
         <w:rFonts w:ascii="Symbol" w:hAnsi="Symbol" w:hint="default"/>
@@ -8820,7 +13683,7 @@
       <w:lvlText w:val="o"/>
       <w:lvlJc w:val="left"/>
       <w:pPr>
-        <w:ind w:left="2148" w:hanging="360"/>
+        <w:ind w:left="1440" w:hanging="360"/>
       </w:pPr>
       <w:rPr>
         <w:rFonts w:ascii="Courier New" w:hAnsi="Courier New" w:cs="Courier New" w:hint="default"/>
@@ -8832,7 +13695,7 @@
       <w:lvlText w:val=""/>
       <w:lvlJc w:val="left"/>
       <w:pPr>
-        <w:ind w:left="2868" w:hanging="360"/>
+        <w:ind w:left="2160" w:hanging="360"/>
       </w:pPr>
       <w:rPr>
         <w:rFonts w:ascii="Wingdings" w:hAnsi="Wingdings" w:hint="default"/>
@@ -8844,7 +13707,7 @@
       <w:lvlText w:val=""/>
       <w:lvlJc w:val="left"/>
       <w:pPr>
-        <w:ind w:left="3588" w:hanging="360"/>
+        <w:ind w:left="2880" w:hanging="360"/>
       </w:pPr>
       <w:rPr>
         <w:rFonts w:ascii="Symbol" w:hAnsi="Symbol" w:hint="default"/>
@@ -8856,7 +13719,7 @@
       <w:lvlText w:val="o"/>
       <w:lvlJc w:val="left"/>
       <w:pPr>
-        <w:ind w:left="4308" w:hanging="360"/>
+        <w:ind w:left="3600" w:hanging="360"/>
       </w:pPr>
       <w:rPr>
         <w:rFonts w:ascii="Courier New" w:hAnsi="Courier New" w:cs="Courier New" w:hint="default"/>
@@ -8868,7 +13731,7 @@
       <w:lvlText w:val=""/>
       <w:lvlJc w:val="left"/>
       <w:pPr>
-        <w:ind w:left="5028" w:hanging="360"/>
+        <w:ind w:left="4320" w:hanging="360"/>
       </w:pPr>
       <w:rPr>
         <w:rFonts w:ascii="Wingdings" w:hAnsi="Wingdings" w:hint="default"/>
@@ -8880,7 +13743,7 @@
       <w:lvlText w:val=""/>
       <w:lvlJc w:val="left"/>
       <w:pPr>
-        <w:ind w:left="5748" w:hanging="360"/>
+        <w:ind w:left="5040" w:hanging="360"/>
       </w:pPr>
       <w:rPr>
         <w:rFonts w:ascii="Symbol" w:hAnsi="Symbol" w:hint="default"/>
@@ -8892,7 +13755,7 @@
       <w:lvlText w:val="o"/>
       <w:lvlJc w:val="left"/>
       <w:pPr>
-        <w:ind w:left="6468" w:hanging="360"/>
+        <w:ind w:left="5760" w:hanging="360"/>
       </w:pPr>
       <w:rPr>
         <w:rFonts w:ascii="Courier New" w:hAnsi="Courier New" w:cs="Courier New" w:hint="default"/>
@@ -8904,7 +13767,7 @@
       <w:lvlText w:val=""/>
       <w:lvlJc w:val="left"/>
       <w:pPr>
-        <w:ind w:left="7188" w:hanging="360"/>
+        <w:ind w:left="6480" w:hanging="360"/>
       </w:pPr>
       <w:rPr>
         <w:rFonts w:ascii="Wingdings" w:hAnsi="Wingdings" w:hint="default"/>
@@ -8912,6 +13775,119 @@
     </w:lvl>
   </w:abstractNum>
   <w:abstractNum w:abstractNumId="1" w15:restartNumberingAfterBreak="0">
+    <w:nsid w:val="083216BB"/>
+    <w:multiLevelType w:val="hybridMultilevel"/>
+    <w:tmpl w:val="94F60E36"/>
+    <w:lvl w:ilvl="0" w:tplc="040E0001">
+      <w:start w:val="1"/>
+      <w:numFmt w:val="bullet"/>
+      <w:lvlText w:val=""/>
+      <w:lvlJc w:val="left"/>
+      <w:pPr>
+        <w:ind w:left="1428" w:hanging="360"/>
+      </w:pPr>
+      <w:rPr>
+        <w:rFonts w:ascii="Symbol" w:hAnsi="Symbol" w:hint="default"/>
+      </w:rPr>
+    </w:lvl>
+    <w:lvl w:ilvl="1" w:tplc="040E0003" w:tentative="1">
+      <w:start w:val="1"/>
+      <w:numFmt w:val="bullet"/>
+      <w:lvlText w:val="o"/>
+      <w:lvlJc w:val="left"/>
+      <w:pPr>
+        <w:ind w:left="2148" w:hanging="360"/>
+      </w:pPr>
+      <w:rPr>
+        <w:rFonts w:ascii="Courier New" w:hAnsi="Courier New" w:cs="Courier New" w:hint="default"/>
+      </w:rPr>
+    </w:lvl>
+    <w:lvl w:ilvl="2" w:tplc="040E0005" w:tentative="1">
+      <w:start w:val="1"/>
+      <w:numFmt w:val="bullet"/>
+      <w:lvlText w:val=""/>
+      <w:lvlJc w:val="left"/>
+      <w:pPr>
+        <w:ind w:left="2868" w:hanging="360"/>
+      </w:pPr>
+      <w:rPr>
+        <w:rFonts w:ascii="Wingdings" w:hAnsi="Wingdings" w:hint="default"/>
+      </w:rPr>
+    </w:lvl>
+    <w:lvl w:ilvl="3" w:tplc="040E0001" w:tentative="1">
+      <w:start w:val="1"/>
+      <w:numFmt w:val="bullet"/>
+      <w:lvlText w:val=""/>
+      <w:lvlJc w:val="left"/>
+      <w:pPr>
+        <w:ind w:left="3588" w:hanging="360"/>
+      </w:pPr>
+      <w:rPr>
+        <w:rFonts w:ascii="Symbol" w:hAnsi="Symbol" w:hint="default"/>
+      </w:rPr>
+    </w:lvl>
+    <w:lvl w:ilvl="4" w:tplc="040E0003" w:tentative="1">
+      <w:start w:val="1"/>
+      <w:numFmt w:val="bullet"/>
+      <w:lvlText w:val="o"/>
+      <w:lvlJc w:val="left"/>
+      <w:pPr>
+        <w:ind w:left="4308" w:hanging="360"/>
+      </w:pPr>
+      <w:rPr>
+        <w:rFonts w:ascii="Courier New" w:hAnsi="Courier New" w:cs="Courier New" w:hint="default"/>
+      </w:rPr>
+    </w:lvl>
+    <w:lvl w:ilvl="5" w:tplc="040E0005" w:tentative="1">
+      <w:start w:val="1"/>
+      <w:numFmt w:val="bullet"/>
+      <w:lvlText w:val=""/>
+      <w:lvlJc w:val="left"/>
+      <w:pPr>
+        <w:ind w:left="5028" w:hanging="360"/>
+      </w:pPr>
+      <w:rPr>
+        <w:rFonts w:ascii="Wingdings" w:hAnsi="Wingdings" w:hint="default"/>
+      </w:rPr>
+    </w:lvl>
+    <w:lvl w:ilvl="6" w:tplc="040E0001" w:tentative="1">
+      <w:start w:val="1"/>
+      <w:numFmt w:val="bullet"/>
+      <w:lvlText w:val=""/>
+      <w:lvlJc w:val="left"/>
+      <w:pPr>
+        <w:ind w:left="5748" w:hanging="360"/>
+      </w:pPr>
+      <w:rPr>
+        <w:rFonts w:ascii="Symbol" w:hAnsi="Symbol" w:hint="default"/>
+      </w:rPr>
+    </w:lvl>
+    <w:lvl w:ilvl="7" w:tplc="040E0003" w:tentative="1">
+      <w:start w:val="1"/>
+      <w:numFmt w:val="bullet"/>
+      <w:lvlText w:val="o"/>
+      <w:lvlJc w:val="left"/>
+      <w:pPr>
+        <w:ind w:left="6468" w:hanging="360"/>
+      </w:pPr>
+      <w:rPr>
+        <w:rFonts w:ascii="Courier New" w:hAnsi="Courier New" w:cs="Courier New" w:hint="default"/>
+      </w:rPr>
+    </w:lvl>
+    <w:lvl w:ilvl="8" w:tplc="040E0005" w:tentative="1">
+      <w:start w:val="1"/>
+      <w:numFmt w:val="bullet"/>
+      <w:lvlText w:val=""/>
+      <w:lvlJc w:val="left"/>
+      <w:pPr>
+        <w:ind w:left="7188" w:hanging="360"/>
+      </w:pPr>
+      <w:rPr>
+        <w:rFonts w:ascii="Wingdings" w:hAnsi="Wingdings" w:hint="default"/>
+      </w:rPr>
+    </w:lvl>
+  </w:abstractNum>
+  <w:abstractNum w:abstractNumId="2" w15:restartNumberingAfterBreak="0">
     <w:nsid w:val="12852934"/>
     <w:multiLevelType w:val="multilevel"/>
     <w:tmpl w:val="040E001D"/>
@@ -8997,7 +13973,7 @@
       </w:pPr>
     </w:lvl>
   </w:abstractNum>
-  <w:abstractNum w:abstractNumId="2" w15:restartNumberingAfterBreak="0">
+  <w:abstractNum w:abstractNumId="3" w15:restartNumberingAfterBreak="0">
     <w:nsid w:val="178B71C7"/>
     <w:multiLevelType w:val="hybridMultilevel"/>
     <w:tmpl w:val="C846D7F6"/>
@@ -9086,7 +14062,7 @@
       </w:pPr>
     </w:lvl>
   </w:abstractNum>
-  <w:abstractNum w:abstractNumId="3" w15:restartNumberingAfterBreak="0">
+  <w:abstractNum w:abstractNumId="4" w15:restartNumberingAfterBreak="0">
     <w:nsid w:val="270938A4"/>
     <w:multiLevelType w:val="hybridMultilevel"/>
     <w:tmpl w:val="B82A9B98"/>
@@ -9178,7 +14154,7 @@
       </w:pPr>
     </w:lvl>
   </w:abstractNum>
-  <w:abstractNum w:abstractNumId="4" w15:restartNumberingAfterBreak="0">
+  <w:abstractNum w:abstractNumId="5" w15:restartNumberingAfterBreak="0">
     <w:nsid w:val="28C53F42"/>
     <w:multiLevelType w:val="hybridMultilevel"/>
     <w:tmpl w:val="C1FED4FA"/>
@@ -9290,7 +14266,7 @@
       </w:rPr>
     </w:lvl>
   </w:abstractNum>
-  <w:abstractNum w:abstractNumId="5" w15:restartNumberingAfterBreak="0">
+  <w:abstractNum w:abstractNumId="6" w15:restartNumberingAfterBreak="0">
     <w:nsid w:val="2E496BE8"/>
     <w:multiLevelType w:val="multilevel"/>
     <w:tmpl w:val="41C8065C"/>
@@ -9404,17 +14380,17 @@
       </w:rPr>
     </w:lvl>
   </w:abstractNum>
-  <w:abstractNum w:abstractNumId="6" w15:restartNumberingAfterBreak="0">
-    <w:nsid w:val="3E0F7FEA"/>
+  <w:abstractNum w:abstractNumId="7" w15:restartNumberingAfterBreak="0">
+    <w:nsid w:val="32BA5627"/>
     <w:multiLevelType w:val="hybridMultilevel"/>
-    <w:tmpl w:val="021C2E7C"/>
+    <w:tmpl w:val="AA865676"/>
     <w:lvl w:ilvl="0" w:tplc="040E0001">
       <w:start w:val="1"/>
       <w:numFmt w:val="bullet"/>
       <w:lvlText w:val=""/>
       <w:lvlJc w:val="left"/>
       <w:pPr>
-        <w:ind w:left="1428" w:hanging="360"/>
+        <w:ind w:left="1068" w:hanging="360"/>
       </w:pPr>
       <w:rPr>
         <w:rFonts w:ascii="Symbol" w:hAnsi="Symbol" w:hint="default"/>
@@ -9426,7 +14402,7 @@
       <w:lvlText w:val="o"/>
       <w:lvlJc w:val="left"/>
       <w:pPr>
-        <w:ind w:left="2148" w:hanging="360"/>
+        <w:ind w:left="1788" w:hanging="360"/>
       </w:pPr>
       <w:rPr>
         <w:rFonts w:ascii="Courier New" w:hAnsi="Courier New" w:cs="Courier New" w:hint="default"/>
@@ -9438,7 +14414,7 @@
       <w:lvlText w:val=""/>
       <w:lvlJc w:val="left"/>
       <w:pPr>
-        <w:ind w:left="2868" w:hanging="360"/>
+        <w:ind w:left="2508" w:hanging="360"/>
       </w:pPr>
       <w:rPr>
         <w:rFonts w:ascii="Wingdings" w:hAnsi="Wingdings" w:hint="default"/>
@@ -9450,7 +14426,7 @@
       <w:lvlText w:val=""/>
       <w:lvlJc w:val="left"/>
       <w:pPr>
-        <w:ind w:left="3588" w:hanging="360"/>
+        <w:ind w:left="3228" w:hanging="360"/>
       </w:pPr>
       <w:rPr>
         <w:rFonts w:ascii="Symbol" w:hAnsi="Symbol" w:hint="default"/>
@@ -9462,7 +14438,7 @@
       <w:lvlText w:val="o"/>
       <w:lvlJc w:val="left"/>
       <w:pPr>
-        <w:ind w:left="4308" w:hanging="360"/>
+        <w:ind w:left="3948" w:hanging="360"/>
       </w:pPr>
       <w:rPr>
         <w:rFonts w:ascii="Courier New" w:hAnsi="Courier New" w:cs="Courier New" w:hint="default"/>
@@ -9474,7 +14450,7 @@
       <w:lvlText w:val=""/>
       <w:lvlJc w:val="left"/>
       <w:pPr>
-        <w:ind w:left="5028" w:hanging="360"/>
+        <w:ind w:left="4668" w:hanging="360"/>
       </w:pPr>
       <w:rPr>
         <w:rFonts w:ascii="Wingdings" w:hAnsi="Wingdings" w:hint="default"/>
@@ -9486,7 +14462,7 @@
       <w:lvlText w:val=""/>
       <w:lvlJc w:val="left"/>
       <w:pPr>
-        <w:ind w:left="5748" w:hanging="360"/>
+        <w:ind w:left="5388" w:hanging="360"/>
       </w:pPr>
       <w:rPr>
         <w:rFonts w:ascii="Symbol" w:hAnsi="Symbol" w:hint="default"/>
@@ -9498,7 +14474,7 @@
       <w:lvlText w:val="o"/>
       <w:lvlJc w:val="left"/>
       <w:pPr>
-        <w:ind w:left="6468" w:hanging="360"/>
+        <w:ind w:left="6108" w:hanging="360"/>
       </w:pPr>
       <w:rPr>
         <w:rFonts w:ascii="Courier New" w:hAnsi="Courier New" w:cs="Courier New" w:hint="default"/>
@@ -9510,17 +14486,17 @@
       <w:lvlText w:val=""/>
       <w:lvlJc w:val="left"/>
       <w:pPr>
-        <w:ind w:left="7188" w:hanging="360"/>
+        <w:ind w:left="6828" w:hanging="360"/>
       </w:pPr>
       <w:rPr>
         <w:rFonts w:ascii="Wingdings" w:hAnsi="Wingdings" w:hint="default"/>
       </w:rPr>
     </w:lvl>
   </w:abstractNum>
-  <w:abstractNum w:abstractNumId="7" w15:restartNumberingAfterBreak="0">
-    <w:nsid w:val="54230612"/>
+  <w:abstractNum w:abstractNumId="8" w15:restartNumberingAfterBreak="0">
+    <w:nsid w:val="3E0F7FEA"/>
     <w:multiLevelType w:val="hybridMultilevel"/>
-    <w:tmpl w:val="3BA2FF60"/>
+    <w:tmpl w:val="021C2E7C"/>
     <w:lvl w:ilvl="0" w:tplc="040E0001">
       <w:start w:val="1"/>
       <w:numFmt w:val="bullet"/>
@@ -9630,7 +14606,120 @@
       </w:rPr>
     </w:lvl>
   </w:abstractNum>
-  <w:abstractNum w:abstractNumId="8" w15:restartNumberingAfterBreak="0">
+  <w:abstractNum w:abstractNumId="9" w15:restartNumberingAfterBreak="0">
+    <w:nsid w:val="54230612"/>
+    <w:multiLevelType w:val="hybridMultilevel"/>
+    <w:tmpl w:val="3BA2FF60"/>
+    <w:lvl w:ilvl="0" w:tplc="040E0001">
+      <w:start w:val="1"/>
+      <w:numFmt w:val="bullet"/>
+      <w:lvlText w:val=""/>
+      <w:lvlJc w:val="left"/>
+      <w:pPr>
+        <w:ind w:left="1428" w:hanging="360"/>
+      </w:pPr>
+      <w:rPr>
+        <w:rFonts w:ascii="Symbol" w:hAnsi="Symbol" w:hint="default"/>
+      </w:rPr>
+    </w:lvl>
+    <w:lvl w:ilvl="1" w:tplc="040E0003" w:tentative="1">
+      <w:start w:val="1"/>
+      <w:numFmt w:val="bullet"/>
+      <w:lvlText w:val="o"/>
+      <w:lvlJc w:val="left"/>
+      <w:pPr>
+        <w:ind w:left="2148" w:hanging="360"/>
+      </w:pPr>
+      <w:rPr>
+        <w:rFonts w:ascii="Courier New" w:hAnsi="Courier New" w:cs="Courier New" w:hint="default"/>
+      </w:rPr>
+    </w:lvl>
+    <w:lvl w:ilvl="2" w:tplc="040E0005" w:tentative="1">
+      <w:start w:val="1"/>
+      <w:numFmt w:val="bullet"/>
+      <w:lvlText w:val=""/>
+      <w:lvlJc w:val="left"/>
+      <w:pPr>
+        <w:ind w:left="2868" w:hanging="360"/>
+      </w:pPr>
+      <w:rPr>
+        <w:rFonts w:ascii="Wingdings" w:hAnsi="Wingdings" w:hint="default"/>
+      </w:rPr>
+    </w:lvl>
+    <w:lvl w:ilvl="3" w:tplc="040E0001" w:tentative="1">
+      <w:start w:val="1"/>
+      <w:numFmt w:val="bullet"/>
+      <w:lvlText w:val=""/>
+      <w:lvlJc w:val="left"/>
+      <w:pPr>
+        <w:ind w:left="3588" w:hanging="360"/>
+      </w:pPr>
+      <w:rPr>
+        <w:rFonts w:ascii="Symbol" w:hAnsi="Symbol" w:hint="default"/>
+      </w:rPr>
+    </w:lvl>
+    <w:lvl w:ilvl="4" w:tplc="040E0003" w:tentative="1">
+      <w:start w:val="1"/>
+      <w:numFmt w:val="bullet"/>
+      <w:lvlText w:val="o"/>
+      <w:lvlJc w:val="left"/>
+      <w:pPr>
+        <w:ind w:left="4308" w:hanging="360"/>
+      </w:pPr>
+      <w:rPr>
+        <w:rFonts w:ascii="Courier New" w:hAnsi="Courier New" w:cs="Courier New" w:hint="default"/>
+      </w:rPr>
+    </w:lvl>
+    <w:lvl w:ilvl="5" w:tplc="040E0005" w:tentative="1">
+      <w:start w:val="1"/>
+      <w:numFmt w:val="bullet"/>
+      <w:lvlText w:val=""/>
+      <w:lvlJc w:val="left"/>
+      <w:pPr>
+        <w:ind w:left="5028" w:hanging="360"/>
+      </w:pPr>
+      <w:rPr>
+        <w:rFonts w:ascii="Wingdings" w:hAnsi="Wingdings" w:hint="default"/>
+      </w:rPr>
+    </w:lvl>
+    <w:lvl w:ilvl="6" w:tplc="040E0001" w:tentative="1">
+      <w:start w:val="1"/>
+      <w:numFmt w:val="bullet"/>
+      <w:lvlText w:val=""/>
+      <w:lvlJc w:val="left"/>
+      <w:pPr>
+        <w:ind w:left="5748" w:hanging="360"/>
+      </w:pPr>
+      <w:rPr>
+        <w:rFonts w:ascii="Symbol" w:hAnsi="Symbol" w:hint="default"/>
+      </w:rPr>
+    </w:lvl>
+    <w:lvl w:ilvl="7" w:tplc="040E0003" w:tentative="1">
+      <w:start w:val="1"/>
+      <w:numFmt w:val="bullet"/>
+      <w:lvlText w:val="o"/>
+      <w:lvlJc w:val="left"/>
+      <w:pPr>
+        <w:ind w:left="6468" w:hanging="360"/>
+      </w:pPr>
+      <w:rPr>
+        <w:rFonts w:ascii="Courier New" w:hAnsi="Courier New" w:cs="Courier New" w:hint="default"/>
+      </w:rPr>
+    </w:lvl>
+    <w:lvl w:ilvl="8" w:tplc="040E0005" w:tentative="1">
+      <w:start w:val="1"/>
+      <w:numFmt w:val="bullet"/>
+      <w:lvlText w:val=""/>
+      <w:lvlJc w:val="left"/>
+      <w:pPr>
+        <w:ind w:left="7188" w:hanging="360"/>
+      </w:pPr>
+      <w:rPr>
+        <w:rFonts w:ascii="Wingdings" w:hAnsi="Wingdings" w:hint="default"/>
+      </w:rPr>
+    </w:lvl>
+  </w:abstractNum>
+  <w:abstractNum w:abstractNumId="10" w15:restartNumberingAfterBreak="0">
     <w:nsid w:val="61247E68"/>
     <w:multiLevelType w:val="hybridMultilevel"/>
     <w:tmpl w:val="5E6CB8DE"/>
@@ -9743,38 +14832,44 @@
       </w:rPr>
     </w:lvl>
   </w:abstractNum>
-  <w:num w:numId="1">
+  <w:num w:numId="1" w16cid:durableId="370542109">
+    <w:abstractNumId w:val="4"/>
+  </w:num>
+  <w:num w:numId="2" w16cid:durableId="571080848">
+    <w:abstractNumId w:val="2"/>
+  </w:num>
+  <w:num w:numId="3" w16cid:durableId="49614243">
+    <w:abstractNumId w:val="6"/>
+  </w:num>
+  <w:num w:numId="4" w16cid:durableId="1010914385">
+    <w:abstractNumId w:val="9"/>
+  </w:num>
+  <w:num w:numId="5" w16cid:durableId="46953770">
     <w:abstractNumId w:val="3"/>
   </w:num>
-  <w:num w:numId="2">
+  <w:num w:numId="6" w16cid:durableId="1716855346">
+    <w:abstractNumId w:val="10"/>
+  </w:num>
+  <w:num w:numId="7" w16cid:durableId="745801799">
     <w:abstractNumId w:val="1"/>
   </w:num>
-  <w:num w:numId="3">
+  <w:num w:numId="8" w16cid:durableId="2077972978">
     <w:abstractNumId w:val="5"/>
   </w:num>
-  <w:num w:numId="4">
+  <w:num w:numId="9" w16cid:durableId="1445227377">
+    <w:abstractNumId w:val="8"/>
+  </w:num>
+  <w:num w:numId="10" w16cid:durableId="1742602921">
     <w:abstractNumId w:val="7"/>
   </w:num>
-  <w:num w:numId="5">
-    <w:abstractNumId w:val="2"/>
-  </w:num>
-  <w:num w:numId="6">
-    <w:abstractNumId w:val="8"/>
-  </w:num>
-  <w:num w:numId="7">
+  <w:num w:numId="11" w16cid:durableId="1943682952">
     <w:abstractNumId w:val="0"/>
-  </w:num>
-  <w:num w:numId="8">
-    <w:abstractNumId w:val="4"/>
-  </w:num>
-  <w:num w:numId="9">
-    <w:abstractNumId w:val="6"/>
   </w:num>
 </w:numbering>
 </file>
 
 <file path=word/styles.xml><?xml version="1.0" encoding="utf-8"?>
-<w:styles xmlns:mc="http://schemas.openxmlformats.org/markup-compatibility/2006" xmlns:r="http://schemas.openxmlformats.org/officeDocument/2006/relationships" xmlns:w="http://schemas.openxmlformats.org/wordprocessingml/2006/main" xmlns:w14="http://schemas.microsoft.com/office/word/2010/wordml" xmlns:w15="http://schemas.microsoft.com/office/word/2012/wordml" mc:Ignorable="w14 w15">
+<w:styles xmlns:mc="http://schemas.openxmlformats.org/markup-compatibility/2006" xmlns:r="http://schemas.openxmlformats.org/officeDocument/2006/relationships" xmlns:w="http://schemas.openxmlformats.org/wordprocessingml/2006/main" xmlns:w14="http://schemas.microsoft.com/office/word/2010/wordml" xmlns:w15="http://schemas.microsoft.com/office/word/2012/wordml" xmlns:w16cex="http://schemas.microsoft.com/office/word/2018/wordml/cex" xmlns:w16cid="http://schemas.microsoft.com/office/word/2016/wordml/cid" xmlns:w16="http://schemas.microsoft.com/office/word/2018/wordml" xmlns:w16du="http://schemas.microsoft.com/office/word/2023/wordml/word16du" xmlns:w16sdtdh="http://schemas.microsoft.com/office/word/2020/wordml/sdtdatahash" xmlns:w16sdtfl="http://schemas.microsoft.com/office/word/2024/wordml/sdtformatlock" xmlns:w16se="http://schemas.microsoft.com/office/word/2015/wordml/symex" mc:Ignorable="w14 w15 w16se w16cid w16 w16cex w16sdtdh w16sdtfl w16du">
   <w:docDefaults>
     <w:rPrDefault>
       <w:rPr>
@@ -9792,7 +14887,7 @@
       </w:pPr>
     </w:pPrDefault>
   </w:docDefaults>
-  <w:latentStyles w:defLockedState="0" w:defUIPriority="99" w:defSemiHidden="0" w:defUnhideWhenUsed="0" w:defQFormat="0" w:count="371">
+  <w:latentStyles w:defLockedState="0" w:defUIPriority="99" w:defSemiHidden="0" w:defUnhideWhenUsed="0" w:defQFormat="0" w:count="376">
     <w:lsdException w:name="Normal" w:uiPriority="0" w:qFormat="1"/>
     <w:lsdException w:name="heading 1" w:uiPriority="9" w:qFormat="1"/>
     <w:lsdException w:name="heading 2" w:semiHidden="1" w:uiPriority="9" w:unhideWhenUsed="1" w:qFormat="1"/>
@@ -10164,6 +15259,11 @@
     <w:lsdException w:name="List Table 5 Dark Accent 6" w:uiPriority="50"/>
     <w:lsdException w:name="List Table 6 Colorful Accent 6" w:uiPriority="51"/>
     <w:lsdException w:name="List Table 7 Colorful Accent 6" w:uiPriority="52"/>
+    <w:lsdException w:name="Mention" w:semiHidden="1" w:unhideWhenUsed="1"/>
+    <w:lsdException w:name="Smart Hyperlink" w:semiHidden="1" w:unhideWhenUsed="1"/>
+    <w:lsdException w:name="Hashtag" w:semiHidden="1" w:unhideWhenUsed="1"/>
+    <w:lsdException w:name="Unresolved Mention" w:semiHidden="1" w:unhideWhenUsed="1"/>
+    <w:lsdException w:name="Smart Link" w:semiHidden="1" w:unhideWhenUsed="1"/>
   </w:latentStyles>
   <w:style w:type="paragraph" w:default="1" w:styleId="Norml">
     <w:name w:val="Normal"/>
@@ -10370,7 +15470,6 @@
   <w:style w:type="character" w:default="1" w:styleId="Bekezdsalapbettpusa">
     <w:name w:val="Default Paragraph Font"/>
     <w:uiPriority w:val="1"/>
-    <w:semiHidden/>
     <w:unhideWhenUsed/>
   </w:style>
   <w:style w:type="table" w:default="1" w:styleId="Normltblzat">
@@ -10831,8 +15930,8 @@
       <w:szCs w:val="18"/>
     </w:rPr>
   </w:style>
-  <w:style w:type="character" w:customStyle="1" w:styleId="UnresolvedMention">
-    <w:name w:val="Unresolved Mention"/>
+  <w:style w:type="character" w:customStyle="1" w:styleId="Feloldatlanmegemlts2">
+    <w:name w:val="Feloldatlan megemlítés2"/>
     <w:basedOn w:val="Bekezdsalapbettpusa"/>
     <w:uiPriority w:val="99"/>
     <w:semiHidden/>
@@ -10854,6 +15953,62 @@
       <w:color w:val="954F72" w:themeColor="followedHyperlink"/>
       <w:u w:val="single"/>
     </w:rPr>
+  </w:style>
+  <w:style w:type="character" w:styleId="Feloldatlanmegemlts">
+    <w:name w:val="Unresolved Mention"/>
+    <w:basedOn w:val="Bekezdsalapbettpusa"/>
+    <w:uiPriority w:val="99"/>
+    <w:semiHidden/>
+    <w:unhideWhenUsed/>
+    <w:rsid w:val="0094621B"/>
+    <w:rPr>
+      <w:color w:val="605E5C"/>
+      <w:shd w:val="clear" w:color="auto" w:fill="E1DFDD"/>
+    </w:rPr>
+  </w:style>
+  <w:style w:type="paragraph" w:styleId="lfej">
+    <w:name w:val="header"/>
+    <w:basedOn w:val="Norml"/>
+    <w:link w:val="lfejChar"/>
+    <w:uiPriority w:val="99"/>
+    <w:unhideWhenUsed/>
+    <w:rsid w:val="00427232"/>
+    <w:pPr>
+      <w:tabs>
+        <w:tab w:val="center" w:pos="4536"/>
+        <w:tab w:val="right" w:pos="9072"/>
+      </w:tabs>
+      <w:spacing w:after="0" w:line="240" w:lineRule="auto"/>
+    </w:pPr>
+  </w:style>
+  <w:style w:type="character" w:customStyle="1" w:styleId="lfejChar">
+    <w:name w:val="Élőfej Char"/>
+    <w:basedOn w:val="Bekezdsalapbettpusa"/>
+    <w:link w:val="lfej"/>
+    <w:uiPriority w:val="99"/>
+    <w:rsid w:val="00427232"/>
+  </w:style>
+  <w:style w:type="paragraph" w:styleId="llb">
+    <w:name w:val="footer"/>
+    <w:basedOn w:val="Norml"/>
+    <w:link w:val="llbChar"/>
+    <w:uiPriority w:val="99"/>
+    <w:unhideWhenUsed/>
+    <w:rsid w:val="00427232"/>
+    <w:pPr>
+      <w:tabs>
+        <w:tab w:val="center" w:pos="4536"/>
+        <w:tab w:val="right" w:pos="9072"/>
+      </w:tabs>
+      <w:spacing w:after="0" w:line="240" w:lineRule="auto"/>
+    </w:pPr>
+  </w:style>
+  <w:style w:type="character" w:customStyle="1" w:styleId="llbChar">
+    <w:name w:val="Élőláb Char"/>
+    <w:basedOn w:val="Bekezdsalapbettpusa"/>
+    <w:link w:val="llb"/>
+    <w:uiPriority w:val="99"/>
+    <w:rsid w:val="00427232"/>
   </w:style>
 </w:styles>
 </file>
